--- a/internal_doc/03.开发设计/Story-配置参数集中修改.docx
+++ b/internal_doc/03.开发设计/Story-配置参数集中修改.docx
@@ -138,9 +138,6 @@
           <w:p>
             <w:pPr>
               <w:ind w:left="0"/>
-              <w:rPr>
-                <w:rFonts w:hint="eastAsia"/>
-              </w:rPr>
             </w:pPr>
             <w:r>
               <w:rPr>
@@ -163,9 +160,6 @@
           <w:p>
             <w:pPr>
               <w:ind w:left="0"/>
-              <w:rPr>
-                <w:rFonts w:hint="eastAsia"/>
-              </w:rPr>
             </w:pPr>
             <w:r>
               <w:rPr>
@@ -1866,7 +1860,52 @@
         <w:rPr>
           <w:rFonts w:hint="eastAsia"/>
         </w:rPr>
-        <w:t>后，若输入的配置包含需要重启生效，亦或是不能改变的配置，通过以下的返回信息告知用户：</w:t>
+        <w:t>后，若输入的配置包含需要重启生效，亦或是不能改变的配置，</w:t>
+      </w:r>
+      <w:r>
+        <w:rPr>
+          <w:rFonts w:hint="eastAsia"/>
+        </w:rPr>
+        <w:t>会打印一句错误信息“</w:t>
+      </w:r>
+      <w:r>
+        <w:t>One or more nodes did not complete successfully</w:t>
+      </w:r>
+      <w:r>
+        <w:rPr>
+          <w:rFonts w:hint="eastAsia"/>
+        </w:rPr>
+        <w:t>”，此时用户输入</w:t>
+      </w:r>
+      <w:r>
+        <w:rPr>
+          <w:rFonts w:hint="eastAsia"/>
+        </w:rPr>
+        <w:t>getLastErrObj()</w:t>
+      </w:r>
+      <w:r>
+        <w:rPr>
+          <w:rFonts w:hint="eastAsia"/>
+        </w:rPr>
+        <w:t>获得</w:t>
+      </w:r>
+      <w:r>
+        <w:rPr>
+          <w:rFonts w:hint="eastAsia"/>
+        </w:rPr>
+        <w:t>以下</w:t>
+      </w:r>
+      <w:r>
+        <w:rPr>
+          <w:rFonts w:hint="eastAsia"/>
+        </w:rPr>
+        <w:t>详细返回信息</w:t>
+      </w:r>
+      <w:r>
+        <w:rPr>
+          <w:rFonts w:hint="eastAsia"/>
+        </w:rPr>
+        <w:t>：</w:t>
       </w:r>
     </w:p>
     <w:p>
@@ -1984,6 +2023,24 @@
         </w:rPr>
         <w:t>该项列出的配置需要重启才能生效</w:t>
       </w:r>
+      <w:r>
+        <w:rPr>
+          <w:rFonts w:hint="eastAsia"/>
+        </w:rPr>
+        <w:t>，在官网上对</w:t>
+      </w:r>
+      <w:r>
+        <w:rPr>
+          <w:rFonts w:hint="eastAsia"/>
+        </w:rPr>
+        <w:t>RebootConfig</w:t>
+      </w:r>
+      <w:r>
+        <w:rPr>
+          <w:rFonts w:hint="eastAsia"/>
+        </w:rPr>
+        <w:t>作详细说明。</w:t>
+      </w:r>
     </w:p>
     <w:p>
       <w:r>
@@ -1997,6 +2054,24 @@
           <w:rFonts w:hint="eastAsia"/>
         </w:rPr>
         <w:t>该项列出的配置安装后不能再改变</w:t>
+      </w:r>
+      <w:r>
+        <w:rPr>
+          <w:rFonts w:hint="eastAsia"/>
+        </w:rPr>
+        <w:t>，在官网上对</w:t>
+      </w:r>
+      <w:r>
+        <w:rPr>
+          <w:rFonts w:hint="eastAsia"/>
+        </w:rPr>
+        <w:t>PermanentConfig</w:t>
+      </w:r>
+      <w:r>
+        <w:rPr>
+          <w:rFonts w:hint="eastAsia"/>
+        </w:rPr>
+        <w:t>作详细说明。</w:t>
       </w:r>
     </w:p>
     <w:p/>
@@ -2066,10 +2141,10 @@
             <v:path o:extrusionok="f" gradientshapeok="t" o:connecttype="rect"/>
             <o:lock v:ext="edit" aspectratio="t"/>
           </v:shapetype>
-          <v:shape id="_x0000_i1025" type="#_x0000_t75" style="width:415.3pt;height:571.4pt" o:ole="">
+          <v:shape id="_x0000_i1025" type="#_x0000_t75" style="width:415.1pt;height:571.6pt" o:ole="">
             <v:imagedata r:id="rId7" o:title=""/>
           </v:shape>
-          <o:OLEObject Type="Embed" ProgID="Visio.Drawing.11" ShapeID="_x0000_i1025" DrawAspect="Content" ObjectID="_1577283853" r:id="rId8"/>
+          <o:OLEObject Type="Embed" ProgID="Visio.Drawing.11" ShapeID="_x0000_i1025" DrawAspect="Content" ObjectID="_1577538735" r:id="rId8"/>
         </w:object>
       </w:r>
     </w:p>
@@ -2083,11 +2158,11 @@
     </w:p>
     <w:p>
       <w:r>
-        <w:object w:dxaOrig="5952" w:dyaOrig="11585">
-          <v:shape id="_x0000_i1026" type="#_x0000_t75" style="width:297.8pt;height:579.45pt" o:ole="">
+        <w:object w:dxaOrig="3853" w:dyaOrig="12805">
+          <v:shape id="_x0000_i1031" type="#_x0000_t75" style="width:192.85pt;height:640.5pt" o:ole="">
             <v:imagedata r:id="rId9" o:title=""/>
           </v:shape>
-          <o:OLEObject Type="Embed" ProgID="Visio.Drawing.11" ShapeID="_x0000_i1026" DrawAspect="Content" ObjectID="_1577283854" r:id="rId10"/>
+          <o:OLEObject Type="Embed" ProgID="Visio.Drawing.11" ShapeID="_x0000_i1031" DrawAspect="Content" ObjectID="_1577538736" r:id="rId10"/>
         </w:object>
       </w:r>
     </w:p>
@@ -2166,7 +2241,6 @@
         <w:ind w:firstLineChars="0"/>
       </w:pPr>
       <w:r>
-        <w:lastRenderedPageBreak/>
         <w:t>_coord</w:t>
       </w:r>
       <w:r>
@@ -2177,138 +2251,461 @@
       </w:r>
       <w:r>
         <w:t>Conf</w:t>
+      </w:r>
+    </w:p>
+    <w:p>
+      <w:pPr>
+        <w:rPr>
+          <w:rFonts w:hint="eastAsia"/>
+        </w:rPr>
+      </w:pPr>
+    </w:p>
+    <w:p>
+      <w:r>
+        <w:rPr>
+          <w:rFonts w:hint="eastAsia"/>
+        </w:rPr>
+        <w:t>改造</w:t>
+      </w:r>
+      <w:r>
+        <w:rPr>
+          <w:rFonts w:hint="eastAsia"/>
+        </w:rPr>
+        <w:t>_coordCmdWithLocation::</w:t>
+      </w:r>
+      <w:r>
+        <w:t>_posExcut</w:t>
+      </w:r>
+      <w:r>
+        <w:rPr>
+          <w:rFonts w:hint="eastAsia"/>
+        </w:rPr>
+        <w:t>e()</w:t>
+      </w:r>
+      <w:r>
+        <w:rPr>
+          <w:rFonts w:hint="eastAsia"/>
+        </w:rPr>
+        <w:t>接口：</w:t>
+      </w:r>
+    </w:p>
+    <w:p>
+      <w:pPr>
+        <w:rPr>
+          <w:rFonts w:hint="eastAsia"/>
+        </w:rPr>
+      </w:pPr>
+      <w:r>
+        <w:rPr>
+          <w:rFonts w:hint="eastAsia"/>
+        </w:rPr>
+        <w:t>因为要对</w:t>
+      </w:r>
+      <w:r>
+        <w:rPr>
+          <w:rFonts w:hint="eastAsia"/>
+        </w:rPr>
+        <w:t>contextCoord</w:t>
+      </w:r>
+      <w:r>
+        <w:rPr>
+          <w:rFonts w:hint="eastAsia"/>
+        </w:rPr>
+        <w:t>进行</w:t>
+      </w:r>
+      <w:r>
+        <w:rPr>
+          <w:rFonts w:hint="eastAsia"/>
+        </w:rPr>
+        <w:t>getMore()</w:t>
+      </w:r>
+      <w:r>
+        <w:rPr>
+          <w:rFonts w:hint="eastAsia"/>
+        </w:rPr>
+        <w:t>，目前</w:t>
+      </w:r>
+      <w:r>
+        <w:rPr>
+          <w:rFonts w:hint="eastAsia"/>
+        </w:rPr>
+        <w:t>_coordCmdWithLocation::</w:t>
+      </w:r>
+      <w:r>
+        <w:t>_posExcute</w:t>
+      </w:r>
+      <w:r>
+        <w:rPr>
+          <w:rFonts w:hint="eastAsia"/>
+        </w:rPr>
+        <w:t>()</w:t>
+      </w:r>
+      <w:r>
+        <w:rPr>
+          <w:rFonts w:hint="eastAsia"/>
+        </w:rPr>
+        <w:t>接口不满足条件，需要给该函数增加</w:t>
+      </w:r>
+      <w:r>
+        <w:t>rtnContextBuf</w:t>
+      </w:r>
+      <w:r>
+        <w:rPr>
+          <w:rFonts w:hint="eastAsia"/>
+        </w:rPr>
+        <w:t>和</w:t>
+      </w:r>
+      <w:r>
+        <w:t>rtnContextCoord</w:t>
+      </w:r>
+      <w:r>
+        <w:rPr>
+          <w:rFonts w:hint="eastAsia"/>
+        </w:rPr>
+        <w:t>的传入。</w:t>
+      </w:r>
+    </w:p>
+    <w:p>
+      <w:pPr>
+        <w:rPr>
+          <w:rFonts w:hint="eastAsia"/>
+        </w:rPr>
+      </w:pPr>
+    </w:p>
+    <w:p/>
+    <w:p>
+      <w:r>
+        <w:rPr>
+          <w:rFonts w:hint="eastAsia"/>
+        </w:rPr>
+        <w:t>对于</w:t>
+      </w:r>
+      <w:r>
+        <w:t>_coordUpdateConf</w:t>
+      </w:r>
+      <w:r>
+        <w:rPr>
+          <w:rFonts w:hint="eastAsia"/>
+        </w:rPr>
+        <w:t>/</w:t>
+      </w:r>
+      <w:r>
+        <w:t>_coord</w:t>
+      </w:r>
+      <w:r>
+        <w:rPr>
+          <w:rFonts w:hint="eastAsia"/>
+        </w:rPr>
+        <w:t>Delete</w:t>
+      </w:r>
+      <w:r>
+        <w:t>Conf</w:t>
+      </w:r>
+      <w:r>
+        <w:rPr>
+          <w:rFonts w:hint="eastAsia"/>
+        </w:rPr>
+        <w:t>：</w:t>
+      </w:r>
+    </w:p>
+    <w:p>
+      <w:r>
+        <w:rPr>
+          <w:rFonts w:hint="eastAsia"/>
+        </w:rPr>
+        <w:t>将</w:t>
+      </w:r>
+      <w:r>
+        <w:rPr>
+          <w:rFonts w:hint="eastAsia"/>
+        </w:rPr>
+        <w:t>filterID</w:t>
+      </w:r>
+      <w:r>
+        <w:rPr>
+          <w:rFonts w:hint="eastAsia"/>
+        </w:rPr>
+        <w:t>设置为</w:t>
+      </w:r>
+      <w:r>
+        <w:rPr>
+          <w:rFonts w:hint="eastAsia"/>
+        </w:rPr>
+        <w:t>selector</w:t>
+      </w:r>
+      <w:r>
+        <w:rPr>
+          <w:rFonts w:hint="eastAsia"/>
+        </w:rPr>
+        <w:t>，因为位置命令参数位于输入参数的第二个。</w:t>
       </w:r>
     </w:p>
     <w:p/>
     <w:p/>
     <w:p>
-      <w:r>
-        <w:rPr>
-          <w:rFonts w:hint="eastAsia"/>
-        </w:rPr>
-        <w:t>对于</w:t>
-      </w:r>
-      <w:r>
-        <w:t>_coordUpdateConf</w:t>
-      </w:r>
-      <w:r>
-        <w:rPr>
-          <w:rFonts w:hint="eastAsia"/>
-        </w:rPr>
-        <w:t>/</w:t>
-      </w:r>
-      <w:r>
-        <w:t>_coord</w:t>
-      </w:r>
-      <w:r>
-        <w:rPr>
-          <w:rFonts w:hint="eastAsia"/>
-        </w:rPr>
-        <w:t>Delete</w:t>
-      </w:r>
-      <w:r>
-        <w:t>Conf</w:t>
-      </w:r>
-      <w:r>
-        <w:rPr>
-          <w:rFonts w:hint="eastAsia"/>
-        </w:rPr>
-        <w:t>：</w:t>
-      </w:r>
-    </w:p>
-    <w:p>
-      <w:r>
-        <w:rPr>
-          <w:rFonts w:hint="eastAsia"/>
-        </w:rPr>
-        <w:t>将</w:t>
-      </w:r>
-      <w:r>
-        <w:rPr>
-          <w:rFonts w:hint="eastAsia"/>
-        </w:rPr>
-        <w:t>filterID</w:t>
-      </w:r>
-      <w:r>
-        <w:rPr>
-          <w:rFonts w:hint="eastAsia"/>
-        </w:rPr>
-        <w:t>设置为</w:t>
-      </w:r>
-      <w:r>
-        <w:rPr>
-          <w:rFonts w:hint="eastAsia"/>
-        </w:rPr>
-        <w:t>selector</w:t>
-      </w:r>
-      <w:r>
-        <w:rPr>
-          <w:rFonts w:hint="eastAsia"/>
-        </w:rPr>
-        <w:t>，因为位置命令参数位于输入参数的第二个。</w:t>
+      <w:pPr>
+        <w:pStyle w:val="Heading3"/>
+      </w:pPr>
+      <w:r>
+        <w:rPr>
+          <w:rFonts w:hint="eastAsia"/>
+        </w:rPr>
+        <w:t>在节点上的处理流程</w:t>
+      </w:r>
+    </w:p>
+    <w:p>
+      <w:r>
+        <w:rPr>
+          <w:rFonts w:hint="eastAsia"/>
+        </w:rPr>
+        <w:t>节点会在</w:t>
+      </w:r>
+      <w:r>
+        <w:rPr>
+          <w:rFonts w:hint="eastAsia"/>
+        </w:rPr>
+        <w:t>Shard</w:t>
+      </w:r>
+      <w:r>
+        <w:rPr>
+          <w:rFonts w:hint="eastAsia"/>
+        </w:rPr>
+        <w:t>服务平面接收到协调节点发送的消息，在节点的</w:t>
+      </w:r>
+      <w:r>
+        <w:rPr>
+          <w:rFonts w:hint="eastAsia"/>
+        </w:rPr>
+        <w:t>rtn</w:t>
+      </w:r>
+      <w:r>
+        <w:rPr>
+          <w:rFonts w:hint="eastAsia"/>
+        </w:rPr>
+        <w:t>模块中，需要增加几个</w:t>
+      </w:r>
+      <w:r>
+        <w:rPr>
+          <w:rFonts w:hint="eastAsia"/>
+        </w:rPr>
+        <w:t>_rtnCommand</w:t>
+      </w:r>
+      <w:r>
+        <w:rPr>
+          <w:rFonts w:hint="eastAsia"/>
+        </w:rPr>
+        <w:t>接口的实现</w:t>
+      </w:r>
+      <w:r>
+        <w:rPr>
+          <w:rFonts w:hint="eastAsia"/>
+        </w:rPr>
+        <w:t>。</w:t>
       </w:r>
     </w:p>
     <w:p/>
     <w:p/>
     <w:p>
+      <w:r>
+        <w:rPr>
+          <w:rFonts w:hint="eastAsia"/>
+        </w:rPr>
+        <w:t>架构图：</w:t>
+      </w:r>
+    </w:p>
+    <w:p>
+      <w:r>
+        <w:object w:dxaOrig="9679" w:dyaOrig="9985">
+          <v:shape id="_x0000_i1026" type="#_x0000_t75" style="width:415.1pt;height:428.25pt" o:ole="">
+            <v:imagedata r:id="rId11" o:title=""/>
+          </v:shape>
+          <o:OLEObject Type="Embed" ProgID="Visio.Drawing.11" ShapeID="_x0000_i1026" DrawAspect="Content" ObjectID="_1577538737" r:id="rId12"/>
+        </w:object>
+      </w:r>
+    </w:p>
+    <w:p>
+      <w:r>
+        <w:rPr>
+          <w:rFonts w:hint="eastAsia"/>
+        </w:rPr>
+        <w:t>流程图：</w:t>
+      </w:r>
+    </w:p>
+    <w:p>
+      <w:r>
+        <w:object w:dxaOrig="5668" w:dyaOrig="10492">
+          <v:shape id="_x0000_i1027" type="#_x0000_t75" style="width:283.6pt;height:524.65pt" o:ole="">
+            <v:imagedata r:id="rId13" o:title=""/>
+          </v:shape>
+          <o:OLEObject Type="Embed" ProgID="Visio.Drawing.11" ShapeID="_x0000_i1027" DrawAspect="Content" ObjectID="_1577538738" r:id="rId14"/>
+        </w:object>
+      </w:r>
+    </w:p>
+    <w:p/>
+    <w:p>
+      <w:r>
+        <w:rPr>
+          <w:rFonts w:hint="eastAsia"/>
+        </w:rPr>
+        <w:t>修改要点：</w:t>
+      </w:r>
+    </w:p>
+    <w:p/>
+    <w:p>
+      <w:r>
+        <w:rPr>
+          <w:rFonts w:hint="eastAsia"/>
+        </w:rPr>
+        <w:t>增加一个新的</w:t>
+      </w:r>
+      <w:r>
+        <w:rPr>
+          <w:rFonts w:hint="eastAsia"/>
+        </w:rPr>
+        <w:t>context</w:t>
+      </w:r>
+      <w:r>
+        <w:rPr>
+          <w:rFonts w:hint="eastAsia"/>
+        </w:rPr>
+        <w:t>类型：</w:t>
+      </w:r>
+    </w:p>
+    <w:p>
+      <w:r>
+        <w:rPr>
+          <w:rFonts w:hint="eastAsia"/>
+        </w:rPr>
+        <w:t>contextConfig</w:t>
+      </w:r>
+      <w:r>
+        <w:rPr>
+          <w:rFonts w:hint="eastAsia"/>
+        </w:rPr>
+        <w:t>，用于保存配置返回信息。</w:t>
+      </w:r>
+    </w:p>
+    <w:p/>
+    <w:p>
+      <w:r>
+        <w:rPr>
+          <w:rFonts w:hint="eastAsia"/>
+        </w:rPr>
+        <w:t>增加一个</w:t>
+      </w:r>
+      <w:r>
+        <w:rPr>
+          <w:rFonts w:hint="eastAsia"/>
+        </w:rPr>
+        <w:t>Fetcher</w:t>
+      </w:r>
+      <w:r>
+        <w:rPr>
+          <w:rFonts w:hint="eastAsia"/>
+        </w:rPr>
+        <w:t>：</w:t>
+      </w:r>
+    </w:p>
+    <w:p>
+      <w:r>
+        <w:t>_monConfigFetcher</w:t>
+      </w:r>
+      <w:r>
+        <w:rPr>
+          <w:rFonts w:hint="eastAsia"/>
+        </w:rPr>
+        <w:t>()</w:t>
+      </w:r>
+      <w:r>
+        <w:rPr>
+          <w:rFonts w:hint="eastAsia"/>
+        </w:rPr>
+        <w:t>，用于</w:t>
+      </w:r>
+      <w:r>
+        <w:rPr>
+          <w:rFonts w:hint="eastAsia"/>
+        </w:rPr>
+        <w:t>snapshot</w:t>
+      </w:r>
+      <w:r>
+        <w:rPr>
+          <w:rFonts w:hint="eastAsia"/>
+        </w:rPr>
+        <w:t>获取配置信息</w:t>
+      </w:r>
+    </w:p>
+    <w:p/>
+    <w:p>
+      <w:r>
+        <w:rPr>
+          <w:rFonts w:hint="eastAsia"/>
+        </w:rPr>
+        <w:t>增加三个</w:t>
+      </w:r>
+      <w:r>
+        <w:rPr>
+          <w:rFonts w:hint="eastAsia"/>
+        </w:rPr>
+        <w:t>_rtnCommand</w:t>
+      </w:r>
+      <w:r>
+        <w:rPr>
+          <w:rFonts w:hint="eastAsia"/>
+        </w:rPr>
+        <w:t>：</w:t>
+      </w:r>
+    </w:p>
+    <w:p>
+      <w:r>
+        <w:rPr>
+          <w:rFonts w:hint="eastAsia"/>
+        </w:rPr>
+        <w:lastRenderedPageBreak/>
+        <w:t>_rtnUpdateConfig()</w:t>
+      </w:r>
+    </w:p>
+    <w:p>
+      <w:r>
+        <w:rPr>
+          <w:rFonts w:hint="eastAsia"/>
+        </w:rPr>
+        <w:t>_rtnDeleteConfig()</w:t>
+      </w:r>
+    </w:p>
+    <w:p>
+      <w:r>
+        <w:t>_rtnSnapshotConfigs</w:t>
+      </w:r>
+      <w:r>
+        <w:rPr>
+          <w:rFonts w:hint="eastAsia"/>
+        </w:rPr>
+        <w:t>()</w:t>
+      </w:r>
+    </w:p>
+    <w:p/>
+    <w:p>
+      <w:pPr>
+        <w:ind w:left="0"/>
+      </w:pPr>
+    </w:p>
+    <w:p>
       <w:pPr>
         <w:pStyle w:val="Heading3"/>
-      </w:pPr>
-      <w:r>
-        <w:rPr>
-          <w:rFonts w:hint="eastAsia"/>
-        </w:rPr>
-        <w:t>在节点上的处理流程</w:t>
-      </w:r>
-    </w:p>
-    <w:p>
-      <w:r>
-        <w:rPr>
-          <w:rFonts w:hint="eastAsia"/>
-        </w:rPr>
-        <w:t>节点会在</w:t>
-      </w:r>
-      <w:r>
-        <w:rPr>
-          <w:rFonts w:hint="eastAsia"/>
-        </w:rPr>
-        <w:t>Shard</w:t>
-      </w:r>
-      <w:r>
-        <w:rPr>
-          <w:rFonts w:hint="eastAsia"/>
-        </w:rPr>
-        <w:t>服务平面接收到协调节点发送的消息，在节点的</w:t>
-      </w:r>
-      <w:r>
-        <w:rPr>
-          <w:rFonts w:hint="eastAsia"/>
-        </w:rPr>
-        <w:t>rtn</w:t>
-      </w:r>
-      <w:r>
-        <w:rPr>
-          <w:rFonts w:hint="eastAsia"/>
-        </w:rPr>
-        <w:t>模块中，需要增加几个</w:t>
-      </w:r>
-      <w:r>
-        <w:rPr>
-          <w:rFonts w:hint="eastAsia"/>
-        </w:rPr>
-        <w:t>_rtnCommand</w:t>
-      </w:r>
-      <w:r>
-        <w:rPr>
-          <w:rFonts w:hint="eastAsia"/>
-        </w:rPr>
-        <w:t>接口的实现</w:t>
-      </w:r>
-      <w:r>
-        <w:rPr>
-          <w:rFonts w:hint="eastAsia"/>
-        </w:rPr>
-        <w:t>。</w:t>
+        <w:ind w:left="717"/>
+      </w:pPr>
+      <w:r>
+        <w:rPr>
+          <w:rFonts w:hint="eastAsia"/>
+        </w:rPr>
+        <w:t>改造</w:t>
+      </w:r>
+      <w:r>
+        <w:rPr>
+          <w:rFonts w:hint="eastAsia"/>
+        </w:rPr>
+        <w:t>_pmdOptionsMgr</w:t>
       </w:r>
     </w:p>
     <w:p/>
@@ -2318,222 +2715,16 @@
         <w:rPr>
           <w:rFonts w:hint="eastAsia"/>
         </w:rPr>
-        <w:t>架构图：</w:t>
-      </w:r>
-    </w:p>
-    <w:p>
-      <w:r>
-        <w:object w:dxaOrig="9679" w:dyaOrig="9985">
-          <v:shape id="_x0000_i1027" type="#_x0000_t75" style="width:415.3pt;height:428.55pt" o:ole="">
-            <v:imagedata r:id="rId11" o:title=""/>
-          </v:shape>
-          <o:OLEObject Type="Embed" ProgID="Visio.Drawing.11" ShapeID="_x0000_i1027" DrawAspect="Content" ObjectID="_1577283855" r:id="rId12"/>
-        </w:object>
-      </w:r>
-    </w:p>
-    <w:p>
-      <w:r>
-        <w:rPr>
-          <w:rFonts w:hint="eastAsia"/>
-        </w:rPr>
-        <w:lastRenderedPageBreak/>
-        <w:t>流程图：</w:t>
-      </w:r>
-    </w:p>
-    <w:p>
-      <w:r>
-        <w:object w:dxaOrig="5668" w:dyaOrig="10492">
-          <v:shape id="_x0000_i1028" type="#_x0000_t75" style="width:283.4pt;height:524.75pt" o:ole="">
-            <v:imagedata r:id="rId13" o:title=""/>
-          </v:shape>
-          <o:OLEObject Type="Embed" ProgID="Visio.Drawing.11" ShapeID="_x0000_i1028" DrawAspect="Content" ObjectID="_1577283856" r:id="rId14"/>
-        </w:object>
-      </w:r>
-    </w:p>
-    <w:p/>
-    <w:p>
-      <w:r>
-        <w:rPr>
-          <w:rFonts w:hint="eastAsia"/>
-        </w:rPr>
-        <w:t>修改要点：</w:t>
-      </w:r>
-    </w:p>
-    <w:p/>
-    <w:p>
-      <w:r>
-        <w:rPr>
-          <w:rFonts w:hint="eastAsia"/>
-        </w:rPr>
-        <w:t>增加一个新的</w:t>
-      </w:r>
-      <w:r>
-        <w:rPr>
-          <w:rFonts w:hint="eastAsia"/>
-        </w:rPr>
-        <w:t>context</w:t>
-      </w:r>
-      <w:r>
-        <w:rPr>
-          <w:rFonts w:hint="eastAsia"/>
-        </w:rPr>
-        <w:t>类型：</w:t>
-      </w:r>
-    </w:p>
-    <w:p>
-      <w:r>
-        <w:rPr>
-          <w:rFonts w:hint="eastAsia"/>
-        </w:rPr>
-        <w:t>contextConfig</w:t>
-      </w:r>
-      <w:r>
-        <w:rPr>
-          <w:rFonts w:hint="eastAsia"/>
-        </w:rPr>
-        <w:t>，用于保存配置返回信息。</w:t>
-      </w:r>
-    </w:p>
-    <w:p/>
-    <w:p>
-      <w:r>
-        <w:rPr>
-          <w:rFonts w:hint="eastAsia"/>
-        </w:rPr>
-        <w:t>增加一个</w:t>
-      </w:r>
-      <w:r>
-        <w:rPr>
-          <w:rFonts w:hint="eastAsia"/>
-        </w:rPr>
-        <w:t>Fetcher</w:t>
-      </w:r>
-      <w:r>
-        <w:rPr>
-          <w:rFonts w:hint="eastAsia"/>
-        </w:rPr>
-        <w:t>：</w:t>
-      </w:r>
-    </w:p>
-    <w:p>
-      <w:r>
-        <w:t>_monConfigFetcher</w:t>
-      </w:r>
-      <w:r>
-        <w:rPr>
-          <w:rFonts w:hint="eastAsia"/>
-        </w:rPr>
-        <w:t>()</w:t>
-      </w:r>
-      <w:r>
-        <w:rPr>
-          <w:rFonts w:hint="eastAsia"/>
-        </w:rPr>
-        <w:t>，用于</w:t>
-      </w:r>
-      <w:r>
-        <w:rPr>
-          <w:rFonts w:hint="eastAsia"/>
-        </w:rPr>
-        <w:t>snapshot</w:t>
-      </w:r>
-      <w:r>
-        <w:rPr>
-          <w:rFonts w:hint="eastAsia"/>
-        </w:rPr>
-        <w:t>获取配置信息</w:t>
-      </w:r>
-    </w:p>
-    <w:p/>
-    <w:p>
-      <w:r>
-        <w:rPr>
-          <w:rFonts w:hint="eastAsia"/>
-        </w:rPr>
-        <w:lastRenderedPageBreak/>
-        <w:t>增加三个</w:t>
-      </w:r>
-      <w:r>
-        <w:rPr>
-          <w:rFonts w:hint="eastAsia"/>
-        </w:rPr>
-        <w:t>_rtnCommand</w:t>
-      </w:r>
-      <w:r>
-        <w:rPr>
-          <w:rFonts w:hint="eastAsia"/>
-        </w:rPr>
-        <w:t>：</w:t>
-      </w:r>
-    </w:p>
-    <w:p>
-      <w:r>
-        <w:rPr>
-          <w:rFonts w:hint="eastAsia"/>
-        </w:rPr>
-        <w:t>_rtnUpdateConfig()</w:t>
-      </w:r>
-    </w:p>
-    <w:p>
-      <w:r>
-        <w:rPr>
-          <w:rFonts w:hint="eastAsia"/>
-        </w:rPr>
-        <w:t>_rtnDeleteConfig()</w:t>
-      </w:r>
-    </w:p>
-    <w:p>
-      <w:r>
-        <w:t>_rtnSnapshotConfigs</w:t>
-      </w:r>
-      <w:r>
-        <w:rPr>
-          <w:rFonts w:hint="eastAsia"/>
-        </w:rPr>
-        <w:t>()</w:t>
-      </w:r>
-    </w:p>
-    <w:p/>
-    <w:p>
-      <w:pPr>
-        <w:ind w:left="0"/>
-      </w:pPr>
-    </w:p>
-    <w:p>
-      <w:pPr>
-        <w:pStyle w:val="Heading3"/>
-        <w:ind w:left="717"/>
-      </w:pPr>
-      <w:r>
-        <w:rPr>
-          <w:rFonts w:hint="eastAsia"/>
-        </w:rPr>
-        <w:t>改造</w:t>
-      </w:r>
-      <w:r>
-        <w:rPr>
-          <w:rFonts w:hint="eastAsia"/>
-        </w:rPr>
-        <w:t>_pmdOptionsMgr</w:t>
-      </w:r>
-    </w:p>
-    <w:p/>
-    <w:p/>
-    <w:p>
-      <w:r>
-        <w:rPr>
-          <w:rFonts w:hint="eastAsia"/>
-        </w:rPr>
         <w:t>类架构：</w:t>
       </w:r>
     </w:p>
     <w:p>
       <w:r>
         <w:object w:dxaOrig="6915" w:dyaOrig="2919">
-          <v:shape id="_x0000_i1029" type="#_x0000_t75" style="width:346.2pt;height:145.75pt" o:ole="">
+          <v:shape id="_x0000_i1028" type="#_x0000_t75" style="width:346.25pt;height:145.9pt" o:ole="">
             <v:imagedata r:id="rId15" o:title=""/>
           </v:shape>
-          <o:OLEObject Type="Embed" ProgID="Visio.Drawing.11" ShapeID="_x0000_i1029" DrawAspect="Content" ObjectID="_1577283857" r:id="rId16"/>
+          <o:OLEObject Type="Embed" ProgID="Visio.Drawing.11" ShapeID="_x0000_i1028" DrawAspect="Content" ObjectID="_1577538739" r:id="rId16"/>
         </w:object>
       </w:r>
     </w:p>
@@ -2555,10 +2746,10 @@
     <w:p>
       <w:r>
         <w:object w:dxaOrig="3739" w:dyaOrig="3456">
-          <v:shape id="_x0000_i1030" type="#_x0000_t75" style="width:187.2pt;height:172.8pt" o:ole="">
+          <v:shape id="_x0000_i1029" type="#_x0000_t75" style="width:187.2pt;height:172.8pt" o:ole="">
             <v:imagedata r:id="rId17" o:title=""/>
           </v:shape>
-          <o:OLEObject Type="Embed" ProgID="Visio.Drawing.11" ShapeID="_x0000_i1030" DrawAspect="Content" ObjectID="_1577283858" r:id="rId18"/>
+          <o:OLEObject Type="Embed" ProgID="Visio.Drawing.11" ShapeID="_x0000_i1029" DrawAspect="Content" ObjectID="_1577538740" r:id="rId18"/>
         </w:object>
       </w:r>
     </w:p>
@@ -2585,10 +2776,10 @@
     <w:p>
       <w:r>
         <w:object w:dxaOrig="10967" w:dyaOrig="15150">
-          <v:shape id="_x0000_i1031" type="#_x0000_t75" style="width:415.3pt;height:573.7pt" o:ole="">
+          <v:shape id="_x0000_i1030" type="#_x0000_t75" style="width:415.1pt;height:573.5pt" o:ole="">
             <v:imagedata r:id="rId19" o:title=""/>
           </v:shape>
-          <o:OLEObject Type="Embed" ProgID="Visio.Drawing.11" ShapeID="_x0000_i1031" DrawAspect="Content" ObjectID="_1577283859" r:id="rId20"/>
+          <o:OLEObject Type="Embed" ProgID="Visio.Drawing.11" ShapeID="_x0000_i1030" DrawAspect="Content" ObjectID="_1577538741" r:id="rId20"/>
         </w:object>
       </w:r>
     </w:p>

--- a/internal_doc/03.开发设计/Story-配置参数集中修改.docx
+++ b/internal_doc/03.开发设计/Story-配置参数集中修改.docx
@@ -170,6 +170,52 @@
           </w:p>
         </w:tc>
       </w:tr>
+      <w:tr>
+        <w:tc>
+          <w:tcPr>
+            <w:tcW w:w="2728" w:type="dxa"/>
+          </w:tcPr>
+          <w:p>
+            <w:pPr>
+              <w:ind w:left="0"/>
+              <w:rPr>
+                <w:rFonts w:hint="eastAsia"/>
+              </w:rPr>
+            </w:pPr>
+            <w:r>
+              <w:rPr>
+                <w:rFonts w:hint="eastAsia"/>
+              </w:rPr>
+              <w:t xml:space="preserve">2017-01-16  </w:t>
+            </w:r>
+            <w:r>
+              <w:rPr>
+                <w:rFonts w:hint="eastAsia"/>
+              </w:rPr>
+              <w:t>赵文博</w:t>
+            </w:r>
+          </w:p>
+        </w:tc>
+        <w:tc>
+          <w:tcPr>
+            <w:tcW w:w="5437" w:type="dxa"/>
+          </w:tcPr>
+          <w:p>
+            <w:pPr>
+              <w:ind w:left="0"/>
+              <w:rPr>
+                <w:rFonts w:hint="eastAsia"/>
+              </w:rPr>
+            </w:pPr>
+            <w:r>
+              <w:rPr>
+                <w:rFonts w:hint="eastAsia"/>
+              </w:rPr>
+              <w:t>revision 3</w:t>
+            </w:r>
+          </w:p>
+        </w:tc>
+      </w:tr>
     </w:tbl>
     <w:p/>
     <w:p>
@@ -621,7 +667,13 @@
         <w:rPr>
           <w:rFonts w:hint="eastAsia"/>
         </w:rPr>
-        <w:t>获取指定的配置参数的值，支持位置命令参数。</w:t>
+        <w:t>获取指定的配置参数的值</w:t>
+      </w:r>
+      <w:r>
+        <w:rPr>
+          <w:rFonts w:hint="eastAsia"/>
+        </w:rPr>
+        <w:t>。</w:t>
       </w:r>
       <w:r>
         <w:rPr>
@@ -667,7 +719,7 @@
               <w:rPr>
                 <w:rFonts w:hint="eastAsia"/>
               </w:rPr>
-              <w:t>snapshotType</w:t>
+              <w:t>snapType</w:t>
             </w:r>
           </w:p>
         </w:tc>
@@ -720,7 +772,7 @@
               <w:rPr>
                 <w:rFonts w:hint="eastAsia"/>
               </w:rPr>
-              <w:t>获取全局配置</w:t>
+              <w:t>获取配置</w:t>
             </w:r>
           </w:p>
         </w:tc>
@@ -729,91 +781,122 @@
     <w:p>
       <w:pPr>
         <w:ind w:left="0"/>
-        <w:rPr>
+      </w:pPr>
+      <w:r>
+        <w:rPr>
+          <w:rFonts w:hint="eastAsia"/>
           <w:color w:val="00B0F0"/>
         </w:rPr>
-      </w:pPr>
-      <w:r>
+        <w:tab/>
+      </w:r>
+      <w:r>
+        <w:rPr>
+          <w:rFonts w:hint="eastAsia"/>
+        </w:rPr>
+        <w:t>（命名依据：</w:t>
+      </w:r>
+      <w:r>
+        <w:t xml:space="preserve">snapType </w:t>
+      </w:r>
+      <w:r>
+        <w:rPr>
+          <w:rFonts w:hint="eastAsia"/>
+        </w:rPr>
+        <w:t xml:space="preserve"> </w:t>
+      </w:r>
+      <w:r>
+        <w:t>SDB_SNAP_SESSIONS</w:t>
+      </w:r>
+      <w:r>
+        <w:rPr>
+          <w:rFonts w:hint="eastAsia"/>
+        </w:rPr>
+        <w:t>）</w:t>
+      </w:r>
+    </w:p>
+    <w:p>
+      <w:r>
+        <w:rPr>
+          <w:rFonts w:hint="eastAsia"/>
+        </w:rPr>
+        <w:t>示例：</w:t>
+      </w:r>
+    </w:p>
+    <w:p>
+      <w:r>
+        <w:rPr>
+          <w:rFonts w:hint="eastAsia"/>
+        </w:rPr>
+        <w:lastRenderedPageBreak/>
+        <w:t>db.snapshot(</w:t>
+      </w:r>
+      <w:r>
+        <w:rPr>
+          <w:rFonts w:hint="eastAsia"/>
+        </w:rPr>
+        <w:t>SDB_SNAP_CONFIGS, { GroupName:</w:t>
+      </w:r>
+      <w:r>
+        <w:t>’</w:t>
+      </w:r>
+      <w:r>
+        <w:rPr>
+          <w:rFonts w:hint="eastAsia"/>
+        </w:rPr>
+        <w:t>db1</w:t>
+      </w:r>
+      <w:r>
+        <w:t>’</w:t>
+      </w:r>
+      <w:r>
+        <w:rPr>
+          <w:rFonts w:hint="eastAsia"/>
+        </w:rPr>
+        <w:t>}</w:t>
+      </w:r>
+      <w:r>
+        <w:rPr>
+          <w:rFonts w:hint="eastAsia"/>
+        </w:rPr>
+        <w:t>)</w:t>
+      </w:r>
+      <w:r>
+        <w:rPr>
+          <w:rFonts w:hint="eastAsia"/>
+        </w:rPr>
+        <w:t>，查询数据组</w:t>
+      </w:r>
+      <w:r>
+        <w:t>’</w:t>
+      </w:r>
+      <w:r>
+        <w:rPr>
+          <w:rFonts w:hint="eastAsia"/>
+        </w:rPr>
+        <w:t>db1</w:t>
+      </w:r>
+      <w:r>
+        <w:t>’</w:t>
+      </w:r>
+      <w:r>
+        <w:rPr>
+          <w:rFonts w:hint="eastAsia"/>
+        </w:rPr>
+        <w:t>的配置。</w:t>
+      </w:r>
+    </w:p>
+    <w:p>
+      <w:pPr>
         <w:rPr>
           <w:rFonts w:hint="eastAsia"/>
           <w:color w:val="00B0F0"/>
         </w:rPr>
-        <w:tab/>
-      </w:r>
-    </w:p>
-    <w:p>
-      <w:r>
-        <w:rPr>
-          <w:rFonts w:hint="eastAsia"/>
-        </w:rPr>
-        <w:t>示例：</w:t>
-      </w:r>
-    </w:p>
-    <w:p>
-      <w:r>
-        <w:rPr>
-          <w:rFonts w:hint="eastAsia"/>
-        </w:rPr>
-        <w:t>db.snapshot(</w:t>
-      </w:r>
-      <w:r>
-        <w:rPr>
-          <w:rFonts w:hint="eastAsia"/>
-        </w:rPr>
-        <w:t>SDB_SNAP_CONFIGS, { GroupName:</w:t>
-      </w:r>
-      <w:r>
-        <w:t>’</w:t>
-      </w:r>
-      <w:r>
-        <w:rPr>
-          <w:rFonts w:hint="eastAsia"/>
-        </w:rPr>
-        <w:t>db1</w:t>
-      </w:r>
-      <w:r>
-        <w:t>’</w:t>
-      </w:r>
-      <w:r>
-        <w:rPr>
-          <w:rFonts w:hint="eastAsia"/>
-        </w:rPr>
-        <w:t>}</w:t>
-      </w:r>
-      <w:r>
-        <w:rPr>
-          <w:rFonts w:hint="eastAsia"/>
-        </w:rPr>
-        <w:t>)</w:t>
-      </w:r>
-      <w:r>
-        <w:rPr>
-          <w:rFonts w:hint="eastAsia"/>
-        </w:rPr>
-        <w:t>，查询数据组</w:t>
-      </w:r>
-      <w:r>
-        <w:t>’</w:t>
-      </w:r>
-      <w:r>
-        <w:rPr>
-          <w:rFonts w:hint="eastAsia"/>
-        </w:rPr>
-        <w:t>db1</w:t>
-      </w:r>
-      <w:r>
-        <w:t>’</w:t>
-      </w:r>
-      <w:r>
-        <w:rPr>
-          <w:rFonts w:hint="eastAsia"/>
-        </w:rPr>
-        <w:t>的配置。</w:t>
-      </w:r>
-    </w:p>
-    <w:p>
-      <w:pPr>
-        <w:rPr>
+      </w:pPr>
+    </w:p>
+    <w:p>
+      <w:pPr>
+        <w:rPr>
+          <w:rFonts w:hint="eastAsia"/>
           <w:color w:val="00B0F0"/>
         </w:rPr>
       </w:pPr>
@@ -826,6 +909,119 @@
           <w:numId w:val="18"/>
         </w:numPr>
         <w:ind w:firstLineChars="0"/>
+        <w:rPr>
+          <w:rFonts w:hint="eastAsia"/>
+        </w:rPr>
+      </w:pPr>
+      <w:r>
+        <w:t>db.exec("select * from $SNAPSHOT_</w:t>
+      </w:r>
+      <w:r>
+        <w:rPr>
+          <w:rFonts w:hint="eastAsia"/>
+        </w:rPr>
+        <w:t>CONFIG</w:t>
+      </w:r>
+      <w:r>
+        <w:t>")</w:t>
+      </w:r>
+    </w:p>
+    <w:p>
+      <w:pPr>
+        <w:rPr>
+          <w:rFonts w:hint="eastAsia"/>
+        </w:rPr>
+      </w:pPr>
+      <w:r>
+        <w:rPr>
+          <w:rFonts w:hint="eastAsia"/>
+        </w:rPr>
+        <w:t>通过</w:t>
+      </w:r>
+      <w:r>
+        <w:rPr>
+          <w:rFonts w:hint="eastAsia"/>
+        </w:rPr>
+        <w:t>SQL</w:t>
+      </w:r>
+      <w:r>
+        <w:rPr>
+          <w:rFonts w:hint="eastAsia"/>
+        </w:rPr>
+        <w:t>命令执行上面的</w:t>
+      </w:r>
+      <w:r>
+        <w:rPr>
+          <w:rFonts w:hint="eastAsia"/>
+        </w:rPr>
+        <w:t>snapshot</w:t>
+      </w:r>
+      <w:r>
+        <w:rPr>
+          <w:rFonts w:hint="eastAsia"/>
+        </w:rPr>
+        <w:t>命令。</w:t>
+      </w:r>
+    </w:p>
+    <w:p>
+      <w:pPr>
+        <w:rPr>
+          <w:rFonts w:hint="eastAsia"/>
+        </w:rPr>
+      </w:pPr>
+      <w:r>
+        <w:rPr>
+          <w:rFonts w:hint="eastAsia"/>
+        </w:rPr>
+        <w:t>（</w:t>
+      </w:r>
+      <w:r>
+        <w:rPr>
+          <w:rFonts w:hint="eastAsia"/>
+        </w:rPr>
+        <w:t>命名</w:t>
+      </w:r>
+      <w:r>
+        <w:rPr>
+          <w:rFonts w:hint="eastAsia"/>
+        </w:rPr>
+        <w:t>依据：</w:t>
+      </w:r>
+      <w:r>
+        <w:t>#define CMD_NAME_SNAPSHOT_SESSION_INTR</w:t>
+      </w:r>
+      <w:r>
+        <w:rPr>
+          <w:rFonts w:hint="eastAsia"/>
+        </w:rPr>
+        <w:t xml:space="preserve"> </w:t>
+      </w:r>
+      <w:r>
+        <w:t>"SNAPSHOT_SESSION"</w:t>
+      </w:r>
+      <w:r>
+        <w:rPr>
+          <w:rFonts w:hint="eastAsia"/>
+        </w:rPr>
+        <w:t>）</w:t>
+      </w:r>
+    </w:p>
+    <w:p>
+      <w:pPr>
+        <w:rPr>
+          <w:rFonts w:hint="eastAsia"/>
+        </w:rPr>
+      </w:pPr>
+    </w:p>
+    <w:p/>
+    <w:p>
+      <w:pPr>
+        <w:pStyle w:val="ListParagraph"/>
+        <w:numPr>
+          <w:ilvl w:val="0"/>
+          <w:numId w:val="18"/>
+        </w:numPr>
+        <w:ind w:firstLineChars="0"/>
       </w:pPr>
       <w:r>
         <w:rPr>
@@ -875,7 +1071,19 @@
         <w:rPr>
           <w:rFonts w:hint="eastAsia"/>
         </w:rPr>
-        <w:t>设置指定的配置参数，支持位置命令参数。</w:t>
+        <w:t>设置指定的配置参数，支持</w:t>
+      </w:r>
+      <w:r>
+        <w:rPr>
+          <w:rFonts w:hint="eastAsia"/>
+        </w:rPr>
+        <w:t>命令位置</w:t>
+      </w:r>
+      <w:r>
+        <w:rPr>
+          <w:rFonts w:hint="eastAsia"/>
+        </w:rPr>
+        <w:t>参数。</w:t>
       </w:r>
     </w:p>
     <w:tbl>
@@ -1049,6 +1257,12 @@
               </w:rPr>
               <w:t>option</w:t>
             </w:r>
+            <w:r>
+              <w:rPr>
+                <w:rFonts w:hint="eastAsia"/>
+              </w:rPr>
+              <w:t>s</w:t>
+            </w:r>
           </w:p>
         </w:tc>
         <w:tc>
@@ -1085,7 +1299,13 @@
               <w:rPr>
                 <w:rFonts w:hint="eastAsia"/>
               </w:rPr>
-              <w:t>位置命令参数</w:t>
+              <w:t>命令位置</w:t>
+            </w:r>
+            <w:r>
+              <w:rPr>
+                <w:rFonts w:hint="eastAsia"/>
+              </w:rPr>
+              <w:t>参数</w:t>
             </w:r>
           </w:p>
         </w:tc>
@@ -1111,9 +1331,133 @@
       <w:pPr>
         <w:ind w:left="0"/>
       </w:pPr>
+      <w:r>
+        <w:rPr>
+          <w:rFonts w:hint="eastAsia"/>
+        </w:rPr>
+        <w:t>（命名依据：</w:t>
+      </w:r>
+      <w:r>
+        <w:rPr>
+          <w:rFonts w:hint="eastAsia"/>
+        </w:rPr>
+        <w:t>db.reloadConf()</w:t>
+      </w:r>
+      <w:r>
+        <w:rPr>
+          <w:rFonts w:hint="eastAsia"/>
+        </w:rPr>
+        <w:t>）</w:t>
+      </w:r>
+    </w:p>
+    <w:p>
+      <w:pPr>
+        <w:rPr>
+          <w:rFonts w:hint="eastAsia"/>
+        </w:rPr>
+      </w:pPr>
+    </w:p>
+    <w:p>
+      <w:pPr>
+        <w:ind w:left="0" w:firstLine="420"/>
+      </w:pPr>
+      <w:r>
+        <w:rPr>
+          <w:rFonts w:hint="eastAsia"/>
+        </w:rPr>
+        <w:t>示例：</w:t>
+      </w:r>
+    </w:p>
+    <w:p>
+      <w:pPr>
+        <w:rPr>
+          <w:rFonts w:hint="eastAsia"/>
+        </w:rPr>
+      </w:pPr>
+      <w:r>
+        <w:rPr>
+          <w:rFonts w:hint="eastAsia"/>
+        </w:rPr>
+        <w:t>db.updateConf ({diagnum:20, preferedinstance:</w:t>
+      </w:r>
+      <w:r>
+        <w:t>”</w:t>
+      </w:r>
+      <w:r>
+        <w:rPr>
+          <w:rFonts w:hint="eastAsia"/>
+        </w:rPr>
+        <w:t>A</w:t>
+      </w:r>
+      <w:r>
+        <w:t>”</w:t>
+      </w:r>
+      <w:r>
+        <w:rPr>
+          <w:rFonts w:hint="eastAsia"/>
+        </w:rPr>
+        <w:t>}, { GroupName:</w:t>
+      </w:r>
+      <w:r>
+        <w:t>’</w:t>
+      </w:r>
+      <w:r>
+        <w:rPr>
+          <w:rFonts w:hint="eastAsia"/>
+        </w:rPr>
+        <w:t>db1</w:t>
+      </w:r>
+      <w:r>
+        <w:t>’</w:t>
+      </w:r>
+      <w:r>
+        <w:rPr>
+          <w:rFonts w:hint="eastAsia"/>
+        </w:rPr>
+        <w:t>})</w:t>
+      </w:r>
+      <w:r>
+        <w:rPr>
+          <w:rFonts w:hint="eastAsia"/>
+        </w:rPr>
+        <w:t>，将指定参数配置到数据组</w:t>
+      </w:r>
+      <w:r>
+        <w:t>’</w:t>
+      </w:r>
+      <w:r>
+        <w:rPr>
+          <w:rFonts w:hint="eastAsia"/>
+        </w:rPr>
+        <w:t>db1</w:t>
+      </w:r>
+      <w:r>
+        <w:t>’</w:t>
+      </w:r>
+      <w:r>
+        <w:rPr>
+          <w:rFonts w:hint="eastAsia"/>
+        </w:rPr>
+        <w:t>。</w:t>
+      </w:r>
+    </w:p>
+    <w:p>
+      <w:pPr>
+        <w:rPr>
+          <w:rFonts w:hint="eastAsia"/>
+        </w:rPr>
+      </w:pPr>
     </w:p>
     <w:p/>
     <w:p>
+      <w:pPr>
+        <w:pStyle w:val="ListParagraph"/>
+        <w:numPr>
+          <w:ilvl w:val="0"/>
+          <w:numId w:val="18"/>
+        </w:numPr>
+        <w:ind w:firstLineChars="0"/>
+      </w:pPr>
       <w:r>
         <w:rPr>
           <w:rFonts w:hint="eastAsia"/>
@@ -1168,7 +1512,19 @@
         <w:rPr>
           <w:rFonts w:hint="eastAsia"/>
         </w:rPr>
-        <w:t>将指定的配置恢复默认值，支持位置命令参数。</w:t>
+        <w:t>将指定的配置恢复默认值，支持</w:t>
+      </w:r>
+      <w:r>
+        <w:rPr>
+          <w:rFonts w:hint="eastAsia"/>
+        </w:rPr>
+        <w:t>命令位置</w:t>
+      </w:r>
+      <w:r>
+        <w:rPr>
+          <w:rFonts w:hint="eastAsia"/>
+        </w:rPr>
+        <w:t>参数。</w:t>
       </w:r>
     </w:p>
     <w:tbl>
@@ -1340,7 +1696,7 @@
               <w:rPr>
                 <w:rFonts w:hint="eastAsia"/>
               </w:rPr>
-              <w:t>option</w:t>
+              <w:t>options</w:t>
             </w:r>
           </w:p>
         </w:tc>
@@ -1378,7 +1734,13 @@
               <w:rPr>
                 <w:rFonts w:hint="eastAsia"/>
               </w:rPr>
-              <w:t>位置命令参数</w:t>
+              <w:t>命令位置</w:t>
+            </w:r>
+            <w:r>
+              <w:rPr>
+                <w:rFonts w:hint="eastAsia"/>
+              </w:rPr>
+              <w:t>参数</w:t>
             </w:r>
           </w:p>
         </w:tc>
@@ -1403,12 +1765,38 @@
     <w:p>
       <w:pPr>
         <w:ind w:left="0"/>
-      </w:pPr>
+        <w:rPr>
+          <w:rFonts w:hint="eastAsia"/>
+        </w:rPr>
+      </w:pPr>
+      <w:r>
+        <w:rPr>
+          <w:rFonts w:hint="eastAsia"/>
+        </w:rPr>
+        <w:t>（命名依据：</w:t>
+      </w:r>
+      <w:r>
+        <w:rPr>
+          <w:rFonts w:hint="eastAsia"/>
+        </w:rPr>
+        <w:t>db.reloadConf()</w:t>
+      </w:r>
+      <w:r>
+        <w:rPr>
+          <w:rFonts w:hint="eastAsia"/>
+        </w:rPr>
+        <w:t>）</w:t>
+      </w:r>
     </w:p>
     <w:p>
       <w:pPr>
         <w:ind w:left="0"/>
       </w:pPr>
+    </w:p>
+    <w:p>
+      <w:pPr>
+        <w:ind w:left="0" w:firstLine="420"/>
+      </w:pPr>
       <w:r>
         <w:rPr>
           <w:rFonts w:hint="eastAsia"/>
@@ -1418,25 +1806,15 @@
     </w:p>
     <w:p>
       <w:pPr>
-        <w:ind w:left="0"/>
-      </w:pPr>
-      <w:r>
-        <w:rPr>
-          <w:rFonts w:hint="eastAsia"/>
-        </w:rPr>
-        <w:t>db.</w:t>
-      </w:r>
-      <w:r>
-        <w:rPr>
-          <w:rFonts w:hint="eastAsia"/>
-        </w:rPr>
-        <w:t xml:space="preserve"> </w:t>
-      </w:r>
-      <w:r>
-        <w:rPr>
-          <w:rFonts w:hint="eastAsia"/>
-        </w:rPr>
-        <w:t>deleteConf ({diagnum:1, preferedinstance:1}, { GroupName:</w:t>
+        <w:rPr>
+          <w:rFonts w:hint="eastAsia"/>
+        </w:rPr>
+      </w:pPr>
+      <w:r>
+        <w:rPr>
+          <w:rFonts w:hint="eastAsia"/>
+        </w:rPr>
+        <w:t>db.deleteConf ({diagnum:1, preferedinstance:1}, { GroupName:</w:t>
       </w:r>
       <w:r>
         <w:t>’</w:t>
@@ -1483,12 +1861,217 @@
     </w:p>
     <w:p>
       <w:pPr>
+        <w:rPr>
+          <w:rFonts w:hint="eastAsia"/>
+        </w:rPr>
+      </w:pPr>
+    </w:p>
+    <w:p>
+      <w:pPr>
+        <w:rPr>
+          <w:rFonts w:hint="eastAsia"/>
+        </w:rPr>
+      </w:pPr>
+      <w:r>
+        <w:rPr>
+          <w:rFonts w:hint="eastAsia"/>
+        </w:rPr>
+        <w:t>5</w:t>
+      </w:r>
+      <w:r>
+        <w:rPr>
+          <w:rFonts w:hint="eastAsia"/>
+        </w:rPr>
+        <w:t>．增加错误返回值：</w:t>
+      </w:r>
+    </w:p>
+    <w:p>
+      <w:pPr>
+        <w:rPr>
+          <w:rFonts w:hint="eastAsia"/>
+        </w:rPr>
+      </w:pPr>
+      <w:r>
+        <w:rPr>
+          <w:rFonts w:hint="eastAsia"/>
+        </w:rPr>
+        <w:t>主要用于提示有重启生效或不能生效的配置修改。</w:t>
+      </w:r>
+    </w:p>
+    <w:tbl>
+      <w:tblPr>
+        <w:tblStyle w:val="TableGrid"/>
+        <w:tblW w:w="0" w:type="auto"/>
+        <w:tblInd w:w="357" w:type="dxa"/>
+        <w:tblLook w:val="04A0"/>
+      </w:tblPr>
+      <w:tblGrid>
+        <w:gridCol w:w="3750"/>
+        <w:gridCol w:w="1374"/>
+        <w:gridCol w:w="1654"/>
+        <w:gridCol w:w="1387"/>
+      </w:tblGrid>
+      <w:tr>
+        <w:tc>
+          <w:tcPr>
+            <w:tcW w:w="3750" w:type="dxa"/>
+          </w:tcPr>
+          <w:p>
+            <w:pPr>
+              <w:ind w:left="0"/>
+            </w:pPr>
+            <w:r>
+              <w:rPr>
+                <w:rFonts w:hint="eastAsia"/>
+              </w:rPr>
+              <w:t>返回值名</w:t>
+            </w:r>
+          </w:p>
+        </w:tc>
+        <w:tc>
+          <w:tcPr>
+            <w:tcW w:w="1374" w:type="dxa"/>
+          </w:tcPr>
+          <w:p>
+            <w:pPr>
+              <w:ind w:left="0"/>
+              <w:rPr>
+                <w:rFonts w:hint="eastAsia"/>
+              </w:rPr>
+            </w:pPr>
+            <w:r>
+              <w:rPr>
+                <w:rFonts w:hint="eastAsia"/>
+              </w:rPr>
+              <w:t>返回值</w:t>
+            </w:r>
+          </w:p>
+        </w:tc>
+        <w:tc>
+          <w:tcPr>
+            <w:tcW w:w="1654" w:type="dxa"/>
+          </w:tcPr>
+          <w:p>
+            <w:pPr>
+              <w:ind w:left="0"/>
+            </w:pPr>
+            <w:r>
+              <w:rPr>
+                <w:rFonts w:hint="eastAsia"/>
+              </w:rPr>
+              <w:t>描述</w:t>
+            </w:r>
+          </w:p>
+        </w:tc>
+        <w:tc>
+          <w:tcPr>
+            <w:tcW w:w="1387" w:type="dxa"/>
+          </w:tcPr>
+          <w:p>
+            <w:pPr>
+              <w:ind w:left="0"/>
+              <w:rPr>
+                <w:rFonts w:hint="eastAsia"/>
+              </w:rPr>
+            </w:pPr>
+            <w:r>
+              <w:rPr>
+                <w:rFonts w:hint="eastAsia"/>
+              </w:rPr>
+              <w:t>中文</w:t>
+            </w:r>
+          </w:p>
+        </w:tc>
+      </w:tr>
+      <w:tr>
+        <w:tc>
+          <w:tcPr>
+            <w:tcW w:w="3750" w:type="dxa"/>
+          </w:tcPr>
+          <w:p>
+            <w:pPr>
+              <w:ind w:left="0"/>
+            </w:pPr>
+            <w:r>
+              <w:t>SDB_RTN_CMD</w:t>
+            </w:r>
+            <w:r>
+              <w:rPr>
+                <w:rFonts w:hint="eastAsia"/>
+              </w:rPr>
+              <w:t>_CONFCHG_NO_EFFECT</w:t>
+            </w:r>
+          </w:p>
+        </w:tc>
+        <w:tc>
+          <w:tcPr>
+            <w:tcW w:w="1374" w:type="dxa"/>
+          </w:tcPr>
+          <w:p>
+            <w:pPr>
+              <w:ind w:left="0"/>
+              <w:rPr>
+                <w:rFonts w:hint="eastAsia"/>
+              </w:rPr>
+            </w:pPr>
+            <w:r>
+              <w:rPr>
+                <w:rFonts w:hint="eastAsia"/>
+              </w:rPr>
+              <w:t>-322</w:t>
+            </w:r>
+          </w:p>
+        </w:tc>
+        <w:tc>
+          <w:tcPr>
+            <w:tcW w:w="1654" w:type="dxa"/>
+          </w:tcPr>
+          <w:p>
+            <w:pPr>
+              <w:ind w:left="0"/>
+            </w:pPr>
+            <w:r>
+              <w:rPr>
+                <w:rFonts w:hint="eastAsia"/>
+              </w:rPr>
+              <w:t xml:space="preserve">some config change </w:t>
+            </w:r>
+            <w:r>
+              <w:t>didn’t take effect</w:t>
+            </w:r>
+          </w:p>
+        </w:tc>
+        <w:tc>
+          <w:tcPr>
+            <w:tcW w:w="1387" w:type="dxa"/>
+          </w:tcPr>
+          <w:p>
+            <w:pPr>
+              <w:ind w:left="0"/>
+              <w:rPr>
+                <w:rFonts w:hint="eastAsia"/>
+              </w:rPr>
+            </w:pPr>
+            <w:r>
+              <w:rPr>
+                <w:rFonts w:hint="eastAsia"/>
+              </w:rPr>
+              <w:t>部分配置修改未生效</w:t>
+            </w:r>
+          </w:p>
+        </w:tc>
+      </w:tr>
+    </w:tbl>
+    <w:p/>
+    <w:p>
+      <w:pPr>
         <w:pStyle w:val="Heading2"/>
       </w:pPr>
       <w:r>
         <w:rPr>
           <w:rFonts w:hint="eastAsia"/>
         </w:rPr>
+        <w:lastRenderedPageBreak/>
         <w:t>Story</w:t>
       </w:r>
       <w:r>
@@ -1719,14 +2302,7 @@
         <w:rPr>
           <w:rFonts w:hint="eastAsia"/>
         </w:rPr>
-        <w:t>每一个节点都单独维护配置，另增加一个统一配置存储意义不大，采用</w:t>
-      </w:r>
-      <w:r>
-        <w:rPr>
-          <w:rFonts w:hint="eastAsia"/>
-        </w:rPr>
-        <w:lastRenderedPageBreak/>
-        <w:t>直接发送命令的方案更合适。</w:t>
+        <w:t>每一个节点都单独维护配置，另增加一个统一配置存储意义不大，采用直接发送命令的方案更合适。</w:t>
       </w:r>
     </w:p>
     <w:p/>
@@ -1784,6 +2360,9 @@
       <w:pPr>
         <w:pStyle w:val="ListParagraph"/>
         <w:ind w:left="717" w:firstLineChars="0" w:firstLine="0"/>
+        <w:rPr>
+          <w:rFonts w:hint="eastAsia"/>
+        </w:rPr>
       </w:pPr>
       <w:r>
         <w:t>CMD_NAME_SNAPSHOT_</w:t>
@@ -1796,6 +2375,48 @@
       </w:r>
       <w:r>
         <w:t>S</w:t>
+      </w:r>
+    </w:p>
+    <w:p>
+      <w:pPr>
+        <w:pStyle w:val="ListParagraph"/>
+        <w:ind w:left="717" w:firstLineChars="0" w:firstLine="0"/>
+      </w:pPr>
+      <w:r>
+        <w:rPr>
+          <w:rFonts w:hint="eastAsia"/>
+        </w:rPr>
+        <w:t>(</w:t>
+      </w:r>
+      <w:r>
+        <w:rPr>
+          <w:rFonts w:hint="eastAsia"/>
+        </w:rPr>
+        <w:t>命名依据</w:t>
+      </w:r>
+      <w:r>
+        <w:rPr>
+          <w:rFonts w:hint="eastAsia"/>
+        </w:rPr>
+        <w:t>：</w:t>
+      </w:r>
+      <w:r>
+        <w:t>#define CMD_NAME_SNAPSHOT_SESSIONS</w:t>
+      </w:r>
+      <w:r>
+        <w:rPr>
+          <w:rFonts w:hint="eastAsia"/>
+        </w:rPr>
+        <w:t xml:space="preserve"> </w:t>
+      </w:r>
+      <w:r>
+        <w:t>"snapshot sessions"</w:t>
+      </w:r>
+      <w:r>
+        <w:rPr>
+          <w:rFonts w:hint="eastAsia"/>
+        </w:rPr>
+        <w:t>))</w:t>
       </w:r>
     </w:p>
     <w:p>
@@ -1842,8 +2463,42 @@
         <w:t>Config</w:t>
       </w:r>
     </w:p>
+    <w:p>
+      <w:pPr>
+        <w:ind w:left="717"/>
+        <w:rPr>
+          <w:rFonts w:hint="eastAsia"/>
+        </w:rPr>
+      </w:pPr>
+      <w:r>
+        <w:rPr>
+          <w:rFonts w:hint="eastAsia"/>
+        </w:rPr>
+        <w:t>(</w:t>
+      </w:r>
+      <w:r>
+        <w:rPr>
+          <w:rFonts w:hint="eastAsia"/>
+        </w:rPr>
+        <w:t>命名依据：</w:t>
+      </w:r>
+      <w:r>
+        <w:t>sdbReloadConfig</w:t>
+      </w:r>
+      <w:r>
+        <w:rPr>
+          <w:rFonts w:hint="eastAsia"/>
+        </w:rPr>
+        <w:t>)</w:t>
+      </w:r>
+    </w:p>
     <w:p/>
     <w:p>
+      <w:pPr>
+        <w:rPr>
+          <w:rFonts w:hint="eastAsia"/>
+        </w:rPr>
+      </w:pPr>
       <w:r>
         <w:rPr>
           <w:rFonts w:hint="eastAsia"/>
@@ -1908,170 +2563,319 @@
         <w:t>：</w:t>
       </w:r>
     </w:p>
-    <w:p>
-      <w:r>
-        <w:rPr>
-          <w:rFonts w:hint="eastAsia"/>
-        </w:rPr>
-        <w:t>配置返回信息：</w:t>
-      </w:r>
-    </w:p>
-    <w:p>
-      <w:r>
-        <w:rPr>
-          <w:rFonts w:hint="eastAsia"/>
-        </w:rPr>
+    <w:p/>
+    <w:p>
+      <w:r>
+        <w:t>&gt; getLastErrObj()</w:t>
+      </w:r>
+    </w:p>
+    <w:p>
+      <w:r>
         <w:t>{</w:t>
       </w:r>
     </w:p>
     <w:p>
-      <w:pPr>
-        <w:ind w:left="0" w:firstLineChars="420" w:firstLine="882"/>
-      </w:pPr>
-      <w:r>
-        <w:rPr>
-          <w:rFonts w:hint="eastAsia"/>
-        </w:rPr>
-        <w:t>NodeName:</w:t>
-      </w:r>
-      <w:r>
-        <w:t>””</w:t>
-      </w:r>
-    </w:p>
-    <w:p>
-      <w:pPr>
-        <w:ind w:leftChars="340" w:left="714" w:firstLineChars="80" w:firstLine="168"/>
-      </w:pPr>
-      <w:r>
-        <w:rPr>
-          <w:rFonts w:hint="eastAsia"/>
-        </w:rPr>
-        <w:t>PathName:</w:t>
-      </w:r>
-      <w:r>
-        <w:t>””</w:t>
-      </w:r>
-    </w:p>
-    <w:p>
-      <w:pPr>
-        <w:ind w:leftChars="340" w:left="714" w:firstLineChars="80" w:firstLine="168"/>
-      </w:pPr>
-      <w:r>
-        <w:rPr>
-          <w:rFonts w:hint="eastAsia"/>
-        </w:rPr>
-        <w:t>RebootConfig:{}</w:t>
-      </w:r>
-    </w:p>
-    <w:p>
-      <w:pPr>
-        <w:ind w:leftChars="340" w:left="714" w:firstLineChars="80" w:firstLine="168"/>
-      </w:pPr>
-      <w:r>
-        <w:rPr>
-          <w:rFonts w:hint="eastAsia"/>
-        </w:rPr>
-        <w:t>PermanentConfig:{}</w:t>
-      </w:r>
-    </w:p>
-    <w:p>
-      <w:r>
-        <w:rPr>
-          <w:rFonts w:hint="eastAsia"/>
-        </w:rPr>
+      <w:r>
+        <w:lastRenderedPageBreak/>
+        <w:t xml:space="preserve">  "errno": -264,</w:t>
+      </w:r>
+    </w:p>
+    <w:p>
+      <w:r>
+        <w:t xml:space="preserve">  "description": "One or more nodes did not complete successfully",</w:t>
+      </w:r>
+    </w:p>
+    <w:p>
+      <w:r>
+        <w:t xml:space="preserve">  "detail": "",</w:t>
+      </w:r>
+    </w:p>
+    <w:p>
+      <w:r>
+        <w:t xml:space="preserve">  "ErrNodes": [</w:t>
+      </w:r>
+    </w:p>
+    <w:p>
+      <w:r>
+        <w:t xml:space="preserve">    {</w:t>
+      </w:r>
+    </w:p>
+    <w:p>
+      <w:r>
+        <w:t xml:space="preserve">      "NodeName": "ubuntu-zwb:42000",</w:t>
+      </w:r>
+    </w:p>
+    <w:p>
+      <w:r>
+        <w:t xml:space="preserve">      "GroupName": "db2",</w:t>
+      </w:r>
+    </w:p>
+    <w:p>
+      <w:r>
+        <w:t xml:space="preserve">      "Flag": -134,</w:t>
+      </w:r>
+    </w:p>
+    <w:p>
+      <w:r>
+        <w:t xml:space="preserve">      "ErrInfo": {</w:t>
+      </w:r>
+    </w:p>
+    <w:p>
+      <w:r>
+        <w:t xml:space="preserve">        "errno": -</w:t>
+      </w:r>
+      <w:r>
+        <w:rPr>
+          <w:rFonts w:hint="eastAsia"/>
+        </w:rPr>
+        <w:t>322</w:t>
+      </w:r>
+      <w:r>
+        <w:t>,</w:t>
+      </w:r>
+    </w:p>
+    <w:p>
+      <w:r>
+        <w:t xml:space="preserve">        "description": "</w:t>
+      </w:r>
+      <w:r>
+        <w:rPr>
+          <w:rFonts w:hint="eastAsia"/>
+        </w:rPr>
+        <w:t xml:space="preserve">some </w:t>
+      </w:r>
+      <w:r>
+        <w:rPr>
+          <w:rFonts w:hint="eastAsia"/>
+        </w:rPr>
+        <w:t>config</w:t>
+      </w:r>
+      <w:r>
+        <w:rPr>
+          <w:rFonts w:hint="eastAsia"/>
+        </w:rPr>
+        <w:t xml:space="preserve"> change </w:t>
+      </w:r>
+      <w:r>
+        <w:t>didn’t take effect</w:t>
+      </w:r>
+      <w:r>
+        <w:t>",</w:t>
+      </w:r>
+    </w:p>
+    <w:p>
+      <w:r>
+        <w:t xml:space="preserve">        "detail": "</w:t>
+      </w:r>
+      <w:r>
+        <w:rPr>
+          <w:rFonts w:hint="eastAsia"/>
+        </w:rPr>
+        <w:t xml:space="preserve">config </w:t>
+      </w:r>
+      <w:r>
+        <w:t>‘</w:t>
+      </w:r>
+      <w:r>
+        <w:rPr>
+          <w:rFonts w:hint="eastAsia"/>
+        </w:rPr>
+        <w:t>dbpath</w:t>
+      </w:r>
+      <w:r>
+        <w:t>’</w:t>
+      </w:r>
+      <w:r>
+        <w:rPr>
+          <w:rFonts w:hint="eastAsia"/>
+        </w:rPr>
+        <w:t xml:space="preserve">, </w:t>
+      </w:r>
+      <w:r>
+        <w:t>‘</w:t>
+      </w:r>
+      <w:r>
+        <w:rPr>
+          <w:rFonts w:hint="eastAsia"/>
+        </w:rPr>
+        <w:t>lobmetapath</w:t>
+      </w:r>
+      <w:r>
+        <w:t>’</w:t>
+      </w:r>
+      <w:r>
+        <w:rPr>
+          <w:rFonts w:hint="eastAsia"/>
+        </w:rPr>
+        <w:t xml:space="preserve">, </w:t>
+      </w:r>
+      <w:r>
+        <w:t>‘</w:t>
+      </w:r>
+      <w:r>
+        <w:rPr>
+          <w:rFonts w:hint="eastAsia"/>
+        </w:rPr>
+        <w:t>confpath</w:t>
+      </w:r>
+      <w:r>
+        <w:t>’</w:t>
+      </w:r>
+      <w:r>
+        <w:rPr>
+          <w:rFonts w:hint="eastAsia"/>
+        </w:rPr>
+        <w:t xml:space="preserve">, </w:t>
+      </w:r>
+      <w:r>
+        <w:rPr>
+          <w:rFonts w:hint="eastAsia"/>
+        </w:rPr>
+        <w:t>etc</w:t>
+      </w:r>
+      <w:r>
+        <w:rPr>
+          <w:rFonts w:hint="eastAsia"/>
+        </w:rPr>
+        <w:t>.</w:t>
+      </w:r>
+      <w:r>
+        <w:rPr>
+          <w:rFonts w:hint="eastAsia"/>
+        </w:rPr>
+        <w:t xml:space="preserve"> requires reboot to take effect. </w:t>
+      </w:r>
+      <w:r>
+        <w:rPr>
+          <w:rFonts w:hint="eastAsia"/>
+        </w:rPr>
+        <w:t>config</w:t>
+      </w:r>
+      <w:r>
+        <w:rPr>
+          <w:rFonts w:hint="eastAsia"/>
+        </w:rPr>
+        <w:t xml:space="preserve"> </w:t>
+      </w:r>
+      <w:r>
+        <w:t>‘</w:t>
+      </w:r>
+      <w:r>
+        <w:rPr>
+          <w:rFonts w:hint="eastAsia"/>
+        </w:rPr>
+        <w:t>shardname</w:t>
+      </w:r>
+      <w:r>
+        <w:t>’</w:t>
+      </w:r>
+      <w:r>
+        <w:rPr>
+          <w:rFonts w:hint="eastAsia"/>
+        </w:rPr>
+        <w:t xml:space="preserve">, </w:t>
+      </w:r>
+      <w:r>
+        <w:t>‘</w:t>
+      </w:r>
+      <w:r>
+        <w:rPr>
+          <w:rFonts w:hint="eastAsia"/>
+        </w:rPr>
+        <w:t>replname</w:t>
+      </w:r>
+      <w:r>
+        <w:t>’</w:t>
+      </w:r>
+      <w:r>
+        <w:rPr>
+          <w:rFonts w:hint="eastAsia"/>
+        </w:rPr>
+        <w:t xml:space="preserve"> </w:t>
+      </w:r>
+      <w:r>
+        <w:rPr>
+          <w:rFonts w:hint="eastAsia"/>
+        </w:rPr>
+        <w:t>cannot be changed.</w:t>
+      </w:r>
+      <w:r>
+        <w:t>"</w:t>
+      </w:r>
+    </w:p>
+    <w:p>
+      <w:r>
+        <w:t xml:space="preserve">      }</w:t>
+      </w:r>
+    </w:p>
+    <w:p>
+      <w:r>
+        <w:t xml:space="preserve">    }</w:t>
+      </w:r>
+    </w:p>
+    <w:p>
+      <w:r>
+        <w:t xml:space="preserve">  ]</w:t>
+      </w:r>
+    </w:p>
+    <w:p>
+      <w:r>
         <w:t>}</w:t>
       </w:r>
     </w:p>
     <w:p>
-      <w:r>
-        <w:rPr>
-          <w:rFonts w:hint="eastAsia"/>
-        </w:rPr>
-        <w:t xml:space="preserve">NodeName: </w:t>
-      </w:r>
-      <w:r>
-        <w:rPr>
-          <w:rFonts w:hint="eastAsia"/>
-        </w:rPr>
-        <w:t>节点名</w:t>
-      </w:r>
-    </w:p>
-    <w:p>
-      <w:r>
-        <w:rPr>
-          <w:rFonts w:hint="eastAsia"/>
-        </w:rPr>
-        <w:t xml:space="preserve">PathName: </w:t>
-      </w:r>
-      <w:r>
-        <w:rPr>
-          <w:rFonts w:hint="eastAsia"/>
-        </w:rPr>
-        <w:t>配置文件路径</w:t>
-      </w:r>
-    </w:p>
-    <w:p>
-      <w:r>
-        <w:rPr>
-          <w:rFonts w:hint="eastAsia"/>
-        </w:rPr>
-        <w:t xml:space="preserve">RebootConfig: </w:t>
-      </w:r>
-      <w:r>
-        <w:rPr>
-          <w:rFonts w:hint="eastAsia"/>
-        </w:rPr>
-        <w:t>该项列出的配置需要重启才能生效</w:t>
-      </w:r>
-      <w:r>
-        <w:rPr>
-          <w:rFonts w:hint="eastAsia"/>
-        </w:rPr>
-        <w:t>，在官网上对</w:t>
-      </w:r>
-      <w:r>
-        <w:rPr>
-          <w:rFonts w:hint="eastAsia"/>
-        </w:rPr>
-        <w:t>RebootConfig</w:t>
-      </w:r>
-      <w:r>
-        <w:rPr>
-          <w:rFonts w:hint="eastAsia"/>
-        </w:rPr>
-        <w:t>作详细说明。</w:t>
-      </w:r>
-    </w:p>
-    <w:p>
-      <w:r>
-        <w:rPr>
-          <w:rFonts w:hint="eastAsia"/>
-        </w:rPr>
-        <w:t xml:space="preserve">PermanentConfig: </w:t>
-      </w:r>
-      <w:r>
-        <w:rPr>
-          <w:rFonts w:hint="eastAsia"/>
-        </w:rPr>
-        <w:t>该项列出的配置安装后不能再改变</w:t>
-      </w:r>
-      <w:r>
-        <w:rPr>
-          <w:rFonts w:hint="eastAsia"/>
-        </w:rPr>
-        <w:t>，在官网上对</w:t>
-      </w:r>
-      <w:r>
-        <w:rPr>
-          <w:rFonts w:hint="eastAsia"/>
-        </w:rPr>
-        <w:t>PermanentConfig</w:t>
-      </w:r>
-      <w:r>
-        <w:rPr>
-          <w:rFonts w:hint="eastAsia"/>
-        </w:rPr>
-        <w:t>作详细说明。</w:t>
+      <w:pPr>
+        <w:rPr>
+          <w:rFonts w:hint="eastAsia"/>
+        </w:rPr>
+      </w:pPr>
+      <w:r>
+        <w:rPr>
+          <w:rFonts w:hint="eastAsia"/>
+        </w:rPr>
+        <w:t>在</w:t>
+      </w:r>
+      <w:r>
+        <w:rPr>
+          <w:rFonts w:hint="eastAsia"/>
+        </w:rPr>
+        <w:t>detail</w:t>
+      </w:r>
+      <w:r>
+        <w:rPr>
+          <w:rFonts w:hint="eastAsia"/>
+        </w:rPr>
+        <w:t>中详细列出具体的配置，若</w:t>
+      </w:r>
+      <w:r>
+        <w:rPr>
+          <w:rFonts w:hint="eastAsia"/>
+        </w:rPr>
+        <w:t>超出</w:t>
+      </w:r>
+      <w:r>
+        <w:rPr>
+          <w:rFonts w:hint="eastAsia"/>
+        </w:rPr>
+        <w:t>3</w:t>
+      </w:r>
+      <w:r>
+        <w:rPr>
+          <w:rFonts w:hint="eastAsia"/>
+        </w:rPr>
+        <w:t>个则用</w:t>
+      </w:r>
+      <w:r>
+        <w:rPr>
+          <w:rFonts w:hint="eastAsia"/>
+        </w:rPr>
+        <w:t>etc.</w:t>
+      </w:r>
+      <w:r>
+        <w:rPr>
+          <w:rFonts w:hint="eastAsia"/>
+        </w:rPr>
+        <w:t>进行省略。</w:t>
       </w:r>
     </w:p>
     <w:p/>
@@ -2097,7 +2901,19 @@
         <w:rPr>
           <w:rFonts w:hint="eastAsia"/>
         </w:rPr>
-        <w:t>命令后，通过解析命令位置参数，将配置命令直接发送到对应节点执行。</w:t>
+        <w:t>命令后，通过解析</w:t>
+      </w:r>
+      <w:r>
+        <w:rPr>
+          <w:rFonts w:hint="eastAsia"/>
+        </w:rPr>
+        <w:t>options</w:t>
+      </w:r>
+      <w:r>
+        <w:rPr>
+          <w:rFonts w:hint="eastAsia"/>
+        </w:rPr>
+        <w:t>参数，将配置命令直接发送到对应节点执行。</w:t>
       </w:r>
     </w:p>
     <w:p>
@@ -2141,10 +2957,10 @@
             <v:path o:extrusionok="f" gradientshapeok="t" o:connecttype="rect"/>
             <o:lock v:ext="edit" aspectratio="t"/>
           </v:shapetype>
-          <v:shape id="_x0000_i1025" type="#_x0000_t75" style="width:415.1pt;height:571.6pt" o:ole="">
+          <v:shape id="_x0000_i1025" type="#_x0000_t75" style="width:414.75pt;height:571.5pt" o:ole="">
             <v:imagedata r:id="rId7" o:title=""/>
           </v:shape>
-          <o:OLEObject Type="Embed" ProgID="Visio.Drawing.11" ShapeID="_x0000_i1025" DrawAspect="Content" ObjectID="_1577538735" r:id="rId8"/>
+          <o:OLEObject Type="Embed" ProgID="Visio.Drawing.11" ShapeID="_x0000_i1025" DrawAspect="Content" ObjectID="_1577801149" r:id="rId8"/>
         </w:object>
       </w:r>
     </w:p>
@@ -2159,10 +2975,10 @@
     <w:p>
       <w:r>
         <w:object w:dxaOrig="3853" w:dyaOrig="12805">
-          <v:shape id="_x0000_i1031" type="#_x0000_t75" style="width:192.85pt;height:640.5pt" o:ole="">
+          <v:shape id="_x0000_i1031" type="#_x0000_t75" style="width:192.75pt;height:640.5pt" o:ole="">
             <v:imagedata r:id="rId9" o:title=""/>
           </v:shape>
-          <o:OLEObject Type="Embed" ProgID="Visio.Drawing.11" ShapeID="_x0000_i1031" DrawAspect="Content" ObjectID="_1577538736" r:id="rId10"/>
+          <o:OLEObject Type="Embed" ProgID="Visio.Drawing.11" ShapeID="_x0000_i1031" DrawAspect="Content" ObjectID="_1577801150" r:id="rId10"/>
         </w:object>
       </w:r>
     </w:p>
@@ -2204,9 +3020,39 @@
           <w:numId w:val="15"/>
         </w:numPr>
         <w:ind w:firstLineChars="0"/>
+        <w:rPr>
+          <w:rFonts w:hint="eastAsia"/>
+        </w:rPr>
       </w:pPr>
       <w:r>
         <w:t>_coordCMDSnapshotConfigs</w:t>
+      </w:r>
+    </w:p>
+    <w:p>
+      <w:pPr>
+        <w:pStyle w:val="ListParagraph"/>
+        <w:ind w:left="717" w:firstLineChars="0" w:firstLine="0"/>
+      </w:pPr>
+      <w:r>
+        <w:rPr>
+          <w:rFonts w:hint="eastAsia"/>
+        </w:rPr>
+        <w:t>(</w:t>
+      </w:r>
+      <w:r>
+        <w:rPr>
+          <w:rFonts w:hint="eastAsia"/>
+        </w:rPr>
+        <w:t>命名依据：</w:t>
+      </w:r>
+      <w:r>
+        <w:t>_coordCMDSnapshotSessions</w:t>
+      </w:r>
+      <w:r>
+        <w:rPr>
+          <w:rFonts w:hint="eastAsia"/>
+        </w:rPr>
+        <w:t>)</w:t>
       </w:r>
     </w:p>
     <w:p>
@@ -2239,6 +3085,9 @@
           <w:numId w:val="15"/>
         </w:numPr>
         <w:ind w:firstLineChars="0"/>
+        <w:rPr>
+          <w:rFonts w:hint="eastAsia"/>
+        </w:rPr>
       </w:pPr>
       <w:r>
         <w:t>_coord</w:t>
@@ -2255,122 +3104,33 @@
     </w:p>
     <w:p>
       <w:pPr>
-        <w:rPr>
-          <w:rFonts w:hint="eastAsia"/>
-        </w:rPr>
-      </w:pPr>
-    </w:p>
-    <w:p>
-      <w:r>
-        <w:rPr>
-          <w:rFonts w:hint="eastAsia"/>
-        </w:rPr>
-        <w:t>改造</w:t>
-      </w:r>
-      <w:r>
-        <w:rPr>
-          <w:rFonts w:hint="eastAsia"/>
-        </w:rPr>
-        <w:t>_coordCmdWithLocation::</w:t>
-      </w:r>
-      <w:r>
-        <w:t>_posExcut</w:t>
-      </w:r>
-      <w:r>
-        <w:rPr>
-          <w:rFonts w:hint="eastAsia"/>
-        </w:rPr>
-        <w:t>e()</w:t>
-      </w:r>
-      <w:r>
-        <w:rPr>
-          <w:rFonts w:hint="eastAsia"/>
-        </w:rPr>
-        <w:t>接口：</w:t>
-      </w:r>
-    </w:p>
-    <w:p>
-      <w:pPr>
-        <w:rPr>
-          <w:rFonts w:hint="eastAsia"/>
-        </w:rPr>
-      </w:pPr>
-      <w:r>
-        <w:rPr>
-          <w:rFonts w:hint="eastAsia"/>
-        </w:rPr>
-        <w:t>因为要对</w:t>
-      </w:r>
-      <w:r>
-        <w:rPr>
-          <w:rFonts w:hint="eastAsia"/>
-        </w:rPr>
-        <w:t>contextCoord</w:t>
-      </w:r>
-      <w:r>
-        <w:rPr>
-          <w:rFonts w:hint="eastAsia"/>
-        </w:rPr>
-        <w:t>进行</w:t>
-      </w:r>
-      <w:r>
-        <w:rPr>
-          <w:rFonts w:hint="eastAsia"/>
-        </w:rPr>
-        <w:t>getMore()</w:t>
-      </w:r>
-      <w:r>
-        <w:rPr>
-          <w:rFonts w:hint="eastAsia"/>
-        </w:rPr>
-        <w:t>，目前</w:t>
-      </w:r>
-      <w:r>
-        <w:rPr>
-          <w:rFonts w:hint="eastAsia"/>
-        </w:rPr>
-        <w:t>_coordCmdWithLocation::</w:t>
-      </w:r>
-      <w:r>
-        <w:t>_posExcute</w:t>
-      </w:r>
-      <w:r>
-        <w:rPr>
-          <w:rFonts w:hint="eastAsia"/>
-        </w:rPr>
-        <w:t>()</w:t>
-      </w:r>
-      <w:r>
-        <w:rPr>
-          <w:rFonts w:hint="eastAsia"/>
-        </w:rPr>
-        <w:t>接口不满足条件，需要给该函数增加</w:t>
-      </w:r>
-      <w:r>
-        <w:t>rtnContextBuf</w:t>
-      </w:r>
-      <w:r>
-        <w:rPr>
-          <w:rFonts w:hint="eastAsia"/>
-        </w:rPr>
-        <w:t>和</w:t>
-      </w:r>
-      <w:r>
-        <w:t>rtnContextCoord</w:t>
-      </w:r>
-      <w:r>
-        <w:rPr>
-          <w:rFonts w:hint="eastAsia"/>
-        </w:rPr>
-        <w:t>的传入。</w:t>
-      </w:r>
-    </w:p>
-    <w:p>
-      <w:pPr>
-        <w:rPr>
-          <w:rFonts w:hint="eastAsia"/>
-        </w:rPr>
-      </w:pPr>
+        <w:pStyle w:val="ListParagraph"/>
+        <w:ind w:left="717" w:firstLineChars="0" w:firstLine="0"/>
+        <w:rPr>
+          <w:rFonts w:hint="eastAsia"/>
+        </w:rPr>
+      </w:pPr>
+      <w:r>
+        <w:rPr>
+          <w:rFonts w:hint="eastAsia"/>
+        </w:rPr>
+        <w:t>(</w:t>
+      </w:r>
+      <w:r>
+        <w:rPr>
+          <w:rFonts w:hint="eastAsia"/>
+        </w:rPr>
+        <w:t>命名依据：</w:t>
+      </w:r>
+      <w:r>
+        <w:t>_coordReloadConf</w:t>
+      </w:r>
+      <w:r>
+        <w:rPr>
+          <w:rFonts w:hint="eastAsia"/>
+        </w:rPr>
+        <w:t>)</w:t>
+      </w:r>
     </w:p>
     <w:p/>
     <w:p>
@@ -2437,7 +3197,25 @@
         <w:rPr>
           <w:rFonts w:hint="eastAsia"/>
         </w:rPr>
-        <w:t>，因为位置命令参数位于输入参数的第二个。</w:t>
+        <w:t>，因为</w:t>
+      </w:r>
+      <w:r>
+        <w:rPr>
+          <w:rFonts w:hint="eastAsia"/>
+        </w:rPr>
+        <w:t>输入参数</w:t>
+      </w:r>
+      <w:r>
+        <w:rPr>
+          <w:rFonts w:hint="eastAsia"/>
+        </w:rPr>
+        <w:t>options</w:t>
+      </w:r>
+      <w:r>
+        <w:rPr>
+          <w:rFonts w:hint="eastAsia"/>
+        </w:rPr>
+        <w:t>位于输入参数的第二个。</w:t>
       </w:r>
     </w:p>
     <w:p/>
@@ -2516,10 +3294,10 @@
     <w:p>
       <w:r>
         <w:object w:dxaOrig="9679" w:dyaOrig="9985">
-          <v:shape id="_x0000_i1026" type="#_x0000_t75" style="width:415.1pt;height:428.25pt" o:ole="">
+          <v:shape id="_x0000_i1026" type="#_x0000_t75" style="width:415.5pt;height:428.25pt" o:ole="">
             <v:imagedata r:id="rId11" o:title=""/>
           </v:shape>
-          <o:OLEObject Type="Embed" ProgID="Visio.Drawing.11" ShapeID="_x0000_i1026" DrawAspect="Content" ObjectID="_1577538737" r:id="rId12"/>
+          <o:OLEObject Type="Embed" ProgID="Visio.Drawing.11" ShapeID="_x0000_i1026" DrawAspect="Content" ObjectID="_1577801151" r:id="rId12"/>
         </w:object>
       </w:r>
     </w:p>
@@ -2533,11 +3311,11 @@
     </w:p>
     <w:p>
       <w:r>
-        <w:object w:dxaOrig="5668" w:dyaOrig="10492">
-          <v:shape id="_x0000_i1027" type="#_x0000_t75" style="width:283.6pt;height:524.65pt" o:ole="">
+        <w:object w:dxaOrig="5667" w:dyaOrig="10492">
+          <v:shape id="_x0000_i1030" type="#_x0000_t75" style="width:283.5pt;height:524.25pt" o:ole="">
             <v:imagedata r:id="rId13" o:title=""/>
           </v:shape>
-          <o:OLEObject Type="Embed" ProgID="Visio.Drawing.11" ShapeID="_x0000_i1027" DrawAspect="Content" ObjectID="_1577538738" r:id="rId14"/>
+          <o:OLEObject Type="Embed" ProgID="Visio.Drawing.11" ShapeID="_x0000_i1030" DrawAspect="Content" ObjectID="_1577801152" r:id="rId14"/>
         </w:object>
       </w:r>
     </w:p>
@@ -2556,33 +3334,76 @@
         <w:rPr>
           <w:rFonts w:hint="eastAsia"/>
         </w:rPr>
-        <w:t>增加一个新的</w:t>
-      </w:r>
-      <w:r>
-        <w:rPr>
-          <w:rFonts w:hint="eastAsia"/>
-        </w:rPr>
-        <w:t>context</w:t>
-      </w:r>
-      <w:r>
-        <w:rPr>
-          <w:rFonts w:hint="eastAsia"/>
-        </w:rPr>
-        <w:t>类型：</w:t>
-      </w:r>
-    </w:p>
-    <w:p>
-      <w:r>
-        <w:rPr>
-          <w:rFonts w:hint="eastAsia"/>
-        </w:rPr>
-        <w:t>contextConfig</w:t>
-      </w:r>
-      <w:r>
-        <w:rPr>
-          <w:rFonts w:hint="eastAsia"/>
-        </w:rPr>
-        <w:t>，用于保存配置返回信息。</w:t>
+        <w:t>增加一个</w:t>
+      </w:r>
+      <w:r>
+        <w:rPr>
+          <w:rFonts w:hint="eastAsia"/>
+        </w:rPr>
+        <w:t>Fetcher</w:t>
+      </w:r>
+      <w:r>
+        <w:rPr>
+          <w:rFonts w:hint="eastAsia"/>
+        </w:rPr>
+        <w:t>：</w:t>
+      </w:r>
+    </w:p>
+    <w:p>
+      <w:r>
+        <w:t>_monConfigFetcher</w:t>
+      </w:r>
+      <w:r>
+        <w:rPr>
+          <w:rFonts w:hint="eastAsia"/>
+        </w:rPr>
+        <w:t>()</w:t>
+      </w:r>
+      <w:r>
+        <w:rPr>
+          <w:rFonts w:hint="eastAsia"/>
+        </w:rPr>
+        <w:t>，用于</w:t>
+      </w:r>
+      <w:r>
+        <w:rPr>
+          <w:rFonts w:hint="eastAsia"/>
+        </w:rPr>
+        <w:t>snapshot</w:t>
+      </w:r>
+      <w:r>
+        <w:rPr>
+          <w:rFonts w:hint="eastAsia"/>
+        </w:rPr>
+        <w:t>获取配置信息</w:t>
+      </w:r>
+    </w:p>
+    <w:p>
+      <w:pPr>
+        <w:rPr>
+          <w:rFonts w:hint="eastAsia"/>
+        </w:rPr>
+      </w:pPr>
+      <w:r>
+        <w:rPr>
+          <w:rFonts w:hint="eastAsia"/>
+        </w:rPr>
+        <w:t>(</w:t>
+      </w:r>
+      <w:r>
+        <w:rPr>
+          <w:rFonts w:hint="eastAsia"/>
+        </w:rPr>
+        <w:t>命名依据：</w:t>
+      </w:r>
+      <w:r>
+        <w:t>_monSessionFetcher</w:t>
+      </w:r>
+      <w:r>
+        <w:rPr>
+          <w:rFonts w:hint="eastAsia"/>
+        </w:rPr>
+        <w:t>)</w:t>
       </w:r>
     </w:p>
     <w:p/>
@@ -2591,13 +3412,13 @@
         <w:rPr>
           <w:rFonts w:hint="eastAsia"/>
         </w:rPr>
-        <w:t>增加一个</w:t>
-      </w:r>
-      <w:r>
-        <w:rPr>
-          <w:rFonts w:hint="eastAsia"/>
-        </w:rPr>
-        <w:t>Fetcher</w:t>
+        <w:t>增加三个</w:t>
+      </w:r>
+      <w:r>
+        <w:rPr>
+          <w:rFonts w:hint="eastAsia"/>
+        </w:rPr>
+        <w:t>_rtnCommand</w:t>
       </w:r>
       <w:r>
         <w:rPr>
@@ -2608,7 +3429,29 @@
     </w:p>
     <w:p>
       <w:r>
-        <w:t>_monConfigFetcher</w:t>
+        <w:rPr>
+          <w:rFonts w:hint="eastAsia"/>
+        </w:rPr>
+        <w:t>_rtnUpdateConfig()</w:t>
+      </w:r>
+    </w:p>
+    <w:p>
+      <w:r>
+        <w:rPr>
+          <w:rFonts w:hint="eastAsia"/>
+        </w:rPr>
+        <w:t>_rtnDeleteConfig()</w:t>
+      </w:r>
+    </w:p>
+    <w:p>
+      <w:pPr>
+        <w:rPr>
+          <w:rFonts w:hint="eastAsia"/>
+        </w:rPr>
+      </w:pPr>
+      <w:r>
+        <w:lastRenderedPageBreak/>
+        <w:t>_rtnSnapshotConfigs</w:t>
       </w:r>
       <w:r>
         <w:rPr>
@@ -2616,72 +3459,37 @@
         </w:rPr>
         <w:t>()</w:t>
       </w:r>
-      <w:r>
-        <w:rPr>
-          <w:rFonts w:hint="eastAsia"/>
-        </w:rPr>
-        <w:t>，用于</w:t>
-      </w:r>
-      <w:r>
-        <w:rPr>
-          <w:rFonts w:hint="eastAsia"/>
-        </w:rPr>
-        <w:t>snapshot</w:t>
-      </w:r>
-      <w:r>
-        <w:rPr>
-          <w:rFonts w:hint="eastAsia"/>
-        </w:rPr>
-        <w:t>获取配置信息</w:t>
-      </w:r>
-    </w:p>
-    <w:p/>
-    <w:p>
-      <w:r>
-        <w:rPr>
-          <w:rFonts w:hint="eastAsia"/>
-        </w:rPr>
-        <w:t>增加三个</w:t>
-      </w:r>
-      <w:r>
-        <w:rPr>
-          <w:rFonts w:hint="eastAsia"/>
-        </w:rPr>
-        <w:t>_rtnCommand</w:t>
-      </w:r>
-      <w:r>
-        <w:rPr>
-          <w:rFonts w:hint="eastAsia"/>
-        </w:rPr>
-        <w:t>：</w:t>
-      </w:r>
-    </w:p>
-    <w:p>
-      <w:r>
-        <w:rPr>
-          <w:rFonts w:hint="eastAsia"/>
-        </w:rPr>
-        <w:lastRenderedPageBreak/>
-        <w:t>_rtnUpdateConfig()</w:t>
-      </w:r>
-    </w:p>
-    <w:p>
-      <w:r>
-        <w:rPr>
-          <w:rFonts w:hint="eastAsia"/>
-        </w:rPr>
-        <w:t>_rtnDeleteConfig()</w:t>
-      </w:r>
-    </w:p>
-    <w:p>
-      <w:r>
-        <w:t>_rtnSnapshotConfigs</w:t>
-      </w:r>
-      <w:r>
-        <w:rPr>
-          <w:rFonts w:hint="eastAsia"/>
-        </w:rPr>
-        <w:t>()</w:t>
+    </w:p>
+    <w:p>
+      <w:r>
+        <w:rPr>
+          <w:rFonts w:hint="eastAsia"/>
+        </w:rPr>
+        <w:t>(</w:t>
+      </w:r>
+      <w:r>
+        <w:rPr>
+          <w:rFonts w:hint="eastAsia"/>
+        </w:rPr>
+        <w:t>命名依据：</w:t>
+      </w:r>
+      <w:r>
+        <w:t>_rtnReloadConfig</w:t>
+      </w:r>
+      <w:r>
+        <w:rPr>
+          <w:rFonts w:hint="eastAsia"/>
+        </w:rPr>
+        <w:t>/</w:t>
+      </w:r>
+      <w:r>
+        <w:t>_rtnSnapshotSessions</w:t>
+      </w:r>
+      <w:r>
+        <w:rPr>
+          <w:rFonts w:hint="eastAsia"/>
+        </w:rPr>
+        <w:t>)</w:t>
       </w:r>
     </w:p>
     <w:p/>
@@ -2721,10 +3529,10 @@
     <w:p>
       <w:r>
         <w:object w:dxaOrig="6915" w:dyaOrig="2919">
-          <v:shape id="_x0000_i1028" type="#_x0000_t75" style="width:346.25pt;height:145.9pt" o:ole="">
+          <v:shape id="_x0000_i1027" type="#_x0000_t75" style="width:345.75pt;height:145.5pt" o:ole="">
             <v:imagedata r:id="rId15" o:title=""/>
           </v:shape>
-          <o:OLEObject Type="Embed" ProgID="Visio.Drawing.11" ShapeID="_x0000_i1028" DrawAspect="Content" ObjectID="_1577538739" r:id="rId16"/>
+          <o:OLEObject Type="Embed" ProgID="Visio.Drawing.11" ShapeID="_x0000_i1027" DrawAspect="Content" ObjectID="_1577801153" r:id="rId16"/>
         </w:object>
       </w:r>
     </w:p>
@@ -2746,10 +3554,10 @@
     <w:p>
       <w:r>
         <w:object w:dxaOrig="3739" w:dyaOrig="3456">
-          <v:shape id="_x0000_i1029" type="#_x0000_t75" style="width:187.2pt;height:172.8pt" o:ole="">
+          <v:shape id="_x0000_i1028" type="#_x0000_t75" style="width:187.5pt;height:172.5pt" o:ole="">
             <v:imagedata r:id="rId17" o:title=""/>
           </v:shape>
-          <o:OLEObject Type="Embed" ProgID="Visio.Drawing.11" ShapeID="_x0000_i1029" DrawAspect="Content" ObjectID="_1577538740" r:id="rId18"/>
+          <o:OLEObject Type="Embed" ProgID="Visio.Drawing.11" ShapeID="_x0000_i1028" DrawAspect="Content" ObjectID="_1577801154" r:id="rId18"/>
         </w:object>
       </w:r>
     </w:p>
@@ -2776,10 +3584,10 @@
     <w:p>
       <w:r>
         <w:object w:dxaOrig="10967" w:dyaOrig="15150">
-          <v:shape id="_x0000_i1030" type="#_x0000_t75" style="width:415.1pt;height:573.5pt" o:ole="">
+          <v:shape id="_x0000_i1029" type="#_x0000_t75" style="width:414.75pt;height:573.75pt" o:ole="">
             <v:imagedata r:id="rId19" o:title=""/>
           </v:shape>
-          <o:OLEObject Type="Embed" ProgID="Visio.Drawing.11" ShapeID="_x0000_i1030" DrawAspect="Content" ObjectID="_1577538741" r:id="rId20"/>
+          <o:OLEObject Type="Embed" ProgID="Visio.Drawing.11" ShapeID="_x0000_i1029" DrawAspect="Content" ObjectID="_1577801155" r:id="rId20"/>
         </w:object>
       </w:r>
     </w:p>

--- a/internal_doc/03.开发设计/Story-配置参数集中修改.docx
+++ b/internal_doc/03.开发设计/Story-配置参数集中修改.docx
@@ -178,9 +178,6 @@
           <w:p>
             <w:pPr>
               <w:ind w:left="0"/>
-              <w:rPr>
-                <w:rFonts w:hint="eastAsia"/>
-              </w:rPr>
             </w:pPr>
             <w:r>
               <w:rPr>
@@ -203,9 +200,6 @@
           <w:p>
             <w:pPr>
               <w:ind w:left="0"/>
-              <w:rPr>
-                <w:rFonts w:hint="eastAsia"/>
-              </w:rPr>
             </w:pPr>
             <w:r>
               <w:rPr>
@@ -888,7 +882,6 @@
     <w:p>
       <w:pPr>
         <w:rPr>
-          <w:rFonts w:hint="eastAsia"/>
           <w:color w:val="00B0F0"/>
         </w:rPr>
       </w:pPr>
@@ -896,7 +889,6 @@
     <w:p>
       <w:pPr>
         <w:rPr>
-          <w:rFonts w:hint="eastAsia"/>
           <w:color w:val="00B0F0"/>
         </w:rPr>
       </w:pPr>
@@ -909,9 +901,6 @@
           <w:numId w:val="18"/>
         </w:numPr>
         <w:ind w:firstLineChars="0"/>
-        <w:rPr>
-          <w:rFonts w:hint="eastAsia"/>
-        </w:rPr>
       </w:pPr>
       <w:r>
         <w:t>db.exec("select * from $SNAPSHOT_</w:t>
@@ -927,11 +916,6 @@
       </w:r>
     </w:p>
     <w:p>
-      <w:pPr>
-        <w:rPr>
-          <w:rFonts w:hint="eastAsia"/>
-        </w:rPr>
-      </w:pPr>
       <w:r>
         <w:rPr>
           <w:rFonts w:hint="eastAsia"/>
@@ -964,11 +948,6 @@
       </w:r>
     </w:p>
     <w:p>
-      <w:pPr>
-        <w:rPr>
-          <w:rFonts w:hint="eastAsia"/>
-        </w:rPr>
-      </w:pPr>
       <w:r>
         <w:rPr>
           <w:rFonts w:hint="eastAsia"/>
@@ -1006,13 +985,7 @@
         <w:t>）</w:t>
       </w:r>
     </w:p>
-    <w:p>
-      <w:pPr>
-        <w:rPr>
-          <w:rFonts w:hint="eastAsia"/>
-        </w:rPr>
-      </w:pPr>
-    </w:p>
+    <w:p/>
     <w:p/>
     <w:p>
       <w:pPr>
@@ -1295,6 +1268,30 @@
             <w:pPr>
               <w:ind w:left="0"/>
             </w:pPr>
+            <w:ins w:id="0" w:author="xujianhui" w:date="2018-01-19T14:44:00Z">
+              <w:r>
+                <w:rPr>
+                  <w:rFonts w:hint="eastAsia"/>
+                </w:rPr>
+                <w:t>控制</w:t>
+              </w:r>
+            </w:ins>
+            <w:ins w:id="1" w:author="xujianhui" w:date="2018-01-19T14:43:00Z">
+              <w:r>
+                <w:rPr>
+                  <w:rFonts w:hint="eastAsia"/>
+                </w:rPr>
+                <w:t>选项，包</w:t>
+              </w:r>
+            </w:ins>
+            <w:ins w:id="2" w:author="xujianhui" w:date="2018-01-19T14:44:00Z">
+              <w:r>
+                <w:rPr>
+                  <w:rFonts w:hint="eastAsia"/>
+                </w:rPr>
+                <w:t>含</w:t>
+              </w:r>
+            </w:ins>
             <w:r>
               <w:rPr>
                 <w:rFonts w:hint="eastAsia"/>
@@ -1350,13 +1347,7 @@
         <w:t>）</w:t>
       </w:r>
     </w:p>
-    <w:p>
-      <w:pPr>
-        <w:rPr>
-          <w:rFonts w:hint="eastAsia"/>
-        </w:rPr>
-      </w:pPr>
-    </w:p>
+    <w:p/>
     <w:p>
       <w:pPr>
         <w:ind w:left="0" w:firstLine="420"/>
@@ -1369,11 +1360,6 @@
       </w:r>
     </w:p>
     <w:p>
-      <w:pPr>
-        <w:rPr>
-          <w:rFonts w:hint="eastAsia"/>
-        </w:rPr>
-      </w:pPr>
       <w:r>
         <w:rPr>
           <w:rFonts w:hint="eastAsia"/>
@@ -1441,13 +1427,7 @@
         <w:t>。</w:t>
       </w:r>
     </w:p>
-    <w:p>
-      <w:pPr>
-        <w:rPr>
-          <w:rFonts w:hint="eastAsia"/>
-        </w:rPr>
-      </w:pPr>
-    </w:p>
+    <w:p/>
     <w:p/>
     <w:p>
       <w:pPr>
@@ -1730,6 +1710,14 @@
             <w:pPr>
               <w:ind w:left="0"/>
             </w:pPr>
+            <w:ins w:id="3" w:author="xujianhui" w:date="2018-01-19T14:44:00Z">
+              <w:r>
+                <w:rPr>
+                  <w:rFonts w:hint="eastAsia"/>
+                </w:rPr>
+                <w:t>控制选项，包含</w:t>
+              </w:r>
+            </w:ins>
             <w:r>
               <w:rPr>
                 <w:rFonts w:hint="eastAsia"/>
@@ -1765,9 +1753,6 @@
     <w:p>
       <w:pPr>
         <w:ind w:left="0"/>
-        <w:rPr>
-          <w:rFonts w:hint="eastAsia"/>
-        </w:rPr>
       </w:pPr>
       <w:r>
         <w:rPr>
@@ -1805,11 +1790,6 @@
       </w:r>
     </w:p>
     <w:p>
-      <w:pPr>
-        <w:rPr>
-          <w:rFonts w:hint="eastAsia"/>
-        </w:rPr>
-      </w:pPr>
       <w:r>
         <w:rPr>
           <w:rFonts w:hint="eastAsia"/>
@@ -1859,19 +1839,8 @@
         <w:t>指定的配置恢复默认值。</w:t>
       </w:r>
     </w:p>
-    <w:p>
-      <w:pPr>
-        <w:rPr>
-          <w:rFonts w:hint="eastAsia"/>
-        </w:rPr>
-      </w:pPr>
-    </w:p>
-    <w:p>
-      <w:pPr>
-        <w:rPr>
-          <w:rFonts w:hint="eastAsia"/>
-        </w:rPr>
-      </w:pPr>
+    <w:p/>
+    <w:p>
       <w:r>
         <w:rPr>
           <w:rFonts w:hint="eastAsia"/>
@@ -1886,11 +1855,6 @@
       </w:r>
     </w:p>
     <w:p>
-      <w:pPr>
-        <w:rPr>
-          <w:rFonts w:hint="eastAsia"/>
-        </w:rPr>
-      </w:pPr>
       <w:r>
         <w:rPr>
           <w:rFonts w:hint="eastAsia"/>
@@ -1935,9 +1899,6 @@
           <w:p>
             <w:pPr>
               <w:ind w:left="0"/>
-              <w:rPr>
-                <w:rFonts w:hint="eastAsia"/>
-              </w:rPr>
             </w:pPr>
             <w:r>
               <w:rPr>
@@ -1970,9 +1931,6 @@
           <w:p>
             <w:pPr>
               <w:ind w:left="0"/>
-              <w:rPr>
-                <w:rFonts w:hint="eastAsia"/>
-              </w:rPr>
             </w:pPr>
             <w:r>
               <w:rPr>
@@ -1991,16 +1949,35 @@
           <w:p>
             <w:pPr>
               <w:ind w:left="0"/>
-            </w:pPr>
-            <w:r>
-              <w:t>SDB_RTN_CMD</w:t>
-            </w:r>
-            <w:r>
-              <w:rPr>
-                <w:rFonts w:hint="eastAsia"/>
-              </w:rPr>
-              <w:t>_CONFCHG_NO_EFFECT</w:t>
-            </w:r>
+              <w:rPr>
+                <w:ins w:id="4" w:author="xujianhui" w:date="2018-01-19T14:46:00Z"/>
+                <w:rFonts w:hint="eastAsia"/>
+              </w:rPr>
+            </w:pPr>
+            <w:del w:id="5" w:author="xujianhui" w:date="2018-01-19T14:46:00Z">
+              <w:r>
+                <w:delText>SDB_RTN_CMD</w:delText>
+              </w:r>
+              <w:r>
+                <w:rPr>
+                  <w:rFonts w:hint="eastAsia"/>
+                </w:rPr>
+                <w:delText>_CONFCHG_NO_EFFECT</w:delText>
+              </w:r>
+            </w:del>
+          </w:p>
+          <w:p>
+            <w:pPr>
+              <w:ind w:left="0"/>
+            </w:pPr>
+            <w:ins w:id="6" w:author="xujianhui" w:date="2018-01-19T14:46:00Z">
+              <w:r>
+                <w:rPr>
+                  <w:rFonts w:hint="eastAsia"/>
+                </w:rPr>
+                <w:t>SDB_RTN_CONF_NOT_TAKE_EFFECT</w:t>
+              </w:r>
+            </w:ins>
           </w:p>
         </w:tc>
         <w:tc>
@@ -2010,9 +1987,6 @@
           <w:p>
             <w:pPr>
               <w:ind w:left="0"/>
-              <w:rPr>
-                <w:rFonts w:hint="eastAsia"/>
-              </w:rPr>
             </w:pPr>
             <w:r>
               <w:rPr>
@@ -2048,9 +2022,6 @@
           <w:p>
             <w:pPr>
               <w:ind w:left="0"/>
-              <w:rPr>
-                <w:rFonts w:hint="eastAsia"/>
-              </w:rPr>
             </w:pPr>
             <w:r>
               <w:rPr>
@@ -2360,9 +2331,6 @@
       <w:pPr>
         <w:pStyle w:val="ListParagraph"/>
         <w:ind w:left="717" w:firstLineChars="0" w:firstLine="0"/>
-        <w:rPr>
-          <w:rFonts w:hint="eastAsia"/>
-        </w:rPr>
       </w:pPr>
       <w:r>
         <w:t>CMD_NAME_SNAPSHOT_</w:t>
@@ -2466,9 +2434,6 @@
     <w:p>
       <w:pPr>
         <w:ind w:left="717"/>
-        <w:rPr>
-          <w:rFonts w:hint="eastAsia"/>
-        </w:rPr>
       </w:pPr>
       <w:r>
         <w:rPr>
@@ -2494,11 +2459,6 @@
     </w:p>
     <w:p/>
     <w:p>
-      <w:pPr>
-        <w:rPr>
-          <w:rFonts w:hint="eastAsia"/>
-        </w:rPr>
-      </w:pPr>
       <w:r>
         <w:rPr>
           <w:rFonts w:hint="eastAsia"/>
@@ -2612,7 +2572,23 @@
     </w:p>
     <w:p>
       <w:r>
-        <w:t xml:space="preserve">      "Flag": -134,</w:t>
+        <w:t xml:space="preserve">      "Flag": -</w:t>
+      </w:r>
+      <w:del w:id="7" w:author="xujianhui" w:date="2018-01-19T14:49:00Z">
+        <w:r>
+          <w:delText>134</w:delText>
+        </w:r>
+      </w:del>
+      <w:ins w:id="8" w:author="xujianhui" w:date="2018-01-19T14:49:00Z">
+        <w:r>
+          <w:rPr>
+            <w:rFonts w:hint="eastAsia"/>
+          </w:rPr>
+          <w:t>322</w:t>
+        </w:r>
+      </w:ins>
+      <w:r>
+        <w:t>,</w:t>
       </w:r>
     </w:p>
     <w:p>
@@ -2824,11 +2800,6 @@
       </w:r>
     </w:p>
     <w:p>
-      <w:pPr>
-        <w:rPr>
-          <w:rFonts w:hint="eastAsia"/>
-        </w:rPr>
-      </w:pPr>
       <w:r>
         <w:rPr>
           <w:rFonts w:hint="eastAsia"/>
@@ -2960,7 +2931,7 @@
           <v:shape id="_x0000_i1025" type="#_x0000_t75" style="width:414.75pt;height:571.5pt" o:ole="">
             <v:imagedata r:id="rId7" o:title=""/>
           </v:shape>
-          <o:OLEObject Type="Embed" ProgID="Visio.Drawing.11" ShapeID="_x0000_i1025" DrawAspect="Content" ObjectID="_1577801149" r:id="rId8"/>
+          <o:OLEObject Type="Embed" ProgID="Visio.Drawing.11" ShapeID="_x0000_i1025" DrawAspect="Content" ObjectID="_1577879322" r:id="rId8"/>
         </w:object>
       </w:r>
     </w:p>
@@ -2975,10 +2946,10 @@
     <w:p>
       <w:r>
         <w:object w:dxaOrig="3853" w:dyaOrig="12805">
-          <v:shape id="_x0000_i1031" type="#_x0000_t75" style="width:192.75pt;height:640.5pt" o:ole="">
+          <v:shape id="_x0000_i1026" type="#_x0000_t75" style="width:192.75pt;height:640.5pt" o:ole="">
             <v:imagedata r:id="rId9" o:title=""/>
           </v:shape>
-          <o:OLEObject Type="Embed" ProgID="Visio.Drawing.11" ShapeID="_x0000_i1031" DrawAspect="Content" ObjectID="_1577801150" r:id="rId10"/>
+          <o:OLEObject Type="Embed" ProgID="Visio.Drawing.11" ShapeID="_x0000_i1026" DrawAspect="Content" ObjectID="_1577879323" r:id="rId10"/>
         </w:object>
       </w:r>
     </w:p>
@@ -3020,9 +2991,6 @@
           <w:numId w:val="15"/>
         </w:numPr>
         <w:ind w:firstLineChars="0"/>
-        <w:rPr>
-          <w:rFonts w:hint="eastAsia"/>
-        </w:rPr>
       </w:pPr>
       <w:r>
         <w:t>_coordCMDSnapshotConfigs</w:t>
@@ -3085,9 +3053,6 @@
           <w:numId w:val="15"/>
         </w:numPr>
         <w:ind w:firstLineChars="0"/>
-        <w:rPr>
-          <w:rFonts w:hint="eastAsia"/>
-        </w:rPr>
       </w:pPr>
       <w:r>
         <w:t>_coord</w:t>
@@ -3106,9 +3071,6 @@
       <w:pPr>
         <w:pStyle w:val="ListParagraph"/>
         <w:ind w:left="717" w:firstLineChars="0" w:firstLine="0"/>
-        <w:rPr>
-          <w:rFonts w:hint="eastAsia"/>
-        </w:rPr>
       </w:pPr>
       <w:r>
         <w:rPr>
@@ -3294,10 +3256,10 @@
     <w:p>
       <w:r>
         <w:object w:dxaOrig="9679" w:dyaOrig="9985">
-          <v:shape id="_x0000_i1026" type="#_x0000_t75" style="width:415.5pt;height:428.25pt" o:ole="">
+          <v:shape id="_x0000_i1027" type="#_x0000_t75" style="width:415.5pt;height:428.25pt" o:ole="">
             <v:imagedata r:id="rId11" o:title=""/>
           </v:shape>
-          <o:OLEObject Type="Embed" ProgID="Visio.Drawing.11" ShapeID="_x0000_i1026" DrawAspect="Content" ObjectID="_1577801151" r:id="rId12"/>
+          <o:OLEObject Type="Embed" ProgID="Visio.Drawing.11" ShapeID="_x0000_i1027" DrawAspect="Content" ObjectID="_1577879324" r:id="rId12"/>
         </w:object>
       </w:r>
     </w:p>
@@ -3312,10 +3274,10 @@
     <w:p>
       <w:r>
         <w:object w:dxaOrig="5667" w:dyaOrig="10492">
-          <v:shape id="_x0000_i1030" type="#_x0000_t75" style="width:283.5pt;height:524.25pt" o:ole="">
+          <v:shape id="_x0000_i1028" type="#_x0000_t75" style="width:283.5pt;height:524.25pt" o:ole="">
             <v:imagedata r:id="rId13" o:title=""/>
           </v:shape>
-          <o:OLEObject Type="Embed" ProgID="Visio.Drawing.11" ShapeID="_x0000_i1030" DrawAspect="Content" ObjectID="_1577801152" r:id="rId14"/>
+          <o:OLEObject Type="Embed" ProgID="Visio.Drawing.11" ShapeID="_x0000_i1028" DrawAspect="Content" ObjectID="_1577879325" r:id="rId14"/>
         </w:object>
       </w:r>
     </w:p>
@@ -3379,11 +3341,6 @@
       </w:r>
     </w:p>
     <w:p>
-      <w:pPr>
-        <w:rPr>
-          <w:rFonts w:hint="eastAsia"/>
-        </w:rPr>
-      </w:pPr>
       <w:r>
         <w:rPr>
           <w:rFonts w:hint="eastAsia"/>
@@ -3444,11 +3401,6 @@
       </w:r>
     </w:p>
     <w:p>
-      <w:pPr>
-        <w:rPr>
-          <w:rFonts w:hint="eastAsia"/>
-        </w:rPr>
-      </w:pPr>
       <w:r>
         <w:lastRenderedPageBreak/>
         <w:t>_rtnSnapshotConfigs</w:t>
@@ -3529,10 +3481,10 @@
     <w:p>
       <w:r>
         <w:object w:dxaOrig="6915" w:dyaOrig="2919">
-          <v:shape id="_x0000_i1027" type="#_x0000_t75" style="width:345.75pt;height:145.5pt" o:ole="">
+          <v:shape id="_x0000_i1029" type="#_x0000_t75" style="width:345.75pt;height:145.5pt" o:ole="">
             <v:imagedata r:id="rId15" o:title=""/>
           </v:shape>
-          <o:OLEObject Type="Embed" ProgID="Visio.Drawing.11" ShapeID="_x0000_i1027" DrawAspect="Content" ObjectID="_1577801153" r:id="rId16"/>
+          <o:OLEObject Type="Embed" ProgID="Visio.Drawing.11" ShapeID="_x0000_i1029" DrawAspect="Content" ObjectID="_1577879326" r:id="rId16"/>
         </w:object>
       </w:r>
     </w:p>
@@ -3554,10 +3506,10 @@
     <w:p>
       <w:r>
         <w:object w:dxaOrig="3739" w:dyaOrig="3456">
-          <v:shape id="_x0000_i1028" type="#_x0000_t75" style="width:187.5pt;height:172.5pt" o:ole="">
+          <v:shape id="_x0000_i1030" type="#_x0000_t75" style="width:187.5pt;height:172.5pt" o:ole="">
             <v:imagedata r:id="rId17" o:title=""/>
           </v:shape>
-          <o:OLEObject Type="Embed" ProgID="Visio.Drawing.11" ShapeID="_x0000_i1028" DrawAspect="Content" ObjectID="_1577801154" r:id="rId18"/>
+          <o:OLEObject Type="Embed" ProgID="Visio.Drawing.11" ShapeID="_x0000_i1030" DrawAspect="Content" ObjectID="_1577879327" r:id="rId18"/>
         </w:object>
       </w:r>
     </w:p>
@@ -3584,10 +3536,10 @@
     <w:p>
       <w:r>
         <w:object w:dxaOrig="10967" w:dyaOrig="15150">
-          <v:shape id="_x0000_i1029" type="#_x0000_t75" style="width:414.75pt;height:573.75pt" o:ole="">
+          <v:shape id="_x0000_i1031" type="#_x0000_t75" style="width:414.75pt;height:573.75pt" o:ole="">
             <v:imagedata r:id="rId19" o:title=""/>
           </v:shape>
-          <o:OLEObject Type="Embed" ProgID="Visio.Drawing.11" ShapeID="_x0000_i1029" DrawAspect="Content" ObjectID="_1577801155" r:id="rId20"/>
+          <o:OLEObject Type="Embed" ProgID="Visio.Drawing.11" ShapeID="_x0000_i1031" DrawAspect="Content" ObjectID="_1577879328" r:id="rId20"/>
         </w:object>
       </w:r>
     </w:p>
@@ -3696,7 +3648,29 @@
         <w:rPr>
           <w:rFonts w:hint="eastAsia"/>
         </w:rPr>
-        <w:t>CHANGE _DEFAULT,  //</w:t>
+        <w:t>CHANGE _</w:t>
+      </w:r>
+      <w:del w:id="9" w:author="xujianhui" w:date="2018-01-19T14:55:00Z">
+        <w:r>
+          <w:rPr>
+            <w:rFonts w:hint="eastAsia"/>
+          </w:rPr>
+          <w:delText>DEFAULT</w:delText>
+        </w:r>
+      </w:del>
+      <w:ins w:id="10" w:author="xujianhui" w:date="2018-01-19T14:55:00Z">
+        <w:r>
+          <w:rPr>
+            <w:rFonts w:hint="eastAsia"/>
+          </w:rPr>
+          <w:t>FOBIDDEN</w:t>
+        </w:r>
+      </w:ins>
+      <w:r>
+        <w:rPr>
+          <w:rFonts w:hint="eastAsia"/>
+        </w:rPr>
+        <w:t>,  //</w:t>
       </w:r>
       <w:r>
         <w:rPr>
@@ -3878,6 +3852,10 @@
     <w:p>
       <w:pPr>
         <w:ind w:left="0"/>
+        <w:rPr>
+          <w:ins w:id="11" w:author="xujianhui" w:date="2018-01-19T14:55:00Z"/>
+          <w:rFonts w:hint="eastAsia"/>
+        </w:rPr>
       </w:pPr>
       <w:r>
         <w:rPr>
@@ -3886,6 +3864,56 @@
         <w:tab/>
         <w:t xml:space="preserve">  PMD_CFG_STEP_DEL                        // restore to default value</w:t>
       </w:r>
+    </w:p>
+    <w:p>
+      <w:pPr>
+        <w:ind w:left="0"/>
+      </w:pPr>
+      <w:ins w:id="12" w:author="xujianhui" w:date="2018-01-19T14:55:00Z">
+        <w:r>
+          <w:t>D</w:t>
+        </w:r>
+        <w:r>
+          <w:rPr>
+            <w:rFonts w:hint="eastAsia"/>
+          </w:rPr>
+          <w:t xml:space="preserve">elete </w:t>
+        </w:r>
+        <w:r>
+          <w:rPr>
+            <w:rFonts w:hint="eastAsia"/>
+          </w:rPr>
+          <w:t>的做法</w:t>
+        </w:r>
+      </w:ins>
+      <w:ins w:id="13" w:author="xujianhui" w:date="2018-01-19T14:56:00Z">
+        <w:r>
+          <w:rPr>
+            <w:rFonts w:hint="eastAsia"/>
+          </w:rPr>
+          <w:t>我觉得可以转换成</w:t>
+        </w:r>
+        <w:r>
+          <w:rPr>
+            <w:rFonts w:hint="eastAsia"/>
+          </w:rPr>
+          <w:t xml:space="preserve"> update</w:t>
+        </w:r>
+      </w:ins>
+      <w:ins w:id="14" w:author="xujianhui" w:date="2018-01-19T14:57:00Z">
+        <w:r>
+          <w:rPr>
+            <w:rFonts w:hint="eastAsia"/>
+          </w:rPr>
+          <w:t>去执行，应该不需要一个</w:t>
+        </w:r>
+        <w:r>
+          <w:rPr>
+            <w:rFonts w:hint="eastAsia"/>
+          </w:rPr>
+          <w:t xml:space="preserve"> delete</w:t>
+        </w:r>
+      </w:ins>
     </w:p>
     <w:p>
       <w:pPr>
@@ -4073,6 +4101,10 @@
     <w:p>
       <w:pPr>
         <w:ind w:leftChars="70" w:left="147" w:firstLineChars="150" w:firstLine="315"/>
+        <w:rPr>
+          <w:ins w:id="15" w:author="xujianhui" w:date="2018-01-19T14:57:00Z"/>
+          <w:rFonts w:hint="eastAsia"/>
+        </w:rPr>
       </w:pPr>
       <w:r>
         <w:t>#define PMD_CFG_MASK_SKIP_</w:t>
@@ -4098,6 +4130,33 @@
         </w:rPr>
         <w:t xml:space="preserve"> // for reboot configs</w:t>
       </w:r>
+    </w:p>
+    <w:p>
+      <w:pPr>
+        <w:ind w:leftChars="70" w:left="147" w:firstLineChars="150" w:firstLine="315"/>
+      </w:pPr>
+      <w:ins w:id="16" w:author="xujianhui" w:date="2018-01-19T14:58:00Z">
+        <w:r>
+          <w:rPr>
+            <w:rFonts w:hint="eastAsia"/>
+          </w:rPr>
+          <w:t>没有明白这个是怎么用的？</w:t>
+        </w:r>
+        <w:r>
+          <w:rPr>
+            <w:rFonts w:hint="eastAsia"/>
+          </w:rPr>
+          <w:t xml:space="preserve"> REBOOT</w:t>
+        </w:r>
+      </w:ins>
+    </w:p>
+    <w:p>
+      <w:pPr>
+        <w:rPr>
+          <w:ins w:id="17" w:author="xujianhui" w:date="2018-01-19T15:00:00Z"/>
+          <w:rFonts w:hint="eastAsia"/>
+        </w:rPr>
+      </w:pPr>
     </w:p>
     <w:p/>
     <w:p>
@@ -4585,6 +4644,7 @@
                 <w:sz w:val="18"/>
                 <w:szCs w:val="18"/>
               </w:rPr>
+              <w:lastRenderedPageBreak/>
               <w:t>第三周</w:t>
             </w:r>
           </w:p>
@@ -4704,7 +4764,6 @@
         <w:rPr>
           <w:rFonts w:hint="eastAsia"/>
         </w:rPr>
-        <w:lastRenderedPageBreak/>
         <w:t>遗留问题</w:t>
       </w:r>
     </w:p>

--- a/internal_doc/03.开发设计/Story-配置参数集中修改.docx
+++ b/internal_doc/03.开发设计/Story-配置参数集中修改.docx
@@ -1951,7 +1951,6 @@
               <w:ind w:left="0"/>
               <w:rPr>
                 <w:ins w:id="4" w:author="xujianhui" w:date="2018-01-19T14:46:00Z"/>
-                <w:rFonts w:hint="eastAsia"/>
               </w:rPr>
             </w:pPr>
             <w:del w:id="5" w:author="xujianhui" w:date="2018-01-19T14:46:00Z">
@@ -2931,7 +2930,7 @@
           <v:shape id="_x0000_i1025" type="#_x0000_t75" style="width:414.75pt;height:571.5pt" o:ole="">
             <v:imagedata r:id="rId7" o:title=""/>
           </v:shape>
-          <o:OLEObject Type="Embed" ProgID="Visio.Drawing.11" ShapeID="_x0000_i1025" DrawAspect="Content" ObjectID="_1577879322" r:id="rId8"/>
+          <o:OLEObject Type="Embed" ProgID="Visio.Drawing.11" ShapeID="_x0000_i1025" DrawAspect="Content" ObjectID="_1577966577" r:id="rId8"/>
         </w:object>
       </w:r>
     </w:p>
@@ -2949,7 +2948,7 @@
           <v:shape id="_x0000_i1026" type="#_x0000_t75" style="width:192.75pt;height:640.5pt" o:ole="">
             <v:imagedata r:id="rId9" o:title=""/>
           </v:shape>
-          <o:OLEObject Type="Embed" ProgID="Visio.Drawing.11" ShapeID="_x0000_i1026" DrawAspect="Content" ObjectID="_1577879323" r:id="rId10"/>
+          <o:OLEObject Type="Embed" ProgID="Visio.Drawing.11" ShapeID="_x0000_i1026" DrawAspect="Content" ObjectID="_1577966578" r:id="rId10"/>
         </w:object>
       </w:r>
     </w:p>
@@ -3259,7 +3258,7 @@
           <v:shape id="_x0000_i1027" type="#_x0000_t75" style="width:415.5pt;height:428.25pt" o:ole="">
             <v:imagedata r:id="rId11" o:title=""/>
           </v:shape>
-          <o:OLEObject Type="Embed" ProgID="Visio.Drawing.11" ShapeID="_x0000_i1027" DrawAspect="Content" ObjectID="_1577879324" r:id="rId12"/>
+          <o:OLEObject Type="Embed" ProgID="Visio.Drawing.11" ShapeID="_x0000_i1027" DrawAspect="Content" ObjectID="_1577966579" r:id="rId12"/>
         </w:object>
       </w:r>
     </w:p>
@@ -3277,7 +3276,7 @@
           <v:shape id="_x0000_i1028" type="#_x0000_t75" style="width:283.5pt;height:524.25pt" o:ole="">
             <v:imagedata r:id="rId13" o:title=""/>
           </v:shape>
-          <o:OLEObject Type="Embed" ProgID="Visio.Drawing.11" ShapeID="_x0000_i1028" DrawAspect="Content" ObjectID="_1577879325" r:id="rId14"/>
+          <o:OLEObject Type="Embed" ProgID="Visio.Drawing.11" ShapeID="_x0000_i1028" DrawAspect="Content" ObjectID="_1577966580" r:id="rId14"/>
         </w:object>
       </w:r>
     </w:p>
@@ -3484,7 +3483,7 @@
           <v:shape id="_x0000_i1029" type="#_x0000_t75" style="width:345.75pt;height:145.5pt" o:ole="">
             <v:imagedata r:id="rId15" o:title=""/>
           </v:shape>
-          <o:OLEObject Type="Embed" ProgID="Visio.Drawing.11" ShapeID="_x0000_i1029" DrawAspect="Content" ObjectID="_1577879326" r:id="rId16"/>
+          <o:OLEObject Type="Embed" ProgID="Visio.Drawing.11" ShapeID="_x0000_i1029" DrawAspect="Content" ObjectID="_1577966581" r:id="rId16"/>
         </w:object>
       </w:r>
     </w:p>
@@ -3509,7 +3508,7 @@
           <v:shape id="_x0000_i1030" type="#_x0000_t75" style="width:187.5pt;height:172.5pt" o:ole="">
             <v:imagedata r:id="rId17" o:title=""/>
           </v:shape>
-          <o:OLEObject Type="Embed" ProgID="Visio.Drawing.11" ShapeID="_x0000_i1030" DrawAspect="Content" ObjectID="_1577879327" r:id="rId18"/>
+          <o:OLEObject Type="Embed" ProgID="Visio.Drawing.11" ShapeID="_x0000_i1030" DrawAspect="Content" ObjectID="_1577966582" r:id="rId18"/>
         </w:object>
       </w:r>
     </w:p>
@@ -3535,11 +3534,11 @@
     </w:p>
     <w:p>
       <w:r>
-        <w:object w:dxaOrig="10967" w:dyaOrig="15150">
+        <w:object w:dxaOrig="10967" w:dyaOrig="15149">
           <v:shape id="_x0000_i1031" type="#_x0000_t75" style="width:414.75pt;height:573.75pt" o:ole="">
             <v:imagedata r:id="rId19" o:title=""/>
           </v:shape>
-          <o:OLEObject Type="Embed" ProgID="Visio.Drawing.11" ShapeID="_x0000_i1031" DrawAspect="Content" ObjectID="_1577879328" r:id="rId20"/>
+          <o:OLEObject Type="Embed" ProgID="Visio.Drawing.11" ShapeID="_x0000_i1031" DrawAspect="Content" ObjectID="_1577966583" r:id="rId20"/>
         </w:object>
       </w:r>
     </w:p>
@@ -3846,15 +3845,30 @@
         <w:t>,</w:t>
       </w:r>
       <w:r>
-        <w:t xml:space="preserve">                       // change in runtime</w:t>
+        <w:t xml:space="preserve">                    </w:t>
+      </w:r>
+      <w:ins w:id="11" w:author="zhaowenbo" w:date="2018-01-20T14:27:00Z">
+        <w:r>
+          <w:rPr>
+            <w:rFonts w:hint="eastAsia"/>
+          </w:rPr>
+          <w:t xml:space="preserve"> </w:t>
+        </w:r>
+      </w:ins>
+      <w:del w:id="12" w:author="zhaowenbo" w:date="2018-01-20T14:27:00Z">
+        <w:r>
+          <w:delText xml:space="preserve">   </w:delText>
+        </w:r>
+      </w:del>
+      <w:r>
+        <w:t>// change in runtime</w:t>
       </w:r>
     </w:p>
     <w:p>
       <w:pPr>
         <w:ind w:left="0"/>
         <w:rPr>
-          <w:ins w:id="11" w:author="xujianhui" w:date="2018-01-19T14:55:00Z"/>
-          <w:rFonts w:hint="eastAsia"/>
+          <w:ins w:id="13" w:author="xujianhui" w:date="2018-01-19T14:55:00Z"/>
         </w:rPr>
       </w:pPr>
       <w:r>
@@ -3862,14 +3876,42 @@
           <w:rFonts w:hint="eastAsia"/>
         </w:rPr>
         <w:tab/>
-        <w:t xml:space="preserve">  PMD_CFG_STEP_DEL                        // restore to default value</w:t>
+        <w:t xml:space="preserve">  PMD_CFG_STEP_</w:t>
+      </w:r>
+      <w:del w:id="14" w:author="zhaowenbo" w:date="2018-01-20T14:27:00Z">
+        <w:r>
+          <w:rPr>
+            <w:rFonts w:hint="eastAsia"/>
+          </w:rPr>
+          <w:delText xml:space="preserve">DEL                        </w:delText>
+        </w:r>
+      </w:del>
+      <w:ins w:id="15" w:author="zhaowenbo" w:date="2018-01-20T14:27:00Z">
+        <w:r>
+          <w:rPr>
+            <w:rFonts w:hint="eastAsia"/>
+          </w:rPr>
+          <w:t>RESTORE</w:t>
+        </w:r>
+        <w:r>
+          <w:rPr>
+            <w:rFonts w:hint="eastAsia"/>
+          </w:rPr>
+          <w:t xml:space="preserve">                  </w:t>
+        </w:r>
+      </w:ins>
+      <w:r>
+        <w:rPr>
+          <w:rFonts w:hint="eastAsia"/>
+        </w:rPr>
+        <w:t>// restore to default value</w:t>
       </w:r>
     </w:p>
     <w:p>
       <w:pPr>
         <w:ind w:left="0"/>
       </w:pPr>
-      <w:ins w:id="12" w:author="xujianhui" w:date="2018-01-19T14:55:00Z">
+      <w:ins w:id="16" w:author="xujianhui" w:date="2018-01-19T14:55:00Z">
         <w:r>
           <w:t>D</w:t>
         </w:r>
@@ -3886,7 +3928,7 @@
           <w:t>的做法</w:t>
         </w:r>
       </w:ins>
-      <w:ins w:id="13" w:author="xujianhui" w:date="2018-01-19T14:56:00Z">
+      <w:ins w:id="17" w:author="xujianhui" w:date="2018-01-19T14:56:00Z">
         <w:r>
           <w:rPr>
             <w:rFonts w:hint="eastAsia"/>
@@ -3900,7 +3942,7 @@
           <w:t xml:space="preserve"> update</w:t>
         </w:r>
       </w:ins>
-      <w:ins w:id="14" w:author="xujianhui" w:date="2018-01-19T14:57:00Z">
+      <w:ins w:id="18" w:author="xujianhui" w:date="2018-01-19T14:57:00Z">
         <w:r>
           <w:rPr>
             <w:rFonts w:hint="eastAsia"/>
@@ -4102,59 +4144,113 @@
       <w:pPr>
         <w:ind w:leftChars="70" w:left="147" w:firstLineChars="150" w:firstLine="315"/>
         <w:rPr>
-          <w:ins w:id="15" w:author="xujianhui" w:date="2018-01-19T14:57:00Z"/>
-          <w:rFonts w:hint="eastAsia"/>
+          <w:ins w:id="19" w:author="xujianhui" w:date="2018-01-19T14:57:00Z"/>
         </w:rPr>
       </w:pPr>
       <w:r>
         <w:t>#define PMD_CFG_MASK_SKIP_</w:t>
       </w:r>
-      <w:r>
-        <w:rPr>
-          <w:rFonts w:hint="eastAsia"/>
-        </w:rPr>
-        <w:t>REBOOT</w:t>
-      </w:r>
-      <w:r>
-        <w:t xml:space="preserve">         0x0000000</w:t>
-      </w:r>
-      <w:r>
-        <w:rPr>
-          <w:rFonts w:hint="eastAsia"/>
-        </w:rPr>
-        <w:t>8</w:t>
-      </w:r>
-      <w:r>
-        <w:rPr>
-          <w:rFonts w:hint="eastAsia"/>
-        </w:rPr>
-        <w:t xml:space="preserve"> // for reboot configs</w:t>
-      </w:r>
-    </w:p>
-    <w:p>
-      <w:pPr>
-        <w:ind w:leftChars="70" w:left="147" w:firstLineChars="150" w:firstLine="315"/>
-      </w:pPr>
-      <w:ins w:id="16" w:author="xujianhui" w:date="2018-01-19T14:58:00Z">
+      <w:ins w:id="20" w:author="zhaowenbo" w:date="2018-01-20T14:41:00Z">
         <w:r>
           <w:rPr>
             <w:rFonts w:hint="eastAsia"/>
           </w:rPr>
-          <w:t>没有明白这个是怎么用的？</w:t>
+          <w:t>VALUE</w:t>
+        </w:r>
+      </w:ins>
+      <w:del w:id="21" w:author="zhaowenbo" w:date="2018-01-20T14:41:00Z">
+        <w:r>
+          <w:rPr>
+            <w:rFonts w:hint="eastAsia"/>
+          </w:rPr>
+          <w:delText>REBOOT</w:delText>
+        </w:r>
+      </w:del>
+      <w:r>
+        <w:t xml:space="preserve">         0x0000000</w:t>
+      </w:r>
+      <w:r>
+        <w:rPr>
+          <w:rFonts w:hint="eastAsia"/>
+        </w:rPr>
+        <w:t>8</w:t>
+      </w:r>
+      <w:r>
+        <w:rPr>
+          <w:rFonts w:hint="eastAsia"/>
+        </w:rPr>
+        <w:t xml:space="preserve"> // for reboot configs</w:t>
+      </w:r>
+    </w:p>
+    <w:p>
+      <w:pPr>
+        <w:ind w:leftChars="70" w:left="147" w:firstLineChars="150" w:firstLine="315"/>
+      </w:pPr>
+      <w:ins w:id="22" w:author="zhaowenbo" w:date="2018-01-20T14:44:00Z">
+        <w:r>
+          <w:rPr>
+            <w:rFonts w:hint="eastAsia"/>
+          </w:rPr>
+          <w:t>跳过内存变量保存的值，而是使用</w:t>
         </w:r>
         <w:r>
           <w:rPr>
             <w:rFonts w:hint="eastAsia"/>
           </w:rPr>
-          <w:t xml:space="preserve"> REBOOT</w:t>
+          <w:t>KVMap</w:t>
         </w:r>
       </w:ins>
-    </w:p>
-    <w:p>
-      <w:pPr>
-        <w:rPr>
-          <w:ins w:id="17" w:author="xujianhui" w:date="2018-01-19T15:00:00Z"/>
-          <w:rFonts w:hint="eastAsia"/>
+      <w:ins w:id="23" w:author="zhaowenbo" w:date="2018-01-20T14:45:00Z">
+        <w:r>
+          <w:rPr>
+            <w:rFonts w:hint="eastAsia"/>
+          </w:rPr>
+          <w:t>中保存的</w:t>
+        </w:r>
+        <w:r>
+          <w:rPr>
+            <w:rFonts w:hint="eastAsia"/>
+          </w:rPr>
+          <w:t>reboot</w:t>
+        </w:r>
+      </w:ins>
+      <w:ins w:id="24" w:author="zhaowenbo" w:date="2018-01-20T14:49:00Z">
+        <w:r>
+          <w:rPr>
+            <w:rFonts w:hint="eastAsia"/>
+          </w:rPr>
+          <w:t>配置级别的</w:t>
+        </w:r>
+      </w:ins>
+      <w:ins w:id="25" w:author="zhaowenbo" w:date="2018-01-20T14:45:00Z">
+        <w:r>
+          <w:rPr>
+            <w:rFonts w:hint="eastAsia"/>
+          </w:rPr>
+          <w:t>配置。</w:t>
+        </w:r>
+      </w:ins>
+      <w:ins w:id="26" w:author="xujianhui" w:date="2018-01-19T14:58:00Z">
+        <w:del w:id="27" w:author="zhaowenbo" w:date="2018-01-20T14:44:00Z">
+          <w:r>
+            <w:rPr>
+              <w:rFonts w:hint="eastAsia"/>
+            </w:rPr>
+            <w:delText>没有明白这个是怎么用的？</w:delText>
+          </w:r>
+          <w:r>
+            <w:rPr>
+              <w:rFonts w:hint="eastAsia"/>
+            </w:rPr>
+            <w:delText xml:space="preserve"> REBOOT</w:delText>
+          </w:r>
+        </w:del>
+      </w:ins>
+    </w:p>
+    <w:p>
+      <w:pPr>
+        <w:rPr>
+          <w:ins w:id="28" w:author="xujianhui" w:date="2018-01-19T15:00:00Z"/>
         </w:rPr>
       </w:pPr>
     </w:p>

--- a/internal_doc/03.开发设计/Story-配置参数集中修改.docx
+++ b/internal_doc/03.开发设计/Story-配置参数集中修改.docx
@@ -2927,10 +2927,10 @@
             <v:path o:extrusionok="f" gradientshapeok="t" o:connecttype="rect"/>
             <o:lock v:ext="edit" aspectratio="t"/>
           </v:shapetype>
-          <v:shape id="_x0000_i1025" type="#_x0000_t75" style="width:414.75pt;height:571.5pt" o:ole="">
+          <v:shape id="_x0000_i1025" type="#_x0000_t75" style="width:414.7pt;height:571.65pt" o:ole="">
             <v:imagedata r:id="rId7" o:title=""/>
           </v:shape>
-          <o:OLEObject Type="Embed" ProgID="Visio.Drawing.11" ShapeID="_x0000_i1025" DrawAspect="Content" ObjectID="_1577966577" r:id="rId8"/>
+          <o:OLEObject Type="Embed" ProgID="Visio.Drawing.11" ShapeID="_x0000_i1025" DrawAspect="Content" ObjectID="_1578139043" r:id="rId8"/>
         </w:object>
       </w:r>
     </w:p>
@@ -2945,10 +2945,10 @@
     <w:p>
       <w:r>
         <w:object w:dxaOrig="3853" w:dyaOrig="12805">
-          <v:shape id="_x0000_i1026" type="#_x0000_t75" style="width:192.75pt;height:640.5pt" o:ole="">
+          <v:shape id="_x0000_i1026" type="#_x0000_t75" style="width:192.7pt;height:640.4pt" o:ole="">
             <v:imagedata r:id="rId9" o:title=""/>
           </v:shape>
-          <o:OLEObject Type="Embed" ProgID="Visio.Drawing.11" ShapeID="_x0000_i1026" DrawAspect="Content" ObjectID="_1577966578" r:id="rId10"/>
+          <o:OLEObject Type="Embed" ProgID="Visio.Drawing.11" ShapeID="_x0000_i1026" DrawAspect="Content" ObjectID="_1578139044" r:id="rId10"/>
         </w:object>
       </w:r>
     </w:p>
@@ -3255,10 +3255,10 @@
     <w:p>
       <w:r>
         <w:object w:dxaOrig="9679" w:dyaOrig="9985">
-          <v:shape id="_x0000_i1027" type="#_x0000_t75" style="width:415.5pt;height:428.25pt" o:ole="">
+          <v:shape id="_x0000_i1027" type="#_x0000_t75" style="width:415.75pt;height:428.2pt" o:ole="">
             <v:imagedata r:id="rId11" o:title=""/>
           </v:shape>
-          <o:OLEObject Type="Embed" ProgID="Visio.Drawing.11" ShapeID="_x0000_i1027" DrawAspect="Content" ObjectID="_1577966579" r:id="rId12"/>
+          <o:OLEObject Type="Embed" ProgID="Visio.Drawing.11" ShapeID="_x0000_i1027" DrawAspect="Content" ObjectID="_1578139045" r:id="rId12"/>
         </w:object>
       </w:r>
     </w:p>
@@ -3273,10 +3273,10 @@
     <w:p>
       <w:r>
         <w:object w:dxaOrig="5667" w:dyaOrig="10492">
-          <v:shape id="_x0000_i1028" type="#_x0000_t75" style="width:283.5pt;height:524.25pt" o:ole="">
+          <v:shape id="_x0000_i1028" type="#_x0000_t75" style="width:283.65pt;height:524.05pt" o:ole="">
             <v:imagedata r:id="rId13" o:title=""/>
           </v:shape>
-          <o:OLEObject Type="Embed" ProgID="Visio.Drawing.11" ShapeID="_x0000_i1028" DrawAspect="Content" ObjectID="_1577966580" r:id="rId14"/>
+          <o:OLEObject Type="Embed" ProgID="Visio.Drawing.11" ShapeID="_x0000_i1028" DrawAspect="Content" ObjectID="_1578139046" r:id="rId14"/>
         </w:object>
       </w:r>
     </w:p>
@@ -3480,10 +3480,10 @@
     <w:p>
       <w:r>
         <w:object w:dxaOrig="6915" w:dyaOrig="2919">
-          <v:shape id="_x0000_i1029" type="#_x0000_t75" style="width:345.75pt;height:145.5pt" o:ole="">
+          <v:shape id="_x0000_i1029" type="#_x0000_t75" style="width:345.9pt;height:145.6pt" o:ole="">
             <v:imagedata r:id="rId15" o:title=""/>
           </v:shape>
-          <o:OLEObject Type="Embed" ProgID="Visio.Drawing.11" ShapeID="_x0000_i1029" DrawAspect="Content" ObjectID="_1577966581" r:id="rId16"/>
+          <o:OLEObject Type="Embed" ProgID="Visio.Drawing.11" ShapeID="_x0000_i1029" DrawAspect="Content" ObjectID="_1578139047" r:id="rId16"/>
         </w:object>
       </w:r>
     </w:p>
@@ -3505,10 +3505,10 @@
     <w:p>
       <w:r>
         <w:object w:dxaOrig="3739" w:dyaOrig="3456">
-          <v:shape id="_x0000_i1030" type="#_x0000_t75" style="width:187.5pt;height:172.5pt" o:ole="">
+          <v:shape id="_x0000_i1030" type="#_x0000_t75" style="width:187.3pt;height:172.7pt" o:ole="">
             <v:imagedata r:id="rId17" o:title=""/>
           </v:shape>
-          <o:OLEObject Type="Embed" ProgID="Visio.Drawing.11" ShapeID="_x0000_i1030" DrawAspect="Content" ObjectID="_1577966582" r:id="rId18"/>
+          <o:OLEObject Type="Embed" ProgID="Visio.Drawing.11" ShapeID="_x0000_i1030" DrawAspect="Content" ObjectID="_1578139048" r:id="rId18"/>
         </w:object>
       </w:r>
     </w:p>
@@ -3534,11 +3534,11 @@
     </w:p>
     <w:p>
       <w:r>
-        <w:object w:dxaOrig="10967" w:dyaOrig="15149">
-          <v:shape id="_x0000_i1031" type="#_x0000_t75" style="width:414.75pt;height:573.75pt" o:ole="">
+        <w:object w:dxaOrig="10967" w:dyaOrig="15150">
+          <v:shape id="_x0000_i1031" type="#_x0000_t75" style="width:414.7pt;height:573.3pt" o:ole="">
             <v:imagedata r:id="rId19" o:title=""/>
           </v:shape>
-          <o:OLEObject Type="Embed" ProgID="Visio.Drawing.11" ShapeID="_x0000_i1031" DrawAspect="Content" ObjectID="_1577966583" r:id="rId20"/>
+          <o:OLEObject Type="Embed" ProgID="Visio.Drawing.11" ShapeID="_x0000_i1031" DrawAspect="Content" ObjectID="_1578139049" r:id="rId20"/>
         </w:object>
       </w:r>
     </w:p>
@@ -3551,7 +3551,13 @@
         <w:t>修改要点：</w:t>
       </w:r>
     </w:p>
-    <w:p/>
+    <w:p>
+      <w:pPr>
+        <w:rPr>
+          <w:rFonts w:hint="eastAsia"/>
+        </w:rPr>
+      </w:pPr>
+    </w:p>
     <w:p>
       <w:pPr>
         <w:pStyle w:val="ListParagraph"/>

--- a/internal_doc/03.开发设计/Story-配置参数集中修改.docx
+++ b/internal_doc/03.开发设计/Story-配置参数集中修改.docx
@@ -206,6 +206,52 @@
                 <w:rFonts w:hint="eastAsia"/>
               </w:rPr>
               <w:t>revision 3</w:t>
+            </w:r>
+          </w:p>
+        </w:tc>
+      </w:tr>
+      <w:tr>
+        <w:tc>
+          <w:tcPr>
+            <w:tcW w:w="2728" w:type="dxa"/>
+          </w:tcPr>
+          <w:p>
+            <w:pPr>
+              <w:ind w:left="0"/>
+              <w:rPr>
+                <w:rFonts w:hint="eastAsia"/>
+              </w:rPr>
+            </w:pPr>
+            <w:r>
+              <w:rPr>
+                <w:rFonts w:hint="eastAsia"/>
+              </w:rPr>
+              <w:t xml:space="preserve">2017-01-30  </w:t>
+            </w:r>
+            <w:r>
+              <w:rPr>
+                <w:rFonts w:hint="eastAsia"/>
+              </w:rPr>
+              <w:t>赵文博</w:t>
+            </w:r>
+          </w:p>
+        </w:tc>
+        <w:tc>
+          <w:tcPr>
+            <w:tcW w:w="5437" w:type="dxa"/>
+          </w:tcPr>
+          <w:p>
+            <w:pPr>
+              <w:ind w:left="0"/>
+              <w:rPr>
+                <w:rFonts w:hint="eastAsia"/>
+              </w:rPr>
+            </w:pPr>
+            <w:r>
+              <w:rPr>
+                <w:rFonts w:hint="eastAsia"/>
+              </w:rPr>
+              <w:t>final revision</w:t>
             </w:r>
           </w:p>
         </w:tc>
@@ -813,6 +859,7 @@
         <w:rPr>
           <w:rFonts w:hint="eastAsia"/>
         </w:rPr>
+        <w:lastRenderedPageBreak/>
         <w:t>示例：</w:t>
       </w:r>
     </w:p>
@@ -821,7 +868,6 @@
         <w:rPr>
           <w:rFonts w:hint="eastAsia"/>
         </w:rPr>
-        <w:lastRenderedPageBreak/>
         <w:t>db.snapshot(</w:t>
       </w:r>
       <w:r>
@@ -1268,30 +1314,12 @@
             <w:pPr>
               <w:ind w:left="0"/>
             </w:pPr>
-            <w:ins w:id="0" w:author="xujianhui" w:date="2018-01-19T14:44:00Z">
-              <w:r>
-                <w:rPr>
-                  <w:rFonts w:hint="eastAsia"/>
-                </w:rPr>
-                <w:t>控制</w:t>
-              </w:r>
-            </w:ins>
-            <w:ins w:id="1" w:author="xujianhui" w:date="2018-01-19T14:43:00Z">
-              <w:r>
-                <w:rPr>
-                  <w:rFonts w:hint="eastAsia"/>
-                </w:rPr>
-                <w:t>选项，包</w:t>
-              </w:r>
-            </w:ins>
-            <w:ins w:id="2" w:author="xujianhui" w:date="2018-01-19T14:44:00Z">
-              <w:r>
-                <w:rPr>
-                  <w:rFonts w:hint="eastAsia"/>
-                </w:rPr>
-                <w:t>含</w:t>
-              </w:r>
-            </w:ins>
+            <w:r>
+              <w:rPr>
+                <w:rFonts w:hint="eastAsia"/>
+              </w:rPr>
+              <w:t>控制选项，包含</w:t>
+            </w:r>
             <w:r>
               <w:rPr>
                 <w:rFonts w:hint="eastAsia"/>
@@ -1710,14 +1738,12 @@
             <w:pPr>
               <w:ind w:left="0"/>
             </w:pPr>
-            <w:ins w:id="3" w:author="xujianhui" w:date="2018-01-19T14:44:00Z">
-              <w:r>
-                <w:rPr>
-                  <w:rFonts w:hint="eastAsia"/>
-                </w:rPr>
-                <w:t>控制选项，包含</w:t>
-              </w:r>
-            </w:ins>
+            <w:r>
+              <w:rPr>
+                <w:rFonts w:hint="eastAsia"/>
+              </w:rPr>
+              <w:t>控制选项，包含</w:t>
+            </w:r>
             <w:r>
               <w:rPr>
                 <w:rFonts w:hint="eastAsia"/>
@@ -1949,34 +1975,18 @@
           <w:p>
             <w:pPr>
               <w:ind w:left="0"/>
-              <w:rPr>
-                <w:ins w:id="4" w:author="xujianhui" w:date="2018-01-19T14:46:00Z"/>
-              </w:rPr>
-            </w:pPr>
-            <w:del w:id="5" w:author="xujianhui" w:date="2018-01-19T14:46:00Z">
-              <w:r>
-                <w:delText>SDB_RTN_CMD</w:delText>
-              </w:r>
-              <w:r>
-                <w:rPr>
-                  <w:rFonts w:hint="eastAsia"/>
-                </w:rPr>
-                <w:delText>_CONFCHG_NO_EFFECT</w:delText>
-              </w:r>
-            </w:del>
-          </w:p>
-          <w:p>
-            <w:pPr>
-              <w:ind w:left="0"/>
-            </w:pPr>
-            <w:ins w:id="6" w:author="xujianhui" w:date="2018-01-19T14:46:00Z">
-              <w:r>
-                <w:rPr>
-                  <w:rFonts w:hint="eastAsia"/>
-                </w:rPr>
-                <w:t>SDB_RTN_CONF_NOT_TAKE_EFFECT</w:t>
-              </w:r>
-            </w:ins>
+            </w:pPr>
+          </w:p>
+          <w:p>
+            <w:pPr>
+              <w:ind w:left="0"/>
+            </w:pPr>
+            <w:r>
+              <w:rPr>
+                <w:rFonts w:hint="eastAsia"/>
+              </w:rPr>
+              <w:t>SDB_RTN_CONF_NOT_TAKE_EFFECT</w:t>
+            </w:r>
           </w:p>
         </w:tc>
         <w:tc>
@@ -2573,19 +2583,12 @@
       <w:r>
         <w:t xml:space="preserve">      "Flag": -</w:t>
       </w:r>
-      <w:del w:id="7" w:author="xujianhui" w:date="2018-01-19T14:49:00Z">
-        <w:r>
-          <w:delText>134</w:delText>
-        </w:r>
-      </w:del>
-      <w:ins w:id="8" w:author="xujianhui" w:date="2018-01-19T14:49:00Z">
-        <w:r>
-          <w:rPr>
-            <w:rFonts w:hint="eastAsia"/>
-          </w:rPr>
-          <w:t>322</w:t>
-        </w:r>
-      </w:ins>
+      <w:r>
+        <w:rPr>
+          <w:rFonts w:hint="eastAsia"/>
+        </w:rPr>
+        <w:t>322</w:t>
+      </w:r>
       <w:r>
         <w:t>,</w:t>
       </w:r>
@@ -2930,7 +2933,7 @@
           <v:shape id="_x0000_i1025" type="#_x0000_t75" style="width:414.7pt;height:571.65pt" o:ole="">
             <v:imagedata r:id="rId7" o:title=""/>
           </v:shape>
-          <o:OLEObject Type="Embed" ProgID="Visio.Drawing.11" ShapeID="_x0000_i1025" DrawAspect="Content" ObjectID="_1578139043" r:id="rId8"/>
+          <o:OLEObject Type="Embed" ProgID="Visio.Drawing.11" ShapeID="_x0000_i1025" DrawAspect="Content" ObjectID="_1578849575" r:id="rId8"/>
         </w:object>
       </w:r>
     </w:p>
@@ -2948,7 +2951,7 @@
           <v:shape id="_x0000_i1026" type="#_x0000_t75" style="width:192.7pt;height:640.4pt" o:ole="">
             <v:imagedata r:id="rId9" o:title=""/>
           </v:shape>
-          <o:OLEObject Type="Embed" ProgID="Visio.Drawing.11" ShapeID="_x0000_i1026" DrawAspect="Content" ObjectID="_1578139044" r:id="rId10"/>
+          <o:OLEObject Type="Embed" ProgID="Visio.Drawing.11" ShapeID="_x0000_i1026" DrawAspect="Content" ObjectID="_1578849576" r:id="rId10"/>
         </w:object>
       </w:r>
     </w:p>
@@ -3258,7 +3261,7 @@
           <v:shape id="_x0000_i1027" type="#_x0000_t75" style="width:415.75pt;height:428.2pt" o:ole="">
             <v:imagedata r:id="rId11" o:title=""/>
           </v:shape>
-          <o:OLEObject Type="Embed" ProgID="Visio.Drawing.11" ShapeID="_x0000_i1027" DrawAspect="Content" ObjectID="_1578139045" r:id="rId12"/>
+          <o:OLEObject Type="Embed" ProgID="Visio.Drawing.11" ShapeID="_x0000_i1027" DrawAspect="Content" ObjectID="_1578849577" r:id="rId12"/>
         </w:object>
       </w:r>
     </w:p>
@@ -3276,7 +3279,7 @@
           <v:shape id="_x0000_i1028" type="#_x0000_t75" style="width:283.65pt;height:524.05pt" o:ole="">
             <v:imagedata r:id="rId13" o:title=""/>
           </v:shape>
-          <o:OLEObject Type="Embed" ProgID="Visio.Drawing.11" ShapeID="_x0000_i1028" DrawAspect="Content" ObjectID="_1578139046" r:id="rId14"/>
+          <o:OLEObject Type="Embed" ProgID="Visio.Drawing.11" ShapeID="_x0000_i1028" DrawAspect="Content" ObjectID="_1578849579" r:id="rId14"/>
         </w:object>
       </w:r>
     </w:p>
@@ -3483,7 +3486,7 @@
           <v:shape id="_x0000_i1029" type="#_x0000_t75" style="width:345.9pt;height:145.6pt" o:ole="">
             <v:imagedata r:id="rId15" o:title=""/>
           </v:shape>
-          <o:OLEObject Type="Embed" ProgID="Visio.Drawing.11" ShapeID="_x0000_i1029" DrawAspect="Content" ObjectID="_1578139047" r:id="rId16"/>
+          <o:OLEObject Type="Embed" ProgID="Visio.Drawing.11" ShapeID="_x0000_i1029" DrawAspect="Content" ObjectID="_1578849580" r:id="rId16"/>
         </w:object>
       </w:r>
     </w:p>
@@ -3508,7 +3511,7 @@
           <v:shape id="_x0000_i1030" type="#_x0000_t75" style="width:187.3pt;height:172.7pt" o:ole="">
             <v:imagedata r:id="rId17" o:title=""/>
           </v:shape>
-          <o:OLEObject Type="Embed" ProgID="Visio.Drawing.11" ShapeID="_x0000_i1030" DrawAspect="Content" ObjectID="_1578139048" r:id="rId18"/>
+          <o:OLEObject Type="Embed" ProgID="Visio.Drawing.11" ShapeID="_x0000_i1030" DrawAspect="Content" ObjectID="_1578849581" r:id="rId18"/>
         </w:object>
       </w:r>
     </w:p>
@@ -3533,12 +3536,17 @@
       </w:r>
     </w:p>
     <w:p>
-      <w:r>
-        <w:object w:dxaOrig="10967" w:dyaOrig="15150">
+      <w:pPr>
+        <w:rPr>
+          <w:rFonts w:hint="eastAsia"/>
+        </w:rPr>
+      </w:pPr>
+      <w:r>
+        <w:object w:dxaOrig="10967" w:dyaOrig="15149">
           <v:shape id="_x0000_i1031" type="#_x0000_t75" style="width:414.7pt;height:573.3pt" o:ole="">
             <v:imagedata r:id="rId19" o:title=""/>
           </v:shape>
-          <o:OLEObject Type="Embed" ProgID="Visio.Drawing.11" ShapeID="_x0000_i1031" DrawAspect="Content" ObjectID="_1578139049" r:id="rId20"/>
+          <o:OLEObject Type="Embed" ProgID="Visio.Drawing.11" ShapeID="_x0000_i1031" DrawAspect="Content" ObjectID="_1578849584" r:id="rId20"/>
         </w:object>
       </w:r>
     </w:p>
@@ -3655,22 +3663,12 @@
         </w:rPr>
         <w:t>CHANGE _</w:t>
       </w:r>
-      <w:del w:id="9" w:author="xujianhui" w:date="2018-01-19T14:55:00Z">
-        <w:r>
-          <w:rPr>
-            <w:rFonts w:hint="eastAsia"/>
-          </w:rPr>
-          <w:delText>DEFAULT</w:delText>
-        </w:r>
-      </w:del>
-      <w:ins w:id="10" w:author="xujianhui" w:date="2018-01-19T14:55:00Z">
-        <w:r>
-          <w:rPr>
-            <w:rFonts w:hint="eastAsia"/>
-          </w:rPr>
-          <w:t>FOBIDDEN</w:t>
-        </w:r>
-      </w:ins>
+      <w:r>
+        <w:rPr>
+          <w:rFonts w:hint="eastAsia"/>
+        </w:rPr>
+        <w:t>FOBIDDEN</w:t>
+      </w:r>
       <w:r>
         <w:rPr>
           <w:rFonts w:hint="eastAsia"/>
@@ -3853,19 +3851,12 @@
       <w:r>
         <w:t xml:space="preserve">                    </w:t>
       </w:r>
-      <w:ins w:id="11" w:author="zhaowenbo" w:date="2018-01-20T14:27:00Z">
-        <w:r>
-          <w:rPr>
-            <w:rFonts w:hint="eastAsia"/>
-          </w:rPr>
-          <w:t xml:space="preserve"> </w:t>
-        </w:r>
-      </w:ins>
-      <w:del w:id="12" w:author="zhaowenbo" w:date="2018-01-20T14:27:00Z">
-        <w:r>
-          <w:delText xml:space="preserve">   </w:delText>
-        </w:r>
-      </w:del>
+      <w:r>
+        <w:rPr>
+          <w:rFonts w:hint="eastAsia"/>
+        </w:rPr>
+        <w:t xml:space="preserve"> </w:t>
+      </w:r>
       <w:r>
         <w:t>// change in runtime</w:t>
       </w:r>
@@ -3873,9 +3864,6 @@
     <w:p>
       <w:pPr>
         <w:ind w:left="0"/>
-        <w:rPr>
-          <w:ins w:id="13" w:author="xujianhui" w:date="2018-01-19T14:55:00Z"/>
-        </w:rPr>
       </w:pPr>
       <w:r>
         <w:rPr>
@@ -3884,84 +3872,24 @@
         <w:tab/>
         <w:t xml:space="preserve">  PMD_CFG_STEP_</w:t>
       </w:r>
-      <w:del w:id="14" w:author="zhaowenbo" w:date="2018-01-20T14:27:00Z">
-        <w:r>
-          <w:rPr>
-            <w:rFonts w:hint="eastAsia"/>
-          </w:rPr>
-          <w:delText xml:space="preserve">DEL                        </w:delText>
-        </w:r>
-      </w:del>
-      <w:ins w:id="15" w:author="zhaowenbo" w:date="2018-01-20T14:27:00Z">
-        <w:r>
-          <w:rPr>
-            <w:rFonts w:hint="eastAsia"/>
-          </w:rPr>
-          <w:t>RESTORE</w:t>
-        </w:r>
-        <w:r>
-          <w:rPr>
-            <w:rFonts w:hint="eastAsia"/>
-          </w:rPr>
-          <w:t xml:space="preserve">                  </w:t>
-        </w:r>
-      </w:ins>
+      <w:r>
+        <w:rPr>
+          <w:rFonts w:hint="eastAsia"/>
+        </w:rPr>
+        <w:t>RESTORE</w:t>
+      </w:r>
+      <w:r>
+        <w:rPr>
+          <w:rFonts w:hint="eastAsia"/>
+        </w:rPr>
+        <w:t xml:space="preserve">                  </w:t>
+      </w:r>
       <w:r>
         <w:rPr>
           <w:rFonts w:hint="eastAsia"/>
         </w:rPr>
         <w:t>// restore to default value</w:t>
       </w:r>
-    </w:p>
-    <w:p>
-      <w:pPr>
-        <w:ind w:left="0"/>
-      </w:pPr>
-      <w:ins w:id="16" w:author="xujianhui" w:date="2018-01-19T14:55:00Z">
-        <w:r>
-          <w:t>D</w:t>
-        </w:r>
-        <w:r>
-          <w:rPr>
-            <w:rFonts w:hint="eastAsia"/>
-          </w:rPr>
-          <w:t xml:space="preserve">elete </w:t>
-        </w:r>
-        <w:r>
-          <w:rPr>
-            <w:rFonts w:hint="eastAsia"/>
-          </w:rPr>
-          <w:t>的做法</w:t>
-        </w:r>
-      </w:ins>
-      <w:ins w:id="17" w:author="xujianhui" w:date="2018-01-19T14:56:00Z">
-        <w:r>
-          <w:rPr>
-            <w:rFonts w:hint="eastAsia"/>
-          </w:rPr>
-          <w:t>我觉得可以转换成</w:t>
-        </w:r>
-        <w:r>
-          <w:rPr>
-            <w:rFonts w:hint="eastAsia"/>
-          </w:rPr>
-          <w:t xml:space="preserve"> update</w:t>
-        </w:r>
-      </w:ins>
-      <w:ins w:id="18" w:author="xujianhui" w:date="2018-01-19T14:57:00Z">
-        <w:r>
-          <w:rPr>
-            <w:rFonts w:hint="eastAsia"/>
-          </w:rPr>
-          <w:t>去执行，应该不需要一个</w:t>
-        </w:r>
-        <w:r>
-          <w:rPr>
-            <w:rFonts w:hint="eastAsia"/>
-          </w:rPr>
-          <w:t xml:space="preserve"> delete</w:t>
-        </w:r>
-      </w:ins>
     </w:p>
     <w:p>
       <w:pPr>
@@ -4150,28 +4078,18 @@
       <w:pPr>
         <w:ind w:leftChars="70" w:left="147" w:firstLineChars="150" w:firstLine="315"/>
         <w:rPr>
-          <w:ins w:id="19" w:author="xujianhui" w:date="2018-01-19T14:57:00Z"/>
+          <w:ins w:id="0" w:author="xujianhui" w:date="2018-01-19T14:57:00Z"/>
         </w:rPr>
       </w:pPr>
       <w:r>
         <w:t>#define PMD_CFG_MASK_SKIP_</w:t>
       </w:r>
-      <w:ins w:id="20" w:author="zhaowenbo" w:date="2018-01-20T14:41:00Z">
-        <w:r>
-          <w:rPr>
-            <w:rFonts w:hint="eastAsia"/>
-          </w:rPr>
-          <w:t>VALUE</w:t>
-        </w:r>
-      </w:ins>
-      <w:del w:id="21" w:author="zhaowenbo" w:date="2018-01-20T14:41:00Z">
-        <w:r>
-          <w:rPr>
-            <w:rFonts w:hint="eastAsia"/>
-          </w:rPr>
-          <w:delText>REBOOT</w:delText>
-        </w:r>
-      </w:del>
+      <w:r>
+        <w:rPr>
+          <w:rFonts w:hint="eastAsia"/>
+        </w:rPr>
+        <w:t>VALUE</w:t>
+      </w:r>
       <w:r>
         <w:t xml:space="preserve">         0x0000000</w:t>
       </w:r>
@@ -4192,74 +4110,44 @@
       <w:pPr>
         <w:ind w:leftChars="70" w:left="147" w:firstLineChars="150" w:firstLine="315"/>
       </w:pPr>
-      <w:ins w:id="22" w:author="zhaowenbo" w:date="2018-01-20T14:44:00Z">
-        <w:r>
-          <w:rPr>
-            <w:rFonts w:hint="eastAsia"/>
-          </w:rPr>
-          <w:t>跳过内存变量保存的值，而是使用</w:t>
-        </w:r>
-        <w:r>
-          <w:rPr>
-            <w:rFonts w:hint="eastAsia"/>
-          </w:rPr>
-          <w:t>KVMap</w:t>
-        </w:r>
-      </w:ins>
-      <w:ins w:id="23" w:author="zhaowenbo" w:date="2018-01-20T14:45:00Z">
-        <w:r>
-          <w:rPr>
-            <w:rFonts w:hint="eastAsia"/>
-          </w:rPr>
-          <w:t>中保存的</w:t>
-        </w:r>
-        <w:r>
-          <w:rPr>
-            <w:rFonts w:hint="eastAsia"/>
-          </w:rPr>
-          <w:t>reboot</w:t>
-        </w:r>
-      </w:ins>
-      <w:ins w:id="24" w:author="zhaowenbo" w:date="2018-01-20T14:49:00Z">
-        <w:r>
-          <w:rPr>
-            <w:rFonts w:hint="eastAsia"/>
-          </w:rPr>
-          <w:t>配置级别的</w:t>
-        </w:r>
-      </w:ins>
-      <w:ins w:id="25" w:author="zhaowenbo" w:date="2018-01-20T14:45:00Z">
-        <w:r>
-          <w:rPr>
-            <w:rFonts w:hint="eastAsia"/>
-          </w:rPr>
-          <w:t>配置。</w:t>
-        </w:r>
-      </w:ins>
-      <w:ins w:id="26" w:author="xujianhui" w:date="2018-01-19T14:58:00Z">
-        <w:del w:id="27" w:author="zhaowenbo" w:date="2018-01-20T14:44:00Z">
-          <w:r>
-            <w:rPr>
-              <w:rFonts w:hint="eastAsia"/>
-            </w:rPr>
-            <w:delText>没有明白这个是怎么用的？</w:delText>
-          </w:r>
-          <w:r>
-            <w:rPr>
-              <w:rFonts w:hint="eastAsia"/>
-            </w:rPr>
-            <w:delText xml:space="preserve"> REBOOT</w:delText>
-          </w:r>
-        </w:del>
-      </w:ins>
-    </w:p>
-    <w:p>
-      <w:pPr>
-        <w:rPr>
-          <w:ins w:id="28" w:author="xujianhui" w:date="2018-01-19T15:00:00Z"/>
-        </w:rPr>
-      </w:pPr>
-    </w:p>
+      <w:r>
+        <w:rPr>
+          <w:rFonts w:hint="eastAsia"/>
+        </w:rPr>
+        <w:t>跳过内存变量保存的值，而是使用</w:t>
+      </w:r>
+      <w:r>
+        <w:rPr>
+          <w:rFonts w:hint="eastAsia"/>
+        </w:rPr>
+        <w:t>KVMap</w:t>
+      </w:r>
+      <w:r>
+        <w:rPr>
+          <w:rFonts w:hint="eastAsia"/>
+        </w:rPr>
+        <w:t>中保存的</w:t>
+      </w:r>
+      <w:r>
+        <w:rPr>
+          <w:rFonts w:hint="eastAsia"/>
+        </w:rPr>
+        <w:t>reboot</w:t>
+      </w:r>
+      <w:r>
+        <w:rPr>
+          <w:rFonts w:hint="eastAsia"/>
+        </w:rPr>
+        <w:t>配置级别的</w:t>
+      </w:r>
+      <w:r>
+        <w:rPr>
+          <w:rFonts w:hint="eastAsia"/>
+        </w:rPr>
+        <w:t>配置。</w:t>
+      </w:r>
+    </w:p>
+    <w:p/>
     <w:p/>
     <w:p>
       <w:pPr>
@@ -4746,7 +4634,6 @@
                 <w:sz w:val="18"/>
                 <w:szCs w:val="18"/>
               </w:rPr>
-              <w:lastRenderedPageBreak/>
               <w:t>第三周</w:t>
             </w:r>
           </w:p>
@@ -4805,6 +4692,7 @@
                 <w:sz w:val="18"/>
                 <w:szCs w:val="18"/>
               </w:rPr>
+              <w:lastRenderedPageBreak/>
               <w:t>第</w:t>
             </w:r>
             <w:r>

--- a/internal_doc/03.开发设计/Story-配置参数集中修改.docx
+++ b/internal_doc/03.开发设计/Story-配置参数集中修改.docx
@@ -218,9 +218,6 @@
           <w:p>
             <w:pPr>
               <w:ind w:left="0"/>
-              <w:rPr>
-                <w:rFonts w:hint="eastAsia"/>
-              </w:rPr>
             </w:pPr>
             <w:r>
               <w:rPr>
@@ -243,15 +240,106 @@
           <w:p>
             <w:pPr>
               <w:ind w:left="0"/>
-              <w:rPr>
-                <w:rFonts w:hint="eastAsia"/>
-              </w:rPr>
-            </w:pPr>
-            <w:r>
-              <w:rPr>
-                <w:rFonts w:hint="eastAsia"/>
-              </w:rPr>
-              <w:t>final revision</w:t>
+            </w:pPr>
+            <w:r>
+              <w:rPr>
+                <w:rFonts w:hint="eastAsia"/>
+              </w:rPr>
+              <w:t>revision</w:t>
+            </w:r>
+            <w:r>
+              <w:rPr>
+                <w:rFonts w:hint="eastAsia"/>
+              </w:rPr>
+              <w:t xml:space="preserve"> 4</w:t>
+            </w:r>
+          </w:p>
+        </w:tc>
+      </w:tr>
+      <w:tr>
+        <w:tc>
+          <w:tcPr>
+            <w:tcW w:w="2728" w:type="dxa"/>
+          </w:tcPr>
+          <w:p>
+            <w:pPr>
+              <w:ind w:left="0"/>
+            </w:pPr>
+            <w:r>
+              <w:rPr>
+                <w:rFonts w:hint="eastAsia"/>
+              </w:rPr>
+              <w:t>2017-0</w:t>
+            </w:r>
+            <w:r>
+              <w:rPr>
+                <w:rFonts w:hint="eastAsia"/>
+              </w:rPr>
+              <w:t>3</w:t>
+            </w:r>
+            <w:r>
+              <w:rPr>
+                <w:rFonts w:hint="eastAsia"/>
+              </w:rPr>
+              <w:t>-</w:t>
+            </w:r>
+            <w:r>
+              <w:rPr>
+                <w:rFonts w:hint="eastAsia"/>
+              </w:rPr>
+              <w:t>12</w:t>
+            </w:r>
+            <w:r>
+              <w:rPr>
+                <w:rFonts w:hint="eastAsia"/>
+              </w:rPr>
+              <w:t xml:space="preserve">  </w:t>
+            </w:r>
+            <w:r>
+              <w:rPr>
+                <w:rFonts w:hint="eastAsia"/>
+              </w:rPr>
+              <w:t>赵文博</w:t>
+            </w:r>
+          </w:p>
+        </w:tc>
+        <w:tc>
+          <w:tcPr>
+            <w:tcW w:w="5437" w:type="dxa"/>
+          </w:tcPr>
+          <w:p>
+            <w:pPr>
+              <w:ind w:left="0"/>
+            </w:pPr>
+            <w:r>
+              <w:rPr>
+                <w:rFonts w:hint="eastAsia"/>
+              </w:rPr>
+              <w:t xml:space="preserve">final </w:t>
+            </w:r>
+            <w:r>
+              <w:rPr>
+                <w:rFonts w:hint="eastAsia"/>
+              </w:rPr>
+              <w:t>revision</w:t>
+            </w:r>
+            <w:r>
+              <w:rPr>
+                <w:rFonts w:hint="eastAsia"/>
+              </w:rPr>
+              <w:t>，主要是</w:t>
+            </w:r>
+            <w:r>
+              <w:rPr>
+                <w:rFonts w:hint="eastAsia"/>
+              </w:rPr>
+              <w:t>pmdOptionsMgr</w:t>
+            </w:r>
+            <w:r>
+              <w:rPr>
+                <w:rFonts w:hint="eastAsia"/>
+              </w:rPr>
+              <w:t>作了修改</w:t>
             </w:r>
           </w:p>
         </w:tc>
@@ -827,6 +915,7 @@
           <w:rFonts w:hint="eastAsia"/>
           <w:color w:val="00B0F0"/>
         </w:rPr>
+        <w:lastRenderedPageBreak/>
         <w:tab/>
       </w:r>
       <w:r>
@@ -859,7 +948,6 @@
         <w:rPr>
           <w:rFonts w:hint="eastAsia"/>
         </w:rPr>
-        <w:lastRenderedPageBreak/>
         <w:t>示例：</w:t>
       </w:r>
     </w:p>
@@ -949,16 +1037,16 @@
         <w:ind w:firstLineChars="0"/>
       </w:pPr>
       <w:r>
-        <w:t>db.exec("select * from $SNAPSHOT_</w:t>
-      </w:r>
-      <w:r>
-        <w:rPr>
-          <w:rFonts w:hint="eastAsia"/>
-        </w:rPr>
-        <w:t>CONFIG</w:t>
-      </w:r>
-      <w:r>
-        <w:t>")</w:t>
+        <w:t>db.exec("select</w:t>
+      </w:r>
+      <w:r>
+        <w:rPr>
+          <w:rFonts w:hint="eastAsia"/>
+        </w:rPr>
+        <w:t xml:space="preserve"> </w:t>
+      </w:r>
+      <w:r>
+        <w:t>* from $SNAPSHOT_CONFIG where GroupName='db2' and SvcName='41000'")</w:t>
       </w:r>
     </w:p>
     <w:p>
@@ -1494,12 +1582,6 @@
         <w:rPr>
           <w:rFonts w:hint="eastAsia"/>
         </w:rPr>
-        <w:t xml:space="preserve"> </w:t>
-      </w:r>
-      <w:r>
-        <w:rPr>
-          <w:rFonts w:hint="eastAsia"/>
-        </w:rPr>
         <w:t>]</w:t>
       </w:r>
       <w:r>
@@ -1867,17 +1949,19 @@
     </w:p>
     <w:p/>
     <w:p>
-      <w:r>
-        <w:rPr>
-          <w:rFonts w:hint="eastAsia"/>
-        </w:rPr>
-        <w:t>5</w:t>
-      </w:r>
-      <w:r>
-        <w:rPr>
-          <w:rFonts w:hint="eastAsia"/>
-        </w:rPr>
-        <w:t>．增加错误返回值：</w:t>
+      <w:pPr>
+        <w:pStyle w:val="ListParagraph"/>
+        <w:numPr>
+          <w:ilvl w:val="0"/>
+          <w:numId w:val="18"/>
+        </w:numPr>
+        <w:ind w:firstLineChars="0"/>
+      </w:pPr>
+      <w:r>
+        <w:rPr>
+          <w:rFonts w:hint="eastAsia"/>
+        </w:rPr>
+        <w:t>增加错误返回值：</w:t>
       </w:r>
     </w:p>
     <w:p>
@@ -2017,7 +2101,19 @@
               <w:rPr>
                 <w:rFonts w:hint="eastAsia"/>
               </w:rPr>
-              <w:t xml:space="preserve">some config change </w:t>
+              <w:t>some config change</w:t>
+            </w:r>
+            <w:r>
+              <w:rPr>
+                <w:rFonts w:hint="eastAsia"/>
+              </w:rPr>
+              <w:t>s</w:t>
+            </w:r>
+            <w:r>
+              <w:rPr>
+                <w:rFonts w:hint="eastAsia"/>
+              </w:rPr>
+              <w:t xml:space="preserve"> </w:t>
             </w:r>
             <w:r>
               <w:t>didn’t take effect</w:t>
@@ -2042,7 +2138,299 @@
         </w:tc>
       </w:tr>
     </w:tbl>
-    <w:p/>
+    <w:p>
+      <w:pPr>
+        <w:rPr>
+          <w:rFonts w:hint="eastAsia"/>
+        </w:rPr>
+      </w:pPr>
+    </w:p>
+    <w:p>
+      <w:pPr>
+        <w:pStyle w:val="ListParagraph"/>
+        <w:numPr>
+          <w:ilvl w:val="0"/>
+          <w:numId w:val="18"/>
+        </w:numPr>
+        <w:ind w:firstLineChars="0"/>
+        <w:rPr>
+          <w:rFonts w:hint="eastAsia"/>
+        </w:rPr>
+      </w:pPr>
+      <w:r>
+        <w:rPr>
+          <w:rFonts w:hint="eastAsia"/>
+        </w:rPr>
+        <w:t>客户端消息：</w:t>
+      </w:r>
+    </w:p>
+    <w:p>
+      <w:pPr>
+        <w:pStyle w:val="ListParagraph"/>
+        <w:ind w:left="717" w:firstLineChars="0" w:firstLine="0"/>
+        <w:rPr>
+          <w:rFonts w:hint="eastAsia"/>
+        </w:rPr>
+      </w:pPr>
+      <w:r>
+        <w:rPr>
+          <w:rFonts w:hint="eastAsia"/>
+        </w:rPr>
+        <w:t>新定义了一个客户端消息</w:t>
+      </w:r>
+      <w:r>
+        <w:rPr>
+          <w:rFonts w:hint="eastAsia"/>
+        </w:rPr>
+        <w:t>字段</w:t>
+      </w:r>
+      <w:r>
+        <w:rPr>
+          <w:rFonts w:hint="eastAsia"/>
+        </w:rPr>
+        <w:t>类型</w:t>
+      </w:r>
+      <w:r>
+        <w:t>FIELD_NAME_CONFIGS</w:t>
+      </w:r>
+      <w:r>
+        <w:rPr>
+          <w:rFonts w:hint="eastAsia"/>
+        </w:rPr>
+        <w:t>：</w:t>
+      </w:r>
+    </w:p>
+    <w:p>
+      <w:pPr>
+        <w:pStyle w:val="ListParagraph"/>
+        <w:ind w:left="717" w:firstLineChars="0" w:firstLine="0"/>
+        <w:rPr>
+          <w:rFonts w:hint="eastAsia"/>
+        </w:rPr>
+      </w:pPr>
+      <w:r>
+        <w:rPr>
+          <w:rFonts w:hint="eastAsia"/>
+        </w:rPr>
+        <w:t>用户输入的</w:t>
+      </w:r>
+      <w:r>
+        <w:rPr>
+          <w:rFonts w:hint="eastAsia"/>
+        </w:rPr>
+        <w:t xml:space="preserve"> config</w:t>
+      </w:r>
+      <w:r>
+        <w:rPr>
+          <w:rFonts w:hint="eastAsia"/>
+        </w:rPr>
+        <w:t>，用</w:t>
+      </w:r>
+      <w:r>
+        <w:t>FIELD_NAME_CONFIGS</w:t>
+      </w:r>
+      <w:r>
+        <w:rPr>
+          <w:rFonts w:hint="eastAsia"/>
+        </w:rPr>
+        <w:t xml:space="preserve"> </w:t>
+      </w:r>
+      <w:r>
+        <w:rPr>
+          <w:rFonts w:hint="eastAsia"/>
+        </w:rPr>
+        <w:t>表示，</w:t>
+      </w:r>
+    </w:p>
+    <w:p>
+      <w:pPr>
+        <w:pStyle w:val="ListParagraph"/>
+        <w:ind w:left="717" w:firstLineChars="0" w:firstLine="0"/>
+        <w:rPr>
+          <w:rFonts w:hint="eastAsia"/>
+        </w:rPr>
+      </w:pPr>
+      <w:r>
+        <w:rPr>
+          <w:rFonts w:hint="eastAsia"/>
+        </w:rPr>
+        <w:t>消息将用户输入的</w:t>
+      </w:r>
+      <w:r>
+        <w:rPr>
+          <w:rFonts w:hint="eastAsia"/>
+        </w:rPr>
+        <w:t>config</w:t>
+      </w:r>
+      <w:r>
+        <w:rPr>
+          <w:rFonts w:hint="eastAsia"/>
+        </w:rPr>
+        <w:t>作为</w:t>
+      </w:r>
+      <w:r>
+        <w:rPr>
+          <w:rFonts w:hint="eastAsia"/>
+        </w:rPr>
+        <w:t>options</w:t>
+      </w:r>
+      <w:r>
+        <w:rPr>
+          <w:rFonts w:hint="eastAsia"/>
+        </w:rPr>
+        <w:t>的子对象构造消息发送到协调节点。</w:t>
+      </w:r>
+    </w:p>
+    <w:p>
+      <w:pPr>
+        <w:pStyle w:val="ListParagraph"/>
+        <w:ind w:left="717" w:firstLineChars="0" w:firstLine="0"/>
+        <w:rPr>
+          <w:rFonts w:hint="eastAsia"/>
+        </w:rPr>
+      </w:pPr>
+      <w:r>
+        <w:rPr>
+          <w:rFonts w:hint="eastAsia"/>
+        </w:rPr>
+        <w:t>列如：</w:t>
+      </w:r>
+    </w:p>
+    <w:p>
+      <w:pPr>
+        <w:pStyle w:val="ListParagraph"/>
+        <w:ind w:left="717" w:firstLineChars="0" w:firstLine="0"/>
+        <w:rPr>
+          <w:rFonts w:hint="eastAsia"/>
+        </w:rPr>
+      </w:pPr>
+      <w:r>
+        <w:rPr>
+          <w:rFonts w:hint="eastAsia"/>
+        </w:rPr>
+        <w:t>用户输入</w:t>
+      </w:r>
+      <w:r>
+        <w:rPr>
+          <w:rFonts w:hint="eastAsia"/>
+        </w:rPr>
+        <w:t>:</w:t>
+      </w:r>
+    </w:p>
+    <w:p>
+      <w:pPr>
+        <w:pStyle w:val="ListParagraph"/>
+        <w:ind w:left="717" w:firstLineChars="0" w:firstLine="0"/>
+        <w:rPr>
+          <w:rFonts w:hint="eastAsia"/>
+        </w:rPr>
+      </w:pPr>
+      <w:r>
+        <w:rPr>
+          <w:rFonts w:hint="eastAsia"/>
+        </w:rPr>
+        <w:t>{diagnum:1, preferedinstance:1}, { GroupName:</w:t>
+      </w:r>
+      <w:r>
+        <w:t>’</w:t>
+      </w:r>
+      <w:r>
+        <w:rPr>
+          <w:rFonts w:hint="eastAsia"/>
+        </w:rPr>
+        <w:t>db1</w:t>
+      </w:r>
+      <w:r>
+        <w:t>’</w:t>
+      </w:r>
+      <w:r>
+        <w:rPr>
+          <w:rFonts w:hint="eastAsia"/>
+        </w:rPr>
+        <w:t>}</w:t>
+      </w:r>
+      <w:r>
+        <w:rPr>
+          <w:rFonts w:hint="eastAsia"/>
+        </w:rPr>
+        <w:t>，</w:t>
+      </w:r>
+    </w:p>
+    <w:p>
+      <w:pPr>
+        <w:pStyle w:val="ListParagraph"/>
+        <w:ind w:left="717" w:firstLineChars="0" w:firstLine="0"/>
+        <w:rPr>
+          <w:rFonts w:hint="eastAsia"/>
+        </w:rPr>
+      </w:pPr>
+      <w:r>
+        <w:rPr>
+          <w:rFonts w:hint="eastAsia"/>
+        </w:rPr>
+        <w:t>则发送到协调节点的消息为</w:t>
+      </w:r>
+      <w:r>
+        <w:rPr>
+          <w:rFonts w:hint="eastAsia"/>
+        </w:rPr>
+        <w:t>一个合并后的</w:t>
+      </w:r>
+      <w:r>
+        <w:rPr>
+          <w:rFonts w:hint="eastAsia"/>
+        </w:rPr>
+        <w:t>Bson</w:t>
+      </w:r>
+      <w:r>
+        <w:rPr>
+          <w:rFonts w:hint="eastAsia"/>
+        </w:rPr>
+        <w:t>:</w:t>
+      </w:r>
+    </w:p>
+    <w:p>
+      <w:pPr>
+        <w:pStyle w:val="ListParagraph"/>
+        <w:ind w:left="717" w:firstLineChars="0" w:firstLine="0"/>
+      </w:pPr>
+      <w:r>
+        <w:rPr>
+          <w:rFonts w:hint="eastAsia"/>
+        </w:rPr>
+        <w:t>{ GroupName:</w:t>
+      </w:r>
+      <w:r>
+        <w:t>’</w:t>
+      </w:r>
+      <w:r>
+        <w:rPr>
+          <w:rFonts w:hint="eastAsia"/>
+        </w:rPr>
+        <w:t>db1</w:t>
+      </w:r>
+      <w:r>
+        <w:t>’</w:t>
+      </w:r>
+      <w:r>
+        <w:rPr>
+          <w:rFonts w:hint="eastAsia"/>
+        </w:rPr>
+        <w:t>, Config</w:t>
+      </w:r>
+      <w:r>
+        <w:rPr>
+          <w:rFonts w:hint="eastAsia"/>
+        </w:rPr>
+        <w:t>s</w:t>
+      </w:r>
+      <w:r>
+        <w:rPr>
+          <w:rFonts w:hint="eastAsia"/>
+        </w:rPr>
+        <w:t>:{ diagnum:1, preferedinstance:1 } }</w:t>
+      </w:r>
+    </w:p>
     <w:p>
       <w:pPr>
         <w:pStyle w:val="Heading2"/>
@@ -2051,7 +2439,6 @@
         <w:rPr>
           <w:rFonts w:hint="eastAsia"/>
         </w:rPr>
-        <w:lastRenderedPageBreak/>
         <w:t>Story</w:t>
       </w:r>
       <w:r>
@@ -2363,6 +2750,7 @@
         <w:rPr>
           <w:rFonts w:hint="eastAsia"/>
         </w:rPr>
+        <w:lastRenderedPageBreak/>
         <w:t>(</w:t>
       </w:r>
       <w:r>
@@ -2545,7 +2933,6 @@
     </w:p>
     <w:p>
       <w:r>
-        <w:lastRenderedPageBreak/>
         <w:t xml:space="preserve">  "errno": -264,</w:t>
       </w:r>
     </w:p>
@@ -2632,7 +3019,19 @@
         <w:rPr>
           <w:rFonts w:hint="eastAsia"/>
         </w:rPr>
-        <w:t xml:space="preserve"> change </w:t>
+        <w:t xml:space="preserve"> change</w:t>
+      </w:r>
+      <w:r>
+        <w:rPr>
+          <w:rFonts w:hint="eastAsia"/>
+        </w:rPr>
+        <w:t>s</w:t>
+      </w:r>
+      <w:r>
+        <w:rPr>
+          <w:rFonts w:hint="eastAsia"/>
+        </w:rPr>
+        <w:t xml:space="preserve"> </w:t>
       </w:r>
       <w:r>
         <w:t>didn’t take effect</w:t>
@@ -2836,7 +3235,19 @@
         <w:rPr>
           <w:rFonts w:hint="eastAsia"/>
         </w:rPr>
-        <w:t>个则用</w:t>
+        <w:t>个</w:t>
+      </w:r>
+      <w:r>
+        <w:rPr>
+          <w:rFonts w:hint="eastAsia"/>
+        </w:rPr>
+        <w:t>（含）</w:t>
+      </w:r>
+      <w:r>
+        <w:rPr>
+          <w:rFonts w:hint="eastAsia"/>
+        </w:rPr>
+        <w:t>则用</w:t>
       </w:r>
       <w:r>
         <w:rPr>
@@ -2909,6 +3320,11 @@
       </w:r>
     </w:p>
     <w:p>
+      <w:pPr>
+        <w:rPr>
+          <w:rFonts w:hint="eastAsia"/>
+        </w:rPr>
+      </w:pPr>
       <w:r>
         <w:object w:dxaOrig="10443" w:dyaOrig="14379">
           <v:shapetype id="_x0000_t75" coordsize="21600,21600" o:spt="75" o:preferrelative="t" path="m@4@5l@4@11@9@11@9@5xe" filled="f" stroked="f">
@@ -2930,10 +3346,10 @@
             <v:path o:extrusionok="f" gradientshapeok="t" o:connecttype="rect"/>
             <o:lock v:ext="edit" aspectratio="t"/>
           </v:shapetype>
-          <v:shape id="_x0000_i1025" type="#_x0000_t75" style="width:414.7pt;height:571.65pt" o:ole="">
+          <v:shape id="_x0000_i1025" type="#_x0000_t75" style="width:414.7pt;height:571.4pt" o:ole="">
             <v:imagedata r:id="rId7" o:title=""/>
           </v:shape>
-          <o:OLEObject Type="Embed" ProgID="Visio.Drawing.11" ShapeID="_x0000_i1025" DrawAspect="Content" ObjectID="_1578849575" r:id="rId8"/>
+          <o:OLEObject Type="Embed" ProgID="Visio.Drawing.11" ShapeID="_x0000_i1025" DrawAspect="Content" ObjectID="_1582457399" r:id="rId8"/>
         </w:object>
       </w:r>
     </w:p>
@@ -2948,10 +3364,10 @@
     <w:p>
       <w:r>
         <w:object w:dxaOrig="3853" w:dyaOrig="12805">
-          <v:shape id="_x0000_i1026" type="#_x0000_t75" style="width:192.7pt;height:640.4pt" o:ole="">
+          <v:shape id="_x0000_i1026" type="#_x0000_t75" style="width:192.4pt;height:640.5pt" o:ole="">
             <v:imagedata r:id="rId9" o:title=""/>
           </v:shape>
-          <o:OLEObject Type="Embed" ProgID="Visio.Drawing.11" ShapeID="_x0000_i1026" DrawAspect="Content" ObjectID="_1578849576" r:id="rId10"/>
+          <o:OLEObject Type="Embed" ProgID="Visio.Drawing.11" ShapeID="_x0000_i1026" DrawAspect="Content" ObjectID="_1582457400" r:id="rId10"/>
         </w:object>
       </w:r>
     </w:p>
@@ -3258,10 +3674,10 @@
     <w:p>
       <w:r>
         <w:object w:dxaOrig="9679" w:dyaOrig="9985">
-          <v:shape id="_x0000_i1027" type="#_x0000_t75" style="width:415.75pt;height:428.2pt" o:ole="">
+          <v:shape id="_x0000_i1027" type="#_x0000_t75" style="width:415.85pt;height:428.55pt" o:ole="">
             <v:imagedata r:id="rId11" o:title=""/>
           </v:shape>
-          <o:OLEObject Type="Embed" ProgID="Visio.Drawing.11" ShapeID="_x0000_i1027" DrawAspect="Content" ObjectID="_1578849577" r:id="rId12"/>
+          <o:OLEObject Type="Embed" ProgID="Visio.Drawing.11" ShapeID="_x0000_i1027" DrawAspect="Content" ObjectID="_1582457401" r:id="rId12"/>
         </w:object>
       </w:r>
     </w:p>
@@ -3276,10 +3692,10 @@
     <w:p>
       <w:r>
         <w:object w:dxaOrig="5667" w:dyaOrig="10492">
-          <v:shape id="_x0000_i1028" type="#_x0000_t75" style="width:283.65pt;height:524.05pt" o:ole="">
+          <v:shape id="_x0000_i1029" type="#_x0000_t75" style="width:283.4pt;height:524.15pt" o:ole="">
             <v:imagedata r:id="rId13" o:title=""/>
           </v:shape>
-          <o:OLEObject Type="Embed" ProgID="Visio.Drawing.11" ShapeID="_x0000_i1028" DrawAspect="Content" ObjectID="_1578849579" r:id="rId14"/>
+          <o:OLEObject Type="Embed" ProgID="Visio.Drawing.11" ShapeID="_x0000_i1029" DrawAspect="Content" ObjectID="_1582457402" r:id="rId14"/>
         </w:object>
       </w:r>
     </w:p>
@@ -3482,11 +3898,11 @@
     </w:p>
     <w:p>
       <w:r>
-        <w:object w:dxaOrig="6915" w:dyaOrig="2919">
-          <v:shape id="_x0000_i1029" type="#_x0000_t75" style="width:345.9pt;height:145.6pt" o:ole="">
+        <w:object w:dxaOrig="6403" w:dyaOrig="3014">
+          <v:shape id="_x0000_i1031" type="#_x0000_t75" style="width:320.25pt;height:150.9pt" o:ole="">
             <v:imagedata r:id="rId15" o:title=""/>
           </v:shape>
-          <o:OLEObject Type="Embed" ProgID="Visio.Drawing.11" ShapeID="_x0000_i1029" DrawAspect="Content" ObjectID="_1578849580" r:id="rId16"/>
+          <o:OLEObject Type="Embed" ProgID="Visio.Drawing.11" ShapeID="_x0000_i1031" DrawAspect="Content" ObjectID="_1582457403" r:id="rId16"/>
         </w:object>
       </w:r>
     </w:p>
@@ -3508,10 +3924,10 @@
     <w:p>
       <w:r>
         <w:object w:dxaOrig="3739" w:dyaOrig="3456">
-          <v:shape id="_x0000_i1030" type="#_x0000_t75" style="width:187.3pt;height:172.7pt" o:ole="">
+          <v:shape id="_x0000_i1028" type="#_x0000_t75" style="width:187.2pt;height:172.8pt" o:ole="">
             <v:imagedata r:id="rId17" o:title=""/>
           </v:shape>
-          <o:OLEObject Type="Embed" ProgID="Visio.Drawing.11" ShapeID="_x0000_i1030" DrawAspect="Content" ObjectID="_1578849581" r:id="rId18"/>
+          <o:OLEObject Type="Embed" ProgID="Visio.Drawing.11" ShapeID="_x0000_i1028" DrawAspect="Content" ObjectID="_1582457404" r:id="rId18"/>
         </w:object>
       </w:r>
     </w:p>
@@ -3542,29 +3958,272 @@
         </w:rPr>
       </w:pPr>
       <w:r>
-        <w:object w:dxaOrig="10967" w:dyaOrig="15149">
-          <v:shape id="_x0000_i1031" type="#_x0000_t75" style="width:414.7pt;height:573.3pt" o:ole="">
+        <w:object w:dxaOrig="7454" w:dyaOrig="13661">
+          <v:shape id="_x0000_i1030" type="#_x0000_t75" style="width:372.65pt;height:683.15pt" o:ole="">
             <v:imagedata r:id="rId19" o:title=""/>
           </v:shape>
-          <o:OLEObject Type="Embed" ProgID="Visio.Drawing.11" ShapeID="_x0000_i1031" DrawAspect="Content" ObjectID="_1578849584" r:id="rId20"/>
+          <o:OLEObject Type="Embed" ProgID="Visio.Drawing.11" ShapeID="_x0000_i1030" DrawAspect="Content" ObjectID="_1582457405" r:id="rId20"/>
         </w:object>
       </w:r>
     </w:p>
+    <w:p>
+      <w:r>
+        <w:rPr>
+          <w:rFonts w:hint="eastAsia"/>
+        </w:rPr>
+        <w:lastRenderedPageBreak/>
+        <w:t>修改要点：</w:t>
+      </w:r>
+    </w:p>
     <w:p/>
     <w:p>
-      <w:r>
-        <w:rPr>
-          <w:rFonts w:hint="eastAsia"/>
-        </w:rPr>
-        <w:t>修改要点：</w:t>
-      </w:r>
-    </w:p>
-    <w:p>
-      <w:pPr>
-        <w:rPr>
-          <w:rFonts w:hint="eastAsia"/>
-        </w:rPr>
-      </w:pPr>
+      <w:pPr>
+        <w:rPr>
+          <w:rFonts w:hint="eastAsia"/>
+        </w:rPr>
+      </w:pPr>
+      <w:r>
+        <w:rPr>
+          <w:rFonts w:hint="eastAsia"/>
+        </w:rPr>
+        <w:t>配置的修改</w:t>
+      </w:r>
+      <w:r>
+        <w:rPr>
+          <w:rFonts w:hint="eastAsia"/>
+        </w:rPr>
+        <w:t>过程</w:t>
+      </w:r>
+      <w:r>
+        <w:rPr>
+          <w:rFonts w:hint="eastAsia"/>
+        </w:rPr>
+        <w:t>分为三步</w:t>
+      </w:r>
+    </w:p>
+    <w:p>
+      <w:pPr>
+        <w:pStyle w:val="ListParagraph"/>
+        <w:numPr>
+          <w:ilvl w:val="0"/>
+          <w:numId w:val="28"/>
+        </w:numPr>
+        <w:ind w:firstLineChars="0"/>
+        <w:rPr>
+          <w:rFonts w:hint="eastAsia"/>
+        </w:rPr>
+      </w:pPr>
+      <w:r>
+        <w:rPr>
+          <w:rFonts w:hint="eastAsia"/>
+        </w:rPr>
+        <w:t>PreChange</w:t>
+      </w:r>
+      <w:r>
+        <w:rPr>
+          <w:rFonts w:hint="eastAsia"/>
+        </w:rPr>
+        <w:t>：</w:t>
+      </w:r>
+    </w:p>
+    <w:p>
+      <w:pPr>
+        <w:pStyle w:val="ListParagraph"/>
+        <w:ind w:left="717" w:firstLineChars="0" w:firstLine="0"/>
+        <w:rPr>
+          <w:rFonts w:hint="eastAsia"/>
+        </w:rPr>
+      </w:pPr>
+      <w:r>
+        <w:rPr>
+          <w:rFonts w:hint="eastAsia"/>
+        </w:rPr>
+        <w:t>这个阶段将配置文件中的配置预先读取到配置模块中，避免之后写文件中会覆盖用户本来已经配置好的值。用</w:t>
+      </w:r>
+      <w:r>
+        <w:rPr>
+          <w:rFonts w:hint="eastAsia"/>
+        </w:rPr>
+        <w:t>mapKeyValue</w:t>
+      </w:r>
+      <w:r>
+        <w:rPr>
+          <w:rFonts w:hint="eastAsia"/>
+        </w:rPr>
+        <w:t>记录每个配置。</w:t>
+      </w:r>
+    </w:p>
+    <w:p>
+      <w:pPr>
+        <w:pStyle w:val="ListParagraph"/>
+        <w:ind w:left="717" w:firstLineChars="0" w:firstLine="0"/>
+        <w:rPr>
+          <w:rFonts w:hint="eastAsia"/>
+        </w:rPr>
+      </w:pPr>
+    </w:p>
+    <w:p>
+      <w:pPr>
+        <w:pStyle w:val="ListParagraph"/>
+        <w:numPr>
+          <w:ilvl w:val="0"/>
+          <w:numId w:val="28"/>
+        </w:numPr>
+        <w:ind w:firstLineChars="0"/>
+        <w:rPr>
+          <w:rFonts w:hint="eastAsia"/>
+        </w:rPr>
+      </w:pPr>
+      <w:r>
+        <w:rPr>
+          <w:rFonts w:hint="eastAsia"/>
+        </w:rPr>
+        <w:t>Change/Delete</w:t>
+      </w:r>
+      <w:r>
+        <w:rPr>
+          <w:rFonts w:hint="eastAsia"/>
+        </w:rPr>
+        <w:t>：</w:t>
+      </w:r>
+    </w:p>
+    <w:p>
+      <w:pPr>
+        <w:pStyle w:val="ListParagraph"/>
+        <w:ind w:left="717" w:firstLineChars="0" w:firstLine="0"/>
+        <w:rPr>
+          <w:rFonts w:hint="eastAsia"/>
+        </w:rPr>
+      </w:pPr>
+      <w:r>
+        <w:rPr>
+          <w:rFonts w:hint="eastAsia"/>
+        </w:rPr>
+        <w:t>这个阶段进行实际的配置变更操作，用</w:t>
+      </w:r>
+      <w:r>
+        <w:rPr>
+          <w:rFonts w:hint="eastAsia"/>
+        </w:rPr>
+        <w:t>mapKeyValue</w:t>
+      </w:r>
+      <w:r>
+        <w:rPr>
+          <w:rFonts w:hint="eastAsia"/>
+        </w:rPr>
+        <w:t>记录每个配置。</w:t>
+      </w:r>
+    </w:p>
+    <w:p>
+      <w:pPr>
+        <w:pStyle w:val="ListParagraph"/>
+        <w:ind w:left="717" w:firstLineChars="0" w:firstLine="0"/>
+        <w:rPr>
+          <w:rFonts w:hint="eastAsia"/>
+        </w:rPr>
+      </w:pPr>
+    </w:p>
+    <w:p>
+      <w:pPr>
+        <w:pStyle w:val="ListParagraph"/>
+        <w:numPr>
+          <w:ilvl w:val="0"/>
+          <w:numId w:val="28"/>
+        </w:numPr>
+        <w:ind w:firstLineChars="0"/>
+        <w:rPr>
+          <w:rFonts w:hint="eastAsia"/>
+        </w:rPr>
+      </w:pPr>
+      <w:r>
+        <w:rPr>
+          <w:rFonts w:hint="eastAsia"/>
+        </w:rPr>
+        <w:t>报错并写文件：</w:t>
+      </w:r>
+    </w:p>
+    <w:p>
+      <w:pPr>
+        <w:pStyle w:val="ListParagraph"/>
+        <w:ind w:left="717" w:firstLineChars="0" w:firstLine="0"/>
+        <w:rPr>
+          <w:rFonts w:hint="eastAsia"/>
+        </w:rPr>
+      </w:pPr>
+      <w:r>
+        <w:rPr>
+          <w:rFonts w:hint="eastAsia"/>
+        </w:rPr>
+        <w:t>根据</w:t>
+      </w:r>
+      <w:r>
+        <w:rPr>
+          <w:rFonts w:hint="eastAsia"/>
+        </w:rPr>
+        <w:t>mapKeyValue</w:t>
+      </w:r>
+      <w:r>
+        <w:rPr>
+          <w:rFonts w:hint="eastAsia"/>
+        </w:rPr>
+        <w:t>构造错误信息和写文件内容。</w:t>
+      </w:r>
+    </w:p>
+    <w:p>
+      <w:pPr>
+        <w:pStyle w:val="ListParagraph"/>
+        <w:ind w:left="717" w:firstLineChars="0" w:firstLine="0"/>
+        <w:rPr>
+          <w:rFonts w:hint="eastAsia"/>
+        </w:rPr>
+      </w:pPr>
+    </w:p>
+    <w:p>
+      <w:r>
+        <w:rPr>
+          <w:rFonts w:hint="eastAsia"/>
+        </w:rPr>
+        <w:t>由于上述流程和原有</w:t>
+      </w:r>
+      <w:r>
+        <w:rPr>
+          <w:rFonts w:hint="eastAsia"/>
+        </w:rPr>
+        <w:t>change()</w:t>
+      </w:r>
+      <w:r>
+        <w:rPr>
+          <w:rFonts w:hint="eastAsia"/>
+        </w:rPr>
+        <w:t>函数差别很大，所以新建</w:t>
+      </w:r>
+      <w:r>
+        <w:rPr>
+          <w:rFonts w:hint="eastAsia"/>
+        </w:rPr>
+        <w:t>update()</w:t>
+      </w:r>
+      <w:r>
+        <w:rPr>
+          <w:rFonts w:hint="eastAsia"/>
+        </w:rPr>
+        <w:t>函数。</w:t>
+      </w:r>
+    </w:p>
+    <w:p>
+      <w:pPr>
+        <w:rPr>
+          <w:rFonts w:hint="eastAsia"/>
+        </w:rPr>
+      </w:pPr>
+    </w:p>
+    <w:p>
+      <w:r>
+        <w:rPr>
+          <w:rFonts w:hint="eastAsia"/>
+        </w:rPr>
+        <w:t>细节：</w:t>
+      </w:r>
     </w:p>
     <w:p>
       <w:pPr>
@@ -3626,126 +4285,124 @@
         <w:rPr>
           <w:rFonts w:hint="eastAsia"/>
         </w:rPr>
+        <w:t>CHANGE</w:t>
+      </w:r>
+    </w:p>
+    <w:p>
+      <w:pPr>
+        <w:rPr>
+          <w:rFonts w:hint="eastAsia"/>
+        </w:rPr>
+      </w:pPr>
+      <w:r>
+        <w:rPr>
+          <w:rFonts w:hint="eastAsia"/>
+        </w:rPr>
+        <w:t>{</w:t>
+      </w:r>
+    </w:p>
+    <w:p>
+      <w:r>
+        <w:rPr>
+          <w:rFonts w:hint="eastAsia"/>
+        </w:rPr>
+        <w:t>PMD_CFG_CHANGE_INVALID</w:t>
+      </w:r>
+    </w:p>
+    <w:p>
+      <w:r>
+        <w:rPr>
+          <w:rFonts w:hint="eastAsia"/>
+        </w:rPr>
+        <w:t>PMD_CFG_</w:t>
+      </w:r>
+      <w:r>
+        <w:rPr>
+          <w:rFonts w:hint="eastAsia"/>
+        </w:rPr>
+        <w:t>CHANGE</w:t>
+      </w:r>
+      <w:r>
+        <w:rPr>
+          <w:rFonts w:hint="eastAsia"/>
+        </w:rPr>
+        <w:t>_</w:t>
+      </w:r>
+      <w:r>
+        <w:rPr>
+          <w:rFonts w:hint="eastAsia"/>
+        </w:rPr>
+        <w:t>FO</w:t>
+      </w:r>
+      <w:r>
+        <w:rPr>
+          <w:rFonts w:hint="eastAsia"/>
+        </w:rPr>
+        <w:t>R</w:t>
+      </w:r>
+      <w:r>
+        <w:rPr>
+          <w:rFonts w:hint="eastAsia"/>
+        </w:rPr>
+        <w:t>BIDDEN</w:t>
+      </w:r>
+      <w:r>
+        <w:rPr>
+          <w:rFonts w:hint="eastAsia"/>
+        </w:rPr>
+        <w:t>,  //</w:t>
+      </w:r>
+      <w:r>
+        <w:rPr>
+          <w:rFonts w:hint="eastAsia"/>
+        </w:rPr>
         <w:t xml:space="preserve"> </w:t>
       </w:r>
       <w:r>
         <w:rPr>
           <w:rFonts w:hint="eastAsia"/>
         </w:rPr>
+        <w:t>DO NOT allow change</w:t>
+      </w:r>
+    </w:p>
+    <w:p>
+      <w:r>
+        <w:rPr>
+          <w:rFonts w:hint="eastAsia"/>
+        </w:rPr>
+        <w:t>PMD_CFG_</w:t>
+      </w:r>
+      <w:r>
+        <w:rPr>
+          <w:rFonts w:hint="eastAsia"/>
+        </w:rPr>
         <w:t>CHANGE</w:t>
       </w:r>
-    </w:p>
-    <w:p>
-      <w:r>
-        <w:rPr>
-          <w:rFonts w:hint="eastAsia"/>
-        </w:rPr>
-        <w:t>{</w:t>
-      </w:r>
-    </w:p>
-    <w:p>
-      <w:r>
-        <w:rPr>
-          <w:rFonts w:hint="eastAsia"/>
-        </w:rPr>
-        <w:lastRenderedPageBreak/>
+      <w:r>
+        <w:rPr>
+          <w:rFonts w:hint="eastAsia"/>
+        </w:rPr>
+        <w:t>_RUN,  // allow change in runtime</w:t>
+      </w:r>
+    </w:p>
+    <w:p>
+      <w:r>
+        <w:rPr>
+          <w:rFonts w:hint="eastAsia"/>
+        </w:rPr>
         <w:t>PMD_CFG_</w:t>
       </w:r>
       <w:r>
         <w:rPr>
           <w:rFonts w:hint="eastAsia"/>
         </w:rPr>
-        <w:t xml:space="preserve"> </w:t>
-      </w:r>
-      <w:r>
-        <w:rPr>
-          <w:rFonts w:hint="eastAsia"/>
-        </w:rPr>
-        <w:t>CHANGE _</w:t>
-      </w:r>
-      <w:r>
-        <w:rPr>
-          <w:rFonts w:hint="eastAsia"/>
-        </w:rPr>
-        <w:t>FOBIDDEN</w:t>
-      </w:r>
-      <w:r>
-        <w:rPr>
-          <w:rFonts w:hint="eastAsia"/>
-        </w:rPr>
-        <w:t>,  //</w:t>
-      </w:r>
-      <w:r>
-        <w:rPr>
-          <w:rFonts w:hint="eastAsia"/>
-        </w:rPr>
-        <w:t xml:space="preserve"> </w:t>
-      </w:r>
-      <w:r>
-        <w:rPr>
-          <w:rFonts w:hint="eastAsia"/>
-        </w:rPr>
-        <w:t>DO NOT allow change</w:t>
-      </w:r>
-    </w:p>
-    <w:p>
-      <w:r>
-        <w:rPr>
-          <w:rFonts w:hint="eastAsia"/>
-        </w:rPr>
-        <w:t>PMD_CFG_</w:t>
-      </w:r>
-      <w:r>
-        <w:rPr>
-          <w:rFonts w:hint="eastAsia"/>
-        </w:rPr>
-        <w:t xml:space="preserve"> </w:t>
-      </w:r>
-      <w:r>
-        <w:rPr>
-          <w:rFonts w:hint="eastAsia"/>
-        </w:rPr>
-        <w:t>CHANGE _RUN,  // allow change in runtime</w:t>
-      </w:r>
-    </w:p>
-    <w:p>
-      <w:r>
-        <w:rPr>
-          <w:rFonts w:hint="eastAsia"/>
-        </w:rPr>
-        <w:t>PMD_CFG_</w:t>
-      </w:r>
-      <w:r>
-        <w:rPr>
-          <w:rFonts w:hint="eastAsia"/>
-        </w:rPr>
-        <w:t xml:space="preserve"> </w:t>
-      </w:r>
-      <w:r>
-        <w:rPr>
-          <w:rFonts w:hint="eastAsia"/>
-        </w:rPr>
-        <w:t>CHANGE _REBOOT,  // allow change after reboot</w:t>
-      </w:r>
-    </w:p>
-    <w:p>
-      <w:r>
-        <w:rPr>
-          <w:rFonts w:hint="eastAsia"/>
-        </w:rPr>
-        <w:t>PMD_CFG_</w:t>
-      </w:r>
-      <w:r>
-        <w:rPr>
-          <w:rFonts w:hint="eastAsia"/>
-        </w:rPr>
-        <w:t xml:space="preserve"> </w:t>
-      </w:r>
-      <w:r>
-        <w:rPr>
-          <w:rFonts w:hint="eastAsia"/>
-        </w:rPr>
-        <w:t>CHANGE _MAX</w:t>
+        <w:t>CHANGE</w:t>
+      </w:r>
+      <w:r>
+        <w:rPr>
+          <w:rFonts w:hint="eastAsia"/>
+        </w:rPr>
+        <w:t>_REBOOT,  // allow change after reboot</w:t>
       </w:r>
     </w:p>
     <w:p>
@@ -3776,7 +4433,19 @@
         <w:rPr>
           <w:rFonts w:hint="eastAsia"/>
         </w:rPr>
-        <w:t>读入配置时增加一个</w:t>
+        <w:t>读入配置时增加</w:t>
+      </w:r>
+      <w:r>
+        <w:rPr>
+          <w:rFonts w:hint="eastAsia"/>
+        </w:rPr>
+        <w:t>两</w:t>
+      </w:r>
+      <w:r>
+        <w:rPr>
+          <w:rFonts w:hint="eastAsia"/>
+        </w:rPr>
+        <w:t>个</w:t>
       </w:r>
       <w:r>
         <w:rPr>
@@ -3788,7 +4457,19 @@
         <w:rPr>
           <w:rFonts w:hint="eastAsia"/>
         </w:rPr>
-        <w:t>种类，用于</w:t>
+        <w:t>类型</w:t>
+      </w:r>
+      <w:r>
+        <w:rPr>
+          <w:rFonts w:hint="eastAsia"/>
+        </w:rPr>
+        <w:t>，用于</w:t>
+      </w:r>
+      <w:r>
+        <w:rPr>
+          <w:rFonts w:hint="eastAsia"/>
+        </w:rPr>
+        <w:t>配置文件预读取和</w:t>
       </w:r>
       <w:r>
         <w:rPr>
@@ -3830,9 +4511,44 @@
     <w:p>
       <w:pPr>
         <w:ind w:left="0"/>
+        <w:rPr>
+          <w:rFonts w:hint="eastAsia"/>
+        </w:rPr>
       </w:pPr>
       <w:r>
         <w:t xml:space="preserve">      PMD_CFG_STEP_REINIT,                   // re-init</w:t>
+      </w:r>
+    </w:p>
+    <w:p>
+      <w:pPr>
+        <w:ind w:leftChars="200" w:left="420" w:firstLineChars="100" w:firstLine="210"/>
+      </w:pPr>
+      <w:r>
+        <w:t>PMD_CFG_STEP_</w:t>
+      </w:r>
+      <w:r>
+        <w:rPr>
+          <w:rFonts w:hint="eastAsia"/>
+        </w:rPr>
+        <w:t>PRE</w:t>
+      </w:r>
+      <w:r>
+        <w:t>CHG</w:t>
+      </w:r>
+      <w:r>
+        <w:rPr>
+          <w:rFonts w:hint="eastAsia"/>
+        </w:rPr>
+        <w:t>,</w:t>
+      </w:r>
+      <w:r>
+        <w:t xml:space="preserve">                  //</w:t>
+      </w:r>
+      <w:r>
+        <w:rPr>
+          <w:rFonts w:hint="eastAsia"/>
+        </w:rPr>
+        <w:t xml:space="preserve"> preliminary change</w:t>
       </w:r>
     </w:p>
     <w:p>
@@ -3876,13 +4592,7 @@
         <w:rPr>
           <w:rFonts w:hint="eastAsia"/>
         </w:rPr>
-        <w:t>RESTORE</w:t>
-      </w:r>
-      <w:r>
-        <w:rPr>
-          <w:rFonts w:hint="eastAsia"/>
-        </w:rPr>
-        <w:t xml:space="preserve">                  </w:t>
+        <w:t xml:space="preserve">RESTORE                  </w:t>
       </w:r>
       <w:r>
         <w:rPr>
@@ -3896,7 +4606,7 @@
         <w:ind w:left="0"/>
       </w:pPr>
       <w:r>
-        <w:t xml:space="preserve">   } </w:t>
+        <w:t xml:space="preserve">   }</w:t>
       </w:r>
       <w:r>
         <w:rPr>
@@ -3909,6 +4619,12 @@
       <w:pPr>
         <w:ind w:left="0"/>
       </w:pPr>
+      <w:r>
+        <w:rPr>
+          <w:rFonts w:hint="eastAsia"/>
+        </w:rPr>
+        <w:t xml:space="preserve">    </w:t>
+      </w:r>
     </w:p>
     <w:p>
       <w:pPr>
@@ -4021,134 +4737,1125 @@
         <w:t>;</w:t>
       </w:r>
     </w:p>
-    <w:p/>
-    <w:p>
-      <w:pPr>
-        <w:pStyle w:val="ListParagraph"/>
-        <w:numPr>
-          <w:ilvl w:val="0"/>
-          <w:numId w:val="24"/>
-        </w:numPr>
-        <w:ind w:firstLineChars="0"/>
-      </w:pPr>
-      <w:r>
-        <w:rPr>
-          <w:rFonts w:hint="eastAsia"/>
-        </w:rPr>
-        <w:t>导出配置时增加一个</w:t>
-      </w:r>
-      <w:r>
-        <w:rPr>
-          <w:rFonts w:hint="eastAsia"/>
-        </w:rPr>
-        <w:t>mask</w:t>
-      </w:r>
-      <w:r>
-        <w:rPr>
-          <w:rFonts w:hint="eastAsia"/>
-        </w:rPr>
-        <w:t>种类，用于重启生效配置的刷盘：</w:t>
-      </w:r>
-    </w:p>
-    <w:p>
-      <w:pPr>
-        <w:ind w:leftChars="70" w:left="147"/>
-      </w:pPr>
-      <w:r>
-        <w:t xml:space="preserve">   #define PMD_CFG_MASK_SKIP_UNFIELD         0x00000001</w:t>
-      </w:r>
-    </w:p>
-    <w:p>
-      <w:pPr>
-        <w:ind w:leftChars="70" w:left="147"/>
-      </w:pPr>
-      <w:r>
-        <w:t xml:space="preserve">   #define PMD_CFG_MASK_SKIP_NORMALDFT       0x00000002</w:t>
-      </w:r>
-    </w:p>
-    <w:p>
-      <w:pPr>
-        <w:ind w:leftChars="70" w:left="147"/>
-      </w:pPr>
-      <w:r>
-        <w:t xml:space="preserve">   #define PMD_CFG_MASK_SKIP_HIDEDFT         0x00000004</w:t>
-      </w:r>
-    </w:p>
-    <w:p>
-      <w:pPr>
-        <w:ind w:leftChars="70" w:left="147" w:firstLineChars="150" w:firstLine="315"/>
-        <w:rPr>
-          <w:ins w:id="0" w:author="xujianhui" w:date="2018-01-19T14:57:00Z"/>
-        </w:rPr>
-      </w:pPr>
-      <w:r>
-        <w:t>#define PMD_CFG_MASK_SKIP_</w:t>
-      </w:r>
-      <w:r>
-        <w:rPr>
-          <w:rFonts w:hint="eastAsia"/>
-        </w:rPr>
-        <w:t>VALUE</w:t>
-      </w:r>
-      <w:r>
-        <w:t xml:space="preserve">         0x0000000</w:t>
-      </w:r>
-      <w:r>
-        <w:rPr>
-          <w:rFonts w:hint="eastAsia"/>
-        </w:rPr>
-        <w:t>8</w:t>
-      </w:r>
-      <w:r>
-        <w:rPr>
-          <w:rFonts w:hint="eastAsia"/>
-        </w:rPr>
-        <w:t xml:space="preserve"> // for reboot configs</w:t>
-      </w:r>
-    </w:p>
-    <w:p>
-      <w:pPr>
-        <w:ind w:leftChars="70" w:left="147" w:firstLineChars="150" w:firstLine="315"/>
-      </w:pPr>
-      <w:r>
-        <w:rPr>
-          <w:rFonts w:hint="eastAsia"/>
-        </w:rPr>
-        <w:t>跳过内存变量保存的值，而是使用</w:t>
-      </w:r>
-      <w:r>
-        <w:rPr>
-          <w:rFonts w:hint="eastAsia"/>
-        </w:rPr>
-        <w:t>KVMap</w:t>
-      </w:r>
-      <w:r>
-        <w:rPr>
-          <w:rFonts w:hint="eastAsia"/>
-        </w:rPr>
-        <w:t>中保存的</w:t>
-      </w:r>
-      <w:r>
-        <w:rPr>
-          <w:rFonts w:hint="eastAsia"/>
-        </w:rPr>
-        <w:t>reboot</w:t>
-      </w:r>
-      <w:r>
-        <w:rPr>
-          <w:rFonts w:hint="eastAsia"/>
-        </w:rPr>
-        <w:t>配置级别的</w:t>
-      </w:r>
-      <w:r>
-        <w:rPr>
-          <w:rFonts w:hint="eastAsia"/>
-        </w:rPr>
-        <w:t>配置。</w:t>
-      </w:r>
+    <w:p>
+      <w:pPr>
+        <w:rPr>
+          <w:rFonts w:hint="eastAsia"/>
+        </w:rPr>
+      </w:pPr>
+    </w:p>
+    <w:p>
+      <w:pPr>
+        <w:rPr>
+          <w:rFonts w:hint="eastAsia"/>
+        </w:rPr>
+      </w:pPr>
+      <w:r>
+        <w:lastRenderedPageBreak/>
+        <w:t>mapKeyField</w:t>
+      </w:r>
+      <w:r>
+        <w:rPr>
+          <w:rFonts w:hint="eastAsia"/>
+        </w:rPr>
+        <w:t>中保存的是本次</w:t>
+      </w:r>
+      <w:r>
+        <w:rPr>
+          <w:rFonts w:hint="eastAsia"/>
+        </w:rPr>
+        <w:t>配置更改的情况，</w:t>
+      </w:r>
+      <w:r>
+        <w:rPr>
+          <w:rFonts w:hint="eastAsia"/>
+        </w:rPr>
+        <w:t>其中每一项都是一个</w:t>
+      </w:r>
+      <w:r>
+        <w:t>pmdParamValue</w:t>
+      </w:r>
+      <w:r>
+        <w:rPr>
+          <w:rFonts w:hint="eastAsia"/>
+        </w:rPr>
+        <w:t>，</w:t>
+      </w:r>
+      <w:r>
+        <w:rPr>
+          <w:rFonts w:hint="eastAsia"/>
+        </w:rPr>
+        <w:t>通过</w:t>
+      </w:r>
+      <w:r>
+        <w:rPr>
+          <w:rFonts w:hint="eastAsia"/>
+        </w:rPr>
+        <w:t>hasMapped</w:t>
+      </w:r>
+      <w:r>
+        <w:rPr>
+          <w:rFonts w:hint="eastAsia"/>
+        </w:rPr>
+        <w:t>、</w:t>
+      </w:r>
+      <w:r>
+        <w:rPr>
+          <w:rFonts w:hint="eastAsia"/>
+        </w:rPr>
+        <w:t>hasField</w:t>
+      </w:r>
+      <w:r>
+        <w:rPr>
+          <w:rFonts w:hint="eastAsia"/>
+        </w:rPr>
+        <w:t>和</w:t>
+      </w:r>
+      <w:r>
+        <w:rPr>
+          <w:rFonts w:hint="eastAsia"/>
+        </w:rPr>
+        <w:t>level</w:t>
+      </w:r>
+      <w:r>
+        <w:rPr>
+          <w:rFonts w:hint="eastAsia"/>
+        </w:rPr>
+        <w:t>的组合代表每一项的修改情况，然后根据这些修改情况进行之后的报错和写盘操作。</w:t>
+      </w:r>
+    </w:p>
+    <w:p>
+      <w:pPr>
+        <w:rPr>
+          <w:rFonts w:hint="eastAsia"/>
+        </w:rPr>
+      </w:pPr>
+    </w:p>
+    <w:p>
+      <w:pPr>
+        <w:rPr>
+          <w:rFonts w:hint="eastAsia"/>
+        </w:rPr>
+      </w:pPr>
+      <w:r>
+        <w:rPr>
+          <w:rFonts w:hint="eastAsia"/>
+        </w:rPr>
+        <w:t>不同的组合代表的情况如下：</w:t>
+      </w:r>
+    </w:p>
+    <w:tbl>
+      <w:tblPr>
+        <w:tblStyle w:val="TableGrid"/>
+        <w:tblW w:w="0" w:type="auto"/>
+        <w:tblInd w:w="357" w:type="dxa"/>
+        <w:tblLook w:val="04A0"/>
+      </w:tblPr>
+      <w:tblGrid>
+        <w:gridCol w:w="1647"/>
+        <w:gridCol w:w="1629"/>
+        <w:gridCol w:w="1629"/>
+        <w:gridCol w:w="1630"/>
+        <w:gridCol w:w="1630"/>
+      </w:tblGrid>
+      <w:tr>
+        <w:tc>
+          <w:tcPr>
+            <w:tcW w:w="1647" w:type="dxa"/>
+          </w:tcPr>
+          <w:p>
+            <w:pPr>
+              <w:ind w:left="0"/>
+              <w:rPr>
+                <w:rFonts w:hint="eastAsia"/>
+              </w:rPr>
+            </w:pPr>
+            <w:r>
+              <w:rPr>
+                <w:rFonts w:hint="eastAsia"/>
+              </w:rPr>
+              <w:t>Step</w:t>
+            </w:r>
+          </w:p>
+        </w:tc>
+        <w:tc>
+          <w:tcPr>
+            <w:tcW w:w="1629" w:type="dxa"/>
+          </w:tcPr>
+          <w:p>
+            <w:pPr>
+              <w:ind w:left="0"/>
+            </w:pPr>
+            <w:r>
+              <w:rPr>
+                <w:rFonts w:hint="eastAsia"/>
+              </w:rPr>
+              <w:t>hasMapped</w:t>
+            </w:r>
+          </w:p>
+        </w:tc>
+        <w:tc>
+          <w:tcPr>
+            <w:tcW w:w="1629" w:type="dxa"/>
+          </w:tcPr>
+          <w:p>
+            <w:pPr>
+              <w:ind w:left="0"/>
+            </w:pPr>
+            <w:r>
+              <w:rPr>
+                <w:rFonts w:hint="eastAsia"/>
+              </w:rPr>
+              <w:t>hasField</w:t>
+            </w:r>
+          </w:p>
+        </w:tc>
+        <w:tc>
+          <w:tcPr>
+            <w:tcW w:w="1630" w:type="dxa"/>
+          </w:tcPr>
+          <w:p>
+            <w:pPr>
+              <w:ind w:left="0"/>
+            </w:pPr>
+            <w:r>
+              <w:rPr>
+                <w:rFonts w:hint="eastAsia"/>
+              </w:rPr>
+              <w:t>level</w:t>
+            </w:r>
+          </w:p>
+        </w:tc>
+        <w:tc>
+          <w:tcPr>
+            <w:tcW w:w="1630" w:type="dxa"/>
+          </w:tcPr>
+          <w:p>
+            <w:pPr>
+              <w:ind w:left="0"/>
+            </w:pPr>
+            <w:r>
+              <w:rPr>
+                <w:rFonts w:hint="eastAsia"/>
+              </w:rPr>
+              <w:t>意义</w:t>
+            </w:r>
+          </w:p>
+        </w:tc>
+      </w:tr>
+      <w:tr>
+        <w:tc>
+          <w:tcPr>
+            <w:tcW w:w="1647" w:type="dxa"/>
+          </w:tcPr>
+          <w:p>
+            <w:pPr>
+              <w:ind w:left="0"/>
+              <w:rPr>
+                <w:rFonts w:hint="eastAsia"/>
+              </w:rPr>
+            </w:pPr>
+            <w:r>
+              <w:rPr>
+                <w:rFonts w:hint="eastAsia"/>
+              </w:rPr>
+              <w:t>PreChange</w:t>
+            </w:r>
+          </w:p>
+        </w:tc>
+        <w:tc>
+          <w:tcPr>
+            <w:tcW w:w="1629" w:type="dxa"/>
+          </w:tcPr>
+          <w:p>
+            <w:pPr>
+              <w:ind w:left="0"/>
+              <w:rPr>
+                <w:rFonts w:hint="eastAsia"/>
+              </w:rPr>
+            </w:pPr>
+            <w:r>
+              <w:rPr>
+                <w:rFonts w:hint="eastAsia"/>
+              </w:rPr>
+              <w:t>FALSE</w:t>
+            </w:r>
+          </w:p>
+        </w:tc>
+        <w:tc>
+          <w:tcPr>
+            <w:tcW w:w="1629" w:type="dxa"/>
+          </w:tcPr>
+          <w:p>
+            <w:pPr>
+              <w:ind w:left="0"/>
+              <w:rPr>
+                <w:rFonts w:hint="eastAsia"/>
+              </w:rPr>
+            </w:pPr>
+            <w:r>
+              <w:rPr>
+                <w:rFonts w:hint="eastAsia"/>
+              </w:rPr>
+              <w:t>FALSE</w:t>
+            </w:r>
+          </w:p>
+        </w:tc>
+        <w:tc>
+          <w:tcPr>
+            <w:tcW w:w="1630" w:type="dxa"/>
+          </w:tcPr>
+          <w:p>
+            <w:pPr>
+              <w:ind w:left="0"/>
+              <w:rPr>
+                <w:rFonts w:hint="eastAsia"/>
+              </w:rPr>
+            </w:pPr>
+            <w:r>
+              <w:rPr>
+                <w:rFonts w:hint="eastAsia"/>
+              </w:rPr>
+              <w:t>RUN/REBOOT/</w:t>
+            </w:r>
+          </w:p>
+          <w:p>
+            <w:pPr>
+              <w:ind w:left="0"/>
+              <w:rPr>
+                <w:rFonts w:hint="eastAsia"/>
+              </w:rPr>
+            </w:pPr>
+            <w:r>
+              <w:rPr>
+                <w:rFonts w:hint="eastAsia"/>
+              </w:rPr>
+              <w:t>FORBIDDEN</w:t>
+            </w:r>
+          </w:p>
+        </w:tc>
+        <w:tc>
+          <w:tcPr>
+            <w:tcW w:w="1630" w:type="dxa"/>
+          </w:tcPr>
+          <w:p>
+            <w:pPr>
+              <w:ind w:left="0"/>
+              <w:rPr>
+                <w:rFonts w:hint="eastAsia"/>
+              </w:rPr>
+            </w:pPr>
+            <w:r>
+              <w:rPr>
+                <w:rFonts w:hint="eastAsia"/>
+              </w:rPr>
+              <w:t>配置文件中的配置</w:t>
+            </w:r>
+          </w:p>
+        </w:tc>
+      </w:tr>
+      <w:tr>
+        <w:tc>
+          <w:tcPr>
+            <w:tcW w:w="1647" w:type="dxa"/>
+          </w:tcPr>
+          <w:p>
+            <w:pPr>
+              <w:ind w:left="0"/>
+              <w:rPr>
+                <w:rFonts w:hint="eastAsia"/>
+              </w:rPr>
+            </w:pPr>
+            <w:r>
+              <w:rPr>
+                <w:rFonts w:hint="eastAsia"/>
+              </w:rPr>
+              <w:t>Change/Restore</w:t>
+            </w:r>
+          </w:p>
+        </w:tc>
+        <w:tc>
+          <w:tcPr>
+            <w:tcW w:w="1629" w:type="dxa"/>
+          </w:tcPr>
+          <w:p>
+            <w:pPr>
+              <w:ind w:left="0"/>
+              <w:rPr>
+                <w:rFonts w:hint="eastAsia"/>
+              </w:rPr>
+            </w:pPr>
+            <w:r>
+              <w:rPr>
+                <w:rFonts w:hint="eastAsia"/>
+              </w:rPr>
+              <w:t>TRUE</w:t>
+            </w:r>
+          </w:p>
+        </w:tc>
+        <w:tc>
+          <w:tcPr>
+            <w:tcW w:w="1629" w:type="dxa"/>
+          </w:tcPr>
+          <w:p>
+            <w:pPr>
+              <w:ind w:left="0"/>
+              <w:rPr>
+                <w:rFonts w:hint="eastAsia"/>
+              </w:rPr>
+            </w:pPr>
+            <w:r>
+              <w:rPr>
+                <w:rFonts w:hint="eastAsia"/>
+              </w:rPr>
+              <w:t>TRUE</w:t>
+            </w:r>
+          </w:p>
+        </w:tc>
+        <w:tc>
+          <w:tcPr>
+            <w:tcW w:w="1630" w:type="dxa"/>
+          </w:tcPr>
+          <w:p>
+            <w:pPr>
+              <w:ind w:left="0"/>
+              <w:rPr>
+                <w:rFonts w:hint="eastAsia"/>
+              </w:rPr>
+            </w:pPr>
+            <w:r>
+              <w:rPr>
+                <w:rFonts w:hint="eastAsia"/>
+              </w:rPr>
+              <w:t>RUN</w:t>
+            </w:r>
+          </w:p>
+        </w:tc>
+        <w:tc>
+          <w:tcPr>
+            <w:tcW w:w="1630" w:type="dxa"/>
+          </w:tcPr>
+          <w:p>
+            <w:pPr>
+              <w:ind w:left="0"/>
+              <w:rPr>
+                <w:rFonts w:hint="eastAsia"/>
+              </w:rPr>
+            </w:pPr>
+            <w:r>
+              <w:rPr>
+                <w:rFonts w:hint="eastAsia"/>
+              </w:rPr>
+              <w:t>用户输入的动态生效配置</w:t>
+            </w:r>
+          </w:p>
+        </w:tc>
+      </w:tr>
+      <w:tr>
+        <w:tc>
+          <w:tcPr>
+            <w:tcW w:w="1647" w:type="dxa"/>
+          </w:tcPr>
+          <w:p>
+            <w:pPr>
+              <w:ind w:left="0"/>
+              <w:rPr>
+                <w:rFonts w:hint="eastAsia"/>
+              </w:rPr>
+            </w:pPr>
+            <w:r>
+              <w:rPr>
+                <w:rFonts w:hint="eastAsia"/>
+              </w:rPr>
+              <w:t>Change/Restore</w:t>
+            </w:r>
+          </w:p>
+        </w:tc>
+        <w:tc>
+          <w:tcPr>
+            <w:tcW w:w="1629" w:type="dxa"/>
+          </w:tcPr>
+          <w:p>
+            <w:pPr>
+              <w:ind w:left="0"/>
+              <w:rPr>
+                <w:rFonts w:hint="eastAsia"/>
+              </w:rPr>
+            </w:pPr>
+            <w:r>
+              <w:rPr>
+                <w:rFonts w:hint="eastAsia"/>
+              </w:rPr>
+              <w:t>TRUE</w:t>
+            </w:r>
+          </w:p>
+        </w:tc>
+        <w:tc>
+          <w:tcPr>
+            <w:tcW w:w="1629" w:type="dxa"/>
+          </w:tcPr>
+          <w:p>
+            <w:pPr>
+              <w:ind w:left="0"/>
+              <w:rPr>
+                <w:rFonts w:hint="eastAsia"/>
+              </w:rPr>
+            </w:pPr>
+            <w:r>
+              <w:rPr>
+                <w:rFonts w:hint="eastAsia"/>
+              </w:rPr>
+              <w:t>FALSE</w:t>
+            </w:r>
+          </w:p>
+        </w:tc>
+        <w:tc>
+          <w:tcPr>
+            <w:tcW w:w="1630" w:type="dxa"/>
+          </w:tcPr>
+          <w:p>
+            <w:pPr>
+              <w:ind w:left="0"/>
+              <w:rPr>
+                <w:rFonts w:hint="eastAsia"/>
+              </w:rPr>
+            </w:pPr>
+            <w:r>
+              <w:rPr>
+                <w:rFonts w:hint="eastAsia"/>
+              </w:rPr>
+              <w:t>RUN</w:t>
+            </w:r>
+          </w:p>
+        </w:tc>
+        <w:tc>
+          <w:tcPr>
+            <w:tcW w:w="1630" w:type="dxa"/>
+          </w:tcPr>
+          <w:p>
+            <w:pPr>
+              <w:ind w:left="0"/>
+              <w:rPr>
+                <w:rFonts w:hint="eastAsia"/>
+              </w:rPr>
+            </w:pPr>
+            <w:r>
+              <w:rPr>
+                <w:rFonts w:hint="eastAsia"/>
+              </w:rPr>
+              <w:t>用户输入的</w:t>
+            </w:r>
+            <w:r>
+              <w:rPr>
+                <w:rFonts w:hint="eastAsia"/>
+              </w:rPr>
+              <w:t>等于当前值的</w:t>
+            </w:r>
+            <w:r>
+              <w:rPr>
+                <w:rFonts w:hint="eastAsia"/>
+              </w:rPr>
+              <w:t>动态生效配置</w:t>
+            </w:r>
+          </w:p>
+        </w:tc>
+      </w:tr>
+      <w:tr>
+        <w:tc>
+          <w:tcPr>
+            <w:tcW w:w="1647" w:type="dxa"/>
+          </w:tcPr>
+          <w:p>
+            <w:pPr>
+              <w:ind w:left="0"/>
+              <w:rPr>
+                <w:rFonts w:hint="eastAsia"/>
+              </w:rPr>
+            </w:pPr>
+            <w:r>
+              <w:rPr>
+                <w:rFonts w:hint="eastAsia"/>
+              </w:rPr>
+              <w:t>Change/Restore</w:t>
+            </w:r>
+          </w:p>
+        </w:tc>
+        <w:tc>
+          <w:tcPr>
+            <w:tcW w:w="1629" w:type="dxa"/>
+          </w:tcPr>
+          <w:p>
+            <w:pPr>
+              <w:ind w:left="0"/>
+              <w:rPr>
+                <w:rFonts w:hint="eastAsia"/>
+              </w:rPr>
+            </w:pPr>
+            <w:r>
+              <w:rPr>
+                <w:rFonts w:hint="eastAsia"/>
+              </w:rPr>
+              <w:t>FALSE</w:t>
+            </w:r>
+          </w:p>
+        </w:tc>
+        <w:tc>
+          <w:tcPr>
+            <w:tcW w:w="1629" w:type="dxa"/>
+          </w:tcPr>
+          <w:p>
+            <w:pPr>
+              <w:ind w:left="0"/>
+              <w:rPr>
+                <w:rFonts w:hint="eastAsia"/>
+              </w:rPr>
+            </w:pPr>
+            <w:r>
+              <w:rPr>
+                <w:rFonts w:hint="eastAsia"/>
+              </w:rPr>
+              <w:t>TRUE</w:t>
+            </w:r>
+          </w:p>
+        </w:tc>
+        <w:tc>
+          <w:tcPr>
+            <w:tcW w:w="1630" w:type="dxa"/>
+          </w:tcPr>
+          <w:p>
+            <w:pPr>
+              <w:ind w:left="0"/>
+              <w:rPr>
+                <w:rFonts w:hint="eastAsia"/>
+              </w:rPr>
+            </w:pPr>
+            <w:r>
+              <w:rPr>
+                <w:rFonts w:hint="eastAsia"/>
+              </w:rPr>
+              <w:t>REBOOT</w:t>
+            </w:r>
+          </w:p>
+        </w:tc>
+        <w:tc>
+          <w:tcPr>
+            <w:tcW w:w="1630" w:type="dxa"/>
+          </w:tcPr>
+          <w:p>
+            <w:pPr>
+              <w:ind w:left="0"/>
+              <w:rPr>
+                <w:rFonts w:hint="eastAsia"/>
+              </w:rPr>
+            </w:pPr>
+            <w:r>
+              <w:rPr>
+                <w:rFonts w:hint="eastAsia"/>
+              </w:rPr>
+              <w:t>用户输入的重启生效配置</w:t>
+            </w:r>
+          </w:p>
+        </w:tc>
+      </w:tr>
+      <w:tr>
+        <w:tc>
+          <w:tcPr>
+            <w:tcW w:w="1647" w:type="dxa"/>
+          </w:tcPr>
+          <w:p>
+            <w:pPr>
+              <w:ind w:left="0"/>
+              <w:rPr>
+                <w:rFonts w:hint="eastAsia"/>
+              </w:rPr>
+            </w:pPr>
+            <w:r>
+              <w:rPr>
+                <w:rFonts w:hint="eastAsia"/>
+              </w:rPr>
+              <w:t>Change/Restore</w:t>
+            </w:r>
+          </w:p>
+        </w:tc>
+        <w:tc>
+          <w:tcPr>
+            <w:tcW w:w="1629" w:type="dxa"/>
+          </w:tcPr>
+          <w:p>
+            <w:pPr>
+              <w:ind w:left="0"/>
+              <w:rPr>
+                <w:rFonts w:hint="eastAsia"/>
+              </w:rPr>
+            </w:pPr>
+            <w:r>
+              <w:rPr>
+                <w:rFonts w:hint="eastAsia"/>
+              </w:rPr>
+              <w:t>FALSE</w:t>
+            </w:r>
+          </w:p>
+        </w:tc>
+        <w:tc>
+          <w:tcPr>
+            <w:tcW w:w="1629" w:type="dxa"/>
+          </w:tcPr>
+          <w:p>
+            <w:pPr>
+              <w:ind w:left="0"/>
+              <w:rPr>
+                <w:rFonts w:hint="eastAsia"/>
+              </w:rPr>
+            </w:pPr>
+            <w:r>
+              <w:rPr>
+                <w:rFonts w:hint="eastAsia"/>
+              </w:rPr>
+              <w:t>FALSE</w:t>
+            </w:r>
+          </w:p>
+        </w:tc>
+        <w:tc>
+          <w:tcPr>
+            <w:tcW w:w="1630" w:type="dxa"/>
+          </w:tcPr>
+          <w:p>
+            <w:pPr>
+              <w:ind w:left="0"/>
+              <w:rPr>
+                <w:rFonts w:hint="eastAsia"/>
+              </w:rPr>
+            </w:pPr>
+            <w:r>
+              <w:rPr>
+                <w:rFonts w:hint="eastAsia"/>
+              </w:rPr>
+              <w:t>REBOOT</w:t>
+            </w:r>
+          </w:p>
+        </w:tc>
+        <w:tc>
+          <w:tcPr>
+            <w:tcW w:w="1630" w:type="dxa"/>
+          </w:tcPr>
+          <w:p>
+            <w:pPr>
+              <w:ind w:left="0"/>
+              <w:rPr>
+                <w:rFonts w:hint="eastAsia"/>
+              </w:rPr>
+            </w:pPr>
+            <w:r>
+              <w:rPr>
+                <w:rFonts w:hint="eastAsia"/>
+              </w:rPr>
+              <w:t>用户输入的</w:t>
+            </w:r>
+            <w:r>
+              <w:rPr>
+                <w:rFonts w:hint="eastAsia"/>
+              </w:rPr>
+              <w:t>等于当前值的</w:t>
+            </w:r>
+            <w:r>
+              <w:rPr>
+                <w:rFonts w:hint="eastAsia"/>
+              </w:rPr>
+              <w:t>重启生效配置</w:t>
+            </w:r>
+          </w:p>
+        </w:tc>
+      </w:tr>
+      <w:tr>
+        <w:tc>
+          <w:tcPr>
+            <w:tcW w:w="1647" w:type="dxa"/>
+          </w:tcPr>
+          <w:p>
+            <w:pPr>
+              <w:ind w:left="0"/>
+              <w:rPr>
+                <w:rFonts w:hint="eastAsia"/>
+              </w:rPr>
+            </w:pPr>
+            <w:r>
+              <w:rPr>
+                <w:rFonts w:hint="eastAsia"/>
+              </w:rPr>
+              <w:t>Change/Restore</w:t>
+            </w:r>
+          </w:p>
+        </w:tc>
+        <w:tc>
+          <w:tcPr>
+            <w:tcW w:w="1629" w:type="dxa"/>
+          </w:tcPr>
+          <w:p>
+            <w:pPr>
+              <w:ind w:left="0"/>
+              <w:rPr>
+                <w:rFonts w:hint="eastAsia"/>
+              </w:rPr>
+            </w:pPr>
+            <w:r>
+              <w:rPr>
+                <w:rFonts w:hint="eastAsia"/>
+              </w:rPr>
+              <w:t>FALSE</w:t>
+            </w:r>
+          </w:p>
+        </w:tc>
+        <w:tc>
+          <w:tcPr>
+            <w:tcW w:w="1629" w:type="dxa"/>
+          </w:tcPr>
+          <w:p>
+            <w:pPr>
+              <w:ind w:left="0"/>
+              <w:rPr>
+                <w:rFonts w:hint="eastAsia"/>
+              </w:rPr>
+            </w:pPr>
+            <w:r>
+              <w:rPr>
+                <w:rFonts w:hint="eastAsia"/>
+              </w:rPr>
+              <w:t>TRUE</w:t>
+            </w:r>
+          </w:p>
+        </w:tc>
+        <w:tc>
+          <w:tcPr>
+            <w:tcW w:w="1630" w:type="dxa"/>
+          </w:tcPr>
+          <w:p>
+            <w:pPr>
+              <w:ind w:left="0"/>
+              <w:rPr>
+                <w:rFonts w:hint="eastAsia"/>
+              </w:rPr>
+            </w:pPr>
+            <w:r>
+              <w:rPr>
+                <w:rFonts w:hint="eastAsia"/>
+              </w:rPr>
+              <w:t>FORBIDDEN</w:t>
+            </w:r>
+          </w:p>
+        </w:tc>
+        <w:tc>
+          <w:tcPr>
+            <w:tcW w:w="1630" w:type="dxa"/>
+          </w:tcPr>
+          <w:p>
+            <w:pPr>
+              <w:ind w:left="0"/>
+              <w:rPr>
+                <w:rFonts w:hint="eastAsia"/>
+              </w:rPr>
+            </w:pPr>
+            <w:r>
+              <w:rPr>
+                <w:rFonts w:hint="eastAsia"/>
+              </w:rPr>
+              <w:t>用户输入的禁止修改配置</w:t>
+            </w:r>
+          </w:p>
+        </w:tc>
+      </w:tr>
+    </w:tbl>
+    <w:p>
+      <w:pPr>
+        <w:rPr>
+          <w:rFonts w:hint="eastAsia"/>
+        </w:rPr>
+      </w:pPr>
+    </w:p>
+    <w:p>
+      <w:pPr>
+        <w:rPr>
+          <w:rFonts w:hint="eastAsia"/>
+        </w:rPr>
+      </w:pPr>
+      <w:r>
+        <w:rPr>
+          <w:rFonts w:hint="eastAsia"/>
+        </w:rPr>
+        <w:t>报错处理：</w:t>
+      </w:r>
+    </w:p>
+    <w:p>
+      <w:pPr>
+        <w:rPr>
+          <w:rFonts w:hint="eastAsia"/>
+        </w:rPr>
+      </w:pPr>
+      <w:r>
+        <w:rPr>
+          <w:rFonts w:hint="eastAsia"/>
+        </w:rPr>
+        <w:t>RUN</w:t>
+      </w:r>
+      <w:r>
+        <w:rPr>
+          <w:rFonts w:hint="eastAsia"/>
+        </w:rPr>
+        <w:t>：不报错</w:t>
+      </w:r>
+    </w:p>
+    <w:p>
+      <w:pPr>
+        <w:rPr>
+          <w:rFonts w:hint="eastAsia"/>
+        </w:rPr>
+      </w:pPr>
+      <w:r>
+        <w:rPr>
+          <w:rFonts w:hint="eastAsia"/>
+        </w:rPr>
+        <w:t>REBOOT</w:t>
+      </w:r>
+      <w:r>
+        <w:rPr>
+          <w:rFonts w:hint="eastAsia"/>
+        </w:rPr>
+        <w:t>：对于用户输入的</w:t>
+      </w:r>
+      <w:r>
+        <w:rPr>
+          <w:rFonts w:hint="eastAsia"/>
+        </w:rPr>
+        <w:t>、不等于当前值的</w:t>
+      </w:r>
+      <w:r>
+        <w:rPr>
+          <w:rFonts w:hint="eastAsia"/>
+        </w:rPr>
+        <w:t>配置，通知需要重启生效</w:t>
+      </w:r>
+    </w:p>
+    <w:p>
+      <w:pPr>
+        <w:rPr>
+          <w:rFonts w:hint="eastAsia"/>
+        </w:rPr>
+      </w:pPr>
+      <w:r>
+        <w:rPr>
+          <w:rFonts w:hint="eastAsia"/>
+        </w:rPr>
+        <w:t>FORBIDDEN</w:t>
+      </w:r>
+      <w:r>
+        <w:rPr>
+          <w:rFonts w:hint="eastAsia"/>
+        </w:rPr>
+        <w:t>：对于用户输入的配置，通知不能修改。</w:t>
+      </w:r>
+    </w:p>
+    <w:p>
+      <w:pPr>
+        <w:rPr>
+          <w:rFonts w:hint="eastAsia"/>
+        </w:rPr>
+      </w:pPr>
+      <w:r>
+        <w:rPr>
+          <w:rFonts w:hint="eastAsia"/>
+        </w:rPr>
+        <w:t>无效值：不报错</w:t>
+      </w:r>
+    </w:p>
+    <w:p>
+      <w:pPr>
+        <w:rPr>
+          <w:rFonts w:hint="eastAsia"/>
+        </w:rPr>
+      </w:pPr>
+    </w:p>
+    <w:p>
+      <w:pPr>
+        <w:rPr>
+          <w:rFonts w:hint="eastAsia"/>
+        </w:rPr>
+      </w:pPr>
+      <w:r>
+        <w:rPr>
+          <w:rFonts w:hint="eastAsia"/>
+        </w:rPr>
+        <w:t>配置更新处理：</w:t>
+      </w:r>
+    </w:p>
+    <w:p>
+      <w:pPr>
+        <w:rPr>
+          <w:rFonts w:hint="eastAsia"/>
+        </w:rPr>
+      </w:pPr>
+      <w:r>
+        <w:rPr>
+          <w:rFonts w:hint="eastAsia"/>
+        </w:rPr>
+        <w:t>RUN</w:t>
+      </w:r>
+      <w:r>
+        <w:rPr>
+          <w:rFonts w:hint="eastAsia"/>
+        </w:rPr>
+        <w:t>：使用用户输入值修改内存变量值</w:t>
+      </w:r>
+    </w:p>
+    <w:p>
+      <w:pPr>
+        <w:rPr>
+          <w:rFonts w:hint="eastAsia"/>
+        </w:rPr>
+      </w:pPr>
+      <w:r>
+        <w:rPr>
+          <w:rFonts w:hint="eastAsia"/>
+        </w:rPr>
+        <w:t>REBOOT</w:t>
+      </w:r>
+      <w:r>
+        <w:rPr>
+          <w:rFonts w:hint="eastAsia"/>
+        </w:rPr>
+        <w:t>：不更新</w:t>
+      </w:r>
+    </w:p>
+    <w:p>
+      <w:pPr>
+        <w:rPr>
+          <w:rFonts w:hint="eastAsia"/>
+        </w:rPr>
+      </w:pPr>
+      <w:r>
+        <w:rPr>
+          <w:rFonts w:hint="eastAsia"/>
+        </w:rPr>
+        <w:t>FORBIDDEN</w:t>
+      </w:r>
+      <w:r>
+        <w:rPr>
+          <w:rFonts w:hint="eastAsia"/>
+        </w:rPr>
+        <w:t>：不更新</w:t>
+      </w:r>
+    </w:p>
+    <w:p>
+      <w:pPr>
+        <w:rPr>
+          <w:rFonts w:hint="eastAsia"/>
+        </w:rPr>
+      </w:pPr>
+      <w:r>
+        <w:rPr>
+          <w:rFonts w:hint="eastAsia"/>
+        </w:rPr>
+        <w:t>无效值：不更新</w:t>
+      </w:r>
+    </w:p>
+    <w:p>
+      <w:pPr>
+        <w:rPr>
+          <w:rFonts w:hint="eastAsia"/>
+        </w:rPr>
+      </w:pPr>
+    </w:p>
+    <w:p>
+      <w:pPr>
+        <w:rPr>
+          <w:rFonts w:hint="eastAsia"/>
+        </w:rPr>
+      </w:pPr>
+      <w:r>
+        <w:rPr>
+          <w:rFonts w:hint="eastAsia"/>
+        </w:rPr>
+        <w:t>写盘处理：</w:t>
+      </w:r>
+    </w:p>
+    <w:p>
+      <w:pPr>
+        <w:rPr>
+          <w:rFonts w:hint="eastAsia"/>
+        </w:rPr>
+      </w:pPr>
+      <w:r>
+        <w:rPr>
+          <w:rFonts w:hint="eastAsia"/>
+        </w:rPr>
+        <w:t>RUN</w:t>
+      </w:r>
+      <w:r>
+        <w:rPr>
+          <w:rFonts w:hint="eastAsia"/>
+        </w:rPr>
+        <w:t>：所有该级别写盘</w:t>
+      </w:r>
+    </w:p>
+    <w:p>
+      <w:pPr>
+        <w:rPr>
+          <w:rFonts w:hint="eastAsia"/>
+        </w:rPr>
+      </w:pPr>
+      <w:r>
+        <w:rPr>
+          <w:rFonts w:hint="eastAsia"/>
+        </w:rPr>
+        <w:t>REBOOT</w:t>
+      </w:r>
+      <w:r>
+        <w:rPr>
+          <w:rFonts w:hint="eastAsia"/>
+        </w:rPr>
+        <w:t>：所有该级别写盘</w:t>
+      </w:r>
+    </w:p>
+    <w:p>
+      <w:pPr>
+        <w:rPr>
+          <w:rFonts w:hint="eastAsia"/>
+        </w:rPr>
+      </w:pPr>
+      <w:r>
+        <w:rPr>
+          <w:rFonts w:hint="eastAsia"/>
+        </w:rPr>
+        <w:t>FORBIDDEN</w:t>
+      </w:r>
+      <w:r>
+        <w:rPr>
+          <w:rFonts w:hint="eastAsia"/>
+        </w:rPr>
+        <w:t>：不写盘</w:t>
+      </w:r>
+    </w:p>
+    <w:p>
+      <w:pPr>
+        <w:rPr>
+          <w:rFonts w:hint="eastAsia"/>
+        </w:rPr>
+      </w:pPr>
+      <w:r>
+        <w:rPr>
+          <w:rFonts w:hint="eastAsia"/>
+        </w:rPr>
+        <w:t>无效值：不写盘</w:t>
+      </w:r>
+    </w:p>
+    <w:p>
+      <w:pPr>
+        <w:rPr>
+          <w:rFonts w:hint="eastAsia"/>
+        </w:rPr>
+      </w:pPr>
     </w:p>
     <w:p/>
     <w:p/>
+    <w:p/>
     <w:p>
       <w:pPr>
         <w:pStyle w:val="Heading2"/>
@@ -4157,6 +5864,7 @@
         <w:rPr>
           <w:rFonts w:hint="eastAsia"/>
         </w:rPr>
+        <w:lastRenderedPageBreak/>
         <w:t>进度评估</w:t>
       </w:r>
       <w:r>
@@ -4692,7 +6400,6 @@
                 <w:sz w:val="18"/>
                 <w:szCs w:val="18"/>
               </w:rPr>
-              <w:lastRenderedPageBreak/>
               <w:t>第</w:t>
             </w:r>
             <w:r>
@@ -5009,10 +6716,10 @@
         <w:tblLook w:val="04A0"/>
       </w:tblPr>
       <w:tblGrid>
-        <w:gridCol w:w="2527"/>
-        <w:gridCol w:w="1511"/>
-        <w:gridCol w:w="2376"/>
-        <w:gridCol w:w="1751"/>
+        <w:gridCol w:w="1176"/>
+        <w:gridCol w:w="1159"/>
+        <w:gridCol w:w="3436"/>
+        <w:gridCol w:w="2394"/>
       </w:tblGrid>
       <w:tr>
         <w:tc>
@@ -5109,6 +6816,12 @@
             <w:pPr>
               <w:ind w:left="0"/>
             </w:pPr>
+            <w:r>
+              <w:rPr>
+                <w:rFonts w:hint="eastAsia"/>
+              </w:rPr>
+              <w:t>001</w:t>
+            </w:r>
           </w:p>
         </w:tc>
         <w:tc>
@@ -5119,6 +6832,21 @@
             <w:pPr>
               <w:ind w:left="0"/>
             </w:pPr>
+            <w:r>
+              <w:t>snapsho</w:t>
+            </w:r>
+            <w:r>
+              <w:rPr>
+                <w:rFonts w:hint="eastAsia"/>
+              </w:rPr>
+              <w:t>t</w:t>
+            </w:r>
+            <w:r>
+              <w:rPr>
+                <w:rFonts w:hint="eastAsia"/>
+              </w:rPr>
+              <w:t>查询单个节点配置</w:t>
+            </w:r>
           </w:p>
         </w:tc>
         <w:tc>
@@ -5129,6 +6857,9 @@
             <w:pPr>
               <w:ind w:left="0"/>
             </w:pPr>
+            <w:r>
+              <w:t>db.snapshot(SDB_SNAP_CONFIG, {GroupName:"db1", svcname:"20000"})</w:t>
+            </w:r>
           </w:p>
         </w:tc>
         <w:tc>
@@ -5139,6 +6870,520 @@
             <w:pPr>
               <w:ind w:left="0"/>
             </w:pPr>
+            <w:r>
+              <w:rPr>
+                <w:rFonts w:hint="eastAsia"/>
+              </w:rPr>
+              <w:t>显示数据组</w:t>
+            </w:r>
+            <w:r>
+              <w:rPr>
+                <w:rFonts w:hint="eastAsia"/>
+              </w:rPr>
+              <w:t>db1</w:t>
+            </w:r>
+            <w:r>
+              <w:rPr>
+                <w:rFonts w:hint="eastAsia"/>
+              </w:rPr>
+              <w:t>中</w:t>
+            </w:r>
+            <w:r>
+              <w:rPr>
+                <w:rFonts w:hint="eastAsia"/>
+              </w:rPr>
+              <w:t>20000</w:t>
+            </w:r>
+            <w:r>
+              <w:rPr>
+                <w:rFonts w:hint="eastAsia"/>
+              </w:rPr>
+              <w:t>节点的配置</w:t>
+            </w:r>
+          </w:p>
+        </w:tc>
+      </w:tr>
+      <w:tr>
+        <w:tc>
+          <w:tcPr>
+            <w:tcW w:w="2527" w:type="dxa"/>
+          </w:tcPr>
+          <w:p>
+            <w:pPr>
+              <w:ind w:left="0"/>
+              <w:rPr>
+                <w:rFonts w:hint="eastAsia"/>
+              </w:rPr>
+            </w:pPr>
+            <w:r>
+              <w:rPr>
+                <w:rFonts w:hint="eastAsia"/>
+              </w:rPr>
+              <w:t>002</w:t>
+            </w:r>
+          </w:p>
+        </w:tc>
+        <w:tc>
+          <w:tcPr>
+            <w:tcW w:w="1511" w:type="dxa"/>
+          </w:tcPr>
+          <w:p>
+            <w:pPr>
+              <w:ind w:left="0"/>
+            </w:pPr>
+            <w:r>
+              <w:t>snapsho</w:t>
+            </w:r>
+            <w:r>
+              <w:rPr>
+                <w:rFonts w:hint="eastAsia"/>
+              </w:rPr>
+              <w:t>t</w:t>
+            </w:r>
+            <w:r>
+              <w:rPr>
+                <w:rFonts w:hint="eastAsia"/>
+              </w:rPr>
+              <w:t>查询数据组配置</w:t>
+            </w:r>
+          </w:p>
+        </w:tc>
+        <w:tc>
+          <w:tcPr>
+            <w:tcW w:w="2376" w:type="dxa"/>
+          </w:tcPr>
+          <w:p>
+            <w:pPr>
+              <w:ind w:left="0"/>
+              <w:rPr>
+                <w:rFonts w:hint="eastAsia"/>
+              </w:rPr>
+            </w:pPr>
+            <w:r>
+              <w:t>db.snapshot(SDB_SNAP_CONFIG, {GroupName:"db</w:t>
+            </w:r>
+            <w:r>
+              <w:rPr>
+                <w:rFonts w:hint="eastAsia"/>
+              </w:rPr>
+              <w:t>2</w:t>
+            </w:r>
+            <w:r>
+              <w:t>"})</w:t>
+            </w:r>
+          </w:p>
+          <w:p>
+            <w:pPr>
+              <w:ind w:left="0"/>
+            </w:pPr>
+          </w:p>
+        </w:tc>
+        <w:tc>
+          <w:tcPr>
+            <w:tcW w:w="1751" w:type="dxa"/>
+          </w:tcPr>
+          <w:p>
+            <w:pPr>
+              <w:ind w:left="0"/>
+              <w:rPr>
+                <w:rFonts w:hint="eastAsia"/>
+              </w:rPr>
+            </w:pPr>
+            <w:r>
+              <w:rPr>
+                <w:rFonts w:hint="eastAsia"/>
+              </w:rPr>
+              <w:t>显示数据组</w:t>
+            </w:r>
+            <w:r>
+              <w:rPr>
+                <w:rFonts w:hint="eastAsia"/>
+              </w:rPr>
+              <w:t>db2</w:t>
+            </w:r>
+            <w:r>
+              <w:rPr>
+                <w:rFonts w:hint="eastAsia"/>
+              </w:rPr>
+              <w:t>中所有节点的配置</w:t>
+            </w:r>
+          </w:p>
+        </w:tc>
+      </w:tr>
+      <w:tr>
+        <w:tc>
+          <w:tcPr>
+            <w:tcW w:w="2527" w:type="dxa"/>
+          </w:tcPr>
+          <w:p>
+            <w:pPr>
+              <w:ind w:left="0"/>
+              <w:rPr>
+                <w:rFonts w:hint="eastAsia"/>
+              </w:rPr>
+            </w:pPr>
+            <w:r>
+              <w:rPr>
+                <w:rFonts w:hint="eastAsia"/>
+              </w:rPr>
+              <w:t>003</w:t>
+            </w:r>
+          </w:p>
+        </w:tc>
+        <w:tc>
+          <w:tcPr>
+            <w:tcW w:w="1511" w:type="dxa"/>
+          </w:tcPr>
+          <w:p>
+            <w:pPr>
+              <w:ind w:left="0"/>
+            </w:pPr>
+            <w:r>
+              <w:rPr>
+                <w:rFonts w:hint="eastAsia"/>
+              </w:rPr>
+              <w:t>使用</w:t>
+            </w:r>
+            <w:r>
+              <w:rPr>
+                <w:rFonts w:hint="eastAsia"/>
+              </w:rPr>
+              <w:t>SQL</w:t>
+            </w:r>
+            <w:r>
+              <w:rPr>
+                <w:rFonts w:hint="eastAsia"/>
+              </w:rPr>
+              <w:t>查询数据组配置</w:t>
+            </w:r>
+          </w:p>
+        </w:tc>
+        <w:tc>
+          <w:tcPr>
+            <w:tcW w:w="2376" w:type="dxa"/>
+          </w:tcPr>
+          <w:p>
+            <w:pPr>
+              <w:ind w:left="0"/>
+            </w:pPr>
+            <w:r>
+              <w:t>db.exec("select * from $SNAPSHOT_CONFIG where GroupName='db2' and SvcName='41000'")</w:t>
+            </w:r>
+          </w:p>
+        </w:tc>
+        <w:tc>
+          <w:tcPr>
+            <w:tcW w:w="1751" w:type="dxa"/>
+          </w:tcPr>
+          <w:p>
+            <w:pPr>
+              <w:ind w:left="0"/>
+              <w:rPr>
+                <w:rFonts w:hint="eastAsia"/>
+              </w:rPr>
+            </w:pPr>
+          </w:p>
+        </w:tc>
+      </w:tr>
+      <w:tr>
+        <w:tc>
+          <w:tcPr>
+            <w:tcW w:w="2527" w:type="dxa"/>
+          </w:tcPr>
+          <w:p>
+            <w:pPr>
+              <w:ind w:left="0"/>
+              <w:rPr>
+                <w:rFonts w:hint="eastAsia"/>
+              </w:rPr>
+            </w:pPr>
+            <w:r>
+              <w:rPr>
+                <w:rFonts w:hint="eastAsia"/>
+              </w:rPr>
+              <w:t>00</w:t>
+            </w:r>
+            <w:r>
+              <w:rPr>
+                <w:rFonts w:hint="eastAsia"/>
+              </w:rPr>
+              <w:t>4</w:t>
+            </w:r>
+          </w:p>
+        </w:tc>
+        <w:tc>
+          <w:tcPr>
+            <w:tcW w:w="1511" w:type="dxa"/>
+          </w:tcPr>
+          <w:p>
+            <w:pPr>
+              <w:ind w:left="0"/>
+            </w:pPr>
+            <w:r>
+              <w:rPr>
+                <w:rFonts w:hint="eastAsia"/>
+              </w:rPr>
+              <w:t>更新配置</w:t>
+            </w:r>
+          </w:p>
+        </w:tc>
+        <w:tc>
+          <w:tcPr>
+            <w:tcW w:w="2376" w:type="dxa"/>
+          </w:tcPr>
+          <w:p>
+            <w:pPr>
+              <w:ind w:left="0"/>
+            </w:pPr>
+            <w:r>
+              <w:t>db.updateConf({transactionon:"true", diagnum:1, archiveon:"true", logbuffsize:1024, auditpath:"./"}, {GroupName:"db1", svcname:"20000"})</w:t>
+            </w:r>
+          </w:p>
+        </w:tc>
+        <w:tc>
+          <w:tcPr>
+            <w:tcW w:w="1751" w:type="dxa"/>
+          </w:tcPr>
+          <w:p>
+            <w:pPr>
+              <w:ind w:left="0"/>
+              <w:rPr>
+                <w:rFonts w:hint="eastAsia"/>
+              </w:rPr>
+            </w:pPr>
+            <w:r>
+              <w:rPr>
+                <w:rFonts w:hint="eastAsia"/>
+              </w:rPr>
+              <w:t>diagnum</w:t>
+            </w:r>
+            <w:r>
+              <w:rPr>
+                <w:rFonts w:hint="eastAsia"/>
+              </w:rPr>
+              <w:t>动态生效，</w:t>
+            </w:r>
+            <w:r>
+              <w:rPr>
+                <w:rFonts w:hint="eastAsia"/>
+              </w:rPr>
+              <w:t>transactionon/archiveon/</w:t>
+            </w:r>
+            <w:r>
+              <w:t xml:space="preserve"> logbuffsize</w:t>
+            </w:r>
+            <w:r>
+              <w:rPr>
+                <w:rFonts w:hint="eastAsia"/>
+              </w:rPr>
+              <w:t>重启生效，</w:t>
+            </w:r>
+            <w:r>
+              <w:rPr>
+                <w:rFonts w:hint="eastAsia"/>
+              </w:rPr>
+              <w:t>auditpath</w:t>
+            </w:r>
+            <w:r>
+              <w:rPr>
+                <w:rFonts w:hint="eastAsia"/>
+              </w:rPr>
+              <w:t>不能修改，重启生效和不能修改的配</w:t>
+            </w:r>
+            <w:r>
+              <w:rPr>
+                <w:rFonts w:hint="eastAsia"/>
+              </w:rPr>
+              <w:lastRenderedPageBreak/>
+              <w:t>置通过</w:t>
+            </w:r>
+            <w:r>
+              <w:rPr>
+                <w:rFonts w:hint="eastAsia"/>
+              </w:rPr>
+              <w:t>getLastErrObj()</w:t>
+            </w:r>
+            <w:r>
+              <w:rPr>
+                <w:rFonts w:hint="eastAsia"/>
+              </w:rPr>
+              <w:t>告知用户</w:t>
+            </w:r>
+            <w:r>
+              <w:rPr>
+                <w:rFonts w:hint="eastAsia"/>
+              </w:rPr>
+              <w:t>，若配置值等于当前值，不报错</w:t>
+            </w:r>
+            <w:r>
+              <w:rPr>
+                <w:rFonts w:hint="eastAsia"/>
+              </w:rPr>
+              <w:t>（禁止生效配置除外）</w:t>
+            </w:r>
+            <w:r>
+              <w:rPr>
+                <w:rFonts w:hint="eastAsia"/>
+              </w:rPr>
+              <w:t>。</w:t>
+            </w:r>
+          </w:p>
+        </w:tc>
+      </w:tr>
+      <w:tr>
+        <w:tc>
+          <w:tcPr>
+            <w:tcW w:w="2527" w:type="dxa"/>
+          </w:tcPr>
+          <w:p>
+            <w:pPr>
+              <w:ind w:left="0"/>
+              <w:rPr>
+                <w:rFonts w:hint="eastAsia"/>
+              </w:rPr>
+            </w:pPr>
+            <w:r>
+              <w:rPr>
+                <w:rFonts w:hint="eastAsia"/>
+              </w:rPr>
+              <w:lastRenderedPageBreak/>
+              <w:t>00</w:t>
+            </w:r>
+            <w:r>
+              <w:rPr>
+                <w:rFonts w:hint="eastAsia"/>
+              </w:rPr>
+              <w:t>5</w:t>
+            </w:r>
+          </w:p>
+        </w:tc>
+        <w:tc>
+          <w:tcPr>
+            <w:tcW w:w="1511" w:type="dxa"/>
+          </w:tcPr>
+          <w:p>
+            <w:pPr>
+              <w:ind w:left="0"/>
+              <w:rPr>
+                <w:rFonts w:hint="eastAsia"/>
+              </w:rPr>
+            </w:pPr>
+            <w:r>
+              <w:rPr>
+                <w:rFonts w:hint="eastAsia"/>
+              </w:rPr>
+              <w:t>删除配置</w:t>
+            </w:r>
+          </w:p>
+        </w:tc>
+        <w:tc>
+          <w:tcPr>
+            <w:tcW w:w="2376" w:type="dxa"/>
+          </w:tcPr>
+          <w:p>
+            <w:pPr>
+              <w:ind w:left="0"/>
+            </w:pPr>
+            <w:r>
+              <w:t>db.</w:t>
+            </w:r>
+            <w:r>
+              <w:rPr>
+                <w:rFonts w:hint="eastAsia"/>
+              </w:rPr>
+              <w:t>delete</w:t>
+            </w:r>
+            <w:r>
+              <w:t>Conf({transactionon:"true", diagnum:1, archiveon:"true", logbuffsize:2048, auditpath:"./"}, {GroupName:"db1", svcname:"20000"})</w:t>
+            </w:r>
+          </w:p>
+        </w:tc>
+        <w:tc>
+          <w:tcPr>
+            <w:tcW w:w="1751" w:type="dxa"/>
+          </w:tcPr>
+          <w:p>
+            <w:pPr>
+              <w:ind w:left="0"/>
+              <w:rPr>
+                <w:rFonts w:hint="eastAsia"/>
+              </w:rPr>
+            </w:pPr>
+            <w:r>
+              <w:rPr>
+                <w:rFonts w:hint="eastAsia"/>
+              </w:rPr>
+              <w:t>指定的配置恢复默认值，其中</w:t>
+            </w:r>
+            <w:r>
+              <w:rPr>
+                <w:rFonts w:hint="eastAsia"/>
+              </w:rPr>
+              <w:t>diagnum</w:t>
+            </w:r>
+            <w:r>
+              <w:rPr>
+                <w:rFonts w:hint="eastAsia"/>
+              </w:rPr>
+              <w:t>动态生效，</w:t>
+            </w:r>
+            <w:r>
+              <w:rPr>
+                <w:rFonts w:hint="eastAsia"/>
+              </w:rPr>
+              <w:t>transactionon/archiveon/</w:t>
+            </w:r>
+            <w:r>
+              <w:t xml:space="preserve"> logbuffsize</w:t>
+            </w:r>
+            <w:r>
+              <w:rPr>
+                <w:rFonts w:hint="eastAsia"/>
+              </w:rPr>
+              <w:t>重启生效，</w:t>
+            </w:r>
+            <w:r>
+              <w:rPr>
+                <w:rFonts w:hint="eastAsia"/>
+              </w:rPr>
+              <w:t>auditpath</w:t>
+            </w:r>
+            <w:r>
+              <w:rPr>
+                <w:rFonts w:hint="eastAsia"/>
+              </w:rPr>
+              <w:t>不能修改，重启生效和不能修改的配置通过</w:t>
+            </w:r>
+            <w:r>
+              <w:rPr>
+                <w:rFonts w:hint="eastAsia"/>
+              </w:rPr>
+              <w:t>getLastErrObj()</w:t>
+            </w:r>
+            <w:r>
+              <w:rPr>
+                <w:rFonts w:hint="eastAsia"/>
+              </w:rPr>
+              <w:t>告知用户</w:t>
+            </w:r>
+            <w:r>
+              <w:rPr>
+                <w:rFonts w:hint="eastAsia"/>
+              </w:rPr>
+              <w:t>，若配置值等于当前值，不报错</w:t>
+            </w:r>
+            <w:r>
+              <w:rPr>
+                <w:rFonts w:hint="eastAsia"/>
+              </w:rPr>
+              <w:t>（禁止生效配置除外）</w:t>
+            </w:r>
+            <w:r>
+              <w:rPr>
+                <w:rFonts w:hint="eastAsia"/>
+              </w:rPr>
+              <w:t>。</w:t>
+            </w:r>
           </w:p>
         </w:tc>
       </w:tr>
@@ -7296,6 +9541,95 @@
     </w:lvl>
   </w:abstractNum>
   <w:abstractNum w:abstractNumId="18">
+    <w:nsid w:val="71D37301"/>
+    <w:multiLevelType w:val="hybridMultilevel"/>
+    <w:tmpl w:val="659C8078"/>
+    <w:lvl w:ilvl="0" w:tplc="DECE09E8">
+      <w:start w:val="1"/>
+      <w:numFmt w:val="decimal"/>
+      <w:lvlText w:val="%1."/>
+      <w:lvlJc w:val="left"/>
+      <w:pPr>
+        <w:ind w:left="717" w:hanging="360"/>
+      </w:pPr>
+      <w:rPr>
+        <w:rFonts w:hint="default"/>
+      </w:rPr>
+    </w:lvl>
+    <w:lvl w:ilvl="1" w:tplc="04090019" w:tentative="1">
+      <w:start w:val="1"/>
+      <w:numFmt w:val="lowerLetter"/>
+      <w:lvlText w:val="%2)"/>
+      <w:lvlJc w:val="left"/>
+      <w:pPr>
+        <w:ind w:left="1197" w:hanging="420"/>
+      </w:pPr>
+    </w:lvl>
+    <w:lvl w:ilvl="2" w:tplc="0409001B" w:tentative="1">
+      <w:start w:val="1"/>
+      <w:numFmt w:val="lowerRoman"/>
+      <w:lvlText w:val="%3."/>
+      <w:lvlJc w:val="right"/>
+      <w:pPr>
+        <w:ind w:left="1617" w:hanging="420"/>
+      </w:pPr>
+    </w:lvl>
+    <w:lvl w:ilvl="3" w:tplc="0409000F" w:tentative="1">
+      <w:start w:val="1"/>
+      <w:numFmt w:val="decimal"/>
+      <w:lvlText w:val="%4."/>
+      <w:lvlJc w:val="left"/>
+      <w:pPr>
+        <w:ind w:left="2037" w:hanging="420"/>
+      </w:pPr>
+    </w:lvl>
+    <w:lvl w:ilvl="4" w:tplc="04090019" w:tentative="1">
+      <w:start w:val="1"/>
+      <w:numFmt w:val="lowerLetter"/>
+      <w:lvlText w:val="%5)"/>
+      <w:lvlJc w:val="left"/>
+      <w:pPr>
+        <w:ind w:left="2457" w:hanging="420"/>
+      </w:pPr>
+    </w:lvl>
+    <w:lvl w:ilvl="5" w:tplc="0409001B" w:tentative="1">
+      <w:start w:val="1"/>
+      <w:numFmt w:val="lowerRoman"/>
+      <w:lvlText w:val="%6."/>
+      <w:lvlJc w:val="right"/>
+      <w:pPr>
+        <w:ind w:left="2877" w:hanging="420"/>
+      </w:pPr>
+    </w:lvl>
+    <w:lvl w:ilvl="6" w:tplc="0409000F" w:tentative="1">
+      <w:start w:val="1"/>
+      <w:numFmt w:val="decimal"/>
+      <w:lvlText w:val="%7."/>
+      <w:lvlJc w:val="left"/>
+      <w:pPr>
+        <w:ind w:left="3297" w:hanging="420"/>
+      </w:pPr>
+    </w:lvl>
+    <w:lvl w:ilvl="7" w:tplc="04090019" w:tentative="1">
+      <w:start w:val="1"/>
+      <w:numFmt w:val="lowerLetter"/>
+      <w:lvlText w:val="%8)"/>
+      <w:lvlJc w:val="left"/>
+      <w:pPr>
+        <w:ind w:left="3717" w:hanging="420"/>
+      </w:pPr>
+    </w:lvl>
+    <w:lvl w:ilvl="8" w:tplc="0409001B" w:tentative="1">
+      <w:start w:val="1"/>
+      <w:numFmt w:val="lowerRoman"/>
+      <w:lvlText w:val="%9."/>
+      <w:lvlJc w:val="right"/>
+      <w:pPr>
+        <w:ind w:left="4137" w:hanging="420"/>
+      </w:pPr>
+    </w:lvl>
+  </w:abstractNum>
+  <w:abstractNum w:abstractNumId="19">
     <w:nsid w:val="789661B4"/>
     <w:multiLevelType w:val="hybridMultilevel"/>
     <w:tmpl w:val="8166B3DE"/>
@@ -7384,7 +9718,7 @@
       </w:pPr>
     </w:lvl>
   </w:abstractNum>
-  <w:abstractNum w:abstractNumId="19">
+  <w:abstractNum w:abstractNumId="20">
     <w:nsid w:val="78A22E53"/>
     <w:multiLevelType w:val="hybridMultilevel"/>
     <w:tmpl w:val="6346CCAC"/>
@@ -7528,7 +9862,7 @@
     <w:abstractNumId w:val="8"/>
   </w:num>
   <w:num w:numId="19">
-    <w:abstractNumId w:val="19"/>
+    <w:abstractNumId w:val="20"/>
   </w:num>
   <w:num w:numId="20">
     <w:abstractNumId w:val="4"/>
@@ -7540,7 +9874,7 @@
     <w:abstractNumId w:val="14"/>
   </w:num>
   <w:num w:numId="23">
-    <w:abstractNumId w:val="18"/>
+    <w:abstractNumId w:val="19"/>
   </w:num>
   <w:num w:numId="24">
     <w:abstractNumId w:val="11"/>
@@ -7553,6 +9887,9 @@
   </w:num>
   <w:num w:numId="27">
     <w:abstractNumId w:val="3"/>
+  </w:num>
+  <w:num w:numId="28">
+    <w:abstractNumId w:val="18"/>
   </w:num>
 </w:numbering>
 </file>

--- a/internal_doc/03.开发设计/Story-配置参数集中修改.docx
+++ b/internal_doc/03.开发设计/Story-配置参数集中修改.docx
@@ -3346,10 +3346,10 @@
             <v:path o:extrusionok="f" gradientshapeok="t" o:connecttype="rect"/>
             <o:lock v:ext="edit" aspectratio="t"/>
           </v:shapetype>
-          <v:shape id="_x0000_i1025" type="#_x0000_t75" style="width:414.7pt;height:571.4pt" o:ole="">
+          <v:shape id="_x0000_i1025" type="#_x0000_t75" style="width:414.75pt;height:571.5pt" o:ole="">
             <v:imagedata r:id="rId7" o:title=""/>
           </v:shape>
-          <o:OLEObject Type="Embed" ProgID="Visio.Drawing.11" ShapeID="_x0000_i1025" DrawAspect="Content" ObjectID="_1582457399" r:id="rId8"/>
+          <o:OLEObject Type="Embed" ProgID="Visio.Drawing.11" ShapeID="_x0000_i1025" DrawAspect="Content" ObjectID="_1582469482" r:id="rId8"/>
         </w:object>
       </w:r>
     </w:p>
@@ -3364,10 +3364,10 @@
     <w:p>
       <w:r>
         <w:object w:dxaOrig="3853" w:dyaOrig="12805">
-          <v:shape id="_x0000_i1026" type="#_x0000_t75" style="width:192.4pt;height:640.5pt" o:ole="">
+          <v:shape id="_x0000_i1026" type="#_x0000_t75" style="width:192.75pt;height:640.5pt" o:ole="">
             <v:imagedata r:id="rId9" o:title=""/>
           </v:shape>
-          <o:OLEObject Type="Embed" ProgID="Visio.Drawing.11" ShapeID="_x0000_i1026" DrawAspect="Content" ObjectID="_1582457400" r:id="rId10"/>
+          <o:OLEObject Type="Embed" ProgID="Visio.Drawing.11" ShapeID="_x0000_i1026" DrawAspect="Content" ObjectID="_1582469483" r:id="rId10"/>
         </w:object>
       </w:r>
     </w:p>
@@ -3674,10 +3674,10 @@
     <w:p>
       <w:r>
         <w:object w:dxaOrig="9679" w:dyaOrig="9985">
-          <v:shape id="_x0000_i1027" type="#_x0000_t75" style="width:415.85pt;height:428.55pt" o:ole="">
+          <v:shape id="_x0000_i1027" type="#_x0000_t75" style="width:415.5pt;height:428.25pt" o:ole="">
             <v:imagedata r:id="rId11" o:title=""/>
           </v:shape>
-          <o:OLEObject Type="Embed" ProgID="Visio.Drawing.11" ShapeID="_x0000_i1027" DrawAspect="Content" ObjectID="_1582457401" r:id="rId12"/>
+          <o:OLEObject Type="Embed" ProgID="Visio.Drawing.11" ShapeID="_x0000_i1027" DrawAspect="Content" ObjectID="_1582469484" r:id="rId12"/>
         </w:object>
       </w:r>
     </w:p>
@@ -3692,10 +3692,10 @@
     <w:p>
       <w:r>
         <w:object w:dxaOrig="5667" w:dyaOrig="10492">
-          <v:shape id="_x0000_i1029" type="#_x0000_t75" style="width:283.4pt;height:524.15pt" o:ole="">
+          <v:shape id="_x0000_i1029" type="#_x0000_t75" style="width:283.5pt;height:524.25pt" o:ole="">
             <v:imagedata r:id="rId13" o:title=""/>
           </v:shape>
-          <o:OLEObject Type="Embed" ProgID="Visio.Drawing.11" ShapeID="_x0000_i1029" DrawAspect="Content" ObjectID="_1582457402" r:id="rId14"/>
+          <o:OLEObject Type="Embed" ProgID="Visio.Drawing.11" ShapeID="_x0000_i1029" DrawAspect="Content" ObjectID="_1582469485" r:id="rId14"/>
         </w:object>
       </w:r>
     </w:p>
@@ -3899,10 +3899,10 @@
     <w:p>
       <w:r>
         <w:object w:dxaOrig="6403" w:dyaOrig="3014">
-          <v:shape id="_x0000_i1031" type="#_x0000_t75" style="width:320.25pt;height:150.9pt" o:ole="">
+          <v:shape id="_x0000_i1030" type="#_x0000_t75" style="width:320.25pt;height:150.75pt" o:ole="">
             <v:imagedata r:id="rId15" o:title=""/>
           </v:shape>
-          <o:OLEObject Type="Embed" ProgID="Visio.Drawing.11" ShapeID="_x0000_i1031" DrawAspect="Content" ObjectID="_1582457403" r:id="rId16"/>
+          <o:OLEObject Type="Embed" ProgID="Visio.Drawing.11" ShapeID="_x0000_i1030" DrawAspect="Content" ObjectID="_1582469486" r:id="rId16"/>
         </w:object>
       </w:r>
     </w:p>
@@ -3924,10 +3924,10 @@
     <w:p>
       <w:r>
         <w:object w:dxaOrig="3739" w:dyaOrig="3456">
-          <v:shape id="_x0000_i1028" type="#_x0000_t75" style="width:187.2pt;height:172.8pt" o:ole="">
+          <v:shape id="_x0000_i1028" type="#_x0000_t75" style="width:187.5pt;height:172.5pt" o:ole="">
             <v:imagedata r:id="rId17" o:title=""/>
           </v:shape>
-          <o:OLEObject Type="Embed" ProgID="Visio.Drawing.11" ShapeID="_x0000_i1028" DrawAspect="Content" ObjectID="_1582457404" r:id="rId18"/>
+          <o:OLEObject Type="Embed" ProgID="Visio.Drawing.11" ShapeID="_x0000_i1028" DrawAspect="Content" ObjectID="_1582469487" r:id="rId18"/>
         </w:object>
       </w:r>
     </w:p>
@@ -3958,11 +3958,11 @@
         </w:rPr>
       </w:pPr>
       <w:r>
-        <w:object w:dxaOrig="7454" w:dyaOrig="13661">
-          <v:shape id="_x0000_i1030" type="#_x0000_t75" style="width:372.65pt;height:683.15pt" o:ole="">
+        <w:object w:dxaOrig="7453" w:dyaOrig="13661">
+          <v:shape id="_x0000_i1031" type="#_x0000_t75" style="width:372.75pt;height:683.25pt" o:ole="">
             <v:imagedata r:id="rId19" o:title=""/>
           </v:shape>
-          <o:OLEObject Type="Embed" ProgID="Visio.Drawing.11" ShapeID="_x0000_i1030" DrawAspect="Content" ObjectID="_1582457405" r:id="rId20"/>
+          <o:OLEObject Type="Embed" ProgID="Visio.Drawing.11" ShapeID="_x0000_i1031" DrawAspect="Content" ObjectID="_1582469488" r:id="rId20"/>
         </w:object>
       </w:r>
     </w:p>
@@ -5501,6 +5501,218 @@
               <w:rPr>
                 <w:rFonts w:hint="eastAsia"/>
               </w:rPr>
+              <w:t>TRUE</w:t>
+            </w:r>
+          </w:p>
+        </w:tc>
+        <w:tc>
+          <w:tcPr>
+            <w:tcW w:w="1629" w:type="dxa"/>
+          </w:tcPr>
+          <w:p>
+            <w:pPr>
+              <w:ind w:left="0"/>
+              <w:rPr>
+                <w:rFonts w:hint="eastAsia"/>
+              </w:rPr>
+            </w:pPr>
+            <w:r>
+              <w:rPr>
+                <w:rFonts w:hint="eastAsia"/>
+              </w:rPr>
+              <w:t>TRUE</w:t>
+            </w:r>
+          </w:p>
+        </w:tc>
+        <w:tc>
+          <w:tcPr>
+            <w:tcW w:w="1630" w:type="dxa"/>
+          </w:tcPr>
+          <w:p>
+            <w:pPr>
+              <w:ind w:left="0"/>
+              <w:rPr>
+                <w:rFonts w:hint="eastAsia"/>
+              </w:rPr>
+            </w:pPr>
+            <w:r>
+              <w:rPr>
+                <w:rFonts w:hint="eastAsia"/>
+              </w:rPr>
+              <w:t>FORBIDDEN</w:t>
+            </w:r>
+          </w:p>
+        </w:tc>
+        <w:tc>
+          <w:tcPr>
+            <w:tcW w:w="1630" w:type="dxa"/>
+          </w:tcPr>
+          <w:p>
+            <w:pPr>
+              <w:ind w:left="0"/>
+              <w:rPr>
+                <w:rFonts w:hint="eastAsia"/>
+              </w:rPr>
+            </w:pPr>
+            <w:r>
+              <w:rPr>
+                <w:rFonts w:hint="eastAsia"/>
+              </w:rPr>
+              <w:t>用户输入的禁止修改配置</w:t>
+            </w:r>
+            <w:r>
+              <w:rPr>
+                <w:rFonts w:hint="eastAsia"/>
+              </w:rPr>
+              <w:t>，且该配置同时存在于配置文件中</w:t>
+            </w:r>
+          </w:p>
+        </w:tc>
+      </w:tr>
+      <w:tr>
+        <w:tc>
+          <w:tcPr>
+            <w:tcW w:w="1647" w:type="dxa"/>
+          </w:tcPr>
+          <w:p>
+            <w:pPr>
+              <w:ind w:left="0"/>
+              <w:rPr>
+                <w:rFonts w:hint="eastAsia"/>
+              </w:rPr>
+            </w:pPr>
+            <w:r>
+              <w:rPr>
+                <w:rFonts w:hint="eastAsia"/>
+              </w:rPr>
+              <w:t>Change/Restore</w:t>
+            </w:r>
+          </w:p>
+        </w:tc>
+        <w:tc>
+          <w:tcPr>
+            <w:tcW w:w="1629" w:type="dxa"/>
+          </w:tcPr>
+          <w:p>
+            <w:pPr>
+              <w:ind w:left="0"/>
+              <w:rPr>
+                <w:rFonts w:hint="eastAsia"/>
+              </w:rPr>
+            </w:pPr>
+            <w:r>
+              <w:rPr>
+                <w:rFonts w:hint="eastAsia"/>
+              </w:rPr>
+              <w:t>TRUE</w:t>
+            </w:r>
+          </w:p>
+        </w:tc>
+        <w:tc>
+          <w:tcPr>
+            <w:tcW w:w="1629" w:type="dxa"/>
+          </w:tcPr>
+          <w:p>
+            <w:pPr>
+              <w:ind w:left="0"/>
+              <w:rPr>
+                <w:rFonts w:hint="eastAsia"/>
+              </w:rPr>
+            </w:pPr>
+            <w:r>
+              <w:rPr>
+                <w:rFonts w:hint="eastAsia"/>
+              </w:rPr>
+              <w:t>FALSE</w:t>
+            </w:r>
+          </w:p>
+        </w:tc>
+        <w:tc>
+          <w:tcPr>
+            <w:tcW w:w="1630" w:type="dxa"/>
+          </w:tcPr>
+          <w:p>
+            <w:pPr>
+              <w:ind w:left="0"/>
+              <w:rPr>
+                <w:rFonts w:hint="eastAsia"/>
+              </w:rPr>
+            </w:pPr>
+            <w:r>
+              <w:rPr>
+                <w:rFonts w:hint="eastAsia"/>
+              </w:rPr>
+              <w:t>FORBIDDEN</w:t>
+            </w:r>
+          </w:p>
+        </w:tc>
+        <w:tc>
+          <w:tcPr>
+            <w:tcW w:w="1630" w:type="dxa"/>
+          </w:tcPr>
+          <w:p>
+            <w:pPr>
+              <w:ind w:left="0"/>
+              <w:rPr>
+                <w:rFonts w:hint="eastAsia"/>
+              </w:rPr>
+            </w:pPr>
+            <w:r>
+              <w:rPr>
+                <w:rFonts w:hint="eastAsia"/>
+              </w:rPr>
+              <w:t>用户输入的</w:t>
+            </w:r>
+            <w:r>
+              <w:rPr>
+                <w:rFonts w:hint="eastAsia"/>
+              </w:rPr>
+              <w:t>等于当前值的</w:t>
+            </w:r>
+            <w:r>
+              <w:rPr>
+                <w:rFonts w:hint="eastAsia"/>
+              </w:rPr>
+              <w:t>禁止修改配置，且该配置同时存在于配置文件中</w:t>
+            </w:r>
+          </w:p>
+        </w:tc>
+      </w:tr>
+      <w:tr>
+        <w:tc>
+          <w:tcPr>
+            <w:tcW w:w="1647" w:type="dxa"/>
+          </w:tcPr>
+          <w:p>
+            <w:pPr>
+              <w:ind w:left="0"/>
+              <w:rPr>
+                <w:rFonts w:hint="eastAsia"/>
+              </w:rPr>
+            </w:pPr>
+            <w:r>
+              <w:rPr>
+                <w:rFonts w:hint="eastAsia"/>
+              </w:rPr>
+              <w:t>Change/Restore</w:t>
+            </w:r>
+          </w:p>
+        </w:tc>
+        <w:tc>
+          <w:tcPr>
+            <w:tcW w:w="1629" w:type="dxa"/>
+          </w:tcPr>
+          <w:p>
+            <w:pPr>
+              <w:ind w:left="0"/>
+              <w:rPr>
+                <w:rFonts w:hint="eastAsia"/>
+              </w:rPr>
+            </w:pPr>
+            <w:r>
+              <w:rPr>
+                <w:rFonts w:hint="eastAsia"/>
+              </w:rPr>
               <w:t>FALSE</w:t>
             </w:r>
           </w:p>
@@ -5570,13 +5782,6 @@
           <w:rFonts w:hint="eastAsia"/>
         </w:rPr>
       </w:pPr>
-    </w:p>
-    <w:p>
-      <w:pPr>
-        <w:rPr>
-          <w:rFonts w:hint="eastAsia"/>
-        </w:rPr>
-      </w:pPr>
       <w:r>
         <w:rPr>
           <w:rFonts w:hint="eastAsia"/>
@@ -5650,7 +5855,19 @@
         <w:rPr>
           <w:rFonts w:hint="eastAsia"/>
         </w:rPr>
-        <w:t>：对于用户输入的配置，通知不能修改。</w:t>
+        <w:t>：对于用户输入的</w:t>
+      </w:r>
+      <w:r>
+        <w:rPr>
+          <w:rFonts w:hint="eastAsia"/>
+        </w:rPr>
+        <w:t>、不等于当前值的配置</w:t>
+      </w:r>
+      <w:r>
+        <w:rPr>
+          <w:rFonts w:hint="eastAsia"/>
+        </w:rPr>
+        <w:t>，通知不能修改。</w:t>
       </w:r>
     </w:p>
     <w:p>
@@ -5786,6 +6003,7 @@
         <w:rPr>
           <w:rFonts w:hint="eastAsia"/>
         </w:rPr>
+        <w:lastRenderedPageBreak/>
         <w:t>RUN</w:t>
       </w:r>
       <w:r>
@@ -5830,7 +6048,13 @@
         <w:rPr>
           <w:rFonts w:hint="eastAsia"/>
         </w:rPr>
-        <w:t>：不写盘</w:t>
+        <w:t>：</w:t>
+      </w:r>
+      <w:r>
+        <w:rPr>
+          <w:rFonts w:hint="eastAsia"/>
+        </w:rPr>
+        <w:t>只将本来存在于配置文件中的写盘</w:t>
       </w:r>
     </w:p>
     <w:p>
@@ -5864,7 +6088,6 @@
         <w:rPr>
           <w:rFonts w:hint="eastAsia"/>
         </w:rPr>
-        <w:lastRenderedPageBreak/>
         <w:t>进度评估</w:t>
       </w:r>
       <w:r>
@@ -7054,6 +7277,7 @@
               <w:rPr>
                 <w:rFonts w:hint="eastAsia"/>
               </w:rPr>
+              <w:lastRenderedPageBreak/>
               <w:t>查询数据组配置</w:t>
             </w:r>
           </w:p>
@@ -7067,7 +7291,12 @@
               <w:ind w:left="0"/>
             </w:pPr>
             <w:r>
-              <w:t>db.exec("select * from $SNAPSHOT_CONFIG where GroupName='db2' and SvcName='41000'")</w:t>
+              <w:lastRenderedPageBreak/>
+              <w:t xml:space="preserve">db.exec("select * from </w:t>
+            </w:r>
+            <w:r>
+              <w:lastRenderedPageBreak/>
+              <w:t>$SNAPSHOT_CONFIG where GroupName='db2' and SvcName='41000'")</w:t>
             </w:r>
           </w:p>
         </w:tc>
@@ -7101,6 +7330,7 @@
               <w:rPr>
                 <w:rFonts w:hint="eastAsia"/>
               </w:rPr>
+              <w:lastRenderedPageBreak/>
               <w:t>00</w:t>
             </w:r>
             <w:r>
@@ -7188,14 +7418,7 @@
               <w:rPr>
                 <w:rFonts w:hint="eastAsia"/>
               </w:rPr>
-              <w:t>不能修改，重启生效和不能修改的配</w:t>
-            </w:r>
-            <w:r>
-              <w:rPr>
-                <w:rFonts w:hint="eastAsia"/>
-              </w:rPr>
-              <w:lastRenderedPageBreak/>
-              <w:t>置通过</w:t>
+              <w:t>不能修改，重启生效和不能修改的配置通过</w:t>
             </w:r>
             <w:r>
               <w:rPr>
@@ -7246,7 +7469,6 @@
               <w:rPr>
                 <w:rFonts w:hint="eastAsia"/>
               </w:rPr>
-              <w:lastRenderedPageBreak/>
               <w:t>00</w:t>
             </w:r>
             <w:r>

--- a/internal_doc/03.开发设计/Story-配置参数集中修改.docx
+++ b/internal_doc/03.开发设计/Story-配置参数集中修改.docx
@@ -3349,7 +3349,7 @@
           <v:shape id="_x0000_i1025" type="#_x0000_t75" style="width:414.75pt;height:571.5pt" o:ole="">
             <v:imagedata r:id="rId7" o:title=""/>
           </v:shape>
-          <o:OLEObject Type="Embed" ProgID="Visio.Drawing.11" ShapeID="_x0000_i1025" DrawAspect="Content" ObjectID="_1582469482" r:id="rId8"/>
+          <o:OLEObject Type="Embed" ProgID="Visio.Drawing.11" ShapeID="_x0000_i1025" DrawAspect="Content" ObjectID="_1582479879" r:id="rId8"/>
         </w:object>
       </w:r>
     </w:p>
@@ -3367,7 +3367,7 @@
           <v:shape id="_x0000_i1026" type="#_x0000_t75" style="width:192.75pt;height:640.5pt" o:ole="">
             <v:imagedata r:id="rId9" o:title=""/>
           </v:shape>
-          <o:OLEObject Type="Embed" ProgID="Visio.Drawing.11" ShapeID="_x0000_i1026" DrawAspect="Content" ObjectID="_1582469483" r:id="rId10"/>
+          <o:OLEObject Type="Embed" ProgID="Visio.Drawing.11" ShapeID="_x0000_i1026" DrawAspect="Content" ObjectID="_1582479880" r:id="rId10"/>
         </w:object>
       </w:r>
     </w:p>
@@ -3677,7 +3677,7 @@
           <v:shape id="_x0000_i1027" type="#_x0000_t75" style="width:415.5pt;height:428.25pt" o:ole="">
             <v:imagedata r:id="rId11" o:title=""/>
           </v:shape>
-          <o:OLEObject Type="Embed" ProgID="Visio.Drawing.11" ShapeID="_x0000_i1027" DrawAspect="Content" ObjectID="_1582469484" r:id="rId12"/>
+          <o:OLEObject Type="Embed" ProgID="Visio.Drawing.11" ShapeID="_x0000_i1027" DrawAspect="Content" ObjectID="_1582479881" r:id="rId12"/>
         </w:object>
       </w:r>
     </w:p>
@@ -3695,7 +3695,7 @@
           <v:shape id="_x0000_i1029" type="#_x0000_t75" style="width:283.5pt;height:524.25pt" o:ole="">
             <v:imagedata r:id="rId13" o:title=""/>
           </v:shape>
-          <o:OLEObject Type="Embed" ProgID="Visio.Drawing.11" ShapeID="_x0000_i1029" DrawAspect="Content" ObjectID="_1582469485" r:id="rId14"/>
+          <o:OLEObject Type="Embed" ProgID="Visio.Drawing.11" ShapeID="_x0000_i1029" DrawAspect="Content" ObjectID="_1582479882" r:id="rId14"/>
         </w:object>
       </w:r>
     </w:p>
@@ -3902,7 +3902,7 @@
           <v:shape id="_x0000_i1030" type="#_x0000_t75" style="width:320.25pt;height:150.75pt" o:ole="">
             <v:imagedata r:id="rId15" o:title=""/>
           </v:shape>
-          <o:OLEObject Type="Embed" ProgID="Visio.Drawing.11" ShapeID="_x0000_i1030" DrawAspect="Content" ObjectID="_1582469486" r:id="rId16"/>
+          <o:OLEObject Type="Embed" ProgID="Visio.Drawing.11" ShapeID="_x0000_i1030" DrawAspect="Content" ObjectID="_1582479883" r:id="rId16"/>
         </w:object>
       </w:r>
     </w:p>
@@ -3927,7 +3927,7 @@
           <v:shape id="_x0000_i1028" type="#_x0000_t75" style="width:187.5pt;height:172.5pt" o:ole="">
             <v:imagedata r:id="rId17" o:title=""/>
           </v:shape>
-          <o:OLEObject Type="Embed" ProgID="Visio.Drawing.11" ShapeID="_x0000_i1028" DrawAspect="Content" ObjectID="_1582469487" r:id="rId18"/>
+          <o:OLEObject Type="Embed" ProgID="Visio.Drawing.11" ShapeID="_x0000_i1028" DrawAspect="Content" ObjectID="_1582479884" r:id="rId18"/>
         </w:object>
       </w:r>
     </w:p>
@@ -3962,7 +3962,7 @@
           <v:shape id="_x0000_i1031" type="#_x0000_t75" style="width:372.75pt;height:683.25pt" o:ole="">
             <v:imagedata r:id="rId19" o:title=""/>
           </v:shape>
-          <o:OLEObject Type="Embed" ProgID="Visio.Drawing.11" ShapeID="_x0000_i1031" DrawAspect="Content" ObjectID="_1582469488" r:id="rId20"/>
+          <o:OLEObject Type="Embed" ProgID="Visio.Drawing.11" ShapeID="_x0000_i1031" DrawAspect="Content" ObjectID="_1582479885" r:id="rId20"/>
         </w:object>
       </w:r>
     </w:p>
@@ -6939,15 +6939,15 @@
         <w:tblLook w:val="04A0"/>
       </w:tblPr>
       <w:tblGrid>
-        <w:gridCol w:w="1176"/>
-        <w:gridCol w:w="1159"/>
-        <w:gridCol w:w="3436"/>
+        <w:gridCol w:w="1018"/>
+        <w:gridCol w:w="1118"/>
+        <w:gridCol w:w="3635"/>
         <w:gridCol w:w="2394"/>
       </w:tblGrid>
       <w:tr>
         <w:tc>
           <w:tcPr>
-            <w:tcW w:w="2527" w:type="dxa"/>
+            <w:tcW w:w="1018" w:type="dxa"/>
             <w:shd w:val="clear" w:color="auto" w:fill="BFBFBF" w:themeFill="background1" w:themeFillShade="BF"/>
           </w:tcPr>
           <w:p>
@@ -6968,7 +6968,7 @@
         </w:tc>
         <w:tc>
           <w:tcPr>
-            <w:tcW w:w="1511" w:type="dxa"/>
+            <w:tcW w:w="1118" w:type="dxa"/>
             <w:shd w:val="clear" w:color="auto" w:fill="BFBFBF" w:themeFill="background1" w:themeFillShade="BF"/>
           </w:tcPr>
           <w:p>
@@ -6989,7 +6989,7 @@
         </w:tc>
         <w:tc>
           <w:tcPr>
-            <w:tcW w:w="2376" w:type="dxa"/>
+            <w:tcW w:w="3635" w:type="dxa"/>
             <w:shd w:val="clear" w:color="auto" w:fill="BFBFBF" w:themeFill="background1" w:themeFillShade="BF"/>
           </w:tcPr>
           <w:p>
@@ -7010,7 +7010,7 @@
         </w:tc>
         <w:tc>
           <w:tcPr>
-            <w:tcW w:w="1751" w:type="dxa"/>
+            <w:tcW w:w="2394" w:type="dxa"/>
             <w:shd w:val="clear" w:color="auto" w:fill="BFBFBF" w:themeFill="background1" w:themeFillShade="BF"/>
           </w:tcPr>
           <w:p>
@@ -7033,7 +7033,7 @@
       <w:tr>
         <w:tc>
           <w:tcPr>
-            <w:tcW w:w="2527" w:type="dxa"/>
+            <w:tcW w:w="1018" w:type="dxa"/>
           </w:tcPr>
           <w:p>
             <w:pPr>
@@ -7049,7 +7049,7 @@
         </w:tc>
         <w:tc>
           <w:tcPr>
-            <w:tcW w:w="1511" w:type="dxa"/>
+            <w:tcW w:w="1118" w:type="dxa"/>
           </w:tcPr>
           <w:p>
             <w:pPr>
@@ -7074,7 +7074,7 @@
         </w:tc>
         <w:tc>
           <w:tcPr>
-            <w:tcW w:w="2376" w:type="dxa"/>
+            <w:tcW w:w="3635" w:type="dxa"/>
           </w:tcPr>
           <w:p>
             <w:pPr>
@@ -7087,7 +7087,7 @@
         </w:tc>
         <w:tc>
           <w:tcPr>
-            <w:tcW w:w="1751" w:type="dxa"/>
+            <w:tcW w:w="2394" w:type="dxa"/>
           </w:tcPr>
           <w:p>
             <w:pPr>
@@ -7129,7 +7129,7 @@
       <w:tr>
         <w:tc>
           <w:tcPr>
-            <w:tcW w:w="2527" w:type="dxa"/>
+            <w:tcW w:w="1018" w:type="dxa"/>
           </w:tcPr>
           <w:p>
             <w:pPr>
@@ -7148,7 +7148,7 @@
         </w:tc>
         <w:tc>
           <w:tcPr>
-            <w:tcW w:w="1511" w:type="dxa"/>
+            <w:tcW w:w="1118" w:type="dxa"/>
           </w:tcPr>
           <w:p>
             <w:pPr>
@@ -7173,7 +7173,7 @@
         </w:tc>
         <w:tc>
           <w:tcPr>
-            <w:tcW w:w="2376" w:type="dxa"/>
+            <w:tcW w:w="3635" w:type="dxa"/>
           </w:tcPr>
           <w:p>
             <w:pPr>
@@ -7203,7 +7203,7 @@
         </w:tc>
         <w:tc>
           <w:tcPr>
-            <w:tcW w:w="1751" w:type="dxa"/>
+            <w:tcW w:w="2394" w:type="dxa"/>
           </w:tcPr>
           <w:p>
             <w:pPr>
@@ -7236,26 +7236,27 @@
       <w:tr>
         <w:tc>
           <w:tcPr>
-            <w:tcW w:w="2527" w:type="dxa"/>
-          </w:tcPr>
-          <w:p>
-            <w:pPr>
-              <w:ind w:left="0"/>
-              <w:rPr>
-                <w:rFonts w:hint="eastAsia"/>
-              </w:rPr>
-            </w:pPr>
-            <w:r>
-              <w:rPr>
-                <w:rFonts w:hint="eastAsia"/>
-              </w:rPr>
+            <w:tcW w:w="1018" w:type="dxa"/>
+          </w:tcPr>
+          <w:p>
+            <w:pPr>
+              <w:ind w:left="0"/>
+              <w:rPr>
+                <w:rFonts w:hint="eastAsia"/>
+              </w:rPr>
+            </w:pPr>
+            <w:r>
+              <w:rPr>
+                <w:rFonts w:hint="eastAsia"/>
+              </w:rPr>
+              <w:lastRenderedPageBreak/>
               <w:t>003</w:t>
             </w:r>
           </w:p>
         </w:tc>
         <w:tc>
           <w:tcPr>
-            <w:tcW w:w="1511" w:type="dxa"/>
+            <w:tcW w:w="1118" w:type="dxa"/>
           </w:tcPr>
           <w:p>
             <w:pPr>
@@ -7277,32 +7278,26 @@
               <w:rPr>
                 <w:rFonts w:hint="eastAsia"/>
               </w:rPr>
-              <w:lastRenderedPageBreak/>
               <w:t>查询数据组配置</w:t>
             </w:r>
           </w:p>
         </w:tc>
         <w:tc>
           <w:tcPr>
-            <w:tcW w:w="2376" w:type="dxa"/>
-          </w:tcPr>
-          <w:p>
-            <w:pPr>
-              <w:ind w:left="0"/>
-            </w:pPr>
-            <w:r>
-              <w:lastRenderedPageBreak/>
-              <w:t xml:space="preserve">db.exec("select * from </w:t>
-            </w:r>
-            <w:r>
-              <w:lastRenderedPageBreak/>
-              <w:t>$SNAPSHOT_CONFIG where GroupName='db2' and SvcName='41000'")</w:t>
-            </w:r>
-          </w:p>
-        </w:tc>
-        <w:tc>
-          <w:tcPr>
-            <w:tcW w:w="1751" w:type="dxa"/>
+            <w:tcW w:w="3635" w:type="dxa"/>
+          </w:tcPr>
+          <w:p>
+            <w:pPr>
+              <w:ind w:left="0"/>
+            </w:pPr>
+            <w:r>
+              <w:t>db.exec("select * from $SNAPSHOT_CONFIG where GroupName='db2' and SvcName='41000'")</w:t>
+            </w:r>
+          </w:p>
+        </w:tc>
+        <w:tc>
+          <w:tcPr>
+            <w:tcW w:w="2394" w:type="dxa"/>
           </w:tcPr>
           <w:p>
             <w:pPr>
@@ -7317,7 +7312,1183 @@
       <w:tr>
         <w:tc>
           <w:tcPr>
-            <w:tcW w:w="2527" w:type="dxa"/>
+            <w:tcW w:w="1018" w:type="dxa"/>
+          </w:tcPr>
+          <w:p>
+            <w:pPr>
+              <w:ind w:left="0"/>
+              <w:rPr>
+                <w:rFonts w:hint="eastAsia"/>
+              </w:rPr>
+            </w:pPr>
+            <w:r>
+              <w:rPr>
+                <w:rFonts w:hint="eastAsia"/>
+              </w:rPr>
+              <w:t>00</w:t>
+            </w:r>
+            <w:r>
+              <w:rPr>
+                <w:rFonts w:hint="eastAsia"/>
+              </w:rPr>
+              <w:t>4</w:t>
+            </w:r>
+          </w:p>
+        </w:tc>
+        <w:tc>
+          <w:tcPr>
+            <w:tcW w:w="1118" w:type="dxa"/>
+          </w:tcPr>
+          <w:p>
+            <w:pPr>
+              <w:ind w:left="0"/>
+            </w:pPr>
+            <w:r>
+              <w:rPr>
+                <w:rFonts w:hint="eastAsia"/>
+              </w:rPr>
+              <w:t>更新配置</w:t>
+            </w:r>
+          </w:p>
+        </w:tc>
+        <w:tc>
+          <w:tcPr>
+            <w:tcW w:w="3635" w:type="dxa"/>
+          </w:tcPr>
+          <w:p>
+            <w:pPr>
+              <w:ind w:left="0"/>
+            </w:pPr>
+            <w:r>
+              <w:t>db.updateConf({transactionon:"true", diagnum:1, archiveon:"true", logbuffsize:1024, auditpath:"./"}, {GroupName:"db1", svcname:"20000"})</w:t>
+            </w:r>
+          </w:p>
+        </w:tc>
+        <w:tc>
+          <w:tcPr>
+            <w:tcW w:w="2394" w:type="dxa"/>
+          </w:tcPr>
+          <w:p>
+            <w:pPr>
+              <w:ind w:left="0"/>
+              <w:rPr>
+                <w:rFonts w:hint="eastAsia"/>
+              </w:rPr>
+            </w:pPr>
+            <w:r>
+              <w:rPr>
+                <w:rFonts w:hint="eastAsia"/>
+              </w:rPr>
+              <w:t>diagnum</w:t>
+            </w:r>
+            <w:r>
+              <w:rPr>
+                <w:rFonts w:hint="eastAsia"/>
+              </w:rPr>
+              <w:t>动态生效，</w:t>
+            </w:r>
+            <w:r>
+              <w:rPr>
+                <w:rFonts w:hint="eastAsia"/>
+              </w:rPr>
+              <w:t>transactionon/archiveon/</w:t>
+            </w:r>
+            <w:r>
+              <w:t xml:space="preserve"> logbuffsize</w:t>
+            </w:r>
+            <w:r>
+              <w:rPr>
+                <w:rFonts w:hint="eastAsia"/>
+              </w:rPr>
+              <w:t>重启生效，</w:t>
+            </w:r>
+            <w:r>
+              <w:rPr>
+                <w:rFonts w:hint="eastAsia"/>
+              </w:rPr>
+              <w:t>auditpath</w:t>
+            </w:r>
+            <w:r>
+              <w:rPr>
+                <w:rFonts w:hint="eastAsia"/>
+              </w:rPr>
+              <w:t>不能修改，重启生效和不能修改的配置通过</w:t>
+            </w:r>
+            <w:r>
+              <w:rPr>
+                <w:rFonts w:hint="eastAsia"/>
+              </w:rPr>
+              <w:t>getLastErrObj()</w:t>
+            </w:r>
+            <w:r>
+              <w:rPr>
+                <w:rFonts w:hint="eastAsia"/>
+              </w:rPr>
+              <w:t>告知用户</w:t>
+            </w:r>
+            <w:r>
+              <w:rPr>
+                <w:rFonts w:hint="eastAsia"/>
+              </w:rPr>
+              <w:t>，若配置值等于当前值，不报错</w:t>
+            </w:r>
+            <w:r>
+              <w:rPr>
+                <w:rFonts w:hint="eastAsia"/>
+              </w:rPr>
+              <w:t>（禁止生效配置除外）</w:t>
+            </w:r>
+            <w:r>
+              <w:rPr>
+                <w:rFonts w:hint="eastAsia"/>
+              </w:rPr>
+              <w:t>。</w:t>
+            </w:r>
+          </w:p>
+        </w:tc>
+      </w:tr>
+      <w:tr>
+        <w:tc>
+          <w:tcPr>
+            <w:tcW w:w="1018" w:type="dxa"/>
+          </w:tcPr>
+          <w:p>
+            <w:pPr>
+              <w:ind w:left="0"/>
+              <w:rPr>
+                <w:rFonts w:hint="eastAsia"/>
+              </w:rPr>
+            </w:pPr>
+            <w:r>
+              <w:rPr>
+                <w:rFonts w:hint="eastAsia"/>
+              </w:rPr>
+              <w:t>00</w:t>
+            </w:r>
+            <w:r>
+              <w:rPr>
+                <w:rFonts w:hint="eastAsia"/>
+              </w:rPr>
+              <w:t>5</w:t>
+            </w:r>
+          </w:p>
+        </w:tc>
+        <w:tc>
+          <w:tcPr>
+            <w:tcW w:w="1118" w:type="dxa"/>
+          </w:tcPr>
+          <w:p>
+            <w:pPr>
+              <w:ind w:left="0"/>
+              <w:rPr>
+                <w:rFonts w:hint="eastAsia"/>
+              </w:rPr>
+            </w:pPr>
+            <w:r>
+              <w:rPr>
+                <w:rFonts w:hint="eastAsia"/>
+              </w:rPr>
+              <w:t>删除配置</w:t>
+            </w:r>
+          </w:p>
+        </w:tc>
+        <w:tc>
+          <w:tcPr>
+            <w:tcW w:w="3635" w:type="dxa"/>
+          </w:tcPr>
+          <w:p>
+            <w:pPr>
+              <w:ind w:left="0"/>
+            </w:pPr>
+            <w:r>
+              <w:t>db.</w:t>
+            </w:r>
+            <w:r>
+              <w:rPr>
+                <w:rFonts w:hint="eastAsia"/>
+              </w:rPr>
+              <w:t>delete</w:t>
+            </w:r>
+            <w:r>
+              <w:t>Conf({transactionon:"true", diagnum:1, archiveon:"true", logbuffsize:2048, auditpath:"./"}, {GroupName:"db1", svcname:"20000"})</w:t>
+            </w:r>
+          </w:p>
+        </w:tc>
+        <w:tc>
+          <w:tcPr>
+            <w:tcW w:w="2394" w:type="dxa"/>
+          </w:tcPr>
+          <w:p>
+            <w:pPr>
+              <w:ind w:left="0"/>
+              <w:rPr>
+                <w:rFonts w:hint="eastAsia"/>
+              </w:rPr>
+            </w:pPr>
+            <w:r>
+              <w:rPr>
+                <w:rFonts w:hint="eastAsia"/>
+              </w:rPr>
+              <w:t>指定的配置恢复默认值，其中</w:t>
+            </w:r>
+            <w:r>
+              <w:rPr>
+                <w:rFonts w:hint="eastAsia"/>
+              </w:rPr>
+              <w:t>diagnum</w:t>
+            </w:r>
+            <w:r>
+              <w:rPr>
+                <w:rFonts w:hint="eastAsia"/>
+              </w:rPr>
+              <w:t>动态生效，</w:t>
+            </w:r>
+            <w:r>
+              <w:rPr>
+                <w:rFonts w:hint="eastAsia"/>
+              </w:rPr>
+              <w:t>transactionon/archiveon/</w:t>
+            </w:r>
+            <w:r>
+              <w:t xml:space="preserve"> logbuffsize</w:t>
+            </w:r>
+            <w:r>
+              <w:rPr>
+                <w:rFonts w:hint="eastAsia"/>
+              </w:rPr>
+              <w:t>重启生效，</w:t>
+            </w:r>
+            <w:r>
+              <w:rPr>
+                <w:rFonts w:hint="eastAsia"/>
+              </w:rPr>
+              <w:t>auditpath</w:t>
+            </w:r>
+            <w:r>
+              <w:rPr>
+                <w:rFonts w:hint="eastAsia"/>
+              </w:rPr>
+              <w:t>不能修改，重启生效和不能修改的配置通过</w:t>
+            </w:r>
+            <w:r>
+              <w:rPr>
+                <w:rFonts w:hint="eastAsia"/>
+              </w:rPr>
+              <w:t>getLastErrObj()</w:t>
+            </w:r>
+            <w:r>
+              <w:rPr>
+                <w:rFonts w:hint="eastAsia"/>
+              </w:rPr>
+              <w:t>告知用户</w:t>
+            </w:r>
+            <w:r>
+              <w:rPr>
+                <w:rFonts w:hint="eastAsia"/>
+              </w:rPr>
+              <w:t>，若配置值等于当前值，不报错</w:t>
+            </w:r>
+            <w:r>
+              <w:rPr>
+                <w:rFonts w:hint="eastAsia"/>
+              </w:rPr>
+              <w:t>（禁止生效配置除外）</w:t>
+            </w:r>
+            <w:r>
+              <w:rPr>
+                <w:rFonts w:hint="eastAsia"/>
+              </w:rPr>
+              <w:t>。</w:t>
+            </w:r>
+          </w:p>
+        </w:tc>
+      </w:tr>
+      <w:tr>
+        <w:tc>
+          <w:tcPr>
+            <w:tcW w:w="1018" w:type="dxa"/>
+          </w:tcPr>
+          <w:p>
+            <w:pPr>
+              <w:ind w:left="0"/>
+              <w:rPr>
+                <w:rFonts w:hint="eastAsia"/>
+              </w:rPr>
+            </w:pPr>
+            <w:r>
+              <w:rPr>
+                <w:rFonts w:hint="eastAsia"/>
+              </w:rPr>
+              <w:t>00</w:t>
+            </w:r>
+            <w:r>
+              <w:rPr>
+                <w:rFonts w:hint="eastAsia"/>
+              </w:rPr>
+              <w:t>6</w:t>
+            </w:r>
+          </w:p>
+        </w:tc>
+        <w:tc>
+          <w:tcPr>
+            <w:tcW w:w="1118" w:type="dxa"/>
+          </w:tcPr>
+          <w:p>
+            <w:pPr>
+              <w:ind w:left="0"/>
+              <w:rPr>
+                <w:rFonts w:hint="eastAsia"/>
+              </w:rPr>
+            </w:pPr>
+            <w:r>
+              <w:rPr>
+                <w:rFonts w:hint="eastAsia"/>
+              </w:rPr>
+              <w:t>动态生效</w:t>
+            </w:r>
+          </w:p>
+        </w:tc>
+        <w:tc>
+          <w:tcPr>
+            <w:tcW w:w="3635" w:type="dxa"/>
+          </w:tcPr>
+          <w:p>
+            <w:pPr>
+              <w:ind w:left="0"/>
+              <w:rPr>
+                <w:rFonts w:hint="eastAsia"/>
+              </w:rPr>
+            </w:pPr>
+            <w:r>
+              <w:rPr>
+                <w:rFonts w:hint="eastAsia"/>
+              </w:rPr>
+              <w:t>1.</w:t>
+            </w:r>
+            <w:r>
+              <w:t>db.updateConf({</w:t>
+            </w:r>
+            <w:r>
+              <w:rPr>
+                <w:rFonts w:hint="eastAsia"/>
+              </w:rPr>
+              <w:t>diagnum:27</w:t>
+            </w:r>
+            <w:r>
+              <w:t>}, {GroupName:"db1", svcname:"20000"})</w:t>
+            </w:r>
+          </w:p>
+          <w:p>
+            <w:pPr>
+              <w:ind w:left="0"/>
+            </w:pPr>
+            <w:r>
+              <w:rPr>
+                <w:rFonts w:hint="eastAsia"/>
+              </w:rPr>
+              <w:t>2.</w:t>
+            </w:r>
+            <w:r>
+              <w:t>db.</w:t>
+            </w:r>
+            <w:r>
+              <w:rPr>
+                <w:rFonts w:hint="eastAsia"/>
+              </w:rPr>
+              <w:t>delete</w:t>
+            </w:r>
+            <w:r>
+              <w:t>Conf({</w:t>
+            </w:r>
+            <w:r>
+              <w:rPr>
+                <w:rFonts w:hint="eastAsia"/>
+              </w:rPr>
+              <w:t>diagnum:1</w:t>
+            </w:r>
+            <w:r>
+              <w:t>}, {GroupName:"db1", svcname:"20000"})</w:t>
+            </w:r>
+          </w:p>
+        </w:tc>
+        <w:tc>
+          <w:tcPr>
+            <w:tcW w:w="2394" w:type="dxa"/>
+          </w:tcPr>
+          <w:p>
+            <w:pPr>
+              <w:ind w:left="0"/>
+              <w:rPr>
+                <w:rFonts w:hint="eastAsia"/>
+              </w:rPr>
+            </w:pPr>
+            <w:r>
+              <w:rPr>
+                <w:rFonts w:hint="eastAsia"/>
+              </w:rPr>
+              <w:t>1.</w:t>
+            </w:r>
+            <w:r>
+              <w:rPr>
+                <w:rFonts w:hint="eastAsia"/>
+              </w:rPr>
+              <w:t>通过</w:t>
+            </w:r>
+            <w:r>
+              <w:rPr>
+                <w:rFonts w:hint="eastAsia"/>
+              </w:rPr>
+              <w:t>snapshot</w:t>
+            </w:r>
+            <w:r>
+              <w:rPr>
+                <w:rFonts w:hint="eastAsia"/>
+              </w:rPr>
+              <w:t>查到</w:t>
+            </w:r>
+            <w:r>
+              <w:rPr>
+                <w:rFonts w:hint="eastAsia"/>
+              </w:rPr>
+              <w:t>diagnum</w:t>
+            </w:r>
+            <w:r>
+              <w:rPr>
+                <w:rFonts w:hint="eastAsia"/>
+              </w:rPr>
+              <w:t>修改为</w:t>
+            </w:r>
+            <w:r>
+              <w:rPr>
+                <w:rFonts w:hint="eastAsia"/>
+              </w:rPr>
+              <w:t>27</w:t>
+            </w:r>
+            <w:r>
+              <w:rPr>
+                <w:rFonts w:hint="eastAsia"/>
+              </w:rPr>
+              <w:t>，不报错，不写配置文件。</w:t>
+            </w:r>
+          </w:p>
+          <w:p>
+            <w:pPr>
+              <w:ind w:left="0"/>
+              <w:rPr>
+                <w:rFonts w:hint="eastAsia"/>
+              </w:rPr>
+            </w:pPr>
+            <w:r>
+              <w:rPr>
+                <w:rFonts w:hint="eastAsia"/>
+              </w:rPr>
+              <w:t>2.</w:t>
+            </w:r>
+            <w:r>
+              <w:rPr>
+                <w:rFonts w:hint="eastAsia"/>
+              </w:rPr>
+              <w:t>通过</w:t>
+            </w:r>
+            <w:r>
+              <w:rPr>
+                <w:rFonts w:hint="eastAsia"/>
+              </w:rPr>
+              <w:t>snapshot</w:t>
+            </w:r>
+            <w:r>
+              <w:rPr>
+                <w:rFonts w:hint="eastAsia"/>
+              </w:rPr>
+              <w:t>查到</w:t>
+            </w:r>
+            <w:r>
+              <w:rPr>
+                <w:rFonts w:hint="eastAsia"/>
+              </w:rPr>
+              <w:t>diagnum</w:t>
+            </w:r>
+            <w:r>
+              <w:rPr>
+                <w:rFonts w:hint="eastAsia"/>
+              </w:rPr>
+              <w:t>修改为</w:t>
+            </w:r>
+            <w:r>
+              <w:rPr>
+                <w:rFonts w:hint="eastAsia"/>
+              </w:rPr>
+              <w:t>20</w:t>
+            </w:r>
+            <w:r>
+              <w:rPr>
+                <w:rFonts w:hint="eastAsia"/>
+              </w:rPr>
+              <w:t>，不报错，不写配置文件</w:t>
+            </w:r>
+          </w:p>
+        </w:tc>
+      </w:tr>
+      <w:tr>
+        <w:tc>
+          <w:tcPr>
+            <w:tcW w:w="1018" w:type="dxa"/>
+          </w:tcPr>
+          <w:p>
+            <w:pPr>
+              <w:ind w:left="0"/>
+              <w:rPr>
+                <w:rFonts w:hint="eastAsia"/>
+              </w:rPr>
+            </w:pPr>
+            <w:r>
+              <w:rPr>
+                <w:rFonts w:hint="eastAsia"/>
+              </w:rPr>
+              <w:t>00</w:t>
+            </w:r>
+            <w:r>
+              <w:rPr>
+                <w:rFonts w:hint="eastAsia"/>
+              </w:rPr>
+              <w:t>7</w:t>
+            </w:r>
+          </w:p>
+        </w:tc>
+        <w:tc>
+          <w:tcPr>
+            <w:tcW w:w="1118" w:type="dxa"/>
+          </w:tcPr>
+          <w:p>
+            <w:pPr>
+              <w:ind w:left="0"/>
+              <w:rPr>
+                <w:rFonts w:hint="eastAsia"/>
+              </w:rPr>
+            </w:pPr>
+            <w:r>
+              <w:rPr>
+                <w:rFonts w:hint="eastAsia"/>
+              </w:rPr>
+              <w:t>重启生效</w:t>
+            </w:r>
+          </w:p>
+        </w:tc>
+        <w:tc>
+          <w:tcPr>
+            <w:tcW w:w="3635" w:type="dxa"/>
+          </w:tcPr>
+          <w:p>
+            <w:pPr>
+              <w:ind w:left="0"/>
+              <w:rPr>
+                <w:rFonts w:hint="eastAsia"/>
+              </w:rPr>
+            </w:pPr>
+            <w:r>
+              <w:rPr>
+                <w:rFonts w:hint="eastAsia"/>
+              </w:rPr>
+              <w:t>1.</w:t>
+            </w:r>
+            <w:r>
+              <w:t>db.updateConf({</w:t>
+            </w:r>
+            <w:r>
+              <w:rPr>
+                <w:rFonts w:hint="eastAsia"/>
+              </w:rPr>
+              <w:t>transactionon:</w:t>
+            </w:r>
+            <w:r>
+              <w:t>’</w:t>
+            </w:r>
+            <w:r>
+              <w:rPr>
+                <w:rFonts w:hint="eastAsia"/>
+              </w:rPr>
+              <w:t>true</w:t>
+            </w:r>
+            <w:r>
+              <w:t>’</w:t>
+            </w:r>
+            <w:r>
+              <w:t>}, {GroupName:"db1", svcname:"20000"})</w:t>
+            </w:r>
+          </w:p>
+          <w:p>
+            <w:pPr>
+              <w:ind w:left="0"/>
+              <w:rPr>
+                <w:rFonts w:hint="eastAsia"/>
+              </w:rPr>
+            </w:pPr>
+            <w:r>
+              <w:rPr>
+                <w:rFonts w:hint="eastAsia"/>
+              </w:rPr>
+              <w:t>2.</w:t>
+            </w:r>
+            <w:r>
+              <w:t>db.updateConf({</w:t>
+            </w:r>
+            <w:r>
+              <w:rPr>
+                <w:rFonts w:hint="eastAsia"/>
+              </w:rPr>
+              <w:t>transactionon:</w:t>
+            </w:r>
+            <w:r>
+              <w:t>’</w:t>
+            </w:r>
+            <w:r>
+              <w:rPr>
+                <w:rFonts w:hint="eastAsia"/>
+              </w:rPr>
+              <w:t>false</w:t>
+            </w:r>
+            <w:r>
+              <w:t>’</w:t>
+            </w:r>
+            <w:r>
+              <w:t>}, {GroupName:"db1", svcname:"20000"})</w:t>
+            </w:r>
+          </w:p>
+          <w:p>
+            <w:pPr>
+              <w:ind w:left="0"/>
+            </w:pPr>
+            <w:r>
+              <w:rPr>
+                <w:rFonts w:hint="eastAsia"/>
+              </w:rPr>
+              <w:t>3.</w:t>
+            </w:r>
+            <w:r>
+              <w:t>db.</w:t>
+            </w:r>
+            <w:r>
+              <w:rPr>
+                <w:rFonts w:hint="eastAsia"/>
+              </w:rPr>
+              <w:t>delete</w:t>
+            </w:r>
+            <w:r>
+              <w:t>Conf({</w:t>
+            </w:r>
+            <w:r>
+              <w:rPr>
+                <w:rFonts w:hint="eastAsia"/>
+              </w:rPr>
+              <w:t>transactionon:1</w:t>
+            </w:r>
+            <w:r>
+              <w:t>}, {GroupName:"db1", svcname:"20000"})</w:t>
+            </w:r>
+          </w:p>
+        </w:tc>
+        <w:tc>
+          <w:tcPr>
+            <w:tcW w:w="2394" w:type="dxa"/>
+          </w:tcPr>
+          <w:p>
+            <w:pPr>
+              <w:ind w:left="0"/>
+              <w:rPr>
+                <w:rFonts w:hint="eastAsia"/>
+              </w:rPr>
+            </w:pPr>
+            <w:r>
+              <w:rPr>
+                <w:rFonts w:hint="eastAsia"/>
+              </w:rPr>
+              <w:t>1.</w:t>
+            </w:r>
+            <w:r>
+              <w:rPr>
+                <w:rFonts w:hint="eastAsia"/>
+              </w:rPr>
+              <w:t>通过</w:t>
+            </w:r>
+            <w:r>
+              <w:rPr>
+                <w:rFonts w:hint="eastAsia"/>
+              </w:rPr>
+              <w:t>snapshot</w:t>
+            </w:r>
+            <w:r>
+              <w:rPr>
+                <w:rFonts w:hint="eastAsia"/>
+              </w:rPr>
+              <w:t>查到未修改，报错，写配置文件。</w:t>
+            </w:r>
+          </w:p>
+          <w:p>
+            <w:pPr>
+              <w:ind w:left="0"/>
+              <w:rPr>
+                <w:rFonts w:hint="eastAsia"/>
+              </w:rPr>
+            </w:pPr>
+            <w:r>
+              <w:rPr>
+                <w:rFonts w:hint="eastAsia"/>
+              </w:rPr>
+              <w:t>2.</w:t>
+            </w:r>
+            <w:r>
+              <w:rPr>
+                <w:rFonts w:hint="eastAsia"/>
+              </w:rPr>
+              <w:t>通过</w:t>
+            </w:r>
+            <w:r>
+              <w:rPr>
+                <w:rFonts w:hint="eastAsia"/>
+              </w:rPr>
+              <w:t>snapshot</w:t>
+            </w:r>
+            <w:r>
+              <w:rPr>
+                <w:rFonts w:hint="eastAsia"/>
+              </w:rPr>
+              <w:t>查到未修改，不报错，写配置文件。</w:t>
+            </w:r>
+          </w:p>
+          <w:p>
+            <w:pPr>
+              <w:ind w:left="0"/>
+              <w:rPr>
+                <w:rFonts w:hint="eastAsia"/>
+              </w:rPr>
+            </w:pPr>
+            <w:r>
+              <w:rPr>
+                <w:rFonts w:hint="eastAsia"/>
+              </w:rPr>
+              <w:t>3.</w:t>
+            </w:r>
+            <w:r>
+              <w:rPr>
+                <w:rFonts w:hint="eastAsia"/>
+              </w:rPr>
+              <w:t>通过</w:t>
+            </w:r>
+            <w:r>
+              <w:rPr>
+                <w:rFonts w:hint="eastAsia"/>
+              </w:rPr>
+              <w:t>snapshot</w:t>
+            </w:r>
+            <w:r>
+              <w:rPr>
+                <w:rFonts w:hint="eastAsia"/>
+              </w:rPr>
+              <w:t>查到未修改，根据当前值情况报错，写配置文件。</w:t>
+            </w:r>
+          </w:p>
+        </w:tc>
+      </w:tr>
+      <w:tr>
+        <w:tc>
+          <w:tcPr>
+            <w:tcW w:w="1018" w:type="dxa"/>
+          </w:tcPr>
+          <w:p>
+            <w:pPr>
+              <w:ind w:left="0"/>
+              <w:rPr>
+                <w:rFonts w:hint="eastAsia"/>
+              </w:rPr>
+            </w:pPr>
+            <w:r>
+              <w:rPr>
+                <w:rFonts w:hint="eastAsia"/>
+              </w:rPr>
+              <w:t>00</w:t>
+            </w:r>
+            <w:r>
+              <w:rPr>
+                <w:rFonts w:hint="eastAsia"/>
+              </w:rPr>
+              <w:t>8</w:t>
+            </w:r>
+          </w:p>
+        </w:tc>
+        <w:tc>
+          <w:tcPr>
+            <w:tcW w:w="1118" w:type="dxa"/>
+          </w:tcPr>
+          <w:p>
+            <w:pPr>
+              <w:ind w:left="0"/>
+              <w:rPr>
+                <w:rFonts w:hint="eastAsia"/>
+              </w:rPr>
+            </w:pPr>
+            <w:r>
+              <w:rPr>
+                <w:rFonts w:hint="eastAsia"/>
+              </w:rPr>
+              <w:t>禁止修改</w:t>
+            </w:r>
+          </w:p>
+        </w:tc>
+        <w:tc>
+          <w:tcPr>
+            <w:tcW w:w="3635" w:type="dxa"/>
+          </w:tcPr>
+          <w:p>
+            <w:pPr>
+              <w:ind w:left="0"/>
+              <w:rPr>
+                <w:rFonts w:hint="eastAsia"/>
+              </w:rPr>
+            </w:pPr>
+            <w:r>
+              <w:rPr>
+                <w:rFonts w:hint="eastAsia"/>
+              </w:rPr>
+              <w:t>1.</w:t>
+            </w:r>
+            <w:r>
+              <w:t>db.updateConf({</w:t>
+            </w:r>
+            <w:r>
+              <w:t>logfilesz</w:t>
+            </w:r>
+            <w:r>
+              <w:rPr>
+                <w:rFonts w:hint="eastAsia"/>
+              </w:rPr>
+              <w:t>:</w:t>
+            </w:r>
+            <w:r>
+              <w:rPr>
+                <w:rFonts w:hint="eastAsia"/>
+              </w:rPr>
+              <w:t>128</w:t>
+            </w:r>
+            <w:r>
+              <w:t>}, {GroupName:"db1", svcname:"20000"})</w:t>
+            </w:r>
+          </w:p>
+          <w:p>
+            <w:pPr>
+              <w:ind w:left="0"/>
+              <w:rPr>
+                <w:rFonts w:hint="eastAsia"/>
+              </w:rPr>
+            </w:pPr>
+            <w:r>
+              <w:rPr>
+                <w:rFonts w:hint="eastAsia"/>
+              </w:rPr>
+              <w:t>2</w:t>
+            </w:r>
+            <w:r>
+              <w:rPr>
+                <w:rFonts w:hint="eastAsia"/>
+              </w:rPr>
+              <w:t>.</w:t>
+            </w:r>
+            <w:r>
+              <w:t>db.updateConf({</w:t>
+            </w:r>
+            <w:r>
+              <w:t>logfilesz</w:t>
+            </w:r>
+            <w:r>
+              <w:rPr>
+                <w:rFonts w:hint="eastAsia"/>
+              </w:rPr>
+              <w:t>:</w:t>
+            </w:r>
+            <w:r>
+              <w:rPr>
+                <w:rFonts w:hint="eastAsia"/>
+              </w:rPr>
+              <w:t>64</w:t>
+            </w:r>
+            <w:r>
+              <w:t>}, {GroupName:"db1", svcname:"20000"})</w:t>
+            </w:r>
+          </w:p>
+          <w:p>
+            <w:pPr>
+              <w:ind w:left="0"/>
+              <w:rPr>
+                <w:rFonts w:hint="eastAsia"/>
+              </w:rPr>
+            </w:pPr>
+            <w:r>
+              <w:rPr>
+                <w:rFonts w:hint="eastAsia"/>
+              </w:rPr>
+              <w:t>3</w:t>
+            </w:r>
+            <w:r>
+              <w:rPr>
+                <w:rFonts w:hint="eastAsia"/>
+              </w:rPr>
+              <w:t>.</w:t>
+            </w:r>
+            <w:r>
+              <w:rPr>
+                <w:rFonts w:hint="eastAsia"/>
+              </w:rPr>
+              <w:t>内存值为</w:t>
+            </w:r>
+            <w:r>
+              <w:rPr>
+                <w:rFonts w:hint="eastAsia"/>
+              </w:rPr>
+              <w:t>64</w:t>
+            </w:r>
+            <w:r>
+              <w:rPr>
+                <w:rFonts w:hint="eastAsia"/>
+              </w:rPr>
+              <w:t>，</w:t>
+            </w:r>
+            <w:r>
+              <w:lastRenderedPageBreak/>
+              <w:t>db.</w:t>
+            </w:r>
+            <w:r>
+              <w:rPr>
+                <w:rFonts w:hint="eastAsia"/>
+              </w:rPr>
+              <w:t>delete</w:t>
+            </w:r>
+            <w:r>
+              <w:t>Conf({</w:t>
+            </w:r>
+            <w:r>
+              <w:t>logfilesz</w:t>
+            </w:r>
+            <w:r>
+              <w:rPr>
+                <w:rFonts w:hint="eastAsia"/>
+              </w:rPr>
+              <w:t>:</w:t>
+            </w:r>
+            <w:r>
+              <w:rPr>
+                <w:rFonts w:hint="eastAsia"/>
+              </w:rPr>
+              <w:t>64</w:t>
+            </w:r>
+            <w:r>
+              <w:t>}, {GroupName:"db1", svcname:"20000"})</w:t>
+            </w:r>
+          </w:p>
+          <w:p>
+            <w:pPr>
+              <w:ind w:left="0"/>
+            </w:pPr>
+            <w:r>
+              <w:rPr>
+                <w:rFonts w:hint="eastAsia"/>
+              </w:rPr>
+              <w:t>4.</w:t>
+            </w:r>
+            <w:r>
+              <w:rPr>
+                <w:rFonts w:hint="eastAsia"/>
+              </w:rPr>
+              <w:t>内存值为</w:t>
+            </w:r>
+            <w:r>
+              <w:rPr>
+                <w:rFonts w:hint="eastAsia"/>
+              </w:rPr>
+              <w:t>64</w:t>
+            </w:r>
+            <w:r>
+              <w:rPr>
+                <w:rFonts w:hint="eastAsia"/>
+              </w:rPr>
+              <w:t>，</w:t>
+            </w:r>
+            <w:r>
+              <w:t>db.</w:t>
+            </w:r>
+            <w:r>
+              <w:rPr>
+                <w:rFonts w:hint="eastAsia"/>
+              </w:rPr>
+              <w:t>delete</w:t>
+            </w:r>
+            <w:r>
+              <w:t>Conf({</w:t>
+            </w:r>
+            <w:r>
+              <w:t>logfilesz</w:t>
+            </w:r>
+            <w:r>
+              <w:rPr>
+                <w:rFonts w:hint="eastAsia"/>
+              </w:rPr>
+              <w:t>:</w:t>
+            </w:r>
+            <w:r>
+              <w:rPr>
+                <w:rFonts w:hint="eastAsia"/>
+              </w:rPr>
+              <w:t>128</w:t>
+            </w:r>
+            <w:r>
+              <w:t>}, {GroupName:"db1", svcname:"20000"})</w:t>
+            </w:r>
+          </w:p>
+        </w:tc>
+        <w:tc>
+          <w:tcPr>
+            <w:tcW w:w="2394" w:type="dxa"/>
+          </w:tcPr>
+          <w:p>
+            <w:pPr>
+              <w:ind w:left="0"/>
+              <w:rPr>
+                <w:rFonts w:hint="eastAsia"/>
+              </w:rPr>
+            </w:pPr>
+            <w:r>
+              <w:rPr>
+                <w:rFonts w:hint="eastAsia"/>
+              </w:rPr>
+              <w:lastRenderedPageBreak/>
+              <w:t>1.</w:t>
+            </w:r>
+            <w:r>
+              <w:rPr>
+                <w:rFonts w:hint="eastAsia"/>
+              </w:rPr>
+              <w:t>通过</w:t>
+            </w:r>
+            <w:r>
+              <w:rPr>
+                <w:rFonts w:hint="eastAsia"/>
+              </w:rPr>
+              <w:t>snapshot</w:t>
+            </w:r>
+            <w:r>
+              <w:rPr>
+                <w:rFonts w:hint="eastAsia"/>
+              </w:rPr>
+              <w:t>查到未修改，报错，不写配置文件。</w:t>
+            </w:r>
+          </w:p>
+          <w:p>
+            <w:pPr>
+              <w:ind w:left="0"/>
+              <w:rPr>
+                <w:rFonts w:hint="eastAsia"/>
+              </w:rPr>
+            </w:pPr>
+            <w:r>
+              <w:rPr>
+                <w:rFonts w:hint="eastAsia"/>
+              </w:rPr>
+              <w:t>2.</w:t>
+            </w:r>
+            <w:r>
+              <w:rPr>
+                <w:rFonts w:hint="eastAsia"/>
+              </w:rPr>
+              <w:t>通过</w:t>
+            </w:r>
+            <w:r>
+              <w:rPr>
+                <w:rFonts w:hint="eastAsia"/>
+              </w:rPr>
+              <w:t>snapshot</w:t>
+            </w:r>
+            <w:r>
+              <w:rPr>
+                <w:rFonts w:hint="eastAsia"/>
+              </w:rPr>
+              <w:t>查到未修改，不报错，不写配</w:t>
+            </w:r>
+            <w:r>
+              <w:rPr>
+                <w:rFonts w:hint="eastAsia"/>
+              </w:rPr>
+              <w:lastRenderedPageBreak/>
+              <w:t>置文件。</w:t>
+            </w:r>
+          </w:p>
+          <w:p>
+            <w:pPr>
+              <w:ind w:left="0"/>
+              <w:rPr>
+                <w:rFonts w:hint="eastAsia"/>
+              </w:rPr>
+            </w:pPr>
+            <w:r>
+              <w:rPr>
+                <w:rFonts w:hint="eastAsia"/>
+              </w:rPr>
+              <w:t xml:space="preserve">3. </w:t>
+            </w:r>
+            <w:r>
+              <w:rPr>
+                <w:rFonts w:hint="eastAsia"/>
+              </w:rPr>
+              <w:t>通过</w:t>
+            </w:r>
+            <w:r>
+              <w:rPr>
+                <w:rFonts w:hint="eastAsia"/>
+              </w:rPr>
+              <w:t>snapshot</w:t>
+            </w:r>
+            <w:r>
+              <w:rPr>
+                <w:rFonts w:hint="eastAsia"/>
+              </w:rPr>
+              <w:t>查到未修改，不报错，不写配置文件。</w:t>
+            </w:r>
+          </w:p>
+          <w:p>
+            <w:pPr>
+              <w:ind w:left="0"/>
+              <w:rPr>
+                <w:rFonts w:hint="eastAsia"/>
+              </w:rPr>
+            </w:pPr>
+            <w:r>
+              <w:rPr>
+                <w:rFonts w:hint="eastAsia"/>
+              </w:rPr>
+              <w:t xml:space="preserve">4. </w:t>
+            </w:r>
+            <w:r>
+              <w:rPr>
+                <w:rFonts w:hint="eastAsia"/>
+              </w:rPr>
+              <w:t>通过</w:t>
+            </w:r>
+            <w:r>
+              <w:rPr>
+                <w:rFonts w:hint="eastAsia"/>
+              </w:rPr>
+              <w:t>snapshot</w:t>
+            </w:r>
+            <w:r>
+              <w:rPr>
+                <w:rFonts w:hint="eastAsia"/>
+              </w:rPr>
+              <w:t>查到未修改，报错，不写配置文件。</w:t>
+            </w:r>
+          </w:p>
+        </w:tc>
+      </w:tr>
+      <w:tr>
+        <w:tc>
+          <w:tcPr>
+            <w:tcW w:w="1018" w:type="dxa"/>
           </w:tcPr>
           <w:p>
             <w:pPr>
@@ -7337,118 +8508,76 @@
               <w:rPr>
                 <w:rFonts w:hint="eastAsia"/>
               </w:rPr>
-              <w:t>4</w:t>
-            </w:r>
-          </w:p>
-        </w:tc>
-        <w:tc>
-          <w:tcPr>
-            <w:tcW w:w="1511" w:type="dxa"/>
-          </w:tcPr>
-          <w:p>
-            <w:pPr>
-              <w:ind w:left="0"/>
-            </w:pPr>
-            <w:r>
-              <w:rPr>
-                <w:rFonts w:hint="eastAsia"/>
-              </w:rPr>
-              <w:t>更新配置</w:t>
-            </w:r>
-          </w:p>
-        </w:tc>
-        <w:tc>
-          <w:tcPr>
-            <w:tcW w:w="2376" w:type="dxa"/>
-          </w:tcPr>
-          <w:p>
-            <w:pPr>
-              <w:ind w:left="0"/>
-            </w:pPr>
-            <w:r>
-              <w:t>db.updateConf({transactionon:"true", diagnum:1, archiveon:"true", logbuffsize:1024, auditpath:"./"}, {GroupName:"db1", svcname:"20000"})</w:t>
-            </w:r>
-          </w:p>
-        </w:tc>
-        <w:tc>
-          <w:tcPr>
-            <w:tcW w:w="1751" w:type="dxa"/>
-          </w:tcPr>
-          <w:p>
-            <w:pPr>
-              <w:ind w:left="0"/>
-              <w:rPr>
-                <w:rFonts w:hint="eastAsia"/>
-              </w:rPr>
-            </w:pPr>
-            <w:r>
-              <w:rPr>
-                <w:rFonts w:hint="eastAsia"/>
-              </w:rPr>
-              <w:t>diagnum</w:t>
-            </w:r>
-            <w:r>
-              <w:rPr>
-                <w:rFonts w:hint="eastAsia"/>
-              </w:rPr>
-              <w:t>动态生效，</w:t>
-            </w:r>
-            <w:r>
-              <w:rPr>
-                <w:rFonts w:hint="eastAsia"/>
-              </w:rPr>
-              <w:t>transactionon/archiveon/</w:t>
-            </w:r>
-            <w:r>
-              <w:t xml:space="preserve"> logbuffsize</w:t>
-            </w:r>
-            <w:r>
-              <w:rPr>
-                <w:rFonts w:hint="eastAsia"/>
-              </w:rPr>
-              <w:t>重启生效，</w:t>
-            </w:r>
-            <w:r>
-              <w:rPr>
-                <w:rFonts w:hint="eastAsia"/>
-              </w:rPr>
-              <w:t>auditpath</w:t>
-            </w:r>
-            <w:r>
-              <w:rPr>
-                <w:rFonts w:hint="eastAsia"/>
-              </w:rPr>
-              <w:t>不能修改，重启生效和不能修改的配置通过</w:t>
-            </w:r>
-            <w:r>
-              <w:rPr>
-                <w:rFonts w:hint="eastAsia"/>
-              </w:rPr>
-              <w:t>getLastErrObj()</w:t>
-            </w:r>
-            <w:r>
-              <w:rPr>
-                <w:rFonts w:hint="eastAsia"/>
-              </w:rPr>
-              <w:t>告知用户</w:t>
-            </w:r>
-            <w:r>
-              <w:rPr>
-                <w:rFonts w:hint="eastAsia"/>
-              </w:rPr>
-              <w:t>，若配置值等于当前值，不报错</w:t>
-            </w:r>
-            <w:r>
-              <w:rPr>
-                <w:rFonts w:hint="eastAsia"/>
-              </w:rPr>
-              <w:t>（禁止生效配置除外）</w:t>
-            </w:r>
-            <w:r>
-              <w:rPr>
-                <w:rFonts w:hint="eastAsia"/>
-              </w:rPr>
-              <w:t>。</w:t>
+              <w:t>9</w:t>
+            </w:r>
+          </w:p>
+        </w:tc>
+        <w:tc>
+          <w:tcPr>
+            <w:tcW w:w="1118" w:type="dxa"/>
+          </w:tcPr>
+          <w:p>
+            <w:pPr>
+              <w:ind w:left="0"/>
+              <w:rPr>
+                <w:rFonts w:hint="eastAsia"/>
+              </w:rPr>
+            </w:pPr>
+            <w:r>
+              <w:rPr>
+                <w:rFonts w:hint="eastAsia"/>
+              </w:rPr>
+              <w:t>配置文件</w:t>
+            </w:r>
+          </w:p>
+        </w:tc>
+        <w:tc>
+          <w:tcPr>
+            <w:tcW w:w="3635" w:type="dxa"/>
+          </w:tcPr>
+          <w:p>
+            <w:pPr>
+              <w:ind w:left="0"/>
+              <w:rPr>
+                <w:rFonts w:hint="eastAsia"/>
+              </w:rPr>
+            </w:pPr>
+            <w:r>
+              <w:rPr>
+                <w:rFonts w:hint="eastAsia"/>
+              </w:rPr>
+              <w:t>在配置文件中配置一些配置，并调用</w:t>
+            </w:r>
+            <w:r>
+              <w:rPr>
+                <w:rFonts w:hint="eastAsia"/>
+              </w:rPr>
+              <w:t>update/delete</w:t>
+            </w:r>
+            <w:r>
+              <w:rPr>
+                <w:rFonts w:hint="eastAsia"/>
+              </w:rPr>
+              <w:t>更新其他配置</w:t>
+            </w:r>
+          </w:p>
+        </w:tc>
+        <w:tc>
+          <w:tcPr>
+            <w:tcW w:w="2394" w:type="dxa"/>
+          </w:tcPr>
+          <w:p>
+            <w:pPr>
+              <w:ind w:left="0"/>
+              <w:rPr>
+                <w:rFonts w:hint="eastAsia"/>
+              </w:rPr>
+            </w:pPr>
+            <w:r>
+              <w:rPr>
+                <w:rFonts w:hint="eastAsia"/>
+              </w:rPr>
+              <w:t>之前存在的配置不会消失</w:t>
             </w:r>
           </w:p>
         </w:tc>
@@ -7456,155 +8585,101 @@
       <w:tr>
         <w:tc>
           <w:tcPr>
-            <w:tcW w:w="2527" w:type="dxa"/>
-          </w:tcPr>
-          <w:p>
-            <w:pPr>
-              <w:ind w:left="0"/>
-              <w:rPr>
-                <w:rFonts w:hint="eastAsia"/>
-              </w:rPr>
-            </w:pPr>
-            <w:r>
-              <w:rPr>
-                <w:rFonts w:hint="eastAsia"/>
-              </w:rPr>
-              <w:t>00</w:t>
-            </w:r>
-            <w:r>
-              <w:rPr>
-                <w:rFonts w:hint="eastAsia"/>
-              </w:rPr>
-              <w:t>5</w:t>
-            </w:r>
-          </w:p>
-        </w:tc>
-        <w:tc>
-          <w:tcPr>
-            <w:tcW w:w="1511" w:type="dxa"/>
-          </w:tcPr>
-          <w:p>
-            <w:pPr>
-              <w:ind w:left="0"/>
-              <w:rPr>
-                <w:rFonts w:hint="eastAsia"/>
-              </w:rPr>
-            </w:pPr>
-            <w:r>
-              <w:rPr>
-                <w:rFonts w:hint="eastAsia"/>
-              </w:rPr>
-              <w:t>删除配置</w:t>
-            </w:r>
-          </w:p>
-        </w:tc>
-        <w:tc>
-          <w:tcPr>
-            <w:tcW w:w="2376" w:type="dxa"/>
-          </w:tcPr>
-          <w:p>
-            <w:pPr>
-              <w:ind w:left="0"/>
-            </w:pPr>
-            <w:r>
-              <w:t>db.</w:t>
-            </w:r>
-            <w:r>
-              <w:rPr>
-                <w:rFonts w:hint="eastAsia"/>
-              </w:rPr>
-              <w:t>delete</w:t>
-            </w:r>
-            <w:r>
-              <w:t>Conf({transactionon:"true", diagnum:1, archiveon:"true", logbuffsize:2048, auditpath:"./"}, {GroupName:"db1", svcname:"20000"})</w:t>
-            </w:r>
-          </w:p>
-        </w:tc>
-        <w:tc>
-          <w:tcPr>
-            <w:tcW w:w="1751" w:type="dxa"/>
-          </w:tcPr>
-          <w:p>
-            <w:pPr>
-              <w:ind w:left="0"/>
-              <w:rPr>
-                <w:rFonts w:hint="eastAsia"/>
-              </w:rPr>
-            </w:pPr>
-            <w:r>
-              <w:rPr>
-                <w:rFonts w:hint="eastAsia"/>
-              </w:rPr>
-              <w:t>指定的配置恢复默认值，其中</w:t>
-            </w:r>
-            <w:r>
-              <w:rPr>
-                <w:rFonts w:hint="eastAsia"/>
-              </w:rPr>
-              <w:t>diagnum</w:t>
-            </w:r>
-            <w:r>
-              <w:rPr>
-                <w:rFonts w:hint="eastAsia"/>
-              </w:rPr>
-              <w:t>动态生效，</w:t>
-            </w:r>
-            <w:r>
-              <w:rPr>
-                <w:rFonts w:hint="eastAsia"/>
-              </w:rPr>
-              <w:t>transactionon/archiveon/</w:t>
-            </w:r>
-            <w:r>
-              <w:t xml:space="preserve"> logbuffsize</w:t>
-            </w:r>
-            <w:r>
-              <w:rPr>
-                <w:rFonts w:hint="eastAsia"/>
-              </w:rPr>
-              <w:t>重启生效，</w:t>
-            </w:r>
-            <w:r>
-              <w:rPr>
-                <w:rFonts w:hint="eastAsia"/>
-              </w:rPr>
-              <w:t>auditpath</w:t>
-            </w:r>
-            <w:r>
-              <w:rPr>
-                <w:rFonts w:hint="eastAsia"/>
-              </w:rPr>
-              <w:t>不能修改，重启生效和不能修改的配置通过</w:t>
-            </w:r>
-            <w:r>
-              <w:rPr>
-                <w:rFonts w:hint="eastAsia"/>
-              </w:rPr>
-              <w:t>getLastErrObj()</w:t>
-            </w:r>
-            <w:r>
-              <w:rPr>
-                <w:rFonts w:hint="eastAsia"/>
-              </w:rPr>
-              <w:t>告知用户</w:t>
-            </w:r>
-            <w:r>
-              <w:rPr>
-                <w:rFonts w:hint="eastAsia"/>
-              </w:rPr>
-              <w:t>，若配置值等于当前值，不报错</w:t>
-            </w:r>
-            <w:r>
-              <w:rPr>
-                <w:rFonts w:hint="eastAsia"/>
-              </w:rPr>
-              <w:t>（禁止生效配置除外）</w:t>
-            </w:r>
-            <w:r>
-              <w:rPr>
-                <w:rFonts w:hint="eastAsia"/>
-              </w:rPr>
-              <w:t>。</w:t>
+            <w:tcW w:w="1018" w:type="dxa"/>
+          </w:tcPr>
+          <w:p>
+            <w:pPr>
+              <w:ind w:left="0"/>
+              <w:rPr>
+                <w:rFonts w:hint="eastAsia"/>
+              </w:rPr>
+            </w:pPr>
+            <w:r>
+              <w:rPr>
+                <w:rFonts w:hint="eastAsia"/>
+              </w:rPr>
+              <w:t>0</w:t>
+            </w:r>
+            <w:r>
+              <w:rPr>
+                <w:rFonts w:hint="eastAsia"/>
+              </w:rPr>
+              <w:t>10</w:t>
+            </w:r>
+          </w:p>
+        </w:tc>
+        <w:tc>
+          <w:tcPr>
+            <w:tcW w:w="1118" w:type="dxa"/>
+          </w:tcPr>
+          <w:p>
+            <w:pPr>
+              <w:ind w:left="0"/>
+              <w:rPr>
+                <w:rFonts w:hint="eastAsia"/>
+              </w:rPr>
+            </w:pPr>
+            <w:r>
+              <w:rPr>
+                <w:rFonts w:hint="eastAsia"/>
+              </w:rPr>
+              <w:t>不影响</w:t>
+            </w:r>
+            <w:r>
+              <w:rPr>
+                <w:rFonts w:hint="eastAsia"/>
+              </w:rPr>
+              <w:t>sdb</w:t>
+            </w:r>
+            <w:r>
+              <w:rPr>
+                <w:rFonts w:hint="eastAsia"/>
+              </w:rPr>
+              <w:t>其他功能</w:t>
+            </w:r>
+          </w:p>
+        </w:tc>
+        <w:tc>
+          <w:tcPr>
+            <w:tcW w:w="3635" w:type="dxa"/>
+          </w:tcPr>
+          <w:p>
+            <w:pPr>
+              <w:ind w:left="0"/>
+              <w:rPr>
+                <w:rFonts w:hint="eastAsia"/>
+              </w:rPr>
+            </w:pPr>
+            <w:r>
+              <w:rPr>
+                <w:rFonts w:hint="eastAsia"/>
+              </w:rPr>
+              <w:t>使用</w:t>
+            </w:r>
+            <w:r>
+              <w:rPr>
+                <w:rFonts w:hint="eastAsia"/>
+              </w:rPr>
+              <w:t>reloadConf</w:t>
+            </w:r>
+          </w:p>
+        </w:tc>
+        <w:tc>
+          <w:tcPr>
+            <w:tcW w:w="2394" w:type="dxa"/>
+          </w:tcPr>
+          <w:p>
+            <w:pPr>
+              <w:ind w:left="0"/>
+              <w:rPr>
+                <w:rFonts w:hint="eastAsia"/>
+              </w:rPr>
+            </w:pPr>
+            <w:r>
+              <w:rPr>
+                <w:rFonts w:hint="eastAsia"/>
+              </w:rPr>
+              <w:t>功能正常</w:t>
             </w:r>
           </w:p>
         </w:tc>
@@ -7748,6 +8823,12 @@
             <w:pPr>
               <w:ind w:left="0"/>
             </w:pPr>
+            <w:r>
+              <w:rPr>
+                <w:rFonts w:hint="eastAsia"/>
+              </w:rPr>
+              <w:t>Y</w:t>
+            </w:r>
           </w:p>
         </w:tc>
         <w:tc>
@@ -7786,6 +8867,12 @@
             <w:pPr>
               <w:ind w:left="0"/>
             </w:pPr>
+            <w:r>
+              <w:rPr>
+                <w:rFonts w:hint="eastAsia"/>
+              </w:rPr>
+              <w:t>Y</w:t>
+            </w:r>
           </w:p>
         </w:tc>
         <w:tc>
@@ -7830,6 +8917,12 @@
             <w:pPr>
               <w:ind w:left="0"/>
             </w:pPr>
+            <w:r>
+              <w:rPr>
+                <w:rFonts w:hint="eastAsia"/>
+              </w:rPr>
+              <w:t>Y</w:t>
+            </w:r>
           </w:p>
         </w:tc>
         <w:tc>
@@ -7868,6 +8961,12 @@
             <w:pPr>
               <w:ind w:left="0"/>
             </w:pPr>
+            <w:r>
+              <w:rPr>
+                <w:rFonts w:hint="eastAsia"/>
+              </w:rPr>
+              <w:t>Y</w:t>
+            </w:r>
           </w:p>
         </w:tc>
         <w:tc>
@@ -7906,6 +9005,12 @@
             <w:pPr>
               <w:ind w:left="0"/>
             </w:pPr>
+            <w:r>
+              <w:rPr>
+                <w:rFonts w:hint="eastAsia"/>
+              </w:rPr>
+              <w:t>N</w:t>
+            </w:r>
           </w:p>
         </w:tc>
         <w:tc>
@@ -7944,6 +9049,12 @@
             <w:pPr>
               <w:ind w:left="0"/>
             </w:pPr>
+            <w:r>
+              <w:rPr>
+                <w:rFonts w:hint="eastAsia"/>
+              </w:rPr>
+              <w:t>Y</w:t>
+            </w:r>
           </w:p>
         </w:tc>
         <w:tc>
@@ -7982,6 +9093,12 @@
             <w:pPr>
               <w:ind w:left="0"/>
             </w:pPr>
+            <w:r>
+              <w:rPr>
+                <w:rFonts w:hint="eastAsia"/>
+              </w:rPr>
+              <w:t>Y</w:t>
+            </w:r>
           </w:p>
         </w:tc>
         <w:tc>
@@ -8020,6 +9137,12 @@
             <w:pPr>
               <w:ind w:left="0"/>
             </w:pPr>
+            <w:r>
+              <w:rPr>
+                <w:rFonts w:hint="eastAsia"/>
+              </w:rPr>
+              <w:t>Y</w:t>
+            </w:r>
           </w:p>
         </w:tc>
         <w:tc>
@@ -8064,6 +9187,12 @@
             <w:pPr>
               <w:ind w:left="0"/>
             </w:pPr>
+            <w:r>
+              <w:rPr>
+                <w:rFonts w:hint="eastAsia"/>
+              </w:rPr>
+              <w:t>N</w:t>
+            </w:r>
           </w:p>
         </w:tc>
         <w:tc>
@@ -8840,6 +9969,95 @@
     </w:lvl>
   </w:abstractNum>
   <w:abstractNum w:abstractNumId="8">
+    <w:nsid w:val="285C13F1"/>
+    <w:multiLevelType w:val="hybridMultilevel"/>
+    <w:tmpl w:val="C51EBD98"/>
+    <w:lvl w:ilvl="0" w:tplc="F95A77D0">
+      <w:start w:val="1"/>
+      <w:numFmt w:val="decimal"/>
+      <w:lvlText w:val="%1."/>
+      <w:lvlJc w:val="left"/>
+      <w:pPr>
+        <w:ind w:left="360" w:hanging="360"/>
+      </w:pPr>
+      <w:rPr>
+        <w:rFonts w:hint="default"/>
+      </w:rPr>
+    </w:lvl>
+    <w:lvl w:ilvl="1" w:tplc="04090019" w:tentative="1">
+      <w:start w:val="1"/>
+      <w:numFmt w:val="lowerLetter"/>
+      <w:lvlText w:val="%2)"/>
+      <w:lvlJc w:val="left"/>
+      <w:pPr>
+        <w:ind w:left="840" w:hanging="420"/>
+      </w:pPr>
+    </w:lvl>
+    <w:lvl w:ilvl="2" w:tplc="0409001B" w:tentative="1">
+      <w:start w:val="1"/>
+      <w:numFmt w:val="lowerRoman"/>
+      <w:lvlText w:val="%3."/>
+      <w:lvlJc w:val="right"/>
+      <w:pPr>
+        <w:ind w:left="1260" w:hanging="420"/>
+      </w:pPr>
+    </w:lvl>
+    <w:lvl w:ilvl="3" w:tplc="0409000F" w:tentative="1">
+      <w:start w:val="1"/>
+      <w:numFmt w:val="decimal"/>
+      <w:lvlText w:val="%4."/>
+      <w:lvlJc w:val="left"/>
+      <w:pPr>
+        <w:ind w:left="1680" w:hanging="420"/>
+      </w:pPr>
+    </w:lvl>
+    <w:lvl w:ilvl="4" w:tplc="04090019" w:tentative="1">
+      <w:start w:val="1"/>
+      <w:numFmt w:val="lowerLetter"/>
+      <w:lvlText w:val="%5)"/>
+      <w:lvlJc w:val="left"/>
+      <w:pPr>
+        <w:ind w:left="2100" w:hanging="420"/>
+      </w:pPr>
+    </w:lvl>
+    <w:lvl w:ilvl="5" w:tplc="0409001B" w:tentative="1">
+      <w:start w:val="1"/>
+      <w:numFmt w:val="lowerRoman"/>
+      <w:lvlText w:val="%6."/>
+      <w:lvlJc w:val="right"/>
+      <w:pPr>
+        <w:ind w:left="2520" w:hanging="420"/>
+      </w:pPr>
+    </w:lvl>
+    <w:lvl w:ilvl="6" w:tplc="0409000F" w:tentative="1">
+      <w:start w:val="1"/>
+      <w:numFmt w:val="decimal"/>
+      <w:lvlText w:val="%7."/>
+      <w:lvlJc w:val="left"/>
+      <w:pPr>
+        <w:ind w:left="2940" w:hanging="420"/>
+      </w:pPr>
+    </w:lvl>
+    <w:lvl w:ilvl="7" w:tplc="04090019" w:tentative="1">
+      <w:start w:val="1"/>
+      <w:numFmt w:val="lowerLetter"/>
+      <w:lvlText w:val="%8)"/>
+      <w:lvlJc w:val="left"/>
+      <w:pPr>
+        <w:ind w:left="3360" w:hanging="420"/>
+      </w:pPr>
+    </w:lvl>
+    <w:lvl w:ilvl="8" w:tplc="0409001B" w:tentative="1">
+      <w:start w:val="1"/>
+      <w:numFmt w:val="lowerRoman"/>
+      <w:lvlText w:val="%9."/>
+      <w:lvlJc w:val="right"/>
+      <w:pPr>
+        <w:ind w:left="3780" w:hanging="420"/>
+      </w:pPr>
+    </w:lvl>
+  </w:abstractNum>
+  <w:abstractNum w:abstractNumId="9">
     <w:nsid w:val="2F6576FD"/>
     <w:multiLevelType w:val="hybridMultilevel"/>
     <w:tmpl w:val="6346CCAC"/>
@@ -8928,7 +10146,7 @@
       </w:pPr>
     </w:lvl>
   </w:abstractNum>
-  <w:abstractNum w:abstractNumId="9">
+  <w:abstractNum w:abstractNumId="10">
     <w:nsid w:val="34305A62"/>
     <w:multiLevelType w:val="hybridMultilevel"/>
     <w:tmpl w:val="56EAE6D6"/>
@@ -9017,7 +10235,7 @@
       </w:pPr>
     </w:lvl>
   </w:abstractNum>
-  <w:abstractNum w:abstractNumId="10">
+  <w:abstractNum w:abstractNumId="11">
     <w:nsid w:val="453C62CA"/>
     <w:multiLevelType w:val="hybridMultilevel"/>
     <w:tmpl w:val="038C8434"/>
@@ -9106,7 +10324,7 @@
       </w:pPr>
     </w:lvl>
   </w:abstractNum>
-  <w:abstractNum w:abstractNumId="11">
+  <w:abstractNum w:abstractNumId="12">
     <w:nsid w:val="46461F62"/>
     <w:multiLevelType w:val="hybridMultilevel"/>
     <w:tmpl w:val="1090D8B8"/>
@@ -9195,7 +10413,7 @@
       </w:pPr>
     </w:lvl>
   </w:abstractNum>
-  <w:abstractNum w:abstractNumId="12">
+  <w:abstractNum w:abstractNumId="13">
     <w:nsid w:val="48BD3D30"/>
     <w:multiLevelType w:val="hybridMultilevel"/>
     <w:tmpl w:val="A2C0303C"/>
@@ -9284,7 +10502,7 @@
       </w:pPr>
     </w:lvl>
   </w:abstractNum>
-  <w:abstractNum w:abstractNumId="13">
+  <w:abstractNum w:abstractNumId="14">
     <w:nsid w:val="4CF631FE"/>
     <w:multiLevelType w:val="hybridMultilevel"/>
     <w:tmpl w:val="7EEA6B22"/>
@@ -9373,7 +10591,7 @@
       </w:pPr>
     </w:lvl>
   </w:abstractNum>
-  <w:abstractNum w:abstractNumId="14">
+  <w:abstractNum w:abstractNumId="15">
     <w:nsid w:val="589E00D2"/>
     <w:multiLevelType w:val="multilevel"/>
     <w:tmpl w:val="B6D0E996"/>
@@ -9495,7 +10713,7 @@
       </w:rPr>
     </w:lvl>
   </w:abstractNum>
-  <w:abstractNum w:abstractNumId="15">
+  <w:abstractNum w:abstractNumId="16">
     <w:nsid w:val="5B7D1BFA"/>
     <w:multiLevelType w:val="hybridMultilevel"/>
     <w:tmpl w:val="FE8251B6"/>
@@ -9584,7 +10802,7 @@
       </w:pPr>
     </w:lvl>
   </w:abstractNum>
-  <w:abstractNum w:abstractNumId="16">
+  <w:abstractNum w:abstractNumId="17">
     <w:nsid w:val="5CA459E2"/>
     <w:multiLevelType w:val="hybridMultilevel"/>
     <w:tmpl w:val="0A1059A0"/>
@@ -9673,7 +10891,7 @@
       </w:pPr>
     </w:lvl>
   </w:abstractNum>
-  <w:abstractNum w:abstractNumId="17">
+  <w:abstractNum w:abstractNumId="18">
     <w:nsid w:val="68EF6EAF"/>
     <w:multiLevelType w:val="hybridMultilevel"/>
     <w:tmpl w:val="AFB2D052"/>
@@ -9762,7 +10980,7 @@
       </w:pPr>
     </w:lvl>
   </w:abstractNum>
-  <w:abstractNum w:abstractNumId="18">
+  <w:abstractNum w:abstractNumId="19">
     <w:nsid w:val="71D37301"/>
     <w:multiLevelType w:val="hybridMultilevel"/>
     <w:tmpl w:val="659C8078"/>
@@ -9851,7 +11069,7 @@
       </w:pPr>
     </w:lvl>
   </w:abstractNum>
-  <w:abstractNum w:abstractNumId="19">
+  <w:abstractNum w:abstractNumId="20">
     <w:nsid w:val="789661B4"/>
     <w:multiLevelType w:val="hybridMultilevel"/>
     <w:tmpl w:val="8166B3DE"/>
@@ -9940,7 +11158,7 @@
       </w:pPr>
     </w:lvl>
   </w:abstractNum>
-  <w:abstractNum w:abstractNumId="20">
+  <w:abstractNum w:abstractNumId="21">
     <w:nsid w:val="78A22E53"/>
     <w:multiLevelType w:val="hybridMultilevel"/>
     <w:tmpl w:val="6346CCAC"/>
@@ -10033,7 +11251,7 @@
     <w:abstractNumId w:val="5"/>
   </w:num>
   <w:num w:numId="2">
-    <w:abstractNumId w:val="14"/>
+    <w:abstractNumId w:val="15"/>
   </w:num>
   <w:num w:numId="3">
     <w:abstractNumId w:val="7"/>
@@ -10048,16 +11266,16 @@
     <w:abstractNumId w:val="5"/>
   </w:num>
   <w:num w:numId="7">
-    <w:abstractNumId w:val="14"/>
+    <w:abstractNumId w:val="15"/>
   </w:num>
   <w:num w:numId="8">
-    <w:abstractNumId w:val="9"/>
+    <w:abstractNumId w:val="10"/>
   </w:num>
   <w:num w:numId="9">
-    <w:abstractNumId w:val="10"/>
+    <w:abstractNumId w:val="11"/>
   </w:num>
   <w:num w:numId="10">
-    <w:abstractNumId w:val="12"/>
+    <w:abstractNumId w:val="13"/>
   </w:num>
   <w:num w:numId="11">
     <w:abstractNumId w:val="0"/>
@@ -10066,25 +11284,25 @@
     <w:abstractNumId w:val="6"/>
   </w:num>
   <w:num w:numId="13">
-    <w:abstractNumId w:val="15"/>
+    <w:abstractNumId w:val="16"/>
   </w:num>
   <w:num w:numId="14">
     <w:abstractNumId w:val="1"/>
   </w:num>
   <w:num w:numId="15">
-    <w:abstractNumId w:val="16"/>
+    <w:abstractNumId w:val="17"/>
   </w:num>
   <w:num w:numId="16">
-    <w:abstractNumId w:val="13"/>
+    <w:abstractNumId w:val="14"/>
   </w:num>
   <w:num w:numId="17">
-    <w:abstractNumId w:val="14"/>
+    <w:abstractNumId w:val="15"/>
   </w:num>
   <w:num w:numId="18">
-    <w:abstractNumId w:val="8"/>
+    <w:abstractNumId w:val="9"/>
   </w:num>
   <w:num w:numId="19">
-    <w:abstractNumId w:val="20"/>
+    <w:abstractNumId w:val="21"/>
   </w:num>
   <w:num w:numId="20">
     <w:abstractNumId w:val="4"/>
@@ -10093,25 +11311,28 @@
     <w:abstractNumId w:val="2"/>
   </w:num>
   <w:num w:numId="22">
-    <w:abstractNumId w:val="14"/>
+    <w:abstractNumId w:val="15"/>
   </w:num>
   <w:num w:numId="23">
-    <w:abstractNumId w:val="19"/>
+    <w:abstractNumId w:val="20"/>
   </w:num>
   <w:num w:numId="24">
-    <w:abstractNumId w:val="11"/>
+    <w:abstractNumId w:val="12"/>
   </w:num>
   <w:num w:numId="25">
-    <w:abstractNumId w:val="17"/>
+    <w:abstractNumId w:val="18"/>
   </w:num>
   <w:num w:numId="26">
-    <w:abstractNumId w:val="14"/>
+    <w:abstractNumId w:val="15"/>
   </w:num>
   <w:num w:numId="27">
     <w:abstractNumId w:val="3"/>
   </w:num>
   <w:num w:numId="28">
-    <w:abstractNumId w:val="18"/>
+    <w:abstractNumId w:val="19"/>
+  </w:num>
+  <w:num w:numId="29">
+    <w:abstractNumId w:val="8"/>
   </w:num>
 </w:numbering>
 </file>

--- a/internal_doc/03.开发设计/Story-配置参数集中修改.docx
+++ b/internal_doc/03.开发设计/Story-配置参数集中修改.docx
@@ -269,31 +269,7 @@
               <w:rPr>
                 <w:rFonts w:hint="eastAsia"/>
               </w:rPr>
-              <w:t>2017-0</w:t>
-            </w:r>
-            <w:r>
-              <w:rPr>
-                <w:rFonts w:hint="eastAsia"/>
-              </w:rPr>
-              <w:t>3</w:t>
-            </w:r>
-            <w:r>
-              <w:rPr>
-                <w:rFonts w:hint="eastAsia"/>
-              </w:rPr>
-              <w:t>-</w:t>
-            </w:r>
-            <w:r>
-              <w:rPr>
-                <w:rFonts w:hint="eastAsia"/>
-              </w:rPr>
-              <w:t>12</w:t>
-            </w:r>
-            <w:r>
-              <w:rPr>
-                <w:rFonts w:hint="eastAsia"/>
-              </w:rPr>
-              <w:t xml:space="preserve">  </w:t>
+              <w:t xml:space="preserve">2017-03-12  </w:t>
             </w:r>
             <w:r>
               <w:rPr>
@@ -315,13 +291,7 @@
               <w:rPr>
                 <w:rFonts w:hint="eastAsia"/>
               </w:rPr>
-              <w:t xml:space="preserve">final </w:t>
-            </w:r>
-            <w:r>
-              <w:rPr>
-                <w:rFonts w:hint="eastAsia"/>
-              </w:rPr>
-              <w:t>revision</w:t>
+              <w:t>final revision</w:t>
             </w:r>
             <w:r>
               <w:rPr>
@@ -2138,13 +2108,7 @@
         </w:tc>
       </w:tr>
     </w:tbl>
-    <w:p>
-      <w:pPr>
-        <w:rPr>
-          <w:rFonts w:hint="eastAsia"/>
-        </w:rPr>
-      </w:pPr>
-    </w:p>
+    <w:p/>
     <w:p>
       <w:pPr>
         <w:pStyle w:val="ListParagraph"/>
@@ -2153,9 +2117,6 @@
           <w:numId w:val="18"/>
         </w:numPr>
         <w:ind w:firstLineChars="0"/>
-        <w:rPr>
-          <w:rFonts w:hint="eastAsia"/>
-        </w:rPr>
       </w:pPr>
       <w:r>
         <w:rPr>
@@ -2168,9 +2129,6 @@
       <w:pPr>
         <w:pStyle w:val="ListParagraph"/>
         <w:ind w:left="717" w:firstLineChars="0" w:firstLine="0"/>
-        <w:rPr>
-          <w:rFonts w:hint="eastAsia"/>
-        </w:rPr>
       </w:pPr>
       <w:r>
         <w:rPr>
@@ -2204,9 +2162,6 @@
       <w:pPr>
         <w:pStyle w:val="ListParagraph"/>
         <w:ind w:left="717" w:firstLineChars="0" w:firstLine="0"/>
-        <w:rPr>
-          <w:rFonts w:hint="eastAsia"/>
-        </w:rPr>
       </w:pPr>
       <w:r>
         <w:rPr>
@@ -2246,9 +2201,6 @@
       <w:pPr>
         <w:pStyle w:val="ListParagraph"/>
         <w:ind w:left="717" w:firstLineChars="0" w:firstLine="0"/>
-        <w:rPr>
-          <w:rFonts w:hint="eastAsia"/>
-        </w:rPr>
       </w:pPr>
       <w:r>
         <w:rPr>
@@ -2285,9 +2237,6 @@
       <w:pPr>
         <w:pStyle w:val="ListParagraph"/>
         <w:ind w:left="717" w:firstLineChars="0" w:firstLine="0"/>
-        <w:rPr>
-          <w:rFonts w:hint="eastAsia"/>
-        </w:rPr>
       </w:pPr>
       <w:r>
         <w:rPr>
@@ -2300,9 +2249,6 @@
       <w:pPr>
         <w:pStyle w:val="ListParagraph"/>
         <w:ind w:left="717" w:firstLineChars="0" w:firstLine="0"/>
-        <w:rPr>
-          <w:rFonts w:hint="eastAsia"/>
-        </w:rPr>
       </w:pPr>
       <w:r>
         <w:rPr>
@@ -2321,9 +2267,6 @@
       <w:pPr>
         <w:pStyle w:val="ListParagraph"/>
         <w:ind w:left="717" w:firstLineChars="0" w:firstLine="0"/>
-        <w:rPr>
-          <w:rFonts w:hint="eastAsia"/>
-        </w:rPr>
       </w:pPr>
       <w:r>
         <w:rPr>
@@ -2360,9 +2303,6 @@
       <w:pPr>
         <w:pStyle w:val="ListParagraph"/>
         <w:ind w:left="717" w:firstLineChars="0" w:firstLine="0"/>
-        <w:rPr>
-          <w:rFonts w:hint="eastAsia"/>
-        </w:rPr>
       </w:pPr>
       <w:r>
         <w:rPr>
@@ -3320,11 +3260,6 @@
       </w:r>
     </w:p>
     <w:p>
-      <w:pPr>
-        <w:rPr>
-          <w:rFonts w:hint="eastAsia"/>
-        </w:rPr>
-      </w:pPr>
       <w:r>
         <w:object w:dxaOrig="10443" w:dyaOrig="14379">
           <v:shapetype id="_x0000_t75" coordsize="21600,21600" o:spt="75" o:preferrelative="t" path="m@4@5l@4@11@9@11@9@5xe" filled="f" stroked="f">
@@ -3346,10 +3281,10 @@
             <v:path o:extrusionok="f" gradientshapeok="t" o:connecttype="rect"/>
             <o:lock v:ext="edit" aspectratio="t"/>
           </v:shapetype>
-          <v:shape id="_x0000_i1025" type="#_x0000_t75" style="width:414.75pt;height:571.5pt" o:ole="">
+          <v:shape id="_x0000_i1025" type="#_x0000_t75" style="width:414.5pt;height:571.5pt" o:ole="">
             <v:imagedata r:id="rId7" o:title=""/>
           </v:shape>
-          <o:OLEObject Type="Embed" ProgID="Visio.Drawing.11" ShapeID="_x0000_i1025" DrawAspect="Content" ObjectID="_1582479879" r:id="rId8"/>
+          <o:OLEObject Type="Embed" ProgID="Visio.Drawing.11" ShapeID="_x0000_i1025" DrawAspect="Content" ObjectID="_1582532804" r:id="rId8"/>
         </w:object>
       </w:r>
     </w:p>
@@ -3364,10 +3299,10 @@
     <w:p>
       <w:r>
         <w:object w:dxaOrig="3853" w:dyaOrig="12805">
-          <v:shape id="_x0000_i1026" type="#_x0000_t75" style="width:192.75pt;height:640.5pt" o:ole="">
+          <v:shape id="_x0000_i1026" type="#_x0000_t75" style="width:193pt;height:640.5pt" o:ole="">
             <v:imagedata r:id="rId9" o:title=""/>
           </v:shape>
-          <o:OLEObject Type="Embed" ProgID="Visio.Drawing.11" ShapeID="_x0000_i1026" DrawAspect="Content" ObjectID="_1582479880" r:id="rId10"/>
+          <o:OLEObject Type="Embed" ProgID="Visio.Drawing.11" ShapeID="_x0000_i1026" DrawAspect="Content" ObjectID="_1582532805" r:id="rId10"/>
         </w:object>
       </w:r>
     </w:p>
@@ -3674,10 +3609,10 @@
     <w:p>
       <w:r>
         <w:object w:dxaOrig="9679" w:dyaOrig="9985">
-          <v:shape id="_x0000_i1027" type="#_x0000_t75" style="width:415.5pt;height:428.25pt" o:ole="">
+          <v:shape id="_x0000_i1027" type="#_x0000_t75" style="width:415.5pt;height:428.5pt" o:ole="">
             <v:imagedata r:id="rId11" o:title=""/>
           </v:shape>
-          <o:OLEObject Type="Embed" ProgID="Visio.Drawing.11" ShapeID="_x0000_i1027" DrawAspect="Content" ObjectID="_1582479881" r:id="rId12"/>
+          <o:OLEObject Type="Embed" ProgID="Visio.Drawing.11" ShapeID="_x0000_i1027" DrawAspect="Content" ObjectID="_1582532806" r:id="rId12"/>
         </w:object>
       </w:r>
     </w:p>
@@ -3692,10 +3627,10 @@
     <w:p>
       <w:r>
         <w:object w:dxaOrig="5667" w:dyaOrig="10492">
-          <v:shape id="_x0000_i1029" type="#_x0000_t75" style="width:283.5pt;height:524.25pt" o:ole="">
+          <v:shape id="_x0000_i1028" type="#_x0000_t75" style="width:283.5pt;height:524pt" o:ole="">
             <v:imagedata r:id="rId13" o:title=""/>
           </v:shape>
-          <o:OLEObject Type="Embed" ProgID="Visio.Drawing.11" ShapeID="_x0000_i1029" DrawAspect="Content" ObjectID="_1582479882" r:id="rId14"/>
+          <o:OLEObject Type="Embed" ProgID="Visio.Drawing.11" ShapeID="_x0000_i1028" DrawAspect="Content" ObjectID="_1582532807" r:id="rId14"/>
         </w:object>
       </w:r>
     </w:p>
@@ -3899,10 +3834,10 @@
     <w:p>
       <w:r>
         <w:object w:dxaOrig="6403" w:dyaOrig="3014">
-          <v:shape id="_x0000_i1030" type="#_x0000_t75" style="width:320.25pt;height:150.75pt" o:ole="">
+          <v:shape id="_x0000_i1029" type="#_x0000_t75" style="width:320pt;height:150.5pt" o:ole="">
             <v:imagedata r:id="rId15" o:title=""/>
           </v:shape>
-          <o:OLEObject Type="Embed" ProgID="Visio.Drawing.11" ShapeID="_x0000_i1030" DrawAspect="Content" ObjectID="_1582479883" r:id="rId16"/>
+          <o:OLEObject Type="Embed" ProgID="Visio.Drawing.11" ShapeID="_x0000_i1029" DrawAspect="Content" ObjectID="_1582532808" r:id="rId16"/>
         </w:object>
       </w:r>
     </w:p>
@@ -3924,10 +3859,10 @@
     <w:p>
       <w:r>
         <w:object w:dxaOrig="3739" w:dyaOrig="3456">
-          <v:shape id="_x0000_i1028" type="#_x0000_t75" style="width:187.5pt;height:172.5pt" o:ole="">
+          <v:shape id="_x0000_i1030" type="#_x0000_t75" style="width:187.5pt;height:172.5pt" o:ole="">
             <v:imagedata r:id="rId17" o:title=""/>
           </v:shape>
-          <o:OLEObject Type="Embed" ProgID="Visio.Drawing.11" ShapeID="_x0000_i1028" DrawAspect="Content" ObjectID="_1582479884" r:id="rId18"/>
+          <o:OLEObject Type="Embed" ProgID="Visio.Drawing.11" ShapeID="_x0000_i1030" DrawAspect="Content" ObjectID="_1582532809" r:id="rId18"/>
         </w:object>
       </w:r>
     </w:p>
@@ -3952,17 +3887,12 @@
       </w:r>
     </w:p>
     <w:p>
-      <w:pPr>
-        <w:rPr>
-          <w:rFonts w:hint="eastAsia"/>
-        </w:rPr>
-      </w:pPr>
       <w:r>
         <w:object w:dxaOrig="7453" w:dyaOrig="13661">
-          <v:shape id="_x0000_i1031" type="#_x0000_t75" style="width:372.75pt;height:683.25pt" o:ole="">
+          <v:shape id="_x0000_i1031" type="#_x0000_t75" style="width:372.5pt;height:683pt" o:ole="">
             <v:imagedata r:id="rId19" o:title=""/>
           </v:shape>
-          <o:OLEObject Type="Embed" ProgID="Visio.Drawing.11" ShapeID="_x0000_i1031" DrawAspect="Content" ObjectID="_1582479885" r:id="rId20"/>
+          <o:OLEObject Type="Embed" ProgID="Visio.Drawing.11" ShapeID="_x0000_i1031" DrawAspect="Content" ObjectID="_1582532810" r:id="rId20"/>
         </w:object>
       </w:r>
     </w:p>
@@ -3977,11 +3907,6 @@
     </w:p>
     <w:p/>
     <w:p>
-      <w:pPr>
-        <w:rPr>
-          <w:rFonts w:hint="eastAsia"/>
-        </w:rPr>
-      </w:pPr>
       <w:r>
         <w:rPr>
           <w:rFonts w:hint="eastAsia"/>
@@ -4009,9 +3934,6 @@
           <w:numId w:val="28"/>
         </w:numPr>
         <w:ind w:firstLineChars="0"/>
-        <w:rPr>
-          <w:rFonts w:hint="eastAsia"/>
-        </w:rPr>
       </w:pPr>
       <w:r>
         <w:rPr>
@@ -4030,9 +3952,6 @@
       <w:pPr>
         <w:pStyle w:val="ListParagraph"/>
         <w:ind w:left="717" w:firstLineChars="0" w:firstLine="0"/>
-        <w:rPr>
-          <w:rFonts w:hint="eastAsia"/>
-        </w:rPr>
       </w:pPr>
       <w:r>
         <w:rPr>
@@ -4057,9 +3976,6 @@
       <w:pPr>
         <w:pStyle w:val="ListParagraph"/>
         <w:ind w:left="717" w:firstLineChars="0" w:firstLine="0"/>
-        <w:rPr>
-          <w:rFonts w:hint="eastAsia"/>
-        </w:rPr>
       </w:pPr>
     </w:p>
     <w:p>
@@ -4070,9 +3986,6 @@
           <w:numId w:val="28"/>
         </w:numPr>
         <w:ind w:firstLineChars="0"/>
-        <w:rPr>
-          <w:rFonts w:hint="eastAsia"/>
-        </w:rPr>
       </w:pPr>
       <w:r>
         <w:rPr>
@@ -4091,9 +4004,6 @@
       <w:pPr>
         <w:pStyle w:val="ListParagraph"/>
         <w:ind w:left="717" w:firstLineChars="0" w:firstLine="0"/>
-        <w:rPr>
-          <w:rFonts w:hint="eastAsia"/>
-        </w:rPr>
       </w:pPr>
       <w:r>
         <w:rPr>
@@ -4118,9 +4028,6 @@
       <w:pPr>
         <w:pStyle w:val="ListParagraph"/>
         <w:ind w:left="717" w:firstLineChars="0" w:firstLine="0"/>
-        <w:rPr>
-          <w:rFonts w:hint="eastAsia"/>
-        </w:rPr>
       </w:pPr>
     </w:p>
     <w:p>
@@ -4131,9 +4038,6 @@
           <w:numId w:val="28"/>
         </w:numPr>
         <w:ind w:firstLineChars="0"/>
-        <w:rPr>
-          <w:rFonts w:hint="eastAsia"/>
-        </w:rPr>
       </w:pPr>
       <w:r>
         <w:rPr>
@@ -4146,9 +4050,6 @@
       <w:pPr>
         <w:pStyle w:val="ListParagraph"/>
         <w:ind w:left="717" w:firstLineChars="0" w:firstLine="0"/>
-        <w:rPr>
-          <w:rFonts w:hint="eastAsia"/>
-        </w:rPr>
       </w:pPr>
       <w:r>
         <w:rPr>
@@ -4173,9 +4074,6 @@
       <w:pPr>
         <w:pStyle w:val="ListParagraph"/>
         <w:ind w:left="717" w:firstLineChars="0" w:firstLine="0"/>
-        <w:rPr>
-          <w:rFonts w:hint="eastAsia"/>
-        </w:rPr>
       </w:pPr>
     </w:p>
     <w:p>
@@ -4210,13 +4108,7 @@
         <w:t>函数。</w:t>
       </w:r>
     </w:p>
-    <w:p>
-      <w:pPr>
-        <w:rPr>
-          <w:rFonts w:hint="eastAsia"/>
-        </w:rPr>
-      </w:pPr>
-    </w:p>
+    <w:p/>
     <w:p>
       <w:r>
         <w:rPr>
@@ -4289,11 +4181,6 @@
       </w:r>
     </w:p>
     <w:p>
-      <w:pPr>
-        <w:rPr>
-          <w:rFonts w:hint="eastAsia"/>
-        </w:rPr>
-      </w:pPr>
       <w:r>
         <w:rPr>
           <w:rFonts w:hint="eastAsia"/>
@@ -4511,9 +4398,6 @@
     <w:p>
       <w:pPr>
         <w:ind w:left="0"/>
-        <w:rPr>
-          <w:rFonts w:hint="eastAsia"/>
-        </w:rPr>
       </w:pPr>
       <w:r>
         <w:t xml:space="preserve">      PMD_CFG_STEP_REINIT,                   // re-init</w:t>
@@ -4737,19 +4621,8 @@
         <w:t>;</w:t>
       </w:r>
     </w:p>
-    <w:p>
-      <w:pPr>
-        <w:rPr>
-          <w:rFonts w:hint="eastAsia"/>
-        </w:rPr>
-      </w:pPr>
-    </w:p>
-    <w:p>
-      <w:pPr>
-        <w:rPr>
-          <w:rFonts w:hint="eastAsia"/>
-        </w:rPr>
-      </w:pPr>
+    <w:p/>
+    <w:p>
       <w:r>
         <w:lastRenderedPageBreak/>
         <w:t>mapKeyField</w:t>
@@ -4824,19 +4697,8 @@
         <w:t>的组合代表每一项的修改情况，然后根据这些修改情况进行之后的报错和写盘操作。</w:t>
       </w:r>
     </w:p>
-    <w:p>
-      <w:pPr>
-        <w:rPr>
-          <w:rFonts w:hint="eastAsia"/>
-        </w:rPr>
-      </w:pPr>
-    </w:p>
-    <w:p>
-      <w:pPr>
-        <w:rPr>
-          <w:rFonts w:hint="eastAsia"/>
-        </w:rPr>
-      </w:pPr>
+    <w:p/>
+    <w:p>
       <w:r>
         <w:rPr>
           <w:rFonts w:hint="eastAsia"/>
@@ -4866,9 +4728,6 @@
           <w:p>
             <w:pPr>
               <w:ind w:left="0"/>
-              <w:rPr>
-                <w:rFonts w:hint="eastAsia"/>
-              </w:rPr>
             </w:pPr>
             <w:r>
               <w:rPr>
@@ -4951,9 +4810,6 @@
           <w:p>
             <w:pPr>
               <w:ind w:left="0"/>
-              <w:rPr>
-                <w:rFonts w:hint="eastAsia"/>
-              </w:rPr>
             </w:pPr>
             <w:r>
               <w:rPr>
@@ -4970,9 +4826,6 @@
           <w:p>
             <w:pPr>
               <w:ind w:left="0"/>
-              <w:rPr>
-                <w:rFonts w:hint="eastAsia"/>
-              </w:rPr>
             </w:pPr>
             <w:r>
               <w:rPr>
@@ -4989,9 +4842,6 @@
           <w:p>
             <w:pPr>
               <w:ind w:left="0"/>
-              <w:rPr>
-                <w:rFonts w:hint="eastAsia"/>
-              </w:rPr>
             </w:pPr>
             <w:r>
               <w:rPr>
@@ -5008,9 +4858,6 @@
           <w:p>
             <w:pPr>
               <w:ind w:left="0"/>
-              <w:rPr>
-                <w:rFonts w:hint="eastAsia"/>
-              </w:rPr>
             </w:pPr>
             <w:r>
               <w:rPr>
@@ -5022,9 +4869,6 @@
           <w:p>
             <w:pPr>
               <w:ind w:left="0"/>
-              <w:rPr>
-                <w:rFonts w:hint="eastAsia"/>
-              </w:rPr>
             </w:pPr>
             <w:r>
               <w:rPr>
@@ -5041,9 +4885,6 @@
           <w:p>
             <w:pPr>
               <w:ind w:left="0"/>
-              <w:rPr>
-                <w:rFonts w:hint="eastAsia"/>
-              </w:rPr>
             </w:pPr>
             <w:r>
               <w:rPr>
@@ -5062,9 +4903,6 @@
           <w:p>
             <w:pPr>
               <w:ind w:left="0"/>
-              <w:rPr>
-                <w:rFonts w:hint="eastAsia"/>
-              </w:rPr>
             </w:pPr>
             <w:r>
               <w:rPr>
@@ -5081,9 +4919,6 @@
           <w:p>
             <w:pPr>
               <w:ind w:left="0"/>
-              <w:rPr>
-                <w:rFonts w:hint="eastAsia"/>
-              </w:rPr>
             </w:pPr>
             <w:r>
               <w:rPr>
@@ -5100,9 +4935,6 @@
           <w:p>
             <w:pPr>
               <w:ind w:left="0"/>
-              <w:rPr>
-                <w:rFonts w:hint="eastAsia"/>
-              </w:rPr>
             </w:pPr>
             <w:r>
               <w:rPr>
@@ -5119,9 +4951,6 @@
           <w:p>
             <w:pPr>
               <w:ind w:left="0"/>
-              <w:rPr>
-                <w:rFonts w:hint="eastAsia"/>
-              </w:rPr>
             </w:pPr>
             <w:r>
               <w:rPr>
@@ -5138,9 +4967,6 @@
           <w:p>
             <w:pPr>
               <w:ind w:left="0"/>
-              <w:rPr>
-                <w:rFonts w:hint="eastAsia"/>
-              </w:rPr>
             </w:pPr>
             <w:r>
               <w:rPr>
@@ -5159,9 +4985,6 @@
           <w:p>
             <w:pPr>
               <w:ind w:left="0"/>
-              <w:rPr>
-                <w:rFonts w:hint="eastAsia"/>
-              </w:rPr>
             </w:pPr>
             <w:r>
               <w:rPr>
@@ -5178,9 +5001,6 @@
           <w:p>
             <w:pPr>
               <w:ind w:left="0"/>
-              <w:rPr>
-                <w:rFonts w:hint="eastAsia"/>
-              </w:rPr>
             </w:pPr>
             <w:r>
               <w:rPr>
@@ -5197,9 +5017,6 @@
           <w:p>
             <w:pPr>
               <w:ind w:left="0"/>
-              <w:rPr>
-                <w:rFonts w:hint="eastAsia"/>
-              </w:rPr>
             </w:pPr>
             <w:r>
               <w:rPr>
@@ -5216,9 +5033,6 @@
           <w:p>
             <w:pPr>
               <w:ind w:left="0"/>
-              <w:rPr>
-                <w:rFonts w:hint="eastAsia"/>
-              </w:rPr>
             </w:pPr>
             <w:r>
               <w:rPr>
@@ -5235,27 +5049,12 @@
           <w:p>
             <w:pPr>
               <w:ind w:left="0"/>
-              <w:rPr>
-                <w:rFonts w:hint="eastAsia"/>
-              </w:rPr>
-            </w:pPr>
-            <w:r>
-              <w:rPr>
-                <w:rFonts w:hint="eastAsia"/>
-              </w:rPr>
-              <w:t>用户输入的</w:t>
-            </w:r>
-            <w:r>
-              <w:rPr>
-                <w:rFonts w:hint="eastAsia"/>
-              </w:rPr>
-              <w:t>等于当前值的</w:t>
-            </w:r>
-            <w:r>
-              <w:rPr>
-                <w:rFonts w:hint="eastAsia"/>
-              </w:rPr>
-              <w:t>动态生效配置</w:t>
+            </w:pPr>
+            <w:r>
+              <w:rPr>
+                <w:rFonts w:hint="eastAsia"/>
+              </w:rPr>
+              <w:t>用户输入的等于当前值的动态生效配置</w:t>
             </w:r>
           </w:p>
         </w:tc>
@@ -5268,9 +5067,6 @@
           <w:p>
             <w:pPr>
               <w:ind w:left="0"/>
-              <w:rPr>
-                <w:rFonts w:hint="eastAsia"/>
-              </w:rPr>
             </w:pPr>
             <w:r>
               <w:rPr>
@@ -5287,9 +5083,6 @@
           <w:p>
             <w:pPr>
               <w:ind w:left="0"/>
-              <w:rPr>
-                <w:rFonts w:hint="eastAsia"/>
-              </w:rPr>
             </w:pPr>
             <w:r>
               <w:rPr>
@@ -5306,9 +5099,6 @@
           <w:p>
             <w:pPr>
               <w:ind w:left="0"/>
-              <w:rPr>
-                <w:rFonts w:hint="eastAsia"/>
-              </w:rPr>
             </w:pPr>
             <w:r>
               <w:rPr>
@@ -5325,9 +5115,6 @@
           <w:p>
             <w:pPr>
               <w:ind w:left="0"/>
-              <w:rPr>
-                <w:rFonts w:hint="eastAsia"/>
-              </w:rPr>
             </w:pPr>
             <w:r>
               <w:rPr>
@@ -5344,9 +5131,6 @@
           <w:p>
             <w:pPr>
               <w:ind w:left="0"/>
-              <w:rPr>
-                <w:rFonts w:hint="eastAsia"/>
-              </w:rPr>
             </w:pPr>
             <w:r>
               <w:rPr>
@@ -5365,9 +5149,6 @@
           <w:p>
             <w:pPr>
               <w:ind w:left="0"/>
-              <w:rPr>
-                <w:rFonts w:hint="eastAsia"/>
-              </w:rPr>
             </w:pPr>
             <w:r>
               <w:rPr>
@@ -5384,9 +5165,6 @@
           <w:p>
             <w:pPr>
               <w:ind w:left="0"/>
-              <w:rPr>
-                <w:rFonts w:hint="eastAsia"/>
-              </w:rPr>
             </w:pPr>
             <w:r>
               <w:rPr>
@@ -5403,9 +5181,6 @@
           <w:p>
             <w:pPr>
               <w:ind w:left="0"/>
-              <w:rPr>
-                <w:rFonts w:hint="eastAsia"/>
-              </w:rPr>
             </w:pPr>
             <w:r>
               <w:rPr>
@@ -5422,9 +5197,6 @@
           <w:p>
             <w:pPr>
               <w:ind w:left="0"/>
-              <w:rPr>
-                <w:rFonts w:hint="eastAsia"/>
-              </w:rPr>
             </w:pPr>
             <w:r>
               <w:rPr>
@@ -5441,27 +5213,12 @@
           <w:p>
             <w:pPr>
               <w:ind w:left="0"/>
-              <w:rPr>
-                <w:rFonts w:hint="eastAsia"/>
-              </w:rPr>
-            </w:pPr>
-            <w:r>
-              <w:rPr>
-                <w:rFonts w:hint="eastAsia"/>
-              </w:rPr>
-              <w:t>用户输入的</w:t>
-            </w:r>
-            <w:r>
-              <w:rPr>
-                <w:rFonts w:hint="eastAsia"/>
-              </w:rPr>
-              <w:t>等于当前值的</w:t>
-            </w:r>
-            <w:r>
-              <w:rPr>
-                <w:rFonts w:hint="eastAsia"/>
-              </w:rPr>
-              <w:t>重启生效配置</w:t>
+            </w:pPr>
+            <w:r>
+              <w:rPr>
+                <w:rFonts w:hint="eastAsia"/>
+              </w:rPr>
+              <w:t>用户输入的等于当前值的重启生效配置</w:t>
             </w:r>
           </w:p>
         </w:tc>
@@ -5474,9 +5231,6 @@
           <w:p>
             <w:pPr>
               <w:ind w:left="0"/>
-              <w:rPr>
-                <w:rFonts w:hint="eastAsia"/>
-              </w:rPr>
             </w:pPr>
             <w:r>
               <w:rPr>
@@ -5493,9 +5247,6 @@
           <w:p>
             <w:pPr>
               <w:ind w:left="0"/>
-              <w:rPr>
-                <w:rFonts w:hint="eastAsia"/>
-              </w:rPr>
             </w:pPr>
             <w:r>
               <w:rPr>
@@ -5512,9 +5263,6 @@
           <w:p>
             <w:pPr>
               <w:ind w:left="0"/>
-              <w:rPr>
-                <w:rFonts w:hint="eastAsia"/>
-              </w:rPr>
             </w:pPr>
             <w:r>
               <w:rPr>
@@ -5531,9 +5279,6 @@
           <w:p>
             <w:pPr>
               <w:ind w:left="0"/>
-              <w:rPr>
-                <w:rFonts w:hint="eastAsia"/>
-              </w:rPr>
             </w:pPr>
             <w:r>
               <w:rPr>
@@ -5550,9 +5295,6 @@
           <w:p>
             <w:pPr>
               <w:ind w:left="0"/>
-              <w:rPr>
-                <w:rFonts w:hint="eastAsia"/>
-              </w:rPr>
             </w:pPr>
             <w:r>
               <w:rPr>
@@ -5577,9 +5319,6 @@
           <w:p>
             <w:pPr>
               <w:ind w:left="0"/>
-              <w:rPr>
-                <w:rFonts w:hint="eastAsia"/>
-              </w:rPr>
             </w:pPr>
             <w:r>
               <w:rPr>
@@ -5596,9 +5335,6 @@
           <w:p>
             <w:pPr>
               <w:ind w:left="0"/>
-              <w:rPr>
-                <w:rFonts w:hint="eastAsia"/>
-              </w:rPr>
             </w:pPr>
             <w:r>
               <w:rPr>
@@ -5615,9 +5351,6 @@
           <w:p>
             <w:pPr>
               <w:ind w:left="0"/>
-              <w:rPr>
-                <w:rFonts w:hint="eastAsia"/>
-              </w:rPr>
             </w:pPr>
             <w:r>
               <w:rPr>
@@ -5634,9 +5367,6 @@
           <w:p>
             <w:pPr>
               <w:ind w:left="0"/>
-              <w:rPr>
-                <w:rFonts w:hint="eastAsia"/>
-              </w:rPr>
             </w:pPr>
             <w:r>
               <w:rPr>
@@ -5653,27 +5383,12 @@
           <w:p>
             <w:pPr>
               <w:ind w:left="0"/>
-              <w:rPr>
-                <w:rFonts w:hint="eastAsia"/>
-              </w:rPr>
-            </w:pPr>
-            <w:r>
-              <w:rPr>
-                <w:rFonts w:hint="eastAsia"/>
-              </w:rPr>
-              <w:t>用户输入的</w:t>
-            </w:r>
-            <w:r>
-              <w:rPr>
-                <w:rFonts w:hint="eastAsia"/>
-              </w:rPr>
-              <w:t>等于当前值的</w:t>
-            </w:r>
-            <w:r>
-              <w:rPr>
-                <w:rFonts w:hint="eastAsia"/>
-              </w:rPr>
-              <w:t>禁止修改配置，且该配置同时存在于配置文件中</w:t>
+            </w:pPr>
+            <w:r>
+              <w:rPr>
+                <w:rFonts w:hint="eastAsia"/>
+              </w:rPr>
+              <w:t>用户输入的等于当前值的禁止修改配置，且该配置同时存在于配置文件中</w:t>
             </w:r>
           </w:p>
         </w:tc>
@@ -5686,9 +5401,6 @@
           <w:p>
             <w:pPr>
               <w:ind w:left="0"/>
-              <w:rPr>
-                <w:rFonts w:hint="eastAsia"/>
-              </w:rPr>
             </w:pPr>
             <w:r>
               <w:rPr>
@@ -5705,9 +5417,6 @@
           <w:p>
             <w:pPr>
               <w:ind w:left="0"/>
-              <w:rPr>
-                <w:rFonts w:hint="eastAsia"/>
-              </w:rPr>
             </w:pPr>
             <w:r>
               <w:rPr>
@@ -5724,9 +5433,6 @@
           <w:p>
             <w:pPr>
               <w:ind w:left="0"/>
-              <w:rPr>
-                <w:rFonts w:hint="eastAsia"/>
-              </w:rPr>
             </w:pPr>
             <w:r>
               <w:rPr>
@@ -5743,9 +5449,6 @@
           <w:p>
             <w:pPr>
               <w:ind w:left="0"/>
-              <w:rPr>
-                <w:rFonts w:hint="eastAsia"/>
-              </w:rPr>
             </w:pPr>
             <w:r>
               <w:rPr>
@@ -5762,9 +5465,6 @@
           <w:p>
             <w:pPr>
               <w:ind w:left="0"/>
-              <w:rPr>
-                <w:rFonts w:hint="eastAsia"/>
-              </w:rPr>
             </w:pPr>
             <w:r>
               <w:rPr>
@@ -5777,11 +5477,6 @@
       </w:tr>
     </w:tbl>
     <w:p>
-      <w:pPr>
-        <w:rPr>
-          <w:rFonts w:hint="eastAsia"/>
-        </w:rPr>
-      </w:pPr>
       <w:r>
         <w:rPr>
           <w:rFonts w:hint="eastAsia"/>
@@ -5790,11 +5485,6 @@
       </w:r>
     </w:p>
     <w:p>
-      <w:pPr>
-        <w:rPr>
-          <w:rFonts w:hint="eastAsia"/>
-        </w:rPr>
-      </w:pPr>
       <w:r>
         <w:rPr>
           <w:rFonts w:hint="eastAsia"/>
@@ -5809,11 +5499,6 @@
       </w:r>
     </w:p>
     <w:p>
-      <w:pPr>
-        <w:rPr>
-          <w:rFonts w:hint="eastAsia"/>
-        </w:rPr>
-      </w:pPr>
       <w:r>
         <w:rPr>
           <w:rFonts w:hint="eastAsia"/>
@@ -5840,11 +5525,6 @@
       </w:r>
     </w:p>
     <w:p>
-      <w:pPr>
-        <w:rPr>
-          <w:rFonts w:hint="eastAsia"/>
-        </w:rPr>
-      </w:pPr>
       <w:r>
         <w:rPr>
           <w:rFonts w:hint="eastAsia"/>
@@ -5871,11 +5551,6 @@
       </w:r>
     </w:p>
     <w:p>
-      <w:pPr>
-        <w:rPr>
-          <w:rFonts w:hint="eastAsia"/>
-        </w:rPr>
-      </w:pPr>
       <w:r>
         <w:rPr>
           <w:rFonts w:hint="eastAsia"/>
@@ -5883,19 +5558,8 @@
         <w:t>无效值：不报错</w:t>
       </w:r>
     </w:p>
-    <w:p>
-      <w:pPr>
-        <w:rPr>
-          <w:rFonts w:hint="eastAsia"/>
-        </w:rPr>
-      </w:pPr>
-    </w:p>
-    <w:p>
-      <w:pPr>
-        <w:rPr>
-          <w:rFonts w:hint="eastAsia"/>
-        </w:rPr>
-      </w:pPr>
+    <w:p/>
+    <w:p>
       <w:r>
         <w:rPr>
           <w:rFonts w:hint="eastAsia"/>
@@ -5904,11 +5568,6 @@
       </w:r>
     </w:p>
     <w:p>
-      <w:pPr>
-        <w:rPr>
-          <w:rFonts w:hint="eastAsia"/>
-        </w:rPr>
-      </w:pPr>
       <w:r>
         <w:rPr>
           <w:rFonts w:hint="eastAsia"/>
@@ -5923,11 +5582,6 @@
       </w:r>
     </w:p>
     <w:p>
-      <w:pPr>
-        <w:rPr>
-          <w:rFonts w:hint="eastAsia"/>
-        </w:rPr>
-      </w:pPr>
       <w:r>
         <w:rPr>
           <w:rFonts w:hint="eastAsia"/>
@@ -5942,11 +5596,6 @@
       </w:r>
     </w:p>
     <w:p>
-      <w:pPr>
-        <w:rPr>
-          <w:rFonts w:hint="eastAsia"/>
-        </w:rPr>
-      </w:pPr>
       <w:r>
         <w:rPr>
           <w:rFonts w:hint="eastAsia"/>
@@ -5961,11 +5610,6 @@
       </w:r>
     </w:p>
     <w:p>
-      <w:pPr>
-        <w:rPr>
-          <w:rFonts w:hint="eastAsia"/>
-        </w:rPr>
-      </w:pPr>
       <w:r>
         <w:rPr>
           <w:rFonts w:hint="eastAsia"/>
@@ -5973,19 +5617,8 @@
         <w:t>无效值：不更新</w:t>
       </w:r>
     </w:p>
-    <w:p>
-      <w:pPr>
-        <w:rPr>
-          <w:rFonts w:hint="eastAsia"/>
-        </w:rPr>
-      </w:pPr>
-    </w:p>
-    <w:p>
-      <w:pPr>
-        <w:rPr>
-          <w:rFonts w:hint="eastAsia"/>
-        </w:rPr>
-      </w:pPr>
+    <w:p/>
+    <w:p>
       <w:r>
         <w:rPr>
           <w:rFonts w:hint="eastAsia"/>
@@ -5994,11 +5627,6 @@
       </w:r>
     </w:p>
     <w:p>
-      <w:pPr>
-        <w:rPr>
-          <w:rFonts w:hint="eastAsia"/>
-        </w:rPr>
-      </w:pPr>
       <w:r>
         <w:rPr>
           <w:rFonts w:hint="eastAsia"/>
@@ -6014,11 +5642,6 @@
       </w:r>
     </w:p>
     <w:p>
-      <w:pPr>
-        <w:rPr>
-          <w:rFonts w:hint="eastAsia"/>
-        </w:rPr>
-      </w:pPr>
       <w:r>
         <w:rPr>
           <w:rFonts w:hint="eastAsia"/>
@@ -6033,11 +5656,6 @@
       </w:r>
     </w:p>
     <w:p>
-      <w:pPr>
-        <w:rPr>
-          <w:rFonts w:hint="eastAsia"/>
-        </w:rPr>
-      </w:pPr>
       <w:r>
         <w:rPr>
           <w:rFonts w:hint="eastAsia"/>
@@ -6058,11 +5676,6 @@
       </w:r>
     </w:p>
     <w:p>
-      <w:pPr>
-        <w:rPr>
-          <w:rFonts w:hint="eastAsia"/>
-        </w:rPr>
-      </w:pPr>
       <w:r>
         <w:rPr>
           <w:rFonts w:hint="eastAsia"/>
@@ -6070,13 +5683,7 @@
         <w:t>无效值：不写盘</w:t>
       </w:r>
     </w:p>
-    <w:p>
-      <w:pPr>
-        <w:rPr>
-          <w:rFonts w:hint="eastAsia"/>
-        </w:rPr>
-      </w:pPr>
-    </w:p>
+    <w:p/>
     <w:p/>
     <w:p/>
     <w:p/>
@@ -7134,9 +6741,6 @@
           <w:p>
             <w:pPr>
               <w:ind w:left="0"/>
-              <w:rPr>
-                <w:rFonts w:hint="eastAsia"/>
-              </w:rPr>
             </w:pPr>
             <w:r>
               <w:rPr>
@@ -7178,9 +6782,6 @@
           <w:p>
             <w:pPr>
               <w:ind w:left="0"/>
-              <w:rPr>
-                <w:rFonts w:hint="eastAsia"/>
-              </w:rPr>
             </w:pPr>
             <w:r>
               <w:t>db.snapshot(SDB_SNAP_CONFIG, {GroupName:"db</w:t>
@@ -7208,9 +6809,6 @@
           <w:p>
             <w:pPr>
               <w:ind w:left="0"/>
-              <w:rPr>
-                <w:rFonts w:hint="eastAsia"/>
-              </w:rPr>
             </w:pPr>
             <w:r>
               <w:rPr>
@@ -7241,9 +6839,6 @@
           <w:p>
             <w:pPr>
               <w:ind w:left="0"/>
-              <w:rPr>
-                <w:rFonts w:hint="eastAsia"/>
-              </w:rPr>
             </w:pPr>
             <w:r>
               <w:rPr>
@@ -7302,10 +6897,37 @@
           <w:p>
             <w:pPr>
               <w:ind w:left="0"/>
-              <w:rPr>
-                <w:rFonts w:hint="eastAsia"/>
-              </w:rPr>
-            </w:pPr>
+            </w:pPr>
+            <w:r>
+              <w:rPr>
+                <w:rFonts w:hint="eastAsia"/>
+              </w:rPr>
+              <w:t>显示数据组</w:t>
+            </w:r>
+            <w:r>
+              <w:rPr>
+                <w:rFonts w:hint="eastAsia"/>
+              </w:rPr>
+              <w:t>db2</w:t>
+            </w:r>
+            <w:r>
+              <w:rPr>
+                <w:rFonts w:hint="eastAsia"/>
+              </w:rPr>
+              <w:t>中</w:t>
+            </w:r>
+            <w:r>
+              <w:rPr>
+                <w:rFonts w:hint="eastAsia"/>
+              </w:rPr>
+              <w:t>41000</w:t>
+            </w:r>
+            <w:r>
+              <w:rPr>
+                <w:rFonts w:hint="eastAsia"/>
+              </w:rPr>
+              <w:t>节点的配置</w:t>
+            </w:r>
           </w:p>
         </w:tc>
       </w:tr>
@@ -7317,9 +6939,6 @@
           <w:p>
             <w:pPr>
               <w:ind w:left="0"/>
-              <w:rPr>
-                <w:rFonts w:hint="eastAsia"/>
-              </w:rPr>
             </w:pPr>
             <w:r>
               <w:rPr>
@@ -7371,9 +6990,6 @@
           <w:p>
             <w:pPr>
               <w:ind w:left="0"/>
-              <w:rPr>
-                <w:rFonts w:hint="eastAsia"/>
-              </w:rPr>
             </w:pPr>
             <w:r>
               <w:rPr>
@@ -7455,9 +7071,6 @@
           <w:p>
             <w:pPr>
               <w:ind w:left="0"/>
-              <w:rPr>
-                <w:rFonts w:hint="eastAsia"/>
-              </w:rPr>
             </w:pPr>
             <w:r>
               <w:rPr>
@@ -7480,9 +7093,6 @@
           <w:p>
             <w:pPr>
               <w:ind w:left="0"/>
-              <w:rPr>
-                <w:rFonts w:hint="eastAsia"/>
-              </w:rPr>
             </w:pPr>
             <w:r>
               <w:rPr>
@@ -7521,9 +7131,6 @@
           <w:p>
             <w:pPr>
               <w:ind w:left="0"/>
-              <w:rPr>
-                <w:rFonts w:hint="eastAsia"/>
-              </w:rPr>
             </w:pPr>
             <w:r>
               <w:rPr>
@@ -7611,9 +7218,6 @@
           <w:p>
             <w:pPr>
               <w:ind w:left="0"/>
-              <w:rPr>
-                <w:rFonts w:hint="eastAsia"/>
-              </w:rPr>
             </w:pPr>
             <w:r>
               <w:rPr>
@@ -7636,9 +7240,6 @@
           <w:p>
             <w:pPr>
               <w:ind w:left="0"/>
-              <w:rPr>
-                <w:rFonts w:hint="eastAsia"/>
-              </w:rPr>
             </w:pPr>
             <w:r>
               <w:rPr>
@@ -7655,9 +7256,6 @@
           <w:p>
             <w:pPr>
               <w:ind w:left="0"/>
-              <w:rPr>
-                <w:rFonts w:hint="eastAsia"/>
-              </w:rPr>
             </w:pPr>
             <w:r>
               <w:rPr>
@@ -7718,9 +7316,6 @@
           <w:p>
             <w:pPr>
               <w:ind w:left="0"/>
-              <w:rPr>
-                <w:rFonts w:hint="eastAsia"/>
-              </w:rPr>
             </w:pPr>
             <w:r>
               <w:rPr>
@@ -7774,9 +7369,6 @@
           <w:p>
             <w:pPr>
               <w:ind w:left="0"/>
-              <w:rPr>
-                <w:rFonts w:hint="eastAsia"/>
-              </w:rPr>
             </w:pPr>
             <w:r>
               <w:rPr>
@@ -7837,9 +7429,6 @@
           <w:p>
             <w:pPr>
               <w:ind w:left="0"/>
-              <w:rPr>
-                <w:rFonts w:hint="eastAsia"/>
-              </w:rPr>
             </w:pPr>
             <w:r>
               <w:rPr>
@@ -7862,9 +7451,6 @@
           <w:p>
             <w:pPr>
               <w:ind w:left="0"/>
-              <w:rPr>
-                <w:rFonts w:hint="eastAsia"/>
-              </w:rPr>
             </w:pPr>
             <w:r>
               <w:rPr>
@@ -7881,9 +7467,6 @@
           <w:p>
             <w:pPr>
               <w:ind w:left="0"/>
-              <w:rPr>
-                <w:rFonts w:hint="eastAsia"/>
-              </w:rPr>
             </w:pPr>
             <w:r>
               <w:rPr>
@@ -7919,9 +7502,6 @@
           <w:p>
             <w:pPr>
               <w:ind w:left="0"/>
-              <w:rPr>
-                <w:rFonts w:hint="eastAsia"/>
-              </w:rPr>
             </w:pPr>
             <w:r>
               <w:rPr>
@@ -7994,9 +7574,6 @@
           <w:p>
             <w:pPr>
               <w:ind w:left="0"/>
-              <w:rPr>
-                <w:rFonts w:hint="eastAsia"/>
-              </w:rPr>
             </w:pPr>
             <w:r>
               <w:rPr>
@@ -8026,9 +7603,6 @@
           <w:p>
             <w:pPr>
               <w:ind w:left="0"/>
-              <w:rPr>
-                <w:rFonts w:hint="eastAsia"/>
-              </w:rPr>
             </w:pPr>
             <w:r>
               <w:rPr>
@@ -8058,9 +7632,6 @@
           <w:p>
             <w:pPr>
               <w:ind w:left="0"/>
-              <w:rPr>
-                <w:rFonts w:hint="eastAsia"/>
-              </w:rPr>
             </w:pPr>
             <w:r>
               <w:rPr>
@@ -8097,9 +7668,6 @@
           <w:p>
             <w:pPr>
               <w:ind w:left="0"/>
-              <w:rPr>
-                <w:rFonts w:hint="eastAsia"/>
-              </w:rPr>
             </w:pPr>
             <w:r>
               <w:rPr>
@@ -8122,9 +7690,6 @@
           <w:p>
             <w:pPr>
               <w:ind w:left="0"/>
-              <w:rPr>
-                <w:rFonts w:hint="eastAsia"/>
-              </w:rPr>
             </w:pPr>
             <w:r>
               <w:rPr>
@@ -8141,9 +7706,6 @@
           <w:p>
             <w:pPr>
               <w:ind w:left="0"/>
-              <w:rPr>
-                <w:rFonts w:hint="eastAsia"/>
-              </w:rPr>
             </w:pPr>
             <w:r>
               <w:rPr>
@@ -8161,13 +7723,7 @@
               <w:rPr>
                 <w:rFonts w:hint="eastAsia"/>
               </w:rPr>
-              <w:t>:</w:t>
-            </w:r>
-            <w:r>
-              <w:rPr>
-                <w:rFonts w:hint="eastAsia"/>
-              </w:rPr>
-              <w:t>128</w:t>
+              <w:t>:128</w:t>
             </w:r>
             <w:r>
               <w:t>}, {GroupName:"db1", svcname:"20000"})</w:t>
@@ -8176,21 +7732,12 @@
           <w:p>
             <w:pPr>
               <w:ind w:left="0"/>
-              <w:rPr>
-                <w:rFonts w:hint="eastAsia"/>
-              </w:rPr>
-            </w:pPr>
-            <w:r>
-              <w:rPr>
-                <w:rFonts w:hint="eastAsia"/>
-              </w:rPr>
-              <w:t>2</w:t>
-            </w:r>
-            <w:r>
-              <w:rPr>
-                <w:rFonts w:hint="eastAsia"/>
-              </w:rPr>
-              <w:t>.</w:t>
+            </w:pPr>
+            <w:r>
+              <w:rPr>
+                <w:rFonts w:hint="eastAsia"/>
+              </w:rPr>
+              <w:t>2.</w:t>
             </w:r>
             <w:r>
               <w:t>db.updateConf({</w:t>
@@ -8202,13 +7749,7 @@
               <w:rPr>
                 <w:rFonts w:hint="eastAsia"/>
               </w:rPr>
-              <w:t>:</w:t>
-            </w:r>
-            <w:r>
-              <w:rPr>
-                <w:rFonts w:hint="eastAsia"/>
-              </w:rPr>
-              <w:t>64</w:t>
+              <w:t>:64</w:t>
             </w:r>
             <w:r>
               <w:t>}, {GroupName:"db1", svcname:"20000"})</w:t>
@@ -8217,21 +7758,12 @@
           <w:p>
             <w:pPr>
               <w:ind w:left="0"/>
-              <w:rPr>
-                <w:rFonts w:hint="eastAsia"/>
-              </w:rPr>
-            </w:pPr>
-            <w:r>
-              <w:rPr>
-                <w:rFonts w:hint="eastAsia"/>
-              </w:rPr>
-              <w:t>3</w:t>
-            </w:r>
-            <w:r>
-              <w:rPr>
-                <w:rFonts w:hint="eastAsia"/>
-              </w:rPr>
-              <w:t>.</w:t>
+            </w:pPr>
+            <w:r>
+              <w:rPr>
+                <w:rFonts w:hint="eastAsia"/>
+              </w:rPr>
+              <w:t>3.</w:t>
             </w:r>
             <w:r>
               <w:rPr>
@@ -8271,7 +7803,27 @@
               <w:rPr>
                 <w:rFonts w:hint="eastAsia"/>
               </w:rPr>
-              <w:t>:</w:t>
+              <w:t>:64</w:t>
+            </w:r>
+            <w:r>
+              <w:t>}, {GroupName:"db1", svcname:"20000"})</w:t>
+            </w:r>
+          </w:p>
+          <w:p>
+            <w:pPr>
+              <w:ind w:left="0"/>
+            </w:pPr>
+            <w:r>
+              <w:rPr>
+                <w:rFonts w:hint="eastAsia"/>
+              </w:rPr>
+              <w:t>4.</w:t>
+            </w:r>
+            <w:r>
+              <w:rPr>
+                <w:rFonts w:hint="eastAsia"/>
+              </w:rPr>
+              <w:t>内存值为</w:t>
             </w:r>
             <w:r>
               <w:rPr>
@@ -8280,68 +7832,36 @@
               <w:t>64</w:t>
             </w:r>
             <w:r>
+              <w:rPr>
+                <w:rFonts w:hint="eastAsia"/>
+              </w:rPr>
+              <w:t>，</w:t>
+            </w:r>
+            <w:r>
+              <w:t>db.</w:t>
+            </w:r>
+            <w:r>
+              <w:rPr>
+                <w:rFonts w:hint="eastAsia"/>
+              </w:rPr>
+              <w:t>delete</w:t>
+            </w:r>
+            <w:r>
+              <w:t>Conf({</w:t>
+            </w:r>
+            <w:r>
+              <w:t>logfilesz</w:t>
+            </w:r>
+            <w:r>
+              <w:rPr>
+                <w:rFonts w:hint="eastAsia"/>
+              </w:rPr>
+              <w:t>:128</w:t>
+            </w:r>
+            <w:r>
               <w:t>}, {GroupName:"db1", svcname:"20000"})</w:t>
             </w:r>
           </w:p>
-          <w:p>
-            <w:pPr>
-              <w:ind w:left="0"/>
-            </w:pPr>
-            <w:r>
-              <w:rPr>
-                <w:rFonts w:hint="eastAsia"/>
-              </w:rPr>
-              <w:t>4.</w:t>
-            </w:r>
-            <w:r>
-              <w:rPr>
-                <w:rFonts w:hint="eastAsia"/>
-              </w:rPr>
-              <w:t>内存值为</w:t>
-            </w:r>
-            <w:r>
-              <w:rPr>
-                <w:rFonts w:hint="eastAsia"/>
-              </w:rPr>
-              <w:t>64</w:t>
-            </w:r>
-            <w:r>
-              <w:rPr>
-                <w:rFonts w:hint="eastAsia"/>
-              </w:rPr>
-              <w:t>，</w:t>
-            </w:r>
-            <w:r>
-              <w:t>db.</w:t>
-            </w:r>
-            <w:r>
-              <w:rPr>
-                <w:rFonts w:hint="eastAsia"/>
-              </w:rPr>
-              <w:t>delete</w:t>
-            </w:r>
-            <w:r>
-              <w:t>Conf({</w:t>
-            </w:r>
-            <w:r>
-              <w:t>logfilesz</w:t>
-            </w:r>
-            <w:r>
-              <w:rPr>
-                <w:rFonts w:hint="eastAsia"/>
-              </w:rPr>
-              <w:t>:</w:t>
-            </w:r>
-            <w:r>
-              <w:rPr>
-                <w:rFonts w:hint="eastAsia"/>
-              </w:rPr>
-              <w:t>128</w:t>
-            </w:r>
-            <w:r>
-              <w:t>}, {GroupName:"db1", svcname:"20000"})</w:t>
-            </w:r>
-          </w:p>
         </w:tc>
         <w:tc>
           <w:tcPr>
@@ -8350,9 +7870,6 @@
           <w:p>
             <w:pPr>
               <w:ind w:left="0"/>
-              <w:rPr>
-                <w:rFonts w:hint="eastAsia"/>
-              </w:rPr>
             </w:pPr>
             <w:r>
               <w:rPr>
@@ -8383,9 +7900,6 @@
           <w:p>
             <w:pPr>
               <w:ind w:left="0"/>
-              <w:rPr>
-                <w:rFonts w:hint="eastAsia"/>
-              </w:rPr>
             </w:pPr>
             <w:r>
               <w:rPr>
@@ -8422,9 +7936,6 @@
           <w:p>
             <w:pPr>
               <w:ind w:left="0"/>
-              <w:rPr>
-                <w:rFonts w:hint="eastAsia"/>
-              </w:rPr>
             </w:pPr>
             <w:r>
               <w:rPr>
@@ -8454,9 +7965,6 @@
           <w:p>
             <w:pPr>
               <w:ind w:left="0"/>
-              <w:rPr>
-                <w:rFonts w:hint="eastAsia"/>
-              </w:rPr>
             </w:pPr>
             <w:r>
               <w:rPr>
@@ -8493,9 +8001,6 @@
           <w:p>
             <w:pPr>
               <w:ind w:left="0"/>
-              <w:rPr>
-                <w:rFonts w:hint="eastAsia"/>
-              </w:rPr>
             </w:pPr>
             <w:r>
               <w:rPr>
@@ -8519,9 +8024,6 @@
           <w:p>
             <w:pPr>
               <w:ind w:left="0"/>
-              <w:rPr>
-                <w:rFonts w:hint="eastAsia"/>
-              </w:rPr>
             </w:pPr>
             <w:r>
               <w:rPr>
@@ -8538,9 +8040,6 @@
           <w:p>
             <w:pPr>
               <w:ind w:left="0"/>
-              <w:rPr>
-                <w:rFonts w:hint="eastAsia"/>
-              </w:rPr>
             </w:pPr>
             <w:r>
               <w:rPr>
@@ -8569,9 +8068,6 @@
           <w:p>
             <w:pPr>
               <w:ind w:left="0"/>
-              <w:rPr>
-                <w:rFonts w:hint="eastAsia"/>
-              </w:rPr>
             </w:pPr>
             <w:r>
               <w:rPr>
@@ -8590,9 +8086,6 @@
           <w:p>
             <w:pPr>
               <w:ind w:left="0"/>
-              <w:rPr>
-                <w:rFonts w:hint="eastAsia"/>
-              </w:rPr>
             </w:pPr>
             <w:r>
               <w:rPr>
@@ -8615,9 +8108,6 @@
           <w:p>
             <w:pPr>
               <w:ind w:left="0"/>
-              <w:rPr>
-                <w:rFonts w:hint="eastAsia"/>
-              </w:rPr>
             </w:pPr>
             <w:r>
               <w:rPr>
@@ -8646,9 +8136,6 @@
           <w:p>
             <w:pPr>
               <w:ind w:left="0"/>
-              <w:rPr>
-                <w:rFonts w:hint="eastAsia"/>
-              </w:rPr>
             </w:pPr>
             <w:r>
               <w:rPr>
@@ -8671,9 +8158,6 @@
           <w:p>
             <w:pPr>
               <w:ind w:left="0"/>
-              <w:rPr>
-                <w:rFonts w:hint="eastAsia"/>
-              </w:rPr>
             </w:pPr>
             <w:r>
               <w:rPr>

--- a/internal_doc/03.开发设计/Story-配置参数集中修改.docx
+++ b/internal_doc/03.开发设计/Story-配置参数集中修改.docx
@@ -1104,7 +1104,7 @@
         <w:rPr>
           <w:rFonts w:hint="eastAsia"/>
         </w:rPr>
-        <w:t>db.updateConf([</w:t>
+        <w:t>db.updateConf(&lt;</w:t>
       </w:r>
       <w:r>
         <w:rPr>
@@ -1116,7 +1116,13 @@
         <w:rPr>
           <w:rFonts w:hint="eastAsia"/>
         </w:rPr>
-        <w:t>ig], [</w:t>
+        <w:t>ig&gt;</w:t>
+      </w:r>
+      <w:r>
+        <w:rPr>
+          <w:rFonts w:hint="eastAsia"/>
+        </w:rPr>
+        <w:t>, [</w:t>
       </w:r>
       <w:r>
         <w:rPr>
@@ -1534,7 +1540,13 @@
         <w:rPr>
           <w:rFonts w:hint="eastAsia"/>
         </w:rPr>
-        <w:t>[config], [</w:t>
+        <w:t>&lt;config&gt;</w:t>
+      </w:r>
+      <w:r>
+        <w:rPr>
+          <w:rFonts w:hint="eastAsia"/>
+        </w:rPr>
+        <w:t>, [</w:t>
       </w:r>
       <w:r>
         <w:rPr>
@@ -3281,10 +3293,10 @@
             <v:path o:extrusionok="f" gradientshapeok="t" o:connecttype="rect"/>
             <o:lock v:ext="edit" aspectratio="t"/>
           </v:shapetype>
-          <v:shape id="_x0000_i1025" type="#_x0000_t75" style="width:414.5pt;height:571.5pt" o:ole="">
+          <v:shape id="_x0000_i1025" type="#_x0000_t75" style="width:414.7pt;height:571.4pt" o:ole="">
             <v:imagedata r:id="rId7" o:title=""/>
           </v:shape>
-          <o:OLEObject Type="Embed" ProgID="Visio.Drawing.11" ShapeID="_x0000_i1025" DrawAspect="Content" ObjectID="_1582532804" r:id="rId8"/>
+          <o:OLEObject Type="Embed" ProgID="Visio.Drawing.11" ShapeID="_x0000_i1025" DrawAspect="Content" ObjectID="_1582618680" r:id="rId8"/>
         </w:object>
       </w:r>
     </w:p>
@@ -3299,10 +3311,10 @@
     <w:p>
       <w:r>
         <w:object w:dxaOrig="3853" w:dyaOrig="12805">
-          <v:shape id="_x0000_i1026" type="#_x0000_t75" style="width:193pt;height:640.5pt" o:ole="">
+          <v:shape id="_x0000_i1026" type="#_x0000_t75" style="width:192.95pt;height:640.5pt" o:ole="">
             <v:imagedata r:id="rId9" o:title=""/>
           </v:shape>
-          <o:OLEObject Type="Embed" ProgID="Visio.Drawing.11" ShapeID="_x0000_i1026" DrawAspect="Content" ObjectID="_1582532805" r:id="rId10"/>
+          <o:OLEObject Type="Embed" ProgID="Visio.Drawing.11" ShapeID="_x0000_i1026" DrawAspect="Content" ObjectID="_1582618681" r:id="rId10"/>
         </w:object>
       </w:r>
     </w:p>
@@ -3609,10 +3621,10 @@
     <w:p>
       <w:r>
         <w:object w:dxaOrig="9679" w:dyaOrig="9985">
-          <v:shape id="_x0000_i1027" type="#_x0000_t75" style="width:415.5pt;height:428.5pt" o:ole="">
+          <v:shape id="_x0000_i1027" type="#_x0000_t75" style="width:415.85pt;height:428.55pt" o:ole="">
             <v:imagedata r:id="rId11" o:title=""/>
           </v:shape>
-          <o:OLEObject Type="Embed" ProgID="Visio.Drawing.11" ShapeID="_x0000_i1027" DrawAspect="Content" ObjectID="_1582532806" r:id="rId12"/>
+          <o:OLEObject Type="Embed" ProgID="Visio.Drawing.11" ShapeID="_x0000_i1027" DrawAspect="Content" ObjectID="_1582618682" r:id="rId12"/>
         </w:object>
       </w:r>
     </w:p>
@@ -3627,10 +3639,10 @@
     <w:p>
       <w:r>
         <w:object w:dxaOrig="5667" w:dyaOrig="10492">
-          <v:shape id="_x0000_i1028" type="#_x0000_t75" style="width:283.5pt;height:524pt" o:ole="">
+          <v:shape id="_x0000_i1028" type="#_x0000_t75" style="width:283.4pt;height:524.15pt" o:ole="">
             <v:imagedata r:id="rId13" o:title=""/>
           </v:shape>
-          <o:OLEObject Type="Embed" ProgID="Visio.Drawing.11" ShapeID="_x0000_i1028" DrawAspect="Content" ObjectID="_1582532807" r:id="rId14"/>
+          <o:OLEObject Type="Embed" ProgID="Visio.Drawing.11" ShapeID="_x0000_i1028" DrawAspect="Content" ObjectID="_1582618683" r:id="rId14"/>
         </w:object>
       </w:r>
     </w:p>
@@ -3834,10 +3846,10 @@
     <w:p>
       <w:r>
         <w:object w:dxaOrig="6403" w:dyaOrig="3014">
-          <v:shape id="_x0000_i1029" type="#_x0000_t75" style="width:320pt;height:150.5pt" o:ole="">
+          <v:shape id="_x0000_i1029" type="#_x0000_t75" style="width:320.25pt;height:150.9pt" o:ole="">
             <v:imagedata r:id="rId15" o:title=""/>
           </v:shape>
-          <o:OLEObject Type="Embed" ProgID="Visio.Drawing.11" ShapeID="_x0000_i1029" DrawAspect="Content" ObjectID="_1582532808" r:id="rId16"/>
+          <o:OLEObject Type="Embed" ProgID="Visio.Drawing.11" ShapeID="_x0000_i1029" DrawAspect="Content" ObjectID="_1582618684" r:id="rId16"/>
         </w:object>
       </w:r>
     </w:p>
@@ -3859,10 +3871,10 @@
     <w:p>
       <w:r>
         <w:object w:dxaOrig="3739" w:dyaOrig="3456">
-          <v:shape id="_x0000_i1030" type="#_x0000_t75" style="width:187.5pt;height:172.5pt" o:ole="">
+          <v:shape id="_x0000_i1030" type="#_x0000_t75" style="width:187.8pt;height:172.2pt" o:ole="">
             <v:imagedata r:id="rId17" o:title=""/>
           </v:shape>
-          <o:OLEObject Type="Embed" ProgID="Visio.Drawing.11" ShapeID="_x0000_i1030" DrawAspect="Content" ObjectID="_1582532809" r:id="rId18"/>
+          <o:OLEObject Type="Embed" ProgID="Visio.Drawing.11" ShapeID="_x0000_i1030" DrawAspect="Content" ObjectID="_1582618685" r:id="rId18"/>
         </w:object>
       </w:r>
     </w:p>
@@ -3889,10 +3901,10 @@
     <w:p>
       <w:r>
         <w:object w:dxaOrig="7453" w:dyaOrig="13661">
-          <v:shape id="_x0000_i1031" type="#_x0000_t75" style="width:372.5pt;height:683pt" o:ole="">
+          <v:shape id="_x0000_i1031" type="#_x0000_t75" style="width:372.65pt;height:683.15pt" o:ole="">
             <v:imagedata r:id="rId19" o:title=""/>
           </v:shape>
-          <o:OLEObject Type="Embed" ProgID="Visio.Drawing.11" ShapeID="_x0000_i1031" DrawAspect="Content" ObjectID="_1582532810" r:id="rId20"/>
+          <o:OLEObject Type="Embed" ProgID="Visio.Drawing.11" ShapeID="_x0000_i1031" DrawAspect="Content" ObjectID="_1582618686" r:id="rId20"/>
         </w:object>
       </w:r>
     </w:p>
@@ -8164,6 +8176,166 @@
                 <w:rFonts w:hint="eastAsia"/>
               </w:rPr>
               <w:t>功能正常</w:t>
+            </w:r>
+          </w:p>
+        </w:tc>
+      </w:tr>
+      <w:tr>
+        <w:tc>
+          <w:tcPr>
+            <w:tcW w:w="1018" w:type="dxa"/>
+          </w:tcPr>
+          <w:p>
+            <w:pPr>
+              <w:ind w:left="0"/>
+              <w:rPr>
+                <w:rFonts w:hint="eastAsia"/>
+              </w:rPr>
+            </w:pPr>
+            <w:r>
+              <w:rPr>
+                <w:rFonts w:hint="eastAsia"/>
+              </w:rPr>
+              <w:t>011</w:t>
+            </w:r>
+          </w:p>
+        </w:tc>
+        <w:tc>
+          <w:tcPr>
+            <w:tcW w:w="1118" w:type="dxa"/>
+          </w:tcPr>
+          <w:p>
+            <w:pPr>
+              <w:ind w:left="0"/>
+              <w:rPr>
+                <w:rFonts w:hint="eastAsia"/>
+              </w:rPr>
+            </w:pPr>
+            <w:r>
+              <w:rPr>
+                <w:rFonts w:hint="eastAsia"/>
+              </w:rPr>
+              <w:t xml:space="preserve">shell </w:t>
+            </w:r>
+            <w:r>
+              <w:rPr>
+                <w:rFonts w:hint="eastAsia"/>
+              </w:rPr>
+              <w:t>帮助</w:t>
+            </w:r>
+          </w:p>
+        </w:tc>
+        <w:tc>
+          <w:tcPr>
+            <w:tcW w:w="3635" w:type="dxa"/>
+          </w:tcPr>
+          <w:p>
+            <w:pPr>
+              <w:ind w:left="0"/>
+              <w:rPr>
+                <w:rFonts w:hint="eastAsia"/>
+              </w:rPr>
+            </w:pPr>
+            <w:r>
+              <w:rPr>
+                <w:rFonts w:hint="eastAsia"/>
+              </w:rPr>
+              <w:t>1.db.help(</w:t>
+            </w:r>
+            <w:r>
+              <w:t>‘</w:t>
+            </w:r>
+            <w:r>
+              <w:rPr>
+                <w:rFonts w:hint="eastAsia"/>
+              </w:rPr>
+              <w:t>updateConf</w:t>
+            </w:r>
+            <w:r>
+              <w:t>’</w:t>
+            </w:r>
+            <w:r>
+              <w:rPr>
+                <w:rFonts w:hint="eastAsia"/>
+              </w:rPr>
+              <w:t>)</w:t>
+            </w:r>
+          </w:p>
+          <w:p>
+            <w:pPr>
+              <w:ind w:left="0"/>
+              <w:rPr>
+                <w:rFonts w:hint="eastAsia"/>
+              </w:rPr>
+            </w:pPr>
+            <w:r>
+              <w:rPr>
+                <w:rFonts w:hint="eastAsia"/>
+              </w:rPr>
+              <w:t>2.db.help(</w:t>
+            </w:r>
+            <w:r>
+              <w:t>‘</w:t>
+            </w:r>
+            <w:r>
+              <w:rPr>
+                <w:rFonts w:hint="eastAsia"/>
+              </w:rPr>
+              <w:t>deleteConf</w:t>
+            </w:r>
+            <w:r>
+              <w:t>’</w:t>
+            </w:r>
+            <w:r>
+              <w:rPr>
+                <w:rFonts w:hint="eastAsia"/>
+              </w:rPr>
+              <w:t>)</w:t>
+            </w:r>
+          </w:p>
+        </w:tc>
+        <w:tc>
+          <w:tcPr>
+            <w:tcW w:w="2394" w:type="dxa"/>
+          </w:tcPr>
+          <w:p>
+            <w:pPr>
+              <w:ind w:left="0"/>
+              <w:rPr>
+                <w:rFonts w:hint="eastAsia"/>
+              </w:rPr>
+            </w:pPr>
+            <w:r>
+              <w:rPr>
+                <w:rFonts w:hint="eastAsia"/>
+              </w:rPr>
+              <w:t>1.</w:t>
+            </w:r>
+            <w:r>
+              <w:rPr>
+                <w:rFonts w:hint="eastAsia"/>
+              </w:rPr>
+              <w:t>出现对应帮助信息</w:t>
+            </w:r>
+          </w:p>
+          <w:p>
+            <w:pPr>
+              <w:ind w:left="0"/>
+              <w:rPr>
+                <w:rFonts w:hint="eastAsia"/>
+              </w:rPr>
+            </w:pPr>
+            <w:r>
+              <w:rPr>
+                <w:rFonts w:hint="eastAsia"/>
+              </w:rPr>
+              <w:t>2</w:t>
+            </w:r>
+            <w:r>
+              <w:rPr>
+                <w:rFonts w:hint="eastAsia"/>
+              </w:rPr>
+              <w:t>出现对应帮助信息</w:t>
             </w:r>
           </w:p>
         </w:tc>

--- a/internal_doc/03.开发设计/Story-配置参数集中修改.docx
+++ b/internal_doc/03.开发设计/Story-配置参数集中修改.docx
@@ -3293,10 +3293,10 @@
             <v:path o:extrusionok="f" gradientshapeok="t" o:connecttype="rect"/>
             <o:lock v:ext="edit" aspectratio="t"/>
           </v:shapetype>
-          <v:shape id="_x0000_i1025" type="#_x0000_t75" style="width:414.7pt;height:571.4pt" o:ole="">
-            <v:imagedata r:id="rId7" o:title=""/>
+          <v:shape id="_x0000_i1025" type="#_x0000_t75" style="width:414.7pt;height:571.8pt" o:ole="">
+            <v:imagedata r:id="rId8" o:title=""/>
           </v:shape>
-          <o:OLEObject Type="Embed" ProgID="Visio.Drawing.11" ShapeID="_x0000_i1025" DrawAspect="Content" ObjectID="_1582618680" r:id="rId8"/>
+          <o:OLEObject Type="Embed" ProgID="Visio.Drawing.11" ShapeID="_x0000_i1025" DrawAspect="Content" ObjectID="_1582958588" r:id="rId9"/>
         </w:object>
       </w:r>
     </w:p>
@@ -3311,10 +3311,10 @@
     <w:p>
       <w:r>
         <w:object w:dxaOrig="3853" w:dyaOrig="12805">
-          <v:shape id="_x0000_i1026" type="#_x0000_t75" style="width:192.95pt;height:640.5pt" o:ole="">
-            <v:imagedata r:id="rId9" o:title=""/>
+          <v:shape id="_x0000_i1026" type="#_x0000_t75" style="width:193.1pt;height:640.05pt" o:ole="">
+            <v:imagedata r:id="rId10" o:title=""/>
           </v:shape>
-          <o:OLEObject Type="Embed" ProgID="Visio.Drawing.11" ShapeID="_x0000_i1026" DrawAspect="Content" ObjectID="_1582618681" r:id="rId10"/>
+          <o:OLEObject Type="Embed" ProgID="Visio.Drawing.11" ShapeID="_x0000_i1026" DrawAspect="Content" ObjectID="_1582958589" r:id="rId11"/>
         </w:object>
       </w:r>
     </w:p>
@@ -3621,10 +3621,10 @@
     <w:p>
       <w:r>
         <w:object w:dxaOrig="9679" w:dyaOrig="9985">
-          <v:shape id="_x0000_i1027" type="#_x0000_t75" style="width:415.85pt;height:428.55pt" o:ole="">
-            <v:imagedata r:id="rId11" o:title=""/>
+          <v:shape id="_x0000_i1027" type="#_x0000_t75" style="width:415.65pt;height:428.25pt" o:ole="">
+            <v:imagedata r:id="rId12" o:title=""/>
           </v:shape>
-          <o:OLEObject Type="Embed" ProgID="Visio.Drawing.11" ShapeID="_x0000_i1027" DrawAspect="Content" ObjectID="_1582618682" r:id="rId12"/>
+          <o:OLEObject Type="Embed" ProgID="Visio.Drawing.11" ShapeID="_x0000_i1027" DrawAspect="Content" ObjectID="_1582958590" r:id="rId13"/>
         </w:object>
       </w:r>
     </w:p>
@@ -3639,10 +3639,10 @@
     <w:p>
       <w:r>
         <w:object w:dxaOrig="5667" w:dyaOrig="10492">
-          <v:shape id="_x0000_i1028" type="#_x0000_t75" style="width:283.4pt;height:524.15pt" o:ole="">
-            <v:imagedata r:id="rId13" o:title=""/>
+          <v:shape id="_x0000_i1028" type="#_x0000_t75" style="width:283.3pt;height:524.1pt" o:ole="">
+            <v:imagedata r:id="rId14" o:title=""/>
           </v:shape>
-          <o:OLEObject Type="Embed" ProgID="Visio.Drawing.11" ShapeID="_x0000_i1028" DrawAspect="Content" ObjectID="_1582618683" r:id="rId14"/>
+          <o:OLEObject Type="Embed" ProgID="Visio.Drawing.11" ShapeID="_x0000_i1028" DrawAspect="Content" ObjectID="_1582958591" r:id="rId15"/>
         </w:object>
       </w:r>
     </w:p>
@@ -3846,10 +3846,10 @@
     <w:p>
       <w:r>
         <w:object w:dxaOrig="6403" w:dyaOrig="3014">
-          <v:shape id="_x0000_i1029" type="#_x0000_t75" style="width:320.25pt;height:150.9pt" o:ole="">
-            <v:imagedata r:id="rId15" o:title=""/>
+          <v:shape id="_x0000_i1029" type="#_x0000_t75" style="width:320.25pt;height:151pt" o:ole="">
+            <v:imagedata r:id="rId16" o:title=""/>
           </v:shape>
-          <o:OLEObject Type="Embed" ProgID="Visio.Drawing.11" ShapeID="_x0000_i1029" DrawAspect="Content" ObjectID="_1582618684" r:id="rId16"/>
+          <o:OLEObject Type="Embed" ProgID="Visio.Drawing.11" ShapeID="_x0000_i1029" DrawAspect="Content" ObjectID="_1582958592" r:id="rId17"/>
         </w:object>
       </w:r>
     </w:p>
@@ -3871,10 +3871,10 @@
     <w:p>
       <w:r>
         <w:object w:dxaOrig="3739" w:dyaOrig="3456">
-          <v:shape id="_x0000_i1030" type="#_x0000_t75" style="width:187.8pt;height:172.2pt" o:ole="">
-            <v:imagedata r:id="rId17" o:title=""/>
+          <v:shape id="_x0000_i1030" type="#_x0000_t75" style="width:187.95pt;height:172.05pt" o:ole="">
+            <v:imagedata r:id="rId18" o:title=""/>
           </v:shape>
-          <o:OLEObject Type="Embed" ProgID="Visio.Drawing.11" ShapeID="_x0000_i1030" DrawAspect="Content" ObjectID="_1582618685" r:id="rId18"/>
+          <o:OLEObject Type="Embed" ProgID="Visio.Drawing.11" ShapeID="_x0000_i1030" DrawAspect="Content" ObjectID="_1582958593" r:id="rId19"/>
         </w:object>
       </w:r>
     </w:p>
@@ -3901,10 +3901,10 @@
     <w:p>
       <w:r>
         <w:object w:dxaOrig="7453" w:dyaOrig="13661">
-          <v:shape id="_x0000_i1031" type="#_x0000_t75" style="width:372.65pt;height:683.15pt" o:ole="">
-            <v:imagedata r:id="rId19" o:title=""/>
+          <v:shape id="_x0000_i1031" type="#_x0000_t75" style="width:372.6pt;height:683.05pt" o:ole="">
+            <v:imagedata r:id="rId20" o:title=""/>
           </v:shape>
-          <o:OLEObject Type="Embed" ProgID="Visio.Drawing.11" ShapeID="_x0000_i1031" DrawAspect="Content" ObjectID="_1582618686" r:id="rId20"/>
+          <o:OLEObject Type="Embed" ProgID="Visio.Drawing.11" ShapeID="_x0000_i1031" DrawAspect="Content" ObjectID="_1582958594" r:id="rId21"/>
         </w:object>
       </w:r>
     </w:p>
@@ -5314,12 +5314,6 @@
               </w:rPr>
               <w:t>用户输入的禁止修改配置</w:t>
             </w:r>
-            <w:r>
-              <w:rPr>
-                <w:rFonts w:hint="eastAsia"/>
-              </w:rPr>
-              <w:t>，且该配置同时存在于配置文件中</w:t>
-            </w:r>
           </w:p>
         </w:tc>
       </w:tr>
@@ -5352,7 +5346,7 @@
               <w:rPr>
                 <w:rFonts w:hint="eastAsia"/>
               </w:rPr>
-              <w:t>TRUE</w:t>
+              <w:t>FALSE</w:t>
             </w:r>
           </w:p>
         </w:tc>
@@ -5482,7 +5476,95 @@
               <w:rPr>
                 <w:rFonts w:hint="eastAsia"/>
               </w:rPr>
+              <w:t>用户输入的等于当前值的禁止修改配置</w:t>
+            </w:r>
+          </w:p>
+        </w:tc>
+      </w:tr>
+      <w:tr>
+        <w:tc>
+          <w:tcPr>
+            <w:tcW w:w="1647" w:type="dxa"/>
+          </w:tcPr>
+          <w:p>
+            <w:pPr>
+              <w:ind w:left="0"/>
+            </w:pPr>
+            <w:r>
+              <w:rPr>
+                <w:rFonts w:hint="eastAsia"/>
+              </w:rPr>
+              <w:t>Change/Restore</w:t>
+            </w:r>
+          </w:p>
+        </w:tc>
+        <w:tc>
+          <w:tcPr>
+            <w:tcW w:w="1629" w:type="dxa"/>
+          </w:tcPr>
+          <w:p>
+            <w:pPr>
+              <w:ind w:left="0"/>
+            </w:pPr>
+            <w:r>
+              <w:rPr>
+                <w:rFonts w:hint="eastAsia"/>
+              </w:rPr>
+              <w:t>TRUE</w:t>
+            </w:r>
+          </w:p>
+        </w:tc>
+        <w:tc>
+          <w:tcPr>
+            <w:tcW w:w="1629" w:type="dxa"/>
+          </w:tcPr>
+          <w:p>
+            <w:pPr>
+              <w:ind w:left="0"/>
+            </w:pPr>
+            <w:r>
+              <w:rPr>
+                <w:rFonts w:hint="eastAsia"/>
+              </w:rPr>
+              <w:t>FALSE</w:t>
+            </w:r>
+          </w:p>
+        </w:tc>
+        <w:tc>
+          <w:tcPr>
+            <w:tcW w:w="1630" w:type="dxa"/>
+          </w:tcPr>
+          <w:p>
+            <w:pPr>
+              <w:ind w:left="0"/>
+            </w:pPr>
+            <w:r>
+              <w:rPr>
+                <w:rFonts w:hint="eastAsia"/>
+              </w:rPr>
+              <w:t>FORBIDDEN</w:t>
+            </w:r>
+          </w:p>
+        </w:tc>
+        <w:tc>
+          <w:tcPr>
+            <w:tcW w:w="1630" w:type="dxa"/>
+          </w:tcPr>
+          <w:p>
+            <w:pPr>
+              <w:ind w:left="0"/>
+            </w:pPr>
+            <w:r>
+              <w:rPr>
+                <w:rFonts w:hint="eastAsia"/>
+              </w:rPr>
               <w:t>用户输入的禁止修改配置</w:t>
+            </w:r>
+            <w:r>
+              <w:rPr>
+                <w:rFonts w:hint="eastAsia"/>
+              </w:rPr>
+              <w:t>，且该配置同时存在于配置文件中</w:t>
             </w:r>
           </w:p>
         </w:tc>
@@ -5626,6 +5708,7 @@
         <w:rPr>
           <w:rFonts w:hint="eastAsia"/>
         </w:rPr>
+        <w:lastRenderedPageBreak/>
         <w:t>无效值：不更新</w:t>
       </w:r>
     </w:p>
@@ -5643,7 +5726,6 @@
         <w:rPr>
           <w:rFonts w:hint="eastAsia"/>
         </w:rPr>
-        <w:lastRenderedPageBreak/>
         <w:t>RUN</w:t>
       </w:r>
       <w:r>
@@ -5696,8 +5778,54 @@
       </w:r>
     </w:p>
     <w:p/>
-    <w:p/>
-    <w:p/>
+    <w:p>
+      <w:pPr>
+        <w:rPr>
+          <w:rFonts w:hint="eastAsia"/>
+        </w:rPr>
+      </w:pPr>
+      <w:r>
+        <w:rPr>
+          <w:rFonts w:hint="eastAsia"/>
+        </w:rPr>
+        <w:t>每个配置参数设定的配置级别如下：</w:t>
+      </w:r>
+    </w:p>
+    <w:p>
+      <w:pPr>
+        <w:rPr>
+          <w:rFonts w:hint="eastAsia"/>
+        </w:rPr>
+      </w:pPr>
+      <w:r>
+        <w:rPr>
+          <w:rFonts w:hint="eastAsia"/>
+        </w:rPr>
+        <w:t>（双击下表查看完整</w:t>
+      </w:r>
+      <w:r>
+        <w:rPr>
+          <w:rFonts w:hint="eastAsia"/>
+        </w:rPr>
+        <w:t>excel</w:t>
+      </w:r>
+      <w:r>
+        <w:rPr>
+          <w:rFonts w:hint="eastAsia"/>
+        </w:rPr>
+        <w:t>）</w:t>
+      </w:r>
+    </w:p>
+    <w:p>
+      <w:r>
+        <w:object w:dxaOrig="6995" w:dyaOrig="24132">
+          <v:shape id="_x0000_i1032" type="#_x0000_t75" style="width:349.7pt;height:1206.7pt" o:ole="">
+            <v:imagedata r:id="rId22" o:title=""/>
+          </v:shape>
+          <o:OLEObject Type="Embed" ProgID="Excel.Sheet.12" ShapeID="_x0000_i1032" DrawAspect="Content" ObjectID="_1582958595" r:id="rId23"/>
+        </w:object>
+      </w:r>
+    </w:p>
     <w:p/>
     <w:p>
       <w:pPr>
@@ -6856,7 +6984,6 @@
               <w:rPr>
                 <w:rFonts w:hint="eastAsia"/>
               </w:rPr>
-              <w:lastRenderedPageBreak/>
               <w:t>003</w:t>
             </w:r>
           </w:p>
@@ -6991,7 +7118,11 @@
               <w:ind w:left="0"/>
             </w:pPr>
             <w:r>
-              <w:t>db.updateConf({transactionon:"true", diagnum:1, archiveon:"true", logbuffsize:1024, auditpath:"./"}, {GroupName:"db1", svcname:"20000"})</w:t>
+              <w:t xml:space="preserve">db.updateConf({transactionon:"true", diagnum:1, archiveon:"true", logbuffsize:1024, auditpath:"./"}, </w:t>
+            </w:r>
+            <w:r>
+              <w:lastRenderedPageBreak/>
+              <w:t>{GroupName:"db1", svcname:"20000"})</w:t>
             </w:r>
           </w:p>
         </w:tc>
@@ -7007,6 +7138,7 @@
               <w:rPr>
                 <w:rFonts w:hint="eastAsia"/>
               </w:rPr>
+              <w:lastRenderedPageBreak/>
               <w:t>diagnum</w:t>
             </w:r>
             <w:r>
@@ -7034,6 +7166,7 @@
               <w:rPr>
                 <w:rFonts w:hint="eastAsia"/>
               </w:rPr>
+              <w:lastRenderedPageBreak/>
               <w:t>auditpath</w:t>
             </w:r>
             <w:r>
@@ -7058,19 +7191,7 @@
               <w:rPr>
                 <w:rFonts w:hint="eastAsia"/>
               </w:rPr>
-              <w:t>，若配置值等于当前值，不报错</w:t>
-            </w:r>
-            <w:r>
-              <w:rPr>
-                <w:rFonts w:hint="eastAsia"/>
-              </w:rPr>
-              <w:t>（禁止生效配置除外）</w:t>
-            </w:r>
-            <w:r>
-              <w:rPr>
-                <w:rFonts w:hint="eastAsia"/>
-              </w:rPr>
-              <w:t>。</w:t>
+              <w:t>，若配置值等于当前值，不报错。</w:t>
             </w:r>
           </w:p>
         </w:tc>
@@ -7088,6 +7209,7 @@
               <w:rPr>
                 <w:rFonts w:hint="eastAsia"/>
               </w:rPr>
+              <w:lastRenderedPageBreak/>
               <w:t>00</w:t>
             </w:r>
             <w:r>
@@ -7205,19 +7327,7 @@
               <w:rPr>
                 <w:rFonts w:hint="eastAsia"/>
               </w:rPr>
-              <w:t>，若配置值等于当前值，不报错</w:t>
-            </w:r>
-            <w:r>
-              <w:rPr>
-                <w:rFonts w:hint="eastAsia"/>
-              </w:rPr>
-              <w:t>（禁止生效配置除外）</w:t>
-            </w:r>
-            <w:r>
-              <w:rPr>
-                <w:rFonts w:hint="eastAsia"/>
-              </w:rPr>
-              <w:t>。</w:t>
+              <w:t>，若配置值等于当前值，不报错。</w:t>
             </w:r>
           </w:p>
         </w:tc>
@@ -7276,6 +7386,30 @@
               <w:t>1.</w:t>
             </w:r>
             <w:r>
+              <w:rPr>
+                <w:rFonts w:hint="eastAsia"/>
+              </w:rPr>
+              <w:t xml:space="preserve"> </w:t>
+            </w:r>
+            <w:r>
+              <w:rPr>
+                <w:rFonts w:hint="eastAsia"/>
+              </w:rPr>
+              <w:t>内存值为</w:t>
+            </w:r>
+            <w:r>
+              <w:rPr>
+                <w:rFonts w:hint="eastAsia"/>
+              </w:rPr>
+              <w:t>20</w:t>
+            </w:r>
+            <w:r>
+              <w:rPr>
+                <w:rFonts w:hint="eastAsia"/>
+              </w:rPr>
+              <w:t>，</w:t>
+            </w:r>
+            <w:r>
               <w:t>db.updateConf({</w:t>
             </w:r>
             <w:r>
@@ -7299,6 +7433,30 @@
               <w:t>2.</w:t>
             </w:r>
             <w:r>
+              <w:rPr>
+                <w:rFonts w:hint="eastAsia"/>
+              </w:rPr>
+              <w:t xml:space="preserve"> </w:t>
+            </w:r>
+            <w:r>
+              <w:rPr>
+                <w:rFonts w:hint="eastAsia"/>
+              </w:rPr>
+              <w:t>内存值为非</w:t>
+            </w:r>
+            <w:r>
+              <w:rPr>
+                <w:rFonts w:hint="eastAsia"/>
+              </w:rPr>
+              <w:t>20</w:t>
+            </w:r>
+            <w:r>
+              <w:rPr>
+                <w:rFonts w:hint="eastAsia"/>
+              </w:rPr>
+              <w:t>，</w:t>
+            </w:r>
+            <w:r>
               <w:t>db.</w:t>
             </w:r>
             <w:r>
@@ -7375,7 +7533,13 @@
               <w:rPr>
                 <w:rFonts w:hint="eastAsia"/>
               </w:rPr>
-              <w:t>，不报错，不写配置文件。</w:t>
+              <w:t>，不报错，</w:t>
+            </w:r>
+            <w:r>
+              <w:rPr>
+                <w:rFonts w:hint="eastAsia"/>
+              </w:rPr>
+              <w:t>写配置文件。</w:t>
             </w:r>
           </w:p>
           <w:p>
@@ -7428,7 +7592,13 @@
               <w:rPr>
                 <w:rFonts w:hint="eastAsia"/>
               </w:rPr>
-              <w:t>，不报错，不写配置文件</w:t>
+              <w:t>，不报错，</w:t>
+            </w:r>
+            <w:r>
+              <w:rPr>
+                <w:rFonts w:hint="eastAsia"/>
+              </w:rPr>
+              <w:t>写配置文件</w:t>
             </w:r>
           </w:p>
         </w:tc>
@@ -7487,6 +7657,30 @@
               <w:t>1.</w:t>
             </w:r>
             <w:r>
+              <w:rPr>
+                <w:rFonts w:hint="eastAsia"/>
+              </w:rPr>
+              <w:t xml:space="preserve"> </w:t>
+            </w:r>
+            <w:r>
+              <w:rPr>
+                <w:rFonts w:hint="eastAsia"/>
+              </w:rPr>
+              <w:t>内存值为</w:t>
+            </w:r>
+            <w:r>
+              <w:rPr>
+                <w:rFonts w:hint="eastAsia"/>
+              </w:rPr>
+              <w:t>false</w:t>
+            </w:r>
+            <w:r>
+              <w:rPr>
+                <w:rFonts w:hint="eastAsia"/>
+              </w:rPr>
+              <w:t>，</w:t>
+            </w:r>
+            <w:r>
               <w:t>db.updateConf({</w:t>
             </w:r>
             <w:r>
@@ -7520,6 +7714,30 @@
                 <w:rFonts w:hint="eastAsia"/>
               </w:rPr>
               <w:t>2.</w:t>
+            </w:r>
+            <w:r>
+              <w:rPr>
+                <w:rFonts w:hint="eastAsia"/>
+              </w:rPr>
+              <w:t xml:space="preserve"> </w:t>
+            </w:r>
+            <w:r>
+              <w:rPr>
+                <w:rFonts w:hint="eastAsia"/>
+              </w:rPr>
+              <w:t>内存值为</w:t>
+            </w:r>
+            <w:r>
+              <w:rPr>
+                <w:rFonts w:hint="eastAsia"/>
+              </w:rPr>
+              <w:t>false</w:t>
+            </w:r>
+            <w:r>
+              <w:rPr>
+                <w:rFonts w:hint="eastAsia"/>
+              </w:rPr>
+              <w:t>，</w:t>
             </w:r>
             <w:r>
               <w:t>db.updateConf({</w:t>
@@ -7726,6 +7944,30 @@
               <w:t>1.</w:t>
             </w:r>
             <w:r>
+              <w:rPr>
+                <w:rFonts w:hint="eastAsia"/>
+              </w:rPr>
+              <w:t xml:space="preserve"> </w:t>
+            </w:r>
+            <w:r>
+              <w:rPr>
+                <w:rFonts w:hint="eastAsia"/>
+              </w:rPr>
+              <w:t>内存值为</w:t>
+            </w:r>
+            <w:r>
+              <w:rPr>
+                <w:rFonts w:hint="eastAsia"/>
+              </w:rPr>
+              <w:t>64</w:t>
+            </w:r>
+            <w:r>
+              <w:rPr>
+                <w:rFonts w:hint="eastAsia"/>
+              </w:rPr>
+              <w:t>，</w:t>
+            </w:r>
+            <w:r>
               <w:t>db.updateConf({</w:t>
             </w:r>
             <w:r>
@@ -7752,6 +7994,30 @@
               <w:t>2.</w:t>
             </w:r>
             <w:r>
+              <w:rPr>
+                <w:rFonts w:hint="eastAsia"/>
+              </w:rPr>
+              <w:t xml:space="preserve"> </w:t>
+            </w:r>
+            <w:r>
+              <w:rPr>
+                <w:rFonts w:hint="eastAsia"/>
+              </w:rPr>
+              <w:t>内存值为</w:t>
+            </w:r>
+            <w:r>
+              <w:rPr>
+                <w:rFonts w:hint="eastAsia"/>
+              </w:rPr>
+              <w:t>64</w:t>
+            </w:r>
+            <w:r>
+              <w:rPr>
+                <w:rFonts w:hint="eastAsia"/>
+              </w:rPr>
+              <w:t>，</w:t>
+            </w:r>
+            <w:r>
               <w:t>db.updateConf({</w:t>
             </w:r>
             <w:r>
@@ -7796,7 +8062,12 @@
               <w:t>，</w:t>
             </w:r>
             <w:r>
-              <w:lastRenderedPageBreak/>
+              <w:rPr>
+                <w:rFonts w:hint="eastAsia"/>
+              </w:rPr>
+              <w:t>配置文件中存在该项配置，</w:t>
+            </w:r>
+            <w:r>
               <w:t>db.</w:t>
             </w:r>
             <w:r>
@@ -7850,6 +8121,12 @@
               <w:t>，</w:t>
             </w:r>
             <w:r>
+              <w:rPr>
+                <w:rFonts w:hint="eastAsia"/>
+              </w:rPr>
+              <w:t>配置文件中存在该项配置，</w:t>
+            </w:r>
+            <w:r>
               <w:t>db.</w:t>
             </w:r>
             <w:r>
@@ -7887,7 +8164,6 @@
               <w:rPr>
                 <w:rFonts w:hint="eastAsia"/>
               </w:rPr>
-              <w:lastRenderedPageBreak/>
               <w:t>1.</w:t>
             </w:r>
             <w:r>
@@ -7935,14 +8211,7 @@
               <w:rPr>
                 <w:rFonts w:hint="eastAsia"/>
               </w:rPr>
-              <w:t>查到未修改，不报错，不写配</w:t>
-            </w:r>
-            <w:r>
-              <w:rPr>
-                <w:rFonts w:hint="eastAsia"/>
-              </w:rPr>
-              <w:lastRenderedPageBreak/>
-              <w:t>置文件。</w:t>
+              <w:t>查到未修改，不报错，不写配置文件。</w:t>
             </w:r>
           </w:p>
           <w:p>
@@ -7971,7 +8240,13 @@
               <w:rPr>
                 <w:rFonts w:hint="eastAsia"/>
               </w:rPr>
-              <w:t>查到未修改，不报错，不写配置文件。</w:t>
+              <w:t>查到未修改，不报错，配置文件中的既有配置未覆盖</w:t>
+            </w:r>
+            <w:r>
+              <w:rPr>
+                <w:rFonts w:hint="eastAsia"/>
+              </w:rPr>
+              <w:t>。</w:t>
             </w:r>
           </w:p>
           <w:p>
@@ -8000,7 +8275,13 @@
               <w:rPr>
                 <w:rFonts w:hint="eastAsia"/>
               </w:rPr>
-              <w:t>查到未修改，报错，不写配置文件。</w:t>
+              <w:t>查到未修改，报错，</w:t>
+            </w:r>
+            <w:r>
+              <w:rPr>
+                <w:rFonts w:hint="eastAsia"/>
+              </w:rPr>
+              <w:t>配置文件中的既有配置未覆盖。</w:t>
             </w:r>
           </w:p>
         </w:tc>
@@ -8018,51 +8299,51 @@
               <w:rPr>
                 <w:rFonts w:hint="eastAsia"/>
               </w:rPr>
+              <w:t>00</w:t>
+            </w:r>
+            <w:r>
+              <w:rPr>
+                <w:rFonts w:hint="eastAsia"/>
+              </w:rPr>
+              <w:t>9</w:t>
+            </w:r>
+          </w:p>
+        </w:tc>
+        <w:tc>
+          <w:tcPr>
+            <w:tcW w:w="1118" w:type="dxa"/>
+          </w:tcPr>
+          <w:p>
+            <w:pPr>
+              <w:ind w:left="0"/>
+            </w:pPr>
+            <w:r>
+              <w:rPr>
+                <w:rFonts w:hint="eastAsia"/>
+              </w:rPr>
+              <w:t>配置文件</w:t>
+            </w:r>
+          </w:p>
+        </w:tc>
+        <w:tc>
+          <w:tcPr>
+            <w:tcW w:w="3635" w:type="dxa"/>
+          </w:tcPr>
+          <w:p>
+            <w:pPr>
+              <w:ind w:left="0"/>
+            </w:pPr>
+            <w:r>
+              <w:rPr>
+                <w:rFonts w:hint="eastAsia"/>
+              </w:rPr>
+              <w:t>在配置文件中配置一些配置，并调用</w:t>
+            </w:r>
+            <w:r>
+              <w:rPr>
+                <w:rFonts w:hint="eastAsia"/>
+              </w:rPr>
               <w:lastRenderedPageBreak/>
-              <w:t>00</w:t>
-            </w:r>
-            <w:r>
-              <w:rPr>
-                <w:rFonts w:hint="eastAsia"/>
-              </w:rPr>
-              <w:t>9</w:t>
-            </w:r>
-          </w:p>
-        </w:tc>
-        <w:tc>
-          <w:tcPr>
-            <w:tcW w:w="1118" w:type="dxa"/>
-          </w:tcPr>
-          <w:p>
-            <w:pPr>
-              <w:ind w:left="0"/>
-            </w:pPr>
-            <w:r>
-              <w:rPr>
-                <w:rFonts w:hint="eastAsia"/>
-              </w:rPr>
-              <w:t>配置文件</w:t>
-            </w:r>
-          </w:p>
-        </w:tc>
-        <w:tc>
-          <w:tcPr>
-            <w:tcW w:w="3635" w:type="dxa"/>
-          </w:tcPr>
-          <w:p>
-            <w:pPr>
-              <w:ind w:left="0"/>
-            </w:pPr>
-            <w:r>
-              <w:rPr>
-                <w:rFonts w:hint="eastAsia"/>
-              </w:rPr>
-              <w:t>在配置文件中配置一些配置，并调用</w:t>
-            </w:r>
-            <w:r>
-              <w:rPr>
-                <w:rFonts w:hint="eastAsia"/>
-              </w:rPr>
               <w:t>update/delete</w:t>
             </w:r>
             <w:r>
@@ -8085,7 +8366,15 @@
               <w:rPr>
                 <w:rFonts w:hint="eastAsia"/>
               </w:rPr>
-              <w:t>之前存在的配置不会消失</w:t>
+              <w:lastRenderedPageBreak/>
+              <w:t>之前存在的配置不会消</w:t>
+            </w:r>
+            <w:r>
+              <w:rPr>
+                <w:rFonts w:hint="eastAsia"/>
+              </w:rPr>
+              <w:lastRenderedPageBreak/>
+              <w:t>失</w:t>
             </w:r>
           </w:p>
         </w:tc>
@@ -8103,6 +8392,7 @@
               <w:rPr>
                 <w:rFonts w:hint="eastAsia"/>
               </w:rPr>
+              <w:lastRenderedPageBreak/>
               <w:t>0</w:t>
             </w:r>
             <w:r>
@@ -8188,9 +8478,6 @@
           <w:p>
             <w:pPr>
               <w:ind w:left="0"/>
-              <w:rPr>
-                <w:rFonts w:hint="eastAsia"/>
-              </w:rPr>
             </w:pPr>
             <w:r>
               <w:rPr>
@@ -8207,9 +8494,6 @@
           <w:p>
             <w:pPr>
               <w:ind w:left="0"/>
-              <w:rPr>
-                <w:rFonts w:hint="eastAsia"/>
-              </w:rPr>
             </w:pPr>
             <w:r>
               <w:rPr>
@@ -8232,9 +8516,6 @@
           <w:p>
             <w:pPr>
               <w:ind w:left="0"/>
-              <w:rPr>
-                <w:rFonts w:hint="eastAsia"/>
-              </w:rPr>
             </w:pPr>
             <w:r>
               <w:rPr>
@@ -8264,9 +8545,6 @@
           <w:p>
             <w:pPr>
               <w:ind w:left="0"/>
-              <w:rPr>
-                <w:rFonts w:hint="eastAsia"/>
-              </w:rPr>
             </w:pPr>
             <w:r>
               <w:rPr>
@@ -8301,9 +8579,6 @@
           <w:p>
             <w:pPr>
               <w:ind w:left="0"/>
-              <w:rPr>
-                <w:rFonts w:hint="eastAsia"/>
-              </w:rPr>
             </w:pPr>
             <w:r>
               <w:rPr>
@@ -8321,9 +8596,6 @@
           <w:p>
             <w:pPr>
               <w:ind w:left="0"/>
-              <w:rPr>
-                <w:rFonts w:hint="eastAsia"/>
-              </w:rPr>
             </w:pPr>
             <w:r>
               <w:rPr>
@@ -11880,4 +12152,16 @@
   <a:objectDefaults/>
   <a:extraClrSchemeLst/>
 </a:theme>
+</file>
+
+<file path=customXml/item1.xml><?xml version="1.0" encoding="utf-8"?>
+<b:Sources xmlns:b="http://schemas.openxmlformats.org/officeDocument/2006/bibliography" xmlns="http://schemas.openxmlformats.org/officeDocument/2006/bibliography" SelectedStyle="\APA.XSL" StyleName="APA"/>
+</file>
+
+<file path=customXml/itemProps1.xml><?xml version="1.0" encoding="utf-8"?>
+<ds:datastoreItem xmlns:ds="http://schemas.openxmlformats.org/officeDocument/2006/customXml" ds:itemID="{6EA78CAF-AB93-4F99-AD53-E85BE6F486DE}">
+  <ds:schemaRefs>
+    <ds:schemaRef ds:uri="http://schemas.openxmlformats.org/officeDocument/2006/bibliography"/>
+  </ds:schemaRefs>
+</ds:datastoreItem>
 </file>
--- a/internal_doc/03.开发设计/Story-配置参数集中修改.docx
+++ b/internal_doc/03.开发设计/Story-配置参数集中修改.docx
@@ -291,25 +291,119 @@
               <w:rPr>
                 <w:rFonts w:hint="eastAsia"/>
               </w:rPr>
+              <w:t>revision</w:t>
+            </w:r>
+            <w:r>
+              <w:rPr>
+                <w:rFonts w:hint="eastAsia"/>
+              </w:rPr>
+              <w:t xml:space="preserve"> 5</w:t>
+            </w:r>
+            <w:r>
+              <w:rPr>
+                <w:rFonts w:hint="eastAsia"/>
+              </w:rPr>
+              <w:t>，主要是</w:t>
+            </w:r>
+            <w:r>
+              <w:rPr>
+                <w:rFonts w:hint="eastAsia"/>
+              </w:rPr>
+              <w:t>pmdOptionsMgr</w:t>
+            </w:r>
+            <w:r>
+              <w:rPr>
+                <w:rFonts w:hint="eastAsia"/>
+              </w:rPr>
+              <w:t>作了修改</w:t>
+            </w:r>
+          </w:p>
+        </w:tc>
+      </w:tr>
+      <w:tr>
+        <w:tc>
+          <w:tcPr>
+            <w:tcW w:w="2728" w:type="dxa"/>
+          </w:tcPr>
+          <w:p>
+            <w:pPr>
+              <w:ind w:left="0"/>
+              <w:rPr>
+                <w:rFonts w:hint="eastAsia"/>
+              </w:rPr>
+            </w:pPr>
+            <w:r>
+              <w:rPr>
+                <w:rFonts w:hint="eastAsia"/>
+              </w:rPr>
+              <w:t>2017-03-1</w:t>
+            </w:r>
+            <w:r>
+              <w:rPr>
+                <w:rFonts w:hint="eastAsia"/>
+              </w:rPr>
+              <w:t>9</w:t>
+            </w:r>
+            <w:r>
+              <w:rPr>
+                <w:rFonts w:hint="eastAsia"/>
+              </w:rPr>
+              <w:t xml:space="preserve">  </w:t>
+            </w:r>
+            <w:r>
+              <w:rPr>
+                <w:rFonts w:hint="eastAsia"/>
+              </w:rPr>
+              <w:t>赵文博</w:t>
+            </w:r>
+          </w:p>
+        </w:tc>
+        <w:tc>
+          <w:tcPr>
+            <w:tcW w:w="5437" w:type="dxa"/>
+          </w:tcPr>
+          <w:p>
+            <w:pPr>
+              <w:ind w:left="0"/>
+              <w:rPr>
+                <w:rFonts w:hint="eastAsia"/>
+              </w:rPr>
+            </w:pPr>
+            <w:r>
+              <w:rPr>
+                <w:rFonts w:hint="eastAsia"/>
+              </w:rPr>
               <w:t>final revision</w:t>
             </w:r>
             <w:r>
               <w:rPr>
                 <w:rFonts w:hint="eastAsia"/>
               </w:rPr>
-              <w:t>，主要是</w:t>
-            </w:r>
-            <w:r>
-              <w:rPr>
-                <w:rFonts w:hint="eastAsia"/>
-              </w:rPr>
-              <w:t>pmdOptionsMgr</w:t>
-            </w:r>
-            <w:r>
-              <w:rPr>
-                <w:rFonts w:hint="eastAsia"/>
-              </w:rPr>
-              <w:t>作了修改</w:t>
+              <w:t>，增加了</w:t>
+            </w:r>
+            <w:r>
+              <w:rPr>
+                <w:rFonts w:hint="eastAsia"/>
+              </w:rPr>
+              <w:t xml:space="preserve">snapshot </w:t>
+            </w:r>
+            <w:r>
+              <w:rPr>
+                <w:rFonts w:hint="eastAsia"/>
+              </w:rPr>
+              <w:t>options</w:t>
+            </w:r>
+            <w:r>
+              <w:rPr>
+                <w:rFonts w:hint="eastAsia"/>
+              </w:rPr>
+              <w:t xml:space="preserve"> </w:t>
+            </w:r>
+            <w:r>
+              <w:rPr>
+                <w:rFonts w:hint="eastAsia"/>
+              </w:rPr>
+              <w:t>相关设计</w:t>
             </w:r>
           </w:p>
         </w:tc>
@@ -752,6 +846,12 @@
           <w:rFonts w:hint="eastAsia"/>
         </w:rPr>
         <w:t>&lt;snapType&gt;, [cond], [sel], [sort]</w:t>
+      </w:r>
+      <w:r>
+        <w:rPr>
+          <w:rFonts w:hint="eastAsia"/>
+        </w:rPr>
+        <w:t>,[hint]</w:t>
       </w:r>
       <w:r>
         <w:rPr>
@@ -851,7 +951,8 @@
               <w:rPr>
                 <w:rFonts w:hint="eastAsia"/>
               </w:rPr>
-              <w:t>SDB_SNAP_CONFIGS</w:t>
+              <w:lastRenderedPageBreak/>
+              <w:t>SDB_SNAP_CONFIG</w:t>
             </w:r>
           </w:p>
         </w:tc>
@@ -879,13 +980,15 @@
     <w:p>
       <w:pPr>
         <w:ind w:left="0"/>
+        <w:rPr>
+          <w:rFonts w:hint="eastAsia"/>
+        </w:rPr>
       </w:pPr>
       <w:r>
         <w:rPr>
           <w:rFonts w:hint="eastAsia"/>
           <w:color w:val="00B0F0"/>
         </w:rPr>
-        <w:lastRenderedPageBreak/>
         <w:tab/>
       </w:r>
       <w:r>
@@ -904,269 +1007,13 @@
         <w:t xml:space="preserve"> </w:t>
       </w:r>
       <w:r>
-        <w:t>SDB_SNAP_SESSIONS</w:t>
+        <w:t>SDB_SNAP_CATALOG</w:t>
       </w:r>
       <w:r>
         <w:rPr>
           <w:rFonts w:hint="eastAsia"/>
         </w:rPr>
         <w:t>）</w:t>
-      </w:r>
-    </w:p>
-    <w:p>
-      <w:r>
-        <w:rPr>
-          <w:rFonts w:hint="eastAsia"/>
-        </w:rPr>
-        <w:t>示例：</w:t>
-      </w:r>
-    </w:p>
-    <w:p>
-      <w:r>
-        <w:rPr>
-          <w:rFonts w:hint="eastAsia"/>
-        </w:rPr>
-        <w:t>db.snapshot(</w:t>
-      </w:r>
-      <w:r>
-        <w:rPr>
-          <w:rFonts w:hint="eastAsia"/>
-        </w:rPr>
-        <w:t>SDB_SNAP_CONFIGS, { GroupName:</w:t>
-      </w:r>
-      <w:r>
-        <w:t>’</w:t>
-      </w:r>
-      <w:r>
-        <w:rPr>
-          <w:rFonts w:hint="eastAsia"/>
-        </w:rPr>
-        <w:t>db1</w:t>
-      </w:r>
-      <w:r>
-        <w:t>’</w:t>
-      </w:r>
-      <w:r>
-        <w:rPr>
-          <w:rFonts w:hint="eastAsia"/>
-        </w:rPr>
-        <w:t>}</w:t>
-      </w:r>
-      <w:r>
-        <w:rPr>
-          <w:rFonts w:hint="eastAsia"/>
-        </w:rPr>
-        <w:t>)</w:t>
-      </w:r>
-      <w:r>
-        <w:rPr>
-          <w:rFonts w:hint="eastAsia"/>
-        </w:rPr>
-        <w:t>，查询数据组</w:t>
-      </w:r>
-      <w:r>
-        <w:t>’</w:t>
-      </w:r>
-      <w:r>
-        <w:rPr>
-          <w:rFonts w:hint="eastAsia"/>
-        </w:rPr>
-        <w:t>db1</w:t>
-      </w:r>
-      <w:r>
-        <w:t>’</w:t>
-      </w:r>
-      <w:r>
-        <w:rPr>
-          <w:rFonts w:hint="eastAsia"/>
-        </w:rPr>
-        <w:t>的配置。</w:t>
-      </w:r>
-    </w:p>
-    <w:p>
-      <w:pPr>
-        <w:rPr>
-          <w:color w:val="00B0F0"/>
-        </w:rPr>
-      </w:pPr>
-    </w:p>
-    <w:p>
-      <w:pPr>
-        <w:rPr>
-          <w:color w:val="00B0F0"/>
-        </w:rPr>
-      </w:pPr>
-    </w:p>
-    <w:p>
-      <w:pPr>
-        <w:pStyle w:val="ListParagraph"/>
-        <w:numPr>
-          <w:ilvl w:val="0"/>
-          <w:numId w:val="18"/>
-        </w:numPr>
-        <w:ind w:firstLineChars="0"/>
-      </w:pPr>
-      <w:r>
-        <w:t>db.exec("select</w:t>
-      </w:r>
-      <w:r>
-        <w:rPr>
-          <w:rFonts w:hint="eastAsia"/>
-        </w:rPr>
-        <w:t xml:space="preserve"> </w:t>
-      </w:r>
-      <w:r>
-        <w:t>* from $SNAPSHOT_CONFIG where GroupName='db2' and SvcName='41000'")</w:t>
-      </w:r>
-    </w:p>
-    <w:p>
-      <w:r>
-        <w:rPr>
-          <w:rFonts w:hint="eastAsia"/>
-        </w:rPr>
-        <w:t>通过</w:t>
-      </w:r>
-      <w:r>
-        <w:rPr>
-          <w:rFonts w:hint="eastAsia"/>
-        </w:rPr>
-        <w:t>SQL</w:t>
-      </w:r>
-      <w:r>
-        <w:rPr>
-          <w:rFonts w:hint="eastAsia"/>
-        </w:rPr>
-        <w:t>命令执行上面的</w:t>
-      </w:r>
-      <w:r>
-        <w:rPr>
-          <w:rFonts w:hint="eastAsia"/>
-        </w:rPr>
-        <w:t>snapshot</w:t>
-      </w:r>
-      <w:r>
-        <w:rPr>
-          <w:rFonts w:hint="eastAsia"/>
-        </w:rPr>
-        <w:t>命令。</w:t>
-      </w:r>
-    </w:p>
-    <w:p>
-      <w:r>
-        <w:rPr>
-          <w:rFonts w:hint="eastAsia"/>
-        </w:rPr>
-        <w:t>（</w:t>
-      </w:r>
-      <w:r>
-        <w:rPr>
-          <w:rFonts w:hint="eastAsia"/>
-        </w:rPr>
-        <w:t>命名</w:t>
-      </w:r>
-      <w:r>
-        <w:rPr>
-          <w:rFonts w:hint="eastAsia"/>
-        </w:rPr>
-        <w:t>依据：</w:t>
-      </w:r>
-      <w:r>
-        <w:t>#define CMD_NAME_SNAPSHOT_SESSION_INTR</w:t>
-      </w:r>
-      <w:r>
-        <w:rPr>
-          <w:rFonts w:hint="eastAsia"/>
-        </w:rPr>
-        <w:t xml:space="preserve"> </w:t>
-      </w:r>
-      <w:r>
-        <w:t>"SNAPSHOT_SESSION"</w:t>
-      </w:r>
-      <w:r>
-        <w:rPr>
-          <w:rFonts w:hint="eastAsia"/>
-        </w:rPr>
-        <w:t>）</w:t>
-      </w:r>
-    </w:p>
-    <w:p/>
-    <w:p/>
-    <w:p>
-      <w:pPr>
-        <w:pStyle w:val="ListParagraph"/>
-        <w:numPr>
-          <w:ilvl w:val="0"/>
-          <w:numId w:val="18"/>
-        </w:numPr>
-        <w:ind w:firstLineChars="0"/>
-      </w:pPr>
-      <w:r>
-        <w:rPr>
-          <w:rFonts w:hint="eastAsia"/>
-        </w:rPr>
-        <w:t>db.updateConf(&lt;</w:t>
-      </w:r>
-      <w:r>
-        <w:rPr>
-          <w:rFonts w:hint="eastAsia"/>
-        </w:rPr>
-        <w:t>conf</w:t>
-      </w:r>
-      <w:r>
-        <w:rPr>
-          <w:rFonts w:hint="eastAsia"/>
-        </w:rPr>
-        <w:t>ig&gt;</w:t>
-      </w:r>
-      <w:r>
-        <w:rPr>
-          <w:rFonts w:hint="eastAsia"/>
-        </w:rPr>
-        <w:t>, [</w:t>
-      </w:r>
-      <w:r>
-        <w:rPr>
-          <w:rFonts w:hint="eastAsia"/>
-        </w:rPr>
-        <w:t>option</w:t>
-      </w:r>
-      <w:r>
-        <w:rPr>
-          <w:rFonts w:hint="eastAsia"/>
-        </w:rPr>
-        <w:t>s</w:t>
-      </w:r>
-      <w:r>
-        <w:rPr>
-          <w:rFonts w:hint="eastAsia"/>
-        </w:rPr>
-        <w:t>]</w:t>
-      </w:r>
-      <w:r>
-        <w:rPr>
-          <w:rFonts w:hint="eastAsia"/>
-        </w:rPr>
-        <w:t>);</w:t>
-      </w:r>
-    </w:p>
-    <w:p>
-      <w:r>
-        <w:rPr>
-          <w:rFonts w:hint="eastAsia"/>
-        </w:rPr>
-        <w:t>设置指定的配置参数，支持</w:t>
-      </w:r>
-      <w:r>
-        <w:rPr>
-          <w:rFonts w:hint="eastAsia"/>
-        </w:rPr>
-        <w:t>命令位置</w:t>
-      </w:r>
-      <w:r>
-        <w:rPr>
-          <w:rFonts w:hint="eastAsia"/>
-        </w:rPr>
-        <w:t>参数。</w:t>
       </w:r>
     </w:p>
     <w:tbl>
@@ -1260,7 +1107,7 @@
               <w:rPr>
                 <w:rFonts w:hint="eastAsia"/>
               </w:rPr>
-              <w:t>config</w:t>
+              <w:t>snapType</w:t>
             </w:r>
           </w:p>
         </w:tc>
@@ -1276,13 +1123,7 @@
               <w:rPr>
                 <w:rFonts w:hint="eastAsia"/>
               </w:rPr>
-              <w:t xml:space="preserve">JSON </w:t>
-            </w:r>
-            <w:r>
-              <w:rPr>
-                <w:rFonts w:hint="eastAsia"/>
-              </w:rPr>
-              <w:t>对象</w:t>
+              <w:t>枚举</w:t>
             </w:r>
           </w:p>
         </w:tc>
@@ -1298,13 +1139,7 @@
               <w:rPr>
                 <w:rFonts w:hint="eastAsia"/>
               </w:rPr>
-              <w:t>要设置的配置参数组成的</w:t>
-            </w:r>
-            <w:r>
-              <w:rPr>
-                <w:rFonts w:hint="eastAsia"/>
-              </w:rPr>
-              <w:t>JSON</w:t>
+              <w:t>快照类型。</w:t>
             </w:r>
           </w:p>
         </w:tc>
@@ -1338,13 +1173,13 @@
               <w:rPr>
                 <w:rFonts w:hint="eastAsia"/>
               </w:rPr>
-              <w:t>option</w:t>
-            </w:r>
-            <w:r>
-              <w:rPr>
-                <w:rFonts w:hint="eastAsia"/>
-              </w:rPr>
-              <w:t>s</w:t>
+              <w:t>cond</w:t>
+            </w:r>
+            <w:r>
+              <w:rPr>
+                <w:rFonts w:hint="eastAsia"/>
+              </w:rPr>
+              <w:tab/>
             </w:r>
           </w:p>
         </w:tc>
@@ -1360,7 +1195,7 @@
               <w:rPr>
                 <w:rFonts w:hint="eastAsia"/>
               </w:rPr>
-              <w:t xml:space="preserve">JSON </w:t>
+              <w:t>JSon</w:t>
             </w:r>
             <w:r>
               <w:rPr>
@@ -1382,19 +1217,31 @@
               <w:rPr>
                 <w:rFonts w:hint="eastAsia"/>
               </w:rPr>
-              <w:t>控制选项，包含</w:t>
-            </w:r>
-            <w:r>
-              <w:rPr>
-                <w:rFonts w:hint="eastAsia"/>
-              </w:rPr>
-              <w:t>命令位置</w:t>
-            </w:r>
-            <w:r>
-              <w:rPr>
-                <w:rFonts w:hint="eastAsia"/>
-              </w:rPr>
-              <w:t>参数</w:t>
+              <w:t>选择条件，只返回</w:t>
+            </w:r>
+            <w:r>
+              <w:rPr>
+                <w:rFonts w:hint="eastAsia"/>
+              </w:rPr>
+              <w:t xml:space="preserve"> cond </w:t>
+            </w:r>
+            <w:r>
+              <w:rPr>
+                <w:rFonts w:hint="eastAsia"/>
+              </w:rPr>
+              <w:t>字段指定的节点或分区组的快照信息，为</w:t>
+            </w:r>
+            <w:r>
+              <w:rPr>
+                <w:rFonts w:hint="eastAsia"/>
+              </w:rPr>
+              <w:t xml:space="preserve"> null </w:t>
+            </w:r>
+            <w:r>
+              <w:rPr>
+                <w:rFonts w:hint="eastAsia"/>
+              </w:rPr>
+              <w:t>时，返回整个集群的快照信息。</w:t>
             </w:r>
           </w:p>
         </w:tc>
@@ -1405,6 +1252,378 @@
           <w:p>
             <w:pPr>
               <w:ind w:left="0"/>
+            </w:pPr>
+            <w:r>
+              <w:rPr>
+                <w:rFonts w:hint="eastAsia"/>
+              </w:rPr>
+              <w:t>否</w:t>
+            </w:r>
+          </w:p>
+        </w:tc>
+      </w:tr>
+      <w:tr>
+        <w:tc>
+          <w:tcPr>
+            <w:tcW w:w="2130" w:type="dxa"/>
+          </w:tcPr>
+          <w:p>
+            <w:pPr>
+              <w:ind w:left="0"/>
+              <w:rPr>
+                <w:rFonts w:hint="eastAsia"/>
+              </w:rPr>
+            </w:pPr>
+            <w:r>
+              <w:rPr>
+                <w:rFonts w:hint="eastAsia"/>
+              </w:rPr>
+              <w:t>sel</w:t>
+            </w:r>
+          </w:p>
+        </w:tc>
+        <w:tc>
+          <w:tcPr>
+            <w:tcW w:w="2130" w:type="dxa"/>
+          </w:tcPr>
+          <w:p>
+            <w:pPr>
+              <w:ind w:left="0"/>
+              <w:rPr>
+                <w:rFonts w:hint="eastAsia"/>
+              </w:rPr>
+            </w:pPr>
+            <w:r>
+              <w:rPr>
+                <w:rFonts w:hint="eastAsia"/>
+              </w:rPr>
+              <w:t>JSon</w:t>
+            </w:r>
+            <w:r>
+              <w:rPr>
+                <w:rFonts w:hint="eastAsia"/>
+              </w:rPr>
+              <w:t>对象</w:t>
+            </w:r>
+          </w:p>
+        </w:tc>
+        <w:tc>
+          <w:tcPr>
+            <w:tcW w:w="2131" w:type="dxa"/>
+          </w:tcPr>
+          <w:p>
+            <w:pPr>
+              <w:ind w:left="0"/>
+              <w:rPr>
+                <w:rFonts w:hint="eastAsia"/>
+              </w:rPr>
+            </w:pPr>
+            <w:r>
+              <w:rPr>
+                <w:rFonts w:hint="eastAsia"/>
+              </w:rPr>
+              <w:t>选择返回字段名。为</w:t>
+            </w:r>
+            <w:r>
+              <w:rPr>
+                <w:rFonts w:hint="eastAsia"/>
+              </w:rPr>
+              <w:t xml:space="preserve"> null </w:t>
+            </w:r>
+            <w:r>
+              <w:rPr>
+                <w:rFonts w:hint="eastAsia"/>
+              </w:rPr>
+              <w:t>时，返回所有的字段名。</w:t>
+            </w:r>
+          </w:p>
+        </w:tc>
+        <w:tc>
+          <w:tcPr>
+            <w:tcW w:w="2131" w:type="dxa"/>
+          </w:tcPr>
+          <w:p>
+            <w:pPr>
+              <w:ind w:left="0"/>
+              <w:rPr>
+                <w:rFonts w:hint="eastAsia"/>
+              </w:rPr>
+            </w:pPr>
+            <w:r>
+              <w:rPr>
+                <w:rFonts w:hint="eastAsia"/>
+              </w:rPr>
+              <w:t>否</w:t>
+            </w:r>
+          </w:p>
+        </w:tc>
+      </w:tr>
+      <w:tr>
+        <w:tc>
+          <w:tcPr>
+            <w:tcW w:w="2130" w:type="dxa"/>
+          </w:tcPr>
+          <w:p>
+            <w:pPr>
+              <w:ind w:left="0"/>
+              <w:rPr>
+                <w:rFonts w:hint="eastAsia"/>
+              </w:rPr>
+            </w:pPr>
+            <w:r>
+              <w:rPr>
+                <w:rFonts w:hint="eastAsia"/>
+              </w:rPr>
+              <w:t>sort</w:t>
+            </w:r>
+          </w:p>
+        </w:tc>
+        <w:tc>
+          <w:tcPr>
+            <w:tcW w:w="2130" w:type="dxa"/>
+          </w:tcPr>
+          <w:p>
+            <w:pPr>
+              <w:ind w:left="0"/>
+              <w:rPr>
+                <w:rFonts w:hint="eastAsia"/>
+              </w:rPr>
+            </w:pPr>
+            <w:r>
+              <w:rPr>
+                <w:rFonts w:hint="eastAsia"/>
+              </w:rPr>
+              <w:t>JSon</w:t>
+            </w:r>
+            <w:r>
+              <w:rPr>
+                <w:rFonts w:hint="eastAsia"/>
+              </w:rPr>
+              <w:t>对象</w:t>
+            </w:r>
+          </w:p>
+        </w:tc>
+        <w:tc>
+          <w:tcPr>
+            <w:tcW w:w="2131" w:type="dxa"/>
+          </w:tcPr>
+          <w:p>
+            <w:pPr>
+              <w:ind w:left="0"/>
+              <w:rPr>
+                <w:rFonts w:hint="eastAsia"/>
+              </w:rPr>
+            </w:pPr>
+            <w:r>
+              <w:rPr>
+                <w:rFonts w:hint="eastAsia"/>
+              </w:rPr>
+              <w:t>对返回的记录按选定的字段排序。</w:t>
+            </w:r>
+            <w:r>
+              <w:rPr>
+                <w:rFonts w:hint="eastAsia"/>
+              </w:rPr>
+              <w:t>1</w:t>
+            </w:r>
+            <w:r>
+              <w:rPr>
+                <w:rFonts w:hint="eastAsia"/>
+              </w:rPr>
+              <w:t>为升序；</w:t>
+            </w:r>
+            <w:r>
+              <w:rPr>
+                <w:rFonts w:hint="eastAsia"/>
+              </w:rPr>
+              <w:t>-1</w:t>
+            </w:r>
+            <w:r>
+              <w:rPr>
+                <w:rFonts w:hint="eastAsia"/>
+              </w:rPr>
+              <w:t>为降序。</w:t>
+            </w:r>
+          </w:p>
+        </w:tc>
+        <w:tc>
+          <w:tcPr>
+            <w:tcW w:w="2131" w:type="dxa"/>
+          </w:tcPr>
+          <w:p>
+            <w:pPr>
+              <w:ind w:left="0"/>
+              <w:rPr>
+                <w:rFonts w:hint="eastAsia"/>
+              </w:rPr>
+            </w:pPr>
+            <w:r>
+              <w:rPr>
+                <w:rFonts w:hint="eastAsia"/>
+              </w:rPr>
+              <w:t>否</w:t>
+            </w:r>
+          </w:p>
+        </w:tc>
+      </w:tr>
+      <w:tr>
+        <w:tc>
+          <w:tcPr>
+            <w:tcW w:w="2130" w:type="dxa"/>
+          </w:tcPr>
+          <w:p>
+            <w:pPr>
+              <w:ind w:left="0"/>
+              <w:rPr>
+                <w:rFonts w:hint="eastAsia"/>
+              </w:rPr>
+            </w:pPr>
+            <w:r>
+              <w:rPr>
+                <w:rFonts w:hint="eastAsia"/>
+              </w:rPr>
+              <w:t>options</w:t>
+            </w:r>
+          </w:p>
+        </w:tc>
+        <w:tc>
+          <w:tcPr>
+            <w:tcW w:w="2130" w:type="dxa"/>
+          </w:tcPr>
+          <w:p>
+            <w:pPr>
+              <w:ind w:left="0"/>
+              <w:rPr>
+                <w:rFonts w:hint="eastAsia"/>
+              </w:rPr>
+            </w:pPr>
+            <w:r>
+              <w:rPr>
+                <w:rFonts w:hint="eastAsia"/>
+              </w:rPr>
+              <w:t xml:space="preserve">JSon </w:t>
+            </w:r>
+            <w:r>
+              <w:rPr>
+                <w:rFonts w:hint="eastAsia"/>
+              </w:rPr>
+              <w:t>对象</w:t>
+            </w:r>
+          </w:p>
+        </w:tc>
+        <w:tc>
+          <w:tcPr>
+            <w:tcW w:w="2131" w:type="dxa"/>
+          </w:tcPr>
+          <w:p>
+            <w:pPr>
+              <w:ind w:left="0"/>
+              <w:rPr>
+                <w:rFonts w:hint="eastAsia"/>
+              </w:rPr>
+            </w:pPr>
+            <w:r>
+              <w:rPr>
+                <w:rFonts w:hint="eastAsia"/>
+              </w:rPr>
+              <w:t>控制选项，包含两个字段“</w:t>
+            </w:r>
+            <w:r>
+              <w:rPr>
+                <w:rFonts w:hint="eastAsia"/>
+              </w:rPr>
+              <w:t>Mode</w:t>
+            </w:r>
+            <w:r>
+              <w:rPr>
+                <w:rFonts w:hint="eastAsia"/>
+              </w:rPr>
+              <w:t>”和“</w:t>
+            </w:r>
+            <w:r>
+              <w:rPr>
+                <w:rFonts w:hint="eastAsia"/>
+              </w:rPr>
+              <w:t>Expand</w:t>
+            </w:r>
+            <w:r>
+              <w:rPr>
+                <w:rFonts w:hint="eastAsia"/>
+              </w:rPr>
+              <w:t>”，</w:t>
+            </w:r>
+            <w:r>
+              <w:rPr>
+                <w:rFonts w:hint="eastAsia"/>
+              </w:rPr>
+              <w:t>Mode</w:t>
+            </w:r>
+            <w:r>
+              <w:rPr>
+                <w:rFonts w:hint="eastAsia"/>
+              </w:rPr>
+              <w:t>设为</w:t>
+            </w:r>
+            <w:r>
+              <w:rPr>
+                <w:rFonts w:hint="eastAsia"/>
+              </w:rPr>
+              <w:t>Run</w:t>
+            </w:r>
+            <w:r>
+              <w:rPr>
+                <w:rFonts w:hint="eastAsia"/>
+              </w:rPr>
+              <w:t>时显示用户设置过的配置，设为</w:t>
+            </w:r>
+            <w:r>
+              <w:rPr>
+                <w:rFonts w:hint="eastAsia"/>
+              </w:rPr>
+              <w:t>Local</w:t>
+            </w:r>
+            <w:r>
+              <w:rPr>
+                <w:rFonts w:hint="eastAsia"/>
+              </w:rPr>
+              <w:t>时显示配置文件中用户设置过的配置。</w:t>
+            </w:r>
+            <w:r>
+              <w:rPr>
+                <w:rFonts w:hint="eastAsia"/>
+              </w:rPr>
+              <w:t>Expand</w:t>
+            </w:r>
+            <w:r>
+              <w:rPr>
+                <w:rFonts w:hint="eastAsia"/>
+              </w:rPr>
+              <w:t>设置为</w:t>
+            </w:r>
+            <w:r>
+              <w:rPr>
+                <w:rFonts w:hint="eastAsia"/>
+              </w:rPr>
+              <w:t>True</w:t>
+            </w:r>
+            <w:r>
+              <w:rPr>
+                <w:rFonts w:hint="eastAsia"/>
+              </w:rPr>
+              <w:t>时则扩展显示所有配置。</w:t>
+            </w:r>
+          </w:p>
+        </w:tc>
+        <w:tc>
+          <w:tcPr>
+            <w:tcW w:w="2131" w:type="dxa"/>
+          </w:tcPr>
+          <w:p>
+            <w:pPr>
+              <w:ind w:left="0"/>
+              <w:rPr>
+                <w:rFonts w:hint="eastAsia"/>
+              </w:rPr>
             </w:pPr>
             <w:r>
               <w:rPr>
@@ -1420,10 +1639,629 @@
       <w:pPr>
         <w:ind w:left="0"/>
       </w:pPr>
-      <w:r>
-        <w:rPr>
-          <w:rFonts w:hint="eastAsia"/>
-        </w:rPr>
+    </w:p>
+    <w:p>
+      <w:r>
+        <w:rPr>
+          <w:rFonts w:hint="eastAsia"/>
+        </w:rPr>
+        <w:t>示例：</w:t>
+      </w:r>
+    </w:p>
+    <w:p>
+      <w:r>
+        <w:rPr>
+          <w:rFonts w:hint="eastAsia"/>
+        </w:rPr>
+        <w:t>db.snapshot(</w:t>
+      </w:r>
+      <w:r>
+        <w:rPr>
+          <w:rFonts w:hint="eastAsia"/>
+        </w:rPr>
+        <w:t>SDB_SNAP_CONFIG</w:t>
+      </w:r>
+      <w:r>
+        <w:rPr>
+          <w:rFonts w:hint="eastAsia"/>
+        </w:rPr>
+        <w:t>, { GroupName:</w:t>
+      </w:r>
+      <w:r>
+        <w:t>’</w:t>
+      </w:r>
+      <w:r>
+        <w:rPr>
+          <w:rFonts w:hint="eastAsia"/>
+        </w:rPr>
+        <w:t>db1</w:t>
+      </w:r>
+      <w:r>
+        <w:t>’</w:t>
+      </w:r>
+      <w:r>
+        <w:rPr>
+          <w:rFonts w:hint="eastAsia"/>
+        </w:rPr>
+        <w:t>}</w:t>
+      </w:r>
+      <w:r>
+        <w:rPr>
+          <w:rFonts w:hint="eastAsia"/>
+        </w:rPr>
+        <w:t>, , , {</w:t>
+      </w:r>
+      <w:r>
+        <w:rPr>
+          <w:rFonts w:hint="eastAsia"/>
+        </w:rPr>
+        <w:t xml:space="preserve"> </w:t>
+      </w:r>
+      <w:r>
+        <w:rPr>
+          <w:rFonts w:hint="eastAsia"/>
+        </w:rPr>
+        <w:t>Mode</w:t>
+      </w:r>
+      <w:r>
+        <w:rPr>
+          <w:rFonts w:hint="eastAsia"/>
+        </w:rPr>
+        <w:t>:</w:t>
+      </w:r>
+      <w:r>
+        <w:t>”</w:t>
+      </w:r>
+      <w:r>
+        <w:rPr>
+          <w:rFonts w:hint="eastAsia"/>
+        </w:rPr>
+        <w:t>Run</w:t>
+      </w:r>
+      <w:r>
+        <w:t>”</w:t>
+      </w:r>
+      <w:r>
+        <w:rPr>
+          <w:rFonts w:hint="eastAsia"/>
+        </w:rPr>
+        <w:t xml:space="preserve">, </w:t>
+      </w:r>
+      <w:r>
+        <w:rPr>
+          <w:rFonts w:hint="eastAsia"/>
+        </w:rPr>
+        <w:t>Expand</w:t>
+      </w:r>
+      <w:r>
+        <w:rPr>
+          <w:rFonts w:hint="eastAsia"/>
+        </w:rPr>
+        <w:t>:</w:t>
+      </w:r>
+      <w:r>
+        <w:t>”</w:t>
+      </w:r>
+      <w:r>
+        <w:rPr>
+          <w:rFonts w:hint="eastAsia"/>
+        </w:rPr>
+        <w:t>FALSE</w:t>
+      </w:r>
+      <w:r>
+        <w:t>”</w:t>
+      </w:r>
+      <w:r>
+        <w:rPr>
+          <w:rFonts w:hint="eastAsia"/>
+        </w:rPr>
+        <w:t>}</w:t>
+      </w:r>
+      <w:r>
+        <w:rPr>
+          <w:rFonts w:hint="eastAsia"/>
+        </w:rPr>
+        <w:t>)</w:t>
+      </w:r>
+      <w:r>
+        <w:rPr>
+          <w:rFonts w:hint="eastAsia"/>
+        </w:rPr>
+        <w:t>，查询数据组</w:t>
+      </w:r>
+      <w:r>
+        <w:t>’</w:t>
+      </w:r>
+      <w:r>
+        <w:rPr>
+          <w:rFonts w:hint="eastAsia"/>
+        </w:rPr>
+        <w:t>db1</w:t>
+      </w:r>
+      <w:r>
+        <w:t>’</w:t>
+      </w:r>
+      <w:r>
+        <w:rPr>
+          <w:rFonts w:hint="eastAsia"/>
+        </w:rPr>
+        <w:t>的</w:t>
+      </w:r>
+      <w:r>
+        <w:rPr>
+          <w:rFonts w:hint="eastAsia"/>
+        </w:rPr>
+        <w:t>用户配置过的</w:t>
+      </w:r>
+      <w:r>
+        <w:rPr>
+          <w:rFonts w:hint="eastAsia"/>
+        </w:rPr>
+        <w:t>运行时</w:t>
+      </w:r>
+      <w:r>
+        <w:rPr>
+          <w:rFonts w:hint="eastAsia"/>
+        </w:rPr>
+        <w:t>配置</w:t>
+      </w:r>
+      <w:r>
+        <w:rPr>
+          <w:rFonts w:hint="eastAsia"/>
+        </w:rPr>
+        <w:t>。</w:t>
+      </w:r>
+    </w:p>
+    <w:p>
+      <w:pPr>
+        <w:rPr>
+          <w:color w:val="00B0F0"/>
+        </w:rPr>
+      </w:pPr>
+    </w:p>
+    <w:p>
+      <w:pPr>
+        <w:rPr>
+          <w:color w:val="00B0F0"/>
+        </w:rPr>
+      </w:pPr>
+    </w:p>
+    <w:p>
+      <w:pPr>
+        <w:pStyle w:val="ListParagraph"/>
+        <w:numPr>
+          <w:ilvl w:val="0"/>
+          <w:numId w:val="18"/>
+        </w:numPr>
+        <w:ind w:firstLineChars="0"/>
+      </w:pPr>
+      <w:r>
+        <w:t>db.exec("select</w:t>
+      </w:r>
+      <w:r>
+        <w:rPr>
+          <w:rFonts w:hint="eastAsia"/>
+        </w:rPr>
+        <w:t xml:space="preserve"> </w:t>
+      </w:r>
+      <w:r>
+        <w:t>* from $SNAPSHOT_CONFIG where GroupName='db2' and SvcName='41000'")</w:t>
+      </w:r>
+    </w:p>
+    <w:p>
+      <w:r>
+        <w:rPr>
+          <w:rFonts w:hint="eastAsia"/>
+        </w:rPr>
+        <w:t>通过</w:t>
+      </w:r>
+      <w:r>
+        <w:rPr>
+          <w:rFonts w:hint="eastAsia"/>
+        </w:rPr>
+        <w:t>SQL</w:t>
+      </w:r>
+      <w:r>
+        <w:rPr>
+          <w:rFonts w:hint="eastAsia"/>
+        </w:rPr>
+        <w:t>命令执行上面的</w:t>
+      </w:r>
+      <w:r>
+        <w:rPr>
+          <w:rFonts w:hint="eastAsia"/>
+        </w:rPr>
+        <w:t>snapshot</w:t>
+      </w:r>
+      <w:r>
+        <w:rPr>
+          <w:rFonts w:hint="eastAsia"/>
+        </w:rPr>
+        <w:t>命令。</w:t>
+      </w:r>
+    </w:p>
+    <w:p>
+      <w:r>
+        <w:rPr>
+          <w:rFonts w:hint="eastAsia"/>
+        </w:rPr>
+        <w:t>（</w:t>
+      </w:r>
+      <w:r>
+        <w:rPr>
+          <w:rFonts w:hint="eastAsia"/>
+        </w:rPr>
+        <w:t>命名</w:t>
+      </w:r>
+      <w:r>
+        <w:rPr>
+          <w:rFonts w:hint="eastAsia"/>
+        </w:rPr>
+        <w:t>依据：</w:t>
+      </w:r>
+      <w:r>
+        <w:t>#define CMD_NAME_SNAPSHOT_SESSION_INTR</w:t>
+      </w:r>
+      <w:r>
+        <w:rPr>
+          <w:rFonts w:hint="eastAsia"/>
+        </w:rPr>
+        <w:t xml:space="preserve"> </w:t>
+      </w:r>
+      <w:r>
+        <w:t>"SNAPSHOT_SESSION"</w:t>
+      </w:r>
+      <w:r>
+        <w:rPr>
+          <w:rFonts w:hint="eastAsia"/>
+        </w:rPr>
+        <w:t>）</w:t>
+      </w:r>
+    </w:p>
+    <w:p/>
+    <w:p/>
+    <w:p>
+      <w:pPr>
+        <w:pStyle w:val="ListParagraph"/>
+        <w:numPr>
+          <w:ilvl w:val="0"/>
+          <w:numId w:val="18"/>
+        </w:numPr>
+        <w:ind w:firstLineChars="0"/>
+      </w:pPr>
+      <w:r>
+        <w:rPr>
+          <w:rFonts w:hint="eastAsia"/>
+        </w:rPr>
+        <w:t>db.updateConf(&lt;</w:t>
+      </w:r>
+      <w:r>
+        <w:rPr>
+          <w:rFonts w:hint="eastAsia"/>
+        </w:rPr>
+        <w:t>conf</w:t>
+      </w:r>
+      <w:r>
+        <w:rPr>
+          <w:rFonts w:hint="eastAsia"/>
+        </w:rPr>
+        <w:t>ig&gt;</w:t>
+      </w:r>
+      <w:r>
+        <w:rPr>
+          <w:rFonts w:hint="eastAsia"/>
+        </w:rPr>
+        <w:t>, [</w:t>
+      </w:r>
+      <w:r>
+        <w:rPr>
+          <w:rFonts w:hint="eastAsia"/>
+        </w:rPr>
+        <w:t>option</w:t>
+      </w:r>
+      <w:r>
+        <w:rPr>
+          <w:rFonts w:hint="eastAsia"/>
+        </w:rPr>
+        <w:t>s</w:t>
+      </w:r>
+      <w:r>
+        <w:rPr>
+          <w:rFonts w:hint="eastAsia"/>
+        </w:rPr>
+        <w:t>]</w:t>
+      </w:r>
+      <w:r>
+        <w:rPr>
+          <w:rFonts w:hint="eastAsia"/>
+        </w:rPr>
+        <w:t>);</w:t>
+      </w:r>
+    </w:p>
+    <w:p>
+      <w:r>
+        <w:rPr>
+          <w:rFonts w:hint="eastAsia"/>
+        </w:rPr>
+        <w:t>设置指定的配置参数，支持</w:t>
+      </w:r>
+      <w:r>
+        <w:rPr>
+          <w:rFonts w:hint="eastAsia"/>
+        </w:rPr>
+        <w:t>命令位置</w:t>
+      </w:r>
+      <w:r>
+        <w:rPr>
+          <w:rFonts w:hint="eastAsia"/>
+        </w:rPr>
+        <w:t>参数。</w:t>
+      </w:r>
+    </w:p>
+    <w:tbl>
+      <w:tblPr>
+        <w:tblStyle w:val="TableGrid"/>
+        <w:tblW w:w="0" w:type="auto"/>
+        <w:tblLook w:val="04A0"/>
+      </w:tblPr>
+      <w:tblGrid>
+        <w:gridCol w:w="2130"/>
+        <w:gridCol w:w="2130"/>
+        <w:gridCol w:w="2131"/>
+        <w:gridCol w:w="2131"/>
+      </w:tblGrid>
+      <w:tr>
+        <w:tc>
+          <w:tcPr>
+            <w:tcW w:w="2130" w:type="dxa"/>
+          </w:tcPr>
+          <w:p>
+            <w:pPr>
+              <w:ind w:left="0"/>
+            </w:pPr>
+            <w:r>
+              <w:rPr>
+                <w:rFonts w:hint="eastAsia"/>
+              </w:rPr>
+              <w:t>参数名</w:t>
+            </w:r>
+          </w:p>
+        </w:tc>
+        <w:tc>
+          <w:tcPr>
+            <w:tcW w:w="2130" w:type="dxa"/>
+          </w:tcPr>
+          <w:p>
+            <w:pPr>
+              <w:ind w:left="0"/>
+            </w:pPr>
+            <w:r>
+              <w:rPr>
+                <w:rFonts w:hint="eastAsia"/>
+              </w:rPr>
+              <w:t>参数类型</w:t>
+            </w:r>
+          </w:p>
+        </w:tc>
+        <w:tc>
+          <w:tcPr>
+            <w:tcW w:w="2131" w:type="dxa"/>
+          </w:tcPr>
+          <w:p>
+            <w:pPr>
+              <w:ind w:left="0"/>
+            </w:pPr>
+            <w:r>
+              <w:rPr>
+                <w:rFonts w:hint="eastAsia"/>
+              </w:rPr>
+              <w:t>描述</w:t>
+            </w:r>
+          </w:p>
+        </w:tc>
+        <w:tc>
+          <w:tcPr>
+            <w:tcW w:w="2131" w:type="dxa"/>
+          </w:tcPr>
+          <w:p>
+            <w:pPr>
+              <w:ind w:left="0"/>
+            </w:pPr>
+            <w:r>
+              <w:rPr>
+                <w:rFonts w:hint="eastAsia"/>
+              </w:rPr>
+              <w:t>是否必填</w:t>
+            </w:r>
+          </w:p>
+        </w:tc>
+      </w:tr>
+      <w:tr>
+        <w:tc>
+          <w:tcPr>
+            <w:tcW w:w="2130" w:type="dxa"/>
+          </w:tcPr>
+          <w:p>
+            <w:pPr>
+              <w:ind w:left="0"/>
+            </w:pPr>
+            <w:r>
+              <w:rPr>
+                <w:rFonts w:hint="eastAsia"/>
+              </w:rPr>
+              <w:t>config</w:t>
+            </w:r>
+          </w:p>
+        </w:tc>
+        <w:tc>
+          <w:tcPr>
+            <w:tcW w:w="2130" w:type="dxa"/>
+          </w:tcPr>
+          <w:p>
+            <w:pPr>
+              <w:ind w:left="0"/>
+            </w:pPr>
+            <w:r>
+              <w:rPr>
+                <w:rFonts w:hint="eastAsia"/>
+              </w:rPr>
+              <w:t xml:space="preserve">JSON </w:t>
+            </w:r>
+            <w:r>
+              <w:rPr>
+                <w:rFonts w:hint="eastAsia"/>
+              </w:rPr>
+              <w:t>对象</w:t>
+            </w:r>
+          </w:p>
+        </w:tc>
+        <w:tc>
+          <w:tcPr>
+            <w:tcW w:w="2131" w:type="dxa"/>
+          </w:tcPr>
+          <w:p>
+            <w:pPr>
+              <w:ind w:left="0"/>
+            </w:pPr>
+            <w:r>
+              <w:rPr>
+                <w:rFonts w:hint="eastAsia"/>
+              </w:rPr>
+              <w:t>要设置的配置参数组成的</w:t>
+            </w:r>
+            <w:r>
+              <w:rPr>
+                <w:rFonts w:hint="eastAsia"/>
+              </w:rPr>
+              <w:t>JSON</w:t>
+            </w:r>
+          </w:p>
+        </w:tc>
+        <w:tc>
+          <w:tcPr>
+            <w:tcW w:w="2131" w:type="dxa"/>
+          </w:tcPr>
+          <w:p>
+            <w:pPr>
+              <w:ind w:left="0"/>
+            </w:pPr>
+            <w:r>
+              <w:rPr>
+                <w:rFonts w:hint="eastAsia"/>
+              </w:rPr>
+              <w:t>是</w:t>
+            </w:r>
+          </w:p>
+        </w:tc>
+      </w:tr>
+      <w:tr>
+        <w:tc>
+          <w:tcPr>
+            <w:tcW w:w="2130" w:type="dxa"/>
+          </w:tcPr>
+          <w:p>
+            <w:pPr>
+              <w:ind w:left="0"/>
+            </w:pPr>
+            <w:r>
+              <w:rPr>
+                <w:rFonts w:hint="eastAsia"/>
+              </w:rPr>
+              <w:t>option</w:t>
+            </w:r>
+            <w:r>
+              <w:rPr>
+                <w:rFonts w:hint="eastAsia"/>
+              </w:rPr>
+              <w:t>s</w:t>
+            </w:r>
+          </w:p>
+        </w:tc>
+        <w:tc>
+          <w:tcPr>
+            <w:tcW w:w="2130" w:type="dxa"/>
+          </w:tcPr>
+          <w:p>
+            <w:pPr>
+              <w:ind w:left="0"/>
+            </w:pPr>
+            <w:r>
+              <w:rPr>
+                <w:rFonts w:hint="eastAsia"/>
+              </w:rPr>
+              <w:t xml:space="preserve">JSON </w:t>
+            </w:r>
+            <w:r>
+              <w:rPr>
+                <w:rFonts w:hint="eastAsia"/>
+              </w:rPr>
+              <w:t>对象</w:t>
+            </w:r>
+          </w:p>
+        </w:tc>
+        <w:tc>
+          <w:tcPr>
+            <w:tcW w:w="2131" w:type="dxa"/>
+          </w:tcPr>
+          <w:p>
+            <w:pPr>
+              <w:ind w:left="0"/>
+            </w:pPr>
+            <w:r>
+              <w:rPr>
+                <w:rFonts w:hint="eastAsia"/>
+              </w:rPr>
+              <w:t>控制选项，包含</w:t>
+            </w:r>
+            <w:r>
+              <w:rPr>
+                <w:rFonts w:hint="eastAsia"/>
+              </w:rPr>
+              <w:t>命令</w:t>
+            </w:r>
+            <w:r>
+              <w:rPr>
+                <w:rFonts w:hint="eastAsia"/>
+              </w:rPr>
+              <w:lastRenderedPageBreak/>
+              <w:t>位置</w:t>
+            </w:r>
+            <w:r>
+              <w:rPr>
+                <w:rFonts w:hint="eastAsia"/>
+              </w:rPr>
+              <w:t>参数</w:t>
+            </w:r>
+          </w:p>
+        </w:tc>
+        <w:tc>
+          <w:tcPr>
+            <w:tcW w:w="2131" w:type="dxa"/>
+          </w:tcPr>
+          <w:p>
+            <w:pPr>
+              <w:ind w:left="0"/>
+            </w:pPr>
+            <w:r>
+              <w:rPr>
+                <w:rFonts w:hint="eastAsia"/>
+              </w:rPr>
+              <w:lastRenderedPageBreak/>
+              <w:t>否</w:t>
+            </w:r>
+          </w:p>
+        </w:tc>
+      </w:tr>
+    </w:tbl>
+    <w:p>
+      <w:pPr>
+        <w:ind w:left="0"/>
+      </w:pPr>
+      <w:r>
+        <w:rPr>
+          <w:rFonts w:hint="eastAsia"/>
+        </w:rPr>
+        <w:lastRenderedPageBreak/>
         <w:t>（命名依据：</w:t>
       </w:r>
       <w:r>
@@ -2422,6 +3260,7 @@
         <w:rPr>
           <w:rFonts w:hint="eastAsia"/>
         </w:rPr>
+        <w:lastRenderedPageBreak/>
         <w:t xml:space="preserve">Story </w:t>
       </w:r>
       <w:r>
@@ -2628,6 +3467,9 @@
     <w:p>
       <w:pPr>
         <w:pStyle w:val="Heading3"/>
+        <w:rPr>
+          <w:rFonts w:hint="eastAsia"/>
+        </w:rPr>
       </w:pPr>
       <w:r>
         <w:rPr>
@@ -2637,6 +3479,103 @@
       </w:r>
     </w:p>
     <w:p>
+      <w:pPr>
+        <w:pStyle w:val="ListParagraph"/>
+        <w:numPr>
+          <w:ilvl w:val="0"/>
+          <w:numId w:val="30"/>
+        </w:numPr>
+        <w:ind w:firstLineChars="0"/>
+        <w:rPr>
+          <w:rFonts w:hint="eastAsia"/>
+        </w:rPr>
+      </w:pPr>
+      <w:r>
+        <w:rPr>
+          <w:rFonts w:hint="eastAsia"/>
+        </w:rPr>
+        <w:t>接收</w:t>
+      </w:r>
+      <w:r>
+        <w:rPr>
+          <w:rFonts w:hint="eastAsia"/>
+        </w:rPr>
+        <w:t>options</w:t>
+      </w:r>
+      <w:r>
+        <w:rPr>
+          <w:rFonts w:hint="eastAsia"/>
+        </w:rPr>
+        <w:t>信息：</w:t>
+      </w:r>
+    </w:p>
+    <w:p>
+      <w:pPr>
+        <w:pStyle w:val="ListParagraph"/>
+        <w:ind w:left="717" w:firstLineChars="0" w:firstLine="0"/>
+        <w:rPr>
+          <w:rFonts w:hint="eastAsia"/>
+        </w:rPr>
+      </w:pPr>
+      <w:r>
+        <w:rPr>
+          <w:rFonts w:hint="eastAsia"/>
+        </w:rPr>
+        <w:t>在收到用户输入的包含</w:t>
+      </w:r>
+      <w:r>
+        <w:rPr>
+          <w:rFonts w:hint="eastAsia"/>
+        </w:rPr>
+        <w:t>Mode</w:t>
+      </w:r>
+      <w:r>
+        <w:rPr>
+          <w:rFonts w:hint="eastAsia"/>
+        </w:rPr>
+        <w:t>和</w:t>
+      </w:r>
+      <w:r>
+        <w:rPr>
+          <w:rFonts w:hint="eastAsia"/>
+        </w:rPr>
+        <w:t>Expand</w:t>
+      </w:r>
+      <w:r>
+        <w:rPr>
+          <w:rFonts w:hint="eastAsia"/>
+        </w:rPr>
+        <w:t>信息的</w:t>
+      </w:r>
+      <w:r>
+        <w:rPr>
+          <w:rFonts w:hint="eastAsia"/>
+        </w:rPr>
+        <w:t>options JS</w:t>
+      </w:r>
+      <w:r>
+        <w:rPr>
+          <w:rFonts w:hint="eastAsia"/>
+        </w:rPr>
+        <w:t>on</w:t>
+      </w:r>
+      <w:r>
+        <w:rPr>
+          <w:rFonts w:hint="eastAsia"/>
+        </w:rPr>
+        <w:t>后，将之发送到协调节点。</w:t>
+      </w:r>
+    </w:p>
+    <w:p/>
+    <w:p>
+      <w:pPr>
+        <w:pStyle w:val="ListParagraph"/>
+        <w:numPr>
+          <w:ilvl w:val="0"/>
+          <w:numId w:val="30"/>
+        </w:numPr>
+        <w:ind w:firstLineChars="0"/>
+      </w:pPr>
       <w:r>
         <w:rPr>
           <w:rFonts w:hint="eastAsia"/>
@@ -2702,7 +3641,6 @@
         <w:rPr>
           <w:rFonts w:hint="eastAsia"/>
         </w:rPr>
-        <w:lastRenderedPageBreak/>
         <w:t>(</w:t>
       </w:r>
       <w:r>
@@ -2783,6 +3721,9 @@
     <w:p>
       <w:pPr>
         <w:ind w:left="717"/>
+        <w:rPr>
+          <w:rFonts w:hint="eastAsia"/>
+        </w:rPr>
       </w:pPr>
       <w:r>
         <w:rPr>
@@ -2806,75 +3747,95 @@
         <w:t>)</w:t>
       </w:r>
     </w:p>
+    <w:p>
+      <w:pPr>
+        <w:ind w:left="717"/>
+      </w:pPr>
+    </w:p>
+    <w:p>
+      <w:pPr>
+        <w:pStyle w:val="ListParagraph"/>
+        <w:numPr>
+          <w:ilvl w:val="0"/>
+          <w:numId w:val="30"/>
+        </w:numPr>
+        <w:ind w:firstLineChars="0"/>
+      </w:pPr>
+      <w:r>
+        <w:rPr>
+          <w:rFonts w:hint="eastAsia"/>
+        </w:rPr>
+        <w:t>报错信息：</w:t>
+      </w:r>
+    </w:p>
+    <w:p>
+      <w:r>
+        <w:rPr>
+          <w:rFonts w:hint="eastAsia"/>
+        </w:rPr>
+        <w:t>用户使用</w:t>
+      </w:r>
+      <w:r>
+        <w:rPr>
+          <w:rFonts w:hint="eastAsia"/>
+        </w:rPr>
+        <w:t>Update/Delete</w:t>
+      </w:r>
+      <w:r>
+        <w:rPr>
+          <w:rFonts w:hint="eastAsia"/>
+        </w:rPr>
+        <w:t>后，若输入的配置包含需要重启生效，亦或是不能改变的配置，</w:t>
+      </w:r>
+      <w:r>
+        <w:rPr>
+          <w:rFonts w:hint="eastAsia"/>
+        </w:rPr>
+        <w:t>会打印一句错误信息“</w:t>
+      </w:r>
+      <w:r>
+        <w:t>One or more nodes did not complete successfully</w:t>
+      </w:r>
+      <w:r>
+        <w:rPr>
+          <w:rFonts w:hint="eastAsia"/>
+        </w:rPr>
+        <w:t>”，此时用户输入</w:t>
+      </w:r>
+      <w:r>
+        <w:rPr>
+          <w:rFonts w:hint="eastAsia"/>
+        </w:rPr>
+        <w:t>getLastErrObj()</w:t>
+      </w:r>
+      <w:r>
+        <w:rPr>
+          <w:rFonts w:hint="eastAsia"/>
+        </w:rPr>
+        <w:t>获得</w:t>
+      </w:r>
+      <w:r>
+        <w:rPr>
+          <w:rFonts w:hint="eastAsia"/>
+        </w:rPr>
+        <w:t>以下</w:t>
+      </w:r>
+      <w:r>
+        <w:rPr>
+          <w:rFonts w:hint="eastAsia"/>
+        </w:rPr>
+        <w:t>详细返回信息</w:t>
+      </w:r>
+      <w:r>
+        <w:rPr>
+          <w:rFonts w:hint="eastAsia"/>
+        </w:rPr>
+        <w:t>：</w:t>
+      </w:r>
+    </w:p>
     <w:p/>
     <w:p>
       <w:r>
-        <w:rPr>
-          <w:rFonts w:hint="eastAsia"/>
-        </w:rPr>
-        <w:t>用户使用</w:t>
-      </w:r>
-      <w:r>
-        <w:rPr>
-          <w:rFonts w:hint="eastAsia"/>
-        </w:rPr>
-        <w:t>Update/Delete</w:t>
-      </w:r>
-      <w:r>
-        <w:rPr>
-          <w:rFonts w:hint="eastAsia"/>
-        </w:rPr>
-        <w:t>后，若输入的配置包含需要重启生效，亦或是不能改变的配置，</w:t>
-      </w:r>
-      <w:r>
-        <w:rPr>
-          <w:rFonts w:hint="eastAsia"/>
-        </w:rPr>
-        <w:t>会打印一句错误信息“</w:t>
-      </w:r>
-      <w:r>
-        <w:t>One or more nodes did not complete successfully</w:t>
-      </w:r>
-      <w:r>
-        <w:rPr>
-          <w:rFonts w:hint="eastAsia"/>
-        </w:rPr>
-        <w:t>”，此时用户输入</w:t>
-      </w:r>
-      <w:r>
-        <w:rPr>
-          <w:rFonts w:hint="eastAsia"/>
-        </w:rPr>
-        <w:t>getLastErrObj()</w:t>
-      </w:r>
-      <w:r>
-        <w:rPr>
-          <w:rFonts w:hint="eastAsia"/>
-        </w:rPr>
-        <w:t>获得</w:t>
-      </w:r>
-      <w:r>
-        <w:rPr>
-          <w:rFonts w:hint="eastAsia"/>
-        </w:rPr>
-        <w:t>以下</w:t>
-      </w:r>
-      <w:r>
-        <w:rPr>
-          <w:rFonts w:hint="eastAsia"/>
-        </w:rPr>
-        <w:t>详细返回信息</w:t>
-      </w:r>
-      <w:r>
-        <w:rPr>
-          <w:rFonts w:hint="eastAsia"/>
-        </w:rPr>
-        <w:t>：</w:t>
-      </w:r>
-    </w:p>
-    <w:p/>
-    <w:p>
-      <w:r>
         <w:t>&gt; getLastErrObj()</w:t>
       </w:r>
     </w:p>
@@ -2885,6 +3846,7 @@
     </w:p>
     <w:p>
       <w:r>
+        <w:lastRenderedPageBreak/>
         <w:t xml:space="preserve">  "errno": -264,</w:t>
       </w:r>
     </w:p>
@@ -3293,10 +4255,10 @@
             <v:path o:extrusionok="f" gradientshapeok="t" o:connecttype="rect"/>
             <o:lock v:ext="edit" aspectratio="t"/>
           </v:shapetype>
-          <v:shape id="_x0000_i1025" type="#_x0000_t75" style="width:414.7pt;height:571.8pt" o:ole="">
+          <v:shape id="_x0000_i1025" type="#_x0000_t75" style="width:414.8pt;height:571.7pt" o:ole="">
             <v:imagedata r:id="rId8" o:title=""/>
           </v:shape>
-          <o:OLEObject Type="Embed" ProgID="Visio.Drawing.11" ShapeID="_x0000_i1025" DrawAspect="Content" ObjectID="_1582958588" r:id="rId9"/>
+          <o:OLEObject Type="Embed" ProgID="Visio.Drawing.11" ShapeID="_x0000_i1025" DrawAspect="Content" ObjectID="_1583157845" r:id="rId9"/>
         </w:object>
       </w:r>
     </w:p>
@@ -3311,10 +4273,10 @@
     <w:p>
       <w:r>
         <w:object w:dxaOrig="3853" w:dyaOrig="12805">
-          <v:shape id="_x0000_i1026" type="#_x0000_t75" style="width:193.1pt;height:640.05pt" o:ole="">
+          <v:shape id="_x0000_i1026" type="#_x0000_t75" style="width:192.9pt;height:640.5pt" o:ole="">
             <v:imagedata r:id="rId10" o:title=""/>
           </v:shape>
-          <o:OLEObject Type="Embed" ProgID="Visio.Drawing.11" ShapeID="_x0000_i1026" DrawAspect="Content" ObjectID="_1582958589" r:id="rId11"/>
+          <o:OLEObject Type="Embed" ProgID="Visio.Drawing.11" ShapeID="_x0000_i1026" DrawAspect="Content" ObjectID="_1583157846" r:id="rId11"/>
         </w:object>
       </w:r>
     </w:p>
@@ -3518,7 +4480,7 @@
         <w:rPr>
           <w:rFonts w:hint="eastAsia"/>
         </w:rPr>
-        <w:t>selector</w:t>
+        <w:t>matcher</w:t>
       </w:r>
       <w:r>
         <w:rPr>
@@ -3542,7 +4504,19 @@
         <w:rPr>
           <w:rFonts w:hint="eastAsia"/>
         </w:rPr>
-        <w:t>位于输入参数的第二个。</w:t>
+        <w:t>位于输入参数的第</w:t>
+      </w:r>
+      <w:r>
+        <w:rPr>
+          <w:rFonts w:hint="eastAsia"/>
+        </w:rPr>
+        <w:t>一</w:t>
+      </w:r>
+      <w:r>
+        <w:rPr>
+          <w:rFonts w:hint="eastAsia"/>
+        </w:rPr>
+        <w:t>个。</w:t>
       </w:r>
     </w:p>
     <w:p/>
@@ -3620,11 +4594,11 @@
     </w:p>
     <w:p>
       <w:r>
-        <w:object w:dxaOrig="9679" w:dyaOrig="9985">
-          <v:shape id="_x0000_i1027" type="#_x0000_t75" style="width:415.65pt;height:428.25pt" o:ole="">
+        <w:object w:dxaOrig="9679" w:dyaOrig="9889">
+          <v:shape id="_x0000_i1028" type="#_x0000_t75" style="width:415.35pt;height:424.5pt" o:ole="">
             <v:imagedata r:id="rId12" o:title=""/>
           </v:shape>
-          <o:OLEObject Type="Embed" ProgID="Visio.Drawing.11" ShapeID="_x0000_i1027" DrawAspect="Content" ObjectID="_1582958590" r:id="rId13"/>
+          <o:OLEObject Type="Embed" ProgID="Visio.Drawing.11" ShapeID="_x0000_i1028" DrawAspect="Content" ObjectID="_1583157847" r:id="rId13"/>
         </w:object>
       </w:r>
     </w:p>
@@ -3637,12 +4611,17 @@
       </w:r>
     </w:p>
     <w:p>
+      <w:pPr>
+        <w:rPr>
+          <w:rFonts w:hint="eastAsia"/>
+        </w:rPr>
+      </w:pPr>
       <w:r>
         <w:object w:dxaOrig="5667" w:dyaOrig="10492">
-          <v:shape id="_x0000_i1028" type="#_x0000_t75" style="width:283.3pt;height:524.1pt" o:ole="">
+          <v:shape id="_x0000_i1030" type="#_x0000_t75" style="width:283.15pt;height:523.9pt" o:ole="">
             <v:imagedata r:id="rId14" o:title=""/>
           </v:shape>
-          <o:OLEObject Type="Embed" ProgID="Visio.Drawing.11" ShapeID="_x0000_i1028" DrawAspect="Content" ObjectID="_1582958591" r:id="rId15"/>
+          <o:OLEObject Type="Embed" ProgID="Visio.Drawing.11" ShapeID="_x0000_i1030" DrawAspect="Content" ObjectID="_1583157848" r:id="rId15"/>
         </w:object>
       </w:r>
     </w:p>
@@ -3809,7 +4788,100 @@
         <w:t>)</w:t>
       </w:r>
     </w:p>
-    <w:p/>
+    <w:p>
+      <w:pPr>
+        <w:rPr>
+          <w:rFonts w:hint="eastAsia"/>
+        </w:rPr>
+      </w:pPr>
+    </w:p>
+    <w:p>
+      <w:pPr>
+        <w:rPr>
+          <w:rFonts w:hint="eastAsia"/>
+        </w:rPr>
+      </w:pPr>
+      <w:r>
+        <w:rPr>
+          <w:rFonts w:hint="eastAsia"/>
+        </w:rPr>
+        <w:t>解析</w:t>
+      </w:r>
+      <w:r>
+        <w:rPr>
+          <w:rFonts w:hint="eastAsia"/>
+        </w:rPr>
+        <w:t xml:space="preserve"> hint</w:t>
+      </w:r>
+      <w:r>
+        <w:rPr>
+          <w:rFonts w:hint="eastAsia"/>
+        </w:rPr>
+        <w:t>：</w:t>
+      </w:r>
+    </w:p>
+    <w:p>
+      <w:r>
+        <w:rPr>
+          <w:rFonts w:hint="eastAsia"/>
+        </w:rPr>
+        <w:t>在</w:t>
+      </w:r>
+      <w:r>
+        <w:rPr>
+          <w:rFonts w:hint="eastAsia"/>
+        </w:rPr>
+        <w:t>_rtnSnapshotConfigs</w:t>
+      </w:r>
+      <w:r>
+        <w:rPr>
+          <w:rFonts w:hint="eastAsia"/>
+        </w:rPr>
+        <w:t>中增加</w:t>
+      </w:r>
+      <w:r>
+        <w:rPr>
+          <w:rFonts w:hint="eastAsia"/>
+        </w:rPr>
+        <w:t>_getOptObj()</w:t>
+      </w:r>
+      <w:r>
+        <w:rPr>
+          <w:rFonts w:hint="eastAsia"/>
+        </w:rPr>
+        <w:t>，将用户输入的</w:t>
+      </w:r>
+      <w:r>
+        <w:rPr>
+          <w:rFonts w:hint="eastAsia"/>
+        </w:rPr>
+        <w:t xml:space="preserve">options </w:t>
+      </w:r>
+      <w:r>
+        <w:rPr>
+          <w:rFonts w:hint="eastAsia"/>
+        </w:rPr>
+        <w:t>hint</w:t>
+      </w:r>
+      <w:r>
+        <w:rPr>
+          <w:rFonts w:hint="eastAsia"/>
+        </w:rPr>
+        <w:t>传给</w:t>
+      </w:r>
+      <w:r>
+        <w:rPr>
+          <w:rFonts w:hint="eastAsia"/>
+        </w:rPr>
+        <w:t xml:space="preserve"> fetcher</w:t>
+      </w:r>
+      <w:r>
+        <w:rPr>
+          <w:rFonts w:hint="eastAsia"/>
+        </w:rPr>
+        <w:t>。</w:t>
+      </w:r>
+    </w:p>
     <w:p>
       <w:pPr>
         <w:ind w:left="0"/>
@@ -3846,10 +4918,10 @@
     <w:p>
       <w:r>
         <w:object w:dxaOrig="6403" w:dyaOrig="3014">
-          <v:shape id="_x0000_i1029" type="#_x0000_t75" style="width:320.25pt;height:151pt" o:ole="">
+          <v:shape id="_x0000_i1027" type="#_x0000_t75" style="width:320.25pt;height:151pt" o:ole="">
             <v:imagedata r:id="rId16" o:title=""/>
           </v:shape>
-          <o:OLEObject Type="Embed" ProgID="Visio.Drawing.11" ShapeID="_x0000_i1029" DrawAspect="Content" ObjectID="_1582958592" r:id="rId17"/>
+          <o:OLEObject Type="Embed" ProgID="Visio.Drawing.11" ShapeID="_x0000_i1027" DrawAspect="Content" ObjectID="_1583157849" r:id="rId17"/>
         </w:object>
       </w:r>
     </w:p>
@@ -3870,11 +4942,11 @@
     </w:p>
     <w:p>
       <w:r>
-        <w:object w:dxaOrig="3739" w:dyaOrig="3456">
-          <v:shape id="_x0000_i1030" type="#_x0000_t75" style="width:187.95pt;height:172.05pt" o:ole="">
+        <w:object w:dxaOrig="7411" w:dyaOrig="7255">
+          <v:shape id="_x0000_i1031" type="#_x0000_t75" style="width:370.75pt;height:362.7pt" o:ole="">
             <v:imagedata r:id="rId18" o:title=""/>
           </v:shape>
-          <o:OLEObject Type="Embed" ProgID="Visio.Drawing.11" ShapeID="_x0000_i1030" DrawAspect="Content" ObjectID="_1582958593" r:id="rId19"/>
+          <o:OLEObject Type="Embed" ProgID="Visio.Drawing.11" ShapeID="_x0000_i1031" DrawAspect="Content" ObjectID="_1583157850" r:id="rId19"/>
         </w:object>
       </w:r>
     </w:p>
@@ -3900,11 +4972,11 @@
     </w:p>
     <w:p>
       <w:r>
-        <w:object w:dxaOrig="7453" w:dyaOrig="13661">
-          <v:shape id="_x0000_i1031" type="#_x0000_t75" style="width:372.6pt;height:683.05pt" o:ole="">
+        <w:object w:dxaOrig="7454" w:dyaOrig="13661">
+          <v:shape id="_x0000_i1032" type="#_x0000_t75" style="width:372.9pt;height:682.95pt" o:ole="">
             <v:imagedata r:id="rId20" o:title=""/>
           </v:shape>
-          <o:OLEObject Type="Embed" ProgID="Visio.Drawing.11" ShapeID="_x0000_i1031" DrawAspect="Content" ObjectID="_1582958594" r:id="rId21"/>
+          <o:OLEObject Type="Embed" ProgID="Visio.Drawing.11" ShapeID="_x0000_i1032" DrawAspect="Content" ObjectID="_1583157851" r:id="rId21"/>
         </w:object>
       </w:r>
     </w:p>
@@ -4550,7 +5622,37 @@
         <w:rPr>
           <w:rFonts w:hint="eastAsia"/>
         </w:rPr>
-        <w:t>，用于记录该配置的配置级别</w:t>
+        <w:t>和</w:t>
+      </w:r>
+      <w:r>
+        <w:rPr>
+          <w:rFonts w:hint="eastAsia"/>
+        </w:rPr>
+        <w:t>_fromFile</w:t>
+      </w:r>
+      <w:r>
+        <w:rPr>
+          <w:rFonts w:hint="eastAsia"/>
+        </w:rPr>
+        <w:t>，</w:t>
+      </w:r>
+      <w:r>
+        <w:rPr>
+          <w:rFonts w:hint="eastAsia"/>
+        </w:rPr>
+        <w:t>分别</w:t>
+      </w:r>
+      <w:r>
+        <w:rPr>
+          <w:rFonts w:hint="eastAsia"/>
+        </w:rPr>
+        <w:t>用于记录该配置的配置级别</w:t>
+      </w:r>
+      <w:r>
+        <w:rPr>
+          <w:rFonts w:hint="eastAsia"/>
+        </w:rPr>
+        <w:t>和该配置是否来源于文件</w:t>
       </w:r>
       <w:r>
         <w:rPr>
@@ -4600,6 +5702,9 @@
     <w:p>
       <w:pPr>
         <w:ind w:left="0"/>
+        <w:rPr>
+          <w:rFonts w:hint="eastAsia"/>
+        </w:rPr>
       </w:pPr>
       <w:r>
         <w:t xml:space="preserve">      BOOLEAN        _hasField ;</w:t>
@@ -4613,7 +5718,13 @@
         <w:rPr>
           <w:rFonts w:hint="eastAsia"/>
         </w:rPr>
-        <w:t xml:space="preserve">      UINT            _level ;</w:t>
+        <w:t xml:space="preserve">      BOOLEAN        _fromFile</w:t>
+      </w:r>
+      <w:r>
+        <w:rPr>
+          <w:rFonts w:hint="eastAsia"/>
+        </w:rPr>
+        <w:t>；</w:t>
       </w:r>
     </w:p>
     <w:p>
@@ -4624,6 +5735,30 @@
         <w:rPr>
           <w:rFonts w:hint="eastAsia"/>
         </w:rPr>
+        <w:t xml:space="preserve">      </w:t>
+      </w:r>
+      <w:r>
+        <w:rPr>
+          <w:rFonts w:hint="eastAsia"/>
+        </w:rPr>
+        <w:t xml:space="preserve">Enum           </w:t>
+      </w:r>
+      <w:r>
+        <w:rPr>
+          <w:rFonts w:hint="eastAsia"/>
+        </w:rPr>
+        <w:t>_level ;</w:t>
+      </w:r>
+    </w:p>
+    <w:p>
+      <w:pPr>
+        <w:ind w:left="0"/>
+      </w:pPr>
+      <w:r>
+        <w:rPr>
+          <w:rFonts w:hint="eastAsia"/>
+        </w:rPr>
+        <w:lastRenderedPageBreak/>
         <w:t xml:space="preserve">   }</w:t>
       </w:r>
       <w:r>
@@ -4636,7 +5771,6 @@
     <w:p/>
     <w:p>
       <w:r>
-        <w:lastRenderedPageBreak/>
         <w:t>mapKeyField</w:t>
       </w:r>
       <w:r>
@@ -4694,6 +5828,18 @@
         <w:rPr>
           <w:rFonts w:hint="eastAsia"/>
         </w:rPr>
+        <w:t>、</w:t>
+      </w:r>
+      <w:r>
+        <w:rPr>
+          <w:rFonts w:hint="eastAsia"/>
+        </w:rPr>
+        <w:t>fromFile</w:t>
+      </w:r>
+      <w:r>
+        <w:rPr>
+          <w:rFonts w:hint="eastAsia"/>
+        </w:rPr>
         <w:t>和</w:t>
       </w:r>
       <w:r>
@@ -4706,11 +5852,34 @@
         <w:rPr>
           <w:rFonts w:hint="eastAsia"/>
         </w:rPr>
-        <w:t>的组合代表每一项的修改情况，然后根据这些修改情况进行之后的报错和写盘操作。</w:t>
+        <w:t>的组合代表每一项的修改情况，然后根据这些修改情况进行之后的</w:t>
+      </w:r>
+      <w:r>
+        <w:rPr>
+          <w:rFonts w:hint="eastAsia"/>
+        </w:rPr>
+        <w:t>snapshot</w:t>
+      </w:r>
+      <w:r>
+        <w:rPr>
+          <w:rFonts w:hint="eastAsia"/>
+        </w:rPr>
+        <w:t>查询，</w:t>
+      </w:r>
+      <w:r>
+        <w:rPr>
+          <w:rFonts w:hint="eastAsia"/>
+        </w:rPr>
+        <w:t>报错和写盘操作。</w:t>
       </w:r>
     </w:p>
     <w:p/>
     <w:p>
+      <w:pPr>
+        <w:rPr>
+          <w:rFonts w:hint="eastAsia"/>
+        </w:rPr>
+      </w:pPr>
       <w:r>
         <w:rPr>
           <w:rFonts w:hint="eastAsia"/>
@@ -4726,16 +5895,17 @@
         <w:tblLook w:val="04A0"/>
       </w:tblPr>
       <w:tblGrid>
-        <w:gridCol w:w="1647"/>
-        <w:gridCol w:w="1629"/>
-        <w:gridCol w:w="1629"/>
-        <w:gridCol w:w="1630"/>
-        <w:gridCol w:w="1630"/>
+        <w:gridCol w:w="1618"/>
+        <w:gridCol w:w="1454"/>
+        <w:gridCol w:w="1320"/>
+        <w:gridCol w:w="1019"/>
+        <w:gridCol w:w="1555"/>
+        <w:gridCol w:w="1199"/>
       </w:tblGrid>
       <w:tr>
         <w:tc>
           <w:tcPr>
-            <w:tcW w:w="1647" w:type="dxa"/>
+            <w:tcW w:w="1618" w:type="dxa"/>
           </w:tcPr>
           <w:p>
             <w:pPr>
@@ -4751,7 +5921,7 @@
         </w:tc>
         <w:tc>
           <w:tcPr>
-            <w:tcW w:w="1629" w:type="dxa"/>
+            <w:tcW w:w="1454" w:type="dxa"/>
           </w:tcPr>
           <w:p>
             <w:pPr>
@@ -4767,7 +5937,7 @@
         </w:tc>
         <w:tc>
           <w:tcPr>
-            <w:tcW w:w="1629" w:type="dxa"/>
+            <w:tcW w:w="1320" w:type="dxa"/>
           </w:tcPr>
           <w:p>
             <w:pPr>
@@ -4783,7 +5953,26 @@
         </w:tc>
         <w:tc>
           <w:tcPr>
-            <w:tcW w:w="1630" w:type="dxa"/>
+            <w:tcW w:w="1019" w:type="dxa"/>
+          </w:tcPr>
+          <w:p>
+            <w:pPr>
+              <w:ind w:left="0"/>
+              <w:rPr>
+                <w:rFonts w:hint="eastAsia"/>
+              </w:rPr>
+            </w:pPr>
+            <w:r>
+              <w:rPr>
+                <w:rFonts w:hint="eastAsia"/>
+              </w:rPr>
+              <w:t>fromFile</w:t>
+            </w:r>
+          </w:p>
+        </w:tc>
+        <w:tc>
+          <w:tcPr>
+            <w:tcW w:w="1555" w:type="dxa"/>
           </w:tcPr>
           <w:p>
             <w:pPr>
@@ -4799,7 +5988,7 @@
         </w:tc>
         <w:tc>
           <w:tcPr>
-            <w:tcW w:w="1630" w:type="dxa"/>
+            <w:tcW w:w="1199" w:type="dxa"/>
           </w:tcPr>
           <w:p>
             <w:pPr>
@@ -4817,7 +6006,7 @@
       <w:tr>
         <w:tc>
           <w:tcPr>
-            <w:tcW w:w="1647" w:type="dxa"/>
+            <w:tcW w:w="1618" w:type="dxa"/>
           </w:tcPr>
           <w:p>
             <w:pPr>
@@ -4833,7 +6022,7 @@
         </w:tc>
         <w:tc>
           <w:tcPr>
-            <w:tcW w:w="1629" w:type="dxa"/>
+            <w:tcW w:w="1454" w:type="dxa"/>
           </w:tcPr>
           <w:p>
             <w:pPr>
@@ -4849,7 +6038,7 @@
         </w:tc>
         <w:tc>
           <w:tcPr>
-            <w:tcW w:w="1629" w:type="dxa"/>
+            <w:tcW w:w="1320" w:type="dxa"/>
           </w:tcPr>
           <w:p>
             <w:pPr>
@@ -4865,7 +6054,26 @@
         </w:tc>
         <w:tc>
           <w:tcPr>
-            <w:tcW w:w="1630" w:type="dxa"/>
+            <w:tcW w:w="1019" w:type="dxa"/>
+          </w:tcPr>
+          <w:p>
+            <w:pPr>
+              <w:ind w:left="0"/>
+              <w:rPr>
+                <w:rFonts w:hint="eastAsia"/>
+              </w:rPr>
+            </w:pPr>
+            <w:r>
+              <w:rPr>
+                <w:rFonts w:hint="eastAsia"/>
+              </w:rPr>
+              <w:t>TRUE</w:t>
+            </w:r>
+          </w:p>
+        </w:tc>
+        <w:tc>
+          <w:tcPr>
+            <w:tcW w:w="1555" w:type="dxa"/>
           </w:tcPr>
           <w:p>
             <w:pPr>
@@ -4892,7 +6100,7 @@
         </w:tc>
         <w:tc>
           <w:tcPr>
-            <w:tcW w:w="1630" w:type="dxa"/>
+            <w:tcW w:w="1199" w:type="dxa"/>
           </w:tcPr>
           <w:p>
             <w:pPr>
@@ -4910,7 +6118,7 @@
       <w:tr>
         <w:tc>
           <w:tcPr>
-            <w:tcW w:w="1647" w:type="dxa"/>
+            <w:tcW w:w="1618" w:type="dxa"/>
           </w:tcPr>
           <w:p>
             <w:pPr>
@@ -4926,7 +6134,7 @@
         </w:tc>
         <w:tc>
           <w:tcPr>
-            <w:tcW w:w="1629" w:type="dxa"/>
+            <w:tcW w:w="1454" w:type="dxa"/>
           </w:tcPr>
           <w:p>
             <w:pPr>
@@ -4942,7 +6150,7 @@
         </w:tc>
         <w:tc>
           <w:tcPr>
-            <w:tcW w:w="1629" w:type="dxa"/>
+            <w:tcW w:w="1320" w:type="dxa"/>
           </w:tcPr>
           <w:p>
             <w:pPr>
@@ -4958,7 +6166,26 @@
         </w:tc>
         <w:tc>
           <w:tcPr>
-            <w:tcW w:w="1630" w:type="dxa"/>
+            <w:tcW w:w="1019" w:type="dxa"/>
+          </w:tcPr>
+          <w:p>
+            <w:pPr>
+              <w:ind w:left="0"/>
+              <w:rPr>
+                <w:rFonts w:hint="eastAsia"/>
+              </w:rPr>
+            </w:pPr>
+            <w:r>
+              <w:rPr>
+                <w:rFonts w:hint="eastAsia"/>
+              </w:rPr>
+              <w:t>FALSE</w:t>
+            </w:r>
+          </w:p>
+        </w:tc>
+        <w:tc>
+          <w:tcPr>
+            <w:tcW w:w="1555" w:type="dxa"/>
           </w:tcPr>
           <w:p>
             <w:pPr>
@@ -4974,7 +6201,7 @@
         </w:tc>
         <w:tc>
           <w:tcPr>
-            <w:tcW w:w="1630" w:type="dxa"/>
+            <w:tcW w:w="1199" w:type="dxa"/>
           </w:tcPr>
           <w:p>
             <w:pPr>
@@ -4992,7 +6219,7 @@
       <w:tr>
         <w:tc>
           <w:tcPr>
-            <w:tcW w:w="1647" w:type="dxa"/>
+            <w:tcW w:w="1618" w:type="dxa"/>
           </w:tcPr>
           <w:p>
             <w:pPr>
@@ -5008,7 +6235,7 @@
         </w:tc>
         <w:tc>
           <w:tcPr>
-            <w:tcW w:w="1629" w:type="dxa"/>
+            <w:tcW w:w="1454" w:type="dxa"/>
           </w:tcPr>
           <w:p>
             <w:pPr>
@@ -5024,7 +6251,7 @@
         </w:tc>
         <w:tc>
           <w:tcPr>
-            <w:tcW w:w="1629" w:type="dxa"/>
+            <w:tcW w:w="1320" w:type="dxa"/>
           </w:tcPr>
           <w:p>
             <w:pPr>
@@ -5040,7 +6267,26 @@
         </w:tc>
         <w:tc>
           <w:tcPr>
-            <w:tcW w:w="1630" w:type="dxa"/>
+            <w:tcW w:w="1019" w:type="dxa"/>
+          </w:tcPr>
+          <w:p>
+            <w:pPr>
+              <w:ind w:left="0"/>
+              <w:rPr>
+                <w:rFonts w:hint="eastAsia"/>
+              </w:rPr>
+            </w:pPr>
+            <w:r>
+              <w:rPr>
+                <w:rFonts w:hint="eastAsia"/>
+              </w:rPr>
+              <w:t>FALSE</w:t>
+            </w:r>
+          </w:p>
+        </w:tc>
+        <w:tc>
+          <w:tcPr>
+            <w:tcW w:w="1555" w:type="dxa"/>
           </w:tcPr>
           <w:p>
             <w:pPr>
@@ -5056,7 +6302,7 @@
         </w:tc>
         <w:tc>
           <w:tcPr>
-            <w:tcW w:w="1630" w:type="dxa"/>
+            <w:tcW w:w="1199" w:type="dxa"/>
           </w:tcPr>
           <w:p>
             <w:pPr>
@@ -5074,7 +6320,7 @@
       <w:tr>
         <w:tc>
           <w:tcPr>
-            <w:tcW w:w="1647" w:type="dxa"/>
+            <w:tcW w:w="1618" w:type="dxa"/>
           </w:tcPr>
           <w:p>
             <w:pPr>
@@ -5090,7 +6336,7 @@
         </w:tc>
         <w:tc>
           <w:tcPr>
-            <w:tcW w:w="1629" w:type="dxa"/>
+            <w:tcW w:w="1454" w:type="dxa"/>
           </w:tcPr>
           <w:p>
             <w:pPr>
@@ -5106,7 +6352,7 @@
         </w:tc>
         <w:tc>
           <w:tcPr>
-            <w:tcW w:w="1629" w:type="dxa"/>
+            <w:tcW w:w="1320" w:type="dxa"/>
           </w:tcPr>
           <w:p>
             <w:pPr>
@@ -5122,7 +6368,26 @@
         </w:tc>
         <w:tc>
           <w:tcPr>
-            <w:tcW w:w="1630" w:type="dxa"/>
+            <w:tcW w:w="1019" w:type="dxa"/>
+          </w:tcPr>
+          <w:p>
+            <w:pPr>
+              <w:ind w:left="0"/>
+              <w:rPr>
+                <w:rFonts w:hint="eastAsia"/>
+              </w:rPr>
+            </w:pPr>
+            <w:r>
+              <w:rPr>
+                <w:rFonts w:hint="eastAsia"/>
+              </w:rPr>
+              <w:t>FALSE</w:t>
+            </w:r>
+          </w:p>
+        </w:tc>
+        <w:tc>
+          <w:tcPr>
+            <w:tcW w:w="1555" w:type="dxa"/>
           </w:tcPr>
           <w:p>
             <w:pPr>
@@ -5138,7 +6403,7 @@
         </w:tc>
         <w:tc>
           <w:tcPr>
-            <w:tcW w:w="1630" w:type="dxa"/>
+            <w:tcW w:w="1199" w:type="dxa"/>
           </w:tcPr>
           <w:p>
             <w:pPr>
@@ -5156,7 +6421,7 @@
       <w:tr>
         <w:tc>
           <w:tcPr>
-            <w:tcW w:w="1647" w:type="dxa"/>
+            <w:tcW w:w="1618" w:type="dxa"/>
           </w:tcPr>
           <w:p>
             <w:pPr>
@@ -5172,7 +6437,7 @@
         </w:tc>
         <w:tc>
           <w:tcPr>
-            <w:tcW w:w="1629" w:type="dxa"/>
+            <w:tcW w:w="1454" w:type="dxa"/>
           </w:tcPr>
           <w:p>
             <w:pPr>
@@ -5188,7 +6453,7 @@
         </w:tc>
         <w:tc>
           <w:tcPr>
-            <w:tcW w:w="1629" w:type="dxa"/>
+            <w:tcW w:w="1320" w:type="dxa"/>
           </w:tcPr>
           <w:p>
             <w:pPr>
@@ -5204,7 +6469,26 @@
         </w:tc>
         <w:tc>
           <w:tcPr>
-            <w:tcW w:w="1630" w:type="dxa"/>
+            <w:tcW w:w="1019" w:type="dxa"/>
+          </w:tcPr>
+          <w:p>
+            <w:pPr>
+              <w:ind w:left="0"/>
+              <w:rPr>
+                <w:rFonts w:hint="eastAsia"/>
+              </w:rPr>
+            </w:pPr>
+            <w:r>
+              <w:rPr>
+                <w:rFonts w:hint="eastAsia"/>
+              </w:rPr>
+              <w:t>FALSE</w:t>
+            </w:r>
+          </w:p>
+        </w:tc>
+        <w:tc>
+          <w:tcPr>
+            <w:tcW w:w="1555" w:type="dxa"/>
           </w:tcPr>
           <w:p>
             <w:pPr>
@@ -5220,7 +6504,7 @@
         </w:tc>
         <w:tc>
           <w:tcPr>
-            <w:tcW w:w="1630" w:type="dxa"/>
+            <w:tcW w:w="1199" w:type="dxa"/>
           </w:tcPr>
           <w:p>
             <w:pPr>
@@ -5238,7 +6522,7 @@
       <w:tr>
         <w:tc>
           <w:tcPr>
-            <w:tcW w:w="1647" w:type="dxa"/>
+            <w:tcW w:w="1618" w:type="dxa"/>
           </w:tcPr>
           <w:p>
             <w:pPr>
@@ -5254,7 +6538,23 @@
         </w:tc>
         <w:tc>
           <w:tcPr>
-            <w:tcW w:w="1629" w:type="dxa"/>
+            <w:tcW w:w="1454" w:type="dxa"/>
+          </w:tcPr>
+          <w:p>
+            <w:pPr>
+              <w:ind w:left="0"/>
+            </w:pPr>
+            <w:r>
+              <w:rPr>
+                <w:rFonts w:hint="eastAsia"/>
+              </w:rPr>
+              <w:t>FALSE</w:t>
+            </w:r>
+          </w:p>
+        </w:tc>
+        <w:tc>
+          <w:tcPr>
+            <w:tcW w:w="1320" w:type="dxa"/>
           </w:tcPr>
           <w:p>
             <w:pPr>
@@ -5270,23 +6570,26 @@
         </w:tc>
         <w:tc>
           <w:tcPr>
-            <w:tcW w:w="1629" w:type="dxa"/>
-          </w:tcPr>
-          <w:p>
-            <w:pPr>
-              <w:ind w:left="0"/>
-            </w:pPr>
-            <w:r>
-              <w:rPr>
-                <w:rFonts w:hint="eastAsia"/>
-              </w:rPr>
-              <w:t>TRUE</w:t>
-            </w:r>
-          </w:p>
-        </w:tc>
-        <w:tc>
-          <w:tcPr>
-            <w:tcW w:w="1630" w:type="dxa"/>
+            <w:tcW w:w="1019" w:type="dxa"/>
+          </w:tcPr>
+          <w:p>
+            <w:pPr>
+              <w:ind w:left="0"/>
+              <w:rPr>
+                <w:rFonts w:hint="eastAsia"/>
+              </w:rPr>
+            </w:pPr>
+            <w:r>
+              <w:rPr>
+                <w:rFonts w:hint="eastAsia"/>
+              </w:rPr>
+              <w:t>FALSE</w:t>
+            </w:r>
+          </w:p>
+        </w:tc>
+        <w:tc>
+          <w:tcPr>
+            <w:tcW w:w="1555" w:type="dxa"/>
           </w:tcPr>
           <w:p>
             <w:pPr>
@@ -5302,7 +6605,7 @@
         </w:tc>
         <w:tc>
           <w:tcPr>
-            <w:tcW w:w="1630" w:type="dxa"/>
+            <w:tcW w:w="1199" w:type="dxa"/>
           </w:tcPr>
           <w:p>
             <w:pPr>
@@ -5320,7 +6623,7 @@
       <w:tr>
         <w:tc>
           <w:tcPr>
-            <w:tcW w:w="1647" w:type="dxa"/>
+            <w:tcW w:w="1618" w:type="dxa"/>
           </w:tcPr>
           <w:p>
             <w:pPr>
@@ -5336,7 +6639,7 @@
         </w:tc>
         <w:tc>
           <w:tcPr>
-            <w:tcW w:w="1629" w:type="dxa"/>
+            <w:tcW w:w="1454" w:type="dxa"/>
           </w:tcPr>
           <w:p>
             <w:pPr>
@@ -5352,7 +6655,7 @@
         </w:tc>
         <w:tc>
           <w:tcPr>
-            <w:tcW w:w="1629" w:type="dxa"/>
+            <w:tcW w:w="1320" w:type="dxa"/>
           </w:tcPr>
           <w:p>
             <w:pPr>
@@ -5368,7 +6671,26 @@
         </w:tc>
         <w:tc>
           <w:tcPr>
-            <w:tcW w:w="1630" w:type="dxa"/>
+            <w:tcW w:w="1019" w:type="dxa"/>
+          </w:tcPr>
+          <w:p>
+            <w:pPr>
+              <w:ind w:left="0"/>
+              <w:rPr>
+                <w:rFonts w:hint="eastAsia"/>
+              </w:rPr>
+            </w:pPr>
+            <w:r>
+              <w:rPr>
+                <w:rFonts w:hint="eastAsia"/>
+              </w:rPr>
+              <w:t>TRUE</w:t>
+            </w:r>
+          </w:p>
+        </w:tc>
+        <w:tc>
+          <w:tcPr>
+            <w:tcW w:w="1555" w:type="dxa"/>
           </w:tcPr>
           <w:p>
             <w:pPr>
@@ -5384,7 +6706,7 @@
         </w:tc>
         <w:tc>
           <w:tcPr>
-            <w:tcW w:w="1630" w:type="dxa"/>
+            <w:tcW w:w="1199" w:type="dxa"/>
           </w:tcPr>
           <w:p>
             <w:pPr>
@@ -5402,7 +6724,7 @@
       <w:tr>
         <w:tc>
           <w:tcPr>
-            <w:tcW w:w="1647" w:type="dxa"/>
+            <w:tcW w:w="1618" w:type="dxa"/>
           </w:tcPr>
           <w:p>
             <w:pPr>
@@ -5418,7 +6740,7 @@
         </w:tc>
         <w:tc>
           <w:tcPr>
-            <w:tcW w:w="1629" w:type="dxa"/>
+            <w:tcW w:w="1454" w:type="dxa"/>
           </w:tcPr>
           <w:p>
             <w:pPr>
@@ -5434,23 +6756,42 @@
         </w:tc>
         <w:tc>
           <w:tcPr>
-            <w:tcW w:w="1629" w:type="dxa"/>
-          </w:tcPr>
-          <w:p>
-            <w:pPr>
-              <w:ind w:left="0"/>
-            </w:pPr>
-            <w:r>
-              <w:rPr>
-                <w:rFonts w:hint="eastAsia"/>
-              </w:rPr>
-              <w:t>TRUE</w:t>
-            </w:r>
-          </w:p>
-        </w:tc>
-        <w:tc>
-          <w:tcPr>
-            <w:tcW w:w="1630" w:type="dxa"/>
+            <w:tcW w:w="1320" w:type="dxa"/>
+          </w:tcPr>
+          <w:p>
+            <w:pPr>
+              <w:ind w:left="0"/>
+            </w:pPr>
+            <w:r>
+              <w:rPr>
+                <w:rFonts w:hint="eastAsia"/>
+              </w:rPr>
+              <w:t>FALSE</w:t>
+            </w:r>
+          </w:p>
+        </w:tc>
+        <w:tc>
+          <w:tcPr>
+            <w:tcW w:w="1019" w:type="dxa"/>
+          </w:tcPr>
+          <w:p>
+            <w:pPr>
+              <w:ind w:left="0"/>
+              <w:rPr>
+                <w:rFonts w:hint="eastAsia"/>
+              </w:rPr>
+            </w:pPr>
+            <w:r>
+              <w:rPr>
+                <w:rFonts w:hint="eastAsia"/>
+              </w:rPr>
+              <w:t>FALSE</w:t>
+            </w:r>
+          </w:p>
+        </w:tc>
+        <w:tc>
+          <w:tcPr>
+            <w:tcW w:w="1555" w:type="dxa"/>
           </w:tcPr>
           <w:p>
             <w:pPr>
@@ -5466,7 +6807,7 @@
         </w:tc>
         <w:tc>
           <w:tcPr>
-            <w:tcW w:w="1630" w:type="dxa"/>
+            <w:tcW w:w="1199" w:type="dxa"/>
           </w:tcPr>
           <w:p>
             <w:pPr>
@@ -5484,7 +6825,7 @@
       <w:tr>
         <w:tc>
           <w:tcPr>
-            <w:tcW w:w="1647" w:type="dxa"/>
+            <w:tcW w:w="1618" w:type="dxa"/>
           </w:tcPr>
           <w:p>
             <w:pPr>
@@ -5500,7 +6841,23 @@
         </w:tc>
         <w:tc>
           <w:tcPr>
-            <w:tcW w:w="1629" w:type="dxa"/>
+            <w:tcW w:w="1454" w:type="dxa"/>
+          </w:tcPr>
+          <w:p>
+            <w:pPr>
+              <w:ind w:left="0"/>
+            </w:pPr>
+            <w:r>
+              <w:rPr>
+                <w:rFonts w:hint="eastAsia"/>
+              </w:rPr>
+              <w:t>FALSE</w:t>
+            </w:r>
+          </w:p>
+        </w:tc>
+        <w:tc>
+          <w:tcPr>
+            <w:tcW w:w="1320" w:type="dxa"/>
           </w:tcPr>
           <w:p>
             <w:pPr>
@@ -5516,23 +6873,26 @@
         </w:tc>
         <w:tc>
           <w:tcPr>
-            <w:tcW w:w="1629" w:type="dxa"/>
-          </w:tcPr>
-          <w:p>
-            <w:pPr>
-              <w:ind w:left="0"/>
-            </w:pPr>
-            <w:r>
-              <w:rPr>
-                <w:rFonts w:hint="eastAsia"/>
-              </w:rPr>
-              <w:t>FALSE</w:t>
-            </w:r>
-          </w:p>
-        </w:tc>
-        <w:tc>
-          <w:tcPr>
-            <w:tcW w:w="1630" w:type="dxa"/>
+            <w:tcW w:w="1019" w:type="dxa"/>
+          </w:tcPr>
+          <w:p>
+            <w:pPr>
+              <w:ind w:left="0"/>
+              <w:rPr>
+                <w:rFonts w:hint="eastAsia"/>
+              </w:rPr>
+            </w:pPr>
+            <w:r>
+              <w:rPr>
+                <w:rFonts w:hint="eastAsia"/>
+              </w:rPr>
+              <w:t>TRUE</w:t>
+            </w:r>
+          </w:p>
+        </w:tc>
+        <w:tc>
+          <w:tcPr>
+            <w:tcW w:w="1555" w:type="dxa"/>
           </w:tcPr>
           <w:p>
             <w:pPr>
@@ -5548,29 +6908,265 @@
         </w:tc>
         <w:tc>
           <w:tcPr>
-            <w:tcW w:w="1630" w:type="dxa"/>
-          </w:tcPr>
-          <w:p>
-            <w:pPr>
-              <w:ind w:left="0"/>
-            </w:pPr>
-            <w:r>
-              <w:rPr>
-                <w:rFonts w:hint="eastAsia"/>
-              </w:rPr>
-              <w:t>用户输入的禁止修改配置</w:t>
-            </w:r>
-            <w:r>
-              <w:rPr>
-                <w:rFonts w:hint="eastAsia"/>
-              </w:rPr>
-              <w:t>，且该配置同时存在于配置文件中</w:t>
+            <w:tcW w:w="1199" w:type="dxa"/>
+          </w:tcPr>
+          <w:p>
+            <w:pPr>
+              <w:ind w:left="0"/>
+            </w:pPr>
+            <w:r>
+              <w:rPr>
+                <w:rFonts w:hint="eastAsia"/>
+              </w:rPr>
+              <w:t>用户输入的禁止修</w:t>
+            </w:r>
+            <w:r>
+              <w:rPr>
+                <w:rFonts w:hint="eastAsia"/>
+              </w:rPr>
+              <w:lastRenderedPageBreak/>
+              <w:t>改配置，且该配置同时存在于配置文件中</w:t>
             </w:r>
           </w:p>
         </w:tc>
       </w:tr>
     </w:tbl>
     <w:p>
+      <w:pPr>
+        <w:rPr>
+          <w:rFonts w:hint="eastAsia"/>
+        </w:rPr>
+      </w:pPr>
+    </w:p>
+    <w:p>
+      <w:pPr>
+        <w:rPr>
+          <w:rFonts w:hint="eastAsia"/>
+        </w:rPr>
+      </w:pPr>
+      <w:r>
+        <w:rPr>
+          <w:rFonts w:hint="eastAsia"/>
+        </w:rPr>
+        <w:t>S</w:t>
+      </w:r>
+      <w:r>
+        <w:rPr>
+          <w:rFonts w:hint="eastAsia"/>
+        </w:rPr>
+        <w:t xml:space="preserve">napshot </w:t>
+      </w:r>
+      <w:r>
+        <w:rPr>
+          <w:rFonts w:hint="eastAsia"/>
+        </w:rPr>
+        <w:t>查询处理：</w:t>
+      </w:r>
+    </w:p>
+    <w:p>
+      <w:pPr>
+        <w:rPr>
+          <w:rFonts w:hint="eastAsia"/>
+        </w:rPr>
+      </w:pPr>
+      <w:r>
+        <w:rPr>
+          <w:rFonts w:hint="eastAsia"/>
+        </w:rPr>
+        <w:t>Run:</w:t>
+      </w:r>
+      <w:r>
+        <w:rPr>
+          <w:rFonts w:hint="eastAsia"/>
+        </w:rPr>
+        <w:t>打印</w:t>
+      </w:r>
+      <w:r>
+        <w:rPr>
+          <w:rFonts w:hint="eastAsia"/>
+        </w:rPr>
+        <w:t>level</w:t>
+      </w:r>
+      <w:r>
+        <w:rPr>
+          <w:rFonts w:hint="eastAsia"/>
+        </w:rPr>
+        <w:t>为</w:t>
+      </w:r>
+      <w:r>
+        <w:rPr>
+          <w:rFonts w:hint="eastAsia"/>
+        </w:rPr>
+        <w:t>Run</w:t>
+      </w:r>
+      <w:r>
+        <w:rPr>
+          <w:rFonts w:hint="eastAsia"/>
+        </w:rPr>
+        <w:t>且</w:t>
+      </w:r>
+      <w:r>
+        <w:rPr>
+          <w:rFonts w:hint="eastAsia"/>
+        </w:rPr>
+        <w:t>fromFile</w:t>
+      </w:r>
+      <w:r>
+        <w:rPr>
+          <w:rFonts w:hint="eastAsia"/>
+        </w:rPr>
+        <w:t>为</w:t>
+      </w:r>
+      <w:r>
+        <w:rPr>
+          <w:rFonts w:hint="eastAsia"/>
+        </w:rPr>
+        <w:t>false</w:t>
+      </w:r>
+      <w:r>
+        <w:rPr>
+          <w:rFonts w:hint="eastAsia"/>
+        </w:rPr>
+        <w:t>的配置</w:t>
+      </w:r>
+    </w:p>
+    <w:p>
+      <w:pPr>
+        <w:rPr>
+          <w:rFonts w:hint="eastAsia"/>
+        </w:rPr>
+      </w:pPr>
+      <w:r>
+        <w:rPr>
+          <w:rFonts w:hint="eastAsia"/>
+        </w:rPr>
+        <w:t>Local:</w:t>
+      </w:r>
+      <w:r>
+        <w:rPr>
+          <w:rFonts w:hint="eastAsia"/>
+        </w:rPr>
+        <w:t xml:space="preserve"> </w:t>
+      </w:r>
+      <w:r>
+        <w:rPr>
+          <w:rFonts w:hint="eastAsia"/>
+        </w:rPr>
+        <w:t>打印</w:t>
+      </w:r>
+      <w:r>
+        <w:rPr>
+          <w:rFonts w:hint="eastAsia"/>
+        </w:rPr>
+        <w:t>level</w:t>
+      </w:r>
+      <w:r>
+        <w:rPr>
+          <w:rFonts w:hint="eastAsia"/>
+        </w:rPr>
+        <w:t>为</w:t>
+      </w:r>
+      <w:r>
+        <w:rPr>
+          <w:rFonts w:hint="eastAsia"/>
+        </w:rPr>
+        <w:t>Reboot</w:t>
+      </w:r>
+      <w:r>
+        <w:rPr>
+          <w:rFonts w:hint="eastAsia"/>
+        </w:rPr>
+        <w:t>且</w:t>
+      </w:r>
+      <w:r>
+        <w:rPr>
+          <w:rFonts w:hint="eastAsia"/>
+        </w:rPr>
+        <w:t>fromFile</w:t>
+      </w:r>
+      <w:r>
+        <w:rPr>
+          <w:rFonts w:hint="eastAsia"/>
+        </w:rPr>
+        <w:t>为</w:t>
+      </w:r>
+      <w:r>
+        <w:rPr>
+          <w:rFonts w:hint="eastAsia"/>
+        </w:rPr>
+        <w:t>false</w:t>
+      </w:r>
+      <w:r>
+        <w:rPr>
+          <w:rFonts w:hint="eastAsia"/>
+        </w:rPr>
+        <w:t>的配置</w:t>
+      </w:r>
+    </w:p>
+    <w:p>
+      <w:pPr>
+        <w:rPr>
+          <w:rFonts w:hint="eastAsia"/>
+        </w:rPr>
+      </w:pPr>
+      <w:r>
+        <w:rPr>
+          <w:rFonts w:hint="eastAsia"/>
+        </w:rPr>
+        <w:t>Run+Expand:</w:t>
+      </w:r>
+      <w:r>
+        <w:rPr>
+          <w:rFonts w:hint="eastAsia"/>
+        </w:rPr>
+        <w:t>调用</w:t>
+      </w:r>
+      <w:r>
+        <w:rPr>
+          <w:rFonts w:hint="eastAsia"/>
+        </w:rPr>
+        <w:t>toBson</w:t>
+      </w:r>
+      <w:r>
+        <w:rPr>
+          <w:rFonts w:hint="eastAsia"/>
+        </w:rPr>
+        <w:t>打印所有运行时配置</w:t>
+      </w:r>
+    </w:p>
+    <w:p>
+      <w:pPr>
+        <w:rPr>
+          <w:rFonts w:hint="eastAsia"/>
+        </w:rPr>
+      </w:pPr>
+      <w:r>
+        <w:rPr>
+          <w:rFonts w:hint="eastAsia"/>
+        </w:rPr>
+        <w:t>Local+Expand:</w:t>
+      </w:r>
+      <w:r>
+        <w:rPr>
+          <w:rFonts w:hint="eastAsia"/>
+        </w:rPr>
+        <w:t>读取配置文件建立新的临时</w:t>
+      </w:r>
+      <w:r>
+        <w:rPr>
+          <w:rFonts w:hint="eastAsia"/>
+        </w:rPr>
+        <w:t>pmdOptionsMgr</w:t>
+      </w:r>
+      <w:r>
+        <w:rPr>
+          <w:rFonts w:hint="eastAsia"/>
+        </w:rPr>
+        <w:t>并打印配置文件中所有配置</w:t>
+      </w:r>
+    </w:p>
+    <w:p/>
+    <w:p>
       <w:r>
         <w:rPr>
           <w:rFonts w:hint="eastAsia"/>
@@ -5708,7 +7304,6 @@
         <w:rPr>
           <w:rFonts w:hint="eastAsia"/>
         </w:rPr>
-        <w:lastRenderedPageBreak/>
         <w:t>无效值：不更新</w:t>
       </w:r>
     </w:p>
@@ -5777,9 +7372,22 @@
         <w:t>无效值：不写盘</w:t>
       </w:r>
     </w:p>
+    <w:p>
+      <w:pPr>
+        <w:rPr>
+          <w:rFonts w:hint="eastAsia"/>
+        </w:rPr>
+      </w:pPr>
+    </w:p>
     <w:p/>
     <w:p>
       <w:pPr>
+        <w:pStyle w:val="ListParagraph"/>
+        <w:numPr>
+          <w:ilvl w:val="0"/>
+          <w:numId w:val="24"/>
+        </w:numPr>
+        <w:ind w:firstLineChars="0"/>
         <w:rPr>
           <w:rFonts w:hint="eastAsia"/>
         </w:rPr>
@@ -5819,10 +7427,10 @@
     <w:p>
       <w:r>
         <w:object w:dxaOrig="6995" w:dyaOrig="24132">
-          <v:shape id="_x0000_i1032" type="#_x0000_t75" style="width:349.7pt;height:1206.7pt" o:ole="">
+          <v:shape id="_x0000_i1029" type="#_x0000_t75" style="width:349.8pt;height:1206.8pt" o:ole="">
             <v:imagedata r:id="rId22" o:title=""/>
           </v:shape>
-          <o:OLEObject Type="Embed" ProgID="Excel.Sheet.12" ShapeID="_x0000_i1032" DrawAspect="Content" ObjectID="_1582958595" r:id="rId23"/>
+          <o:OLEObject Type="Embed" ProgID="Excel.Sheet.12" ShapeID="_x0000_i1029" DrawAspect="Content" ObjectID="_1583157852" r:id="rId23"/>
         </w:object>
       </w:r>
     </w:p>
@@ -6531,6 +8139,12 @@
             <w:pPr>
               <w:ind w:left="0"/>
             </w:pPr>
+            <w:r>
+              <w:rPr>
+                <w:rFonts w:hint="eastAsia"/>
+              </w:rPr>
+              <w:t>001</w:t>
+            </w:r>
           </w:p>
         </w:tc>
         <w:tc>
@@ -6541,6 +8155,18 @@
             <w:pPr>
               <w:ind w:left="0"/>
             </w:pPr>
+            <w:r>
+              <w:rPr>
+                <w:rFonts w:hint="eastAsia"/>
+              </w:rPr>
+              <w:t xml:space="preserve">snapshot hint </w:t>
+            </w:r>
+            <w:r>
+              <w:rPr>
+                <w:rFonts w:hint="eastAsia"/>
+              </w:rPr>
+              <w:t>参数</w:t>
+            </w:r>
           </w:p>
         </w:tc>
         <w:tc>
@@ -6551,6 +8177,12 @@
             <w:pPr>
               <w:ind w:left="0"/>
             </w:pPr>
+            <w:r>
+              <w:rPr>
+                <w:rFonts w:hint="eastAsia"/>
+              </w:rPr>
+              <w:t>目前还在设计中</w:t>
+            </w:r>
           </w:p>
         </w:tc>
       </w:tr>
@@ -8937,7 +10569,7 @@
               <w:rPr>
                 <w:rFonts w:hint="eastAsia"/>
               </w:rPr>
-              <w:t>N</w:t>
+              <w:t>Y</w:t>
             </w:r>
           </w:p>
         </w:tc>
@@ -9119,7 +10751,7 @@
               <w:rPr>
                 <w:rFonts w:hint="eastAsia"/>
               </w:rPr>
-              <w:t>N</w:t>
+              <w:t>Y</w:t>
             </w:r>
           </w:p>
         </w:tc>
@@ -10820,6 +12452,95 @@
     </w:lvl>
   </w:abstractNum>
   <w:abstractNum w:abstractNumId="18">
+    <w:nsid w:val="61F9692C"/>
+    <w:multiLevelType w:val="hybridMultilevel"/>
+    <w:tmpl w:val="ECFC0440"/>
+    <w:lvl w:ilvl="0" w:tplc="70D077DE">
+      <w:start w:val="1"/>
+      <w:numFmt w:val="decimal"/>
+      <w:lvlText w:val="%1."/>
+      <w:lvlJc w:val="left"/>
+      <w:pPr>
+        <w:ind w:left="717" w:hanging="360"/>
+      </w:pPr>
+      <w:rPr>
+        <w:rFonts w:hint="default"/>
+      </w:rPr>
+    </w:lvl>
+    <w:lvl w:ilvl="1" w:tplc="04090019" w:tentative="1">
+      <w:start w:val="1"/>
+      <w:numFmt w:val="lowerLetter"/>
+      <w:lvlText w:val="%2)"/>
+      <w:lvlJc w:val="left"/>
+      <w:pPr>
+        <w:ind w:left="1197" w:hanging="420"/>
+      </w:pPr>
+    </w:lvl>
+    <w:lvl w:ilvl="2" w:tplc="0409001B" w:tentative="1">
+      <w:start w:val="1"/>
+      <w:numFmt w:val="lowerRoman"/>
+      <w:lvlText w:val="%3."/>
+      <w:lvlJc w:val="right"/>
+      <w:pPr>
+        <w:ind w:left="1617" w:hanging="420"/>
+      </w:pPr>
+    </w:lvl>
+    <w:lvl w:ilvl="3" w:tplc="0409000F" w:tentative="1">
+      <w:start w:val="1"/>
+      <w:numFmt w:val="decimal"/>
+      <w:lvlText w:val="%4."/>
+      <w:lvlJc w:val="left"/>
+      <w:pPr>
+        <w:ind w:left="2037" w:hanging="420"/>
+      </w:pPr>
+    </w:lvl>
+    <w:lvl w:ilvl="4" w:tplc="04090019" w:tentative="1">
+      <w:start w:val="1"/>
+      <w:numFmt w:val="lowerLetter"/>
+      <w:lvlText w:val="%5)"/>
+      <w:lvlJc w:val="left"/>
+      <w:pPr>
+        <w:ind w:left="2457" w:hanging="420"/>
+      </w:pPr>
+    </w:lvl>
+    <w:lvl w:ilvl="5" w:tplc="0409001B" w:tentative="1">
+      <w:start w:val="1"/>
+      <w:numFmt w:val="lowerRoman"/>
+      <w:lvlText w:val="%6."/>
+      <w:lvlJc w:val="right"/>
+      <w:pPr>
+        <w:ind w:left="2877" w:hanging="420"/>
+      </w:pPr>
+    </w:lvl>
+    <w:lvl w:ilvl="6" w:tplc="0409000F" w:tentative="1">
+      <w:start w:val="1"/>
+      <w:numFmt w:val="decimal"/>
+      <w:lvlText w:val="%7."/>
+      <w:lvlJc w:val="left"/>
+      <w:pPr>
+        <w:ind w:left="3297" w:hanging="420"/>
+      </w:pPr>
+    </w:lvl>
+    <w:lvl w:ilvl="7" w:tplc="04090019" w:tentative="1">
+      <w:start w:val="1"/>
+      <w:numFmt w:val="lowerLetter"/>
+      <w:lvlText w:val="%8)"/>
+      <w:lvlJc w:val="left"/>
+      <w:pPr>
+        <w:ind w:left="3717" w:hanging="420"/>
+      </w:pPr>
+    </w:lvl>
+    <w:lvl w:ilvl="8" w:tplc="0409001B" w:tentative="1">
+      <w:start w:val="1"/>
+      <w:numFmt w:val="lowerRoman"/>
+      <w:lvlText w:val="%9."/>
+      <w:lvlJc w:val="right"/>
+      <w:pPr>
+        <w:ind w:left="4137" w:hanging="420"/>
+      </w:pPr>
+    </w:lvl>
+  </w:abstractNum>
+  <w:abstractNum w:abstractNumId="19">
     <w:nsid w:val="68EF6EAF"/>
     <w:multiLevelType w:val="hybridMultilevel"/>
     <w:tmpl w:val="AFB2D052"/>
@@ -10908,7 +12629,7 @@
       </w:pPr>
     </w:lvl>
   </w:abstractNum>
-  <w:abstractNum w:abstractNumId="19">
+  <w:abstractNum w:abstractNumId="20">
     <w:nsid w:val="71D37301"/>
     <w:multiLevelType w:val="hybridMultilevel"/>
     <w:tmpl w:val="659C8078"/>
@@ -10997,7 +12718,7 @@
       </w:pPr>
     </w:lvl>
   </w:abstractNum>
-  <w:abstractNum w:abstractNumId="20">
+  <w:abstractNum w:abstractNumId="21">
     <w:nsid w:val="789661B4"/>
     <w:multiLevelType w:val="hybridMultilevel"/>
     <w:tmpl w:val="8166B3DE"/>
@@ -11086,7 +12807,7 @@
       </w:pPr>
     </w:lvl>
   </w:abstractNum>
-  <w:abstractNum w:abstractNumId="21">
+  <w:abstractNum w:abstractNumId="22">
     <w:nsid w:val="78A22E53"/>
     <w:multiLevelType w:val="hybridMultilevel"/>
     <w:tmpl w:val="6346CCAC"/>
@@ -11230,7 +12951,7 @@
     <w:abstractNumId w:val="9"/>
   </w:num>
   <w:num w:numId="19">
-    <w:abstractNumId w:val="21"/>
+    <w:abstractNumId w:val="22"/>
   </w:num>
   <w:num w:numId="20">
     <w:abstractNumId w:val="4"/>
@@ -11242,13 +12963,13 @@
     <w:abstractNumId w:val="15"/>
   </w:num>
   <w:num w:numId="23">
-    <w:abstractNumId w:val="20"/>
+    <w:abstractNumId w:val="21"/>
   </w:num>
   <w:num w:numId="24">
     <w:abstractNumId w:val="12"/>
   </w:num>
   <w:num w:numId="25">
-    <w:abstractNumId w:val="18"/>
+    <w:abstractNumId w:val="19"/>
   </w:num>
   <w:num w:numId="26">
     <w:abstractNumId w:val="15"/>
@@ -11257,10 +12978,13 @@
     <w:abstractNumId w:val="3"/>
   </w:num>
   <w:num w:numId="28">
-    <w:abstractNumId w:val="19"/>
+    <w:abstractNumId w:val="20"/>
   </w:num>
   <w:num w:numId="29">
     <w:abstractNumId w:val="8"/>
+  </w:num>
+  <w:num w:numId="30">
+    <w:abstractNumId w:val="18"/>
   </w:num>
 </w:numbering>
 </file>
@@ -12159,7 +13883,7 @@
 </file>
 
 <file path=customXml/itemProps1.xml><?xml version="1.0" encoding="utf-8"?>
-<ds:datastoreItem xmlns:ds="http://schemas.openxmlformats.org/officeDocument/2006/customXml" ds:itemID="{6EA78CAF-AB93-4F99-AD53-E85BE6F486DE}">
+<ds:datastoreItem xmlns:ds="http://schemas.openxmlformats.org/officeDocument/2006/customXml" ds:itemID="{037B6678-63AD-44A9-A5CA-31D4889741F8}">
   <ds:schemaRefs>
     <ds:schemaRef ds:uri="http://schemas.openxmlformats.org/officeDocument/2006/bibliography"/>
   </ds:schemaRefs>

--- a/internal_doc/03.开发设计/Story-配置参数集中修改.docx
+++ b/internal_doc/03.开发设计/Story-配置参数集中修改.docx
@@ -851,7 +851,19 @@
         <w:rPr>
           <w:rFonts w:hint="eastAsia"/>
         </w:rPr>
-        <w:t>,[hint]</w:t>
+        <w:t>,[</w:t>
+      </w:r>
+      <w:r>
+        <w:rPr>
+          <w:rFonts w:hint="eastAsia"/>
+        </w:rPr>
+        <w:t>options</w:t>
+      </w:r>
+      <w:r>
+        <w:rPr>
+          <w:rFonts w:hint="eastAsia"/>
+        </w:rPr>
+        <w:t>]</w:t>
       </w:r>
       <w:r>
         <w:rPr>
@@ -954,6 +966,12 @@
               <w:lastRenderedPageBreak/>
               <w:t>SDB_SNAP_CONFIG</w:t>
             </w:r>
+            <w:r>
+              <w:rPr>
+                <w:rFonts w:hint="eastAsia"/>
+              </w:rPr>
+              <w:t>S</w:t>
+            </w:r>
           </w:p>
         </w:tc>
         <w:tc>
@@ -1007,7 +1025,13 @@
         <w:t xml:space="preserve"> </w:t>
       </w:r>
       <w:r>
-        <w:t>SDB_SNAP_CATALOG</w:t>
+        <w:t>SDB_SNAP_</w:t>
+      </w:r>
+      <w:r>
+        <w:rPr>
+          <w:rFonts w:hint="eastAsia"/>
+        </w:rPr>
+        <w:t>SESSIONS</w:t>
       </w:r>
       <w:r>
         <w:rPr>
@@ -1660,6 +1684,12 @@
           <w:rFonts w:hint="eastAsia"/>
         </w:rPr>
         <w:t>SDB_SNAP_CONFIG</w:t>
+      </w:r>
+      <w:r>
+        <w:rPr>
+          <w:rFonts w:hint="eastAsia"/>
+        </w:rPr>
+        <w:t>S</w:t>
       </w:r>
       <w:r>
         <w:rPr>
@@ -4258,7 +4288,7 @@
           <v:shape id="_x0000_i1025" type="#_x0000_t75" style="width:414.8pt;height:571.7pt" o:ole="">
             <v:imagedata r:id="rId8" o:title=""/>
           </v:shape>
-          <o:OLEObject Type="Embed" ProgID="Visio.Drawing.11" ShapeID="_x0000_i1025" DrawAspect="Content" ObjectID="_1583157845" r:id="rId9"/>
+          <o:OLEObject Type="Embed" ProgID="Visio.Drawing.11" ShapeID="_x0000_i1025" DrawAspect="Content" ObjectID="_1583214877" r:id="rId9"/>
         </w:object>
       </w:r>
     </w:p>
@@ -4276,7 +4306,7 @@
           <v:shape id="_x0000_i1026" type="#_x0000_t75" style="width:192.9pt;height:640.5pt" o:ole="">
             <v:imagedata r:id="rId10" o:title=""/>
           </v:shape>
-          <o:OLEObject Type="Embed" ProgID="Visio.Drawing.11" ShapeID="_x0000_i1026" DrawAspect="Content" ObjectID="_1583157846" r:id="rId11"/>
+          <o:OLEObject Type="Embed" ProgID="Visio.Drawing.11" ShapeID="_x0000_i1026" DrawAspect="Content" ObjectID="_1583214878" r:id="rId11"/>
         </w:object>
       </w:r>
     </w:p>
@@ -4598,7 +4628,7 @@
           <v:shape id="_x0000_i1028" type="#_x0000_t75" style="width:415.35pt;height:424.5pt" o:ole="">
             <v:imagedata r:id="rId12" o:title=""/>
           </v:shape>
-          <o:OLEObject Type="Embed" ProgID="Visio.Drawing.11" ShapeID="_x0000_i1028" DrawAspect="Content" ObjectID="_1583157847" r:id="rId13"/>
+          <o:OLEObject Type="Embed" ProgID="Visio.Drawing.11" ShapeID="_x0000_i1028" DrawAspect="Content" ObjectID="_1583214879" r:id="rId13"/>
         </w:object>
       </w:r>
     </w:p>
@@ -4621,7 +4651,7 @@
           <v:shape id="_x0000_i1030" type="#_x0000_t75" style="width:283.15pt;height:523.9pt" o:ole="">
             <v:imagedata r:id="rId14" o:title=""/>
           </v:shape>
-          <o:OLEObject Type="Embed" ProgID="Visio.Drawing.11" ShapeID="_x0000_i1030" DrawAspect="Content" ObjectID="_1583157848" r:id="rId15"/>
+          <o:OLEObject Type="Embed" ProgID="Visio.Drawing.11" ShapeID="_x0000_i1030" DrawAspect="Content" ObjectID="_1583214880" r:id="rId15"/>
         </w:object>
       </w:r>
     </w:p>
@@ -4921,7 +4951,7 @@
           <v:shape id="_x0000_i1027" type="#_x0000_t75" style="width:320.25pt;height:151pt" o:ole="">
             <v:imagedata r:id="rId16" o:title=""/>
           </v:shape>
-          <o:OLEObject Type="Embed" ProgID="Visio.Drawing.11" ShapeID="_x0000_i1027" DrawAspect="Content" ObjectID="_1583157849" r:id="rId17"/>
+          <o:OLEObject Type="Embed" ProgID="Visio.Drawing.11" ShapeID="_x0000_i1027" DrawAspect="Content" ObjectID="_1583214881" r:id="rId17"/>
         </w:object>
       </w:r>
     </w:p>
@@ -4946,7 +4976,7 @@
           <v:shape id="_x0000_i1031" type="#_x0000_t75" style="width:370.75pt;height:362.7pt" o:ole="">
             <v:imagedata r:id="rId18" o:title=""/>
           </v:shape>
-          <o:OLEObject Type="Embed" ProgID="Visio.Drawing.11" ShapeID="_x0000_i1031" DrawAspect="Content" ObjectID="_1583157850" r:id="rId19"/>
+          <o:OLEObject Type="Embed" ProgID="Visio.Drawing.11" ShapeID="_x0000_i1031" DrawAspect="Content" ObjectID="_1583214882" r:id="rId19"/>
         </w:object>
       </w:r>
     </w:p>
@@ -4976,7 +5006,7 @@
           <v:shape id="_x0000_i1032" type="#_x0000_t75" style="width:372.9pt;height:682.95pt" o:ole="">
             <v:imagedata r:id="rId20" o:title=""/>
           </v:shape>
-          <o:OLEObject Type="Embed" ProgID="Visio.Drawing.11" ShapeID="_x0000_i1032" DrawAspect="Content" ObjectID="_1583157851" r:id="rId21"/>
+          <o:OLEObject Type="Embed" ProgID="Visio.Drawing.11" ShapeID="_x0000_i1032" DrawAspect="Content" ObjectID="_1583214883" r:id="rId21"/>
         </w:object>
       </w:r>
     </w:p>
@@ -7430,7 +7460,7 @@
           <v:shape id="_x0000_i1029" type="#_x0000_t75" style="width:349.8pt;height:1206.8pt" o:ole="">
             <v:imagedata r:id="rId22" o:title=""/>
           </v:shape>
-          <o:OLEObject Type="Embed" ProgID="Excel.Sheet.12" ShapeID="_x0000_i1029" DrawAspect="Content" ObjectID="_1583157852" r:id="rId23"/>
+          <o:OLEObject Type="Embed" ProgID="Excel.Sheet.12" ShapeID="_x0000_i1029" DrawAspect="Content" ObjectID="_1583214884" r:id="rId23"/>
         </w:object>
       </w:r>
     </w:p>
@@ -8159,7 +8189,13 @@
               <w:rPr>
                 <w:rFonts w:hint="eastAsia"/>
               </w:rPr>
-              <w:t xml:space="preserve">snapshot hint </w:t>
+              <w:t xml:space="preserve">snapshot </w:t>
+            </w:r>
+            <w:r>
+              <w:rPr>
+                <w:rFonts w:hint="eastAsia"/>
+              </w:rPr>
+              <w:t>options</w:t>
             </w:r>
             <w:r>
               <w:rPr>
@@ -13883,7 +13919,7 @@
 </file>
 
 <file path=customXml/itemProps1.xml><?xml version="1.0" encoding="utf-8"?>
-<ds:datastoreItem xmlns:ds="http://schemas.openxmlformats.org/officeDocument/2006/customXml" ds:itemID="{037B6678-63AD-44A9-A5CA-31D4889741F8}">
+<ds:datastoreItem xmlns:ds="http://schemas.openxmlformats.org/officeDocument/2006/customXml" ds:itemID="{90343619-5582-4E2B-8C1E-E75D8EE587AA}">
   <ds:schemaRefs>
     <ds:schemaRef ds:uri="http://schemas.openxmlformats.org/officeDocument/2006/bibliography"/>
   </ds:schemaRefs>

--- a/internal_doc/03.开发设计/Story-配置参数集中修改.docx
+++ b/internal_doc/03.开发设计/Story-配置参数集中修改.docx
@@ -328,21 +328,30 @@
           <w:p>
             <w:pPr>
               <w:ind w:left="0"/>
-              <w:rPr>
-                <w:rFonts w:hint="eastAsia"/>
-              </w:rPr>
-            </w:pPr>
-            <w:r>
-              <w:rPr>
-                <w:rFonts w:hint="eastAsia"/>
-              </w:rPr>
-              <w:t>2017-03-1</w:t>
-            </w:r>
-            <w:r>
-              <w:rPr>
-                <w:rFonts w:hint="eastAsia"/>
-              </w:rPr>
-              <w:t>9</w:t>
+            </w:pPr>
+            <w:r>
+              <w:rPr>
+                <w:rFonts w:hint="eastAsia"/>
+              </w:rPr>
+              <w:t>2017-0</w:t>
+            </w:r>
+            <w:r>
+              <w:rPr>
+                <w:rFonts w:hint="eastAsia"/>
+              </w:rPr>
+              <w:t>4</w:t>
+            </w:r>
+            <w:r>
+              <w:rPr>
+                <w:rFonts w:hint="eastAsia"/>
+              </w:rPr>
+              <w:t>-</w:t>
+            </w:r>
+            <w:r>
+              <w:rPr>
+                <w:rFonts w:hint="eastAsia"/>
+              </w:rPr>
+              <w:t>04</w:t>
             </w:r>
             <w:r>
               <w:rPr>
@@ -365,9 +374,6 @@
           <w:p>
             <w:pPr>
               <w:ind w:left="0"/>
-              <w:rPr>
-                <w:rFonts w:hint="eastAsia"/>
-              </w:rPr>
             </w:pPr>
             <w:r>
               <w:rPr>
@@ -998,9 +1004,6 @@
     <w:p>
       <w:pPr>
         <w:ind w:left="0"/>
-        <w:rPr>
-          <w:rFonts w:hint="eastAsia"/>
-        </w:rPr>
       </w:pPr>
       <w:r>
         <w:rPr>
@@ -1039,6 +1042,118 @@
         </w:rPr>
         <w:t>）</w:t>
       </w:r>
+    </w:p>
+    <w:p>
+      <w:pPr>
+        <w:ind w:left="0"/>
+      </w:pPr>
+    </w:p>
+    <w:p>
+      <w:pPr>
+        <w:rPr>
+          <w:color w:val="00B0F0"/>
+        </w:rPr>
+      </w:pPr>
+    </w:p>
+    <w:p>
+      <w:pPr>
+        <w:rPr>
+          <w:rFonts w:hint="eastAsia"/>
+        </w:rPr>
+      </w:pPr>
+      <w:r>
+        <w:rPr>
+          <w:rFonts w:hint="eastAsia"/>
+        </w:rPr>
+        <w:t>增加一个特殊类型对象，用于将查询选项装入：</w:t>
+      </w:r>
+    </w:p>
+    <w:p>
+      <w:r>
+        <w:t xml:space="preserve">function QueryOption(snaptype, cond, sel, sort, </w:t>
+      </w:r>
+      <w:r>
+        <w:rPr>
+          <w:rFonts w:hint="eastAsia"/>
+        </w:rPr>
+        <w:t>option</w:t>
+      </w:r>
+      <w:r>
+        <w:t>, limit, skip) {</w:t>
+      </w:r>
+    </w:p>
+    <w:p>
+      <w:r>
+        <w:t xml:space="preserve">   this.snaptype = snaptype;</w:t>
+      </w:r>
+    </w:p>
+    <w:p>
+      <w:r>
+        <w:t xml:space="preserve">   this.cond = cond;</w:t>
+      </w:r>
+    </w:p>
+    <w:p>
+      <w:r>
+        <w:t xml:space="preserve">   this.sel = sel;</w:t>
+      </w:r>
+    </w:p>
+    <w:p>
+      <w:r>
+        <w:t xml:space="preserve">   this.sort = sort;</w:t>
+      </w:r>
+    </w:p>
+    <w:p>
+      <w:r>
+        <w:t xml:space="preserve">   this.</w:t>
+      </w:r>
+      <w:r>
+        <w:rPr>
+          <w:rFonts w:hint="eastAsia"/>
+        </w:rPr>
+        <w:t>option</w:t>
+      </w:r>
+      <w:r>
+        <w:t xml:space="preserve"> </w:t>
+      </w:r>
+      <w:r>
+        <w:t xml:space="preserve">= </w:t>
+      </w:r>
+      <w:r>
+        <w:rPr>
+          <w:rFonts w:hint="eastAsia"/>
+        </w:rPr>
+        <w:t>option</w:t>
+      </w:r>
+      <w:r>
+        <w:t>;</w:t>
+      </w:r>
+    </w:p>
+    <w:p>
+      <w:r>
+        <w:t xml:space="preserve">   this.limit = limit;</w:t>
+      </w:r>
+    </w:p>
+    <w:p>
+      <w:r>
+        <w:t xml:space="preserve">   this.skip = skip;</w:t>
+      </w:r>
+    </w:p>
+    <w:p>
+      <w:pPr>
+        <w:rPr>
+          <w:rFonts w:hint="eastAsia"/>
+        </w:rPr>
+      </w:pPr>
+      <w:r>
+        <w:t>}</w:t>
+      </w:r>
+    </w:p>
+    <w:p>
+      <w:pPr>
+        <w:rPr>
+          <w:rFonts w:hint="eastAsia"/>
+        </w:rPr>
+      </w:pPr>
     </w:p>
     <w:tbl>
       <w:tblPr>
@@ -1294,9 +1409,6 @@
           <w:p>
             <w:pPr>
               <w:ind w:left="0"/>
-              <w:rPr>
-                <w:rFonts w:hint="eastAsia"/>
-              </w:rPr>
             </w:pPr>
             <w:r>
               <w:rPr>
@@ -1313,9 +1425,6 @@
           <w:p>
             <w:pPr>
               <w:ind w:left="0"/>
-              <w:rPr>
-                <w:rFonts w:hint="eastAsia"/>
-              </w:rPr>
             </w:pPr>
             <w:r>
               <w:rPr>
@@ -1338,9 +1447,6 @@
           <w:p>
             <w:pPr>
               <w:ind w:left="0"/>
-              <w:rPr>
-                <w:rFonts w:hint="eastAsia"/>
-              </w:rPr>
             </w:pPr>
             <w:r>
               <w:rPr>
@@ -1369,9 +1475,6 @@
           <w:p>
             <w:pPr>
               <w:ind w:left="0"/>
-              <w:rPr>
-                <w:rFonts w:hint="eastAsia"/>
-              </w:rPr>
             </w:pPr>
             <w:r>
               <w:rPr>
@@ -1390,9 +1493,6 @@
           <w:p>
             <w:pPr>
               <w:ind w:left="0"/>
-              <w:rPr>
-                <w:rFonts w:hint="eastAsia"/>
-              </w:rPr>
             </w:pPr>
             <w:r>
               <w:rPr>
@@ -1409,9 +1509,6 @@
           <w:p>
             <w:pPr>
               <w:ind w:left="0"/>
-              <w:rPr>
-                <w:rFonts w:hint="eastAsia"/>
-              </w:rPr>
             </w:pPr>
             <w:r>
               <w:rPr>
@@ -1434,9 +1531,6 @@
           <w:p>
             <w:pPr>
               <w:ind w:left="0"/>
-              <w:rPr>
-                <w:rFonts w:hint="eastAsia"/>
-              </w:rPr>
             </w:pPr>
             <w:r>
               <w:rPr>
@@ -1477,9 +1571,6 @@
           <w:p>
             <w:pPr>
               <w:ind w:left="0"/>
-              <w:rPr>
-                <w:rFonts w:hint="eastAsia"/>
-              </w:rPr>
             </w:pPr>
             <w:r>
               <w:rPr>
@@ -1498,15 +1589,12 @@
           <w:p>
             <w:pPr>
               <w:ind w:left="0"/>
-              <w:rPr>
-                <w:rFonts w:hint="eastAsia"/>
-              </w:rPr>
-            </w:pPr>
-            <w:r>
-              <w:rPr>
-                <w:rFonts w:hint="eastAsia"/>
-              </w:rPr>
-              <w:t>options</w:t>
+            </w:pPr>
+            <w:r>
+              <w:rPr>
+                <w:rFonts w:hint="eastAsia"/>
+              </w:rPr>
+              <w:t>option</w:t>
             </w:r>
           </w:p>
         </w:tc>
@@ -1517,9 +1605,6 @@
           <w:p>
             <w:pPr>
               <w:ind w:left="0"/>
-              <w:rPr>
-                <w:rFonts w:hint="eastAsia"/>
-              </w:rPr>
             </w:pPr>
             <w:r>
               <w:rPr>
@@ -1542,9 +1627,6 @@
           <w:p>
             <w:pPr>
               <w:ind w:left="0"/>
-              <w:rPr>
-                <w:rFonts w:hint="eastAsia"/>
-              </w:rPr>
             </w:pPr>
             <w:r>
               <w:rPr>
@@ -1598,7 +1680,25 @@
               <w:rPr>
                 <w:rFonts w:hint="eastAsia"/>
               </w:rPr>
-              <w:t>时显示用户设置过的配置，设为</w:t>
+              <w:t>时显示</w:t>
+            </w:r>
+            <w:r>
+              <w:rPr>
+                <w:rFonts w:hint="eastAsia"/>
+              </w:rPr>
+              <w:t>配置文件中对应配置的</w:t>
+            </w:r>
+            <w:r>
+              <w:rPr>
+                <w:rFonts w:hint="eastAsia"/>
+              </w:rPr>
+              <w:t>内存当前值</w:t>
+            </w:r>
+            <w:r>
+              <w:rPr>
+                <w:rFonts w:hint="eastAsia"/>
+              </w:rPr>
+              <w:t>，设为</w:t>
             </w:r>
             <w:r>
               <w:rPr>
@@ -1610,7 +1710,7 @@
               <w:rPr>
                 <w:rFonts w:hint="eastAsia"/>
               </w:rPr>
-              <w:t>时显示配置文件中用户设置过的配置。</w:t>
+              <w:t>时显示配置文件中的配置。</w:t>
             </w:r>
             <w:r>
               <w:rPr>
@@ -1635,6 +1735,159 @@
                 <w:rFonts w:hint="eastAsia"/>
               </w:rPr>
               <w:t>时则扩展显示所有配置。</w:t>
+            </w:r>
+          </w:p>
+        </w:tc>
+        <w:tc>
+          <w:tcPr>
+            <w:tcW w:w="2131" w:type="dxa"/>
+          </w:tcPr>
+          <w:p>
+            <w:pPr>
+              <w:ind w:left="0"/>
+            </w:pPr>
+            <w:r>
+              <w:rPr>
+                <w:rFonts w:hint="eastAsia"/>
+              </w:rPr>
+              <w:t>否</w:t>
+            </w:r>
+          </w:p>
+        </w:tc>
+      </w:tr>
+      <w:tr>
+        <w:tc>
+          <w:tcPr>
+            <w:tcW w:w="2130" w:type="dxa"/>
+          </w:tcPr>
+          <w:p>
+            <w:pPr>
+              <w:ind w:left="0"/>
+              <w:rPr>
+                <w:rFonts w:hint="eastAsia"/>
+              </w:rPr>
+            </w:pPr>
+            <w:r>
+              <w:rPr>
+                <w:rFonts w:hint="eastAsia"/>
+              </w:rPr>
+              <w:t>limit</w:t>
+            </w:r>
+          </w:p>
+        </w:tc>
+        <w:tc>
+          <w:tcPr>
+            <w:tcW w:w="2130" w:type="dxa"/>
+          </w:tcPr>
+          <w:p>
+            <w:pPr>
+              <w:ind w:left="0"/>
+              <w:rPr>
+                <w:rFonts w:hint="eastAsia"/>
+              </w:rPr>
+            </w:pPr>
+            <w:r>
+              <w:rPr>
+                <w:rFonts w:hint="eastAsia"/>
+              </w:rPr>
+              <w:t>Number</w:t>
+            </w:r>
+          </w:p>
+        </w:tc>
+        <w:tc>
+          <w:tcPr>
+            <w:tcW w:w="2131" w:type="dxa"/>
+          </w:tcPr>
+          <w:p>
+            <w:pPr>
+              <w:ind w:left="0"/>
+              <w:rPr>
+                <w:rFonts w:hint="eastAsia"/>
+              </w:rPr>
+            </w:pPr>
+            <w:r>
+              <w:rPr>
+                <w:rFonts w:hint="eastAsia"/>
+              </w:rPr>
+              <w:t>限制返回数</w:t>
+            </w:r>
+          </w:p>
+        </w:tc>
+        <w:tc>
+          <w:tcPr>
+            <w:tcW w:w="2131" w:type="dxa"/>
+          </w:tcPr>
+          <w:p>
+            <w:pPr>
+              <w:ind w:left="0"/>
+              <w:rPr>
+                <w:rFonts w:hint="eastAsia"/>
+              </w:rPr>
+            </w:pPr>
+            <w:r>
+              <w:rPr>
+                <w:rFonts w:hint="eastAsia"/>
+              </w:rPr>
+              <w:t>否</w:t>
+            </w:r>
+          </w:p>
+        </w:tc>
+      </w:tr>
+      <w:tr>
+        <w:tc>
+          <w:tcPr>
+            <w:tcW w:w="2130" w:type="dxa"/>
+          </w:tcPr>
+          <w:p>
+            <w:pPr>
+              <w:ind w:left="0"/>
+              <w:rPr>
+                <w:rFonts w:hint="eastAsia"/>
+              </w:rPr>
+            </w:pPr>
+            <w:r>
+              <w:rPr>
+                <w:rFonts w:hint="eastAsia"/>
+              </w:rPr>
+              <w:t>skip</w:t>
+            </w:r>
+          </w:p>
+        </w:tc>
+        <w:tc>
+          <w:tcPr>
+            <w:tcW w:w="2130" w:type="dxa"/>
+          </w:tcPr>
+          <w:p>
+            <w:pPr>
+              <w:ind w:left="0"/>
+              <w:rPr>
+                <w:rFonts w:hint="eastAsia"/>
+              </w:rPr>
+            </w:pPr>
+            <w:r>
+              <w:rPr>
+                <w:rFonts w:hint="eastAsia"/>
+              </w:rPr>
+              <w:t>Number</w:t>
+            </w:r>
+          </w:p>
+        </w:tc>
+        <w:tc>
+          <w:tcPr>
+            <w:tcW w:w="2131" w:type="dxa"/>
+          </w:tcPr>
+          <w:p>
+            <w:pPr>
+              <w:ind w:left="0"/>
+              <w:rPr>
+                <w:rFonts w:hint="eastAsia"/>
+              </w:rPr>
+            </w:pPr>
+            <w:r>
+              <w:rPr>
+                <w:rFonts w:hint="eastAsia"/>
+              </w:rPr>
+              <w:t>跳过记录数</w:t>
             </w:r>
           </w:p>
         </w:tc>
@@ -1661,10 +1914,17 @@
     </w:tbl>
     <w:p>
       <w:pPr>
-        <w:ind w:left="0"/>
-      </w:pPr>
-    </w:p>
-    <w:p>
+        <w:rPr>
+          <w:rFonts w:hint="eastAsia"/>
+        </w:rPr>
+      </w:pPr>
+    </w:p>
+    <w:p>
+      <w:pPr>
+        <w:rPr>
+          <w:rFonts w:hint="eastAsia"/>
+        </w:rPr>
+      </w:pPr>
       <w:r>
         <w:rPr>
           <w:rFonts w:hint="eastAsia"/>
@@ -1677,25 +1937,39 @@
         <w:rPr>
           <w:rFonts w:hint="eastAsia"/>
         </w:rPr>
+        <w:t>传统的</w:t>
+      </w:r>
+      <w:r>
+        <w:rPr>
+          <w:rFonts w:hint="eastAsia"/>
+        </w:rPr>
+        <w:t xml:space="preserve"> snapshot </w:t>
+      </w:r>
+      <w:r>
+        <w:rPr>
+          <w:rFonts w:hint="eastAsia"/>
+        </w:rPr>
+        <w:t>方式：</w:t>
+      </w:r>
+    </w:p>
+    <w:p>
+      <w:pPr>
+        <w:rPr>
+          <w:rFonts w:hint="eastAsia"/>
+        </w:rPr>
+      </w:pPr>
+      <w:r>
+        <w:rPr>
+          <w:rFonts w:hint="eastAsia"/>
+        </w:rPr>
+        <w:lastRenderedPageBreak/>
         <w:t>db.snapshot(</w:t>
       </w:r>
       <w:r>
         <w:rPr>
           <w:rFonts w:hint="eastAsia"/>
         </w:rPr>
-        <w:t>SDB_SNAP_CONFIG</w:t>
-      </w:r>
-      <w:r>
-        <w:rPr>
-          <w:rFonts w:hint="eastAsia"/>
-        </w:rPr>
-        <w:t>S</w:t>
-      </w:r>
-      <w:r>
-        <w:rPr>
-          <w:rFonts w:hint="eastAsia"/>
-        </w:rPr>
-        <w:t>, { GroupName:</w:t>
+        <w:t>SDB_SNAP_CONFIGS, { GroupName:</w:t>
       </w:r>
       <w:r>
         <w:t>’</w:t>
@@ -1719,7 +1993,82 @@
         <w:rPr>
           <w:rFonts w:hint="eastAsia"/>
         </w:rPr>
-        <w:t>, , , {</w:t>
+        <w:t>)</w:t>
+      </w:r>
+      <w:r>
+        <w:rPr>
+          <w:rFonts w:hint="eastAsia"/>
+        </w:rPr>
+        <w:t>，查询数据组</w:t>
+      </w:r>
+      <w:r>
+        <w:t>’</w:t>
+      </w:r>
+      <w:r>
+        <w:rPr>
+          <w:rFonts w:hint="eastAsia"/>
+        </w:rPr>
+        <w:t>db1</w:t>
+      </w:r>
+      <w:r>
+        <w:t>’</w:t>
+      </w:r>
+      <w:r>
+        <w:rPr>
+          <w:rFonts w:hint="eastAsia"/>
+        </w:rPr>
+        <w:t>的用户配置过的运行时配置。</w:t>
+      </w:r>
+    </w:p>
+    <w:p>
+      <w:pPr>
+        <w:rPr>
+          <w:rFonts w:hint="eastAsia"/>
+        </w:rPr>
+      </w:pPr>
+    </w:p>
+    <w:p>
+      <w:pPr>
+        <w:rPr>
+          <w:rFonts w:hint="eastAsia"/>
+        </w:rPr>
+      </w:pPr>
+      <w:r>
+        <w:rPr>
+          <w:rFonts w:hint="eastAsia"/>
+        </w:rPr>
+        <w:t>新增方式：</w:t>
+      </w:r>
+    </w:p>
+    <w:p>
+      <w:pPr>
+        <w:rPr>
+          <w:rFonts w:hint="eastAsia"/>
+        </w:rPr>
+      </w:pPr>
+      <w:r>
+        <w:rPr>
+          <w:rFonts w:hint="eastAsia"/>
+        </w:rPr>
+        <w:t>var option = new QueryOption(SDB_SNAP_CONFIGS, { GroupName:</w:t>
+      </w:r>
+      <w:r>
+        <w:t>’</w:t>
+      </w:r>
+      <w:r>
+        <w:rPr>
+          <w:rFonts w:hint="eastAsia"/>
+        </w:rPr>
+        <w:t>db1</w:t>
+      </w:r>
+      <w:r>
+        <w:t>’</w:t>
+      </w:r>
+      <w:r>
+        <w:rPr>
+          <w:rFonts w:hint="eastAsia"/>
+        </w:rPr>
+        <w:t>}, {}, {},  {</w:t>
       </w:r>
       <w:r>
         <w:rPr>
@@ -1731,13 +2080,7 @@
         <w:rPr>
           <w:rFonts w:hint="eastAsia"/>
         </w:rPr>
-        <w:t>Mode</w:t>
-      </w:r>
-      <w:r>
-        <w:rPr>
-          <w:rFonts w:hint="eastAsia"/>
-        </w:rPr>
-        <w:t>:</w:t>
+        <w:t>Mode:</w:t>
       </w:r>
       <w:r>
         <w:t>”</w:t>
@@ -1755,19 +2098,7 @@
         <w:rPr>
           <w:rFonts w:hint="eastAsia"/>
         </w:rPr>
-        <w:t xml:space="preserve">, </w:t>
-      </w:r>
-      <w:r>
-        <w:rPr>
-          <w:rFonts w:hint="eastAsia"/>
-        </w:rPr>
-        <w:t>Expand</w:t>
-      </w:r>
-      <w:r>
-        <w:rPr>
-          <w:rFonts w:hint="eastAsia"/>
-        </w:rPr>
-        <w:t>:</w:t>
+        <w:t>, Expand:</w:t>
       </w:r>
       <w:r>
         <w:t>”</w:t>
@@ -1785,69 +2116,131 @@
         <w:rPr>
           <w:rFonts w:hint="eastAsia"/>
         </w:rPr>
+        <w:t>}, 1, 0 )</w:t>
+      </w:r>
+    </w:p>
+    <w:p>
+      <w:r>
+        <w:rPr>
+          <w:rFonts w:hint="eastAsia"/>
+        </w:rPr>
+        <w:t>db.snapshot(option)</w:t>
+      </w:r>
+    </w:p>
+    <w:p>
+      <w:pPr>
+        <w:rPr>
+          <w:rFonts w:hint="eastAsia"/>
+        </w:rPr>
+      </w:pPr>
+      <w:r>
+        <w:rPr>
+          <w:rFonts w:hint="eastAsia"/>
+        </w:rPr>
+        <w:t>查询数据组</w:t>
+      </w:r>
+      <w:r>
+        <w:t>’</w:t>
+      </w:r>
+      <w:r>
+        <w:rPr>
+          <w:rFonts w:hint="eastAsia"/>
+        </w:rPr>
+        <w:t>db1</w:t>
+      </w:r>
+      <w:r>
+        <w:t>’</w:t>
+      </w:r>
+      <w:r>
+        <w:rPr>
+          <w:rFonts w:hint="eastAsia"/>
+        </w:rPr>
+        <w:t>的用户配置，并且提供</w:t>
+      </w:r>
+      <w:r>
+        <w:rPr>
+          <w:rFonts w:hint="eastAsia"/>
+        </w:rPr>
+        <w:t xml:space="preserve"> </w:t>
+      </w:r>
+      <w:r>
+        <w:rPr>
+          <w:rFonts w:hint="eastAsia"/>
+        </w:rPr>
+        <w:t>option</w:t>
+      </w:r>
+      <w:r>
+        <w:rPr>
+          <w:rFonts w:hint="eastAsia"/>
+        </w:rPr>
+        <w:t>={</w:t>
+      </w:r>
+      <w:r>
+        <w:rPr>
+          <w:rFonts w:hint="eastAsia"/>
+        </w:rPr>
+        <w:t xml:space="preserve"> </w:t>
+      </w:r>
+      <w:r>
+        <w:rPr>
+          <w:rFonts w:hint="eastAsia"/>
+        </w:rPr>
+        <w:t>Mode:</w:t>
+      </w:r>
+      <w:r>
+        <w:t>”</w:t>
+      </w:r>
+      <w:r>
+        <w:rPr>
+          <w:rFonts w:hint="eastAsia"/>
+        </w:rPr>
+        <w:t>Run</w:t>
+      </w:r>
+      <w:r>
+        <w:t>”</w:t>
+      </w:r>
+      <w:r>
+        <w:rPr>
+          <w:rFonts w:hint="eastAsia"/>
+        </w:rPr>
+        <w:t>, Expand:</w:t>
+      </w:r>
+      <w:r>
+        <w:t>”</w:t>
+      </w:r>
+      <w:r>
+        <w:rPr>
+          <w:rFonts w:hint="eastAsia"/>
+        </w:rPr>
+        <w:t>FALSE</w:t>
+      </w:r>
+      <w:r>
+        <w:t>”</w:t>
+      </w:r>
+      <w:r>
+        <w:rPr>
+          <w:rFonts w:hint="eastAsia"/>
+        </w:rPr>
         <w:t>}</w:t>
       </w:r>
       <w:r>
         <w:rPr>
           <w:rFonts w:hint="eastAsia"/>
         </w:rPr>
-        <w:t>)</w:t>
-      </w:r>
-      <w:r>
-        <w:rPr>
-          <w:rFonts w:hint="eastAsia"/>
-        </w:rPr>
-        <w:t>，查询数据组</w:t>
-      </w:r>
-      <w:r>
-        <w:t>’</w:t>
-      </w:r>
-      <w:r>
-        <w:rPr>
-          <w:rFonts w:hint="eastAsia"/>
-        </w:rPr>
-        <w:t>db1</w:t>
-      </w:r>
-      <w:r>
-        <w:t>’</w:t>
-      </w:r>
-      <w:r>
-        <w:rPr>
-          <w:rFonts w:hint="eastAsia"/>
-        </w:rPr>
-        <w:t>的</w:t>
-      </w:r>
-      <w:r>
-        <w:rPr>
-          <w:rFonts w:hint="eastAsia"/>
-        </w:rPr>
-        <w:t>用户配置过的</w:t>
-      </w:r>
-      <w:r>
-        <w:rPr>
-          <w:rFonts w:hint="eastAsia"/>
-        </w:rPr>
-        <w:t>运行时</w:t>
-      </w:r>
-      <w:r>
-        <w:rPr>
-          <w:rFonts w:hint="eastAsia"/>
-        </w:rPr>
-        <w:t>配置</w:t>
-      </w:r>
-      <w:r>
-        <w:rPr>
-          <w:rFonts w:hint="eastAsia"/>
-        </w:rPr>
-        <w:t>。</w:t>
-      </w:r>
-    </w:p>
-    <w:p>
-      <w:pPr>
-        <w:rPr>
-          <w:color w:val="00B0F0"/>
-        </w:rPr>
-      </w:pPr>
+        <w:t>以及</w:t>
+      </w:r>
+      <w:r>
+        <w:rPr>
+          <w:rFonts w:hint="eastAsia"/>
+        </w:rPr>
+        <w:t xml:space="preserve"> limit=1, skip=0 </w:t>
+      </w:r>
+      <w:r>
+        <w:rPr>
+          <w:rFonts w:hint="eastAsia"/>
+        </w:rPr>
+        <w:t>的查询选项。</w:t>
+      </w:r>
     </w:p>
     <w:p>
       <w:pPr>
@@ -2247,14 +2640,7 @@
               <w:rPr>
                 <w:rFonts w:hint="eastAsia"/>
               </w:rPr>
-              <w:t>命令</w:t>
-            </w:r>
-            <w:r>
-              <w:rPr>
-                <w:rFonts w:hint="eastAsia"/>
-              </w:rPr>
-              <w:lastRenderedPageBreak/>
-              <w:t>位置</w:t>
+              <w:t>命令位置</w:t>
             </w:r>
             <w:r>
               <w:rPr>
@@ -2276,7 +2662,6 @@
               <w:rPr>
                 <w:rFonts w:hint="eastAsia"/>
               </w:rPr>
-              <w:lastRenderedPageBreak/>
               <w:t>否</w:t>
             </w:r>
           </w:p>
@@ -2291,7 +2676,6 @@
         <w:rPr>
           <w:rFonts w:hint="eastAsia"/>
         </w:rPr>
-        <w:lastRenderedPageBreak/>
         <w:t>（命名依据：</w:t>
       </w:r>
       <w:r>
@@ -2819,6 +3203,7 @@
         <w:rPr>
           <w:rFonts w:hint="eastAsia"/>
         </w:rPr>
+        <w:lastRenderedPageBreak/>
         <w:t>主要用于提示有重启生效或不能生效的配置修改。</w:t>
       </w:r>
     </w:p>
@@ -3290,7 +3675,6 @@
         <w:rPr>
           <w:rFonts w:hint="eastAsia"/>
         </w:rPr>
-        <w:lastRenderedPageBreak/>
         <w:t xml:space="preserve">Story </w:t>
       </w:r>
       <w:r>
@@ -3497,14 +3881,12 @@
     <w:p>
       <w:pPr>
         <w:pStyle w:val="Heading3"/>
-        <w:rPr>
-          <w:rFonts w:hint="eastAsia"/>
-        </w:rPr>
-      </w:pPr>
-      <w:r>
-        <w:rPr>
-          <w:rFonts w:hint="eastAsia"/>
-        </w:rPr>
+      </w:pPr>
+      <w:r>
+        <w:rPr>
+          <w:rFonts w:hint="eastAsia"/>
+        </w:rPr>
+        <w:lastRenderedPageBreak/>
         <w:t>客户端</w:t>
       </w:r>
     </w:p>
@@ -3516,9 +3898,6 @@
           <w:numId w:val="30"/>
         </w:numPr>
         <w:ind w:firstLineChars="0"/>
-        <w:rPr>
-          <w:rFonts w:hint="eastAsia"/>
-        </w:rPr>
       </w:pPr>
       <w:r>
         <w:rPr>
@@ -3543,9 +3922,6 @@
       <w:pPr>
         <w:pStyle w:val="ListParagraph"/>
         <w:ind w:left="717" w:firstLineChars="0" w:firstLine="0"/>
-        <w:rPr>
-          <w:rFonts w:hint="eastAsia"/>
-        </w:rPr>
       </w:pPr>
       <w:r>
         <w:rPr>
@@ -3751,9 +4127,6 @@
     <w:p>
       <w:pPr>
         <w:ind w:left="717"/>
-        <w:rPr>
-          <w:rFonts w:hint="eastAsia"/>
-        </w:rPr>
       </w:pPr>
       <w:r>
         <w:rPr>
@@ -3876,345 +4249,345 @@
     </w:p>
     <w:p>
       <w:r>
+        <w:t xml:space="preserve">  "errno": -264,</w:t>
+      </w:r>
+    </w:p>
+    <w:p>
+      <w:r>
+        <w:t xml:space="preserve">  "description": "One or more nodes did not complete successfully",</w:t>
+      </w:r>
+    </w:p>
+    <w:p>
+      <w:r>
+        <w:t xml:space="preserve">  "detail": "",</w:t>
+      </w:r>
+    </w:p>
+    <w:p>
+      <w:r>
+        <w:t xml:space="preserve">  "ErrNodes": [</w:t>
+      </w:r>
+    </w:p>
+    <w:p>
+      <w:r>
+        <w:t xml:space="preserve">    {</w:t>
+      </w:r>
+    </w:p>
+    <w:p>
+      <w:r>
+        <w:t xml:space="preserve">      "NodeName": "ubuntu-zwb:42000",</w:t>
+      </w:r>
+    </w:p>
+    <w:p>
+      <w:r>
+        <w:t xml:space="preserve">      "GroupName": "db2",</w:t>
+      </w:r>
+    </w:p>
+    <w:p>
+      <w:r>
+        <w:t xml:space="preserve">      "Flag": -</w:t>
+      </w:r>
+      <w:r>
+        <w:rPr>
+          <w:rFonts w:hint="eastAsia"/>
+        </w:rPr>
+        <w:t>322</w:t>
+      </w:r>
+      <w:r>
+        <w:t>,</w:t>
+      </w:r>
+    </w:p>
+    <w:p>
+      <w:r>
+        <w:t xml:space="preserve">      "ErrInfo": {</w:t>
+      </w:r>
+    </w:p>
+    <w:p>
+      <w:r>
+        <w:t xml:space="preserve">        "errno": -</w:t>
+      </w:r>
+      <w:r>
+        <w:rPr>
+          <w:rFonts w:hint="eastAsia"/>
+        </w:rPr>
+        <w:t>322</w:t>
+      </w:r>
+      <w:r>
+        <w:t>,</w:t>
+      </w:r>
+    </w:p>
+    <w:p>
+      <w:r>
+        <w:t xml:space="preserve">        "description": "</w:t>
+      </w:r>
+      <w:r>
+        <w:rPr>
+          <w:rFonts w:hint="eastAsia"/>
+        </w:rPr>
+        <w:t xml:space="preserve">some </w:t>
+      </w:r>
+      <w:r>
+        <w:rPr>
+          <w:rFonts w:hint="eastAsia"/>
+        </w:rPr>
+        <w:t>config</w:t>
+      </w:r>
+      <w:r>
+        <w:rPr>
+          <w:rFonts w:hint="eastAsia"/>
+        </w:rPr>
+        <w:t xml:space="preserve"> change</w:t>
+      </w:r>
+      <w:r>
+        <w:rPr>
+          <w:rFonts w:hint="eastAsia"/>
+        </w:rPr>
+        <w:t>s</w:t>
+      </w:r>
+      <w:r>
+        <w:rPr>
+          <w:rFonts w:hint="eastAsia"/>
+        </w:rPr>
+        <w:t xml:space="preserve"> </w:t>
+      </w:r>
+      <w:r>
+        <w:t>didn’t take effect</w:t>
+      </w:r>
+      <w:r>
+        <w:t>",</w:t>
+      </w:r>
+    </w:p>
+    <w:p>
+      <w:r>
+        <w:t xml:space="preserve">        "detail": "</w:t>
+      </w:r>
+      <w:r>
+        <w:rPr>
+          <w:rFonts w:hint="eastAsia"/>
+        </w:rPr>
+        <w:t xml:space="preserve">config </w:t>
+      </w:r>
+      <w:r>
+        <w:t>‘</w:t>
+      </w:r>
+      <w:r>
+        <w:rPr>
+          <w:rFonts w:hint="eastAsia"/>
+        </w:rPr>
+        <w:t>dbpath</w:t>
+      </w:r>
+      <w:r>
+        <w:t>’</w:t>
+      </w:r>
+      <w:r>
+        <w:rPr>
+          <w:rFonts w:hint="eastAsia"/>
+        </w:rPr>
+        <w:t xml:space="preserve">, </w:t>
+      </w:r>
+      <w:r>
+        <w:t>‘</w:t>
+      </w:r>
+      <w:r>
+        <w:rPr>
+          <w:rFonts w:hint="eastAsia"/>
+        </w:rPr>
+        <w:t>lobmetapath</w:t>
+      </w:r>
+      <w:r>
+        <w:t>’</w:t>
+      </w:r>
+      <w:r>
+        <w:rPr>
+          <w:rFonts w:hint="eastAsia"/>
+        </w:rPr>
+        <w:t xml:space="preserve">, </w:t>
+      </w:r>
+      <w:r>
+        <w:t>‘</w:t>
+      </w:r>
+      <w:r>
+        <w:rPr>
+          <w:rFonts w:hint="eastAsia"/>
+        </w:rPr>
+        <w:t>confpath</w:t>
+      </w:r>
+      <w:r>
+        <w:t>’</w:t>
+      </w:r>
+      <w:r>
+        <w:rPr>
+          <w:rFonts w:hint="eastAsia"/>
+        </w:rPr>
+        <w:t xml:space="preserve">, </w:t>
+      </w:r>
+      <w:r>
+        <w:rPr>
+          <w:rFonts w:hint="eastAsia"/>
+        </w:rPr>
+        <w:t>etc</w:t>
+      </w:r>
+      <w:r>
+        <w:rPr>
+          <w:rFonts w:hint="eastAsia"/>
+        </w:rPr>
+        <w:t>.</w:t>
+      </w:r>
+      <w:r>
+        <w:rPr>
+          <w:rFonts w:hint="eastAsia"/>
+        </w:rPr>
+        <w:t xml:space="preserve"> requires reboot to take effect. </w:t>
+      </w:r>
+      <w:r>
+        <w:rPr>
+          <w:rFonts w:hint="eastAsia"/>
+        </w:rPr>
+        <w:t>config</w:t>
+      </w:r>
+      <w:r>
+        <w:rPr>
+          <w:rFonts w:hint="eastAsia"/>
+        </w:rPr>
+        <w:t xml:space="preserve"> </w:t>
+      </w:r>
+      <w:r>
+        <w:t>‘</w:t>
+      </w:r>
+      <w:r>
+        <w:rPr>
+          <w:rFonts w:hint="eastAsia"/>
+        </w:rPr>
+        <w:t>shardname</w:t>
+      </w:r>
+      <w:r>
+        <w:t>’</w:t>
+      </w:r>
+      <w:r>
+        <w:rPr>
+          <w:rFonts w:hint="eastAsia"/>
+        </w:rPr>
+        <w:t xml:space="preserve">, </w:t>
+      </w:r>
+      <w:r>
+        <w:t>‘</w:t>
+      </w:r>
+      <w:r>
+        <w:rPr>
+          <w:rFonts w:hint="eastAsia"/>
+        </w:rPr>
+        <w:t>replname</w:t>
+      </w:r>
+      <w:r>
+        <w:t>’</w:t>
+      </w:r>
+      <w:r>
+        <w:rPr>
+          <w:rFonts w:hint="eastAsia"/>
+        </w:rPr>
+        <w:t xml:space="preserve"> </w:t>
+      </w:r>
+      <w:r>
+        <w:rPr>
+          <w:rFonts w:hint="eastAsia"/>
+        </w:rPr>
+        <w:t>cannot be changed.</w:t>
+      </w:r>
+      <w:r>
+        <w:t>"</w:t>
+      </w:r>
+    </w:p>
+    <w:p>
+      <w:r>
+        <w:t xml:space="preserve">      }</w:t>
+      </w:r>
+    </w:p>
+    <w:p>
+      <w:r>
+        <w:t xml:space="preserve">    }</w:t>
+      </w:r>
+    </w:p>
+    <w:p>
+      <w:r>
+        <w:t xml:space="preserve">  ]</w:t>
+      </w:r>
+    </w:p>
+    <w:p>
+      <w:r>
+        <w:t>}</w:t>
+      </w:r>
+    </w:p>
+    <w:p>
+      <w:r>
+        <w:rPr>
+          <w:rFonts w:hint="eastAsia"/>
+        </w:rPr>
+        <w:t>在</w:t>
+      </w:r>
+      <w:r>
+        <w:rPr>
+          <w:rFonts w:hint="eastAsia"/>
+        </w:rPr>
+        <w:t>detail</w:t>
+      </w:r>
+      <w:r>
+        <w:rPr>
+          <w:rFonts w:hint="eastAsia"/>
+        </w:rPr>
+        <w:t>中详细列出具体的配置，若</w:t>
+      </w:r>
+      <w:r>
+        <w:rPr>
+          <w:rFonts w:hint="eastAsia"/>
+        </w:rPr>
+        <w:t>超出</w:t>
+      </w:r>
+      <w:r>
+        <w:rPr>
+          <w:rFonts w:hint="eastAsia"/>
+        </w:rPr>
+        <w:t>3</w:t>
+      </w:r>
+      <w:r>
+        <w:rPr>
+          <w:rFonts w:hint="eastAsia"/>
+        </w:rPr>
+        <w:t>个</w:t>
+      </w:r>
+      <w:r>
+        <w:rPr>
+          <w:rFonts w:hint="eastAsia"/>
+        </w:rPr>
+        <w:t>（含）</w:t>
+      </w:r>
+      <w:r>
+        <w:rPr>
+          <w:rFonts w:hint="eastAsia"/>
+        </w:rPr>
+        <w:t>则用</w:t>
+      </w:r>
+      <w:r>
+        <w:rPr>
+          <w:rFonts w:hint="eastAsia"/>
+        </w:rPr>
+        <w:t>etc.</w:t>
+      </w:r>
+      <w:r>
+        <w:rPr>
+          <w:rFonts w:hint="eastAsia"/>
+        </w:rPr>
+        <w:t>进行省略。</w:t>
+      </w:r>
+    </w:p>
+    <w:p/>
+    <w:p>
+      <w:pPr>
+        <w:pStyle w:val="Heading3"/>
+      </w:pPr>
+      <w:r>
+        <w:rPr>
+          <w:rFonts w:hint="eastAsia"/>
+        </w:rPr>
         <w:lastRenderedPageBreak/>
-        <w:t xml:space="preserve">  "errno": -264,</w:t>
-      </w:r>
-    </w:p>
-    <w:p>
-      <w:r>
-        <w:t xml:space="preserve">  "description": "One or more nodes did not complete successfully",</w:t>
-      </w:r>
-    </w:p>
-    <w:p>
-      <w:r>
-        <w:t xml:space="preserve">  "detail": "",</w:t>
-      </w:r>
-    </w:p>
-    <w:p>
-      <w:r>
-        <w:t xml:space="preserve">  "ErrNodes": [</w:t>
-      </w:r>
-    </w:p>
-    <w:p>
-      <w:r>
-        <w:t xml:space="preserve">    {</w:t>
-      </w:r>
-    </w:p>
-    <w:p>
-      <w:r>
-        <w:t xml:space="preserve">      "NodeName": "ubuntu-zwb:42000",</w:t>
-      </w:r>
-    </w:p>
-    <w:p>
-      <w:r>
-        <w:t xml:space="preserve">      "GroupName": "db2",</w:t>
-      </w:r>
-    </w:p>
-    <w:p>
-      <w:r>
-        <w:t xml:space="preserve">      "Flag": -</w:t>
-      </w:r>
-      <w:r>
-        <w:rPr>
-          <w:rFonts w:hint="eastAsia"/>
-        </w:rPr>
-        <w:t>322</w:t>
-      </w:r>
-      <w:r>
-        <w:t>,</w:t>
-      </w:r>
-    </w:p>
-    <w:p>
-      <w:r>
-        <w:t xml:space="preserve">      "ErrInfo": {</w:t>
-      </w:r>
-    </w:p>
-    <w:p>
-      <w:r>
-        <w:t xml:space="preserve">        "errno": -</w:t>
-      </w:r>
-      <w:r>
-        <w:rPr>
-          <w:rFonts w:hint="eastAsia"/>
-        </w:rPr>
-        <w:t>322</w:t>
-      </w:r>
-      <w:r>
-        <w:t>,</w:t>
-      </w:r>
-    </w:p>
-    <w:p>
-      <w:r>
-        <w:t xml:space="preserve">        "description": "</w:t>
-      </w:r>
-      <w:r>
-        <w:rPr>
-          <w:rFonts w:hint="eastAsia"/>
-        </w:rPr>
-        <w:t xml:space="preserve">some </w:t>
-      </w:r>
-      <w:r>
-        <w:rPr>
-          <w:rFonts w:hint="eastAsia"/>
-        </w:rPr>
-        <w:t>config</w:t>
-      </w:r>
-      <w:r>
-        <w:rPr>
-          <w:rFonts w:hint="eastAsia"/>
-        </w:rPr>
-        <w:t xml:space="preserve"> change</w:t>
-      </w:r>
-      <w:r>
-        <w:rPr>
-          <w:rFonts w:hint="eastAsia"/>
-        </w:rPr>
-        <w:t>s</w:t>
-      </w:r>
-      <w:r>
-        <w:rPr>
-          <w:rFonts w:hint="eastAsia"/>
-        </w:rPr>
-        <w:t xml:space="preserve"> </w:t>
-      </w:r>
-      <w:r>
-        <w:t>didn’t take effect</w:t>
-      </w:r>
-      <w:r>
-        <w:t>",</w:t>
-      </w:r>
-    </w:p>
-    <w:p>
-      <w:r>
-        <w:t xml:space="preserve">        "detail": "</w:t>
-      </w:r>
-      <w:r>
-        <w:rPr>
-          <w:rFonts w:hint="eastAsia"/>
-        </w:rPr>
-        <w:t xml:space="preserve">config </w:t>
-      </w:r>
-      <w:r>
-        <w:t>‘</w:t>
-      </w:r>
-      <w:r>
-        <w:rPr>
-          <w:rFonts w:hint="eastAsia"/>
-        </w:rPr>
-        <w:t>dbpath</w:t>
-      </w:r>
-      <w:r>
-        <w:t>’</w:t>
-      </w:r>
-      <w:r>
-        <w:rPr>
-          <w:rFonts w:hint="eastAsia"/>
-        </w:rPr>
-        <w:t xml:space="preserve">, </w:t>
-      </w:r>
-      <w:r>
-        <w:t>‘</w:t>
-      </w:r>
-      <w:r>
-        <w:rPr>
-          <w:rFonts w:hint="eastAsia"/>
-        </w:rPr>
-        <w:t>lobmetapath</w:t>
-      </w:r>
-      <w:r>
-        <w:t>’</w:t>
-      </w:r>
-      <w:r>
-        <w:rPr>
-          <w:rFonts w:hint="eastAsia"/>
-        </w:rPr>
-        <w:t xml:space="preserve">, </w:t>
-      </w:r>
-      <w:r>
-        <w:t>‘</w:t>
-      </w:r>
-      <w:r>
-        <w:rPr>
-          <w:rFonts w:hint="eastAsia"/>
-        </w:rPr>
-        <w:t>confpath</w:t>
-      </w:r>
-      <w:r>
-        <w:t>’</w:t>
-      </w:r>
-      <w:r>
-        <w:rPr>
-          <w:rFonts w:hint="eastAsia"/>
-        </w:rPr>
-        <w:t xml:space="preserve">, </w:t>
-      </w:r>
-      <w:r>
-        <w:rPr>
-          <w:rFonts w:hint="eastAsia"/>
-        </w:rPr>
-        <w:t>etc</w:t>
-      </w:r>
-      <w:r>
-        <w:rPr>
-          <w:rFonts w:hint="eastAsia"/>
-        </w:rPr>
-        <w:t>.</w:t>
-      </w:r>
-      <w:r>
-        <w:rPr>
-          <w:rFonts w:hint="eastAsia"/>
-        </w:rPr>
-        <w:t xml:space="preserve"> requires reboot to take effect. </w:t>
-      </w:r>
-      <w:r>
-        <w:rPr>
-          <w:rFonts w:hint="eastAsia"/>
-        </w:rPr>
-        <w:t>config</w:t>
-      </w:r>
-      <w:r>
-        <w:rPr>
-          <w:rFonts w:hint="eastAsia"/>
-        </w:rPr>
-        <w:t xml:space="preserve"> </w:t>
-      </w:r>
-      <w:r>
-        <w:t>‘</w:t>
-      </w:r>
-      <w:r>
-        <w:rPr>
-          <w:rFonts w:hint="eastAsia"/>
-        </w:rPr>
-        <w:t>shardname</w:t>
-      </w:r>
-      <w:r>
-        <w:t>’</w:t>
-      </w:r>
-      <w:r>
-        <w:rPr>
-          <w:rFonts w:hint="eastAsia"/>
-        </w:rPr>
-        <w:t xml:space="preserve">, </w:t>
-      </w:r>
-      <w:r>
-        <w:t>‘</w:t>
-      </w:r>
-      <w:r>
-        <w:rPr>
-          <w:rFonts w:hint="eastAsia"/>
-        </w:rPr>
-        <w:t>replname</w:t>
-      </w:r>
-      <w:r>
-        <w:t>’</w:t>
-      </w:r>
-      <w:r>
-        <w:rPr>
-          <w:rFonts w:hint="eastAsia"/>
-        </w:rPr>
-        <w:t xml:space="preserve"> </w:t>
-      </w:r>
-      <w:r>
-        <w:rPr>
-          <w:rFonts w:hint="eastAsia"/>
-        </w:rPr>
-        <w:t>cannot be changed.</w:t>
-      </w:r>
-      <w:r>
-        <w:t>"</w:t>
-      </w:r>
-    </w:p>
-    <w:p>
-      <w:r>
-        <w:t xml:space="preserve">      }</w:t>
-      </w:r>
-    </w:p>
-    <w:p>
-      <w:r>
-        <w:t xml:space="preserve">    }</w:t>
-      </w:r>
-    </w:p>
-    <w:p>
-      <w:r>
-        <w:t xml:space="preserve">  ]</w:t>
-      </w:r>
-    </w:p>
-    <w:p>
-      <w:r>
-        <w:t>}</w:t>
-      </w:r>
-    </w:p>
-    <w:p>
-      <w:r>
-        <w:rPr>
-          <w:rFonts w:hint="eastAsia"/>
-        </w:rPr>
-        <w:t>在</w:t>
-      </w:r>
-      <w:r>
-        <w:rPr>
-          <w:rFonts w:hint="eastAsia"/>
-        </w:rPr>
-        <w:t>detail</w:t>
-      </w:r>
-      <w:r>
-        <w:rPr>
-          <w:rFonts w:hint="eastAsia"/>
-        </w:rPr>
-        <w:t>中详细列出具体的配置，若</w:t>
-      </w:r>
-      <w:r>
-        <w:rPr>
-          <w:rFonts w:hint="eastAsia"/>
-        </w:rPr>
-        <w:t>超出</w:t>
-      </w:r>
-      <w:r>
-        <w:rPr>
-          <w:rFonts w:hint="eastAsia"/>
-        </w:rPr>
-        <w:t>3</w:t>
-      </w:r>
-      <w:r>
-        <w:rPr>
-          <w:rFonts w:hint="eastAsia"/>
-        </w:rPr>
-        <w:t>个</w:t>
-      </w:r>
-      <w:r>
-        <w:rPr>
-          <w:rFonts w:hint="eastAsia"/>
-        </w:rPr>
-        <w:t>（含）</w:t>
-      </w:r>
-      <w:r>
-        <w:rPr>
-          <w:rFonts w:hint="eastAsia"/>
-        </w:rPr>
-        <w:t>则用</w:t>
-      </w:r>
-      <w:r>
-        <w:rPr>
-          <w:rFonts w:hint="eastAsia"/>
-        </w:rPr>
-        <w:t>etc.</w:t>
-      </w:r>
-      <w:r>
-        <w:rPr>
-          <w:rFonts w:hint="eastAsia"/>
-        </w:rPr>
-        <w:t>进行省略。</w:t>
-      </w:r>
-    </w:p>
-    <w:p/>
-    <w:p>
-      <w:pPr>
-        <w:pStyle w:val="Heading3"/>
-      </w:pPr>
-      <w:r>
-        <w:rPr>
-          <w:rFonts w:hint="eastAsia"/>
-        </w:rPr>
         <w:t>在协调节点上的处理流程</w:t>
       </w:r>
     </w:p>
@@ -4285,10 +4658,10 @@
             <v:path o:extrusionok="f" gradientshapeok="t" o:connecttype="rect"/>
             <o:lock v:ext="edit" aspectratio="t"/>
           </v:shapetype>
-          <v:shape id="_x0000_i1025" type="#_x0000_t75" style="width:414.8pt;height:571.7pt" o:ole="">
+          <v:shape id="_x0000_i1025" type="#_x0000_t75" style="width:414.5pt;height:571.5pt" o:ole="">
             <v:imagedata r:id="rId8" o:title=""/>
           </v:shape>
-          <o:OLEObject Type="Embed" ProgID="Visio.Drawing.11" ShapeID="_x0000_i1025" DrawAspect="Content" ObjectID="_1583214877" r:id="rId9"/>
+          <o:OLEObject Type="Embed" ProgID="Visio.Drawing.11" ShapeID="_x0000_i1025" DrawAspect="Content" ObjectID="_1584365782" r:id="rId9"/>
         </w:object>
       </w:r>
     </w:p>
@@ -4297,16 +4670,17 @@
         <w:rPr>
           <w:rFonts w:hint="eastAsia"/>
         </w:rPr>
+        <w:lastRenderedPageBreak/>
         <w:t>流程图：</w:t>
       </w:r>
     </w:p>
     <w:p>
       <w:r>
         <w:object w:dxaOrig="3853" w:dyaOrig="12805">
-          <v:shape id="_x0000_i1026" type="#_x0000_t75" style="width:192.9pt;height:640.5pt" o:ole="">
+          <v:shape id="_x0000_i1026" type="#_x0000_t75" style="width:193pt;height:640.5pt" o:ole="">
             <v:imagedata r:id="rId10" o:title=""/>
           </v:shape>
-          <o:OLEObject Type="Embed" ProgID="Visio.Drawing.11" ShapeID="_x0000_i1026" DrawAspect="Content" ObjectID="_1583214878" r:id="rId11"/>
+          <o:OLEObject Type="Embed" ProgID="Visio.Drawing.11" ShapeID="_x0000_i1026" DrawAspect="Content" ObjectID="_1584365783" r:id="rId11"/>
         </w:object>
       </w:r>
     </w:p>
@@ -4316,6 +4690,7 @@
         <w:rPr>
           <w:rFonts w:hint="eastAsia"/>
         </w:rPr>
+        <w:lastRenderedPageBreak/>
         <w:t>修改要点：</w:t>
       </w:r>
     </w:p>
@@ -4625,10 +5000,10 @@
     <w:p>
       <w:r>
         <w:object w:dxaOrig="9679" w:dyaOrig="9889">
-          <v:shape id="_x0000_i1028" type="#_x0000_t75" style="width:415.35pt;height:424.5pt" o:ole="">
+          <v:shape id="_x0000_i1027" type="#_x0000_t75" style="width:415pt;height:424pt" o:ole="">
             <v:imagedata r:id="rId12" o:title=""/>
           </v:shape>
-          <o:OLEObject Type="Embed" ProgID="Visio.Drawing.11" ShapeID="_x0000_i1028" DrawAspect="Content" ObjectID="_1583214879" r:id="rId13"/>
+          <o:OLEObject Type="Embed" ProgID="Visio.Drawing.11" ShapeID="_x0000_i1027" DrawAspect="Content" ObjectID="_1584365784" r:id="rId13"/>
         </w:object>
       </w:r>
     </w:p>
@@ -4641,17 +5016,12 @@
       </w:r>
     </w:p>
     <w:p>
-      <w:pPr>
-        <w:rPr>
-          <w:rFonts w:hint="eastAsia"/>
-        </w:rPr>
-      </w:pPr>
       <w:r>
         <w:object w:dxaOrig="5667" w:dyaOrig="10492">
-          <v:shape id="_x0000_i1030" type="#_x0000_t75" style="width:283.15pt;height:523.9pt" o:ole="">
+          <v:shape id="_x0000_i1028" type="#_x0000_t75" style="width:283.5pt;height:524pt" o:ole="">
             <v:imagedata r:id="rId14" o:title=""/>
           </v:shape>
-          <o:OLEObject Type="Embed" ProgID="Visio.Drawing.11" ShapeID="_x0000_i1030" DrawAspect="Content" ObjectID="_1583214880" r:id="rId15"/>
+          <o:OLEObject Type="Embed" ProgID="Visio.Drawing.11" ShapeID="_x0000_i1028" DrawAspect="Content" ObjectID="_1584365785" r:id="rId15"/>
         </w:object>
       </w:r>
     </w:p>
@@ -4818,19 +5188,8 @@
         <w:t>)</w:t>
       </w:r>
     </w:p>
-    <w:p>
-      <w:pPr>
-        <w:rPr>
-          <w:rFonts w:hint="eastAsia"/>
-        </w:rPr>
-      </w:pPr>
-    </w:p>
-    <w:p>
-      <w:pPr>
-        <w:rPr>
-          <w:rFonts w:hint="eastAsia"/>
-        </w:rPr>
-      </w:pPr>
+    <w:p/>
+    <w:p>
       <w:r>
         <w:rPr>
           <w:rFonts w:hint="eastAsia"/>
@@ -4947,11 +5306,11 @@
     </w:p>
     <w:p>
       <w:r>
-        <w:object w:dxaOrig="6403" w:dyaOrig="3014">
-          <v:shape id="_x0000_i1027" type="#_x0000_t75" style="width:320.25pt;height:151pt" o:ole="">
+        <w:object w:dxaOrig="6403" w:dyaOrig="3111">
+          <v:shape id="_x0000_i1032" type="#_x0000_t75" style="width:320pt;height:155.5pt" o:ole="">
             <v:imagedata r:id="rId16" o:title=""/>
           </v:shape>
-          <o:OLEObject Type="Embed" ProgID="Visio.Drawing.11" ShapeID="_x0000_i1027" DrawAspect="Content" ObjectID="_1583214881" r:id="rId17"/>
+          <o:OLEObject Type="Embed" ProgID="Visio.Drawing.11" ShapeID="_x0000_i1032" DrawAspect="Content" ObjectID="_1584365786" r:id="rId17"/>
         </w:object>
       </w:r>
     </w:p>
@@ -4972,11 +5331,11 @@
     </w:p>
     <w:p>
       <w:r>
-        <w:object w:dxaOrig="7411" w:dyaOrig="7255">
-          <v:shape id="_x0000_i1031" type="#_x0000_t75" style="width:370.75pt;height:362.7pt" o:ole="">
+        <w:object w:dxaOrig="7411" w:dyaOrig="7596">
+          <v:shape id="_x0000_i1031" type="#_x0000_t75" style="width:370.5pt;height:380pt" o:ole="">
             <v:imagedata r:id="rId18" o:title=""/>
           </v:shape>
-          <o:OLEObject Type="Embed" ProgID="Visio.Drawing.11" ShapeID="_x0000_i1031" DrawAspect="Content" ObjectID="_1583214882" r:id="rId19"/>
+          <o:OLEObject Type="Embed" ProgID="Visio.Drawing.11" ShapeID="_x0000_i1031" DrawAspect="Content" ObjectID="_1584365787" r:id="rId19"/>
         </w:object>
       </w:r>
     </w:p>
@@ -5003,10 +5362,10 @@
     <w:p>
       <w:r>
         <w:object w:dxaOrig="7454" w:dyaOrig="13661">
-          <v:shape id="_x0000_i1032" type="#_x0000_t75" style="width:372.9pt;height:682.95pt" o:ole="">
+          <v:shape id="_x0000_i1029" type="#_x0000_t75" style="width:372.5pt;height:683pt" o:ole="">
             <v:imagedata r:id="rId20" o:title=""/>
           </v:shape>
-          <o:OLEObject Type="Embed" ProgID="Visio.Drawing.11" ShapeID="_x0000_i1032" DrawAspect="Content" ObjectID="_1583214883" r:id="rId21"/>
+          <o:OLEObject Type="Embed" ProgID="Visio.Drawing.11" ShapeID="_x0000_i1029" DrawAspect="Content" ObjectID="_1584365788" r:id="rId21"/>
         </w:object>
       </w:r>
     </w:p>
@@ -5224,6 +5583,11 @@
     </w:p>
     <w:p/>
     <w:p>
+      <w:pPr>
+        <w:rPr>
+          <w:rFonts w:hint="eastAsia"/>
+        </w:rPr>
+      </w:pPr>
       <w:r>
         <w:rPr>
           <w:rFonts w:hint="eastAsia"/>
@@ -5239,185 +5603,188 @@
           <w:numId w:val="24"/>
         </w:numPr>
         <w:ind w:firstLineChars="0"/>
-      </w:pPr>
-      <w:r>
-        <w:rPr>
-          <w:rFonts w:hint="eastAsia"/>
-        </w:rPr>
-        <w:t>将配置的设置权限由</w:t>
-      </w:r>
-      <w:r>
-        <w:rPr>
-          <w:rFonts w:hint="eastAsia"/>
-        </w:rPr>
-        <w:t>Boolean</w:t>
-      </w:r>
-      <w:r>
-        <w:rPr>
-          <w:rFonts w:hint="eastAsia"/>
-        </w:rPr>
-        <w:t>改为保存</w:t>
-      </w:r>
-      <w:r>
-        <w:rPr>
-          <w:rFonts w:hint="eastAsia"/>
-        </w:rPr>
-        <w:t>Enum</w:t>
-      </w:r>
-      <w:r>
-        <w:rPr>
-          <w:rFonts w:hint="eastAsia"/>
-        </w:rPr>
-        <w:t>的</w:t>
-      </w:r>
-      <w:r>
-        <w:rPr>
-          <w:rFonts w:hint="eastAsia"/>
-        </w:rPr>
-        <w:t>UINT</w:t>
-      </w:r>
-      <w:r>
-        <w:rPr>
-          <w:rFonts w:hint="eastAsia"/>
-        </w:rPr>
-        <w:t>：</w:t>
-      </w:r>
-    </w:p>
-    <w:p>
-      <w:r>
-        <w:t>enum PMD_CFG_</w:t>
-      </w:r>
-      <w:r>
-        <w:rPr>
-          <w:rFonts w:hint="eastAsia"/>
-        </w:rPr>
-        <w:t>CHANGE</w:t>
-      </w:r>
-    </w:p>
-    <w:p>
-      <w:r>
-        <w:rPr>
-          <w:rFonts w:hint="eastAsia"/>
-        </w:rPr>
-        <w:t>{</w:t>
-      </w:r>
-    </w:p>
-    <w:p>
-      <w:r>
-        <w:rPr>
-          <w:rFonts w:hint="eastAsia"/>
-        </w:rPr>
-        <w:t>PMD_CFG_CHANGE_INVALID</w:t>
-      </w:r>
-    </w:p>
-    <w:p>
-      <w:r>
-        <w:rPr>
-          <w:rFonts w:hint="eastAsia"/>
-        </w:rPr>
-        <w:t>PMD_CFG_</w:t>
-      </w:r>
-      <w:r>
-        <w:rPr>
-          <w:rFonts w:hint="eastAsia"/>
-        </w:rPr>
-        <w:t>CHANGE</w:t>
-      </w:r>
-      <w:r>
-        <w:rPr>
-          <w:rFonts w:hint="eastAsia"/>
-        </w:rPr>
+        <w:rPr>
+          <w:rFonts w:hint="eastAsia"/>
+        </w:rPr>
+      </w:pPr>
+      <w:r>
+        <w:rPr>
+          <w:rFonts w:hint="eastAsia"/>
+        </w:rPr>
+        <w:t>导出配置时增加两个</w:t>
+      </w:r>
+      <w:r>
+        <w:rPr>
+          <w:rFonts w:hint="eastAsia"/>
+        </w:rPr>
+        <w:t>mask</w:t>
+      </w:r>
+      <w:r>
+        <w:rPr>
+          <w:rFonts w:hint="eastAsia"/>
+        </w:rPr>
+        <w:t>类型，用于导出</w:t>
+      </w:r>
+      <w:r>
+        <w:rPr>
+          <w:rFonts w:hint="eastAsia"/>
+        </w:rPr>
+        <w:t>Run</w:t>
+      </w:r>
+      <w:r>
+        <w:rPr>
+          <w:rFonts w:hint="eastAsia"/>
+        </w:rPr>
+        <w:t>和</w:t>
+      </w:r>
+      <w:r>
+        <w:rPr>
+          <w:rFonts w:hint="eastAsia"/>
+        </w:rPr>
+        <w:t xml:space="preserve">Local+Expand </w:t>
+      </w:r>
+      <w:r>
+        <w:rPr>
+          <w:rFonts w:hint="eastAsia"/>
+        </w:rPr>
+        <w:t>的：</w:t>
+      </w:r>
+    </w:p>
+    <w:p>
+      <w:r>
+        <w:t xml:space="preserve">   #define PMD_CFG_MASK_SKIP_UNFIELD         0x00000001</w:t>
+      </w:r>
+    </w:p>
+    <w:p>
+      <w:r>
+        <w:t xml:space="preserve">   #define PM</w:t>
+      </w:r>
+      <w:r>
+        <w:t xml:space="preserve">D_CFG_MASK_SKIP_NORMALDFT     </w:t>
+      </w:r>
+      <w:r>
+        <w:rPr>
+          <w:rFonts w:hint="eastAsia"/>
+        </w:rPr>
+        <w:t xml:space="preserve"> </w:t>
+      </w:r>
+      <w:r>
+        <w:t>0x00000002</w:t>
+      </w:r>
+    </w:p>
+    <w:p>
+      <w:pPr>
+        <w:rPr>
+          <w:rFonts w:hint="eastAsia"/>
+        </w:rPr>
+      </w:pPr>
+      <w:r>
+        <w:t xml:space="preserve">   #define PMD_CFG_MASK_SKIP_HIDEDFT         0x00000004</w:t>
+      </w:r>
+    </w:p>
+    <w:p>
+      <w:pPr>
+        <w:rPr>
+          <w:rFonts w:hint="eastAsia"/>
+        </w:rPr>
+      </w:pPr>
+      <w:r>
+        <w:rPr>
+          <w:rFonts w:hint="eastAsia"/>
+        </w:rPr>
+        <w:t xml:space="preserve">   #</w:t>
+      </w:r>
+      <w:r>
+        <w:t>define PMD_CFG_MASK_</w:t>
+      </w:r>
+      <w:r>
+        <w:rPr>
+          <w:rFonts w:hint="eastAsia"/>
+        </w:rPr>
+        <w:t>ONLY</w:t>
+      </w:r>
+      <w:r>
         <w:t>_</w:t>
       </w:r>
       <w:r>
         <w:rPr>
           <w:rFonts w:hint="eastAsia"/>
         </w:rPr>
-        <w:t>FO</w:t>
-      </w:r>
-      <w:r>
-        <w:rPr>
-          <w:rFonts w:hint="eastAsia"/>
-        </w:rPr>
-        <w:t>R</w:t>
-      </w:r>
-      <w:r>
-        <w:rPr>
-          <w:rFonts w:hint="eastAsia"/>
-        </w:rPr>
-        <w:t>BIDDEN</w:t>
-      </w:r>
-      <w:r>
-        <w:rPr>
-          <w:rFonts w:hint="eastAsia"/>
-        </w:rPr>
-        <w:t>,  //</w:t>
-      </w:r>
-      <w:r>
-        <w:rPr>
-          <w:rFonts w:hint="eastAsia"/>
-        </w:rPr>
-        <w:t xml:space="preserve"> </w:t>
-      </w:r>
-      <w:r>
-        <w:rPr>
-          <w:rFonts w:hint="eastAsia"/>
-        </w:rPr>
-        <w:t>DO NOT allow change</w:t>
-      </w:r>
-    </w:p>
-    <w:p>
-      <w:r>
-        <w:rPr>
-          <w:rFonts w:hint="eastAsia"/>
-        </w:rPr>
-        <w:t>PMD_CFG_</w:t>
-      </w:r>
-      <w:r>
-        <w:rPr>
-          <w:rFonts w:hint="eastAsia"/>
-        </w:rPr>
-        <w:t>CHANGE</w:t>
-      </w:r>
-      <w:r>
-        <w:rPr>
-          <w:rFonts w:hint="eastAsia"/>
-        </w:rPr>
-        <w:t>_RUN,  // allow change in runtime</w:t>
-      </w:r>
-    </w:p>
-    <w:p>
-      <w:r>
-        <w:rPr>
-          <w:rFonts w:hint="eastAsia"/>
-        </w:rPr>
-        <w:t>PMD_CFG_</w:t>
-      </w:r>
-      <w:r>
-        <w:rPr>
-          <w:rFonts w:hint="eastAsia"/>
-        </w:rPr>
-        <w:t>CHANGE</w:t>
-      </w:r>
-      <w:r>
-        <w:rPr>
-          <w:rFonts w:hint="eastAsia"/>
-        </w:rPr>
-        <w:t>_REBOOT,  // allow change after reboot</w:t>
-      </w:r>
-    </w:p>
-    <w:p>
-      <w:r>
-        <w:rPr>
-          <w:rFonts w:hint="eastAsia"/>
-        </w:rPr>
-        <w:t>}</w:t>
-      </w:r>
-      <w:r>
-        <w:rPr>
-          <w:rFonts w:hint="eastAsia"/>
-        </w:rPr>
-        <w:t>;</w:t>
+        <w:t xml:space="preserve">MARKED        </w:t>
+      </w:r>
+      <w:r>
+        <w:t>0x0000000</w:t>
+      </w:r>
+      <w:r>
+        <w:rPr>
+          <w:rFonts w:hint="eastAsia"/>
+        </w:rPr>
+        <w:t>8</w:t>
+      </w:r>
+      <w:r>
+        <w:rPr>
+          <w:rFonts w:hint="eastAsia"/>
+        </w:rPr>
+        <w:t xml:space="preserve"> //</w:t>
+      </w:r>
+      <w:r>
+        <w:rPr>
+          <w:rFonts w:hint="eastAsia"/>
+        </w:rPr>
+        <w:t>导出标记的文件配置</w:t>
+      </w:r>
+    </w:p>
+    <w:p>
+      <w:pPr>
+        <w:ind w:leftChars="170" w:firstLineChars="150" w:firstLine="315"/>
+        <w:rPr>
+          <w:rFonts w:hint="eastAsia"/>
+        </w:rPr>
+      </w:pPr>
+      <w:r>
+        <w:rPr>
+          <w:rFonts w:hint="eastAsia"/>
+        </w:rPr>
+        <w:t>#</w:t>
+      </w:r>
+      <w:r>
+        <w:t>define PMD_CFG_MASK_</w:t>
+      </w:r>
+      <w:r>
+        <w:rPr>
+          <w:rFonts w:hint="eastAsia"/>
+        </w:rPr>
+        <w:t>USE</w:t>
+      </w:r>
+      <w:r>
+        <w:t>_</w:t>
+      </w:r>
+      <w:r>
+        <w:rPr>
+          <w:rFonts w:hint="eastAsia"/>
+        </w:rPr>
+        <w:t xml:space="preserve">MARKED         </w:t>
+      </w:r>
+      <w:r>
+        <w:t>0x000000</w:t>
+      </w:r>
+      <w:r>
+        <w:rPr>
+          <w:rFonts w:hint="eastAsia"/>
+        </w:rPr>
+        <w:t>10</w:t>
+      </w:r>
+      <w:r>
+        <w:rPr>
+          <w:rFonts w:hint="eastAsia"/>
+        </w:rPr>
+        <w:t>//</w:t>
+      </w:r>
+      <w:r>
+        <w:rPr>
+          <w:rFonts w:hint="eastAsia"/>
+        </w:rPr>
+        <w:t>使用标记的文件配置</w:t>
       </w:r>
     </w:p>
     <w:p/>
@@ -5434,136 +5801,114 @@
         <w:rPr>
           <w:rFonts w:hint="eastAsia"/>
         </w:rPr>
-        <w:t>读入配置时增加</w:t>
-      </w:r>
-      <w:r>
-        <w:rPr>
-          <w:rFonts w:hint="eastAsia"/>
-        </w:rPr>
-        <w:t>两</w:t>
-      </w:r>
-      <w:r>
-        <w:rPr>
-          <w:rFonts w:hint="eastAsia"/>
-        </w:rPr>
-        <w:t>个</w:t>
-      </w:r>
-      <w:r>
-        <w:rPr>
-          <w:rFonts w:hint="eastAsia"/>
-        </w:rPr>
-        <w:t>step</w:t>
-      </w:r>
-      <w:r>
-        <w:rPr>
-          <w:rFonts w:hint="eastAsia"/>
-        </w:rPr>
-        <w:t>类型</w:t>
-      </w:r>
-      <w:r>
-        <w:rPr>
-          <w:rFonts w:hint="eastAsia"/>
-        </w:rPr>
-        <w:t>，用于</w:t>
-      </w:r>
-      <w:r>
-        <w:rPr>
-          <w:rFonts w:hint="eastAsia"/>
-        </w:rPr>
-        <w:t>配置文件预读取和</w:t>
-      </w:r>
-      <w:r>
-        <w:rPr>
-          <w:rFonts w:hint="eastAsia"/>
-        </w:rPr>
-        <w:t>Delete</w:t>
-      </w:r>
-      <w:r>
-        <w:rPr>
-          <w:rFonts w:hint="eastAsia"/>
-        </w:rPr>
-        <w:t>操作：</w:t>
-      </w:r>
-    </w:p>
-    <w:p>
-      <w:pPr>
-        <w:ind w:left="0"/>
-      </w:pPr>
-      <w:r>
-        <w:t xml:space="preserve">   enum PMD_CFG_STEP</w:t>
-      </w:r>
-    </w:p>
-    <w:p>
-      <w:pPr>
-        <w:ind w:left="0"/>
-      </w:pPr>
-      <w:r>
-        <w:t xml:space="preserve">   {</w:t>
-      </w:r>
-    </w:p>
-    <w:p>
-      <w:pPr>
-        <w:ind w:left="0"/>
-      </w:pPr>
-      <w:r>
-        <w:t xml:space="preserve">      PMD_CFG_STEP_INIT       = 0,           // initialize</w:t>
-      </w:r>
-    </w:p>
-    <w:p>
-      <w:pPr>
-        <w:ind w:left="0"/>
-      </w:pPr>
-      <w:r>
-        <w:t xml:space="preserve">      PMD_CFG_STEP_REINIT,                   // re-init</w:t>
-      </w:r>
-    </w:p>
-    <w:p>
-      <w:pPr>
-        <w:ind w:leftChars="200" w:left="420" w:firstLineChars="100" w:firstLine="210"/>
-      </w:pPr>
-      <w:r>
-        <w:t>PMD_CFG_STEP_</w:t>
-      </w:r>
-      <w:r>
-        <w:rPr>
-          <w:rFonts w:hint="eastAsia"/>
-        </w:rPr>
-        <w:t>PRE</w:t>
-      </w:r>
-      <w:r>
-        <w:t>CHG</w:t>
-      </w:r>
-      <w:r>
-        <w:rPr>
-          <w:rFonts w:hint="eastAsia"/>
-        </w:rPr>
-        <w:t>,</w:t>
-      </w:r>
-      <w:r>
-        <w:t xml:space="preserve">                  //</w:t>
-      </w:r>
-      <w:r>
-        <w:rPr>
-          <w:rFonts w:hint="eastAsia"/>
-        </w:rPr>
-        <w:t xml:space="preserve"> preliminary change</w:t>
-      </w:r>
-    </w:p>
-    <w:p>
-      <w:pPr>
-        <w:ind w:left="0"/>
-      </w:pPr>
-      <w:r>
-        <w:t xml:space="preserve">      PMD_CFG_STEP_CHG</w:t>
-      </w:r>
-      <w:r>
-        <w:rPr>
-          <w:rFonts w:hint="eastAsia"/>
-        </w:rPr>
-        <w:t>,</w:t>
-      </w:r>
-      <w:r>
-        <w:t xml:space="preserve">                    </w:t>
+        <w:t>将配置的设置权限由</w:t>
+      </w:r>
+      <w:r>
+        <w:rPr>
+          <w:rFonts w:hint="eastAsia"/>
+        </w:rPr>
+        <w:t>Boolean</w:t>
+      </w:r>
+      <w:r>
+        <w:rPr>
+          <w:rFonts w:hint="eastAsia"/>
+        </w:rPr>
+        <w:t>改为保存</w:t>
+      </w:r>
+      <w:r>
+        <w:rPr>
+          <w:rFonts w:hint="eastAsia"/>
+        </w:rPr>
+        <w:t>Enum</w:t>
+      </w:r>
+      <w:r>
+        <w:rPr>
+          <w:rFonts w:hint="eastAsia"/>
+        </w:rPr>
+        <w:t>的</w:t>
+      </w:r>
+      <w:r>
+        <w:rPr>
+          <w:rFonts w:hint="eastAsia"/>
+        </w:rPr>
+        <w:t>UINT</w:t>
+      </w:r>
+      <w:r>
+        <w:rPr>
+          <w:rFonts w:hint="eastAsia"/>
+        </w:rPr>
+        <w:t>：</w:t>
+      </w:r>
+    </w:p>
+    <w:p>
+      <w:r>
+        <w:t>enum PMD_CFG_</w:t>
+      </w:r>
+      <w:r>
+        <w:rPr>
+          <w:rFonts w:hint="eastAsia"/>
+        </w:rPr>
+        <w:t>CHANGE</w:t>
+      </w:r>
+    </w:p>
+    <w:p>
+      <w:r>
+        <w:rPr>
+          <w:rFonts w:hint="eastAsia"/>
+        </w:rPr>
+        <w:t>{</w:t>
+      </w:r>
+    </w:p>
+    <w:p>
+      <w:r>
+        <w:rPr>
+          <w:rFonts w:hint="eastAsia"/>
+        </w:rPr>
+        <w:t>PMD_CFG_CHANGE_INVALID</w:t>
+      </w:r>
+    </w:p>
+    <w:p>
+      <w:r>
+        <w:rPr>
+          <w:rFonts w:hint="eastAsia"/>
+        </w:rPr>
+        <w:t>PMD_CFG_</w:t>
+      </w:r>
+      <w:r>
+        <w:rPr>
+          <w:rFonts w:hint="eastAsia"/>
+        </w:rPr>
+        <w:t>CHANGE</w:t>
+      </w:r>
+      <w:r>
+        <w:rPr>
+          <w:rFonts w:hint="eastAsia"/>
+        </w:rPr>
+        <w:t>_</w:t>
+      </w:r>
+      <w:r>
+        <w:rPr>
+          <w:rFonts w:hint="eastAsia"/>
+        </w:rPr>
+        <w:t>FO</w:t>
+      </w:r>
+      <w:r>
+        <w:rPr>
+          <w:rFonts w:hint="eastAsia"/>
+        </w:rPr>
+        <w:t>R</w:t>
+      </w:r>
+      <w:r>
+        <w:rPr>
+          <w:rFonts w:hint="eastAsia"/>
+        </w:rPr>
+        <w:t>BIDDEN</w:t>
+      </w:r>
+      <w:r>
+        <w:rPr>
+          <w:rFonts w:hint="eastAsia"/>
+        </w:rPr>
+        <w:t>,  //</w:t>
       </w:r>
       <w:r>
         <w:rPr>
@@ -5572,39 +5917,58 @@
         <w:t xml:space="preserve"> </w:t>
       </w:r>
       <w:r>
-        <w:t>// change in runtime</w:t>
-      </w:r>
-    </w:p>
-    <w:p>
-      <w:pPr>
-        <w:ind w:left="0"/>
-      </w:pPr>
-      <w:r>
-        <w:rPr>
-          <w:rFonts w:hint="eastAsia"/>
-        </w:rPr>
-        <w:tab/>
-        <w:t xml:space="preserve">  PMD_CFG_STEP_</w:t>
-      </w:r>
-      <w:r>
-        <w:rPr>
-          <w:rFonts w:hint="eastAsia"/>
-        </w:rPr>
-        <w:t xml:space="preserve">RESTORE                  </w:t>
-      </w:r>
-      <w:r>
-        <w:rPr>
-          <w:rFonts w:hint="eastAsia"/>
-        </w:rPr>
-        <w:t>// restore to default value</w:t>
-      </w:r>
-    </w:p>
-    <w:p>
-      <w:pPr>
-        <w:ind w:left="0"/>
-      </w:pPr>
-      <w:r>
-        <w:t xml:space="preserve">   }</w:t>
+        <w:rPr>
+          <w:rFonts w:hint="eastAsia"/>
+        </w:rPr>
+        <w:t>DO NOT allow change</w:t>
+      </w:r>
+    </w:p>
+    <w:p>
+      <w:r>
+        <w:rPr>
+          <w:rFonts w:hint="eastAsia"/>
+        </w:rPr>
+        <w:t>PMD_CFG_</w:t>
+      </w:r>
+      <w:r>
+        <w:rPr>
+          <w:rFonts w:hint="eastAsia"/>
+        </w:rPr>
+        <w:t>CHANGE</w:t>
+      </w:r>
+      <w:r>
+        <w:rPr>
+          <w:rFonts w:hint="eastAsia"/>
+        </w:rPr>
+        <w:t>_RUN,  // allow change in runtime</w:t>
+      </w:r>
+    </w:p>
+    <w:p>
+      <w:r>
+        <w:rPr>
+          <w:rFonts w:hint="eastAsia"/>
+        </w:rPr>
+        <w:t>PMD_CFG_</w:t>
+      </w:r>
+      <w:r>
+        <w:rPr>
+          <w:rFonts w:hint="eastAsia"/>
+        </w:rPr>
+        <w:t>CHANGE</w:t>
+      </w:r>
+      <w:r>
+        <w:rPr>
+          <w:rFonts w:hint="eastAsia"/>
+        </w:rPr>
+        <w:t>_REBOOT,  // allow change after reboot</w:t>
+      </w:r>
+    </w:p>
+    <w:p>
+      <w:r>
+        <w:rPr>
+          <w:rFonts w:hint="eastAsia"/>
+        </w:rPr>
+        <w:t>}</w:t>
       </w:r>
       <w:r>
         <w:rPr>
@@ -5613,17 +5977,7 @@
         <w:t>;</w:t>
       </w:r>
     </w:p>
-    <w:p>
-      <w:pPr>
-        <w:ind w:left="0"/>
-      </w:pPr>
-      <w:r>
-        <w:rPr>
-          <w:rFonts w:hint="eastAsia"/>
-        </w:rPr>
-        <w:t xml:space="preserve">    </w:t>
-      </w:r>
-    </w:p>
+    <w:p/>
     <w:p>
       <w:pPr>
         <w:pStyle w:val="ListParagraph"/>
@@ -5634,6 +5988,209 @@
         <w:ind w:firstLineChars="0"/>
       </w:pPr>
       <w:r>
+        <w:rPr>
+          <w:rFonts w:hint="eastAsia"/>
+        </w:rPr>
+        <w:t>读入配置时增加</w:t>
+      </w:r>
+      <w:r>
+        <w:rPr>
+          <w:rFonts w:hint="eastAsia"/>
+        </w:rPr>
+        <w:t>两</w:t>
+      </w:r>
+      <w:r>
+        <w:rPr>
+          <w:rFonts w:hint="eastAsia"/>
+        </w:rPr>
+        <w:t>个</w:t>
+      </w:r>
+      <w:r>
+        <w:rPr>
+          <w:rFonts w:hint="eastAsia"/>
+        </w:rPr>
+        <w:t>step</w:t>
+      </w:r>
+      <w:r>
+        <w:rPr>
+          <w:rFonts w:hint="eastAsia"/>
+        </w:rPr>
+        <w:t>类型</w:t>
+      </w:r>
+      <w:r>
+        <w:rPr>
+          <w:rFonts w:hint="eastAsia"/>
+        </w:rPr>
+        <w:t>，用于</w:t>
+      </w:r>
+      <w:r>
+        <w:rPr>
+          <w:rFonts w:hint="eastAsia"/>
+        </w:rPr>
+        <w:t>配置文件预读取和</w:t>
+      </w:r>
+      <w:r>
+        <w:rPr>
+          <w:rFonts w:hint="eastAsia"/>
+        </w:rPr>
+        <w:t>Delete</w:t>
+      </w:r>
+      <w:r>
+        <w:rPr>
+          <w:rFonts w:hint="eastAsia"/>
+        </w:rPr>
+        <w:t>操作：</w:t>
+      </w:r>
+    </w:p>
+    <w:p>
+      <w:pPr>
+        <w:ind w:left="0"/>
+      </w:pPr>
+      <w:r>
+        <w:t xml:space="preserve">   enum PMD_CFG_STEP</w:t>
+      </w:r>
+    </w:p>
+    <w:p>
+      <w:pPr>
+        <w:ind w:left="0"/>
+      </w:pPr>
+      <w:r>
+        <w:t xml:space="preserve">   {</w:t>
+      </w:r>
+    </w:p>
+    <w:p>
+      <w:pPr>
+        <w:ind w:left="0"/>
+      </w:pPr>
+      <w:r>
+        <w:t xml:space="preserve">      PMD_CFG_STEP_INIT       = 0,           // initialize</w:t>
+      </w:r>
+    </w:p>
+    <w:p>
+      <w:pPr>
+        <w:ind w:left="0"/>
+      </w:pPr>
+      <w:r>
+        <w:t xml:space="preserve">      PMD_CFG_STEP_REINIT,                   // re-init</w:t>
+      </w:r>
+    </w:p>
+    <w:p>
+      <w:pPr>
+        <w:ind w:leftChars="200" w:left="420" w:firstLineChars="100" w:firstLine="210"/>
+      </w:pPr>
+      <w:r>
+        <w:t>PMD_CFG_STEP_</w:t>
+      </w:r>
+      <w:r>
+        <w:rPr>
+          <w:rFonts w:hint="eastAsia"/>
+        </w:rPr>
+        <w:t>PRE</w:t>
+      </w:r>
+      <w:r>
+        <w:t>CHG</w:t>
+      </w:r>
+      <w:r>
+        <w:rPr>
+          <w:rFonts w:hint="eastAsia"/>
+        </w:rPr>
+        <w:t>,</w:t>
+      </w:r>
+      <w:r>
+        <w:t xml:space="preserve">                  //</w:t>
+      </w:r>
+      <w:r>
+        <w:rPr>
+          <w:rFonts w:hint="eastAsia"/>
+        </w:rPr>
+        <w:t xml:space="preserve"> preliminary change</w:t>
+      </w:r>
+    </w:p>
+    <w:p>
+      <w:pPr>
+        <w:ind w:left="0"/>
+      </w:pPr>
+      <w:r>
+        <w:t xml:space="preserve">      PMD_CFG_STEP_CHG</w:t>
+      </w:r>
+      <w:r>
+        <w:rPr>
+          <w:rFonts w:hint="eastAsia"/>
+        </w:rPr>
+        <w:t>,</w:t>
+      </w:r>
+      <w:r>
+        <w:t xml:space="preserve">                    </w:t>
+      </w:r>
+      <w:r>
+        <w:rPr>
+          <w:rFonts w:hint="eastAsia"/>
+        </w:rPr>
+        <w:t xml:space="preserve"> </w:t>
+      </w:r>
+      <w:r>
+        <w:t>// change in runtime</w:t>
+      </w:r>
+    </w:p>
+    <w:p>
+      <w:pPr>
+        <w:ind w:left="0"/>
+      </w:pPr>
+      <w:r>
+        <w:rPr>
+          <w:rFonts w:hint="eastAsia"/>
+        </w:rPr>
+        <w:tab/>
+        <w:t xml:space="preserve">  PMD_CFG_STEP_</w:t>
+      </w:r>
+      <w:r>
+        <w:rPr>
+          <w:rFonts w:hint="eastAsia"/>
+        </w:rPr>
+        <w:t xml:space="preserve">RESTORE                  </w:t>
+      </w:r>
+      <w:r>
+        <w:rPr>
+          <w:rFonts w:hint="eastAsia"/>
+        </w:rPr>
+        <w:t>// restore to default value</w:t>
+      </w:r>
+    </w:p>
+    <w:p>
+      <w:pPr>
+        <w:ind w:left="0"/>
+      </w:pPr>
+      <w:r>
+        <w:t xml:space="preserve">   }</w:t>
+      </w:r>
+      <w:r>
+        <w:rPr>
+          <w:rFonts w:hint="eastAsia"/>
+        </w:rPr>
+        <w:t>;</w:t>
+      </w:r>
+    </w:p>
+    <w:p>
+      <w:pPr>
+        <w:ind w:left="0"/>
+      </w:pPr>
+      <w:r>
+        <w:rPr>
+          <w:rFonts w:hint="eastAsia"/>
+        </w:rPr>
+        <w:t xml:space="preserve">    </w:t>
+      </w:r>
+    </w:p>
+    <w:p>
+      <w:pPr>
+        <w:pStyle w:val="ListParagraph"/>
+        <w:numPr>
+          <w:ilvl w:val="0"/>
+          <w:numId w:val="24"/>
+        </w:numPr>
+        <w:ind w:firstLineChars="0"/>
+      </w:pPr>
+      <w:r>
         <w:t>_pmdParamValue</w:t>
       </w:r>
       <w:r>
@@ -5652,264 +6209,197 @@
         <w:rPr>
           <w:rFonts w:hint="eastAsia"/>
         </w:rPr>
+        <w:t>，用于记录该配置的配置级别</w:t>
+      </w:r>
+      <w:r>
+        <w:rPr>
+          <w:rFonts w:hint="eastAsia"/>
+        </w:rPr>
+        <w:t>:</w:t>
+      </w:r>
+    </w:p>
+    <w:p>
+      <w:r>
+        <w:t>struct _pmdParamValue</w:t>
+      </w:r>
+    </w:p>
+    <w:p>
+      <w:pPr>
+        <w:ind w:left="0"/>
+      </w:pPr>
+      <w:r>
+        <w:lastRenderedPageBreak/>
+        <w:t xml:space="preserve">   {</w:t>
+      </w:r>
+    </w:p>
+    <w:p>
+      <w:pPr>
+        <w:ind w:left="0"/>
+      </w:pPr>
+      <w:r>
+        <w:t xml:space="preserve">      string         </w:t>
+      </w:r>
+      <w:r>
+        <w:rPr>
+          <w:rFonts w:hint="eastAsia"/>
+        </w:rPr>
+        <w:t xml:space="preserve">  </w:t>
+      </w:r>
+      <w:r>
+        <w:t>_value ;</w:t>
+      </w:r>
+    </w:p>
+    <w:p>
+      <w:pPr>
+        <w:ind w:left="0"/>
+      </w:pPr>
+      <w:r>
+        <w:t xml:space="preserve">      BOOLEAN        _hasMapped ;</w:t>
+      </w:r>
+    </w:p>
+    <w:p>
+      <w:pPr>
+        <w:ind w:left="0"/>
+      </w:pPr>
+      <w:r>
+        <w:t xml:space="preserve">      BOOLEAN        _hasField ;</w:t>
+      </w:r>
+    </w:p>
+    <w:p>
+      <w:pPr>
+        <w:ind w:left="0"/>
+      </w:pPr>
+      <w:r>
+        <w:rPr>
+          <w:rFonts w:hint="eastAsia"/>
+        </w:rPr>
+        <w:t xml:space="preserve">      </w:t>
+      </w:r>
+      <w:r>
+        <w:rPr>
+          <w:rFonts w:hint="eastAsia"/>
+        </w:rPr>
+        <w:t xml:space="preserve">Enum           </w:t>
+      </w:r>
+      <w:r>
+        <w:rPr>
+          <w:rFonts w:hint="eastAsia"/>
+        </w:rPr>
+        <w:t>_level ;</w:t>
+      </w:r>
+    </w:p>
+    <w:p>
+      <w:pPr>
+        <w:ind w:left="0"/>
+      </w:pPr>
+      <w:r>
+        <w:rPr>
+          <w:rFonts w:hint="eastAsia"/>
+        </w:rPr>
+        <w:t xml:space="preserve">   }</w:t>
+      </w:r>
+      <w:r>
+        <w:rPr>
+          <w:rFonts w:hint="eastAsia"/>
+        </w:rPr>
+        <w:t>;</w:t>
+      </w:r>
+    </w:p>
+    <w:p/>
+    <w:p>
+      <w:r>
+        <w:t>mapKeyField</w:t>
+      </w:r>
+      <w:r>
+        <w:rPr>
+          <w:rFonts w:hint="eastAsia"/>
+        </w:rPr>
+        <w:t>中保存的是本次</w:t>
+      </w:r>
+      <w:r>
+        <w:rPr>
+          <w:rFonts w:hint="eastAsia"/>
+        </w:rPr>
+        <w:t>配置更改的情况，</w:t>
+      </w:r>
+      <w:r>
+        <w:rPr>
+          <w:rFonts w:hint="eastAsia"/>
+        </w:rPr>
+        <w:t>其中每一项都是一个</w:t>
+      </w:r>
+      <w:r>
+        <w:t>pmdParamValue</w:t>
+      </w:r>
+      <w:r>
+        <w:rPr>
+          <w:rFonts w:hint="eastAsia"/>
+        </w:rPr>
+        <w:t>，</w:t>
+      </w:r>
+      <w:r>
+        <w:rPr>
+          <w:rFonts w:hint="eastAsia"/>
+        </w:rPr>
+        <w:t>通过</w:t>
+      </w:r>
+      <w:r>
+        <w:rPr>
+          <w:rFonts w:hint="eastAsia"/>
+        </w:rPr>
+        <w:t>hasMapped</w:t>
+      </w:r>
+      <w:r>
+        <w:rPr>
+          <w:rFonts w:hint="eastAsia"/>
+        </w:rPr>
+        <w:t>、</w:t>
+      </w:r>
+      <w:r>
+        <w:rPr>
+          <w:rFonts w:hint="eastAsia"/>
+        </w:rPr>
+        <w:t>hasField</w:t>
+      </w:r>
+      <w:r>
+        <w:rPr>
+          <w:rFonts w:hint="eastAsia"/>
+        </w:rPr>
         <w:t>和</w:t>
       </w:r>
       <w:r>
         <w:rPr>
           <w:rFonts w:hint="eastAsia"/>
         </w:rPr>
-        <w:t>_fromFile</w:t>
-      </w:r>
-      <w:r>
-        <w:rPr>
-          <w:rFonts w:hint="eastAsia"/>
-        </w:rPr>
-        <w:t>，</w:t>
-      </w:r>
-      <w:r>
-        <w:rPr>
-          <w:rFonts w:hint="eastAsia"/>
-        </w:rPr>
-        <w:t>分别</w:t>
-      </w:r>
-      <w:r>
-        <w:rPr>
-          <w:rFonts w:hint="eastAsia"/>
-        </w:rPr>
-        <w:t>用于记录该配置的配置级别</w:t>
-      </w:r>
-      <w:r>
-        <w:rPr>
-          <w:rFonts w:hint="eastAsia"/>
-        </w:rPr>
-        <w:t>和该配置是否来源于文件</w:t>
-      </w:r>
-      <w:r>
-        <w:rPr>
-          <w:rFonts w:hint="eastAsia"/>
-        </w:rPr>
-        <w:t>:</w:t>
-      </w:r>
-    </w:p>
-    <w:p>
-      <w:r>
-        <w:t>struct _pmdParamValue</w:t>
-      </w:r>
-    </w:p>
-    <w:p>
-      <w:pPr>
-        <w:ind w:left="0"/>
-      </w:pPr>
-      <w:r>
-        <w:t xml:space="preserve">   {</w:t>
-      </w:r>
-    </w:p>
-    <w:p>
-      <w:pPr>
-        <w:ind w:left="0"/>
-      </w:pPr>
-      <w:r>
-        <w:t xml:space="preserve">      string         </w:t>
-      </w:r>
-      <w:r>
-        <w:rPr>
-          <w:rFonts w:hint="eastAsia"/>
-        </w:rPr>
-        <w:t xml:space="preserve">  </w:t>
-      </w:r>
-      <w:r>
-        <w:t>_value ;</w:t>
-      </w:r>
-    </w:p>
-    <w:p>
-      <w:pPr>
-        <w:ind w:left="0"/>
-      </w:pPr>
-      <w:r>
-        <w:t xml:space="preserve">      BOOLEAN        _hasMapped ;</w:t>
-      </w:r>
-    </w:p>
-    <w:p>
-      <w:pPr>
-        <w:ind w:left="0"/>
-        <w:rPr>
-          <w:rFonts w:hint="eastAsia"/>
-        </w:rPr>
-      </w:pPr>
-      <w:r>
-        <w:t xml:space="preserve">      BOOLEAN        _hasField ;</w:t>
-      </w:r>
-    </w:p>
-    <w:p>
-      <w:pPr>
-        <w:ind w:left="0"/>
-      </w:pPr>
-      <w:r>
-        <w:rPr>
-          <w:rFonts w:hint="eastAsia"/>
-        </w:rPr>
-        <w:t xml:space="preserve">      BOOLEAN        _fromFile</w:t>
-      </w:r>
-      <w:r>
-        <w:rPr>
-          <w:rFonts w:hint="eastAsia"/>
-        </w:rPr>
-        <w:t>；</w:t>
-      </w:r>
-    </w:p>
-    <w:p>
-      <w:pPr>
-        <w:ind w:left="0"/>
-      </w:pPr>
-      <w:r>
-        <w:rPr>
-          <w:rFonts w:hint="eastAsia"/>
-        </w:rPr>
-        <w:t xml:space="preserve">      </w:t>
-      </w:r>
-      <w:r>
-        <w:rPr>
-          <w:rFonts w:hint="eastAsia"/>
-        </w:rPr>
-        <w:t xml:space="preserve">Enum           </w:t>
-      </w:r>
-      <w:r>
-        <w:rPr>
-          <w:rFonts w:hint="eastAsia"/>
-        </w:rPr>
-        <w:t>_level ;</w:t>
-      </w:r>
-    </w:p>
-    <w:p>
-      <w:pPr>
-        <w:ind w:left="0"/>
-      </w:pPr>
-      <w:r>
-        <w:rPr>
-          <w:rFonts w:hint="eastAsia"/>
-        </w:rPr>
-        <w:lastRenderedPageBreak/>
-        <w:t xml:space="preserve">   }</w:t>
-      </w:r>
-      <w:r>
-        <w:rPr>
-          <w:rFonts w:hint="eastAsia"/>
-        </w:rPr>
-        <w:t>;</w:t>
+        <w:t>level</w:t>
+      </w:r>
+      <w:r>
+        <w:rPr>
+          <w:rFonts w:hint="eastAsia"/>
+        </w:rPr>
+        <w:t>的组合代表每一项的修改情况，然后根据这些修改情况进行之后的</w:t>
+      </w:r>
+      <w:r>
+        <w:rPr>
+          <w:rFonts w:hint="eastAsia"/>
+        </w:rPr>
+        <w:t>snapshot</w:t>
+      </w:r>
+      <w:r>
+        <w:rPr>
+          <w:rFonts w:hint="eastAsia"/>
+        </w:rPr>
+        <w:t>查询，</w:t>
+      </w:r>
+      <w:r>
+        <w:rPr>
+          <w:rFonts w:hint="eastAsia"/>
+        </w:rPr>
+        <w:t>报错和写盘操作。</w:t>
       </w:r>
     </w:p>
     <w:p/>
     <w:p>
-      <w:r>
-        <w:t>mapKeyField</w:t>
-      </w:r>
-      <w:r>
-        <w:rPr>
-          <w:rFonts w:hint="eastAsia"/>
-        </w:rPr>
-        <w:t>中保存的是本次</w:t>
-      </w:r>
-      <w:r>
-        <w:rPr>
-          <w:rFonts w:hint="eastAsia"/>
-        </w:rPr>
-        <w:t>配置更改的情况，</w:t>
-      </w:r>
-      <w:r>
-        <w:rPr>
-          <w:rFonts w:hint="eastAsia"/>
-        </w:rPr>
-        <w:t>其中每一项都是一个</w:t>
-      </w:r>
-      <w:r>
-        <w:t>pmdParamValue</w:t>
-      </w:r>
-      <w:r>
-        <w:rPr>
-          <w:rFonts w:hint="eastAsia"/>
-        </w:rPr>
-        <w:t>，</w:t>
-      </w:r>
-      <w:r>
-        <w:rPr>
-          <w:rFonts w:hint="eastAsia"/>
-        </w:rPr>
-        <w:t>通过</w:t>
-      </w:r>
-      <w:r>
-        <w:rPr>
-          <w:rFonts w:hint="eastAsia"/>
-        </w:rPr>
-        <w:t>hasMapped</w:t>
-      </w:r>
-      <w:r>
-        <w:rPr>
-          <w:rFonts w:hint="eastAsia"/>
-        </w:rPr>
-        <w:t>、</w:t>
-      </w:r>
-      <w:r>
-        <w:rPr>
-          <w:rFonts w:hint="eastAsia"/>
-        </w:rPr>
-        <w:t>hasField</w:t>
-      </w:r>
-      <w:r>
-        <w:rPr>
-          <w:rFonts w:hint="eastAsia"/>
-        </w:rPr>
-        <w:t>、</w:t>
-      </w:r>
-      <w:r>
-        <w:rPr>
-          <w:rFonts w:hint="eastAsia"/>
-        </w:rPr>
-        <w:t>fromFile</w:t>
-      </w:r>
-      <w:r>
-        <w:rPr>
-          <w:rFonts w:hint="eastAsia"/>
-        </w:rPr>
-        <w:t>和</w:t>
-      </w:r>
-      <w:r>
-        <w:rPr>
-          <w:rFonts w:hint="eastAsia"/>
-        </w:rPr>
-        <w:t>level</w:t>
-      </w:r>
-      <w:r>
-        <w:rPr>
-          <w:rFonts w:hint="eastAsia"/>
-        </w:rPr>
-        <w:t>的组合代表每一项的修改情况，然后根据这些修改情况进行之后的</w:t>
-      </w:r>
-      <w:r>
-        <w:rPr>
-          <w:rFonts w:hint="eastAsia"/>
-        </w:rPr>
-        <w:t>snapshot</w:t>
-      </w:r>
-      <w:r>
-        <w:rPr>
-          <w:rFonts w:hint="eastAsia"/>
-        </w:rPr>
-        <w:t>查询，</w:t>
-      </w:r>
-      <w:r>
-        <w:rPr>
-          <w:rFonts w:hint="eastAsia"/>
-        </w:rPr>
-        <w:t>报错和写盘操作。</w:t>
-      </w:r>
-    </w:p>
-    <w:p/>
-    <w:p>
-      <w:pPr>
-        <w:rPr>
-          <w:rFonts w:hint="eastAsia"/>
-        </w:rPr>
-      </w:pPr>
       <w:r>
         <w:rPr>
           <w:rFonts w:hint="eastAsia"/>
@@ -5925,17 +6415,16 @@
         <w:tblLook w:val="04A0"/>
       </w:tblPr>
       <w:tblGrid>
-        <w:gridCol w:w="1618"/>
-        <w:gridCol w:w="1454"/>
-        <w:gridCol w:w="1320"/>
-        <w:gridCol w:w="1019"/>
-        <w:gridCol w:w="1555"/>
-        <w:gridCol w:w="1199"/>
+        <w:gridCol w:w="1647"/>
+        <w:gridCol w:w="1629"/>
+        <w:gridCol w:w="1629"/>
+        <w:gridCol w:w="1630"/>
+        <w:gridCol w:w="1630"/>
       </w:tblGrid>
       <w:tr>
         <w:tc>
           <w:tcPr>
-            <w:tcW w:w="1618" w:type="dxa"/>
+            <w:tcW w:w="1647" w:type="dxa"/>
           </w:tcPr>
           <w:p>
             <w:pPr>
@@ -5951,7 +6440,7 @@
         </w:tc>
         <w:tc>
           <w:tcPr>
-            <w:tcW w:w="1454" w:type="dxa"/>
+            <w:tcW w:w="1629" w:type="dxa"/>
           </w:tcPr>
           <w:p>
             <w:pPr>
@@ -5967,7 +6456,7 @@
         </w:tc>
         <w:tc>
           <w:tcPr>
-            <w:tcW w:w="1320" w:type="dxa"/>
+            <w:tcW w:w="1629" w:type="dxa"/>
           </w:tcPr>
           <w:p>
             <w:pPr>
@@ -5983,26 +6472,7 @@
         </w:tc>
         <w:tc>
           <w:tcPr>
-            <w:tcW w:w="1019" w:type="dxa"/>
-          </w:tcPr>
-          <w:p>
-            <w:pPr>
-              <w:ind w:left="0"/>
-              <w:rPr>
-                <w:rFonts w:hint="eastAsia"/>
-              </w:rPr>
-            </w:pPr>
-            <w:r>
-              <w:rPr>
-                <w:rFonts w:hint="eastAsia"/>
-              </w:rPr>
-              <w:t>fromFile</w:t>
-            </w:r>
-          </w:p>
-        </w:tc>
-        <w:tc>
-          <w:tcPr>
-            <w:tcW w:w="1555" w:type="dxa"/>
+            <w:tcW w:w="1630" w:type="dxa"/>
           </w:tcPr>
           <w:p>
             <w:pPr>
@@ -6018,7 +6488,7 @@
         </w:tc>
         <w:tc>
           <w:tcPr>
-            <w:tcW w:w="1199" w:type="dxa"/>
+            <w:tcW w:w="1630" w:type="dxa"/>
           </w:tcPr>
           <w:p>
             <w:pPr>
@@ -6036,7 +6506,7 @@
       <w:tr>
         <w:tc>
           <w:tcPr>
-            <w:tcW w:w="1618" w:type="dxa"/>
+            <w:tcW w:w="1647" w:type="dxa"/>
           </w:tcPr>
           <w:p>
             <w:pPr>
@@ -6052,7 +6522,7 @@
         </w:tc>
         <w:tc>
           <w:tcPr>
-            <w:tcW w:w="1454" w:type="dxa"/>
+            <w:tcW w:w="1629" w:type="dxa"/>
           </w:tcPr>
           <w:p>
             <w:pPr>
@@ -6068,7 +6538,7 @@
         </w:tc>
         <w:tc>
           <w:tcPr>
-            <w:tcW w:w="1320" w:type="dxa"/>
+            <w:tcW w:w="1629" w:type="dxa"/>
           </w:tcPr>
           <w:p>
             <w:pPr>
@@ -6084,26 +6554,7 @@
         </w:tc>
         <w:tc>
           <w:tcPr>
-            <w:tcW w:w="1019" w:type="dxa"/>
-          </w:tcPr>
-          <w:p>
-            <w:pPr>
-              <w:ind w:left="0"/>
-              <w:rPr>
-                <w:rFonts w:hint="eastAsia"/>
-              </w:rPr>
-            </w:pPr>
-            <w:r>
-              <w:rPr>
-                <w:rFonts w:hint="eastAsia"/>
-              </w:rPr>
-              <w:t>TRUE</w:t>
-            </w:r>
-          </w:p>
-        </w:tc>
-        <w:tc>
-          <w:tcPr>
-            <w:tcW w:w="1555" w:type="dxa"/>
+            <w:tcW w:w="1630" w:type="dxa"/>
           </w:tcPr>
           <w:p>
             <w:pPr>
@@ -6130,7 +6581,7 @@
         </w:tc>
         <w:tc>
           <w:tcPr>
-            <w:tcW w:w="1199" w:type="dxa"/>
+            <w:tcW w:w="1630" w:type="dxa"/>
           </w:tcPr>
           <w:p>
             <w:pPr>
@@ -6148,7 +6599,7 @@
       <w:tr>
         <w:tc>
           <w:tcPr>
-            <w:tcW w:w="1618" w:type="dxa"/>
+            <w:tcW w:w="1647" w:type="dxa"/>
           </w:tcPr>
           <w:p>
             <w:pPr>
@@ -6164,7 +6615,7 @@
         </w:tc>
         <w:tc>
           <w:tcPr>
-            <w:tcW w:w="1454" w:type="dxa"/>
+            <w:tcW w:w="1629" w:type="dxa"/>
           </w:tcPr>
           <w:p>
             <w:pPr>
@@ -6180,7 +6631,7 @@
         </w:tc>
         <w:tc>
           <w:tcPr>
-            <w:tcW w:w="1320" w:type="dxa"/>
+            <w:tcW w:w="1629" w:type="dxa"/>
           </w:tcPr>
           <w:p>
             <w:pPr>
@@ -6196,26 +6647,7 @@
         </w:tc>
         <w:tc>
           <w:tcPr>
-            <w:tcW w:w="1019" w:type="dxa"/>
-          </w:tcPr>
-          <w:p>
-            <w:pPr>
-              <w:ind w:left="0"/>
-              <w:rPr>
-                <w:rFonts w:hint="eastAsia"/>
-              </w:rPr>
-            </w:pPr>
-            <w:r>
-              <w:rPr>
-                <w:rFonts w:hint="eastAsia"/>
-              </w:rPr>
-              <w:t>FALSE</w:t>
-            </w:r>
-          </w:p>
-        </w:tc>
-        <w:tc>
-          <w:tcPr>
-            <w:tcW w:w="1555" w:type="dxa"/>
+            <w:tcW w:w="1630" w:type="dxa"/>
           </w:tcPr>
           <w:p>
             <w:pPr>
@@ -6231,7 +6663,7 @@
         </w:tc>
         <w:tc>
           <w:tcPr>
-            <w:tcW w:w="1199" w:type="dxa"/>
+            <w:tcW w:w="1630" w:type="dxa"/>
           </w:tcPr>
           <w:p>
             <w:pPr>
@@ -6249,7 +6681,7 @@
       <w:tr>
         <w:tc>
           <w:tcPr>
-            <w:tcW w:w="1618" w:type="dxa"/>
+            <w:tcW w:w="1647" w:type="dxa"/>
           </w:tcPr>
           <w:p>
             <w:pPr>
@@ -6265,7 +6697,7 @@
         </w:tc>
         <w:tc>
           <w:tcPr>
-            <w:tcW w:w="1454" w:type="dxa"/>
+            <w:tcW w:w="1629" w:type="dxa"/>
           </w:tcPr>
           <w:p>
             <w:pPr>
@@ -6281,7 +6713,7 @@
         </w:tc>
         <w:tc>
           <w:tcPr>
-            <w:tcW w:w="1320" w:type="dxa"/>
+            <w:tcW w:w="1629" w:type="dxa"/>
           </w:tcPr>
           <w:p>
             <w:pPr>
@@ -6297,26 +6729,7 @@
         </w:tc>
         <w:tc>
           <w:tcPr>
-            <w:tcW w:w="1019" w:type="dxa"/>
-          </w:tcPr>
-          <w:p>
-            <w:pPr>
-              <w:ind w:left="0"/>
-              <w:rPr>
-                <w:rFonts w:hint="eastAsia"/>
-              </w:rPr>
-            </w:pPr>
-            <w:r>
-              <w:rPr>
-                <w:rFonts w:hint="eastAsia"/>
-              </w:rPr>
-              <w:t>FALSE</w:t>
-            </w:r>
-          </w:p>
-        </w:tc>
-        <w:tc>
-          <w:tcPr>
-            <w:tcW w:w="1555" w:type="dxa"/>
+            <w:tcW w:w="1630" w:type="dxa"/>
           </w:tcPr>
           <w:p>
             <w:pPr>
@@ -6332,7 +6745,7 @@
         </w:tc>
         <w:tc>
           <w:tcPr>
-            <w:tcW w:w="1199" w:type="dxa"/>
+            <w:tcW w:w="1630" w:type="dxa"/>
           </w:tcPr>
           <w:p>
             <w:pPr>
@@ -6350,7 +6763,7 @@
       <w:tr>
         <w:tc>
           <w:tcPr>
-            <w:tcW w:w="1618" w:type="dxa"/>
+            <w:tcW w:w="1647" w:type="dxa"/>
           </w:tcPr>
           <w:p>
             <w:pPr>
@@ -6366,7 +6779,7 @@
         </w:tc>
         <w:tc>
           <w:tcPr>
-            <w:tcW w:w="1454" w:type="dxa"/>
+            <w:tcW w:w="1629" w:type="dxa"/>
           </w:tcPr>
           <w:p>
             <w:pPr>
@@ -6382,7 +6795,7 @@
         </w:tc>
         <w:tc>
           <w:tcPr>
-            <w:tcW w:w="1320" w:type="dxa"/>
+            <w:tcW w:w="1629" w:type="dxa"/>
           </w:tcPr>
           <w:p>
             <w:pPr>
@@ -6398,26 +6811,7 @@
         </w:tc>
         <w:tc>
           <w:tcPr>
-            <w:tcW w:w="1019" w:type="dxa"/>
-          </w:tcPr>
-          <w:p>
-            <w:pPr>
-              <w:ind w:left="0"/>
-              <w:rPr>
-                <w:rFonts w:hint="eastAsia"/>
-              </w:rPr>
-            </w:pPr>
-            <w:r>
-              <w:rPr>
-                <w:rFonts w:hint="eastAsia"/>
-              </w:rPr>
-              <w:t>FALSE</w:t>
-            </w:r>
-          </w:p>
-        </w:tc>
-        <w:tc>
-          <w:tcPr>
-            <w:tcW w:w="1555" w:type="dxa"/>
+            <w:tcW w:w="1630" w:type="dxa"/>
           </w:tcPr>
           <w:p>
             <w:pPr>
@@ -6433,7 +6827,7 @@
         </w:tc>
         <w:tc>
           <w:tcPr>
-            <w:tcW w:w="1199" w:type="dxa"/>
+            <w:tcW w:w="1630" w:type="dxa"/>
           </w:tcPr>
           <w:p>
             <w:pPr>
@@ -6451,7 +6845,7 @@
       <w:tr>
         <w:tc>
           <w:tcPr>
-            <w:tcW w:w="1618" w:type="dxa"/>
+            <w:tcW w:w="1647" w:type="dxa"/>
           </w:tcPr>
           <w:p>
             <w:pPr>
@@ -6467,7 +6861,23 @@
         </w:tc>
         <w:tc>
           <w:tcPr>
-            <w:tcW w:w="1454" w:type="dxa"/>
+            <w:tcW w:w="1629" w:type="dxa"/>
+          </w:tcPr>
+          <w:p>
+            <w:pPr>
+              <w:ind w:left="0"/>
+            </w:pPr>
+            <w:r>
+              <w:rPr>
+                <w:rFonts w:hint="eastAsia"/>
+              </w:rPr>
+              <w:t>TRUE</w:t>
+            </w:r>
+          </w:p>
+        </w:tc>
+        <w:tc>
+          <w:tcPr>
+            <w:tcW w:w="1629" w:type="dxa"/>
           </w:tcPr>
           <w:p>
             <w:pPr>
@@ -6483,42 +6893,7 @@
         </w:tc>
         <w:tc>
           <w:tcPr>
-            <w:tcW w:w="1320" w:type="dxa"/>
-          </w:tcPr>
-          <w:p>
-            <w:pPr>
-              <w:ind w:left="0"/>
-            </w:pPr>
-            <w:r>
-              <w:rPr>
-                <w:rFonts w:hint="eastAsia"/>
-              </w:rPr>
-              <w:t>FALSE</w:t>
-            </w:r>
-          </w:p>
-        </w:tc>
-        <w:tc>
-          <w:tcPr>
-            <w:tcW w:w="1019" w:type="dxa"/>
-          </w:tcPr>
-          <w:p>
-            <w:pPr>
-              <w:ind w:left="0"/>
-              <w:rPr>
-                <w:rFonts w:hint="eastAsia"/>
-              </w:rPr>
-            </w:pPr>
-            <w:r>
-              <w:rPr>
-                <w:rFonts w:hint="eastAsia"/>
-              </w:rPr>
-              <w:t>FALSE</w:t>
-            </w:r>
-          </w:p>
-        </w:tc>
-        <w:tc>
-          <w:tcPr>
-            <w:tcW w:w="1555" w:type="dxa"/>
+            <w:tcW w:w="1630" w:type="dxa"/>
           </w:tcPr>
           <w:p>
             <w:pPr>
@@ -6534,7 +6909,7 @@
         </w:tc>
         <w:tc>
           <w:tcPr>
-            <w:tcW w:w="1199" w:type="dxa"/>
+            <w:tcW w:w="1630" w:type="dxa"/>
           </w:tcPr>
           <w:p>
             <w:pPr>
@@ -6552,7 +6927,7 @@
       <w:tr>
         <w:tc>
           <w:tcPr>
-            <w:tcW w:w="1618" w:type="dxa"/>
+            <w:tcW w:w="1647" w:type="dxa"/>
           </w:tcPr>
           <w:p>
             <w:pPr>
@@ -6568,23 +6943,7 @@
         </w:tc>
         <w:tc>
           <w:tcPr>
-            <w:tcW w:w="1454" w:type="dxa"/>
-          </w:tcPr>
-          <w:p>
-            <w:pPr>
-              <w:ind w:left="0"/>
-            </w:pPr>
-            <w:r>
-              <w:rPr>
-                <w:rFonts w:hint="eastAsia"/>
-              </w:rPr>
-              <w:t>FALSE</w:t>
-            </w:r>
-          </w:p>
-        </w:tc>
-        <w:tc>
-          <w:tcPr>
-            <w:tcW w:w="1320" w:type="dxa"/>
+            <w:tcW w:w="1629" w:type="dxa"/>
           </w:tcPr>
           <w:p>
             <w:pPr>
@@ -6600,26 +6959,23 @@
         </w:tc>
         <w:tc>
           <w:tcPr>
-            <w:tcW w:w="1019" w:type="dxa"/>
-          </w:tcPr>
-          <w:p>
-            <w:pPr>
-              <w:ind w:left="0"/>
-              <w:rPr>
-                <w:rFonts w:hint="eastAsia"/>
-              </w:rPr>
-            </w:pPr>
-            <w:r>
-              <w:rPr>
-                <w:rFonts w:hint="eastAsia"/>
-              </w:rPr>
-              <w:t>FALSE</w:t>
-            </w:r>
-          </w:p>
-        </w:tc>
-        <w:tc>
-          <w:tcPr>
-            <w:tcW w:w="1555" w:type="dxa"/>
+            <w:tcW w:w="1629" w:type="dxa"/>
+          </w:tcPr>
+          <w:p>
+            <w:pPr>
+              <w:ind w:left="0"/>
+            </w:pPr>
+            <w:r>
+              <w:rPr>
+                <w:rFonts w:hint="eastAsia"/>
+              </w:rPr>
+              <w:t>TRUE</w:t>
+            </w:r>
+          </w:p>
+        </w:tc>
+        <w:tc>
+          <w:tcPr>
+            <w:tcW w:w="1630" w:type="dxa"/>
           </w:tcPr>
           <w:p>
             <w:pPr>
@@ -6635,7 +6991,7 @@
         </w:tc>
         <w:tc>
           <w:tcPr>
-            <w:tcW w:w="1199" w:type="dxa"/>
+            <w:tcW w:w="1630" w:type="dxa"/>
           </w:tcPr>
           <w:p>
             <w:pPr>
@@ -6653,7 +7009,7 @@
       <w:tr>
         <w:tc>
           <w:tcPr>
-            <w:tcW w:w="1618" w:type="dxa"/>
+            <w:tcW w:w="1647" w:type="dxa"/>
           </w:tcPr>
           <w:p>
             <w:pPr>
@@ -6669,7 +7025,7 @@
         </w:tc>
         <w:tc>
           <w:tcPr>
-            <w:tcW w:w="1454" w:type="dxa"/>
+            <w:tcW w:w="1629" w:type="dxa"/>
           </w:tcPr>
           <w:p>
             <w:pPr>
@@ -6685,7 +7041,7 @@
         </w:tc>
         <w:tc>
           <w:tcPr>
-            <w:tcW w:w="1320" w:type="dxa"/>
+            <w:tcW w:w="1629" w:type="dxa"/>
           </w:tcPr>
           <w:p>
             <w:pPr>
@@ -6701,26 +7057,7 @@
         </w:tc>
         <w:tc>
           <w:tcPr>
-            <w:tcW w:w="1019" w:type="dxa"/>
-          </w:tcPr>
-          <w:p>
-            <w:pPr>
-              <w:ind w:left="0"/>
-              <w:rPr>
-                <w:rFonts w:hint="eastAsia"/>
-              </w:rPr>
-            </w:pPr>
-            <w:r>
-              <w:rPr>
-                <w:rFonts w:hint="eastAsia"/>
-              </w:rPr>
-              <w:t>TRUE</w:t>
-            </w:r>
-          </w:p>
-        </w:tc>
-        <w:tc>
-          <w:tcPr>
-            <w:tcW w:w="1555" w:type="dxa"/>
+            <w:tcW w:w="1630" w:type="dxa"/>
           </w:tcPr>
           <w:p>
             <w:pPr>
@@ -6736,7 +7073,7 @@
         </w:tc>
         <w:tc>
           <w:tcPr>
-            <w:tcW w:w="1199" w:type="dxa"/>
+            <w:tcW w:w="1630" w:type="dxa"/>
           </w:tcPr>
           <w:p>
             <w:pPr>
@@ -6754,7 +7091,7 @@
       <w:tr>
         <w:tc>
           <w:tcPr>
-            <w:tcW w:w="1618" w:type="dxa"/>
+            <w:tcW w:w="1647" w:type="dxa"/>
           </w:tcPr>
           <w:p>
             <w:pPr>
@@ -6770,7 +7107,7 @@
         </w:tc>
         <w:tc>
           <w:tcPr>
-            <w:tcW w:w="1454" w:type="dxa"/>
+            <w:tcW w:w="1629" w:type="dxa"/>
           </w:tcPr>
           <w:p>
             <w:pPr>
@@ -6786,42 +7123,23 @@
         </w:tc>
         <w:tc>
           <w:tcPr>
-            <w:tcW w:w="1320" w:type="dxa"/>
-          </w:tcPr>
-          <w:p>
-            <w:pPr>
-              <w:ind w:left="0"/>
-            </w:pPr>
-            <w:r>
-              <w:rPr>
-                <w:rFonts w:hint="eastAsia"/>
-              </w:rPr>
-              <w:t>FALSE</w:t>
-            </w:r>
-          </w:p>
-        </w:tc>
-        <w:tc>
-          <w:tcPr>
-            <w:tcW w:w="1019" w:type="dxa"/>
-          </w:tcPr>
-          <w:p>
-            <w:pPr>
-              <w:ind w:left="0"/>
-              <w:rPr>
-                <w:rFonts w:hint="eastAsia"/>
-              </w:rPr>
-            </w:pPr>
-            <w:r>
-              <w:rPr>
-                <w:rFonts w:hint="eastAsia"/>
-              </w:rPr>
-              <w:t>FALSE</w:t>
-            </w:r>
-          </w:p>
-        </w:tc>
-        <w:tc>
-          <w:tcPr>
-            <w:tcW w:w="1555" w:type="dxa"/>
+            <w:tcW w:w="1629" w:type="dxa"/>
+          </w:tcPr>
+          <w:p>
+            <w:pPr>
+              <w:ind w:left="0"/>
+            </w:pPr>
+            <w:r>
+              <w:rPr>
+                <w:rFonts w:hint="eastAsia"/>
+              </w:rPr>
+              <w:t>TRUE</w:t>
+            </w:r>
+          </w:p>
+        </w:tc>
+        <w:tc>
+          <w:tcPr>
+            <w:tcW w:w="1630" w:type="dxa"/>
           </w:tcPr>
           <w:p>
             <w:pPr>
@@ -6837,7 +7155,7 @@
         </w:tc>
         <w:tc>
           <w:tcPr>
-            <w:tcW w:w="1199" w:type="dxa"/>
+            <w:tcW w:w="1630" w:type="dxa"/>
           </w:tcPr>
           <w:p>
             <w:pPr>
@@ -6855,7 +7173,7 @@
       <w:tr>
         <w:tc>
           <w:tcPr>
-            <w:tcW w:w="1618" w:type="dxa"/>
+            <w:tcW w:w="1647" w:type="dxa"/>
           </w:tcPr>
           <w:p>
             <w:pPr>
@@ -6871,7 +7189,23 @@
         </w:tc>
         <w:tc>
           <w:tcPr>
-            <w:tcW w:w="1454" w:type="dxa"/>
+            <w:tcW w:w="1629" w:type="dxa"/>
+          </w:tcPr>
+          <w:p>
+            <w:pPr>
+              <w:ind w:left="0"/>
+            </w:pPr>
+            <w:r>
+              <w:rPr>
+                <w:rFonts w:hint="eastAsia"/>
+              </w:rPr>
+              <w:t>TRUE</w:t>
+            </w:r>
+          </w:p>
+        </w:tc>
+        <w:tc>
+          <w:tcPr>
+            <w:tcW w:w="1629" w:type="dxa"/>
           </w:tcPr>
           <w:p>
             <w:pPr>
@@ -6887,42 +7221,7 @@
         </w:tc>
         <w:tc>
           <w:tcPr>
-            <w:tcW w:w="1320" w:type="dxa"/>
-          </w:tcPr>
-          <w:p>
-            <w:pPr>
-              <w:ind w:left="0"/>
-            </w:pPr>
-            <w:r>
-              <w:rPr>
-                <w:rFonts w:hint="eastAsia"/>
-              </w:rPr>
-              <w:t>TRUE</w:t>
-            </w:r>
-          </w:p>
-        </w:tc>
-        <w:tc>
-          <w:tcPr>
-            <w:tcW w:w="1019" w:type="dxa"/>
-          </w:tcPr>
-          <w:p>
-            <w:pPr>
-              <w:ind w:left="0"/>
-              <w:rPr>
-                <w:rFonts w:hint="eastAsia"/>
-              </w:rPr>
-            </w:pPr>
-            <w:r>
-              <w:rPr>
-                <w:rFonts w:hint="eastAsia"/>
-              </w:rPr>
-              <w:t>TRUE</w:t>
-            </w:r>
-          </w:p>
-        </w:tc>
-        <w:tc>
-          <w:tcPr>
-            <w:tcW w:w="1555" w:type="dxa"/>
+            <w:tcW w:w="1630" w:type="dxa"/>
           </w:tcPr>
           <w:p>
             <w:pPr>
@@ -6938,42 +7237,24 @@
         </w:tc>
         <w:tc>
           <w:tcPr>
-            <w:tcW w:w="1199" w:type="dxa"/>
-          </w:tcPr>
-          <w:p>
-            <w:pPr>
-              <w:ind w:left="0"/>
-            </w:pPr>
-            <w:r>
-              <w:rPr>
-                <w:rFonts w:hint="eastAsia"/>
-              </w:rPr>
-              <w:t>用户输入的禁止修</w:t>
-            </w:r>
-            <w:r>
-              <w:rPr>
-                <w:rFonts w:hint="eastAsia"/>
-              </w:rPr>
-              <w:lastRenderedPageBreak/>
-              <w:t>改配置，且该配置同时存在于配置文件中</w:t>
+            <w:tcW w:w="1630" w:type="dxa"/>
+          </w:tcPr>
+          <w:p>
+            <w:pPr>
+              <w:ind w:left="0"/>
+            </w:pPr>
+            <w:r>
+              <w:rPr>
+                <w:rFonts w:hint="eastAsia"/>
+              </w:rPr>
+              <w:t>用户输入的禁止修改配置，且该配置同时存在于配置文件中</w:t>
             </w:r>
           </w:p>
         </w:tc>
       </w:tr>
     </w:tbl>
-    <w:p>
-      <w:pPr>
-        <w:rPr>
-          <w:rFonts w:hint="eastAsia"/>
-        </w:rPr>
-      </w:pPr>
-    </w:p>
-    <w:p>
-      <w:pPr>
-        <w:rPr>
-          <w:rFonts w:hint="eastAsia"/>
-        </w:rPr>
-      </w:pPr>
+    <w:p/>
+    <w:p>
       <w:r>
         <w:rPr>
           <w:rFonts w:hint="eastAsia"/>
@@ -6994,11 +7275,6 @@
       </w:r>
     </w:p>
     <w:p>
-      <w:pPr>
-        <w:rPr>
-          <w:rFonts w:hint="eastAsia"/>
-        </w:rPr>
-      </w:pPr>
       <w:r>
         <w:rPr>
           <w:rFonts w:hint="eastAsia"/>
@@ -7015,61 +7291,15 @@
         <w:rPr>
           <w:rFonts w:hint="eastAsia"/>
         </w:rPr>
-        <w:t>level</w:t>
-      </w:r>
-      <w:r>
-        <w:rPr>
-          <w:rFonts w:hint="eastAsia"/>
-        </w:rPr>
-        <w:t>为</w:t>
-      </w:r>
-      <w:r>
-        <w:rPr>
-          <w:rFonts w:hint="eastAsia"/>
-        </w:rPr>
-        <w:t>Run</w:t>
-      </w:r>
-      <w:r>
-        <w:rPr>
-          <w:rFonts w:hint="eastAsia"/>
-        </w:rPr>
-        <w:t>且</w:t>
-      </w:r>
-      <w:r>
-        <w:rPr>
-          <w:rFonts w:hint="eastAsia"/>
-        </w:rPr>
-        <w:t>fromFile</w:t>
-      </w:r>
-      <w:r>
-        <w:rPr>
-          <w:rFonts w:hint="eastAsia"/>
-        </w:rPr>
-        <w:t>为</w:t>
-      </w:r>
-      <w:r>
-        <w:rPr>
-          <w:rFonts w:hint="eastAsia"/>
-        </w:rPr>
-        <w:t>false</w:t>
-      </w:r>
-      <w:r>
-        <w:rPr>
-          <w:rFonts w:hint="eastAsia"/>
-        </w:rPr>
-        <w:t>的配置</w:t>
-      </w:r>
-    </w:p>
-    <w:p>
-      <w:pPr>
-        <w:rPr>
-          <w:rFonts w:hint="eastAsia"/>
-        </w:rPr>
-      </w:pPr>
-      <w:r>
-        <w:rPr>
-          <w:rFonts w:hint="eastAsia"/>
-        </w:rPr>
+        <w:t>配置文件中对应配置的运行时值</w:t>
+      </w:r>
+    </w:p>
+    <w:p>
+      <w:r>
+        <w:rPr>
+          <w:rFonts w:hint="eastAsia"/>
+        </w:rPr>
+        <w:lastRenderedPageBreak/>
         <w:t>Local:</w:t>
       </w:r>
       <w:r>
@@ -7088,57 +7318,10 @@
         <w:rPr>
           <w:rFonts w:hint="eastAsia"/>
         </w:rPr>
-        <w:t>level</w:t>
-      </w:r>
-      <w:r>
-        <w:rPr>
-          <w:rFonts w:hint="eastAsia"/>
-        </w:rPr>
-        <w:t>为</w:t>
-      </w:r>
-      <w:r>
-        <w:rPr>
-          <w:rFonts w:hint="eastAsia"/>
-        </w:rPr>
-        <w:t>Reboot</w:t>
-      </w:r>
-      <w:r>
-        <w:rPr>
-          <w:rFonts w:hint="eastAsia"/>
-        </w:rPr>
-        <w:t>且</w:t>
-      </w:r>
-      <w:r>
-        <w:rPr>
-          <w:rFonts w:hint="eastAsia"/>
-        </w:rPr>
-        <w:t>fromFile</w:t>
-      </w:r>
-      <w:r>
-        <w:rPr>
-          <w:rFonts w:hint="eastAsia"/>
-        </w:rPr>
-        <w:t>为</w:t>
-      </w:r>
-      <w:r>
-        <w:rPr>
-          <w:rFonts w:hint="eastAsia"/>
-        </w:rPr>
-        <w:t>false</w:t>
-      </w:r>
-      <w:r>
-        <w:rPr>
-          <w:rFonts w:hint="eastAsia"/>
-        </w:rPr>
-        <w:t>的配置</w:t>
-      </w:r>
-    </w:p>
-    <w:p>
-      <w:pPr>
-        <w:rPr>
-          <w:rFonts w:hint="eastAsia"/>
-        </w:rPr>
-      </w:pPr>
+        <w:t>配置文件中的配置值</w:t>
+      </w:r>
+    </w:p>
+    <w:p>
       <w:r>
         <w:rPr>
           <w:rFonts w:hint="eastAsia"/>
@@ -7149,27 +7332,10 @@
         <w:rPr>
           <w:rFonts w:hint="eastAsia"/>
         </w:rPr>
-        <w:t>调用</w:t>
-      </w:r>
-      <w:r>
-        <w:rPr>
-          <w:rFonts w:hint="eastAsia"/>
-        </w:rPr>
-        <w:t>toBson</w:t>
-      </w:r>
-      <w:r>
-        <w:rPr>
-          <w:rFonts w:hint="eastAsia"/>
-        </w:rPr>
-        <w:t>打印所有运行时配置</w:t>
-      </w:r>
-    </w:p>
-    <w:p>
-      <w:pPr>
-        <w:rPr>
-          <w:rFonts w:hint="eastAsia"/>
-        </w:rPr>
-      </w:pPr>
+        <w:t>打印所有配置的运行时值</w:t>
+      </w:r>
+    </w:p>
+    <w:p>
       <w:r>
         <w:rPr>
           <w:rFonts w:hint="eastAsia"/>
@@ -7180,19 +7346,7 @@
         <w:rPr>
           <w:rFonts w:hint="eastAsia"/>
         </w:rPr>
-        <w:t>读取配置文件建立新的临时</w:t>
-      </w:r>
-      <w:r>
-        <w:rPr>
-          <w:rFonts w:hint="eastAsia"/>
-        </w:rPr>
-        <w:t>pmdOptionsMgr</w:t>
-      </w:r>
-      <w:r>
-        <w:rPr>
-          <w:rFonts w:hint="eastAsia"/>
-        </w:rPr>
-        <w:t>并打印配置文件中所有配置</w:t>
+        <w:t>打印配置文件中的配置值及剩余配置的运行时值</w:t>
       </w:r>
     </w:p>
     <w:p/>
@@ -7402,13 +7556,7 @@
         <w:t>无效值：不写盘</w:t>
       </w:r>
     </w:p>
-    <w:p>
-      <w:pPr>
-        <w:rPr>
-          <w:rFonts w:hint="eastAsia"/>
-        </w:rPr>
-      </w:pPr>
-    </w:p>
+    <w:p/>
     <w:p/>
     <w:p>
       <w:pPr>
@@ -7418,9 +7566,6 @@
           <w:numId w:val="24"/>
         </w:numPr>
         <w:ind w:firstLineChars="0"/>
-        <w:rPr>
-          <w:rFonts w:hint="eastAsia"/>
-        </w:rPr>
       </w:pPr>
       <w:r>
         <w:rPr>
@@ -7430,11 +7575,6 @@
       </w:r>
     </w:p>
     <w:p>
-      <w:pPr>
-        <w:rPr>
-          <w:rFonts w:hint="eastAsia"/>
-        </w:rPr>
-      </w:pPr>
       <w:r>
         <w:rPr>
           <w:rFonts w:hint="eastAsia"/>
@@ -7457,10 +7597,10 @@
     <w:p>
       <w:r>
         <w:object w:dxaOrig="6995" w:dyaOrig="24132">
-          <v:shape id="_x0000_i1029" type="#_x0000_t75" style="width:349.8pt;height:1206.8pt" o:ole="">
+          <v:shape id="_x0000_i1030" type="#_x0000_t75" style="width:350pt;height:1206.5pt" o:ole="">
             <v:imagedata r:id="rId22" o:title=""/>
           </v:shape>
-          <o:OLEObject Type="Embed" ProgID="Excel.Sheet.12" ShapeID="_x0000_i1029" DrawAspect="Content" ObjectID="_1583214884" r:id="rId23"/>
+          <o:OLEObject Type="Embed" ProgID="Excel.Sheet.12" ShapeID="_x0000_i1030" DrawAspect="Content" ObjectID="_1584365789" r:id="rId23"/>
         </w:object>
       </w:r>
     </w:p>
@@ -8977,7 +9117,13 @@
               <w:rPr>
                 <w:rFonts w:hint="eastAsia"/>
               </w:rPr>
-              <w:t>不能修改，重启生效和不能修改的配置通过</w:t>
+              <w:t>禁止修改，重启生效和禁止</w:t>
+            </w:r>
+            <w:r>
+              <w:rPr>
+                <w:rFonts w:hint="eastAsia"/>
+              </w:rPr>
+              <w:t>修改的配置通过</w:t>
             </w:r>
             <w:r>
               <w:rPr>
@@ -8995,7 +9141,13 @@
               <w:rPr>
                 <w:rFonts w:hint="eastAsia"/>
               </w:rPr>
-              <w:t>，若配置值等于当前值，不报错。</w:t>
+              <w:t>，若配置值等于当前值，不报错</w:t>
+            </w:r>
+            <w:r>
+              <w:rPr>
+                <w:rFonts w:hint="eastAsia"/>
+              </w:rPr>
+              <w:t>，指定的配置（除禁止修改）从配置文件删除</w:t>
             </w:r>
           </w:p>
         </w:tc>
@@ -9266,7 +9418,7 @@
               <w:rPr>
                 <w:rFonts w:hint="eastAsia"/>
               </w:rPr>
-              <w:t>写配置文件</w:t>
+              <w:t>从配置文件删除</w:t>
             </w:r>
           </w:p>
         </w:tc>
@@ -9553,7 +9705,19 @@
               <w:rPr>
                 <w:rFonts w:hint="eastAsia"/>
               </w:rPr>
-              <w:t>查到未修改，根据当前值情况报错，写配置文件。</w:t>
+              <w:t>查到未修改，根据当前值情况报错，</w:t>
+            </w:r>
+            <w:r>
+              <w:rPr>
+                <w:rFonts w:hint="eastAsia"/>
+              </w:rPr>
+              <w:t>从配置文件删除</w:t>
+            </w:r>
+            <w:r>
+              <w:rPr>
+                <w:rFonts w:hint="eastAsia"/>
+              </w:rPr>
+              <w:t>。</w:t>
             </w:r>
           </w:p>
         </w:tc>
@@ -9949,7 +10113,14 @@
               <w:rPr>
                 <w:rFonts w:hint="eastAsia"/>
               </w:rPr>
-              <w:t>配置文件中的既有配置未覆盖。</w:t>
+              <w:t>配置文件</w:t>
+            </w:r>
+            <w:r>
+              <w:rPr>
+                <w:rFonts w:hint="eastAsia"/>
+              </w:rPr>
+              <w:lastRenderedPageBreak/>
+              <w:t>中的既有配置未覆盖。</w:t>
             </w:r>
           </w:p>
         </w:tc>
@@ -9967,6 +10138,7 @@
               <w:rPr>
                 <w:rFonts w:hint="eastAsia"/>
               </w:rPr>
+              <w:lastRenderedPageBreak/>
               <w:t>00</w:t>
             </w:r>
             <w:r>
@@ -10011,7 +10183,6 @@
               <w:rPr>
                 <w:rFonts w:hint="eastAsia"/>
               </w:rPr>
-              <w:lastRenderedPageBreak/>
               <w:t>update/delete</w:t>
             </w:r>
             <w:r>
@@ -10034,15 +10205,7 @@
               <w:rPr>
                 <w:rFonts w:hint="eastAsia"/>
               </w:rPr>
-              <w:lastRenderedPageBreak/>
-              <w:t>之前存在的配置不会消</w:t>
-            </w:r>
-            <w:r>
-              <w:rPr>
-                <w:rFonts w:hint="eastAsia"/>
-              </w:rPr>
-              <w:lastRenderedPageBreak/>
-              <w:t>失</w:t>
+              <w:t>之前存在的配置不会消失</w:t>
             </w:r>
           </w:p>
         </w:tc>
@@ -10060,7 +10223,6 @@
               <w:rPr>
                 <w:rFonts w:hint="eastAsia"/>
               </w:rPr>
-              <w:lastRenderedPageBreak/>
               <w:t>0</w:t>
             </w:r>
             <w:r>
@@ -11923,9 +12085,8 @@
   <w:abstractNum w:abstractNumId="12">
     <w:nsid w:val="46461F62"/>
     <w:multiLevelType w:val="hybridMultilevel"/>
-    <w:tmpl w:val="1090D8B8"/>
+    <w:tmpl w:val="61127D00"/>
     <w:lvl w:ilvl="0" w:tplc="DECE09E8">
-      <w:start w:val="1"/>
       <w:numFmt w:val="decimal"/>
       <w:lvlText w:val="%1."/>
       <w:lvlJc w:val="left"/>
@@ -13919,7 +14080,7 @@
 </file>
 
 <file path=customXml/itemProps1.xml><?xml version="1.0" encoding="utf-8"?>
-<ds:datastoreItem xmlns:ds="http://schemas.openxmlformats.org/officeDocument/2006/customXml" ds:itemID="{90343619-5582-4E2B-8C1E-E75D8EE587AA}">
+<ds:datastoreItem xmlns:ds="http://schemas.openxmlformats.org/officeDocument/2006/customXml" ds:itemID="{027015B3-2940-4DC5-9455-B9D4CF1CE5E2}">
   <ds:schemaRefs>
     <ds:schemaRef ds:uri="http://schemas.openxmlformats.org/officeDocument/2006/bibliography"/>
   </ds:schemaRefs>

--- a/internal_doc/03.开发设计/Story-配置参数集中修改.docx
+++ b/internal_doc/03.开发设计/Story-配置参数集中修改.docx
@@ -863,7 +863,7 @@
         <w:rPr>
           <w:rFonts w:hint="eastAsia"/>
         </w:rPr>
-        <w:t>options</w:t>
+        <w:t>option</w:t>
       </w:r>
       <w:r>
         <w:rPr>
@@ -1056,11 +1056,6 @@
       </w:pPr>
     </w:p>
     <w:p>
-      <w:pPr>
-        <w:rPr>
-          <w:rFonts w:hint="eastAsia"/>
-        </w:rPr>
-      </w:pPr>
       <w:r>
         <w:rPr>
           <w:rFonts w:hint="eastAsia"/>
@@ -1139,22 +1134,11 @@
       </w:r>
     </w:p>
     <w:p>
-      <w:pPr>
-        <w:rPr>
-          <w:rFonts w:hint="eastAsia"/>
-        </w:rPr>
-      </w:pPr>
       <w:r>
         <w:t>}</w:t>
       </w:r>
     </w:p>
-    <w:p>
-      <w:pPr>
-        <w:rPr>
-          <w:rFonts w:hint="eastAsia"/>
-        </w:rPr>
-      </w:pPr>
-    </w:p>
+    <w:p/>
     <w:tbl>
       <w:tblPr>
         <w:tblStyle w:val="TableGrid"/>
@@ -1763,9 +1747,6 @@
           <w:p>
             <w:pPr>
               <w:ind w:left="0"/>
-              <w:rPr>
-                <w:rFonts w:hint="eastAsia"/>
-              </w:rPr>
             </w:pPr>
             <w:r>
               <w:rPr>
@@ -1782,9 +1763,6 @@
           <w:p>
             <w:pPr>
               <w:ind w:left="0"/>
-              <w:rPr>
-                <w:rFonts w:hint="eastAsia"/>
-              </w:rPr>
             </w:pPr>
             <w:r>
               <w:rPr>
@@ -1801,9 +1779,6 @@
           <w:p>
             <w:pPr>
               <w:ind w:left="0"/>
-              <w:rPr>
-                <w:rFonts w:hint="eastAsia"/>
-              </w:rPr>
             </w:pPr>
             <w:r>
               <w:rPr>
@@ -1820,9 +1795,6 @@
           <w:p>
             <w:pPr>
               <w:ind w:left="0"/>
-              <w:rPr>
-                <w:rFonts w:hint="eastAsia"/>
-              </w:rPr>
             </w:pPr>
             <w:r>
               <w:rPr>
@@ -1841,9 +1813,6 @@
           <w:p>
             <w:pPr>
               <w:ind w:left="0"/>
-              <w:rPr>
-                <w:rFonts w:hint="eastAsia"/>
-              </w:rPr>
             </w:pPr>
             <w:r>
               <w:rPr>
@@ -1860,9 +1829,6 @@
           <w:p>
             <w:pPr>
               <w:ind w:left="0"/>
-              <w:rPr>
-                <w:rFonts w:hint="eastAsia"/>
-              </w:rPr>
             </w:pPr>
             <w:r>
               <w:rPr>
@@ -1879,9 +1845,6 @@
           <w:p>
             <w:pPr>
               <w:ind w:left="0"/>
-              <w:rPr>
-                <w:rFonts w:hint="eastAsia"/>
-              </w:rPr>
             </w:pPr>
             <w:r>
               <w:rPr>
@@ -1898,9 +1861,6 @@
           <w:p>
             <w:pPr>
               <w:ind w:left="0"/>
-              <w:rPr>
-                <w:rFonts w:hint="eastAsia"/>
-              </w:rPr>
             </w:pPr>
             <w:r>
               <w:rPr>
@@ -1912,19 +1872,8 @@
         </w:tc>
       </w:tr>
     </w:tbl>
-    <w:p>
-      <w:pPr>
-        <w:rPr>
-          <w:rFonts w:hint="eastAsia"/>
-        </w:rPr>
-      </w:pPr>
-    </w:p>
-    <w:p>
-      <w:pPr>
-        <w:rPr>
-          <w:rFonts w:hint="eastAsia"/>
-        </w:rPr>
-      </w:pPr>
+    <w:p/>
+    <w:p>
       <w:r>
         <w:rPr>
           <w:rFonts w:hint="eastAsia"/>
@@ -1953,11 +1902,6 @@
       </w:r>
     </w:p>
     <w:p>
-      <w:pPr>
-        <w:rPr>
-          <w:rFonts w:hint="eastAsia"/>
-        </w:rPr>
-      </w:pPr>
       <w:r>
         <w:rPr>
           <w:rFonts w:hint="eastAsia"/>
@@ -2020,19 +1964,8 @@
         <w:t>的用户配置过的运行时配置。</w:t>
       </w:r>
     </w:p>
-    <w:p>
-      <w:pPr>
-        <w:rPr>
-          <w:rFonts w:hint="eastAsia"/>
-        </w:rPr>
-      </w:pPr>
-    </w:p>
-    <w:p>
-      <w:pPr>
-        <w:rPr>
-          <w:rFonts w:hint="eastAsia"/>
-        </w:rPr>
-      </w:pPr>
+    <w:p/>
+    <w:p>
       <w:r>
         <w:rPr>
           <w:rFonts w:hint="eastAsia"/>
@@ -2041,11 +1974,6 @@
       </w:r>
     </w:p>
     <w:p>
-      <w:pPr>
-        <w:rPr>
-          <w:rFonts w:hint="eastAsia"/>
-        </w:rPr>
-      </w:pPr>
       <w:r>
         <w:rPr>
           <w:rFonts w:hint="eastAsia"/>
@@ -2128,11 +2056,6 @@
       </w:r>
     </w:p>
     <w:p>
-      <w:pPr>
-        <w:rPr>
-          <w:rFonts w:hint="eastAsia"/>
-        </w:rPr>
-      </w:pPr>
       <w:r>
         <w:rPr>
           <w:rFonts w:hint="eastAsia"/>
@@ -4661,7 +4584,7 @@
           <v:shape id="_x0000_i1025" type="#_x0000_t75" style="width:414.5pt;height:571.5pt" o:ole="">
             <v:imagedata r:id="rId8" o:title=""/>
           </v:shape>
-          <o:OLEObject Type="Embed" ProgID="Visio.Drawing.11" ShapeID="_x0000_i1025" DrawAspect="Content" ObjectID="_1584365782" r:id="rId9"/>
+          <o:OLEObject Type="Embed" ProgID="Visio.Drawing.11" ShapeID="_x0000_i1025" DrawAspect="Content" ObjectID="_1585399069" r:id="rId9"/>
         </w:object>
       </w:r>
     </w:p>
@@ -4680,7 +4603,7 @@
           <v:shape id="_x0000_i1026" type="#_x0000_t75" style="width:193pt;height:640.5pt" o:ole="">
             <v:imagedata r:id="rId10" o:title=""/>
           </v:shape>
-          <o:OLEObject Type="Embed" ProgID="Visio.Drawing.11" ShapeID="_x0000_i1026" DrawAspect="Content" ObjectID="_1584365783" r:id="rId11"/>
+          <o:OLEObject Type="Embed" ProgID="Visio.Drawing.11" ShapeID="_x0000_i1026" DrawAspect="Content" ObjectID="_1585399070" r:id="rId11"/>
         </w:object>
       </w:r>
     </w:p>
@@ -5003,7 +4926,7 @@
           <v:shape id="_x0000_i1027" type="#_x0000_t75" style="width:415pt;height:424pt" o:ole="">
             <v:imagedata r:id="rId12" o:title=""/>
           </v:shape>
-          <o:OLEObject Type="Embed" ProgID="Visio.Drawing.11" ShapeID="_x0000_i1027" DrawAspect="Content" ObjectID="_1584365784" r:id="rId13"/>
+          <o:OLEObject Type="Embed" ProgID="Visio.Drawing.11" ShapeID="_x0000_i1027" DrawAspect="Content" ObjectID="_1585399071" r:id="rId13"/>
         </w:object>
       </w:r>
     </w:p>
@@ -5021,7 +4944,7 @@
           <v:shape id="_x0000_i1028" type="#_x0000_t75" style="width:283.5pt;height:524pt" o:ole="">
             <v:imagedata r:id="rId14" o:title=""/>
           </v:shape>
-          <o:OLEObject Type="Embed" ProgID="Visio.Drawing.11" ShapeID="_x0000_i1028" DrawAspect="Content" ObjectID="_1584365785" r:id="rId15"/>
+          <o:OLEObject Type="Embed" ProgID="Visio.Drawing.11" ShapeID="_x0000_i1028" DrawAspect="Content" ObjectID="_1585399072" r:id="rId15"/>
         </w:object>
       </w:r>
     </w:p>
@@ -5307,10 +5230,10 @@
     <w:p>
       <w:r>
         <w:object w:dxaOrig="6403" w:dyaOrig="3111">
-          <v:shape id="_x0000_i1032" type="#_x0000_t75" style="width:320pt;height:155.5pt" o:ole="">
+          <v:shape id="_x0000_i1029" type="#_x0000_t75" style="width:320pt;height:155.5pt" o:ole="">
             <v:imagedata r:id="rId16" o:title=""/>
           </v:shape>
-          <o:OLEObject Type="Embed" ProgID="Visio.Drawing.11" ShapeID="_x0000_i1032" DrawAspect="Content" ObjectID="_1584365786" r:id="rId17"/>
+          <o:OLEObject Type="Embed" ProgID="Visio.Drawing.11" ShapeID="_x0000_i1029" DrawAspect="Content" ObjectID="_1585399073" r:id="rId17"/>
         </w:object>
       </w:r>
     </w:p>
@@ -5330,12 +5253,17 @@
       </w:r>
     </w:p>
     <w:p>
-      <w:r>
-        <w:object w:dxaOrig="7411" w:dyaOrig="7596">
-          <v:shape id="_x0000_i1031" type="#_x0000_t75" style="width:370.5pt;height:380pt" o:ole="">
+      <w:pPr>
+        <w:rPr>
+          <w:rFonts w:hint="eastAsia"/>
+        </w:rPr>
+      </w:pPr>
+      <w:r>
+        <w:object w:dxaOrig="7410" w:dyaOrig="7595">
+          <v:shape id="_x0000_i1032" type="#_x0000_t75" style="width:370.5pt;height:380pt" o:ole="">
             <v:imagedata r:id="rId18" o:title=""/>
           </v:shape>
-          <o:OLEObject Type="Embed" ProgID="Visio.Drawing.11" ShapeID="_x0000_i1031" DrawAspect="Content" ObjectID="_1584365787" r:id="rId19"/>
+          <o:OLEObject Type="Embed" ProgID="Visio.Drawing.11" ShapeID="_x0000_i1032" DrawAspect="Content" ObjectID="_1585399074" r:id="rId19"/>
         </w:object>
       </w:r>
     </w:p>
@@ -5362,10 +5290,10 @@
     <w:p>
       <w:r>
         <w:object w:dxaOrig="7454" w:dyaOrig="13661">
-          <v:shape id="_x0000_i1029" type="#_x0000_t75" style="width:372.5pt;height:683pt" o:ole="">
+          <v:shape id="_x0000_i1030" type="#_x0000_t75" style="width:372.5pt;height:683pt" o:ole="">
             <v:imagedata r:id="rId20" o:title=""/>
           </v:shape>
-          <o:OLEObject Type="Embed" ProgID="Visio.Drawing.11" ShapeID="_x0000_i1029" DrawAspect="Content" ObjectID="_1584365788" r:id="rId21"/>
+          <o:OLEObject Type="Embed" ProgID="Visio.Drawing.11" ShapeID="_x0000_i1030" DrawAspect="Content" ObjectID="_1585399075" r:id="rId21"/>
         </w:object>
       </w:r>
     </w:p>
@@ -5583,11 +5511,6 @@
     </w:p>
     <w:p/>
     <w:p>
-      <w:pPr>
-        <w:rPr>
-          <w:rFonts w:hint="eastAsia"/>
-        </w:rPr>
-      </w:pPr>
       <w:r>
         <w:rPr>
           <w:rFonts w:hint="eastAsia"/>
@@ -5603,9 +5526,6 @@
           <w:numId w:val="24"/>
         </w:numPr>
         <w:ind w:firstLineChars="0"/>
-        <w:rPr>
-          <w:rFonts w:hint="eastAsia"/>
-        </w:rPr>
       </w:pPr>
       <w:r>
         <w:rPr>
@@ -5684,10 +5604,49 @@
     </w:p>
     <w:p>
       <w:pPr>
-        <w:rPr>
-          <w:rFonts w:hint="eastAsia"/>
-        </w:rPr>
-      </w:pPr>
+        <w:ind w:leftChars="170" w:firstLineChars="150" w:firstLine="315"/>
+      </w:pPr>
+      <w:r>
+        <w:rPr>
+          <w:rFonts w:hint="eastAsia"/>
+        </w:rPr>
+        <w:t>#</w:t>
+      </w:r>
+      <w:r>
+        <w:t>define PMD_CFG_MASK_</w:t>
+      </w:r>
+      <w:r>
+        <w:rPr>
+          <w:rFonts w:hint="eastAsia"/>
+        </w:rPr>
+        <w:t>USE</w:t>
+      </w:r>
+      <w:r>
+        <w:t>_</w:t>
+      </w:r>
+      <w:r>
+        <w:rPr>
+          <w:rFonts w:hint="eastAsia"/>
+        </w:rPr>
+        <w:t xml:space="preserve">MARKEDRUNTIME </w:t>
+      </w:r>
+      <w:r>
+        <w:t>0x0000000</w:t>
+      </w:r>
+      <w:r>
+        <w:rPr>
+          <w:rFonts w:hint="eastAsia"/>
+        </w:rPr>
+        <w:t>8 //</w:t>
+      </w:r>
+      <w:r>
+        <w:rPr>
+          <w:rFonts w:hint="eastAsia"/>
+        </w:rPr>
+        <w:t>只导出标记的文件配置的内存值</w:t>
+      </w:r>
+    </w:p>
+    <w:p>
       <w:r>
         <w:rPr>
           <w:rFonts w:hint="eastAsia"/>
@@ -5701,7 +5660,7 @@
         <w:rPr>
           <w:rFonts w:hint="eastAsia"/>
         </w:rPr>
-        <w:t>ONLY</w:t>
+        <w:t>USE</w:t>
       </w:r>
       <w:r>
         <w:t>_</w:t>
@@ -5710,7 +5669,13 @@
         <w:rPr>
           <w:rFonts w:hint="eastAsia"/>
         </w:rPr>
-        <w:t xml:space="preserve">MARKED        </w:t>
+        <w:t>MARKED</w:t>
+      </w:r>
+      <w:r>
+        <w:rPr>
+          <w:rFonts w:hint="eastAsia"/>
+        </w:rPr>
+        <w:t xml:space="preserve">FILE     </w:t>
       </w:r>
       <w:r>
         <w:t>0x0000000</w:t>
@@ -5731,15 +5696,30 @@
         <w:rPr>
           <w:rFonts w:hint="eastAsia"/>
         </w:rPr>
+        <w:t>只</w:t>
+      </w:r>
+      <w:r>
+        <w:rPr>
+          <w:rFonts w:hint="eastAsia"/>
+        </w:rPr>
         <w:t>导出标记的文件配置</w:t>
       </w:r>
+      <w:r>
+        <w:rPr>
+          <w:rFonts w:hint="eastAsia"/>
+        </w:rPr>
+        <w:t>的</w:t>
+      </w:r>
+      <w:r>
+        <w:rPr>
+          <w:rFonts w:hint="eastAsia"/>
+        </w:rPr>
+        <w:t>配置文件值</w:t>
+      </w:r>
     </w:p>
     <w:p>
       <w:pPr>
         <w:ind w:leftChars="170" w:firstLineChars="150" w:firstLine="315"/>
-        <w:rPr>
-          <w:rFonts w:hint="eastAsia"/>
-        </w:rPr>
       </w:pPr>
       <w:r>
         <w:rPr>
@@ -5784,7 +5764,19 @@
         <w:rPr>
           <w:rFonts w:hint="eastAsia"/>
         </w:rPr>
-        <w:t>使用标记的文件配置</w:t>
+        <w:t>对于标记的</w:t>
+      </w:r>
+      <w:r>
+        <w:rPr>
+          <w:rFonts w:hint="eastAsia"/>
+        </w:rPr>
+        <w:t>配置</w:t>
+      </w:r>
+      <w:r>
+        <w:rPr>
+          <w:rFonts w:hint="eastAsia"/>
+        </w:rPr>
+        <w:t>使用配置文件值，其余配置使用内存值</w:t>
       </w:r>
     </w:p>
     <w:p/>
@@ -6161,6 +6153,7 @@
         <w:ind w:left="0"/>
       </w:pPr>
       <w:r>
+        <w:lastRenderedPageBreak/>
         <w:t xml:space="preserve">   }</w:t>
       </w:r>
       <w:r>
@@ -6228,7 +6221,6 @@
         <w:ind w:left="0"/>
       </w:pPr>
       <w:r>
-        <w:lastRenderedPageBreak/>
         <w:t xml:space="preserve">   {</w:t>
       </w:r>
     </w:p>
@@ -7247,7 +7239,14 @@
               <w:rPr>
                 <w:rFonts w:hint="eastAsia"/>
               </w:rPr>
-              <w:t>用户输入的禁止修改配置，且该配置同时存在于配置文件中</w:t>
+              <w:t>用户输入的禁止修改配置，且该配置同时存在于配置文件</w:t>
+            </w:r>
+            <w:r>
+              <w:rPr>
+                <w:rFonts w:hint="eastAsia"/>
+              </w:rPr>
+              <w:lastRenderedPageBreak/>
+              <w:t>中</w:t>
             </w:r>
           </w:p>
         </w:tc>
@@ -7299,7 +7298,6 @@
         <w:rPr>
           <w:rFonts w:hint="eastAsia"/>
         </w:rPr>
-        <w:lastRenderedPageBreak/>
         <w:t>Local:</w:t>
       </w:r>
       <w:r>
@@ -7597,10 +7595,10 @@
     <w:p>
       <w:r>
         <w:object w:dxaOrig="6995" w:dyaOrig="24132">
-          <v:shape id="_x0000_i1030" type="#_x0000_t75" style="width:350pt;height:1206.5pt" o:ole="">
+          <v:shape id="_x0000_i1031" type="#_x0000_t75" style="width:350pt;height:1206.5pt" o:ole="">
             <v:imagedata r:id="rId22" o:title=""/>
           </v:shape>
-          <o:OLEObject Type="Embed" ProgID="Excel.Sheet.12" ShapeID="_x0000_i1030" DrawAspect="Content" ObjectID="_1584365789" r:id="rId23"/>
+          <o:OLEObject Type="Embed" ProgID="Excel.Sheet.12" ShapeID="_x0000_i1031" DrawAspect="Content" ObjectID="_1585399076" r:id="rId23"/>
         </w:object>
       </w:r>
     </w:p>

--- a/internal_doc/03.开发设计/Story-配置参数集中修改.docx
+++ b/internal_doc/03.开发设计/Story-配置参数集中修改.docx
@@ -852,24 +852,6 @@
           <w:rFonts w:hint="eastAsia"/>
         </w:rPr>
         <w:t>&lt;snapType&gt;, [cond], [sel], [sort]</w:t>
-      </w:r>
-      <w:r>
-        <w:rPr>
-          <w:rFonts w:hint="eastAsia"/>
-        </w:rPr>
-        <w:t>,[</w:t>
-      </w:r>
-      <w:r>
-        <w:rPr>
-          <w:rFonts w:hint="eastAsia"/>
-        </w:rPr>
-        <w:t>option</w:t>
-      </w:r>
-      <w:r>
-        <w:rPr>
-          <w:rFonts w:hint="eastAsia"/>
-        </w:rPr>
-        <w:t>]</w:t>
       </w:r>
       <w:r>
         <w:rPr>
@@ -1937,6 +1919,30 @@
         <w:rPr>
           <w:rFonts w:hint="eastAsia"/>
         </w:rPr>
+        <w:t>，</w:t>
+      </w:r>
+      <w:r>
+        <w:rPr>
+          <w:rFonts w:hint="eastAsia"/>
+        </w:rPr>
+        <w:t>{}</w:t>
+      </w:r>
+      <w:r>
+        <w:rPr>
+          <w:rFonts w:hint="eastAsia"/>
+        </w:rPr>
+        <w:t>，</w:t>
+      </w:r>
+      <w:r>
+        <w:rPr>
+          <w:rFonts w:hint="eastAsia"/>
+        </w:rPr>
+        <w:t>{}</w:t>
+      </w:r>
+      <w:r>
+        <w:rPr>
+          <w:rFonts w:hint="eastAsia"/>
+        </w:rPr>
         <w:t>)</w:t>
       </w:r>
       <w:r>
@@ -2163,6 +2169,508 @@
           <w:rFonts w:hint="eastAsia"/>
         </w:rPr>
         <w:t>的查询选项。</w:t>
+      </w:r>
+    </w:p>
+    <w:p>
+      <w:pPr>
+        <w:rPr>
+          <w:rFonts w:hint="eastAsia"/>
+          <w:color w:val="00B0F0"/>
+        </w:rPr>
+      </w:pPr>
+    </w:p>
+    <w:p>
+      <w:pPr>
+        <w:rPr>
+          <w:rFonts w:hint="eastAsia"/>
+        </w:rPr>
+      </w:pPr>
+      <w:r>
+        <w:rPr>
+          <w:rFonts w:hint="eastAsia"/>
+        </w:rPr>
+        <w:t>驱动</w:t>
+      </w:r>
+      <w:r>
+        <w:rPr>
+          <w:rFonts w:hint="eastAsia"/>
+        </w:rPr>
+        <w:t>修改：</w:t>
+      </w:r>
+    </w:p>
+    <w:p>
+      <w:r>
+        <w:rPr>
+          <w:rFonts w:hint="eastAsia"/>
+        </w:rPr>
+        <w:t xml:space="preserve">C: </w:t>
+      </w:r>
+      <w:r>
+        <w:rPr>
+          <w:rFonts w:hint="eastAsia"/>
+        </w:rPr>
+        <w:t>增加</w:t>
+      </w:r>
+      <w:r>
+        <w:t>sdbGetSnapshot</w:t>
+      </w:r>
+      <w:r>
+        <w:rPr>
+          <w:rFonts w:hint="eastAsia"/>
+        </w:rPr>
+        <w:t>1(</w:t>
+      </w:r>
+      <w:r>
+        <w:t>sdbConnectionHandle cHandle,</w:t>
+      </w:r>
+    </w:p>
+    <w:p>
+      <w:r>
+        <w:t xml:space="preserve">                                  INT32 snapType,</w:t>
+      </w:r>
+    </w:p>
+    <w:p>
+      <w:r>
+        <w:t xml:space="preserve">                                  bson *condition,</w:t>
+      </w:r>
+    </w:p>
+    <w:p>
+      <w:r>
+        <w:t xml:space="preserve">                                  bson *selector,</w:t>
+      </w:r>
+    </w:p>
+    <w:p>
+      <w:pPr>
+        <w:rPr>
+          <w:rFonts w:hint="eastAsia"/>
+        </w:rPr>
+      </w:pPr>
+      <w:r>
+        <w:t xml:space="preserve">                                  bson *orderBy,</w:t>
+      </w:r>
+    </w:p>
+    <w:p>
+      <w:pPr>
+        <w:rPr>
+          <w:rFonts w:hint="eastAsia"/>
+        </w:rPr>
+      </w:pPr>
+      <w:r>
+        <w:rPr>
+          <w:rFonts w:hint="eastAsia"/>
+        </w:rPr>
+        <w:t xml:space="preserve">                                  bson *option,</w:t>
+      </w:r>
+    </w:p>
+    <w:p>
+      <w:r>
+        <w:rPr>
+          <w:rFonts w:hint="eastAsia"/>
+        </w:rPr>
+        <w:t xml:space="preserve">                                  </w:t>
+      </w:r>
+      <w:r>
+        <w:t>INT64 numToSkip,</w:t>
+      </w:r>
+    </w:p>
+    <w:p>
+      <w:r>
+        <w:t xml:space="preserve">                             </w:t>
+      </w:r>
+      <w:r>
+        <w:rPr>
+          <w:rFonts w:hint="eastAsia"/>
+        </w:rPr>
+        <w:t xml:space="preserve">     </w:t>
+      </w:r>
+      <w:r>
+        <w:t>INT64 numToReturn,</w:t>
+      </w:r>
+    </w:p>
+    <w:p>
+      <w:pPr>
+        <w:rPr>
+          <w:rFonts w:hint="eastAsia"/>
+        </w:rPr>
+      </w:pPr>
+      <w:r>
+        <w:t xml:space="preserve">                                  sdbCursorHandle *handle</w:t>
+      </w:r>
+      <w:r>
+        <w:rPr>
+          <w:rFonts w:hint="eastAsia"/>
+        </w:rPr>
+        <w:t>)</w:t>
+      </w:r>
+    </w:p>
+    <w:p>
+      <w:pPr>
+        <w:rPr>
+          <w:rFonts w:hint="eastAsia"/>
+        </w:rPr>
+      </w:pPr>
+    </w:p>
+    <w:p>
+      <w:r>
+        <w:rPr>
+          <w:rFonts w:hint="eastAsia"/>
+        </w:rPr>
+        <w:t xml:space="preserve">C++: </w:t>
+      </w:r>
+      <w:r>
+        <w:rPr>
+          <w:rFonts w:hint="eastAsia"/>
+        </w:rPr>
+        <w:t>增加</w:t>
+      </w:r>
+      <w:r>
+        <w:t>INT32 getSnapshot ( _sdbCursor **result,</w:t>
+      </w:r>
+    </w:p>
+    <w:p>
+      <w:r>
+        <w:t xml:space="preserve">                                 INT32 snapType,</w:t>
+      </w:r>
+    </w:p>
+    <w:p>
+      <w:r>
+        <w:t xml:space="preserve">                                 const BSONObj &amp;condition,</w:t>
+      </w:r>
+    </w:p>
+    <w:p>
+      <w:r>
+        <w:t xml:space="preserve">                                 const BSONObj &amp;selector,</w:t>
+      </w:r>
+    </w:p>
+    <w:p>
+      <w:pPr>
+        <w:rPr>
+          <w:rFonts w:hint="eastAsia"/>
+        </w:rPr>
+      </w:pPr>
+      <w:r>
+        <w:t xml:space="preserve">                                 const BSONObj &amp;orderBy</w:t>
+      </w:r>
+      <w:r>
+        <w:rPr>
+          <w:rFonts w:hint="eastAsia"/>
+        </w:rPr>
+        <w:t>,</w:t>
+      </w:r>
+    </w:p>
+    <w:p>
+      <w:pPr>
+        <w:ind w:leftChars="170" w:firstLineChars="1650" w:firstLine="3465"/>
+        <w:rPr>
+          <w:rFonts w:hint="eastAsia"/>
+        </w:rPr>
+      </w:pPr>
+      <w:r>
+        <w:t>const BSONObj &amp;</w:t>
+      </w:r>
+      <w:r>
+        <w:rPr>
+          <w:rFonts w:hint="eastAsia"/>
+        </w:rPr>
+        <w:t>option,</w:t>
+      </w:r>
+    </w:p>
+    <w:p>
+      <w:r>
+        <w:rPr>
+          <w:rFonts w:hint="eastAsia"/>
+        </w:rPr>
+        <w:t xml:space="preserve">                                 </w:t>
+      </w:r>
+      <w:r>
+        <w:t>INT64 numToSkip,</w:t>
+      </w:r>
+    </w:p>
+    <w:p>
+      <w:pPr>
+        <w:rPr>
+          <w:rFonts w:hint="eastAsia"/>
+        </w:rPr>
+      </w:pPr>
+      <w:r>
+        <w:t xml:space="preserve">                             </w:t>
+      </w:r>
+      <w:r>
+        <w:rPr>
+          <w:rFonts w:hint="eastAsia"/>
+        </w:rPr>
+        <w:t xml:space="preserve">    </w:t>
+      </w:r>
+      <w:r>
+        <w:t>INT64 numToReturn</w:t>
+      </w:r>
+      <w:r>
+        <w:rPr>
+          <w:rFonts w:hint="eastAsia"/>
+        </w:rPr>
+        <w:t xml:space="preserve"> </w:t>
+      </w:r>
+      <w:r>
+        <w:t>)</w:t>
+      </w:r>
+    </w:p>
+    <w:p>
+      <w:pPr>
+        <w:rPr>
+          <w:rFonts w:hint="eastAsia"/>
+        </w:rPr>
+      </w:pPr>
+    </w:p>
+    <w:p>
+      <w:pPr>
+        <w:rPr>
+          <w:rFonts w:hint="eastAsia"/>
+        </w:rPr>
+      </w:pPr>
+      <w:r>
+        <w:rPr>
+          <w:rFonts w:hint="eastAsia"/>
+        </w:rPr>
+        <w:t xml:space="preserve">Java: </w:t>
+      </w:r>
+      <w:r>
+        <w:rPr>
+          <w:rFonts w:hint="eastAsia"/>
+        </w:rPr>
+        <w:t>增加</w:t>
+      </w:r>
+      <w:r>
+        <w:t xml:space="preserve">public DBCursor getSnapshot(int snapType, </w:t>
+      </w:r>
+    </w:p>
+    <w:p>
+      <w:pPr>
+        <w:ind w:leftChars="170" w:firstLineChars="1650" w:firstLine="3465"/>
+      </w:pPr>
+      <w:r>
+        <w:t>BSONObject matcher,</w:t>
+      </w:r>
+    </w:p>
+    <w:p>
+      <w:pPr>
+        <w:ind w:leftChars="170" w:left="3822" w:hangingChars="1650" w:hanging="3465"/>
+        <w:rPr>
+          <w:rFonts w:hint="eastAsia"/>
+        </w:rPr>
+      </w:pPr>
+      <w:r>
+        <w:t xml:space="preserve">                                </w:t>
+      </w:r>
+      <w:r>
+        <w:rPr>
+          <w:rFonts w:hint="eastAsia"/>
+        </w:rPr>
+        <w:t xml:space="preserve"> </w:t>
+      </w:r>
+      <w:r>
+        <w:t xml:space="preserve">BSONObject selector, </w:t>
+      </w:r>
+    </w:p>
+    <w:p>
+      <w:pPr>
+        <w:ind w:leftChars="170" w:firstLineChars="1650" w:firstLine="3465"/>
+        <w:rPr>
+          <w:rFonts w:hint="eastAsia"/>
+        </w:rPr>
+      </w:pPr>
+      <w:r>
+        <w:t>BSONObject orderBy</w:t>
+      </w:r>
+      <w:r>
+        <w:rPr>
+          <w:rFonts w:hint="eastAsia"/>
+        </w:rPr>
+        <w:t>，</w:t>
+      </w:r>
+    </w:p>
+    <w:p>
+      <w:pPr>
+        <w:ind w:leftChars="170" w:firstLineChars="1650" w:firstLine="3465"/>
+        <w:rPr>
+          <w:rFonts w:hint="eastAsia"/>
+        </w:rPr>
+      </w:pPr>
+      <w:r>
+        <w:t xml:space="preserve">BSONObject </w:t>
+      </w:r>
+      <w:r>
+        <w:rPr>
+          <w:rFonts w:hint="eastAsia"/>
+        </w:rPr>
+        <w:t>option,</w:t>
+      </w:r>
+    </w:p>
+    <w:p>
+      <w:r>
+        <w:rPr>
+          <w:rFonts w:hint="eastAsia"/>
+        </w:rPr>
+        <w:t xml:space="preserve">                                 int</w:t>
+      </w:r>
+      <w:r>
+        <w:t xml:space="preserve"> numToSkip,</w:t>
+      </w:r>
+    </w:p>
+    <w:p>
+      <w:pPr>
+        <w:ind w:leftChars="170" w:firstLineChars="1650" w:firstLine="3465"/>
+        <w:rPr>
+          <w:rFonts w:hint="eastAsia"/>
+        </w:rPr>
+      </w:pPr>
+      <w:r>
+        <w:rPr>
+          <w:rFonts w:hint="eastAsia"/>
+        </w:rPr>
+        <w:t>int</w:t>
+      </w:r>
+      <w:r>
+        <w:t xml:space="preserve"> numToReturn) throws BaseException {</w:t>
+      </w:r>
+      <w:r>
+        <w:rPr>
+          <w:rFonts w:hint="eastAsia"/>
+        </w:rPr>
+        <w:t>}</w:t>
+      </w:r>
+    </w:p>
+    <w:p>
+      <w:pPr>
+        <w:ind w:leftChars="170"/>
+        <w:rPr>
+          <w:rFonts w:hint="eastAsia"/>
+        </w:rPr>
+      </w:pPr>
+    </w:p>
+    <w:p>
+      <w:pPr>
+        <w:ind w:leftChars="170"/>
+        <w:rPr>
+          <w:rFonts w:hint="eastAsia"/>
+        </w:rPr>
+      </w:pPr>
+      <w:r>
+        <w:rPr>
+          <w:rFonts w:hint="eastAsia"/>
+        </w:rPr>
+        <w:t>Python</w:t>
+      </w:r>
+      <w:r>
+        <w:rPr>
+          <w:rFonts w:hint="eastAsia"/>
+        </w:rPr>
+        <w:t>：</w:t>
+      </w:r>
+      <w:r>
+        <w:rPr>
+          <w:rFonts w:hint="eastAsia"/>
+        </w:rPr>
+        <w:t>不变，改为调用新</w:t>
+      </w:r>
+      <w:r>
+        <w:rPr>
+          <w:rFonts w:hint="eastAsia"/>
+        </w:rPr>
+        <w:t>C++</w:t>
+      </w:r>
+      <w:r>
+        <w:rPr>
+          <w:rFonts w:hint="eastAsia"/>
+        </w:rPr>
+        <w:t>接口</w:t>
+      </w:r>
+    </w:p>
+    <w:p>
+      <w:pPr>
+        <w:ind w:leftChars="170"/>
+        <w:rPr>
+          <w:rFonts w:hint="eastAsia"/>
+        </w:rPr>
+      </w:pPr>
+      <w:r>
+        <w:rPr>
+          <w:rFonts w:hint="eastAsia"/>
+        </w:rPr>
+        <w:t>PHP</w:t>
+      </w:r>
+      <w:r>
+        <w:rPr>
+          <w:rFonts w:hint="eastAsia"/>
+        </w:rPr>
+        <w:t>：不变，改为调用新</w:t>
+      </w:r>
+      <w:r>
+        <w:rPr>
+          <w:rFonts w:hint="eastAsia"/>
+        </w:rPr>
+        <w:t>C</w:t>
+      </w:r>
+      <w:r>
+        <w:rPr>
+          <w:rFonts w:hint="eastAsia"/>
+        </w:rPr>
+        <w:t>接口</w:t>
+      </w:r>
+    </w:p>
+    <w:p>
+      <w:pPr>
+        <w:ind w:leftChars="170"/>
+        <w:rPr>
+          <w:rFonts w:hint="eastAsia"/>
+        </w:rPr>
+      </w:pPr>
+      <w:r>
+        <w:rPr>
+          <w:rFonts w:hint="eastAsia"/>
+        </w:rPr>
+        <w:t>Rest</w:t>
+      </w:r>
+      <w:r>
+        <w:rPr>
+          <w:rFonts w:hint="eastAsia"/>
+        </w:rPr>
+        <w:t>：增加</w:t>
+      </w:r>
+      <w:r>
+        <w:rPr>
+          <w:rFonts w:hint="eastAsia"/>
+        </w:rPr>
+        <w:t xml:space="preserve"> Option</w:t>
+      </w:r>
+      <w:r>
+        <w:rPr>
+          <w:rFonts w:hint="eastAsia"/>
+        </w:rPr>
+        <w:t>、</w:t>
+      </w:r>
+      <w:r>
+        <w:rPr>
+          <w:rFonts w:hint="eastAsia"/>
+        </w:rPr>
+        <w:t>Limit</w:t>
+      </w:r>
+      <w:r>
+        <w:rPr>
+          <w:rFonts w:hint="eastAsia"/>
+        </w:rPr>
+        <w:t>和</w:t>
+      </w:r>
+      <w:r>
+        <w:rPr>
+          <w:rFonts w:hint="eastAsia"/>
+        </w:rPr>
+        <w:t>Skip</w:t>
+      </w:r>
+      <w:r>
+        <w:rPr>
+          <w:rFonts w:hint="eastAsia"/>
+        </w:rPr>
+        <w:t>的请求内容</w:t>
       </w:r>
     </w:p>
     <w:p>
@@ -2199,6 +2707,7 @@
         <w:rPr>
           <w:rFonts w:hint="eastAsia"/>
         </w:rPr>
+        <w:lastRenderedPageBreak/>
         <w:t>通过</w:t>
       </w:r>
       <w:r>
@@ -3126,7 +3635,6 @@
         <w:rPr>
           <w:rFonts w:hint="eastAsia"/>
         </w:rPr>
-        <w:lastRenderedPageBreak/>
         <w:t>主要用于提示有重启生效或不能生效的配置修改。</w:t>
       </w:r>
     </w:p>
@@ -3460,6 +3968,7 @@
         <w:rPr>
           <w:rFonts w:hint="eastAsia"/>
         </w:rPr>
+        <w:lastRenderedPageBreak/>
         <w:t>{diagnum:1, preferedinstance:1}, { GroupName:</w:t>
       </w:r>
       <w:r>
@@ -3809,7 +4318,6 @@
         <w:rPr>
           <w:rFonts w:hint="eastAsia"/>
         </w:rPr>
-        <w:lastRenderedPageBreak/>
         <w:t>客户端</w:t>
       </w:r>
     </w:p>
@@ -4055,6 +4563,7 @@
         <w:rPr>
           <w:rFonts w:hint="eastAsia"/>
         </w:rPr>
+        <w:lastRenderedPageBreak/>
         <w:t>(</w:t>
       </w:r>
       <w:r>
@@ -4501,7 +5010,485 @@
         <w:t>进行省略。</w:t>
       </w:r>
     </w:p>
-    <w:p/>
+    <w:p>
+      <w:pPr>
+        <w:rPr>
+          <w:rFonts w:hint="eastAsia"/>
+        </w:rPr>
+      </w:pPr>
+    </w:p>
+    <w:p>
+      <w:pPr>
+        <w:pStyle w:val="ListParagraph"/>
+        <w:numPr>
+          <w:ilvl w:val="0"/>
+          <w:numId w:val="30"/>
+        </w:numPr>
+        <w:ind w:firstLineChars="0"/>
+        <w:rPr>
+          <w:rFonts w:hint="eastAsia"/>
+        </w:rPr>
+      </w:pPr>
+      <w:r>
+        <w:rPr>
+          <w:rFonts w:hint="eastAsia"/>
+        </w:rPr>
+        <w:t xml:space="preserve">snapshot </w:t>
+      </w:r>
+      <w:r>
+        <w:rPr>
+          <w:rFonts w:hint="eastAsia"/>
+        </w:rPr>
+        <w:t>配置快照打印信息：</w:t>
+      </w:r>
+    </w:p>
+    <w:p>
+      <w:r>
+        <w:t>&gt; db.snapshot(SDB_SNAP_CONFIGS,{"svcname":"50000"})</w:t>
+      </w:r>
+    </w:p>
+    <w:p>
+      <w:r>
+        <w:t>{</w:t>
+      </w:r>
+    </w:p>
+    <w:p>
+      <w:r>
+        <w:t xml:space="preserve">  "NodeName": "ubuntu-zwb:50000",</w:t>
+      </w:r>
+    </w:p>
+    <w:p>
+      <w:r>
+        <w:t xml:space="preserve">  "Configs": {</w:t>
+      </w:r>
+    </w:p>
+    <w:p>
+      <w:r>
+        <w:t xml:space="preserve">    "confpath": "/home/users/zwb/sequoiadb/trunk/conf/local/50000",</w:t>
+      </w:r>
+    </w:p>
+    <w:p>
+      <w:r>
+        <w:t xml:space="preserve">    "dbpath": "/home/users/zwb/sequoiadb/trunk/50000/",</w:t>
+      </w:r>
+    </w:p>
+    <w:p>
+      <w:r>
+        <w:t xml:space="preserve">    "indexpath": "/home/users/zwb/sequoiadb/trunk/50000/",</w:t>
+      </w:r>
+    </w:p>
+    <w:p>
+      <w:r>
+        <w:t xml:space="preserve">    "diagpath": "/home/users/zwb/sequoiadb/trunk/50000/diaglog/",</w:t>
+      </w:r>
+    </w:p>
+    <w:p>
+      <w:r>
+        <w:t xml:space="preserve">    "auditpath": "/home/users/zwb/sequoiadb/trunk/50000/diaglog/",</w:t>
+      </w:r>
+    </w:p>
+    <w:p>
+      <w:r>
+        <w:t xml:space="preserve">    "logpath": "/home/users/zwb/sequoiadb/trunk/50000/replicalog/",</w:t>
+      </w:r>
+    </w:p>
+    <w:p>
+      <w:r>
+        <w:t xml:space="preserve">    "bkuppath": "/home/users/zwb/sequoiadb/trunk/50000/bakfile/",</w:t>
+      </w:r>
+    </w:p>
+    <w:p>
+      <w:r>
+        <w:t xml:space="preserve">    "wwwpath": "/home/users/zwb/sequoiadb/trunk/web/",</w:t>
+      </w:r>
+    </w:p>
+    <w:p>
+      <w:r>
+        <w:t xml:space="preserve">    "lobpath": "/home/users/zwb/sequoiadb/trunk/50000/",</w:t>
+      </w:r>
+    </w:p>
+    <w:p>
+      <w:r>
+        <w:t xml:space="preserve">    "lobmetapath": "/home/users/zwb/sequoiadb/trunk/50000/",</w:t>
+      </w:r>
+    </w:p>
+    <w:p>
+      <w:r>
+        <w:t xml:space="preserve">    "maxpool": 50,</w:t>
+      </w:r>
+    </w:p>
+    <w:p>
+      <w:r>
+        <w:lastRenderedPageBreak/>
+        <w:t xml:space="preserve">    "diagnum": 20,</w:t>
+      </w:r>
+    </w:p>
+    <w:p>
+      <w:r>
+        <w:t xml:space="preserve">    "auditnum": 20,</w:t>
+      </w:r>
+    </w:p>
+    <w:p>
+      <w:r>
+        <w:t xml:space="preserve">    "auditmask": "SYSTEM|DDL|DCL",</w:t>
+      </w:r>
+    </w:p>
+    <w:p>
+      <w:r>
+        <w:t xml:space="preserve">    "svcname": "50000",</w:t>
+      </w:r>
+    </w:p>
+    <w:p>
+      <w:r>
+        <w:t xml:space="preserve">    "replname": "50001",</w:t>
+      </w:r>
+    </w:p>
+    <w:p>
+      <w:r>
+        <w:t xml:space="preserve">    "catalogname": "50003",</w:t>
+      </w:r>
+    </w:p>
+    <w:p>
+      <w:r>
+        <w:t xml:space="preserve">    "shardname": "50002",</w:t>
+      </w:r>
+    </w:p>
+    <w:p>
+      <w:r>
+        <w:t xml:space="preserve">    "httpname": "50004",</w:t>
+      </w:r>
+    </w:p>
+    <w:p>
+      <w:r>
+        <w:t xml:space="preserve">    "omname": "50005",</w:t>
+      </w:r>
+    </w:p>
+    <w:p>
+      <w:r>
+        <w:t xml:space="preserve">    "diaglevel": 3,</w:t>
+      </w:r>
+    </w:p>
+    <w:p>
+      <w:r>
+        <w:t xml:space="preserve">    "role": "coord",</w:t>
+      </w:r>
+    </w:p>
+    <w:p>
+      <w:r>
+        <w:t xml:space="preserve">    "logfilesz": 64,</w:t>
+      </w:r>
+    </w:p>
+    <w:p>
+      <w:r>
+        <w:t xml:space="preserve">    "logfilenum": 20,</w:t>
+      </w:r>
+    </w:p>
+    <w:p>
+      <w:r>
+        <w:t xml:space="preserve">    "logbuffsize": 1024,</w:t>
+      </w:r>
+    </w:p>
+    <w:p>
+      <w:r>
+        <w:t xml:space="preserve">    "numpreload": 0,</w:t>
+      </w:r>
+    </w:p>
+    <w:p>
+      <w:r>
+        <w:t xml:space="preserve">    "maxprefpool": 0,</w:t>
+      </w:r>
+    </w:p>
+    <w:p>
+      <w:r>
+        <w:t xml:space="preserve">    "maxsubquery": 0,</w:t>
+      </w:r>
+    </w:p>
+    <w:p>
+      <w:r>
+        <w:t xml:space="preserve">    "maxreplsync": 10,</w:t>
+      </w:r>
+    </w:p>
+    <w:p>
+      <w:r>
+        <w:t xml:space="preserve">    "replbucketsize": 32,</w:t>
+      </w:r>
+    </w:p>
+    <w:p>
+      <w:r>
+        <w:t xml:space="preserve">    "syncstrategy": "KeepNormal",</w:t>
+      </w:r>
+    </w:p>
+    <w:p>
+      <w:r>
+        <w:t xml:space="preserve">    "preferedinstance": "M",</w:t>
+      </w:r>
+    </w:p>
+    <w:p>
+      <w:r>
+        <w:t xml:space="preserve">    "preferedinstancemode": "random",</w:t>
+      </w:r>
+    </w:p>
+    <w:p>
+      <w:r>
+        <w:t xml:space="preserve">    "instanceid": 0,</w:t>
+      </w:r>
+    </w:p>
+    <w:p>
+      <w:r>
+        <w:t xml:space="preserve">    "dataerrorop": 1,</w:t>
+      </w:r>
+    </w:p>
+    <w:p>
+      <w:r>
+        <w:t xml:space="preserve">    "memdebug": "FALSE",</w:t>
+      </w:r>
+    </w:p>
+    <w:p>
+      <w:r>
+        <w:t xml:space="preserve">    "memdebugsize": 0,</w:t>
+      </w:r>
+    </w:p>
+    <w:p>
+      <w:r>
+        <w:t xml:space="preserve">    "indexscanstep": 100,</w:t>
+      </w:r>
+    </w:p>
+    <w:p>
+      <w:r>
+        <w:t xml:space="preserve">    "dpslocal": "FALSE",</w:t>
+      </w:r>
+    </w:p>
+    <w:p>
+      <w:r>
+        <w:t xml:space="preserve">    "traceon": "FALSE",</w:t>
+      </w:r>
+    </w:p>
+    <w:p>
+      <w:r>
+        <w:t xml:space="preserve">    "tracebufsz": 256,</w:t>
+      </w:r>
+    </w:p>
+    <w:p>
+      <w:r>
+        <w:t xml:space="preserve">    "transactionon": "FALSE",</w:t>
+      </w:r>
+    </w:p>
+    <w:p>
+      <w:r>
+        <w:t xml:space="preserve">    "transactiontimeout": 60,</w:t>
+      </w:r>
+    </w:p>
+    <w:p>
+      <w:r>
+        <w:t xml:space="preserve">    "sharingbreak": 7000,</w:t>
+      </w:r>
+    </w:p>
+    <w:p>
+      <w:r>
+        <w:t xml:space="preserve">    "startshifttime": 600,</w:t>
+      </w:r>
+    </w:p>
+    <w:p>
+      <w:r>
+        <w:t xml:space="preserve">    "catalogaddr": "ubuntu-zwb:30003,ubuntu-zwb:30013,ubuntu-zwb:30023",</w:t>
+      </w:r>
+    </w:p>
+    <w:p>
+      <w:r>
+        <w:t xml:space="preserve">    "tmppath": "/home/users/zwb/sequoiadb/trunk/50000/tmp/",</w:t>
+      </w:r>
+    </w:p>
+    <w:p>
+      <w:r>
+        <w:t xml:space="preserve">    "sortbuf": 256,</w:t>
+      </w:r>
+    </w:p>
+    <w:p>
+      <w:r>
+        <w:t xml:space="preserve">    "hjbuf": 128,</w:t>
+      </w:r>
+    </w:p>
+    <w:p>
+      <w:r>
+        <w:t xml:space="preserve">    "directioinlob": "FALSE",</w:t>
+      </w:r>
+    </w:p>
+    <w:p>
+      <w:r>
+        <w:t xml:space="preserve">    "sparsefile": "FALSE",</w:t>
+      </w:r>
+    </w:p>
+    <w:p>
+      <w:r>
+        <w:t xml:space="preserve">    "weight": 10,</w:t>
+      </w:r>
+    </w:p>
+    <w:p>
+      <w:r>
+        <w:t xml:space="preserve">    "auth": "TRUE",</w:t>
+      </w:r>
+    </w:p>
+    <w:p>
+      <w:r>
+        <w:t xml:space="preserve">    "planbuckets": 500,</w:t>
+      </w:r>
+    </w:p>
+    <w:p>
+      <w:r>
+        <w:t xml:space="preserve">    "optimeout": 300000,</w:t>
+      </w:r>
+    </w:p>
+    <w:p>
+      <w:r>
+        <w:lastRenderedPageBreak/>
+        <w:t xml:space="preserve">    "overflowratio": 12,</w:t>
+      </w:r>
+    </w:p>
+    <w:p>
+      <w:r>
+        <w:t xml:space="preserve">    "extendthreshold": 32,</w:t>
+      </w:r>
+    </w:p>
+    <w:p>
+      <w:r>
+        <w:t xml:space="preserve">    "signalinterval": 0,</w:t>
+      </w:r>
+    </w:p>
+    <w:p>
+      <w:r>
+        <w:t xml:space="preserve">    "maxcachesize": 0,</w:t>
+      </w:r>
+    </w:p>
+    <w:p>
+      <w:r>
+        <w:t xml:space="preserve">    "maxcachejob": 10,</w:t>
+      </w:r>
+    </w:p>
+    <w:p>
+      <w:r>
+        <w:t xml:space="preserve">    "maxsyncjob": 10,</w:t>
+      </w:r>
+    </w:p>
+    <w:p>
+      <w:r>
+        <w:t xml:space="preserve">    "syncinterval": 10000,</w:t>
+      </w:r>
+    </w:p>
+    <w:p>
+      <w:r>
+        <w:t xml:space="preserve">    "syncrecordnum": 0,</w:t>
+      </w:r>
+    </w:p>
+    <w:p>
+      <w:r>
+        <w:t xml:space="preserve">    "syncdeep": "FALSE",</w:t>
+      </w:r>
+    </w:p>
+    <w:p>
+      <w:r>
+        <w:t xml:space="preserve">    "archiveon": "FALSE",</w:t>
+      </w:r>
+    </w:p>
+    <w:p>
+      <w:r>
+        <w:t xml:space="preserve">    "archivecompresson": "TRUE",</w:t>
+      </w:r>
+    </w:p>
+    <w:p>
+      <w:r>
+        <w:t xml:space="preserve">    "archivepath": "/home/users/zwb/sequoiadb/trunk/50000/archivelog/",</w:t>
+      </w:r>
+    </w:p>
+    <w:p>
+      <w:r>
+        <w:t xml:space="preserve">    "archivetimeout": 600,</w:t>
+      </w:r>
+    </w:p>
+    <w:p>
+      <w:r>
+        <w:t xml:space="preserve">    "archiveexpired": 240,</w:t>
+      </w:r>
+    </w:p>
+    <w:p>
+      <w:r>
+        <w:t xml:space="preserve">    "archivequota": 10,</w:t>
+      </w:r>
+    </w:p>
+    <w:p>
+      <w:r>
+        <w:t xml:space="preserve">    "omaddr": "",</w:t>
+      </w:r>
+    </w:p>
+    <w:p>
+      <w:r>
+        <w:t xml:space="preserve">    "dmschkinterval": 0,</w:t>
+      </w:r>
+    </w:p>
+    <w:p>
+      <w:r>
+        <w:t xml:space="preserve">    "cachemergesz": 0,</w:t>
+      </w:r>
+    </w:p>
+    <w:p>
+      <w:r>
+        <w:t xml:space="preserve">    "pagealloctimeout": 0,</w:t>
+      </w:r>
+    </w:p>
+    <w:p>
+      <w:r>
+        <w:t xml:space="preserve">    "perfstat": "FALSE",</w:t>
+      </w:r>
+    </w:p>
+    <w:p>
+      <w:r>
+        <w:t xml:space="preserve">    "optcostthreshold": 20,</w:t>
+      </w:r>
+    </w:p>
+    <w:p>
+      <w:r>
+        <w:t xml:space="preserve">    "enablemixcmp": "FALSE",</w:t>
+      </w:r>
+    </w:p>
+    <w:p>
+      <w:r>
+        <w:t xml:space="preserve">    "plancachelevel": 3,</w:t>
+      </w:r>
+    </w:p>
+    <w:p>
+      <w:r>
+        <w:t xml:space="preserve">    "maxconn": 0,</w:t>
+      </w:r>
+    </w:p>
+    <w:p>
+      <w:r>
+        <w:t xml:space="preserve">    "svcscheduler": 0,</w:t>
+      </w:r>
+    </w:p>
+    <w:p>
+      <w:r>
+        <w:t xml:space="preserve">    "svcmaxconcurrency": 100,</w:t>
+      </w:r>
+    </w:p>
+    <w:p>
+      <w:r>
+        <w:t xml:space="preserve">    "businessname": "yyy",</w:t>
+      </w:r>
+    </w:p>
+    <w:p>
+      <w:r>
+        <w:t xml:space="preserve">    "clustername": "xxx"</w:t>
+      </w:r>
+    </w:p>
+    <w:p>
+      <w:r>
+        <w:t xml:space="preserve">  }</w:t>
+      </w:r>
+    </w:p>
+    <w:p>
+      <w:r>
+        <w:t>}</w:t>
+      </w:r>
+    </w:p>
     <w:p>
       <w:pPr>
         <w:pStyle w:val="Heading3"/>
@@ -4510,7 +5497,6 @@
         <w:rPr>
           <w:rFonts w:hint="eastAsia"/>
         </w:rPr>
-        <w:lastRenderedPageBreak/>
         <w:t>在协调节点上的处理流程</w:t>
       </w:r>
     </w:p>
@@ -4581,10 +5567,10 @@
             <v:path o:extrusionok="f" gradientshapeok="t" o:connecttype="rect"/>
             <o:lock v:ext="edit" aspectratio="t"/>
           </v:shapetype>
-          <v:shape id="_x0000_i1025" type="#_x0000_t75" style="width:414.5pt;height:571.5pt" o:ole="">
+          <v:shape id="_x0000_i1025" type="#_x0000_t75" style="width:414.7pt;height:571.8pt" o:ole="">
             <v:imagedata r:id="rId8" o:title=""/>
           </v:shape>
-          <o:OLEObject Type="Embed" ProgID="Visio.Drawing.11" ShapeID="_x0000_i1025" DrawAspect="Content" ObjectID="_1585399069" r:id="rId9"/>
+          <o:OLEObject Type="Embed" ProgID="Visio.Drawing.11" ShapeID="_x0000_i1025" DrawAspect="Content" ObjectID="_1585549345" r:id="rId9"/>
         </w:object>
       </w:r>
     </w:p>
@@ -4593,17 +5579,16 @@
         <w:rPr>
           <w:rFonts w:hint="eastAsia"/>
         </w:rPr>
-        <w:lastRenderedPageBreak/>
         <w:t>流程图：</w:t>
       </w:r>
     </w:p>
     <w:p>
       <w:r>
         <w:object w:dxaOrig="3853" w:dyaOrig="12805">
-          <v:shape id="_x0000_i1026" type="#_x0000_t75" style="width:193pt;height:640.5pt" o:ole="">
+          <v:shape id="_x0000_i1026" type="#_x0000_t75" style="width:193.1pt;height:640.05pt" o:ole="">
             <v:imagedata r:id="rId10" o:title=""/>
           </v:shape>
-          <o:OLEObject Type="Embed" ProgID="Visio.Drawing.11" ShapeID="_x0000_i1026" DrawAspect="Content" ObjectID="_1585399070" r:id="rId11"/>
+          <o:OLEObject Type="Embed" ProgID="Visio.Drawing.11" ShapeID="_x0000_i1026" DrawAspect="Content" ObjectID="_1585549346" r:id="rId11"/>
         </w:object>
       </w:r>
     </w:p>
@@ -4613,7 +5598,6 @@
         <w:rPr>
           <w:rFonts w:hint="eastAsia"/>
         </w:rPr>
-        <w:lastRenderedPageBreak/>
         <w:t>修改要点：</w:t>
       </w:r>
     </w:p>
@@ -4923,10 +5907,10 @@
     <w:p>
       <w:r>
         <w:object w:dxaOrig="9679" w:dyaOrig="9889">
-          <v:shape id="_x0000_i1027" type="#_x0000_t75" style="width:415pt;height:424pt" o:ole="">
+          <v:shape id="_x0000_i1027" type="#_x0000_t75" style="width:415.15pt;height:424.05pt" o:ole="">
             <v:imagedata r:id="rId12" o:title=""/>
           </v:shape>
-          <o:OLEObject Type="Embed" ProgID="Visio.Drawing.11" ShapeID="_x0000_i1027" DrawAspect="Content" ObjectID="_1585399071" r:id="rId13"/>
+          <o:OLEObject Type="Embed" ProgID="Visio.Drawing.11" ShapeID="_x0000_i1027" DrawAspect="Content" ObjectID="_1585549347" r:id="rId13"/>
         </w:object>
       </w:r>
     </w:p>
@@ -4941,10 +5925,10 @@
     <w:p>
       <w:r>
         <w:object w:dxaOrig="5667" w:dyaOrig="10492">
-          <v:shape id="_x0000_i1028" type="#_x0000_t75" style="width:283.5pt;height:524pt" o:ole="">
+          <v:shape id="_x0000_i1028" type="#_x0000_t75" style="width:283.8pt;height:524.1pt" o:ole="">
             <v:imagedata r:id="rId14" o:title=""/>
           </v:shape>
-          <o:OLEObject Type="Embed" ProgID="Visio.Drawing.11" ShapeID="_x0000_i1028" DrawAspect="Content" ObjectID="_1585399072" r:id="rId15"/>
+          <o:OLEObject Type="Embed" ProgID="Visio.Drawing.11" ShapeID="_x0000_i1028" DrawAspect="Content" ObjectID="_1585549348" r:id="rId15"/>
         </w:object>
       </w:r>
     </w:p>
@@ -5133,6 +6117,11 @@
       </w:r>
     </w:p>
     <w:p>
+      <w:pPr>
+        <w:rPr>
+          <w:rFonts w:hint="eastAsia"/>
+        </w:rPr>
+      </w:pPr>
       <w:r>
         <w:rPr>
           <w:rFonts w:hint="eastAsia"/>
@@ -5186,6 +6175,39 @@
           <w:rFonts w:hint="eastAsia"/>
         </w:rPr>
         <w:t xml:space="preserve"> fetcher</w:t>
+      </w:r>
+      <w:r>
+        <w:rPr>
+          <w:rFonts w:hint="eastAsia"/>
+        </w:rPr>
+        <w:t>。</w:t>
+      </w:r>
+    </w:p>
+    <w:p>
+      <w:pPr>
+        <w:rPr>
+          <w:rFonts w:hint="eastAsia"/>
+        </w:rPr>
+      </w:pPr>
+    </w:p>
+    <w:p>
+      <w:r>
+        <w:rPr>
+          <w:rFonts w:hint="eastAsia"/>
+        </w:rPr>
+        <w:t>给配置快照结果增加节点识别信息</w:t>
+      </w:r>
+      <w:r>
+        <w:rPr>
+          <w:rFonts w:hint="eastAsia"/>
+        </w:rPr>
+        <w:t>，如</w:t>
+      </w:r>
+      <w:r>
+        <w:rPr>
+          <w:rFonts w:hint="eastAsia"/>
+        </w:rPr>
+        <w:t>NodeName</w:t>
       </w:r>
       <w:r>
         <w:rPr>
@@ -5230,10 +6252,10 @@
     <w:p>
       <w:r>
         <w:object w:dxaOrig="6403" w:dyaOrig="3111">
-          <v:shape id="_x0000_i1029" type="#_x0000_t75" style="width:320pt;height:155.5pt" o:ole="">
+          <v:shape id="_x0000_i1029" type="#_x0000_t75" style="width:320.25pt;height:155.7pt" o:ole="">
             <v:imagedata r:id="rId16" o:title=""/>
           </v:shape>
-          <o:OLEObject Type="Embed" ProgID="Visio.Drawing.11" ShapeID="_x0000_i1029" DrawAspect="Content" ObjectID="_1585399073" r:id="rId17"/>
+          <o:OLEObject Type="Embed" ProgID="Visio.Drawing.11" ShapeID="_x0000_i1029" DrawAspect="Content" ObjectID="_1585549349" r:id="rId17"/>
         </w:object>
       </w:r>
     </w:p>
@@ -5260,10 +6282,10 @@
       </w:pPr>
       <w:r>
         <w:object w:dxaOrig="7410" w:dyaOrig="7595">
-          <v:shape id="_x0000_i1032" type="#_x0000_t75" style="width:370.5pt;height:380pt" o:ole="">
+          <v:shape id="_x0000_i1032" type="#_x0000_t75" style="width:370.3pt;height:380.1pt" o:ole="">
             <v:imagedata r:id="rId18" o:title=""/>
           </v:shape>
-          <o:OLEObject Type="Embed" ProgID="Visio.Drawing.11" ShapeID="_x0000_i1032" DrawAspect="Content" ObjectID="_1585399074" r:id="rId19"/>
+          <o:OLEObject Type="Embed" ProgID="Visio.Drawing.11" ShapeID="_x0000_i1032" DrawAspect="Content" ObjectID="_1585549350" r:id="rId19"/>
         </w:object>
       </w:r>
     </w:p>
@@ -5290,10 +6312,10 @@
     <w:p>
       <w:r>
         <w:object w:dxaOrig="7454" w:dyaOrig="13661">
-          <v:shape id="_x0000_i1030" type="#_x0000_t75" style="width:372.5pt;height:683pt" o:ole="">
+          <v:shape id="_x0000_i1030" type="#_x0000_t75" style="width:372.15pt;height:683.05pt" o:ole="">
             <v:imagedata r:id="rId20" o:title=""/>
           </v:shape>
-          <o:OLEObject Type="Embed" ProgID="Visio.Drawing.11" ShapeID="_x0000_i1030" DrawAspect="Content" ObjectID="_1585399075" r:id="rId21"/>
+          <o:OLEObject Type="Embed" ProgID="Visio.Drawing.11" ShapeID="_x0000_i1030" DrawAspect="Content" ObjectID="_1585549351" r:id="rId21"/>
         </w:object>
       </w:r>
     </w:p>
@@ -7595,10 +8617,10 @@
     <w:p>
       <w:r>
         <w:object w:dxaOrig="6995" w:dyaOrig="24132">
-          <v:shape id="_x0000_i1031" type="#_x0000_t75" style="width:350pt;height:1206.5pt" o:ole="">
+          <v:shape id="_x0000_i1031" type="#_x0000_t75" style="width:350.2pt;height:1206.7pt" o:ole="">
             <v:imagedata r:id="rId22" o:title=""/>
           </v:shape>
-          <o:OLEObject Type="Embed" ProgID="Excel.Sheet.12" ShapeID="_x0000_i1031" DrawAspect="Content" ObjectID="_1585399076" r:id="rId23"/>
+          <o:OLEObject Type="Embed" ProgID="Excel.Sheet.12" ShapeID="_x0000_i1031" DrawAspect="Content" ObjectID="_1585549352" r:id="rId23"/>
         </w:object>
       </w:r>
     </w:p>
@@ -13735,7 +14757,6 @@
     <w:basedOn w:val="Normal"/>
     <w:link w:val="CommentTextChar"/>
     <w:uiPriority w:val="99"/>
-    <w:semiHidden/>
     <w:unhideWhenUsed/>
     <w:rsid w:val="00347E3E"/>
     <w:pPr>
@@ -13747,7 +14768,6 @@
     <w:basedOn w:val="DefaultParagraphFont"/>
     <w:link w:val="CommentText"/>
     <w:uiPriority w:val="99"/>
-    <w:semiHidden/>
     <w:rsid w:val="00347E3E"/>
   </w:style>
   <w:style w:type="paragraph" w:styleId="CommentSubject">

--- a/internal_doc/03.开发设计/Story-配置参数集中修改.docx
+++ b/internal_doc/03.开发设计/Story-配置参数集中修改.docx
@@ -828,6 +828,10 @@
           <w:numId w:val="18"/>
         </w:numPr>
         <w:ind w:firstLineChars="0"/>
+        <w:rPr>
+          <w:ins w:id="0" w:author="xujianhui" w:date="2018-04-18T13:43:00Z"/>
+          <w:rFonts w:hint="eastAsia"/>
+        </w:rPr>
       </w:pPr>
       <w:r>
         <w:rPr>
@@ -859,6 +863,24 @@
         </w:rPr>
         <w:t>);</w:t>
       </w:r>
+    </w:p>
+    <w:p>
+      <w:pPr>
+        <w:pStyle w:val="ListParagraph"/>
+        <w:numPr>
+          <w:ilvl w:val="0"/>
+          <w:numId w:val="18"/>
+        </w:numPr>
+        <w:ind w:firstLineChars="0"/>
+      </w:pPr>
+      <w:ins w:id="1" w:author="xujianhui" w:date="2018-04-18T13:43:00Z">
+        <w:r>
+          <w:rPr>
+            <w:rFonts w:hint="eastAsia"/>
+          </w:rPr>
+          <w:t>db.snapshot( &lt;snapType&gt;, QueryOption )</w:t>
+        </w:r>
+      </w:ins>
     </w:p>
     <w:p>
       <w:r>
@@ -917,6 +939,7 @@
               <w:rPr>
                 <w:rFonts w:hint="eastAsia"/>
               </w:rPr>
+              <w:lastRenderedPageBreak/>
               <w:t>snapType</w:t>
             </w:r>
           </w:p>
@@ -951,7 +974,6 @@
               <w:rPr>
                 <w:rFonts w:hint="eastAsia"/>
               </w:rPr>
-              <w:lastRenderedPageBreak/>
               <w:t>SDB_SNAP_CONFIG</w:t>
             </w:r>
             <w:r>
@@ -1047,16 +1069,37 @@
     </w:p>
     <w:p>
       <w:r>
-        <w:t xml:space="preserve">function QueryOption(snaptype, cond, sel, sort, </w:t>
-      </w:r>
-      <w:r>
-        <w:rPr>
-          <w:rFonts w:hint="eastAsia"/>
-        </w:rPr>
-        <w:t>option</w:t>
-      </w:r>
-      <w:r>
-        <w:t>, limit, skip) {</w:t>
+        <w:t>function QueryOption(</w:t>
+      </w:r>
+      <w:del w:id="2" w:author="xujianhui" w:date="2018-04-18T13:41:00Z">
+        <w:r>
+          <w:delText>snaptype</w:delText>
+        </w:r>
+      </w:del>
+      <w:r>
+        <w:t xml:space="preserve">, cond, sel, sort, </w:t>
+      </w:r>
+      <w:del w:id="3" w:author="xujianhui" w:date="2018-04-18T13:41:00Z">
+        <w:r>
+          <w:rPr>
+            <w:rFonts w:hint="eastAsia"/>
+          </w:rPr>
+          <w:delText>option</w:delText>
+        </w:r>
+      </w:del>
+      <w:r>
+        <w:t xml:space="preserve">, </w:t>
+      </w:r>
+      <w:ins w:id="4" w:author="xujianhui" w:date="2018-04-18T13:42:00Z">
+        <w:r>
+          <w:rPr>
+            <w:rFonts w:hint="eastAsia"/>
+          </w:rPr>
+          <w:t>hint,</w:t>
+        </w:r>
+      </w:ins>
+      <w:r>
+        <w:t>limit, skip) {</w:t>
       </w:r>
     </w:p>
     <w:p>
@@ -1868,6 +1911,7 @@
         <w:rPr>
           <w:rFonts w:hint="eastAsia"/>
         </w:rPr>
+        <w:lastRenderedPageBreak/>
         <w:t>传统的</w:t>
       </w:r>
       <w:r>
@@ -1888,7 +1932,6 @@
         <w:rPr>
           <w:rFonts w:hint="eastAsia"/>
         </w:rPr>
-        <w:lastRenderedPageBreak/>
         <w:t>db.snapshot(</w:t>
       </w:r>
       <w:r>
@@ -2174,17 +2217,11 @@
     <w:p>
       <w:pPr>
         <w:rPr>
-          <w:rFonts w:hint="eastAsia"/>
           <w:color w:val="00B0F0"/>
         </w:rPr>
       </w:pPr>
     </w:p>
     <w:p>
-      <w:pPr>
-        <w:rPr>
-          <w:rFonts w:hint="eastAsia"/>
-        </w:rPr>
-      </w:pPr>
       <w:r>
         <w:rPr>
           <w:rFonts w:hint="eastAsia"/>
@@ -2240,21 +2277,11 @@
       </w:r>
     </w:p>
     <w:p>
-      <w:pPr>
-        <w:rPr>
-          <w:rFonts w:hint="eastAsia"/>
-        </w:rPr>
-      </w:pPr>
       <w:r>
         <w:t xml:space="preserve">                                  bson *orderBy,</w:t>
       </w:r>
     </w:p>
     <w:p>
-      <w:pPr>
-        <w:rPr>
-          <w:rFonts w:hint="eastAsia"/>
-        </w:rPr>
-      </w:pPr>
       <w:r>
         <w:rPr>
           <w:rFonts w:hint="eastAsia"/>
@@ -2288,11 +2315,6 @@
       </w:r>
     </w:p>
     <w:p>
-      <w:pPr>
-        <w:rPr>
-          <w:rFonts w:hint="eastAsia"/>
-        </w:rPr>
-      </w:pPr>
       <w:r>
         <w:t xml:space="preserve">                                  sdbCursorHandle *handle</w:t>
       </w:r>
@@ -2303,13 +2325,7 @@
         <w:t>)</w:t>
       </w:r>
     </w:p>
-    <w:p>
-      <w:pPr>
-        <w:rPr>
-          <w:rFonts w:hint="eastAsia"/>
-        </w:rPr>
-      </w:pPr>
-    </w:p>
+    <w:p/>
     <w:p>
       <w:r>
         <w:rPr>
@@ -2343,11 +2359,6 @@
       </w:r>
     </w:p>
     <w:p>
-      <w:pPr>
-        <w:rPr>
-          <w:rFonts w:hint="eastAsia"/>
-        </w:rPr>
-      </w:pPr>
       <w:r>
         <w:t xml:space="preserve">                                 const BSONObj &amp;orderBy</w:t>
       </w:r>
@@ -2361,9 +2372,6 @@
     <w:p>
       <w:pPr>
         <w:ind w:leftChars="170" w:firstLineChars="1650" w:firstLine="3465"/>
-        <w:rPr>
-          <w:rFonts w:hint="eastAsia"/>
-        </w:rPr>
       </w:pPr>
       <w:r>
         <w:t>const BSONObj &amp;</w:t>
@@ -2387,11 +2395,6 @@
       </w:r>
     </w:p>
     <w:p>
-      <w:pPr>
-        <w:rPr>
-          <w:rFonts w:hint="eastAsia"/>
-        </w:rPr>
-      </w:pPr>
       <w:r>
         <w:t xml:space="preserve">                             </w:t>
       </w:r>
@@ -2414,19 +2417,8 @@
         <w:t>)</w:t>
       </w:r>
     </w:p>
-    <w:p>
-      <w:pPr>
-        <w:rPr>
-          <w:rFonts w:hint="eastAsia"/>
-        </w:rPr>
-      </w:pPr>
-    </w:p>
-    <w:p>
-      <w:pPr>
-        <w:rPr>
-          <w:rFonts w:hint="eastAsia"/>
-        </w:rPr>
-      </w:pPr>
+    <w:p/>
+    <w:p>
       <w:r>
         <w:rPr>
           <w:rFonts w:hint="eastAsia"/>
@@ -2454,9 +2446,6 @@
     <w:p>
       <w:pPr>
         <w:ind w:leftChars="170" w:left="3822" w:hangingChars="1650" w:hanging="3465"/>
-        <w:rPr>
-          <w:rFonts w:hint="eastAsia"/>
-        </w:rPr>
       </w:pPr>
       <w:r>
         <w:t xml:space="preserve">                                </w:t>
@@ -2474,9 +2463,6 @@
     <w:p>
       <w:pPr>
         <w:ind w:leftChars="170" w:firstLineChars="1650" w:firstLine="3465"/>
-        <w:rPr>
-          <w:rFonts w:hint="eastAsia"/>
-        </w:rPr>
       </w:pPr>
       <w:r>
         <w:t>BSONObject orderBy</w:t>
@@ -2491,9 +2477,6 @@
     <w:p>
       <w:pPr>
         <w:ind w:leftChars="170" w:firstLineChars="1650" w:firstLine="3465"/>
-        <w:rPr>
-          <w:rFonts w:hint="eastAsia"/>
-        </w:rPr>
       </w:pPr>
       <w:r>
         <w:t xml:space="preserve">BSONObject </w:t>
@@ -2519,9 +2502,6 @@
     <w:p>
       <w:pPr>
         <w:ind w:leftChars="170" w:firstLineChars="1650" w:firstLine="3465"/>
-        <w:rPr>
-          <w:rFonts w:hint="eastAsia"/>
-        </w:rPr>
       </w:pPr>
       <w:r>
         <w:rPr>
@@ -2542,17 +2522,11 @@
     <w:p>
       <w:pPr>
         <w:ind w:leftChars="170"/>
-        <w:rPr>
-          <w:rFonts w:hint="eastAsia"/>
-        </w:rPr>
       </w:pPr>
     </w:p>
     <w:p>
       <w:pPr>
         <w:ind w:leftChars="170"/>
-        <w:rPr>
-          <w:rFonts w:hint="eastAsia"/>
-        </w:rPr>
       </w:pPr>
       <w:r>
         <w:rPr>
@@ -2588,9 +2562,6 @@
     <w:p>
       <w:pPr>
         <w:ind w:leftChars="170"/>
-        <w:rPr>
-          <w:rFonts w:hint="eastAsia"/>
-        </w:rPr>
       </w:pPr>
       <w:r>
         <w:rPr>
@@ -2620,9 +2591,6 @@
     <w:p>
       <w:pPr>
         <w:ind w:leftChars="170"/>
-        <w:rPr>
-          <w:rFonts w:hint="eastAsia"/>
-        </w:rPr>
       </w:pPr>
       <w:r>
         <w:rPr>
@@ -2699,15 +2667,18 @@
         <w:t xml:space="preserve"> </w:t>
       </w:r>
       <w:r>
-        <w:t>* from $SNAPSHOT_CONFIG where GroupName='db2' and SvcName='41000'")</w:t>
-      </w:r>
-    </w:p>
-    <w:p>
-      <w:r>
-        <w:rPr>
-          <w:rFonts w:hint="eastAsia"/>
-        </w:rPr>
+        <w:t xml:space="preserve">* from $SNAPSHOT_CONFIG where GroupName='db2' and </w:t>
+      </w:r>
+      <w:r>
         <w:lastRenderedPageBreak/>
+        <w:t>SvcName='41000'")</w:t>
+      </w:r>
+    </w:p>
+    <w:p>
+      <w:r>
+        <w:rPr>
+          <w:rFonts w:hint="eastAsia"/>
+        </w:rPr>
         <w:t>通过</w:t>
       </w:r>
       <w:r>
@@ -3950,6 +3921,7 @@
         <w:rPr>
           <w:rFonts w:hint="eastAsia"/>
         </w:rPr>
+        <w:lastRenderedPageBreak/>
         <w:t>用户输入</w:t>
       </w:r>
       <w:r>
@@ -3968,7 +3940,6 @@
         <w:rPr>
           <w:rFonts w:hint="eastAsia"/>
         </w:rPr>
-        <w:lastRenderedPageBreak/>
         <w:t>{diagnum:1, preferedinstance:1}, { GroupName:</w:t>
       </w:r>
       <w:r>
@@ -4543,6 +4514,7 @@
         <w:ind w:firstLineChars="0"/>
       </w:pPr>
       <w:r>
+        <w:lastRenderedPageBreak/>
         <w:t>sdb</w:t>
       </w:r>
       <w:r>
@@ -4563,7 +4535,6 @@
         <w:rPr>
           <w:rFonts w:hint="eastAsia"/>
         </w:rPr>
-        <w:lastRenderedPageBreak/>
         <w:t>(</w:t>
       </w:r>
       <w:r>
@@ -5010,13 +4981,7 @@
         <w:t>进行省略。</w:t>
       </w:r>
     </w:p>
-    <w:p>
-      <w:pPr>
-        <w:rPr>
-          <w:rFonts w:hint="eastAsia"/>
-        </w:rPr>
-      </w:pPr>
-    </w:p>
+    <w:p/>
     <w:p>
       <w:pPr>
         <w:pStyle w:val="ListParagraph"/>
@@ -5025,9 +4990,6 @@
           <w:numId w:val="30"/>
         </w:numPr>
         <w:ind w:firstLineChars="0"/>
-        <w:rPr>
-          <w:rFonts w:hint="eastAsia"/>
-        </w:rPr>
       </w:pPr>
       <w:r>
         <w:rPr>
@@ -5114,233 +5076,233 @@
     </w:p>
     <w:p>
       <w:r>
+        <w:lastRenderedPageBreak/>
         <w:t xml:space="preserve">    "maxpool": 50,</w:t>
       </w:r>
     </w:p>
     <w:p>
       <w:r>
+        <w:t xml:space="preserve">    "diagnum": 20,</w:t>
+      </w:r>
+    </w:p>
+    <w:p>
+      <w:r>
+        <w:t xml:space="preserve">    "auditnum": 20,</w:t>
+      </w:r>
+    </w:p>
+    <w:p>
+      <w:r>
+        <w:t xml:space="preserve">    "auditmask": "SYSTEM|DDL|DCL",</w:t>
+      </w:r>
+    </w:p>
+    <w:p>
+      <w:r>
+        <w:t xml:space="preserve">    "svcname": "50000",</w:t>
+      </w:r>
+    </w:p>
+    <w:p>
+      <w:r>
+        <w:t xml:space="preserve">    "replname": "50001",</w:t>
+      </w:r>
+    </w:p>
+    <w:p>
+      <w:r>
+        <w:t xml:space="preserve">    "catalogname": "50003",</w:t>
+      </w:r>
+    </w:p>
+    <w:p>
+      <w:r>
+        <w:t xml:space="preserve">    "shardname": "50002",</w:t>
+      </w:r>
+    </w:p>
+    <w:p>
+      <w:r>
+        <w:t xml:space="preserve">    "httpname": "50004",</w:t>
+      </w:r>
+    </w:p>
+    <w:p>
+      <w:r>
+        <w:t xml:space="preserve">    "omname": "50005",</w:t>
+      </w:r>
+    </w:p>
+    <w:p>
+      <w:r>
+        <w:t xml:space="preserve">    "diaglevel": 3,</w:t>
+      </w:r>
+    </w:p>
+    <w:p>
+      <w:r>
+        <w:t xml:space="preserve">    "role": "coord",</w:t>
+      </w:r>
+    </w:p>
+    <w:p>
+      <w:r>
+        <w:t xml:space="preserve">    "logfilesz": 64,</w:t>
+      </w:r>
+    </w:p>
+    <w:p>
+      <w:r>
+        <w:t xml:space="preserve">    "logfilenum": 20,</w:t>
+      </w:r>
+    </w:p>
+    <w:p>
+      <w:r>
+        <w:t xml:space="preserve">    "logbuffsize": 1024,</w:t>
+      </w:r>
+    </w:p>
+    <w:p>
+      <w:r>
+        <w:t xml:space="preserve">    "numpreload": 0,</w:t>
+      </w:r>
+    </w:p>
+    <w:p>
+      <w:r>
+        <w:t xml:space="preserve">    "maxprefpool": 0,</w:t>
+      </w:r>
+    </w:p>
+    <w:p>
+      <w:r>
+        <w:t xml:space="preserve">    "maxsubquery": 0,</w:t>
+      </w:r>
+    </w:p>
+    <w:p>
+      <w:r>
+        <w:t xml:space="preserve">    "maxreplsync": 10,</w:t>
+      </w:r>
+    </w:p>
+    <w:p>
+      <w:r>
+        <w:t xml:space="preserve">    "replbucketsize": 32,</w:t>
+      </w:r>
+    </w:p>
+    <w:p>
+      <w:r>
+        <w:t xml:space="preserve">    "syncstrategy": "KeepNormal",</w:t>
+      </w:r>
+    </w:p>
+    <w:p>
+      <w:r>
+        <w:t xml:space="preserve">    "preferedinstance": "M",</w:t>
+      </w:r>
+    </w:p>
+    <w:p>
+      <w:r>
+        <w:t xml:space="preserve">    "preferedinstancemode": "random",</w:t>
+      </w:r>
+    </w:p>
+    <w:p>
+      <w:r>
+        <w:t xml:space="preserve">    "instanceid": 0,</w:t>
+      </w:r>
+    </w:p>
+    <w:p>
+      <w:r>
+        <w:t xml:space="preserve">    "dataerrorop": 1,</w:t>
+      </w:r>
+    </w:p>
+    <w:p>
+      <w:r>
+        <w:t xml:space="preserve">    "memdebug": "FALSE",</w:t>
+      </w:r>
+    </w:p>
+    <w:p>
+      <w:r>
+        <w:t xml:space="preserve">    "memdebugsize": 0,</w:t>
+      </w:r>
+    </w:p>
+    <w:p>
+      <w:r>
+        <w:t xml:space="preserve">    "indexscanstep": 100,</w:t>
+      </w:r>
+    </w:p>
+    <w:p>
+      <w:r>
+        <w:t xml:space="preserve">    "dpslocal": "FALSE",</w:t>
+      </w:r>
+    </w:p>
+    <w:p>
+      <w:r>
+        <w:t xml:space="preserve">    "traceon": "FALSE",</w:t>
+      </w:r>
+    </w:p>
+    <w:p>
+      <w:r>
+        <w:t xml:space="preserve">    "tracebufsz": 256,</w:t>
+      </w:r>
+    </w:p>
+    <w:p>
+      <w:r>
+        <w:t xml:space="preserve">    "transactionon": "FALSE",</w:t>
+      </w:r>
+    </w:p>
+    <w:p>
+      <w:r>
+        <w:t xml:space="preserve">    "transactiontimeout": 60,</w:t>
+      </w:r>
+    </w:p>
+    <w:p>
+      <w:r>
+        <w:t xml:space="preserve">    "sharingbreak": 7000,</w:t>
+      </w:r>
+    </w:p>
+    <w:p>
+      <w:r>
+        <w:t xml:space="preserve">    "startshifttime": 600,</w:t>
+      </w:r>
+    </w:p>
+    <w:p>
+      <w:r>
+        <w:t xml:space="preserve">    "catalogaddr": "ubuntu-zwb:30003,ubuntu-zwb:30013,ubuntu-zwb:30023",</w:t>
+      </w:r>
+    </w:p>
+    <w:p>
+      <w:r>
+        <w:t xml:space="preserve">    "tmppath": "/home/users/zwb/sequoiadb/trunk/50000/tmp/",</w:t>
+      </w:r>
+    </w:p>
+    <w:p>
+      <w:r>
+        <w:t xml:space="preserve">    "sortbuf": 256,</w:t>
+      </w:r>
+    </w:p>
+    <w:p>
+      <w:r>
+        <w:t xml:space="preserve">    "hjbuf": 128,</w:t>
+      </w:r>
+    </w:p>
+    <w:p>
+      <w:r>
+        <w:t xml:space="preserve">    "directioinlob": "FALSE",</w:t>
+      </w:r>
+    </w:p>
+    <w:p>
+      <w:r>
+        <w:t xml:space="preserve">    "sparsefile": "FALSE",</w:t>
+      </w:r>
+    </w:p>
+    <w:p>
+      <w:r>
+        <w:t xml:space="preserve">    "weight": 10,</w:t>
+      </w:r>
+    </w:p>
+    <w:p>
+      <w:r>
+        <w:t xml:space="preserve">    "auth": "TRUE",</w:t>
+      </w:r>
+    </w:p>
+    <w:p>
+      <w:r>
+        <w:t xml:space="preserve">    "planbuckets": 500,</w:t>
+      </w:r>
+    </w:p>
+    <w:p>
+      <w:r>
         <w:lastRenderedPageBreak/>
-        <w:t xml:space="preserve">    "diagnum": 20,</w:t>
-      </w:r>
-    </w:p>
-    <w:p>
-      <w:r>
-        <w:t xml:space="preserve">    "auditnum": 20,</w:t>
-      </w:r>
-    </w:p>
-    <w:p>
-      <w:r>
-        <w:t xml:space="preserve">    "auditmask": "SYSTEM|DDL|DCL",</w:t>
-      </w:r>
-    </w:p>
-    <w:p>
-      <w:r>
-        <w:t xml:space="preserve">    "svcname": "50000",</w:t>
-      </w:r>
-    </w:p>
-    <w:p>
-      <w:r>
-        <w:t xml:space="preserve">    "replname": "50001",</w:t>
-      </w:r>
-    </w:p>
-    <w:p>
-      <w:r>
-        <w:t xml:space="preserve">    "catalogname": "50003",</w:t>
-      </w:r>
-    </w:p>
-    <w:p>
-      <w:r>
-        <w:t xml:space="preserve">    "shardname": "50002",</w:t>
-      </w:r>
-    </w:p>
-    <w:p>
-      <w:r>
-        <w:t xml:space="preserve">    "httpname": "50004",</w:t>
-      </w:r>
-    </w:p>
-    <w:p>
-      <w:r>
-        <w:t xml:space="preserve">    "omname": "50005",</w:t>
-      </w:r>
-    </w:p>
-    <w:p>
-      <w:r>
-        <w:t xml:space="preserve">    "diaglevel": 3,</w:t>
-      </w:r>
-    </w:p>
-    <w:p>
-      <w:r>
-        <w:t xml:space="preserve">    "role": "coord",</w:t>
-      </w:r>
-    </w:p>
-    <w:p>
-      <w:r>
-        <w:t xml:space="preserve">    "logfilesz": 64,</w:t>
-      </w:r>
-    </w:p>
-    <w:p>
-      <w:r>
-        <w:t xml:space="preserve">    "logfilenum": 20,</w:t>
-      </w:r>
-    </w:p>
-    <w:p>
-      <w:r>
-        <w:t xml:space="preserve">    "logbuffsize": 1024,</w:t>
-      </w:r>
-    </w:p>
-    <w:p>
-      <w:r>
-        <w:t xml:space="preserve">    "numpreload": 0,</w:t>
-      </w:r>
-    </w:p>
-    <w:p>
-      <w:r>
-        <w:t xml:space="preserve">    "maxprefpool": 0,</w:t>
-      </w:r>
-    </w:p>
-    <w:p>
-      <w:r>
-        <w:t xml:space="preserve">    "maxsubquery": 0,</w:t>
-      </w:r>
-    </w:p>
-    <w:p>
-      <w:r>
-        <w:t xml:space="preserve">    "maxreplsync": 10,</w:t>
-      </w:r>
-    </w:p>
-    <w:p>
-      <w:r>
-        <w:t xml:space="preserve">    "replbucketsize": 32,</w:t>
-      </w:r>
-    </w:p>
-    <w:p>
-      <w:r>
-        <w:t xml:space="preserve">    "syncstrategy": "KeepNormal",</w:t>
-      </w:r>
-    </w:p>
-    <w:p>
-      <w:r>
-        <w:t xml:space="preserve">    "preferedinstance": "M",</w:t>
-      </w:r>
-    </w:p>
-    <w:p>
-      <w:r>
-        <w:t xml:space="preserve">    "preferedinstancemode": "random",</w:t>
-      </w:r>
-    </w:p>
-    <w:p>
-      <w:r>
-        <w:t xml:space="preserve">    "instanceid": 0,</w:t>
-      </w:r>
-    </w:p>
-    <w:p>
-      <w:r>
-        <w:t xml:space="preserve">    "dataerrorop": 1,</w:t>
-      </w:r>
-    </w:p>
-    <w:p>
-      <w:r>
-        <w:t xml:space="preserve">    "memdebug": "FALSE",</w:t>
-      </w:r>
-    </w:p>
-    <w:p>
-      <w:r>
-        <w:t xml:space="preserve">    "memdebugsize": 0,</w:t>
-      </w:r>
-    </w:p>
-    <w:p>
-      <w:r>
-        <w:t xml:space="preserve">    "indexscanstep": 100,</w:t>
-      </w:r>
-    </w:p>
-    <w:p>
-      <w:r>
-        <w:t xml:space="preserve">    "dpslocal": "FALSE",</w:t>
-      </w:r>
-    </w:p>
-    <w:p>
-      <w:r>
-        <w:t xml:space="preserve">    "traceon": "FALSE",</w:t>
-      </w:r>
-    </w:p>
-    <w:p>
-      <w:r>
-        <w:t xml:space="preserve">    "tracebufsz": 256,</w:t>
-      </w:r>
-    </w:p>
-    <w:p>
-      <w:r>
-        <w:t xml:space="preserve">    "transactionon": "FALSE",</w:t>
-      </w:r>
-    </w:p>
-    <w:p>
-      <w:r>
-        <w:t xml:space="preserve">    "transactiontimeout": 60,</w:t>
-      </w:r>
-    </w:p>
-    <w:p>
-      <w:r>
-        <w:t xml:space="preserve">    "sharingbreak": 7000,</w:t>
-      </w:r>
-    </w:p>
-    <w:p>
-      <w:r>
-        <w:t xml:space="preserve">    "startshifttime": 600,</w:t>
-      </w:r>
-    </w:p>
-    <w:p>
-      <w:r>
-        <w:t xml:space="preserve">    "catalogaddr": "ubuntu-zwb:30003,ubuntu-zwb:30013,ubuntu-zwb:30023",</w:t>
-      </w:r>
-    </w:p>
-    <w:p>
-      <w:r>
-        <w:t xml:space="preserve">    "tmppath": "/home/users/zwb/sequoiadb/trunk/50000/tmp/",</w:t>
-      </w:r>
-    </w:p>
-    <w:p>
-      <w:r>
-        <w:t xml:space="preserve">    "sortbuf": 256,</w:t>
-      </w:r>
-    </w:p>
-    <w:p>
-      <w:r>
-        <w:t xml:space="preserve">    "hjbuf": 128,</w:t>
-      </w:r>
-    </w:p>
-    <w:p>
-      <w:r>
-        <w:t xml:space="preserve">    "directioinlob": "FALSE",</w:t>
-      </w:r>
-    </w:p>
-    <w:p>
-      <w:r>
-        <w:t xml:space="preserve">    "sparsefile": "FALSE",</w:t>
-      </w:r>
-    </w:p>
-    <w:p>
-      <w:r>
-        <w:t xml:space="preserve">    "weight": 10,</w:t>
-      </w:r>
-    </w:p>
-    <w:p>
-      <w:r>
-        <w:t xml:space="preserve">    "auth": "TRUE",</w:t>
-      </w:r>
-    </w:p>
-    <w:p>
-      <w:r>
-        <w:t xml:space="preserve">    "planbuckets": 500,</w:t>
-      </w:r>
-    </w:p>
-    <w:p>
-      <w:r>
         <w:t xml:space="preserve">    "optimeout": 300000,</w:t>
       </w:r>
     </w:p>
     <w:p>
       <w:r>
-        <w:lastRenderedPageBreak/>
         <w:t xml:space="preserve">    "overflowratio": 12,</w:t>
       </w:r>
     </w:p>
@@ -5567,10 +5529,10 @@
             <v:path o:extrusionok="f" gradientshapeok="t" o:connecttype="rect"/>
             <o:lock v:ext="edit" aspectratio="t"/>
           </v:shapetype>
-          <v:shape id="_x0000_i1025" type="#_x0000_t75" style="width:414.7pt;height:571.8pt" o:ole="">
+          <v:shape id="_x0000_i1025" type="#_x0000_t75" style="width:414.75pt;height:571.5pt" o:ole="">
             <v:imagedata r:id="rId8" o:title=""/>
           </v:shape>
-          <o:OLEObject Type="Embed" ProgID="Visio.Drawing.11" ShapeID="_x0000_i1025" DrawAspect="Content" ObjectID="_1585549345" r:id="rId9"/>
+          <o:OLEObject Type="Embed" ProgID="Visio.Drawing.11" ShapeID="_x0000_i1025" DrawAspect="Content" ObjectID="_1585565153" r:id="rId9"/>
         </w:object>
       </w:r>
     </w:p>
@@ -5585,10 +5547,10 @@
     <w:p>
       <w:r>
         <w:object w:dxaOrig="3853" w:dyaOrig="12805">
-          <v:shape id="_x0000_i1026" type="#_x0000_t75" style="width:193.1pt;height:640.05pt" o:ole="">
+          <v:shape id="_x0000_i1026" type="#_x0000_t75" style="width:192.75pt;height:640.5pt" o:ole="">
             <v:imagedata r:id="rId10" o:title=""/>
           </v:shape>
-          <o:OLEObject Type="Embed" ProgID="Visio.Drawing.11" ShapeID="_x0000_i1026" DrawAspect="Content" ObjectID="_1585549346" r:id="rId11"/>
+          <o:OLEObject Type="Embed" ProgID="Visio.Drawing.11" ShapeID="_x0000_i1026" DrawAspect="Content" ObjectID="_1585565154" r:id="rId11"/>
         </w:object>
       </w:r>
     </w:p>
@@ -5907,10 +5869,10 @@
     <w:p>
       <w:r>
         <w:object w:dxaOrig="9679" w:dyaOrig="9889">
-          <v:shape id="_x0000_i1027" type="#_x0000_t75" style="width:415.15pt;height:424.05pt" o:ole="">
+          <v:shape id="_x0000_i1027" type="#_x0000_t75" style="width:415.5pt;height:424.5pt" o:ole="">
             <v:imagedata r:id="rId12" o:title=""/>
           </v:shape>
-          <o:OLEObject Type="Embed" ProgID="Visio.Drawing.11" ShapeID="_x0000_i1027" DrawAspect="Content" ObjectID="_1585549347" r:id="rId13"/>
+          <o:OLEObject Type="Embed" ProgID="Visio.Drawing.11" ShapeID="_x0000_i1027" DrawAspect="Content" ObjectID="_1585565155" r:id="rId13"/>
         </w:object>
       </w:r>
     </w:p>
@@ -5925,10 +5887,10 @@
     <w:p>
       <w:r>
         <w:object w:dxaOrig="5667" w:dyaOrig="10492">
-          <v:shape id="_x0000_i1028" type="#_x0000_t75" style="width:283.8pt;height:524.1pt" o:ole="">
+          <v:shape id="_x0000_i1028" type="#_x0000_t75" style="width:284.25pt;height:524.25pt" o:ole="">
             <v:imagedata r:id="rId14" o:title=""/>
           </v:shape>
-          <o:OLEObject Type="Embed" ProgID="Visio.Drawing.11" ShapeID="_x0000_i1028" DrawAspect="Content" ObjectID="_1585549348" r:id="rId15"/>
+          <o:OLEObject Type="Embed" ProgID="Visio.Drawing.11" ShapeID="_x0000_i1028" DrawAspect="Content" ObjectID="_1585565156" r:id="rId15"/>
         </w:object>
       </w:r>
     </w:p>
@@ -6117,11 +6079,6 @@
       </w:r>
     </w:p>
     <w:p>
-      <w:pPr>
-        <w:rPr>
-          <w:rFonts w:hint="eastAsia"/>
-        </w:rPr>
-      </w:pPr>
       <w:r>
         <w:rPr>
           <w:rFonts w:hint="eastAsia"/>
@@ -6183,13 +6140,7 @@
         <w:t>。</w:t>
       </w:r>
     </w:p>
-    <w:p>
-      <w:pPr>
-        <w:rPr>
-          <w:rFonts w:hint="eastAsia"/>
-        </w:rPr>
-      </w:pPr>
-    </w:p>
+    <w:p/>
     <w:p>
       <w:r>
         <w:rPr>
@@ -6252,10 +6203,10 @@
     <w:p>
       <w:r>
         <w:object w:dxaOrig="6403" w:dyaOrig="3111">
-          <v:shape id="_x0000_i1029" type="#_x0000_t75" style="width:320.25pt;height:155.7pt" o:ole="">
+          <v:shape id="_x0000_i1029" type="#_x0000_t75" style="width:320.25pt;height:156pt" o:ole="">
             <v:imagedata r:id="rId16" o:title=""/>
           </v:shape>
-          <o:OLEObject Type="Embed" ProgID="Visio.Drawing.11" ShapeID="_x0000_i1029" DrawAspect="Content" ObjectID="_1585549349" r:id="rId17"/>
+          <o:OLEObject Type="Embed" ProgID="Visio.Drawing.11" ShapeID="_x0000_i1029" DrawAspect="Content" ObjectID="_1585565157" r:id="rId17"/>
         </w:object>
       </w:r>
     </w:p>
@@ -6275,17 +6226,12 @@
       </w:r>
     </w:p>
     <w:p>
-      <w:pPr>
-        <w:rPr>
-          <w:rFonts w:hint="eastAsia"/>
-        </w:rPr>
-      </w:pPr>
       <w:r>
         <w:object w:dxaOrig="7410" w:dyaOrig="7595">
-          <v:shape id="_x0000_i1032" type="#_x0000_t75" style="width:370.3pt;height:380.1pt" o:ole="">
+          <v:shape id="_x0000_i1030" type="#_x0000_t75" style="width:370.5pt;height:380.25pt" o:ole="">
             <v:imagedata r:id="rId18" o:title=""/>
           </v:shape>
-          <o:OLEObject Type="Embed" ProgID="Visio.Drawing.11" ShapeID="_x0000_i1032" DrawAspect="Content" ObjectID="_1585549350" r:id="rId19"/>
+          <o:OLEObject Type="Embed" ProgID="Visio.Drawing.11" ShapeID="_x0000_i1030" DrawAspect="Content" ObjectID="_1585565158" r:id="rId19"/>
         </w:object>
       </w:r>
     </w:p>
@@ -6312,10 +6258,10 @@
     <w:p>
       <w:r>
         <w:object w:dxaOrig="7454" w:dyaOrig="13661">
-          <v:shape id="_x0000_i1030" type="#_x0000_t75" style="width:372.15pt;height:683.05pt" o:ole="">
+          <v:shape id="_x0000_i1031" type="#_x0000_t75" style="width:372pt;height:683.25pt" o:ole="">
             <v:imagedata r:id="rId20" o:title=""/>
           </v:shape>
-          <o:OLEObject Type="Embed" ProgID="Visio.Drawing.11" ShapeID="_x0000_i1030" DrawAspect="Content" ObjectID="_1585549351" r:id="rId21"/>
+          <o:OLEObject Type="Embed" ProgID="Visio.Drawing.11" ShapeID="_x0000_i1031" DrawAspect="Content" ObjectID="_1585565159" r:id="rId21"/>
         </w:object>
       </w:r>
     </w:p>
@@ -6615,11 +6561,6 @@
       </w:r>
     </w:p>
     <w:p>
-      <w:pPr>
-        <w:rPr>
-          <w:rFonts w:hint="eastAsia"/>
-        </w:rPr>
-      </w:pPr>
       <w:r>
         <w:t xml:space="preserve">   #define PMD_CFG_MASK_SKIP_HIDEDFT         0x00000004</w:t>
       </w:r>
@@ -6627,179 +6568,213 @@
     <w:p>
       <w:pPr>
         <w:ind w:leftChars="170" w:firstLineChars="150" w:firstLine="315"/>
-      </w:pPr>
-      <w:r>
-        <w:rPr>
-          <w:rFonts w:hint="eastAsia"/>
-        </w:rPr>
-        <w:t>#</w:t>
-      </w:r>
-      <w:r>
-        <w:t>define PMD_CFG_MASK_</w:t>
-      </w:r>
-      <w:r>
-        <w:rPr>
-          <w:rFonts w:hint="eastAsia"/>
-        </w:rPr>
-        <w:t>USE</w:t>
-      </w:r>
-      <w:r>
-        <w:t>_</w:t>
-      </w:r>
-      <w:r>
-        <w:rPr>
-          <w:rFonts w:hint="eastAsia"/>
-        </w:rPr>
-        <w:t xml:space="preserve">MARKEDRUNTIME </w:t>
-      </w:r>
-      <w:r>
-        <w:t>0x0000000</w:t>
-      </w:r>
-      <w:r>
-        <w:rPr>
-          <w:rFonts w:hint="eastAsia"/>
-        </w:rPr>
-        <w:t>8 //</w:t>
-      </w:r>
-      <w:r>
-        <w:rPr>
-          <w:rFonts w:hint="eastAsia"/>
-        </w:rPr>
-        <w:t>只导出标记的文件配置的内存值</w:t>
-      </w:r>
-    </w:p>
-    <w:p>
-      <w:r>
-        <w:rPr>
-          <w:rFonts w:hint="eastAsia"/>
-        </w:rPr>
-        <w:t xml:space="preserve">   #</w:t>
-      </w:r>
-      <w:r>
-        <w:t>define PMD_CFG_MASK_</w:t>
-      </w:r>
-      <w:r>
-        <w:rPr>
-          <w:rFonts w:hint="eastAsia"/>
-        </w:rPr>
-        <w:t>USE</w:t>
-      </w:r>
-      <w:r>
-        <w:t>_</w:t>
-      </w:r>
-      <w:r>
-        <w:rPr>
-          <w:rFonts w:hint="eastAsia"/>
-        </w:rPr>
-        <w:t>MARKED</w:t>
-      </w:r>
-      <w:r>
-        <w:rPr>
-          <w:rFonts w:hint="eastAsia"/>
-        </w:rPr>
-        <w:t xml:space="preserve">FILE     </w:t>
-      </w:r>
-      <w:r>
-        <w:t>0x0000000</w:t>
-      </w:r>
-      <w:r>
-        <w:rPr>
-          <w:rFonts w:hint="eastAsia"/>
-        </w:rPr>
-        <w:t>8</w:t>
-      </w:r>
-      <w:r>
-        <w:rPr>
-          <w:rFonts w:hint="eastAsia"/>
-        </w:rPr>
-        <w:t xml:space="preserve"> //</w:t>
-      </w:r>
-      <w:r>
-        <w:rPr>
-          <w:rFonts w:hint="eastAsia"/>
-        </w:rPr>
-        <w:t>只</w:t>
-      </w:r>
-      <w:r>
-        <w:rPr>
-          <w:rFonts w:hint="eastAsia"/>
-        </w:rPr>
-        <w:t>导出标记的文件配置</w:t>
-      </w:r>
-      <w:r>
-        <w:rPr>
-          <w:rFonts w:hint="eastAsia"/>
-        </w:rPr>
-        <w:t>的</w:t>
-      </w:r>
-      <w:r>
-        <w:rPr>
-          <w:rFonts w:hint="eastAsia"/>
-        </w:rPr>
-        <w:t>配置文件值</w:t>
-      </w:r>
+        <w:rPr>
+          <w:del w:id="5" w:author="xujianhui" w:date="2018-04-18T13:55:00Z"/>
+        </w:rPr>
+      </w:pPr>
+      <w:del w:id="6" w:author="xujianhui" w:date="2018-04-18T13:55:00Z">
+        <w:r>
+          <w:rPr>
+            <w:rFonts w:hint="eastAsia"/>
+          </w:rPr>
+          <w:delText>#</w:delText>
+        </w:r>
+        <w:r>
+          <w:delText>define PMD_CFG_MASK_</w:delText>
+        </w:r>
+        <w:r>
+          <w:rPr>
+            <w:rFonts w:hint="eastAsia"/>
+          </w:rPr>
+          <w:delText>USE</w:delText>
+        </w:r>
+        <w:r>
+          <w:delText>_</w:delText>
+        </w:r>
+        <w:r>
+          <w:rPr>
+            <w:rFonts w:hint="eastAsia"/>
+          </w:rPr>
+          <w:delText xml:space="preserve">MARKEDRUNTIME </w:delText>
+        </w:r>
+        <w:r>
+          <w:delText>0x0000000</w:delText>
+        </w:r>
+        <w:r>
+          <w:rPr>
+            <w:rFonts w:hint="eastAsia"/>
+          </w:rPr>
+          <w:delText>8 //</w:delText>
+        </w:r>
+        <w:r>
+          <w:rPr>
+            <w:rFonts w:hint="eastAsia"/>
+          </w:rPr>
+          <w:delText>只导出标记的文件配置的内存值</w:delText>
+        </w:r>
+      </w:del>
+    </w:p>
+    <w:p>
+      <w:pPr>
+        <w:rPr>
+          <w:del w:id="7" w:author="xujianhui" w:date="2018-04-18T13:55:00Z"/>
+        </w:rPr>
+      </w:pPr>
+      <w:del w:id="8" w:author="xujianhui" w:date="2018-04-18T13:55:00Z">
+        <w:r>
+          <w:rPr>
+            <w:rFonts w:hint="eastAsia"/>
+          </w:rPr>
+          <w:delText xml:space="preserve">   #</w:delText>
+        </w:r>
+        <w:r>
+          <w:delText>define PMD_CFG_MASK_</w:delText>
+        </w:r>
+        <w:r>
+          <w:rPr>
+            <w:rFonts w:hint="eastAsia"/>
+          </w:rPr>
+          <w:delText>USE</w:delText>
+        </w:r>
+        <w:r>
+          <w:delText>_</w:delText>
+        </w:r>
+        <w:r>
+          <w:rPr>
+            <w:rFonts w:hint="eastAsia"/>
+          </w:rPr>
+          <w:delText>MARKED</w:delText>
+        </w:r>
+        <w:r>
+          <w:rPr>
+            <w:rFonts w:hint="eastAsia"/>
+          </w:rPr>
+          <w:delText xml:space="preserve">FILE     </w:delText>
+        </w:r>
+        <w:r>
+          <w:delText>0x0000000</w:delText>
+        </w:r>
+        <w:r>
+          <w:rPr>
+            <w:rFonts w:hint="eastAsia"/>
+          </w:rPr>
+          <w:delText>8</w:delText>
+        </w:r>
+        <w:r>
+          <w:rPr>
+            <w:rFonts w:hint="eastAsia"/>
+          </w:rPr>
+          <w:delText xml:space="preserve"> //</w:delText>
+        </w:r>
+        <w:r>
+          <w:rPr>
+            <w:rFonts w:hint="eastAsia"/>
+          </w:rPr>
+          <w:delText>只</w:delText>
+        </w:r>
+        <w:r>
+          <w:rPr>
+            <w:rFonts w:hint="eastAsia"/>
+          </w:rPr>
+          <w:delText>导出标记的文件配置</w:delText>
+        </w:r>
+        <w:r>
+          <w:rPr>
+            <w:rFonts w:hint="eastAsia"/>
+          </w:rPr>
+          <w:delText>的</w:delText>
+        </w:r>
+        <w:r>
+          <w:rPr>
+            <w:rFonts w:hint="eastAsia"/>
+          </w:rPr>
+          <w:delText>配置文件值</w:delText>
+        </w:r>
+      </w:del>
     </w:p>
     <w:p>
       <w:pPr>
         <w:ind w:leftChars="170" w:firstLineChars="150" w:firstLine="315"/>
-      </w:pPr>
-      <w:r>
-        <w:rPr>
-          <w:rFonts w:hint="eastAsia"/>
-        </w:rPr>
-        <w:t>#</w:t>
-      </w:r>
-      <w:r>
-        <w:t>define PMD_CFG_MASK_</w:t>
-      </w:r>
-      <w:r>
-        <w:rPr>
-          <w:rFonts w:hint="eastAsia"/>
-        </w:rPr>
-        <w:t>USE</w:t>
-      </w:r>
-      <w:r>
-        <w:t>_</w:t>
-      </w:r>
-      <w:r>
-        <w:rPr>
-          <w:rFonts w:hint="eastAsia"/>
-        </w:rPr>
-        <w:t xml:space="preserve">MARKED         </w:t>
-      </w:r>
-      <w:r>
-        <w:t>0x000000</w:t>
-      </w:r>
-      <w:r>
-        <w:rPr>
-          <w:rFonts w:hint="eastAsia"/>
-        </w:rPr>
-        <w:t>10</w:t>
-      </w:r>
-      <w:r>
-        <w:rPr>
-          <w:rFonts w:hint="eastAsia"/>
-        </w:rPr>
-        <w:t>//</w:t>
-      </w:r>
-      <w:r>
-        <w:rPr>
-          <w:rFonts w:hint="eastAsia"/>
-        </w:rPr>
-        <w:t>对于标记的</w:t>
-      </w:r>
-      <w:r>
-        <w:rPr>
-          <w:rFonts w:hint="eastAsia"/>
-        </w:rPr>
-        <w:t>配置</w:t>
-      </w:r>
-      <w:r>
-        <w:rPr>
-          <w:rFonts w:hint="eastAsia"/>
-        </w:rPr>
-        <w:t>使用配置文件值，其余配置使用内存值</w:t>
-      </w:r>
+        <w:rPr>
+          <w:del w:id="9" w:author="xujianhui" w:date="2018-04-18T13:55:00Z"/>
+          <w:rFonts w:hint="eastAsia"/>
+        </w:rPr>
+      </w:pPr>
+      <w:del w:id="10" w:author="xujianhui" w:date="2018-04-18T13:55:00Z">
+        <w:r>
+          <w:rPr>
+            <w:rFonts w:hint="eastAsia"/>
+          </w:rPr>
+          <w:delText>#</w:delText>
+        </w:r>
+        <w:r>
+          <w:delText>define PMD_CFG_MASK_</w:delText>
+        </w:r>
+        <w:r>
+          <w:rPr>
+            <w:rFonts w:hint="eastAsia"/>
+          </w:rPr>
+          <w:delText>USE</w:delText>
+        </w:r>
+        <w:r>
+          <w:delText>_</w:delText>
+        </w:r>
+        <w:r>
+          <w:rPr>
+            <w:rFonts w:hint="eastAsia"/>
+          </w:rPr>
+          <w:delText xml:space="preserve">MARKED         </w:delText>
+        </w:r>
+        <w:r>
+          <w:delText>0x000000</w:delText>
+        </w:r>
+        <w:r>
+          <w:rPr>
+            <w:rFonts w:hint="eastAsia"/>
+          </w:rPr>
+          <w:delText>10</w:delText>
+        </w:r>
+        <w:r>
+          <w:rPr>
+            <w:rFonts w:hint="eastAsia"/>
+          </w:rPr>
+          <w:delText>//</w:delText>
+        </w:r>
+        <w:r>
+          <w:rPr>
+            <w:rFonts w:hint="eastAsia"/>
+          </w:rPr>
+          <w:delText>对于标记的</w:delText>
+        </w:r>
+        <w:r>
+          <w:rPr>
+            <w:rFonts w:hint="eastAsia"/>
+          </w:rPr>
+          <w:delText>配置</w:delText>
+        </w:r>
+        <w:r>
+          <w:rPr>
+            <w:rFonts w:hint="eastAsia"/>
+          </w:rPr>
+          <w:delText>使用配置文件值，其余配置使用内存值</w:delText>
+        </w:r>
+      </w:del>
+    </w:p>
+    <w:p>
+      <w:pPr>
+        <w:ind w:leftChars="170" w:firstLineChars="150" w:firstLine="315"/>
+        <w:rPr>
+          <w:ins w:id="11" w:author="xujianhui" w:date="2018-04-18T13:59:00Z"/>
+        </w:rPr>
+      </w:pPr>
+      <w:ins w:id="12" w:author="xujianhui" w:date="2018-04-18T13:59:00Z">
+        <w:r>
+          <w:rPr>
+            <w:rFonts w:hint="eastAsia"/>
+          </w:rPr>
+          <w:t>???</w:t>
+        </w:r>
+      </w:ins>
     </w:p>
     <w:p/>
     <w:p>
@@ -7154,6 +7129,7 @@
         <w:rPr>
           <w:rFonts w:hint="eastAsia"/>
         </w:rPr>
+        <w:lastRenderedPageBreak/>
         <w:tab/>
         <w:t xml:space="preserve">  PMD_CFG_STEP_</w:t>
       </w:r>
@@ -7175,7 +7151,6 @@
         <w:ind w:left="0"/>
       </w:pPr>
       <w:r>
-        <w:lastRenderedPageBreak/>
         <w:t xml:space="preserve">   }</w:t>
       </w:r>
       <w:r>
@@ -8261,14 +8236,14 @@
               <w:rPr>
                 <w:rFonts w:hint="eastAsia"/>
               </w:rPr>
-              <w:t>用户输入的禁止修改配置，且该配置同时存在于配置文件</w:t>
+              <w:t>用户输入的禁止修改配置，且该配置同时存</w:t>
             </w:r>
             <w:r>
               <w:rPr>
                 <w:rFonts w:hint="eastAsia"/>
               </w:rPr>
               <w:lastRenderedPageBreak/>
-              <w:t>中</w:t>
+              <w:t>在于配置文件中</w:t>
             </w:r>
           </w:p>
         </w:tc>
@@ -8371,6 +8346,14 @@
     </w:p>
     <w:p/>
     <w:p>
+      <w:ins w:id="13" w:author="xujianhui" w:date="2018-04-18T13:58:00Z">
+        <w:r>
+          <w:rPr>
+            <w:rFonts w:hint="eastAsia"/>
+          </w:rPr>
+          <w:t>??</w:t>
+        </w:r>
+      </w:ins>
       <w:r>
         <w:rPr>
           <w:rFonts w:hint="eastAsia"/>
@@ -8617,10 +8600,10 @@
     <w:p>
       <w:r>
         <w:object w:dxaOrig="6995" w:dyaOrig="24132">
-          <v:shape id="_x0000_i1031" type="#_x0000_t75" style="width:350.2pt;height:1206.7pt" o:ole="">
+          <v:shape id="_x0000_i1032" type="#_x0000_t75" style="width:350.25pt;height:1206.75pt" o:ole="">
             <v:imagedata r:id="rId22" o:title=""/>
           </v:shape>
-          <o:OLEObject Type="Embed" ProgID="Excel.Sheet.12" ShapeID="_x0000_i1031" DrawAspect="Content" ObjectID="_1585549352" r:id="rId23"/>
+          <o:OLEObject Type="Embed" ProgID="Excel.Sheet.12" ShapeID="_x0000_i1032" DrawAspect="Content" ObjectID="_1585565160" r:id="rId23"/>
         </w:object>
       </w:r>
     </w:p>

--- a/internal_doc/03.开发设计/Story-配置参数集中修改.docx
+++ b/internal_doc/03.开发设计/Story-配置参数集中修改.docx
@@ -828,10 +828,6 @@
           <w:numId w:val="18"/>
         </w:numPr>
         <w:ind w:firstLineChars="0"/>
-        <w:rPr>
-          <w:ins w:id="0" w:author="xujianhui" w:date="2018-04-18T13:43:00Z"/>
-          <w:rFonts w:hint="eastAsia"/>
-        </w:rPr>
       </w:pPr>
       <w:r>
         <w:rPr>
@@ -873,14 +869,18 @@
         </w:numPr>
         <w:ind w:firstLineChars="0"/>
       </w:pPr>
-      <w:ins w:id="1" w:author="xujianhui" w:date="2018-04-18T13:43:00Z">
-        <w:r>
-          <w:rPr>
-            <w:rFonts w:hint="eastAsia"/>
-          </w:rPr>
-          <w:t>db.snapshot( &lt;snapType&gt;, QueryOption )</w:t>
-        </w:r>
-      </w:ins>
+      <w:r>
+        <w:rPr>
+          <w:rFonts w:hint="eastAsia"/>
+        </w:rPr>
+        <w:t>db.snapshot(</w:t>
+      </w:r>
+      <w:r>
+        <w:rPr>
+          <w:rFonts w:hint="eastAsia"/>
+        </w:rPr>
+        <w:t>&lt;snapType&gt;, QueryOption )</w:t>
+      </w:r>
     </w:p>
     <w:p>
       <w:r>
@@ -1069,46 +1069,26 @@
     </w:p>
     <w:p>
       <w:r>
-        <w:t>function QueryOption(</w:t>
-      </w:r>
-      <w:del w:id="2" w:author="xujianhui" w:date="2018-04-18T13:41:00Z">
-        <w:r>
-          <w:delText>snaptype</w:delText>
-        </w:r>
-      </w:del>
-      <w:r>
-        <w:t xml:space="preserve">, cond, sel, sort, </w:t>
-      </w:r>
-      <w:del w:id="3" w:author="xujianhui" w:date="2018-04-18T13:41:00Z">
-        <w:r>
-          <w:rPr>
-            <w:rFonts w:hint="eastAsia"/>
-          </w:rPr>
-          <w:delText>option</w:delText>
-        </w:r>
-      </w:del>
-      <w:r>
-        <w:t xml:space="preserve">, </w:t>
-      </w:r>
-      <w:ins w:id="4" w:author="xujianhui" w:date="2018-04-18T13:42:00Z">
-        <w:r>
-          <w:rPr>
-            <w:rFonts w:hint="eastAsia"/>
-          </w:rPr>
-          <w:t>hint,</w:t>
-        </w:r>
-      </w:ins>
+        <w:t xml:space="preserve">function QueryOption(cond, sel, sort, </w:t>
+      </w:r>
+      <w:r>
+        <w:rPr>
+          <w:rFonts w:hint="eastAsia"/>
+        </w:rPr>
+        <w:t>hint,</w:t>
+      </w:r>
+      <w:r>
+        <w:rPr>
+          <w:rFonts w:hint="eastAsia"/>
+        </w:rPr>
+        <w:t xml:space="preserve"> </w:t>
+      </w:r>
       <w:r>
         <w:t>limit, skip) {</w:t>
       </w:r>
     </w:p>
     <w:p>
       <w:r>
-        <w:t xml:space="preserve">   this.snaptype = snaptype;</w:t>
-      </w:r>
-    </w:p>
-    <w:p>
-      <w:r>
         <w:t xml:space="preserve">   this.cond = cond;</w:t>
       </w:r>
     </w:p>
@@ -1130,19 +1110,25 @@
         <w:rPr>
           <w:rFonts w:hint="eastAsia"/>
         </w:rPr>
-        <w:t>option</w:t>
-      </w:r>
-      <w:r>
         <w:t xml:space="preserve"> </w:t>
       </w:r>
       <w:r>
+        <w:rPr>
+          <w:rFonts w:hint="eastAsia"/>
+        </w:rPr>
+        <w:t>hint</w:t>
+      </w:r>
+      <w:r>
+        <w:t xml:space="preserve"> </w:t>
+      </w:r>
+      <w:r>
         <w:t xml:space="preserve">= </w:t>
       </w:r>
       <w:r>
         <w:rPr>
           <w:rFonts w:hint="eastAsia"/>
         </w:rPr>
-        <w:t>option</w:t>
+        <w:t>hint</w:t>
       </w:r>
       <w:r>
         <w:t>;</w:t>
@@ -1255,7 +1241,13 @@
               <w:rPr>
                 <w:rFonts w:hint="eastAsia"/>
               </w:rPr>
-              <w:t>snapType</w:t>
+              <w:t>cond</w:t>
+            </w:r>
+            <w:r>
+              <w:rPr>
+                <w:rFonts w:hint="eastAsia"/>
+              </w:rPr>
+              <w:tab/>
             </w:r>
           </w:p>
         </w:tc>
@@ -1271,7 +1263,13 @@
               <w:rPr>
                 <w:rFonts w:hint="eastAsia"/>
               </w:rPr>
-              <w:t>枚举</w:t>
+              <w:t>JSon</w:t>
+            </w:r>
+            <w:r>
+              <w:rPr>
+                <w:rFonts w:hint="eastAsia"/>
+              </w:rPr>
+              <w:t>对象</w:t>
             </w:r>
           </w:p>
         </w:tc>
@@ -1287,7 +1285,31 @@
               <w:rPr>
                 <w:rFonts w:hint="eastAsia"/>
               </w:rPr>
-              <w:t>快照类型。</w:t>
+              <w:t>选择条件，只返回</w:t>
+            </w:r>
+            <w:r>
+              <w:rPr>
+                <w:rFonts w:hint="eastAsia"/>
+              </w:rPr>
+              <w:t xml:space="preserve"> cond </w:t>
+            </w:r>
+            <w:r>
+              <w:rPr>
+                <w:rFonts w:hint="eastAsia"/>
+              </w:rPr>
+              <w:t>字段指定的节点或分区组的快照信息，为</w:t>
+            </w:r>
+            <w:r>
+              <w:rPr>
+                <w:rFonts w:hint="eastAsia"/>
+              </w:rPr>
+              <w:t xml:space="preserve"> null </w:t>
+            </w:r>
+            <w:r>
+              <w:rPr>
+                <w:rFonts w:hint="eastAsia"/>
+              </w:rPr>
+              <w:t>时，返回整个集群的快照信息。</w:t>
             </w:r>
           </w:p>
         </w:tc>
@@ -1303,7 +1325,7 @@
               <w:rPr>
                 <w:rFonts w:hint="eastAsia"/>
               </w:rPr>
-              <w:t>是</w:t>
+              <w:t>否</w:t>
             </w:r>
           </w:p>
         </w:tc>
@@ -1321,13 +1343,7 @@
               <w:rPr>
                 <w:rFonts w:hint="eastAsia"/>
               </w:rPr>
-              <w:t>cond</w:t>
-            </w:r>
-            <w:r>
-              <w:rPr>
-                <w:rFonts w:hint="eastAsia"/>
-              </w:rPr>
-              <w:tab/>
+              <w:t>sel</w:t>
             </w:r>
           </w:p>
         </w:tc>
@@ -1365,19 +1381,7 @@
               <w:rPr>
                 <w:rFonts w:hint="eastAsia"/>
               </w:rPr>
-              <w:t>选择条件，只返回</w:t>
-            </w:r>
-            <w:r>
-              <w:rPr>
-                <w:rFonts w:hint="eastAsia"/>
-              </w:rPr>
-              <w:t xml:space="preserve"> cond </w:t>
-            </w:r>
-            <w:r>
-              <w:rPr>
-                <w:rFonts w:hint="eastAsia"/>
-              </w:rPr>
-              <w:t>字段指定的节点或分区组的快照信息，为</w:t>
+              <w:t>选择返回字段名。为</w:t>
             </w:r>
             <w:r>
               <w:rPr>
@@ -1389,7 +1393,7 @@
               <w:rPr>
                 <w:rFonts w:hint="eastAsia"/>
               </w:rPr>
-              <w:t>时，返回整个集群的快照信息。</w:t>
+              <w:t>时，返回所有的字段名。</w:t>
             </w:r>
           </w:p>
         </w:tc>
@@ -1423,7 +1427,7 @@
               <w:rPr>
                 <w:rFonts w:hint="eastAsia"/>
               </w:rPr>
-              <w:t>sel</w:t>
+              <w:t>sort</w:t>
             </w:r>
           </w:p>
         </w:tc>
@@ -1461,19 +1465,31 @@
               <w:rPr>
                 <w:rFonts w:hint="eastAsia"/>
               </w:rPr>
-              <w:t>选择返回字段名。为</w:t>
-            </w:r>
-            <w:r>
-              <w:rPr>
-                <w:rFonts w:hint="eastAsia"/>
-              </w:rPr>
-              <w:t xml:space="preserve"> null </w:t>
-            </w:r>
-            <w:r>
-              <w:rPr>
-                <w:rFonts w:hint="eastAsia"/>
-              </w:rPr>
-              <w:t>时，返回所有的字段名。</w:t>
+              <w:t>对返回的记录按选定的字段排序。</w:t>
+            </w:r>
+            <w:r>
+              <w:rPr>
+                <w:rFonts w:hint="eastAsia"/>
+              </w:rPr>
+              <w:t>1</w:t>
+            </w:r>
+            <w:r>
+              <w:rPr>
+                <w:rFonts w:hint="eastAsia"/>
+              </w:rPr>
+              <w:t>为升序；</w:t>
+            </w:r>
+            <w:r>
+              <w:rPr>
+                <w:rFonts w:hint="eastAsia"/>
+              </w:rPr>
+              <w:t>-1</w:t>
+            </w:r>
+            <w:r>
+              <w:rPr>
+                <w:rFonts w:hint="eastAsia"/>
+              </w:rPr>
+              <w:t>为降序。</w:t>
             </w:r>
           </w:p>
         </w:tc>
@@ -1507,7 +1523,7 @@
               <w:rPr>
                 <w:rFonts w:hint="eastAsia"/>
               </w:rPr>
-              <w:t>sort</w:t>
+              <w:t>hint</w:t>
             </w:r>
           </w:p>
         </w:tc>
@@ -1523,7 +1539,7 @@
               <w:rPr>
                 <w:rFonts w:hint="eastAsia"/>
               </w:rPr>
-              <w:t>JSon</w:t>
+              <w:t xml:space="preserve">JSon </w:t>
             </w:r>
             <w:r>
               <w:rPr>
@@ -1545,103 +1561,19 @@
               <w:rPr>
                 <w:rFonts w:hint="eastAsia"/>
               </w:rPr>
-              <w:t>对返回的记录按选定的字段排序。</w:t>
-            </w:r>
-            <w:r>
-              <w:rPr>
-                <w:rFonts w:hint="eastAsia"/>
-              </w:rPr>
-              <w:t>1</w:t>
-            </w:r>
-            <w:r>
-              <w:rPr>
-                <w:rFonts w:hint="eastAsia"/>
-              </w:rPr>
-              <w:t>为升序；</w:t>
-            </w:r>
-            <w:r>
-              <w:rPr>
-                <w:rFonts w:hint="eastAsia"/>
-              </w:rPr>
-              <w:t>-1</w:t>
-            </w:r>
-            <w:r>
-              <w:rPr>
-                <w:rFonts w:hint="eastAsia"/>
-              </w:rPr>
-              <w:t>为降序。</w:t>
-            </w:r>
-          </w:p>
-        </w:tc>
-        <w:tc>
-          <w:tcPr>
-            <w:tcW w:w="2131" w:type="dxa"/>
-          </w:tcPr>
-          <w:p>
-            <w:pPr>
-              <w:ind w:left="0"/>
-            </w:pPr>
-            <w:r>
-              <w:rPr>
-                <w:rFonts w:hint="eastAsia"/>
-              </w:rPr>
-              <w:t>否</w:t>
-            </w:r>
-          </w:p>
-        </w:tc>
-      </w:tr>
-      <w:tr>
-        <w:tc>
-          <w:tcPr>
-            <w:tcW w:w="2130" w:type="dxa"/>
-          </w:tcPr>
-          <w:p>
-            <w:pPr>
-              <w:ind w:left="0"/>
-            </w:pPr>
-            <w:r>
-              <w:rPr>
-                <w:rFonts w:hint="eastAsia"/>
-              </w:rPr>
-              <w:t>option</w:t>
-            </w:r>
-          </w:p>
-        </w:tc>
-        <w:tc>
-          <w:tcPr>
-            <w:tcW w:w="2130" w:type="dxa"/>
-          </w:tcPr>
-          <w:p>
-            <w:pPr>
-              <w:ind w:left="0"/>
-            </w:pPr>
-            <w:r>
-              <w:rPr>
-                <w:rFonts w:hint="eastAsia"/>
-              </w:rPr>
-              <w:t xml:space="preserve">JSon </w:t>
-            </w:r>
-            <w:r>
-              <w:rPr>
-                <w:rFonts w:hint="eastAsia"/>
-              </w:rPr>
-              <w:t>对象</w:t>
-            </w:r>
-          </w:p>
-        </w:tc>
-        <w:tc>
-          <w:tcPr>
-            <w:tcW w:w="2131" w:type="dxa"/>
-          </w:tcPr>
-          <w:p>
-            <w:pPr>
-              <w:ind w:left="0"/>
-            </w:pPr>
-            <w:r>
-              <w:rPr>
-                <w:rFonts w:hint="eastAsia"/>
-              </w:rPr>
-              <w:t>控制选项，包含两个字段“</w:t>
+              <w:t>控制选项，</w:t>
+            </w:r>
+            <w:r>
+              <w:rPr>
+                <w:rFonts w:hint="eastAsia"/>
+              </w:rPr>
+              <w:t>根据快照不同功能不同，对于配置快照</w:t>
+            </w:r>
+            <w:r>
+              <w:rPr>
+                <w:rFonts w:hint="eastAsia"/>
+              </w:rPr>
+              <w:t>包含两个字段“</w:t>
             </w:r>
             <w:r>
               <w:rPr>
@@ -2027,7 +1959,7 @@
         <w:rPr>
           <w:rFonts w:hint="eastAsia"/>
         </w:rPr>
-        <w:t>var option = new QueryOption(SDB_SNAP_CONFIGS, { GroupName:</w:t>
+        <w:t>var option = new QueryOption({ GroupName:</w:t>
       </w:r>
       <w:r>
         <w:t>’</w:t>
@@ -2101,7 +2033,19 @@
         <w:rPr>
           <w:rFonts w:hint="eastAsia"/>
         </w:rPr>
-        <w:t>db.snapshot(option)</w:t>
+        <w:t>db.snapshot(</w:t>
+      </w:r>
+      <w:r>
+        <w:rPr>
+          <w:rFonts w:hint="eastAsia"/>
+        </w:rPr>
+        <w:t xml:space="preserve">SDB_SNAP_CONFIGS, </w:t>
+      </w:r>
+      <w:r>
+        <w:rPr>
+          <w:rFonts w:hint="eastAsia"/>
+        </w:rPr>
+        <w:t>option)</w:t>
       </w:r>
     </w:p>
     <w:p>
@@ -5529,10 +5473,10 @@
             <v:path o:extrusionok="f" gradientshapeok="t" o:connecttype="rect"/>
             <o:lock v:ext="edit" aspectratio="t"/>
           </v:shapetype>
-          <v:shape id="_x0000_i1025" type="#_x0000_t75" style="width:414.75pt;height:571.5pt" o:ole="">
+          <v:shape id="_x0000_i1025" type="#_x0000_t75" style="width:414.7pt;height:571.8pt" o:ole="">
             <v:imagedata r:id="rId8" o:title=""/>
           </v:shape>
-          <o:OLEObject Type="Embed" ProgID="Visio.Drawing.11" ShapeID="_x0000_i1025" DrawAspect="Content" ObjectID="_1585565153" r:id="rId9"/>
+          <o:OLEObject Type="Embed" ProgID="Visio.Drawing.11" ShapeID="_x0000_i1025" DrawAspect="Content" ObjectID="_1585657268" r:id="rId9"/>
         </w:object>
       </w:r>
     </w:p>
@@ -5547,10 +5491,10 @@
     <w:p>
       <w:r>
         <w:object w:dxaOrig="3853" w:dyaOrig="12805">
-          <v:shape id="_x0000_i1026" type="#_x0000_t75" style="width:192.75pt;height:640.5pt" o:ole="">
+          <v:shape id="_x0000_i1026" type="#_x0000_t75" style="width:192.6pt;height:640.05pt" o:ole="">
             <v:imagedata r:id="rId10" o:title=""/>
           </v:shape>
-          <o:OLEObject Type="Embed" ProgID="Visio.Drawing.11" ShapeID="_x0000_i1026" DrawAspect="Content" ObjectID="_1585565154" r:id="rId11"/>
+          <o:OLEObject Type="Embed" ProgID="Visio.Drawing.11" ShapeID="_x0000_i1026" DrawAspect="Content" ObjectID="_1585657269" r:id="rId11"/>
         </w:object>
       </w:r>
     </w:p>
@@ -5869,10 +5813,10 @@
     <w:p>
       <w:r>
         <w:object w:dxaOrig="9679" w:dyaOrig="9889">
-          <v:shape id="_x0000_i1027" type="#_x0000_t75" style="width:415.5pt;height:424.5pt" o:ole="">
+          <v:shape id="_x0000_i1027" type="#_x0000_t75" style="width:415.65pt;height:424.5pt" o:ole="">
             <v:imagedata r:id="rId12" o:title=""/>
           </v:shape>
-          <o:OLEObject Type="Embed" ProgID="Visio.Drawing.11" ShapeID="_x0000_i1027" DrawAspect="Content" ObjectID="_1585565155" r:id="rId13"/>
+          <o:OLEObject Type="Embed" ProgID="Visio.Drawing.11" ShapeID="_x0000_i1027" DrawAspect="Content" ObjectID="_1585657270" r:id="rId13"/>
         </w:object>
       </w:r>
     </w:p>
@@ -5887,10 +5831,10 @@
     <w:p>
       <w:r>
         <w:object w:dxaOrig="5667" w:dyaOrig="10492">
-          <v:shape id="_x0000_i1028" type="#_x0000_t75" style="width:284.25pt;height:524.25pt" o:ole="">
+          <v:shape id="_x0000_i1028" type="#_x0000_t75" style="width:284.25pt;height:524.1pt" o:ole="">
             <v:imagedata r:id="rId14" o:title=""/>
           </v:shape>
-          <o:OLEObject Type="Embed" ProgID="Visio.Drawing.11" ShapeID="_x0000_i1028" DrawAspect="Content" ObjectID="_1585565156" r:id="rId15"/>
+          <o:OLEObject Type="Embed" ProgID="Visio.Drawing.11" ShapeID="_x0000_i1028" DrawAspect="Content" ObjectID="_1585657271" r:id="rId15"/>
         </w:object>
       </w:r>
     </w:p>
@@ -6203,10 +6147,10 @@
     <w:p>
       <w:r>
         <w:object w:dxaOrig="6403" w:dyaOrig="3111">
-          <v:shape id="_x0000_i1029" type="#_x0000_t75" style="width:320.25pt;height:156pt" o:ole="">
+          <v:shape id="_x0000_i1029" type="#_x0000_t75" style="width:320.25pt;height:156.15pt" o:ole="">
             <v:imagedata r:id="rId16" o:title=""/>
           </v:shape>
-          <o:OLEObject Type="Embed" ProgID="Visio.Drawing.11" ShapeID="_x0000_i1029" DrawAspect="Content" ObjectID="_1585565157" r:id="rId17"/>
+          <o:OLEObject Type="Embed" ProgID="Visio.Drawing.11" ShapeID="_x0000_i1029" DrawAspect="Content" ObjectID="_1585657272" r:id="rId17"/>
         </w:object>
       </w:r>
     </w:p>
@@ -6227,11 +6171,11 @@
     </w:p>
     <w:p>
       <w:r>
-        <w:object w:dxaOrig="7410" w:dyaOrig="7595">
-          <v:shape id="_x0000_i1030" type="#_x0000_t75" style="width:370.5pt;height:380.25pt" o:ole="">
+        <w:object w:dxaOrig="7411" w:dyaOrig="7596">
+          <v:shape id="_x0000_i1032" type="#_x0000_t75" style="width:370.75pt;height:379.65pt" o:ole="">
             <v:imagedata r:id="rId18" o:title=""/>
           </v:shape>
-          <o:OLEObject Type="Embed" ProgID="Visio.Drawing.11" ShapeID="_x0000_i1030" DrawAspect="Content" ObjectID="_1585565158" r:id="rId19"/>
+          <o:OLEObject Type="Embed" ProgID="Visio.Drawing.11" ShapeID="_x0000_i1032" DrawAspect="Content" ObjectID="_1585657273" r:id="rId19"/>
         </w:object>
       </w:r>
     </w:p>
@@ -6258,10 +6202,10 @@
     <w:p>
       <w:r>
         <w:object w:dxaOrig="7454" w:dyaOrig="13661">
-          <v:shape id="_x0000_i1031" type="#_x0000_t75" style="width:372pt;height:683.25pt" o:ole="">
+          <v:shape id="_x0000_i1030" type="#_x0000_t75" style="width:372.15pt;height:683.05pt" o:ole="">
             <v:imagedata r:id="rId20" o:title=""/>
           </v:shape>
-          <o:OLEObject Type="Embed" ProgID="Visio.Drawing.11" ShapeID="_x0000_i1031" DrawAspect="Content" ObjectID="_1585565159" r:id="rId21"/>
+          <o:OLEObject Type="Embed" ProgID="Visio.Drawing.11" ShapeID="_x0000_i1030" DrawAspect="Content" ObjectID="_1585657274" r:id="rId21"/>
         </w:object>
       </w:r>
     </w:p>
@@ -6419,6 +6363,9 @@
       <w:pPr>
         <w:pStyle w:val="ListParagraph"/>
         <w:ind w:left="717" w:firstLineChars="0" w:firstLine="0"/>
+        <w:rPr>
+          <w:rFonts w:hint="eastAsia"/>
+        </w:rPr>
       </w:pPr>
       <w:r>
         <w:rPr>
@@ -6437,6 +6384,48 @@
           <w:rFonts w:hint="eastAsia"/>
         </w:rPr>
         <w:t>构造错误信息和写文件内容。</w:t>
+      </w:r>
+      <w:r>
+        <w:rPr>
+          <w:rFonts w:hint="eastAsia"/>
+        </w:rPr>
+        <w:t>完成后对于重启生效和动态生效配置分别以</w:t>
+      </w:r>
+      <w:r>
+        <w:rPr>
+          <w:rFonts w:hint="eastAsia"/>
+        </w:rPr>
+        <w:t>(hasMapped:false, hasField:true)</w:t>
+      </w:r>
+      <w:r>
+        <w:rPr>
+          <w:rFonts w:hint="eastAsia"/>
+        </w:rPr>
+        <w:t>和</w:t>
+      </w:r>
+      <w:r>
+        <w:rPr>
+          <w:rFonts w:hint="eastAsia"/>
+        </w:rPr>
+        <w:t>(hasMapped:true, hasField:true)</w:t>
+      </w:r>
+      <w:r>
+        <w:rPr>
+          <w:rFonts w:hint="eastAsia"/>
+        </w:rPr>
+        <w:t>写到</w:t>
+      </w:r>
+      <w:r>
+        <w:rPr>
+          <w:rFonts w:hint="eastAsia"/>
+        </w:rPr>
+        <w:t>_mapKeyValue</w:t>
+      </w:r>
+      <w:r>
+        <w:rPr>
+          <w:rFonts w:hint="eastAsia"/>
+        </w:rPr>
+        <w:t>中。</w:t>
       </w:r>
     </w:p>
     <w:p>
@@ -6446,6 +6435,11 @@
       </w:pPr>
     </w:p>
     <w:p>
+      <w:pPr>
+        <w:rPr>
+          <w:rFonts w:hint="eastAsia"/>
+        </w:rPr>
+      </w:pPr>
       <w:r>
         <w:rPr>
           <w:rFonts w:hint="eastAsia"/>
@@ -6491,7 +6485,7 @@
         <w:pStyle w:val="ListParagraph"/>
         <w:numPr>
           <w:ilvl w:val="0"/>
-          <w:numId w:val="24"/>
+          <w:numId w:val="31"/>
         </w:numPr>
         <w:ind w:firstLineChars="0"/>
       </w:pPr>
@@ -6499,56 +6493,114 @@
         <w:rPr>
           <w:rFonts w:hint="eastAsia"/>
         </w:rPr>
-        <w:t>导出配置时增加两个</w:t>
-      </w:r>
-      <w:r>
-        <w:rPr>
-          <w:rFonts w:hint="eastAsia"/>
-        </w:rPr>
-        <w:t>mask</w:t>
-      </w:r>
-      <w:r>
-        <w:rPr>
-          <w:rFonts w:hint="eastAsia"/>
-        </w:rPr>
-        <w:t>类型，用于导出</w:t>
-      </w:r>
-      <w:r>
-        <w:rPr>
-          <w:rFonts w:hint="eastAsia"/>
-        </w:rPr>
-        <w:t>Run</w:t>
-      </w:r>
-      <w:r>
-        <w:rPr>
-          <w:rFonts w:hint="eastAsia"/>
-        </w:rPr>
-        <w:t>和</w:t>
-      </w:r>
-      <w:r>
-        <w:rPr>
-          <w:rFonts w:hint="eastAsia"/>
-        </w:rPr>
-        <w:t xml:space="preserve">Local+Expand </w:t>
-      </w:r>
-      <w:r>
-        <w:rPr>
-          <w:rFonts w:hint="eastAsia"/>
-        </w:rPr>
-        <w:t>的：</w:t>
-      </w:r>
-    </w:p>
-    <w:p>
-      <w:r>
-        <w:t xml:space="preserve">   #define PMD_CFG_MASK_SKIP_UNFIELD         0x00000001</w:t>
-      </w:r>
-    </w:p>
-    <w:p>
-      <w:r>
-        <w:t xml:space="preserve">   #define PM</w:t>
-      </w:r>
-      <w:r>
-        <w:t xml:space="preserve">D_CFG_MASK_SKIP_NORMALDFT     </w:t>
+        <w:t>将配置的设置权限由</w:t>
+      </w:r>
+      <w:r>
+        <w:rPr>
+          <w:rFonts w:hint="eastAsia"/>
+        </w:rPr>
+        <w:t>Boolean</w:t>
+      </w:r>
+      <w:r>
+        <w:rPr>
+          <w:rFonts w:hint="eastAsia"/>
+        </w:rPr>
+        <w:t>改为保存</w:t>
+      </w:r>
+      <w:r>
+        <w:rPr>
+          <w:rFonts w:hint="eastAsia"/>
+        </w:rPr>
+        <w:t>Enum</w:t>
+      </w:r>
+      <w:r>
+        <w:rPr>
+          <w:rFonts w:hint="eastAsia"/>
+        </w:rPr>
+        <w:t>的</w:t>
+      </w:r>
+      <w:r>
+        <w:rPr>
+          <w:rFonts w:hint="eastAsia"/>
+        </w:rPr>
+        <w:t>UINT</w:t>
+      </w:r>
+      <w:r>
+        <w:rPr>
+          <w:rFonts w:hint="eastAsia"/>
+        </w:rPr>
+        <w:t>：</w:t>
+      </w:r>
+    </w:p>
+    <w:p>
+      <w:r>
+        <w:t>enum PMD_CFG_</w:t>
+      </w:r>
+      <w:r>
+        <w:rPr>
+          <w:rFonts w:hint="eastAsia"/>
+        </w:rPr>
+        <w:t>CHANGE</w:t>
+      </w:r>
+    </w:p>
+    <w:p>
+      <w:r>
+        <w:rPr>
+          <w:rFonts w:hint="eastAsia"/>
+        </w:rPr>
+        <w:t>{</w:t>
+      </w:r>
+    </w:p>
+    <w:p>
+      <w:r>
+        <w:rPr>
+          <w:rFonts w:hint="eastAsia"/>
+        </w:rPr>
+        <w:t>PMD_CFG_CHANGE_INVALID</w:t>
+      </w:r>
+    </w:p>
+    <w:p>
+      <w:r>
+        <w:rPr>
+          <w:rFonts w:hint="eastAsia"/>
+        </w:rPr>
+        <w:t>PMD_CFG_</w:t>
+      </w:r>
+      <w:r>
+        <w:rPr>
+          <w:rFonts w:hint="eastAsia"/>
+        </w:rPr>
+        <w:t>CHANGE</w:t>
+      </w:r>
+      <w:r>
+        <w:rPr>
+          <w:rFonts w:hint="eastAsia"/>
+        </w:rPr>
+        <w:t>_</w:t>
+      </w:r>
+      <w:r>
+        <w:rPr>
+          <w:rFonts w:hint="eastAsia"/>
+        </w:rPr>
+        <w:t>FO</w:t>
+      </w:r>
+      <w:r>
+        <w:rPr>
+          <w:rFonts w:hint="eastAsia"/>
+        </w:rPr>
+        <w:t>R</w:t>
+      </w:r>
+      <w:r>
+        <w:rPr>
+          <w:rFonts w:hint="eastAsia"/>
+        </w:rPr>
+        <w:t>BIDDEN</w:t>
+      </w:r>
+      <w:r>
+        <w:rPr>
+          <w:rFonts w:hint="eastAsia"/>
+        </w:rPr>
+        <w:t>,  //</w:t>
       </w:r>
       <w:r>
         <w:rPr>
@@ -6557,224 +6609,65 @@
         <w:t xml:space="preserve"> </w:t>
       </w:r>
       <w:r>
-        <w:t>0x00000002</w:t>
-      </w:r>
-    </w:p>
-    <w:p>
-      <w:r>
-        <w:t xml:space="preserve">   #define PMD_CFG_MASK_SKIP_HIDEDFT         0x00000004</w:t>
-      </w:r>
-    </w:p>
-    <w:p>
-      <w:pPr>
-        <w:ind w:leftChars="170" w:firstLineChars="150" w:firstLine="315"/>
-        <w:rPr>
-          <w:del w:id="5" w:author="xujianhui" w:date="2018-04-18T13:55:00Z"/>
-        </w:rPr>
-      </w:pPr>
-      <w:del w:id="6" w:author="xujianhui" w:date="2018-04-18T13:55:00Z">
-        <w:r>
-          <w:rPr>
-            <w:rFonts w:hint="eastAsia"/>
-          </w:rPr>
-          <w:delText>#</w:delText>
-        </w:r>
-        <w:r>
-          <w:delText>define PMD_CFG_MASK_</w:delText>
-        </w:r>
-        <w:r>
-          <w:rPr>
-            <w:rFonts w:hint="eastAsia"/>
-          </w:rPr>
-          <w:delText>USE</w:delText>
-        </w:r>
-        <w:r>
-          <w:delText>_</w:delText>
-        </w:r>
-        <w:r>
-          <w:rPr>
-            <w:rFonts w:hint="eastAsia"/>
-          </w:rPr>
-          <w:delText xml:space="preserve">MARKEDRUNTIME </w:delText>
-        </w:r>
-        <w:r>
-          <w:delText>0x0000000</w:delText>
-        </w:r>
-        <w:r>
-          <w:rPr>
-            <w:rFonts w:hint="eastAsia"/>
-          </w:rPr>
-          <w:delText>8 //</w:delText>
-        </w:r>
-        <w:r>
-          <w:rPr>
-            <w:rFonts w:hint="eastAsia"/>
-          </w:rPr>
-          <w:delText>只导出标记的文件配置的内存值</w:delText>
-        </w:r>
-      </w:del>
-    </w:p>
-    <w:p>
-      <w:pPr>
-        <w:rPr>
-          <w:del w:id="7" w:author="xujianhui" w:date="2018-04-18T13:55:00Z"/>
-        </w:rPr>
-      </w:pPr>
-      <w:del w:id="8" w:author="xujianhui" w:date="2018-04-18T13:55:00Z">
-        <w:r>
-          <w:rPr>
-            <w:rFonts w:hint="eastAsia"/>
-          </w:rPr>
-          <w:delText xml:space="preserve">   #</w:delText>
-        </w:r>
-        <w:r>
-          <w:delText>define PMD_CFG_MASK_</w:delText>
-        </w:r>
-        <w:r>
-          <w:rPr>
-            <w:rFonts w:hint="eastAsia"/>
-          </w:rPr>
-          <w:delText>USE</w:delText>
-        </w:r>
-        <w:r>
-          <w:delText>_</w:delText>
-        </w:r>
-        <w:r>
-          <w:rPr>
-            <w:rFonts w:hint="eastAsia"/>
-          </w:rPr>
-          <w:delText>MARKED</w:delText>
-        </w:r>
-        <w:r>
-          <w:rPr>
-            <w:rFonts w:hint="eastAsia"/>
-          </w:rPr>
-          <w:delText xml:space="preserve">FILE     </w:delText>
-        </w:r>
-        <w:r>
-          <w:delText>0x0000000</w:delText>
-        </w:r>
-        <w:r>
-          <w:rPr>
-            <w:rFonts w:hint="eastAsia"/>
-          </w:rPr>
-          <w:delText>8</w:delText>
-        </w:r>
-        <w:r>
-          <w:rPr>
-            <w:rFonts w:hint="eastAsia"/>
-          </w:rPr>
-          <w:delText xml:space="preserve"> //</w:delText>
-        </w:r>
-        <w:r>
-          <w:rPr>
-            <w:rFonts w:hint="eastAsia"/>
-          </w:rPr>
-          <w:delText>只</w:delText>
-        </w:r>
-        <w:r>
-          <w:rPr>
-            <w:rFonts w:hint="eastAsia"/>
-          </w:rPr>
-          <w:delText>导出标记的文件配置</w:delText>
-        </w:r>
-        <w:r>
-          <w:rPr>
-            <w:rFonts w:hint="eastAsia"/>
-          </w:rPr>
-          <w:delText>的</w:delText>
-        </w:r>
-        <w:r>
-          <w:rPr>
-            <w:rFonts w:hint="eastAsia"/>
-          </w:rPr>
-          <w:delText>配置文件值</w:delText>
-        </w:r>
-      </w:del>
-    </w:p>
-    <w:p>
-      <w:pPr>
-        <w:ind w:leftChars="170" w:firstLineChars="150" w:firstLine="315"/>
-        <w:rPr>
-          <w:del w:id="9" w:author="xujianhui" w:date="2018-04-18T13:55:00Z"/>
-          <w:rFonts w:hint="eastAsia"/>
-        </w:rPr>
-      </w:pPr>
-      <w:del w:id="10" w:author="xujianhui" w:date="2018-04-18T13:55:00Z">
-        <w:r>
-          <w:rPr>
-            <w:rFonts w:hint="eastAsia"/>
-          </w:rPr>
-          <w:delText>#</w:delText>
-        </w:r>
-        <w:r>
-          <w:delText>define PMD_CFG_MASK_</w:delText>
-        </w:r>
-        <w:r>
-          <w:rPr>
-            <w:rFonts w:hint="eastAsia"/>
-          </w:rPr>
-          <w:delText>USE</w:delText>
-        </w:r>
-        <w:r>
-          <w:delText>_</w:delText>
-        </w:r>
-        <w:r>
-          <w:rPr>
-            <w:rFonts w:hint="eastAsia"/>
-          </w:rPr>
-          <w:delText xml:space="preserve">MARKED         </w:delText>
-        </w:r>
-        <w:r>
-          <w:delText>0x000000</w:delText>
-        </w:r>
-        <w:r>
-          <w:rPr>
-            <w:rFonts w:hint="eastAsia"/>
-          </w:rPr>
-          <w:delText>10</w:delText>
-        </w:r>
-        <w:r>
-          <w:rPr>
-            <w:rFonts w:hint="eastAsia"/>
-          </w:rPr>
-          <w:delText>//</w:delText>
-        </w:r>
-        <w:r>
-          <w:rPr>
-            <w:rFonts w:hint="eastAsia"/>
-          </w:rPr>
-          <w:delText>对于标记的</w:delText>
-        </w:r>
-        <w:r>
-          <w:rPr>
-            <w:rFonts w:hint="eastAsia"/>
-          </w:rPr>
-          <w:delText>配置</w:delText>
-        </w:r>
-        <w:r>
-          <w:rPr>
-            <w:rFonts w:hint="eastAsia"/>
-          </w:rPr>
-          <w:delText>使用配置文件值，其余配置使用内存值</w:delText>
-        </w:r>
-      </w:del>
-    </w:p>
-    <w:p>
-      <w:pPr>
-        <w:ind w:leftChars="170" w:firstLineChars="150" w:firstLine="315"/>
-        <w:rPr>
-          <w:ins w:id="11" w:author="xujianhui" w:date="2018-04-18T13:59:00Z"/>
-        </w:rPr>
-      </w:pPr>
-      <w:ins w:id="12" w:author="xujianhui" w:date="2018-04-18T13:59:00Z">
-        <w:r>
-          <w:rPr>
-            <w:rFonts w:hint="eastAsia"/>
-          </w:rPr>
-          <w:t>???</w:t>
-        </w:r>
-      </w:ins>
+        <w:rPr>
+          <w:rFonts w:hint="eastAsia"/>
+        </w:rPr>
+        <w:t>DO NOT allow change</w:t>
+      </w:r>
+    </w:p>
+    <w:p>
+      <w:r>
+        <w:rPr>
+          <w:rFonts w:hint="eastAsia"/>
+        </w:rPr>
+        <w:t>PMD_CFG_</w:t>
+      </w:r>
+      <w:r>
+        <w:rPr>
+          <w:rFonts w:hint="eastAsia"/>
+        </w:rPr>
+        <w:t>CHANGE</w:t>
+      </w:r>
+      <w:r>
+        <w:rPr>
+          <w:rFonts w:hint="eastAsia"/>
+        </w:rPr>
+        <w:t>_RUN,  // allow change in runtime</w:t>
+      </w:r>
+    </w:p>
+    <w:p>
+      <w:r>
+        <w:rPr>
+          <w:rFonts w:hint="eastAsia"/>
+        </w:rPr>
+        <w:t>PMD_CFG_</w:t>
+      </w:r>
+      <w:r>
+        <w:rPr>
+          <w:rFonts w:hint="eastAsia"/>
+        </w:rPr>
+        <w:t>CHANGE</w:t>
+      </w:r>
+      <w:r>
+        <w:rPr>
+          <w:rFonts w:hint="eastAsia"/>
+        </w:rPr>
+        <w:t>_REBOOT,  // allow change after reboot</w:t>
+      </w:r>
+    </w:p>
+    <w:p>
+      <w:r>
+        <w:rPr>
+          <w:rFonts w:hint="eastAsia"/>
+        </w:rPr>
+        <w:t>}</w:t>
+      </w:r>
+      <w:r>
+        <w:rPr>
+          <w:rFonts w:hint="eastAsia"/>
+        </w:rPr>
+        <w:t>;</w:t>
+      </w:r>
     </w:p>
     <w:p/>
     <w:p>
@@ -6782,7 +6675,7 @@
         <w:pStyle w:val="ListParagraph"/>
         <w:numPr>
           <w:ilvl w:val="0"/>
-          <w:numId w:val="24"/>
+          <w:numId w:val="31"/>
         </w:numPr>
         <w:ind w:firstLineChars="0"/>
       </w:pPr>
@@ -6790,114 +6683,136 @@
         <w:rPr>
           <w:rFonts w:hint="eastAsia"/>
         </w:rPr>
-        <w:t>将配置的设置权限由</w:t>
-      </w:r>
-      <w:r>
-        <w:rPr>
-          <w:rFonts w:hint="eastAsia"/>
-        </w:rPr>
-        <w:t>Boolean</w:t>
-      </w:r>
-      <w:r>
-        <w:rPr>
-          <w:rFonts w:hint="eastAsia"/>
-        </w:rPr>
-        <w:t>改为保存</w:t>
-      </w:r>
-      <w:r>
-        <w:rPr>
-          <w:rFonts w:hint="eastAsia"/>
-        </w:rPr>
-        <w:t>Enum</w:t>
-      </w:r>
-      <w:r>
-        <w:rPr>
-          <w:rFonts w:hint="eastAsia"/>
-        </w:rPr>
-        <w:t>的</w:t>
-      </w:r>
-      <w:r>
-        <w:rPr>
-          <w:rFonts w:hint="eastAsia"/>
-        </w:rPr>
-        <w:t>UINT</w:t>
-      </w:r>
-      <w:r>
-        <w:rPr>
-          <w:rFonts w:hint="eastAsia"/>
-        </w:rPr>
-        <w:t>：</w:t>
-      </w:r>
-    </w:p>
-    <w:p>
-      <w:r>
-        <w:t>enum PMD_CFG_</w:t>
-      </w:r>
-      <w:r>
-        <w:rPr>
-          <w:rFonts w:hint="eastAsia"/>
-        </w:rPr>
-        <w:t>CHANGE</w:t>
-      </w:r>
-    </w:p>
-    <w:p>
-      <w:r>
-        <w:rPr>
-          <w:rFonts w:hint="eastAsia"/>
-        </w:rPr>
-        <w:t>{</w:t>
-      </w:r>
-    </w:p>
-    <w:p>
-      <w:r>
-        <w:rPr>
-          <w:rFonts w:hint="eastAsia"/>
-        </w:rPr>
-        <w:t>PMD_CFG_CHANGE_INVALID</w:t>
-      </w:r>
-    </w:p>
-    <w:p>
-      <w:r>
-        <w:rPr>
-          <w:rFonts w:hint="eastAsia"/>
-        </w:rPr>
-        <w:t>PMD_CFG_</w:t>
-      </w:r>
-      <w:r>
-        <w:rPr>
-          <w:rFonts w:hint="eastAsia"/>
-        </w:rPr>
-        <w:t>CHANGE</w:t>
-      </w:r>
-      <w:r>
-        <w:rPr>
-          <w:rFonts w:hint="eastAsia"/>
-        </w:rPr>
-        <w:t>_</w:t>
-      </w:r>
-      <w:r>
-        <w:rPr>
-          <w:rFonts w:hint="eastAsia"/>
-        </w:rPr>
-        <w:t>FO</w:t>
-      </w:r>
-      <w:r>
-        <w:rPr>
-          <w:rFonts w:hint="eastAsia"/>
-        </w:rPr>
-        <w:t>R</w:t>
-      </w:r>
-      <w:r>
-        <w:rPr>
-          <w:rFonts w:hint="eastAsia"/>
-        </w:rPr>
-        <w:t>BIDDEN</w:t>
-      </w:r>
-      <w:r>
-        <w:rPr>
-          <w:rFonts w:hint="eastAsia"/>
-        </w:rPr>
-        <w:t>,  //</w:t>
+        <w:t>读入配置时增加</w:t>
+      </w:r>
+      <w:r>
+        <w:rPr>
+          <w:rFonts w:hint="eastAsia"/>
+        </w:rPr>
+        <w:t>两</w:t>
+      </w:r>
+      <w:r>
+        <w:rPr>
+          <w:rFonts w:hint="eastAsia"/>
+        </w:rPr>
+        <w:t>个</w:t>
+      </w:r>
+      <w:r>
+        <w:rPr>
+          <w:rFonts w:hint="eastAsia"/>
+        </w:rPr>
+        <w:t>step</w:t>
+      </w:r>
+      <w:r>
+        <w:rPr>
+          <w:rFonts w:hint="eastAsia"/>
+        </w:rPr>
+        <w:t>类型</w:t>
+      </w:r>
+      <w:r>
+        <w:rPr>
+          <w:rFonts w:hint="eastAsia"/>
+        </w:rPr>
+        <w:t>，用于</w:t>
+      </w:r>
+      <w:r>
+        <w:rPr>
+          <w:rFonts w:hint="eastAsia"/>
+        </w:rPr>
+        <w:t>配置文件预读取和</w:t>
+      </w:r>
+      <w:r>
+        <w:rPr>
+          <w:rFonts w:hint="eastAsia"/>
+        </w:rPr>
+        <w:t>Delete</w:t>
+      </w:r>
+      <w:r>
+        <w:rPr>
+          <w:rFonts w:hint="eastAsia"/>
+        </w:rPr>
+        <w:t>操作：</w:t>
+      </w:r>
+    </w:p>
+    <w:p>
+      <w:pPr>
+        <w:ind w:left="0"/>
+      </w:pPr>
+      <w:r>
+        <w:t xml:space="preserve">   enum PMD_CFG_STEP</w:t>
+      </w:r>
+    </w:p>
+    <w:p>
+      <w:pPr>
+        <w:ind w:left="0"/>
+      </w:pPr>
+      <w:r>
+        <w:t xml:space="preserve">   {</w:t>
+      </w:r>
+    </w:p>
+    <w:p>
+      <w:pPr>
+        <w:ind w:left="0"/>
+      </w:pPr>
+      <w:r>
+        <w:t xml:space="preserve">      PMD_CFG_STEP_INIT       = 0,           // initialize</w:t>
+      </w:r>
+    </w:p>
+    <w:p>
+      <w:pPr>
+        <w:ind w:left="0"/>
+      </w:pPr>
+      <w:r>
+        <w:t xml:space="preserve">      PMD_CFG_STEP_REINIT,                   // re-init</w:t>
+      </w:r>
+    </w:p>
+    <w:p>
+      <w:pPr>
+        <w:ind w:leftChars="200" w:left="420" w:firstLineChars="100" w:firstLine="210"/>
+      </w:pPr>
+      <w:r>
+        <w:t>PMD_CFG_STEP_</w:t>
+      </w:r>
+      <w:r>
+        <w:rPr>
+          <w:rFonts w:hint="eastAsia"/>
+        </w:rPr>
+        <w:t>PRE</w:t>
+      </w:r>
+      <w:r>
+        <w:t>CHG</w:t>
+      </w:r>
+      <w:r>
+        <w:rPr>
+          <w:rFonts w:hint="eastAsia"/>
+        </w:rPr>
+        <w:t>,</w:t>
+      </w:r>
+      <w:r>
+        <w:t xml:space="preserve">                  //</w:t>
+      </w:r>
+      <w:r>
+        <w:rPr>
+          <w:rFonts w:hint="eastAsia"/>
+        </w:rPr>
+        <w:t xml:space="preserve"> preliminary change</w:t>
+      </w:r>
+    </w:p>
+    <w:p>
+      <w:pPr>
+        <w:ind w:left="0"/>
+      </w:pPr>
+      <w:r>
+        <w:t xml:space="preserve">      PMD_CFG_STEP_CHG</w:t>
+      </w:r>
+      <w:r>
+        <w:rPr>
+          <w:rFonts w:hint="eastAsia"/>
+        </w:rPr>
+        <w:t>,</w:t>
+      </w:r>
+      <w:r>
+        <w:t xml:space="preserve">                    </w:t>
       </w:r>
       <w:r>
         <w:rPr>
@@ -6906,58 +6821,39 @@
         <w:t xml:space="preserve"> </w:t>
       </w:r>
       <w:r>
-        <w:rPr>
-          <w:rFonts w:hint="eastAsia"/>
-        </w:rPr>
-        <w:t>DO NOT allow change</w:t>
-      </w:r>
-    </w:p>
-    <w:p>
-      <w:r>
-        <w:rPr>
-          <w:rFonts w:hint="eastAsia"/>
-        </w:rPr>
-        <w:t>PMD_CFG_</w:t>
-      </w:r>
-      <w:r>
-        <w:rPr>
-          <w:rFonts w:hint="eastAsia"/>
-        </w:rPr>
-        <w:t>CHANGE</w:t>
-      </w:r>
-      <w:r>
-        <w:rPr>
-          <w:rFonts w:hint="eastAsia"/>
-        </w:rPr>
-        <w:t>_RUN,  // allow change in runtime</w:t>
-      </w:r>
-    </w:p>
-    <w:p>
-      <w:r>
-        <w:rPr>
-          <w:rFonts w:hint="eastAsia"/>
-        </w:rPr>
-        <w:t>PMD_CFG_</w:t>
-      </w:r>
-      <w:r>
-        <w:rPr>
-          <w:rFonts w:hint="eastAsia"/>
-        </w:rPr>
-        <w:t>CHANGE</w:t>
-      </w:r>
-      <w:r>
-        <w:rPr>
-          <w:rFonts w:hint="eastAsia"/>
-        </w:rPr>
-        <w:t>_REBOOT,  // allow change after reboot</w:t>
-      </w:r>
-    </w:p>
-    <w:p>
-      <w:r>
-        <w:rPr>
-          <w:rFonts w:hint="eastAsia"/>
-        </w:rPr>
-        <w:t>}</w:t>
+        <w:t>// change in runtime</w:t>
+      </w:r>
+    </w:p>
+    <w:p>
+      <w:pPr>
+        <w:ind w:left="0"/>
+      </w:pPr>
+      <w:r>
+        <w:rPr>
+          <w:rFonts w:hint="eastAsia"/>
+        </w:rPr>
+        <w:tab/>
+        <w:t xml:space="preserve">  PMD_CFG_STEP_</w:t>
+      </w:r>
+      <w:r>
+        <w:rPr>
+          <w:rFonts w:hint="eastAsia"/>
+        </w:rPr>
+        <w:t xml:space="preserve">RESTORE                  </w:t>
+      </w:r>
+      <w:r>
+        <w:rPr>
+          <w:rFonts w:hint="eastAsia"/>
+        </w:rPr>
+        <w:t>// restore to default value</w:t>
+      </w:r>
+    </w:p>
+    <w:p>
+      <w:pPr>
+        <w:ind w:left="0"/>
+      </w:pPr>
+      <w:r>
+        <w:t xml:space="preserve">   }</w:t>
       </w:r>
       <w:r>
         <w:rPr>
@@ -6966,69 +6862,57 @@
         <w:t>;</w:t>
       </w:r>
     </w:p>
-    <w:p/>
+    <w:p>
+      <w:pPr>
+        <w:ind w:left="0"/>
+      </w:pPr>
+      <w:r>
+        <w:rPr>
+          <w:rFonts w:hint="eastAsia"/>
+        </w:rPr>
+        <w:t xml:space="preserve">    </w:t>
+      </w:r>
+    </w:p>
     <w:p>
       <w:pPr>
         <w:pStyle w:val="ListParagraph"/>
         <w:numPr>
           <w:ilvl w:val="0"/>
-          <w:numId w:val="24"/>
+          <w:numId w:val="31"/>
         </w:numPr>
         <w:ind w:firstLineChars="0"/>
       </w:pPr>
       <w:r>
-        <w:rPr>
-          <w:rFonts w:hint="eastAsia"/>
-        </w:rPr>
-        <w:t>读入配置时增加</w:t>
-      </w:r>
-      <w:r>
-        <w:rPr>
-          <w:rFonts w:hint="eastAsia"/>
-        </w:rPr>
-        <w:t>两</w:t>
-      </w:r>
-      <w:r>
-        <w:rPr>
-          <w:rFonts w:hint="eastAsia"/>
-        </w:rPr>
-        <w:t>个</w:t>
-      </w:r>
-      <w:r>
-        <w:rPr>
-          <w:rFonts w:hint="eastAsia"/>
-        </w:rPr>
-        <w:t>step</w:t>
-      </w:r>
-      <w:r>
-        <w:rPr>
-          <w:rFonts w:hint="eastAsia"/>
-        </w:rPr>
-        <w:t>类型</w:t>
-      </w:r>
-      <w:r>
-        <w:rPr>
-          <w:rFonts w:hint="eastAsia"/>
-        </w:rPr>
-        <w:t>，用于</w:t>
-      </w:r>
-      <w:r>
-        <w:rPr>
-          <w:rFonts w:hint="eastAsia"/>
-        </w:rPr>
-        <w:t>配置文件预读取和</w:t>
-      </w:r>
-      <w:r>
-        <w:rPr>
-          <w:rFonts w:hint="eastAsia"/>
-        </w:rPr>
-        <w:t>Delete</w:t>
-      </w:r>
-      <w:r>
-        <w:rPr>
-          <w:rFonts w:hint="eastAsia"/>
-        </w:rPr>
-        <w:t>操作：</w:t>
+        <w:t>_pmdParamValue</w:t>
+      </w:r>
+      <w:r>
+        <w:rPr>
+          <w:rFonts w:hint="eastAsia"/>
+        </w:rPr>
+        <w:t>中增加一项</w:t>
+      </w:r>
+      <w:r>
+        <w:rPr>
+          <w:rFonts w:hint="eastAsia"/>
+        </w:rPr>
+        <w:t>_level</w:t>
+      </w:r>
+      <w:r>
+        <w:rPr>
+          <w:rFonts w:hint="eastAsia"/>
+        </w:rPr>
+        <w:t>，用于记录该配置的配置级别</w:t>
+      </w:r>
+      <w:r>
+        <w:rPr>
+          <w:rFonts w:hint="eastAsia"/>
+        </w:rPr>
+        <w:t>:</w:t>
+      </w:r>
+    </w:p>
+    <w:p>
+      <w:r>
+        <w:t>struct _pmdParamValue</w:t>
       </w:r>
     </w:p>
     <w:p>
@@ -7036,7 +6920,7 @@
         <w:ind w:left="0"/>
       </w:pPr>
       <w:r>
-        <w:t xml:space="preserve">   enum PMD_CFG_STEP</w:t>
+        <w:t xml:space="preserve">   {</w:t>
       </w:r>
     </w:p>
     <w:p>
@@ -7044,7 +6928,16 @@
         <w:ind w:left="0"/>
       </w:pPr>
       <w:r>
-        <w:t xml:space="preserve">   {</w:t>
+        <w:t xml:space="preserve">      string         </w:t>
+      </w:r>
+      <w:r>
+        <w:rPr>
+          <w:rFonts w:hint="eastAsia"/>
+        </w:rPr>
+        <w:t xml:space="preserve">  </w:t>
+      </w:r>
+      <w:r>
+        <w:t>_value ;</w:t>
       </w:r>
     </w:p>
     <w:p>
@@ -7052,7 +6945,7 @@
         <w:ind w:left="0"/>
       </w:pPr>
       <w:r>
-        <w:t xml:space="preserve">      PMD_CFG_STEP_INIT       = 0,           // initialize</w:t>
+        <w:t xml:space="preserve">      BOOLEAN        _hasMapped ;</w:t>
       </w:r>
     </w:p>
     <w:p>
@@ -7060,39 +6953,7 @@
         <w:ind w:left="0"/>
       </w:pPr>
       <w:r>
-        <w:t xml:space="preserve">      PMD_CFG_STEP_REINIT,                   // re-init</w:t>
-      </w:r>
-    </w:p>
-    <w:p>
-      <w:pPr>
-        <w:ind w:leftChars="200" w:left="420" w:firstLineChars="100" w:firstLine="210"/>
-      </w:pPr>
-      <w:r>
-        <w:t>PMD_CFG_STEP_</w:t>
-      </w:r>
-      <w:r>
-        <w:rPr>
-          <w:rFonts w:hint="eastAsia"/>
-        </w:rPr>
-        <w:t>PRE</w:t>
-      </w:r>
-      <w:r>
-        <w:t>CHG</w:t>
-      </w:r>
-      <w:r>
-        <w:rPr>
-          <w:rFonts w:hint="eastAsia"/>
-        </w:rPr>
-        <w:t>,</w:t>
-      </w:r>
-      <w:r>
-        <w:t xml:space="preserve">                  //</w:t>
-      </w:r>
-      <w:r>
-        <w:rPr>
-          <w:rFonts w:hint="eastAsia"/>
-        </w:rPr>
-        <w:t xml:space="preserve"> preliminary change</w:t>
+        <w:t xml:space="preserve">      BOOLEAN        _hasField ;</w:t>
       </w:r>
     </w:p>
     <w:p>
@@ -7100,25 +6961,22 @@
         <w:ind w:left="0"/>
       </w:pPr>
       <w:r>
-        <w:t xml:space="preserve">      PMD_CFG_STEP_CHG</w:t>
-      </w:r>
-      <w:r>
-        <w:rPr>
-          <w:rFonts w:hint="eastAsia"/>
-        </w:rPr>
-        <w:t>,</w:t>
-      </w:r>
-      <w:r>
-        <w:t xml:space="preserve">                    </w:t>
-      </w:r>
-      <w:r>
-        <w:rPr>
-          <w:rFonts w:hint="eastAsia"/>
-        </w:rPr>
-        <w:t xml:space="preserve"> </w:t>
-      </w:r>
-      <w:r>
-        <w:t>// change in runtime</w:t>
+        <w:rPr>
+          <w:rFonts w:hint="eastAsia"/>
+        </w:rPr>
+        <w:t xml:space="preserve">      </w:t>
+      </w:r>
+      <w:r>
+        <w:rPr>
+          <w:rFonts w:hint="eastAsia"/>
+        </w:rPr>
+        <w:t xml:space="preserve">Enum           </w:t>
+      </w:r>
+      <w:r>
+        <w:rPr>
+          <w:rFonts w:hint="eastAsia"/>
+        </w:rPr>
+        <w:t>_level ;</w:t>
       </w:r>
     </w:p>
     <w:p>
@@ -7130,161 +6988,6 @@
           <w:rFonts w:hint="eastAsia"/>
         </w:rPr>
         <w:lastRenderedPageBreak/>
-        <w:tab/>
-        <w:t xml:space="preserve">  PMD_CFG_STEP_</w:t>
-      </w:r>
-      <w:r>
-        <w:rPr>
-          <w:rFonts w:hint="eastAsia"/>
-        </w:rPr>
-        <w:t xml:space="preserve">RESTORE                  </w:t>
-      </w:r>
-      <w:r>
-        <w:rPr>
-          <w:rFonts w:hint="eastAsia"/>
-        </w:rPr>
-        <w:t>// restore to default value</w:t>
-      </w:r>
-    </w:p>
-    <w:p>
-      <w:pPr>
-        <w:ind w:left="0"/>
-      </w:pPr>
-      <w:r>
-        <w:t xml:space="preserve">   }</w:t>
-      </w:r>
-      <w:r>
-        <w:rPr>
-          <w:rFonts w:hint="eastAsia"/>
-        </w:rPr>
-        <w:t>;</w:t>
-      </w:r>
-    </w:p>
-    <w:p>
-      <w:pPr>
-        <w:ind w:left="0"/>
-      </w:pPr>
-      <w:r>
-        <w:rPr>
-          <w:rFonts w:hint="eastAsia"/>
-        </w:rPr>
-        <w:t xml:space="preserve">    </w:t>
-      </w:r>
-    </w:p>
-    <w:p>
-      <w:pPr>
-        <w:pStyle w:val="ListParagraph"/>
-        <w:numPr>
-          <w:ilvl w:val="0"/>
-          <w:numId w:val="24"/>
-        </w:numPr>
-        <w:ind w:firstLineChars="0"/>
-      </w:pPr>
-      <w:r>
-        <w:t>_pmdParamValue</w:t>
-      </w:r>
-      <w:r>
-        <w:rPr>
-          <w:rFonts w:hint="eastAsia"/>
-        </w:rPr>
-        <w:t>中增加一项</w:t>
-      </w:r>
-      <w:r>
-        <w:rPr>
-          <w:rFonts w:hint="eastAsia"/>
-        </w:rPr>
-        <w:t>_level</w:t>
-      </w:r>
-      <w:r>
-        <w:rPr>
-          <w:rFonts w:hint="eastAsia"/>
-        </w:rPr>
-        <w:t>，用于记录该配置的配置级别</w:t>
-      </w:r>
-      <w:r>
-        <w:rPr>
-          <w:rFonts w:hint="eastAsia"/>
-        </w:rPr>
-        <w:t>:</w:t>
-      </w:r>
-    </w:p>
-    <w:p>
-      <w:r>
-        <w:t>struct _pmdParamValue</w:t>
-      </w:r>
-    </w:p>
-    <w:p>
-      <w:pPr>
-        <w:ind w:left="0"/>
-      </w:pPr>
-      <w:r>
-        <w:t xml:space="preserve">   {</w:t>
-      </w:r>
-    </w:p>
-    <w:p>
-      <w:pPr>
-        <w:ind w:left="0"/>
-      </w:pPr>
-      <w:r>
-        <w:t xml:space="preserve">      string         </w:t>
-      </w:r>
-      <w:r>
-        <w:rPr>
-          <w:rFonts w:hint="eastAsia"/>
-        </w:rPr>
-        <w:t xml:space="preserve">  </w:t>
-      </w:r>
-      <w:r>
-        <w:t>_value ;</w:t>
-      </w:r>
-    </w:p>
-    <w:p>
-      <w:pPr>
-        <w:ind w:left="0"/>
-      </w:pPr>
-      <w:r>
-        <w:t xml:space="preserve">      BOOLEAN        _hasMapped ;</w:t>
-      </w:r>
-    </w:p>
-    <w:p>
-      <w:pPr>
-        <w:ind w:left="0"/>
-      </w:pPr>
-      <w:r>
-        <w:t xml:space="preserve">      BOOLEAN        _hasField ;</w:t>
-      </w:r>
-    </w:p>
-    <w:p>
-      <w:pPr>
-        <w:ind w:left="0"/>
-      </w:pPr>
-      <w:r>
-        <w:rPr>
-          <w:rFonts w:hint="eastAsia"/>
-        </w:rPr>
-        <w:t xml:space="preserve">      </w:t>
-      </w:r>
-      <w:r>
-        <w:rPr>
-          <w:rFonts w:hint="eastAsia"/>
-        </w:rPr>
-        <w:t xml:space="preserve">Enum           </w:t>
-      </w:r>
-      <w:r>
-        <w:rPr>
-          <w:rFonts w:hint="eastAsia"/>
-        </w:rPr>
-        <w:t>_level ;</w:t>
-      </w:r>
-    </w:p>
-    <w:p>
-      <w:pPr>
-        <w:ind w:left="0"/>
-      </w:pPr>
-      <w:r>
-        <w:rPr>
-          <w:rFonts w:hint="eastAsia"/>
-        </w:rPr>
         <w:t xml:space="preserve">   }</w:t>
       </w:r>
       <w:r>
@@ -8236,14 +7939,7 @@
               <w:rPr>
                 <w:rFonts w:hint="eastAsia"/>
               </w:rPr>
-              <w:t>用户输入的禁止修改配置，且该配置同时存</w:t>
-            </w:r>
-            <w:r>
-              <w:rPr>
-                <w:rFonts w:hint="eastAsia"/>
-              </w:rPr>
-              <w:lastRenderedPageBreak/>
-              <w:t>在于配置文件中</w:t>
+              <w:t>用户输入的禁止修改配置，且该配置同时存在于配置文件中</w:t>
             </w:r>
           </w:p>
         </w:tc>
@@ -8346,14 +8042,6 @@
     </w:p>
     <w:p/>
     <w:p>
-      <w:ins w:id="13" w:author="xujianhui" w:date="2018-04-18T13:58:00Z">
-        <w:r>
-          <w:rPr>
-            <w:rFonts w:hint="eastAsia"/>
-          </w:rPr>
-          <w:t>??</w:t>
-        </w:r>
-      </w:ins>
       <w:r>
         <w:rPr>
           <w:rFonts w:hint="eastAsia"/>
@@ -8366,6 +8054,7 @@
         <w:rPr>
           <w:rFonts w:hint="eastAsia"/>
         </w:rPr>
+        <w:lastRenderedPageBreak/>
         <w:t>RUN</w:t>
       </w:r>
       <w:r>
@@ -8566,7 +8255,7 @@
         <w:pStyle w:val="ListParagraph"/>
         <w:numPr>
           <w:ilvl w:val="0"/>
-          <w:numId w:val="24"/>
+          <w:numId w:val="31"/>
         </w:numPr>
         <w:ind w:firstLineChars="0"/>
       </w:pPr>
@@ -8600,10 +8289,10 @@
     <w:p>
       <w:r>
         <w:object w:dxaOrig="6995" w:dyaOrig="24132">
-          <v:shape id="_x0000_i1032" type="#_x0000_t75" style="width:350.25pt;height:1206.75pt" o:ole="">
+          <v:shape id="_x0000_i1031" type="#_x0000_t75" style="width:350.2pt;height:1206.7pt" o:ole="">
             <v:imagedata r:id="rId22" o:title=""/>
           </v:shape>
-          <o:OLEObject Type="Embed" ProgID="Excel.Sheet.12" ShapeID="_x0000_i1032" DrawAspect="Content" ObjectID="_1585565160" r:id="rId23"/>
+          <o:OLEObject Type="Embed" ProgID="Excel.Sheet.12" ShapeID="_x0000_i1031" DrawAspect="Content" ObjectID="_1585657275" r:id="rId23"/>
         </w:object>
       </w:r>
     </w:p>
@@ -13919,6 +13608,95 @@
     </w:lvl>
   </w:abstractNum>
   <w:abstractNum w:abstractNumId="21">
+    <w:nsid w:val="73B12645"/>
+    <w:multiLevelType w:val="hybridMultilevel"/>
+    <w:tmpl w:val="DD6AA5EC"/>
+    <w:lvl w:ilvl="0" w:tplc="FBB28BBA">
+      <w:start w:val="1"/>
+      <w:numFmt w:val="decimal"/>
+      <w:lvlText w:val="%1."/>
+      <w:lvlJc w:val="left"/>
+      <w:pPr>
+        <w:ind w:left="717" w:hanging="360"/>
+      </w:pPr>
+      <w:rPr>
+        <w:rFonts w:hint="default"/>
+      </w:rPr>
+    </w:lvl>
+    <w:lvl w:ilvl="1" w:tplc="04090019" w:tentative="1">
+      <w:start w:val="1"/>
+      <w:numFmt w:val="lowerLetter"/>
+      <w:lvlText w:val="%2)"/>
+      <w:lvlJc w:val="left"/>
+      <w:pPr>
+        <w:ind w:left="840" w:hanging="420"/>
+      </w:pPr>
+    </w:lvl>
+    <w:lvl w:ilvl="2" w:tplc="0409001B" w:tentative="1">
+      <w:start w:val="1"/>
+      <w:numFmt w:val="lowerRoman"/>
+      <w:lvlText w:val="%3."/>
+      <w:lvlJc w:val="right"/>
+      <w:pPr>
+        <w:ind w:left="1260" w:hanging="420"/>
+      </w:pPr>
+    </w:lvl>
+    <w:lvl w:ilvl="3" w:tplc="0409000F" w:tentative="1">
+      <w:start w:val="1"/>
+      <w:numFmt w:val="decimal"/>
+      <w:lvlText w:val="%4."/>
+      <w:lvlJc w:val="left"/>
+      <w:pPr>
+        <w:ind w:left="1680" w:hanging="420"/>
+      </w:pPr>
+    </w:lvl>
+    <w:lvl w:ilvl="4" w:tplc="04090019" w:tentative="1">
+      <w:start w:val="1"/>
+      <w:numFmt w:val="lowerLetter"/>
+      <w:lvlText w:val="%5)"/>
+      <w:lvlJc w:val="left"/>
+      <w:pPr>
+        <w:ind w:left="2100" w:hanging="420"/>
+      </w:pPr>
+    </w:lvl>
+    <w:lvl w:ilvl="5" w:tplc="0409001B" w:tentative="1">
+      <w:start w:val="1"/>
+      <w:numFmt w:val="lowerRoman"/>
+      <w:lvlText w:val="%6."/>
+      <w:lvlJc w:val="right"/>
+      <w:pPr>
+        <w:ind w:left="2520" w:hanging="420"/>
+      </w:pPr>
+    </w:lvl>
+    <w:lvl w:ilvl="6" w:tplc="0409000F" w:tentative="1">
+      <w:start w:val="1"/>
+      <w:numFmt w:val="decimal"/>
+      <w:lvlText w:val="%7."/>
+      <w:lvlJc w:val="left"/>
+      <w:pPr>
+        <w:ind w:left="2940" w:hanging="420"/>
+      </w:pPr>
+    </w:lvl>
+    <w:lvl w:ilvl="7" w:tplc="04090019" w:tentative="1">
+      <w:start w:val="1"/>
+      <w:numFmt w:val="lowerLetter"/>
+      <w:lvlText w:val="%8)"/>
+      <w:lvlJc w:val="left"/>
+      <w:pPr>
+        <w:ind w:left="3360" w:hanging="420"/>
+      </w:pPr>
+    </w:lvl>
+    <w:lvl w:ilvl="8" w:tplc="0409001B" w:tentative="1">
+      <w:start w:val="1"/>
+      <w:numFmt w:val="lowerRoman"/>
+      <w:lvlText w:val="%9."/>
+      <w:lvlJc w:val="right"/>
+      <w:pPr>
+        <w:ind w:left="3780" w:hanging="420"/>
+      </w:pPr>
+    </w:lvl>
+  </w:abstractNum>
+  <w:abstractNum w:abstractNumId="22">
     <w:nsid w:val="789661B4"/>
     <w:multiLevelType w:val="hybridMultilevel"/>
     <w:tmpl w:val="8166B3DE"/>
@@ -14007,7 +13785,7 @@
       </w:pPr>
     </w:lvl>
   </w:abstractNum>
-  <w:abstractNum w:abstractNumId="22">
+  <w:abstractNum w:abstractNumId="23">
     <w:nsid w:val="78A22E53"/>
     <w:multiLevelType w:val="hybridMultilevel"/>
     <w:tmpl w:val="6346CCAC"/>
@@ -14151,7 +13929,7 @@
     <w:abstractNumId w:val="9"/>
   </w:num>
   <w:num w:numId="19">
-    <w:abstractNumId w:val="22"/>
+    <w:abstractNumId w:val="23"/>
   </w:num>
   <w:num w:numId="20">
     <w:abstractNumId w:val="4"/>
@@ -14163,7 +13941,7 @@
     <w:abstractNumId w:val="15"/>
   </w:num>
   <w:num w:numId="23">
-    <w:abstractNumId w:val="21"/>
+    <w:abstractNumId w:val="22"/>
   </w:num>
   <w:num w:numId="24">
     <w:abstractNumId w:val="12"/>
@@ -14185,6 +13963,9 @@
   </w:num>
   <w:num w:numId="30">
     <w:abstractNumId w:val="18"/>
+  </w:num>
+  <w:num w:numId="31">
+    <w:abstractNumId w:val="21"/>
   </w:num>
 </w:numbering>
 </file>

--- a/internal_doc/03.开发设计/Story-配置参数集中修改.docx
+++ b/internal_doc/03.开发设计/Story-配置参数集中修改.docx
@@ -1049,11 +1049,6 @@
     </w:p>
     <w:p>
       <w:pPr>
-        <w:ind w:left="0"/>
-      </w:pPr>
-    </w:p>
-    <w:p>
-      <w:pPr>
         <w:rPr>
           <w:color w:val="00B0F0"/>
         </w:rPr>
@@ -1105,12 +1100,6 @@
     <w:p>
       <w:r>
         <w:t xml:space="preserve">   this.</w:t>
-      </w:r>
-      <w:r>
-        <w:rPr>
-          <w:rFonts w:hint="eastAsia"/>
-        </w:rPr>
-        <w:t xml:space="preserve"> </w:t>
       </w:r>
       <w:r>
         <w:rPr>
@@ -1843,27 +1832,27 @@
         <w:rPr>
           <w:rFonts w:hint="eastAsia"/>
         </w:rPr>
+        <w:t>传统的</w:t>
+      </w:r>
+      <w:r>
+        <w:rPr>
+          <w:rFonts w:hint="eastAsia"/>
+        </w:rPr>
+        <w:t xml:space="preserve"> snapshot </w:t>
+      </w:r>
+      <w:r>
+        <w:rPr>
+          <w:rFonts w:hint="eastAsia"/>
+        </w:rPr>
+        <w:t>方式：</w:t>
+      </w:r>
+    </w:p>
+    <w:p>
+      <w:r>
+        <w:rPr>
+          <w:rFonts w:hint="eastAsia"/>
+        </w:rPr>
         <w:lastRenderedPageBreak/>
-        <w:t>传统的</w:t>
-      </w:r>
-      <w:r>
-        <w:rPr>
-          <w:rFonts w:hint="eastAsia"/>
-        </w:rPr>
-        <w:t xml:space="preserve"> snapshot </w:t>
-      </w:r>
-      <w:r>
-        <w:rPr>
-          <w:rFonts w:hint="eastAsia"/>
-        </w:rPr>
-        <w:t>方式：</w:t>
-      </w:r>
-    </w:p>
-    <w:p>
-      <w:r>
-        <w:rPr>
-          <w:rFonts w:hint="eastAsia"/>
-        </w:rPr>
         <w:t>db.snapshot(</w:t>
       </w:r>
       <w:r>
@@ -2611,18 +2600,15 @@
         <w:t xml:space="preserve"> </w:t>
       </w:r>
       <w:r>
-        <w:t xml:space="preserve">* from $SNAPSHOT_CONFIG where GroupName='db2' and </w:t>
-      </w:r>
-      <w:r>
+        <w:t>* from $SNAPSHOT_CONFIG where GroupName='db2' and SvcName='41000'")</w:t>
+      </w:r>
+    </w:p>
+    <w:p>
+      <w:r>
+        <w:rPr>
+          <w:rFonts w:hint="eastAsia"/>
+        </w:rPr>
         <w:lastRenderedPageBreak/>
-        <w:t>SvcName='41000'")</w:t>
-      </w:r>
-    </w:p>
-    <w:p>
-      <w:r>
-        <w:rPr>
-          <w:rFonts w:hint="eastAsia"/>
-        </w:rPr>
         <w:t>通过</w:t>
       </w:r>
       <w:r>
@@ -3865,7 +3851,6 @@
         <w:rPr>
           <w:rFonts w:hint="eastAsia"/>
         </w:rPr>
-        <w:lastRenderedPageBreak/>
         <w:t>用户输入</w:t>
       </w:r>
       <w:r>
@@ -3884,6 +3869,7 @@
         <w:rPr>
           <w:rFonts w:hint="eastAsia"/>
         </w:rPr>
+        <w:lastRenderedPageBreak/>
         <w:t>{diagnum:1, preferedinstance:1}, { GroupName:</w:t>
       </w:r>
       <w:r>
@@ -4458,27 +4444,27 @@
         <w:ind w:firstLineChars="0"/>
       </w:pPr>
       <w:r>
+        <w:t>sdb</w:t>
+      </w:r>
+      <w:r>
+        <w:rPr>
+          <w:rFonts w:hint="eastAsia"/>
+        </w:rPr>
+        <w:t>Delete</w:t>
+      </w:r>
+      <w:r>
+        <w:t>Config</w:t>
+      </w:r>
+    </w:p>
+    <w:p>
+      <w:pPr>
+        <w:ind w:left="717"/>
+      </w:pPr>
+      <w:r>
+        <w:rPr>
+          <w:rFonts w:hint="eastAsia"/>
+        </w:rPr>
         <w:lastRenderedPageBreak/>
-        <w:t>sdb</w:t>
-      </w:r>
-      <w:r>
-        <w:rPr>
-          <w:rFonts w:hint="eastAsia"/>
-        </w:rPr>
-        <w:t>Delete</w:t>
-      </w:r>
-      <w:r>
-        <w:t>Config</w:t>
-      </w:r>
-    </w:p>
-    <w:p>
-      <w:pPr>
-        <w:ind w:left="717"/>
-      </w:pPr>
-      <w:r>
-        <w:rPr>
-          <w:rFonts w:hint="eastAsia"/>
-        </w:rPr>
         <w:t>(</w:t>
       </w:r>
       <w:r>
@@ -5020,12 +5006,12 @@
     </w:p>
     <w:p>
       <w:r>
+        <w:t xml:space="preserve">    "maxpool": 50,</w:t>
+      </w:r>
+    </w:p>
+    <w:p>
+      <w:r>
         <w:lastRenderedPageBreak/>
-        <w:t xml:space="preserve">    "maxpool": 50,</w:t>
-      </w:r>
-    </w:p>
-    <w:p>
-      <w:r>
         <w:t xml:space="preserve">    "diagnum": 20,</w:t>
       </w:r>
     </w:p>
@@ -5241,12 +5227,12 @@
     </w:p>
     <w:p>
       <w:r>
+        <w:t xml:space="preserve">    "optimeout": 300000,</w:t>
+      </w:r>
+    </w:p>
+    <w:p>
+      <w:r>
         <w:lastRenderedPageBreak/>
-        <w:t xml:space="preserve">    "optimeout": 300000,</w:t>
-      </w:r>
-    </w:p>
-    <w:p>
-      <w:r>
         <w:t xml:space="preserve">    "overflowratio": 12,</w:t>
       </w:r>
     </w:p>
@@ -5476,7 +5462,7 @@
           <v:shape id="_x0000_i1025" type="#_x0000_t75" style="width:414.7pt;height:571.8pt" o:ole="">
             <v:imagedata r:id="rId8" o:title=""/>
           </v:shape>
-          <o:OLEObject Type="Embed" ProgID="Visio.Drawing.11" ShapeID="_x0000_i1025" DrawAspect="Content" ObjectID="_1585657268" r:id="rId9"/>
+          <o:OLEObject Type="Embed" ProgID="Visio.Drawing.11" ShapeID="_x0000_i1025" DrawAspect="Content" ObjectID="_1586166792" r:id="rId9"/>
         </w:object>
       </w:r>
     </w:p>
@@ -5494,7 +5480,7 @@
           <v:shape id="_x0000_i1026" type="#_x0000_t75" style="width:192.6pt;height:640.05pt" o:ole="">
             <v:imagedata r:id="rId10" o:title=""/>
           </v:shape>
-          <o:OLEObject Type="Embed" ProgID="Visio.Drawing.11" ShapeID="_x0000_i1026" DrawAspect="Content" ObjectID="_1585657269" r:id="rId11"/>
+          <o:OLEObject Type="Embed" ProgID="Visio.Drawing.11" ShapeID="_x0000_i1026" DrawAspect="Content" ObjectID="_1586166793" r:id="rId11"/>
         </w:object>
       </w:r>
     </w:p>
@@ -5816,7 +5802,7 @@
           <v:shape id="_x0000_i1027" type="#_x0000_t75" style="width:415.65pt;height:424.5pt" o:ole="">
             <v:imagedata r:id="rId12" o:title=""/>
           </v:shape>
-          <o:OLEObject Type="Embed" ProgID="Visio.Drawing.11" ShapeID="_x0000_i1027" DrawAspect="Content" ObjectID="_1585657270" r:id="rId13"/>
+          <o:OLEObject Type="Embed" ProgID="Visio.Drawing.11" ShapeID="_x0000_i1027" DrawAspect="Content" ObjectID="_1586166794" r:id="rId13"/>
         </w:object>
       </w:r>
     </w:p>
@@ -5834,7 +5820,7 @@
           <v:shape id="_x0000_i1028" type="#_x0000_t75" style="width:284.25pt;height:524.1pt" o:ole="">
             <v:imagedata r:id="rId14" o:title=""/>
           </v:shape>
-          <o:OLEObject Type="Embed" ProgID="Visio.Drawing.11" ShapeID="_x0000_i1028" DrawAspect="Content" ObjectID="_1585657271" r:id="rId15"/>
+          <o:OLEObject Type="Embed" ProgID="Visio.Drawing.11" ShapeID="_x0000_i1028" DrawAspect="Content" ObjectID="_1586166795" r:id="rId15"/>
         </w:object>
       </w:r>
     </w:p>
@@ -6146,11 +6132,11 @@
     </w:p>
     <w:p>
       <w:r>
-        <w:object w:dxaOrig="6403" w:dyaOrig="3111">
-          <v:shape id="_x0000_i1029" type="#_x0000_t75" style="width:320.25pt;height:156.15pt" o:ole="">
+        <w:object w:dxaOrig="6403" w:dyaOrig="3014">
+          <v:shape id="_x0000_i1032" type="#_x0000_t75" style="width:320.25pt;height:150.55pt" o:ole="">
             <v:imagedata r:id="rId16" o:title=""/>
           </v:shape>
-          <o:OLEObject Type="Embed" ProgID="Visio.Drawing.11" ShapeID="_x0000_i1029" DrawAspect="Content" ObjectID="_1585657272" r:id="rId17"/>
+          <o:OLEObject Type="Embed" ProgID="Visio.Drawing.11" ShapeID="_x0000_i1032" DrawAspect="Content" ObjectID="_1586166796" r:id="rId17"/>
         </w:object>
       </w:r>
     </w:p>
@@ -6172,10 +6158,10 @@
     <w:p>
       <w:r>
         <w:object w:dxaOrig="7411" w:dyaOrig="7596">
-          <v:shape id="_x0000_i1032" type="#_x0000_t75" style="width:370.75pt;height:379.65pt" o:ole="">
+          <v:shape id="_x0000_i1031" type="#_x0000_t75" style="width:370.75pt;height:379.65pt" o:ole="">
             <v:imagedata r:id="rId18" o:title=""/>
           </v:shape>
-          <o:OLEObject Type="Embed" ProgID="Visio.Drawing.11" ShapeID="_x0000_i1032" DrawAspect="Content" ObjectID="_1585657273" r:id="rId19"/>
+          <o:OLEObject Type="Embed" ProgID="Visio.Drawing.11" ShapeID="_x0000_i1031" DrawAspect="Content" ObjectID="_1586166797" r:id="rId19"/>
         </w:object>
       </w:r>
     </w:p>
@@ -6202,10 +6188,10 @@
     <w:p>
       <w:r>
         <w:object w:dxaOrig="7454" w:dyaOrig="13661">
-          <v:shape id="_x0000_i1030" type="#_x0000_t75" style="width:372.15pt;height:683.05pt" o:ole="">
+          <v:shape id="_x0000_i1029" type="#_x0000_t75" style="width:372.15pt;height:683.05pt" o:ole="">
             <v:imagedata r:id="rId20" o:title=""/>
           </v:shape>
-          <o:OLEObject Type="Embed" ProgID="Visio.Drawing.11" ShapeID="_x0000_i1030" DrawAspect="Content" ObjectID="_1585657274" r:id="rId21"/>
+          <o:OLEObject Type="Embed" ProgID="Visio.Drawing.11" ShapeID="_x0000_i1029" DrawAspect="Content" ObjectID="_1586166798" r:id="rId21"/>
         </w:object>
       </w:r>
     </w:p>
@@ -6388,42 +6374,49 @@
       <w:r>
         <w:rPr>
           <w:rFonts w:hint="eastAsia"/>
+          <w:color w:val="C00000"/>
         </w:rPr>
         <w:t>完成后对于重启生效和动态生效配置分别以</w:t>
       </w:r>
       <w:r>
         <w:rPr>
           <w:rFonts w:hint="eastAsia"/>
+          <w:color w:val="C00000"/>
         </w:rPr>
         <w:t>(hasMapped:false, hasField:true)</w:t>
       </w:r>
       <w:r>
         <w:rPr>
           <w:rFonts w:hint="eastAsia"/>
+          <w:color w:val="C00000"/>
         </w:rPr>
         <w:t>和</w:t>
       </w:r>
       <w:r>
         <w:rPr>
           <w:rFonts w:hint="eastAsia"/>
+          <w:color w:val="C00000"/>
         </w:rPr>
         <w:t>(hasMapped:true, hasField:true)</w:t>
       </w:r>
       <w:r>
         <w:rPr>
           <w:rFonts w:hint="eastAsia"/>
+          <w:color w:val="C00000"/>
         </w:rPr>
         <w:t>写到</w:t>
       </w:r>
       <w:r>
         <w:rPr>
           <w:rFonts w:hint="eastAsia"/>
+          <w:color w:val="C00000"/>
         </w:rPr>
         <w:t>_mapKeyValue</w:t>
       </w:r>
       <w:r>
         <w:rPr>
           <w:rFonts w:hint="eastAsia"/>
+          <w:color w:val="C00000"/>
         </w:rPr>
         <w:t>中。</w:t>
       </w:r>
@@ -6473,6 +6466,11 @@
     </w:p>
     <w:p/>
     <w:p>
+      <w:pPr>
+        <w:rPr>
+          <w:rFonts w:hint="eastAsia"/>
+        </w:rPr>
+      </w:pPr>
       <w:r>
         <w:rPr>
           <w:rFonts w:hint="eastAsia"/>
@@ -6485,392 +6483,253 @@
         <w:pStyle w:val="ListParagraph"/>
         <w:numPr>
           <w:ilvl w:val="0"/>
-          <w:numId w:val="31"/>
+          <w:numId w:val="32"/>
         </w:numPr>
         <w:ind w:firstLineChars="0"/>
-      </w:pPr>
-      <w:r>
-        <w:rPr>
-          <w:rFonts w:hint="eastAsia"/>
-        </w:rPr>
-        <w:t>将配置的设置权限由</w:t>
-      </w:r>
-      <w:r>
-        <w:rPr>
-          <w:rFonts w:hint="eastAsia"/>
-        </w:rPr>
-        <w:t>Boolean</w:t>
-      </w:r>
-      <w:r>
-        <w:rPr>
-          <w:rFonts w:hint="eastAsia"/>
-        </w:rPr>
-        <w:t>改为保存</w:t>
-      </w:r>
-      <w:r>
-        <w:rPr>
-          <w:rFonts w:hint="eastAsia"/>
-        </w:rPr>
-        <w:t>Enum</w:t>
-      </w:r>
-      <w:r>
-        <w:rPr>
-          <w:rFonts w:hint="eastAsia"/>
-        </w:rPr>
-        <w:t>的</w:t>
-      </w:r>
-      <w:r>
-        <w:rPr>
-          <w:rFonts w:hint="eastAsia"/>
-        </w:rPr>
-        <w:t>UINT</w:t>
-      </w:r>
-      <w:r>
-        <w:rPr>
-          <w:rFonts w:hint="eastAsia"/>
-        </w:rPr>
-        <w:t>：</w:t>
-      </w:r>
-    </w:p>
-    <w:p>
-      <w:r>
-        <w:t>enum PMD_CFG_</w:t>
-      </w:r>
-      <w:r>
-        <w:rPr>
-          <w:rFonts w:hint="eastAsia"/>
-        </w:rPr>
-        <w:t>CHANGE</w:t>
-      </w:r>
-    </w:p>
-    <w:p>
-      <w:r>
-        <w:rPr>
-          <w:rFonts w:hint="eastAsia"/>
-        </w:rPr>
-        <w:t>{</w:t>
-      </w:r>
-    </w:p>
-    <w:p>
-      <w:r>
-        <w:rPr>
-          <w:rFonts w:hint="eastAsia"/>
-        </w:rPr>
-        <w:t>PMD_CFG_CHANGE_INVALID</w:t>
-      </w:r>
-    </w:p>
-    <w:p>
-      <w:r>
-        <w:rPr>
-          <w:rFonts w:hint="eastAsia"/>
-        </w:rPr>
-        <w:t>PMD_CFG_</w:t>
-      </w:r>
-      <w:r>
-        <w:rPr>
-          <w:rFonts w:hint="eastAsia"/>
-        </w:rPr>
-        <w:t>CHANGE</w:t>
-      </w:r>
-      <w:r>
-        <w:rPr>
-          <w:rFonts w:hint="eastAsia"/>
-        </w:rPr>
-        <w:t>_</w:t>
-      </w:r>
-      <w:r>
-        <w:rPr>
-          <w:rFonts w:hint="eastAsia"/>
-        </w:rPr>
-        <w:t>FO</w:t>
-      </w:r>
-      <w:r>
-        <w:rPr>
-          <w:rFonts w:hint="eastAsia"/>
-        </w:rPr>
-        <w:t>R</w:t>
-      </w:r>
-      <w:r>
-        <w:rPr>
-          <w:rFonts w:hint="eastAsia"/>
-        </w:rPr>
-        <w:t>BIDDEN</w:t>
-      </w:r>
-      <w:r>
-        <w:rPr>
-          <w:rFonts w:hint="eastAsia"/>
-        </w:rPr>
-        <w:t>,  //</w:t>
-      </w:r>
-      <w:r>
-        <w:rPr>
-          <w:rFonts w:hint="eastAsia"/>
-        </w:rPr>
-        <w:t xml:space="preserve"> </w:t>
-      </w:r>
-      <w:r>
-        <w:rPr>
-          <w:rFonts w:hint="eastAsia"/>
-        </w:rPr>
-        <w:t>DO NOT allow change</w:t>
-      </w:r>
-    </w:p>
-    <w:p>
-      <w:r>
-        <w:rPr>
-          <w:rFonts w:hint="eastAsia"/>
-        </w:rPr>
-        <w:t>PMD_CFG_</w:t>
-      </w:r>
-      <w:r>
-        <w:rPr>
-          <w:rFonts w:hint="eastAsia"/>
-        </w:rPr>
-        <w:t>CHANGE</w:t>
-      </w:r>
-      <w:r>
-        <w:rPr>
-          <w:rFonts w:hint="eastAsia"/>
-        </w:rPr>
-        <w:t>_RUN,  // allow change in runtime</w:t>
-      </w:r>
-    </w:p>
-    <w:p>
-      <w:r>
-        <w:rPr>
-          <w:rFonts w:hint="eastAsia"/>
-        </w:rPr>
-        <w:t>PMD_CFG_</w:t>
-      </w:r>
-      <w:r>
-        <w:rPr>
-          <w:rFonts w:hint="eastAsia"/>
-        </w:rPr>
-        <w:t>CHANGE</w:t>
-      </w:r>
-      <w:r>
-        <w:rPr>
-          <w:rFonts w:hint="eastAsia"/>
-        </w:rPr>
-        <w:t>_REBOOT,  // allow change after reboot</w:t>
-      </w:r>
-    </w:p>
-    <w:p>
-      <w:r>
-        <w:rPr>
-          <w:rFonts w:hint="eastAsia"/>
-        </w:rPr>
-        <w:t>}</w:t>
-      </w:r>
-      <w:r>
-        <w:rPr>
-          <w:rFonts w:hint="eastAsia"/>
-        </w:rPr>
-        <w:t>;</w:t>
-      </w:r>
-    </w:p>
-    <w:p/>
+        <w:rPr>
+          <w:rFonts w:hint="eastAsia"/>
+          <w:color w:val="C00000"/>
+        </w:rPr>
+      </w:pPr>
+      <w:r>
+        <w:rPr>
+          <w:rFonts w:hint="eastAsia"/>
+          <w:color w:val="C00000"/>
+        </w:rPr>
+        <w:t xml:space="preserve">toBson() </w:t>
+      </w:r>
+      <w:r>
+        <w:rPr>
+          <w:rFonts w:hint="eastAsia"/>
+          <w:color w:val="C00000"/>
+        </w:rPr>
+        <w:t>函数的修改：</w:t>
+      </w:r>
+    </w:p>
+    <w:p>
+      <w:pPr>
+        <w:rPr>
+          <w:rFonts w:hint="eastAsia"/>
+          <w:color w:val="C00000"/>
+        </w:rPr>
+      </w:pPr>
+      <w:r>
+        <w:rPr>
+          <w:rFonts w:hint="eastAsia"/>
+          <w:color w:val="C00000"/>
+        </w:rPr>
+        <w:t>因为</w:t>
+      </w:r>
+      <w:r>
+        <w:rPr>
+          <w:rFonts w:hint="eastAsia"/>
+          <w:color w:val="C00000"/>
+        </w:rPr>
+        <w:t>toBson()</w:t>
+      </w:r>
+      <w:r>
+        <w:rPr>
+          <w:rFonts w:hint="eastAsia"/>
+          <w:color w:val="C00000"/>
+        </w:rPr>
+        <w:t>在使用</w:t>
+      </w:r>
+      <w:r>
+        <w:rPr>
+          <w:rFonts w:hint="eastAsia"/>
+          <w:color w:val="C00000"/>
+        </w:rPr>
+        <w:t>doDataExchchange()</w:t>
+      </w:r>
+      <w:r>
+        <w:rPr>
+          <w:rFonts w:hint="eastAsia"/>
+          <w:color w:val="C00000"/>
+        </w:rPr>
+        <w:t>导出配置后，还会将</w:t>
+      </w:r>
+      <w:r>
+        <w:rPr>
+          <w:rFonts w:hint="eastAsia"/>
+          <w:color w:val="C00000"/>
+        </w:rPr>
+        <w:t>_mapKeyField</w:t>
+      </w:r>
+      <w:r>
+        <w:rPr>
+          <w:rFonts w:hint="eastAsia"/>
+          <w:color w:val="C00000"/>
+        </w:rPr>
+        <w:t>中的</w:t>
+      </w:r>
+      <w:r>
+        <w:rPr>
+          <w:rFonts w:hint="eastAsia"/>
+          <w:color w:val="C00000"/>
+        </w:rPr>
+        <w:t>unmapped</w:t>
+      </w:r>
+      <w:r>
+        <w:rPr>
+          <w:rFonts w:hint="eastAsia"/>
+          <w:color w:val="C00000"/>
+        </w:rPr>
+        <w:t>配置导出，此处的考虑应该是想导出用户输入的第三方配置，这些配置都以</w:t>
+      </w:r>
+      <w:r>
+        <w:rPr>
+          <w:rFonts w:hint="eastAsia"/>
+          <w:color w:val="C00000"/>
+        </w:rPr>
+        <w:t>unmapped</w:t>
+      </w:r>
+      <w:r>
+        <w:rPr>
+          <w:rFonts w:hint="eastAsia"/>
+          <w:color w:val="C00000"/>
+        </w:rPr>
+        <w:t>、</w:t>
+      </w:r>
+      <w:r>
+        <w:rPr>
+          <w:rFonts w:hint="eastAsia"/>
+          <w:color w:val="C00000"/>
+        </w:rPr>
+        <w:t>has field</w:t>
+      </w:r>
+      <w:r>
+        <w:rPr>
+          <w:rFonts w:hint="eastAsia"/>
+          <w:color w:val="C00000"/>
+        </w:rPr>
+        <w:t>的形式保存，</w:t>
+      </w:r>
+      <w:r>
+        <w:rPr>
+          <w:rFonts w:hint="eastAsia"/>
+          <w:color w:val="C00000"/>
+        </w:rPr>
+        <w:t>但是</w:t>
+      </w:r>
+      <w:r>
+        <w:rPr>
+          <w:rFonts w:hint="eastAsia"/>
+          <w:color w:val="C00000"/>
+        </w:rPr>
+        <w:t>新增加的</w:t>
+      </w:r>
+      <w:r>
+        <w:rPr>
+          <w:rFonts w:hint="eastAsia"/>
+          <w:color w:val="C00000"/>
+        </w:rPr>
+        <w:t>重启生效参数，亦是以</w:t>
+      </w:r>
+      <w:r>
+        <w:rPr>
+          <w:rFonts w:hint="eastAsia"/>
+          <w:color w:val="C00000"/>
+        </w:rPr>
+        <w:t>unmapped</w:t>
+      </w:r>
+      <w:r>
+        <w:rPr>
+          <w:rFonts w:hint="eastAsia"/>
+          <w:color w:val="C00000"/>
+        </w:rPr>
+        <w:t>、</w:t>
+      </w:r>
+      <w:r>
+        <w:rPr>
+          <w:rFonts w:hint="eastAsia"/>
+          <w:color w:val="C00000"/>
+        </w:rPr>
+        <w:t>has field</w:t>
+      </w:r>
+      <w:r>
+        <w:rPr>
+          <w:rFonts w:hint="eastAsia"/>
+          <w:color w:val="C00000"/>
+        </w:rPr>
+        <w:t>形式保存</w:t>
+      </w:r>
+      <w:r>
+        <w:rPr>
+          <w:rFonts w:hint="eastAsia"/>
+          <w:color w:val="C00000"/>
+        </w:rPr>
+        <w:t>，且已在</w:t>
+      </w:r>
+      <w:r>
+        <w:rPr>
+          <w:rFonts w:hint="eastAsia"/>
+          <w:color w:val="C00000"/>
+        </w:rPr>
+        <w:t>doDataExchange()</w:t>
+      </w:r>
+      <w:r>
+        <w:rPr>
+          <w:rFonts w:hint="eastAsia"/>
+          <w:color w:val="C00000"/>
+        </w:rPr>
+        <w:t>中导出了，所以此处修改为，不另外导出</w:t>
+      </w:r>
+      <w:r>
+        <w:rPr>
+          <w:rFonts w:hint="eastAsia"/>
+          <w:color w:val="C00000"/>
+        </w:rPr>
+        <w:t>_mapKeyField</w:t>
+      </w:r>
+      <w:r>
+        <w:rPr>
+          <w:rFonts w:hint="eastAsia"/>
+          <w:color w:val="C00000"/>
+        </w:rPr>
+        <w:t>中重启生效的配置。</w:t>
+      </w:r>
+    </w:p>
+    <w:p>
+      <w:pPr>
+        <w:rPr>
+          <w:rFonts w:hint="eastAsia"/>
+        </w:rPr>
+      </w:pPr>
+    </w:p>
     <w:p>
       <w:pPr>
         <w:pStyle w:val="ListParagraph"/>
         <w:numPr>
           <w:ilvl w:val="0"/>
-          <w:numId w:val="31"/>
+          <w:numId w:val="32"/>
         </w:numPr>
         <w:ind w:firstLineChars="0"/>
-      </w:pPr>
-      <w:r>
-        <w:rPr>
-          <w:rFonts w:hint="eastAsia"/>
-        </w:rPr>
-        <w:t>读入配置时增加</w:t>
-      </w:r>
-      <w:r>
-        <w:rPr>
-          <w:rFonts w:hint="eastAsia"/>
-        </w:rPr>
-        <w:t>两</w:t>
-      </w:r>
-      <w:r>
-        <w:rPr>
-          <w:rFonts w:hint="eastAsia"/>
-        </w:rPr>
-        <w:t>个</w:t>
-      </w:r>
-      <w:r>
-        <w:rPr>
-          <w:rFonts w:hint="eastAsia"/>
-        </w:rPr>
-        <w:t>step</w:t>
-      </w:r>
-      <w:r>
-        <w:rPr>
-          <w:rFonts w:hint="eastAsia"/>
-        </w:rPr>
-        <w:t>类型</w:t>
-      </w:r>
-      <w:r>
-        <w:rPr>
-          <w:rFonts w:hint="eastAsia"/>
-        </w:rPr>
-        <w:t>，用于</w:t>
-      </w:r>
-      <w:r>
-        <w:rPr>
-          <w:rFonts w:hint="eastAsia"/>
-        </w:rPr>
-        <w:t>配置文件预读取和</w:t>
-      </w:r>
-      <w:r>
-        <w:rPr>
-          <w:rFonts w:hint="eastAsia"/>
-        </w:rPr>
-        <w:t>Delete</w:t>
-      </w:r>
-      <w:r>
-        <w:rPr>
-          <w:rFonts w:hint="eastAsia"/>
-        </w:rPr>
-        <w:t>操作：</w:t>
-      </w:r>
-    </w:p>
-    <w:p>
-      <w:pPr>
-        <w:ind w:left="0"/>
-      </w:pPr>
-      <w:r>
-        <w:t xml:space="preserve">   enum PMD_CFG_STEP</w:t>
-      </w:r>
-    </w:p>
-    <w:p>
-      <w:pPr>
-        <w:ind w:left="0"/>
-      </w:pPr>
-      <w:r>
-        <w:t xml:space="preserve">   {</w:t>
-      </w:r>
-    </w:p>
-    <w:p>
-      <w:pPr>
-        <w:ind w:left="0"/>
-      </w:pPr>
-      <w:r>
-        <w:t xml:space="preserve">      PMD_CFG_STEP_INIT       = 0,           // initialize</w:t>
-      </w:r>
-    </w:p>
-    <w:p>
-      <w:pPr>
-        <w:ind w:left="0"/>
-      </w:pPr>
-      <w:r>
-        <w:t xml:space="preserve">      PMD_CFG_STEP_REINIT,                   // re-init</w:t>
-      </w:r>
-    </w:p>
-    <w:p>
-      <w:pPr>
-        <w:ind w:leftChars="200" w:left="420" w:firstLineChars="100" w:firstLine="210"/>
-      </w:pPr>
-      <w:r>
-        <w:t>PMD_CFG_STEP_</w:t>
-      </w:r>
-      <w:r>
-        <w:rPr>
-          <w:rFonts w:hint="eastAsia"/>
-        </w:rPr>
-        <w:t>PRE</w:t>
-      </w:r>
-      <w:r>
-        <w:t>CHG</w:t>
-      </w:r>
-      <w:r>
-        <w:rPr>
-          <w:rFonts w:hint="eastAsia"/>
-        </w:rPr>
-        <w:t>,</w:t>
-      </w:r>
-      <w:r>
-        <w:t xml:space="preserve">                  //</w:t>
-      </w:r>
-      <w:r>
-        <w:rPr>
-          <w:rFonts w:hint="eastAsia"/>
-        </w:rPr>
-        <w:t xml:space="preserve"> preliminary change</w:t>
-      </w:r>
-    </w:p>
-    <w:p>
-      <w:pPr>
-        <w:ind w:left="0"/>
-      </w:pPr>
-      <w:r>
-        <w:t xml:space="preserve">      PMD_CFG_STEP_CHG</w:t>
-      </w:r>
-      <w:r>
-        <w:rPr>
-          <w:rFonts w:hint="eastAsia"/>
-        </w:rPr>
-        <w:t>,</w:t>
-      </w:r>
-      <w:r>
-        <w:t xml:space="preserve">                    </w:t>
-      </w:r>
-      <w:r>
-        <w:rPr>
-          <w:rFonts w:hint="eastAsia"/>
-        </w:rPr>
-        <w:t xml:space="preserve"> </w:t>
-      </w:r>
-      <w:r>
-        <w:t>// change in runtime</w:t>
-      </w:r>
-    </w:p>
-    <w:p>
-      <w:pPr>
-        <w:ind w:left="0"/>
-      </w:pPr>
-      <w:r>
-        <w:rPr>
-          <w:rFonts w:hint="eastAsia"/>
-        </w:rPr>
-        <w:tab/>
-        <w:t xml:space="preserve">  PMD_CFG_STEP_</w:t>
-      </w:r>
-      <w:r>
-        <w:rPr>
-          <w:rFonts w:hint="eastAsia"/>
-        </w:rPr>
-        <w:t xml:space="preserve">RESTORE                  </w:t>
-      </w:r>
-      <w:r>
-        <w:rPr>
-          <w:rFonts w:hint="eastAsia"/>
-        </w:rPr>
-        <w:t>// restore to default value</w:t>
-      </w:r>
-    </w:p>
-    <w:p>
-      <w:pPr>
-        <w:ind w:left="0"/>
-      </w:pPr>
-      <w:r>
-        <w:t xml:space="preserve">   }</w:t>
-      </w:r>
-      <w:r>
-        <w:rPr>
-          <w:rFonts w:hint="eastAsia"/>
-        </w:rPr>
-        <w:t>;</w:t>
-      </w:r>
-    </w:p>
-    <w:p>
-      <w:pPr>
-        <w:ind w:left="0"/>
-      </w:pPr>
-      <w:r>
-        <w:rPr>
-          <w:rFonts w:hint="eastAsia"/>
-        </w:rPr>
-        <w:t xml:space="preserve">    </w:t>
+        <w:rPr>
+          <w:rFonts w:hint="eastAsia"/>
+          <w:color w:val="C00000"/>
+        </w:rPr>
+      </w:pPr>
+      <w:r>
+        <w:rPr>
+          <w:rFonts w:hint="eastAsia"/>
+          <w:color w:val="C00000"/>
+        </w:rPr>
+        <w:t>配置检测：</w:t>
+      </w:r>
+    </w:p>
+    <w:p>
+      <w:pPr>
+        <w:rPr>
+          <w:rFonts w:hint="eastAsia"/>
+          <w:color w:val="C00000"/>
+        </w:rPr>
+      </w:pPr>
+      <w:r>
+        <w:rPr>
+          <w:rFonts w:hint="eastAsia"/>
+          <w:color w:val="C00000"/>
+        </w:rPr>
+        <w:t>配置检测有四个步骤：</w:t>
       </w:r>
     </w:p>
     <w:p>
@@ -6878,9 +6737,874 @@
         <w:pStyle w:val="ListParagraph"/>
         <w:numPr>
           <w:ilvl w:val="0"/>
-          <w:numId w:val="31"/>
+          <w:numId w:val="34"/>
         </w:numPr>
         <w:ind w:firstLineChars="0"/>
+        <w:rPr>
+          <w:rFonts w:hint="eastAsia"/>
+          <w:color w:val="C00000"/>
+        </w:rPr>
+      </w:pPr>
+      <w:r>
+        <w:rPr>
+          <w:rFonts w:hint="eastAsia"/>
+          <w:color w:val="C00000"/>
+        </w:rPr>
+        <w:t>从</w:t>
+      </w:r>
+      <w:r>
+        <w:rPr>
+          <w:rFonts w:hint="eastAsia"/>
+          <w:color w:val="C00000"/>
+        </w:rPr>
+        <w:t>BSON</w:t>
+      </w:r>
+      <w:r>
+        <w:rPr>
+          <w:rFonts w:hint="eastAsia"/>
+          <w:color w:val="C00000"/>
+        </w:rPr>
+        <w:t>读入时检测类型是否正确，类型分为</w:t>
+      </w:r>
+      <w:r>
+        <w:rPr>
+          <w:rFonts w:hint="eastAsia"/>
+          <w:color w:val="C00000"/>
+        </w:rPr>
+        <w:t>number</w:t>
+      </w:r>
+      <w:r>
+        <w:rPr>
+          <w:rFonts w:hint="eastAsia"/>
+          <w:color w:val="C00000"/>
+        </w:rPr>
+        <w:t>和</w:t>
+      </w:r>
+      <w:r>
+        <w:rPr>
+          <w:rFonts w:hint="eastAsia"/>
+          <w:color w:val="C00000"/>
+        </w:rPr>
+        <w:t>string</w:t>
+      </w:r>
+      <w:r>
+        <w:rPr>
+          <w:rFonts w:hint="eastAsia"/>
+          <w:color w:val="C00000"/>
+        </w:rPr>
+        <w:t>。</w:t>
+      </w:r>
+    </w:p>
+    <w:p>
+      <w:pPr>
+        <w:pStyle w:val="ListParagraph"/>
+        <w:numPr>
+          <w:ilvl w:val="0"/>
+          <w:numId w:val="34"/>
+        </w:numPr>
+        <w:ind w:firstLineChars="0"/>
+        <w:rPr>
+          <w:rFonts w:hint="eastAsia"/>
+          <w:color w:val="C00000"/>
+        </w:rPr>
+      </w:pPr>
+      <w:r>
+        <w:rPr>
+          <w:rFonts w:hint="eastAsia"/>
+          <w:color w:val="C00000"/>
+        </w:rPr>
+        <w:t>对读入的配置作一些转换，如</w:t>
+      </w:r>
+      <w:r>
+        <w:rPr>
+          <w:color w:val="C00000"/>
+        </w:rPr>
+        <w:t>”</w:t>
+      </w:r>
+      <w:r>
+        <w:rPr>
+          <w:rFonts w:hint="eastAsia"/>
+          <w:color w:val="C00000"/>
+        </w:rPr>
+        <w:t>./</w:t>
+      </w:r>
+      <w:r>
+        <w:rPr>
+          <w:color w:val="C00000"/>
+        </w:rPr>
+        <w:t>”</w:t>
+      </w:r>
+      <w:r>
+        <w:rPr>
+          <w:rFonts w:hint="eastAsia"/>
+          <w:color w:val="C00000"/>
+        </w:rPr>
+        <w:t>变为绝对路径，</w:t>
+      </w:r>
+      <w:r>
+        <w:rPr>
+          <w:rFonts w:hint="eastAsia"/>
+          <w:color w:val="C00000"/>
+        </w:rPr>
+        <w:t>int</w:t>
+      </w:r>
+      <w:r>
+        <w:rPr>
+          <w:rFonts w:hint="eastAsia"/>
+          <w:color w:val="C00000"/>
+        </w:rPr>
+        <w:t>转换为</w:t>
+      </w:r>
+      <w:r>
+        <w:rPr>
+          <w:rFonts w:hint="eastAsia"/>
+          <w:color w:val="C00000"/>
+        </w:rPr>
+        <w:t>uint</w:t>
+      </w:r>
+      <w:r>
+        <w:rPr>
+          <w:rFonts w:hint="eastAsia"/>
+          <w:color w:val="C00000"/>
+        </w:rPr>
+        <w:t>等。</w:t>
+      </w:r>
+    </w:p>
+    <w:p>
+      <w:pPr>
+        <w:pStyle w:val="ListParagraph"/>
+        <w:numPr>
+          <w:ilvl w:val="0"/>
+          <w:numId w:val="34"/>
+        </w:numPr>
+        <w:ind w:firstLineChars="0"/>
+        <w:rPr>
+          <w:rFonts w:hint="eastAsia"/>
+          <w:color w:val="C00000"/>
+        </w:rPr>
+      </w:pPr>
+      <w:r>
+        <w:rPr>
+          <w:rFonts w:hint="eastAsia"/>
+          <w:color w:val="C00000"/>
+        </w:rPr>
+        <w:t>对读入的值作范围检测，如</w:t>
+      </w:r>
+      <w:r>
+        <w:rPr>
+          <w:rFonts w:hint="eastAsia"/>
+          <w:color w:val="C00000"/>
+        </w:rPr>
+        <w:t>int</w:t>
+      </w:r>
+      <w:r>
+        <w:rPr>
+          <w:rFonts w:hint="eastAsia"/>
+          <w:color w:val="C00000"/>
+        </w:rPr>
+        <w:t>的上下限和</w:t>
+      </w:r>
+      <w:r>
+        <w:rPr>
+          <w:rFonts w:hint="eastAsia"/>
+          <w:color w:val="C00000"/>
+        </w:rPr>
+        <w:t>string</w:t>
+      </w:r>
+      <w:r>
+        <w:rPr>
+          <w:rFonts w:hint="eastAsia"/>
+          <w:color w:val="C00000"/>
+        </w:rPr>
+        <w:t>的长度限制等。</w:t>
+      </w:r>
+    </w:p>
+    <w:p>
+      <w:pPr>
+        <w:pStyle w:val="ListParagraph"/>
+        <w:numPr>
+          <w:ilvl w:val="0"/>
+          <w:numId w:val="34"/>
+        </w:numPr>
+        <w:ind w:firstLineChars="0"/>
+        <w:rPr>
+          <w:rFonts w:hint="eastAsia"/>
+          <w:color w:val="C00000"/>
+        </w:rPr>
+      </w:pPr>
+      <w:r>
+        <w:rPr>
+          <w:rFonts w:hint="eastAsia"/>
+          <w:color w:val="C00000"/>
+        </w:rPr>
+        <w:t>在</w:t>
+      </w:r>
+      <w:r>
+        <w:rPr>
+          <w:rFonts w:hint="eastAsia"/>
+          <w:color w:val="C00000"/>
+        </w:rPr>
+        <w:t>postLoaded</w:t>
+      </w:r>
+      <w:r>
+        <w:rPr>
+          <w:rFonts w:hint="eastAsia"/>
+          <w:color w:val="C00000"/>
+        </w:rPr>
+        <w:t>中对特定配置作具体检测，如</w:t>
+      </w:r>
+      <w:r>
+        <w:rPr>
+          <w:rFonts w:hint="eastAsia"/>
+          <w:color w:val="C00000"/>
+        </w:rPr>
+        <w:t>d</w:t>
+      </w:r>
+      <w:r>
+        <w:rPr>
+          <w:rFonts w:hint="eastAsia"/>
+          <w:color w:val="C00000"/>
+        </w:rPr>
+        <w:t>bp</w:t>
+      </w:r>
+      <w:r>
+        <w:rPr>
+          <w:rFonts w:hint="eastAsia"/>
+          <w:color w:val="C00000"/>
+        </w:rPr>
+        <w:t>ath</w:t>
+      </w:r>
+      <w:r>
+        <w:rPr>
+          <w:rFonts w:hint="eastAsia"/>
+          <w:color w:val="C00000"/>
+        </w:rPr>
+        <w:t>等</w:t>
+      </w:r>
+      <w:r>
+        <w:rPr>
+          <w:rFonts w:hint="eastAsia"/>
+          <w:color w:val="C00000"/>
+        </w:rPr>
+        <w:t>。</w:t>
+      </w:r>
+    </w:p>
+    <w:p>
+      <w:pPr>
+        <w:rPr>
+          <w:rFonts w:hint="eastAsia"/>
+          <w:color w:val="C00000"/>
+        </w:rPr>
+      </w:pPr>
+      <w:r>
+        <w:rPr>
+          <w:rFonts w:hint="eastAsia"/>
+          <w:color w:val="C00000"/>
+        </w:rPr>
+        <w:t>目前</w:t>
+      </w:r>
+      <w:r>
+        <w:rPr>
+          <w:rFonts w:hint="eastAsia"/>
+          <w:color w:val="C00000"/>
+        </w:rPr>
+        <w:t>重启生效的配置只经过的上面</w:t>
+      </w:r>
+      <w:r>
+        <w:rPr>
+          <w:rFonts w:hint="eastAsia"/>
+          <w:color w:val="C00000"/>
+        </w:rPr>
+        <w:t>a</w:t>
+      </w:r>
+      <w:r>
+        <w:rPr>
+          <w:rFonts w:hint="eastAsia"/>
+          <w:color w:val="C00000"/>
+        </w:rPr>
+        <w:t>步骤，因此需要对重启生效配置增加</w:t>
+      </w:r>
+      <w:r>
+        <w:rPr>
+          <w:rFonts w:hint="eastAsia"/>
+          <w:color w:val="C00000"/>
+        </w:rPr>
+        <w:t>b/c/d</w:t>
+      </w:r>
+      <w:r>
+        <w:rPr>
+          <w:rFonts w:hint="eastAsia"/>
+          <w:color w:val="C00000"/>
+        </w:rPr>
+        <w:t>的检测，方法如下：</w:t>
+      </w:r>
+    </w:p>
+    <w:p>
+      <w:pPr>
+        <w:pStyle w:val="ListParagraph"/>
+        <w:numPr>
+          <w:ilvl w:val="0"/>
+          <w:numId w:val="35"/>
+        </w:numPr>
+        <w:ind w:firstLineChars="0"/>
+        <w:rPr>
+          <w:rFonts w:hint="eastAsia"/>
+          <w:color w:val="C00000"/>
+        </w:rPr>
+      </w:pPr>
+      <w:r>
+        <w:rPr>
+          <w:rFonts w:hint="eastAsia"/>
+          <w:color w:val="C00000"/>
+        </w:rPr>
+        <w:t>增加</w:t>
+      </w:r>
+      <w:r>
+        <w:rPr>
+          <w:color w:val="C00000"/>
+        </w:rPr>
+        <w:t>_pmdOptionsMgr::initFromBson</w:t>
+      </w:r>
+      <w:r>
+        <w:rPr>
+          <w:rFonts w:hint="eastAsia"/>
+          <w:color w:val="C00000"/>
+        </w:rPr>
+        <w:t>(</w:t>
+      </w:r>
+      <w:r>
+        <w:rPr>
+          <w:color w:val="C00000"/>
+        </w:rPr>
+        <w:t>const BSONObj &amp;objData</w:t>
+      </w:r>
+      <w:r>
+        <w:rPr>
+          <w:rFonts w:hint="eastAsia"/>
+          <w:color w:val="C00000"/>
+        </w:rPr>
+        <w:t>)</w:t>
+      </w:r>
+      <w:r>
+        <w:rPr>
+          <w:rFonts w:hint="eastAsia"/>
+          <w:color w:val="C00000"/>
+        </w:rPr>
+        <w:t>和</w:t>
+      </w:r>
+      <w:r>
+        <w:rPr>
+          <w:color w:val="C00000"/>
+        </w:rPr>
+        <w:t>_pmdCfgRecord::init</w:t>
+      </w:r>
+      <w:r>
+        <w:rPr>
+          <w:rFonts w:hint="eastAsia"/>
+          <w:color w:val="C00000"/>
+        </w:rPr>
+        <w:t>(</w:t>
+      </w:r>
+      <w:r>
+        <w:rPr>
+          <w:color w:val="C00000"/>
+        </w:rPr>
+        <w:t>const BSONObj &amp;objData</w:t>
+      </w:r>
+      <w:r>
+        <w:rPr>
+          <w:rFonts w:hint="eastAsia"/>
+          <w:color w:val="C00000"/>
+        </w:rPr>
+        <w:t>)</w:t>
+      </w:r>
+      <w:r>
+        <w:rPr>
+          <w:rFonts w:hint="eastAsia"/>
+          <w:color w:val="C00000"/>
+        </w:rPr>
+        <w:t>接口</w:t>
+      </w:r>
+    </w:p>
+    <w:p>
+      <w:pPr>
+        <w:pStyle w:val="ListParagraph"/>
+        <w:numPr>
+          <w:ilvl w:val="0"/>
+          <w:numId w:val="35"/>
+        </w:numPr>
+        <w:ind w:firstLineChars="0"/>
+        <w:rPr>
+          <w:rFonts w:hint="eastAsia"/>
+          <w:color w:val="C00000"/>
+        </w:rPr>
+      </w:pPr>
+      <w:r>
+        <w:rPr>
+          <w:rFonts w:hint="eastAsia"/>
+          <w:color w:val="C00000"/>
+        </w:rPr>
+        <w:t>建立一个临时</w:t>
+      </w:r>
+      <w:r>
+        <w:rPr>
+          <w:color w:val="C00000"/>
+        </w:rPr>
+        <w:t>pmdOptionsMgr</w:t>
+      </w:r>
+      <w:r>
+        <w:rPr>
+          <w:rFonts w:hint="eastAsia"/>
+          <w:color w:val="C00000"/>
+        </w:rPr>
+        <w:t>，通过上述接口使用用户输入的配置初始化后，导出，导出的配置是经过</w:t>
+      </w:r>
+      <w:r>
+        <w:rPr>
+          <w:rFonts w:hint="eastAsia"/>
+          <w:color w:val="C00000"/>
+        </w:rPr>
+        <w:t>a/b/c/d</w:t>
+      </w:r>
+      <w:r>
+        <w:rPr>
+          <w:rFonts w:hint="eastAsia"/>
+          <w:color w:val="C00000"/>
+        </w:rPr>
+        <w:t>检测后的配置</w:t>
+      </w:r>
+    </w:p>
+    <w:p>
+      <w:pPr>
+        <w:pStyle w:val="ListParagraph"/>
+        <w:numPr>
+          <w:ilvl w:val="0"/>
+          <w:numId w:val="35"/>
+        </w:numPr>
+        <w:ind w:firstLineChars="0"/>
+        <w:rPr>
+          <w:rFonts w:hint="eastAsia"/>
+          <w:color w:val="C00000"/>
+        </w:rPr>
+      </w:pPr>
+      <w:r>
+        <w:rPr>
+          <w:rFonts w:hint="eastAsia"/>
+          <w:color w:val="C00000"/>
+        </w:rPr>
+        <w:t>使用导出的配置</w:t>
+      </w:r>
+      <w:r>
+        <w:rPr>
+          <w:rFonts w:hint="eastAsia"/>
+          <w:color w:val="C00000"/>
+        </w:rPr>
+        <w:t>修改配置</w:t>
+      </w:r>
+    </w:p>
+    <w:p/>
+    <w:p>
+      <w:pPr>
+        <w:pStyle w:val="ListParagraph"/>
+        <w:numPr>
+          <w:ilvl w:val="0"/>
+          <w:numId w:val="32"/>
+        </w:numPr>
+        <w:ind w:firstLineChars="0"/>
+      </w:pPr>
+      <w:r>
+        <w:rPr>
+          <w:rFonts w:hint="eastAsia"/>
+        </w:rPr>
+        <w:t>将配置的设置权限由</w:t>
+      </w:r>
+      <w:r>
+        <w:rPr>
+          <w:rFonts w:hint="eastAsia"/>
+        </w:rPr>
+        <w:t>Boolean</w:t>
+      </w:r>
+      <w:r>
+        <w:rPr>
+          <w:rFonts w:hint="eastAsia"/>
+        </w:rPr>
+        <w:t>改为保存</w:t>
+      </w:r>
+      <w:r>
+        <w:rPr>
+          <w:rFonts w:hint="eastAsia"/>
+        </w:rPr>
+        <w:t>Enum</w:t>
+      </w:r>
+      <w:r>
+        <w:rPr>
+          <w:rFonts w:hint="eastAsia"/>
+        </w:rPr>
+        <w:t>的</w:t>
+      </w:r>
+      <w:r>
+        <w:rPr>
+          <w:rFonts w:hint="eastAsia"/>
+        </w:rPr>
+        <w:t>UINT</w:t>
+      </w:r>
+      <w:r>
+        <w:rPr>
+          <w:rFonts w:hint="eastAsia"/>
+        </w:rPr>
+        <w:t>：</w:t>
+      </w:r>
+    </w:p>
+    <w:p>
+      <w:r>
+        <w:t>enum PMD_CFG_</w:t>
+      </w:r>
+      <w:r>
+        <w:rPr>
+          <w:rFonts w:hint="eastAsia"/>
+        </w:rPr>
+        <w:t>CHANGE</w:t>
+      </w:r>
+    </w:p>
+    <w:p>
+      <w:r>
+        <w:rPr>
+          <w:rFonts w:hint="eastAsia"/>
+        </w:rPr>
+        <w:t>{</w:t>
+      </w:r>
+    </w:p>
+    <w:p>
+      <w:r>
+        <w:rPr>
+          <w:rFonts w:hint="eastAsia"/>
+        </w:rPr>
+        <w:t>PMD_CFG_CHANGE_INVALID</w:t>
+      </w:r>
+    </w:p>
+    <w:p>
+      <w:r>
+        <w:rPr>
+          <w:rFonts w:hint="eastAsia"/>
+        </w:rPr>
+        <w:t>PMD_CFG_</w:t>
+      </w:r>
+      <w:r>
+        <w:rPr>
+          <w:rFonts w:hint="eastAsia"/>
+        </w:rPr>
+        <w:t>CHANGE</w:t>
+      </w:r>
+      <w:r>
+        <w:rPr>
+          <w:rFonts w:hint="eastAsia"/>
+        </w:rPr>
+        <w:t>_</w:t>
+      </w:r>
+      <w:r>
+        <w:rPr>
+          <w:rFonts w:hint="eastAsia"/>
+        </w:rPr>
+        <w:t>FO</w:t>
+      </w:r>
+      <w:r>
+        <w:rPr>
+          <w:rFonts w:hint="eastAsia"/>
+        </w:rPr>
+        <w:t>R</w:t>
+      </w:r>
+      <w:r>
+        <w:rPr>
+          <w:rFonts w:hint="eastAsia"/>
+        </w:rPr>
+        <w:t>BIDDEN</w:t>
+      </w:r>
+      <w:r>
+        <w:rPr>
+          <w:rFonts w:hint="eastAsia"/>
+        </w:rPr>
+        <w:t>,  //</w:t>
+      </w:r>
+      <w:r>
+        <w:rPr>
+          <w:rFonts w:hint="eastAsia"/>
+        </w:rPr>
+        <w:t xml:space="preserve"> </w:t>
+      </w:r>
+      <w:r>
+        <w:rPr>
+          <w:rFonts w:hint="eastAsia"/>
+        </w:rPr>
+        <w:t>DO NOT allow change</w:t>
+      </w:r>
+    </w:p>
+    <w:p>
+      <w:r>
+        <w:rPr>
+          <w:rFonts w:hint="eastAsia"/>
+        </w:rPr>
+        <w:lastRenderedPageBreak/>
+        <w:t>PMD_CFG_</w:t>
+      </w:r>
+      <w:r>
+        <w:rPr>
+          <w:rFonts w:hint="eastAsia"/>
+        </w:rPr>
+        <w:t>CHANGE</w:t>
+      </w:r>
+      <w:r>
+        <w:rPr>
+          <w:rFonts w:hint="eastAsia"/>
+        </w:rPr>
+        <w:t>_RUN,  // allow change in runtime</w:t>
+      </w:r>
+    </w:p>
+    <w:p>
+      <w:r>
+        <w:rPr>
+          <w:rFonts w:hint="eastAsia"/>
+        </w:rPr>
+        <w:t>PMD_CFG_</w:t>
+      </w:r>
+      <w:r>
+        <w:rPr>
+          <w:rFonts w:hint="eastAsia"/>
+        </w:rPr>
+        <w:t>CHANGE</w:t>
+      </w:r>
+      <w:r>
+        <w:rPr>
+          <w:rFonts w:hint="eastAsia"/>
+        </w:rPr>
+        <w:t>_REBOOT,  // allow change after reboot</w:t>
+      </w:r>
+    </w:p>
+    <w:p>
+      <w:r>
+        <w:rPr>
+          <w:rFonts w:hint="eastAsia"/>
+        </w:rPr>
+        <w:t>}</w:t>
+      </w:r>
+      <w:r>
+        <w:rPr>
+          <w:rFonts w:hint="eastAsia"/>
+        </w:rPr>
+        <w:t>;</w:t>
+      </w:r>
+    </w:p>
+    <w:p/>
+    <w:p>
+      <w:pPr>
+        <w:pStyle w:val="ListParagraph"/>
+        <w:numPr>
+          <w:ilvl w:val="0"/>
+          <w:numId w:val="32"/>
+        </w:numPr>
+        <w:ind w:firstLineChars="0"/>
+      </w:pPr>
+      <w:r>
+        <w:rPr>
+          <w:rFonts w:hint="eastAsia"/>
+        </w:rPr>
+        <w:t>读入配置时增加</w:t>
+      </w:r>
+      <w:r>
+        <w:rPr>
+          <w:rFonts w:hint="eastAsia"/>
+        </w:rPr>
+        <w:t>两</w:t>
+      </w:r>
+      <w:r>
+        <w:rPr>
+          <w:rFonts w:hint="eastAsia"/>
+        </w:rPr>
+        <w:t>个</w:t>
+      </w:r>
+      <w:r>
+        <w:rPr>
+          <w:rFonts w:hint="eastAsia"/>
+        </w:rPr>
+        <w:t>step</w:t>
+      </w:r>
+      <w:r>
+        <w:rPr>
+          <w:rFonts w:hint="eastAsia"/>
+        </w:rPr>
+        <w:t>类型</w:t>
+      </w:r>
+      <w:r>
+        <w:rPr>
+          <w:rFonts w:hint="eastAsia"/>
+        </w:rPr>
+        <w:t>，用于</w:t>
+      </w:r>
+      <w:r>
+        <w:rPr>
+          <w:rFonts w:hint="eastAsia"/>
+        </w:rPr>
+        <w:t>配置文件预读取和</w:t>
+      </w:r>
+      <w:r>
+        <w:rPr>
+          <w:rFonts w:hint="eastAsia"/>
+        </w:rPr>
+        <w:t>Delete</w:t>
+      </w:r>
+      <w:r>
+        <w:rPr>
+          <w:rFonts w:hint="eastAsia"/>
+        </w:rPr>
+        <w:t>操作：</w:t>
+      </w:r>
+    </w:p>
+    <w:p>
+      <w:pPr>
+        <w:ind w:left="0"/>
+      </w:pPr>
+      <w:r>
+        <w:t xml:space="preserve">   enum PMD_CFG_STEP</w:t>
+      </w:r>
+    </w:p>
+    <w:p>
+      <w:pPr>
+        <w:ind w:left="0"/>
+      </w:pPr>
+      <w:r>
+        <w:t xml:space="preserve">   {</w:t>
+      </w:r>
+    </w:p>
+    <w:p>
+      <w:pPr>
+        <w:ind w:left="0"/>
+      </w:pPr>
+      <w:r>
+        <w:t xml:space="preserve">      PMD_CFG_STEP_INIT       = 0,           // initialize</w:t>
+      </w:r>
+    </w:p>
+    <w:p>
+      <w:pPr>
+        <w:ind w:left="0"/>
+      </w:pPr>
+      <w:r>
+        <w:t xml:space="preserve">      PMD_CFG_STEP_REINIT,                   // re-init</w:t>
+      </w:r>
+    </w:p>
+    <w:p>
+      <w:pPr>
+        <w:ind w:leftChars="200" w:left="420" w:firstLineChars="100" w:firstLine="210"/>
+      </w:pPr>
+      <w:r>
+        <w:t>PMD_CFG_STEP_</w:t>
+      </w:r>
+      <w:r>
+        <w:rPr>
+          <w:rFonts w:hint="eastAsia"/>
+        </w:rPr>
+        <w:t>PRE</w:t>
+      </w:r>
+      <w:r>
+        <w:t>CHG</w:t>
+      </w:r>
+      <w:r>
+        <w:rPr>
+          <w:rFonts w:hint="eastAsia"/>
+        </w:rPr>
+        <w:t>,</w:t>
+      </w:r>
+      <w:r>
+        <w:t xml:space="preserve">                  //</w:t>
+      </w:r>
+      <w:r>
+        <w:rPr>
+          <w:rFonts w:hint="eastAsia"/>
+        </w:rPr>
+        <w:t xml:space="preserve"> preliminary change</w:t>
+      </w:r>
+    </w:p>
+    <w:p>
+      <w:pPr>
+        <w:ind w:left="0"/>
+      </w:pPr>
+      <w:r>
+        <w:t xml:space="preserve">      PMD_CFG_STEP_CHG</w:t>
+      </w:r>
+      <w:r>
+        <w:rPr>
+          <w:rFonts w:hint="eastAsia"/>
+        </w:rPr>
+        <w:t>,</w:t>
+      </w:r>
+      <w:r>
+        <w:t xml:space="preserve">                    </w:t>
+      </w:r>
+      <w:r>
+        <w:rPr>
+          <w:rFonts w:hint="eastAsia"/>
+        </w:rPr>
+        <w:t xml:space="preserve"> </w:t>
+      </w:r>
+      <w:r>
+        <w:t>// change in runtime</w:t>
+      </w:r>
+    </w:p>
+    <w:p>
+      <w:pPr>
+        <w:ind w:left="0"/>
+      </w:pPr>
+      <w:r>
+        <w:rPr>
+          <w:rFonts w:hint="eastAsia"/>
+        </w:rPr>
+        <w:tab/>
+        <w:t xml:space="preserve">  PMD_CFG_STEP_</w:t>
+      </w:r>
+      <w:r>
+        <w:rPr>
+          <w:rFonts w:hint="eastAsia"/>
+        </w:rPr>
+        <w:t xml:space="preserve">RESTORE                  </w:t>
+      </w:r>
+      <w:r>
+        <w:rPr>
+          <w:rFonts w:hint="eastAsia"/>
+        </w:rPr>
+        <w:t>// restore to default value</w:t>
+      </w:r>
+    </w:p>
+    <w:p>
+      <w:pPr>
+        <w:ind w:left="0"/>
+      </w:pPr>
+      <w:r>
+        <w:t xml:space="preserve">   }</w:t>
+      </w:r>
+      <w:r>
+        <w:rPr>
+          <w:rFonts w:hint="eastAsia"/>
+        </w:rPr>
+        <w:t>;</w:t>
+      </w:r>
+    </w:p>
+    <w:p>
+      <w:pPr>
+        <w:ind w:left="0"/>
+      </w:pPr>
+      <w:r>
+        <w:rPr>
+          <w:rFonts w:hint="eastAsia"/>
+        </w:rPr>
+        <w:t xml:space="preserve">    </w:t>
+      </w:r>
+    </w:p>
+    <w:p>
+      <w:pPr>
+        <w:pStyle w:val="ListParagraph"/>
+        <w:numPr>
+          <w:ilvl w:val="0"/>
+          <w:numId w:val="32"/>
+        </w:numPr>
+        <w:ind w:firstLineChars="0"/>
       </w:pPr>
       <w:r>
         <w:t>_pmdParamValue</w:t>
@@ -6987,7 +7711,6 @@
         <w:rPr>
           <w:rFonts w:hint="eastAsia"/>
         </w:rPr>
-        <w:lastRenderedPageBreak/>
         <w:t xml:space="preserve">   }</w:t>
       </w:r>
       <w:r>
@@ -7088,6 +7811,55 @@
           <w:rFonts w:hint="eastAsia"/>
         </w:rPr>
         <w:t>报错和写盘操作。</w:t>
+      </w:r>
+      <w:r>
+        <w:rPr>
+          <w:rFonts w:hint="eastAsia"/>
+          <w:color w:val="C00000"/>
+        </w:rPr>
+        <w:t>在报错和写盘数据准备完成后，动态生效和重启生效配置分别统一以</w:t>
+      </w:r>
+      <w:r>
+        <w:rPr>
+          <w:rFonts w:hint="eastAsia"/>
+          <w:color w:val="C00000"/>
+        </w:rPr>
+        <w:t>(TRUE, TRUE)</w:t>
+      </w:r>
+      <w:r>
+        <w:rPr>
+          <w:rFonts w:hint="eastAsia"/>
+          <w:color w:val="C00000"/>
+        </w:rPr>
+        <w:t>和</w:t>
+      </w:r>
+      <w:r>
+        <w:rPr>
+          <w:rFonts w:hint="eastAsia"/>
+          <w:color w:val="C00000"/>
+        </w:rPr>
+        <w:t>(FALSE, TRUE)</w:t>
+      </w:r>
+      <w:r>
+        <w:rPr>
+          <w:rFonts w:hint="eastAsia"/>
+          <w:color w:val="C00000"/>
+        </w:rPr>
+        <w:t>保存到</w:t>
+      </w:r>
+      <w:r>
+        <w:rPr>
+          <w:rFonts w:hint="eastAsia"/>
+          <w:color w:val="C00000"/>
+        </w:rPr>
+        <w:t>_mapKeyField</w:t>
+      </w:r>
+      <w:r>
+        <w:rPr>
+          <w:rFonts w:hint="eastAsia"/>
+          <w:color w:val="C00000"/>
+        </w:rPr>
+        <w:t>。</w:t>
       </w:r>
     </w:p>
     <w:p/>
@@ -7711,6 +8483,7 @@
               <w:rPr>
                 <w:rFonts w:hint="eastAsia"/>
               </w:rPr>
+              <w:lastRenderedPageBreak/>
               <w:t>Change/Restore</w:t>
             </w:r>
           </w:p>
@@ -8054,7 +8827,6 @@
         <w:rPr>
           <w:rFonts w:hint="eastAsia"/>
         </w:rPr>
-        <w:lastRenderedPageBreak/>
         <w:t>RUN</w:t>
       </w:r>
       <w:r>
@@ -8255,7 +9027,7 @@
         <w:pStyle w:val="ListParagraph"/>
         <w:numPr>
           <w:ilvl w:val="0"/>
-          <w:numId w:val="31"/>
+          <w:numId w:val="32"/>
         </w:numPr>
         <w:ind w:firstLineChars="0"/>
       </w:pPr>
@@ -8289,10 +9061,10 @@
     <w:p>
       <w:r>
         <w:object w:dxaOrig="6995" w:dyaOrig="24132">
-          <v:shape id="_x0000_i1031" type="#_x0000_t75" style="width:350.2pt;height:1206.7pt" o:ole="">
+          <v:shape id="_x0000_i1030" type="#_x0000_t75" style="width:350.2pt;height:1206.7pt" o:ole="">
             <v:imagedata r:id="rId22" o:title=""/>
           </v:shape>
-          <o:OLEObject Type="Embed" ProgID="Excel.Sheet.12" ShapeID="_x0000_i1031" DrawAspect="Content" ObjectID="_1585657275" r:id="rId23"/>
+          <o:OLEObject Type="Embed" ProgID="Excel.Sheet.12" ShapeID="_x0000_i1030" DrawAspect="Content" ObjectID="_1586166799" r:id="rId23"/>
         </w:object>
       </w:r>
     </w:p>
@@ -9001,12 +9773,6 @@
             <w:pPr>
               <w:ind w:left="0"/>
             </w:pPr>
-            <w:r>
-              <w:rPr>
-                <w:rFonts w:hint="eastAsia"/>
-              </w:rPr>
-              <w:t>001</w:t>
-            </w:r>
           </w:p>
         </w:tc>
         <w:tc>
@@ -9017,24 +9783,6 @@
             <w:pPr>
               <w:ind w:left="0"/>
             </w:pPr>
-            <w:r>
-              <w:rPr>
-                <w:rFonts w:hint="eastAsia"/>
-              </w:rPr>
-              <w:t xml:space="preserve">snapshot </w:t>
-            </w:r>
-            <w:r>
-              <w:rPr>
-                <w:rFonts w:hint="eastAsia"/>
-              </w:rPr>
-              <w:t>options</w:t>
-            </w:r>
-            <w:r>
-              <w:rPr>
-                <w:rFonts w:hint="eastAsia"/>
-              </w:rPr>
-              <w:t>参数</w:t>
-            </w:r>
           </w:p>
         </w:tc>
         <w:tc>
@@ -9045,12 +9793,6 @@
             <w:pPr>
               <w:ind w:left="0"/>
             </w:pPr>
-            <w:r>
-              <w:rPr>
-                <w:rFonts w:hint="eastAsia"/>
-              </w:rPr>
-              <w:t>目前还在设计中</w:t>
-            </w:r>
           </w:p>
         </w:tc>
       </w:tr>
@@ -12154,6 +12896,95 @@
     </w:lvl>
   </w:abstractNum>
   <w:abstractNum w:abstractNumId="5">
+    <w:nsid w:val="1DCB1E34"/>
+    <w:multiLevelType w:val="hybridMultilevel"/>
+    <w:tmpl w:val="6C48A942"/>
+    <w:lvl w:ilvl="0" w:tplc="216ED0D8">
+      <w:start w:val="1"/>
+      <w:numFmt w:val="upperRoman"/>
+      <w:lvlText w:val="%1."/>
+      <w:lvlJc w:val="left"/>
+      <w:pPr>
+        <w:ind w:left="1077" w:hanging="720"/>
+      </w:pPr>
+      <w:rPr>
+        <w:rFonts w:hint="default"/>
+      </w:rPr>
+    </w:lvl>
+    <w:lvl w:ilvl="1" w:tplc="04090019" w:tentative="1">
+      <w:start w:val="1"/>
+      <w:numFmt w:val="lowerLetter"/>
+      <w:lvlText w:val="%2)"/>
+      <w:lvlJc w:val="left"/>
+      <w:pPr>
+        <w:ind w:left="1197" w:hanging="420"/>
+      </w:pPr>
+    </w:lvl>
+    <w:lvl w:ilvl="2" w:tplc="0409001B" w:tentative="1">
+      <w:start w:val="1"/>
+      <w:numFmt w:val="lowerRoman"/>
+      <w:lvlText w:val="%3."/>
+      <w:lvlJc w:val="right"/>
+      <w:pPr>
+        <w:ind w:left="1617" w:hanging="420"/>
+      </w:pPr>
+    </w:lvl>
+    <w:lvl w:ilvl="3" w:tplc="0409000F" w:tentative="1">
+      <w:start w:val="1"/>
+      <w:numFmt w:val="decimal"/>
+      <w:lvlText w:val="%4."/>
+      <w:lvlJc w:val="left"/>
+      <w:pPr>
+        <w:ind w:left="2037" w:hanging="420"/>
+      </w:pPr>
+    </w:lvl>
+    <w:lvl w:ilvl="4" w:tplc="04090019" w:tentative="1">
+      <w:start w:val="1"/>
+      <w:numFmt w:val="lowerLetter"/>
+      <w:lvlText w:val="%5)"/>
+      <w:lvlJc w:val="left"/>
+      <w:pPr>
+        <w:ind w:left="2457" w:hanging="420"/>
+      </w:pPr>
+    </w:lvl>
+    <w:lvl w:ilvl="5" w:tplc="0409001B" w:tentative="1">
+      <w:start w:val="1"/>
+      <w:numFmt w:val="lowerRoman"/>
+      <w:lvlText w:val="%6."/>
+      <w:lvlJc w:val="right"/>
+      <w:pPr>
+        <w:ind w:left="2877" w:hanging="420"/>
+      </w:pPr>
+    </w:lvl>
+    <w:lvl w:ilvl="6" w:tplc="0409000F" w:tentative="1">
+      <w:start w:val="1"/>
+      <w:numFmt w:val="decimal"/>
+      <w:lvlText w:val="%7."/>
+      <w:lvlJc w:val="left"/>
+      <w:pPr>
+        <w:ind w:left="3297" w:hanging="420"/>
+      </w:pPr>
+    </w:lvl>
+    <w:lvl w:ilvl="7" w:tplc="04090019" w:tentative="1">
+      <w:start w:val="1"/>
+      <w:numFmt w:val="lowerLetter"/>
+      <w:lvlText w:val="%8)"/>
+      <w:lvlJc w:val="left"/>
+      <w:pPr>
+        <w:ind w:left="3717" w:hanging="420"/>
+      </w:pPr>
+    </w:lvl>
+    <w:lvl w:ilvl="8" w:tplc="0409001B" w:tentative="1">
+      <w:start w:val="1"/>
+      <w:numFmt w:val="lowerRoman"/>
+      <w:lvlText w:val="%9."/>
+      <w:lvlJc w:val="right"/>
+      <w:pPr>
+        <w:ind w:left="4137" w:hanging="420"/>
+      </w:pPr>
+    </w:lvl>
+  </w:abstractNum>
+  <w:abstractNum w:abstractNumId="6">
     <w:nsid w:val="22501AA3"/>
     <w:multiLevelType w:val="hybridMultilevel"/>
     <w:tmpl w:val="1B2A9E7A"/>
@@ -12240,7 +13071,7 @@
       </w:pPr>
     </w:lvl>
   </w:abstractNum>
-  <w:abstractNum w:abstractNumId="6">
+  <w:abstractNum w:abstractNumId="7">
     <w:nsid w:val="22640D91"/>
     <w:multiLevelType w:val="hybridMultilevel"/>
     <w:tmpl w:val="F7342248"/>
@@ -12329,7 +13160,7 @@
       </w:pPr>
     </w:lvl>
   </w:abstractNum>
-  <w:abstractNum w:abstractNumId="7">
+  <w:abstractNum w:abstractNumId="8">
     <w:nsid w:val="23EC5C36"/>
     <w:multiLevelType w:val="hybridMultilevel"/>
     <w:tmpl w:val="3338448C"/>
@@ -12418,7 +13249,96 @@
       </w:pPr>
     </w:lvl>
   </w:abstractNum>
-  <w:abstractNum w:abstractNumId="8">
+  <w:abstractNum w:abstractNumId="9">
+    <w:nsid w:val="277B45FC"/>
+    <w:multiLevelType w:val="hybridMultilevel"/>
+    <w:tmpl w:val="0D9435BA"/>
+    <w:lvl w:ilvl="0" w:tplc="FF62FA8C">
+      <w:start w:val="1"/>
+      <w:numFmt w:val="decimal"/>
+      <w:lvlText w:val="%1."/>
+      <w:lvlJc w:val="left"/>
+      <w:pPr>
+        <w:ind w:left="717" w:hanging="360"/>
+      </w:pPr>
+      <w:rPr>
+        <w:rFonts w:hint="default"/>
+      </w:rPr>
+    </w:lvl>
+    <w:lvl w:ilvl="1" w:tplc="04090019" w:tentative="1">
+      <w:start w:val="1"/>
+      <w:numFmt w:val="lowerLetter"/>
+      <w:lvlText w:val="%2)"/>
+      <w:lvlJc w:val="left"/>
+      <w:pPr>
+        <w:ind w:left="840" w:hanging="420"/>
+      </w:pPr>
+    </w:lvl>
+    <w:lvl w:ilvl="2" w:tplc="0409001B" w:tentative="1">
+      <w:start w:val="1"/>
+      <w:numFmt w:val="lowerRoman"/>
+      <w:lvlText w:val="%3."/>
+      <w:lvlJc w:val="right"/>
+      <w:pPr>
+        <w:ind w:left="1260" w:hanging="420"/>
+      </w:pPr>
+    </w:lvl>
+    <w:lvl w:ilvl="3" w:tplc="0409000F" w:tentative="1">
+      <w:start w:val="1"/>
+      <w:numFmt w:val="decimal"/>
+      <w:lvlText w:val="%4."/>
+      <w:lvlJc w:val="left"/>
+      <w:pPr>
+        <w:ind w:left="1680" w:hanging="420"/>
+      </w:pPr>
+    </w:lvl>
+    <w:lvl w:ilvl="4" w:tplc="04090019" w:tentative="1">
+      <w:start w:val="1"/>
+      <w:numFmt w:val="lowerLetter"/>
+      <w:lvlText w:val="%5)"/>
+      <w:lvlJc w:val="left"/>
+      <w:pPr>
+        <w:ind w:left="2100" w:hanging="420"/>
+      </w:pPr>
+    </w:lvl>
+    <w:lvl w:ilvl="5" w:tplc="0409001B" w:tentative="1">
+      <w:start w:val="1"/>
+      <w:numFmt w:val="lowerRoman"/>
+      <w:lvlText w:val="%6."/>
+      <w:lvlJc w:val="right"/>
+      <w:pPr>
+        <w:ind w:left="2520" w:hanging="420"/>
+      </w:pPr>
+    </w:lvl>
+    <w:lvl w:ilvl="6" w:tplc="0409000F" w:tentative="1">
+      <w:start w:val="1"/>
+      <w:numFmt w:val="decimal"/>
+      <w:lvlText w:val="%7."/>
+      <w:lvlJc w:val="left"/>
+      <w:pPr>
+        <w:ind w:left="2940" w:hanging="420"/>
+      </w:pPr>
+    </w:lvl>
+    <w:lvl w:ilvl="7" w:tplc="04090019" w:tentative="1">
+      <w:start w:val="1"/>
+      <w:numFmt w:val="lowerLetter"/>
+      <w:lvlText w:val="%8)"/>
+      <w:lvlJc w:val="left"/>
+      <w:pPr>
+        <w:ind w:left="3360" w:hanging="420"/>
+      </w:pPr>
+    </w:lvl>
+    <w:lvl w:ilvl="8" w:tplc="0409001B" w:tentative="1">
+      <w:start w:val="1"/>
+      <w:numFmt w:val="lowerRoman"/>
+      <w:lvlText w:val="%9."/>
+      <w:lvlJc w:val="right"/>
+      <w:pPr>
+        <w:ind w:left="3780" w:hanging="420"/>
+      </w:pPr>
+    </w:lvl>
+  </w:abstractNum>
+  <w:abstractNum w:abstractNumId="10">
     <w:nsid w:val="285C13F1"/>
     <w:multiLevelType w:val="hybridMultilevel"/>
     <w:tmpl w:val="C51EBD98"/>
@@ -12507,7 +13427,7 @@
       </w:pPr>
     </w:lvl>
   </w:abstractNum>
-  <w:abstractNum w:abstractNumId="9">
+  <w:abstractNum w:abstractNumId="11">
     <w:nsid w:val="2F6576FD"/>
     <w:multiLevelType w:val="hybridMultilevel"/>
     <w:tmpl w:val="6346CCAC"/>
@@ -12596,7 +13516,7 @@
       </w:pPr>
     </w:lvl>
   </w:abstractNum>
-  <w:abstractNum w:abstractNumId="10">
+  <w:abstractNum w:abstractNumId="12">
     <w:nsid w:val="34305A62"/>
     <w:multiLevelType w:val="hybridMultilevel"/>
     <w:tmpl w:val="56EAE6D6"/>
@@ -12685,7 +13605,96 @@
       </w:pPr>
     </w:lvl>
   </w:abstractNum>
-  <w:abstractNum w:abstractNumId="11">
+  <w:abstractNum w:abstractNumId="13">
+    <w:nsid w:val="3B7E1F9F"/>
+    <w:multiLevelType w:val="hybridMultilevel"/>
+    <w:tmpl w:val="398ABF0A"/>
+    <w:lvl w:ilvl="0" w:tplc="FF62FA8C">
+      <w:start w:val="1"/>
+      <w:numFmt w:val="decimal"/>
+      <w:lvlText w:val="%1."/>
+      <w:lvlJc w:val="left"/>
+      <w:pPr>
+        <w:ind w:left="717" w:hanging="360"/>
+      </w:pPr>
+      <w:rPr>
+        <w:rFonts w:hint="default"/>
+      </w:rPr>
+    </w:lvl>
+    <w:lvl w:ilvl="1" w:tplc="04090019" w:tentative="1">
+      <w:start w:val="1"/>
+      <w:numFmt w:val="lowerLetter"/>
+      <w:lvlText w:val="%2)"/>
+      <w:lvlJc w:val="left"/>
+      <w:pPr>
+        <w:ind w:left="1197" w:hanging="420"/>
+      </w:pPr>
+    </w:lvl>
+    <w:lvl w:ilvl="2" w:tplc="0409001B" w:tentative="1">
+      <w:start w:val="1"/>
+      <w:numFmt w:val="lowerRoman"/>
+      <w:lvlText w:val="%3."/>
+      <w:lvlJc w:val="right"/>
+      <w:pPr>
+        <w:ind w:left="1617" w:hanging="420"/>
+      </w:pPr>
+    </w:lvl>
+    <w:lvl w:ilvl="3" w:tplc="0409000F" w:tentative="1">
+      <w:start w:val="1"/>
+      <w:numFmt w:val="decimal"/>
+      <w:lvlText w:val="%4."/>
+      <w:lvlJc w:val="left"/>
+      <w:pPr>
+        <w:ind w:left="2037" w:hanging="420"/>
+      </w:pPr>
+    </w:lvl>
+    <w:lvl w:ilvl="4" w:tplc="04090019" w:tentative="1">
+      <w:start w:val="1"/>
+      <w:numFmt w:val="lowerLetter"/>
+      <w:lvlText w:val="%5)"/>
+      <w:lvlJc w:val="left"/>
+      <w:pPr>
+        <w:ind w:left="2457" w:hanging="420"/>
+      </w:pPr>
+    </w:lvl>
+    <w:lvl w:ilvl="5" w:tplc="0409001B" w:tentative="1">
+      <w:start w:val="1"/>
+      <w:numFmt w:val="lowerRoman"/>
+      <w:lvlText w:val="%6."/>
+      <w:lvlJc w:val="right"/>
+      <w:pPr>
+        <w:ind w:left="2877" w:hanging="420"/>
+      </w:pPr>
+    </w:lvl>
+    <w:lvl w:ilvl="6" w:tplc="0409000F" w:tentative="1">
+      <w:start w:val="1"/>
+      <w:numFmt w:val="decimal"/>
+      <w:lvlText w:val="%7."/>
+      <w:lvlJc w:val="left"/>
+      <w:pPr>
+        <w:ind w:left="3297" w:hanging="420"/>
+      </w:pPr>
+    </w:lvl>
+    <w:lvl w:ilvl="7" w:tplc="04090019" w:tentative="1">
+      <w:start w:val="1"/>
+      <w:numFmt w:val="lowerLetter"/>
+      <w:lvlText w:val="%8)"/>
+      <w:lvlJc w:val="left"/>
+      <w:pPr>
+        <w:ind w:left="3717" w:hanging="420"/>
+      </w:pPr>
+    </w:lvl>
+    <w:lvl w:ilvl="8" w:tplc="0409001B" w:tentative="1">
+      <w:start w:val="1"/>
+      <w:numFmt w:val="lowerRoman"/>
+      <w:lvlText w:val="%9."/>
+      <w:lvlJc w:val="right"/>
+      <w:pPr>
+        <w:ind w:left="4137" w:hanging="420"/>
+      </w:pPr>
+    </w:lvl>
+  </w:abstractNum>
+  <w:abstractNum w:abstractNumId="14">
     <w:nsid w:val="453C62CA"/>
     <w:multiLevelType w:val="hybridMultilevel"/>
     <w:tmpl w:val="038C8434"/>
@@ -12774,7 +13783,7 @@
       </w:pPr>
     </w:lvl>
   </w:abstractNum>
-  <w:abstractNum w:abstractNumId="12">
+  <w:abstractNum w:abstractNumId="15">
     <w:nsid w:val="46461F62"/>
     <w:multiLevelType w:val="hybridMultilevel"/>
     <w:tmpl w:val="61127D00"/>
@@ -12862,7 +13871,7 @@
       </w:pPr>
     </w:lvl>
   </w:abstractNum>
-  <w:abstractNum w:abstractNumId="13">
+  <w:abstractNum w:abstractNumId="16">
     <w:nsid w:val="48BD3D30"/>
     <w:multiLevelType w:val="hybridMultilevel"/>
     <w:tmpl w:val="A2C0303C"/>
@@ -12951,7 +13960,7 @@
       </w:pPr>
     </w:lvl>
   </w:abstractNum>
-  <w:abstractNum w:abstractNumId="14">
+  <w:abstractNum w:abstractNumId="17">
     <w:nsid w:val="4CF631FE"/>
     <w:multiLevelType w:val="hybridMultilevel"/>
     <w:tmpl w:val="7EEA6B22"/>
@@ -13040,7 +14049,96 @@
       </w:pPr>
     </w:lvl>
   </w:abstractNum>
-  <w:abstractNum w:abstractNumId="15">
+  <w:abstractNum w:abstractNumId="18">
+    <w:nsid w:val="50872382"/>
+    <w:multiLevelType w:val="hybridMultilevel"/>
+    <w:tmpl w:val="69F456CE"/>
+    <w:lvl w:ilvl="0" w:tplc="9A08CD6E">
+      <w:start w:val="1"/>
+      <w:numFmt w:val="lowerLetter"/>
+      <w:lvlText w:val="%1."/>
+      <w:lvlJc w:val="left"/>
+      <w:pPr>
+        <w:ind w:left="717" w:hanging="360"/>
+      </w:pPr>
+      <w:rPr>
+        <w:rFonts w:hint="default"/>
+      </w:rPr>
+    </w:lvl>
+    <w:lvl w:ilvl="1" w:tplc="04090019" w:tentative="1">
+      <w:start w:val="1"/>
+      <w:numFmt w:val="lowerLetter"/>
+      <w:lvlText w:val="%2)"/>
+      <w:lvlJc w:val="left"/>
+      <w:pPr>
+        <w:ind w:left="1197" w:hanging="420"/>
+      </w:pPr>
+    </w:lvl>
+    <w:lvl w:ilvl="2" w:tplc="0409001B" w:tentative="1">
+      <w:start w:val="1"/>
+      <w:numFmt w:val="lowerRoman"/>
+      <w:lvlText w:val="%3."/>
+      <w:lvlJc w:val="right"/>
+      <w:pPr>
+        <w:ind w:left="1617" w:hanging="420"/>
+      </w:pPr>
+    </w:lvl>
+    <w:lvl w:ilvl="3" w:tplc="0409000F" w:tentative="1">
+      <w:start w:val="1"/>
+      <w:numFmt w:val="decimal"/>
+      <w:lvlText w:val="%4."/>
+      <w:lvlJc w:val="left"/>
+      <w:pPr>
+        <w:ind w:left="2037" w:hanging="420"/>
+      </w:pPr>
+    </w:lvl>
+    <w:lvl w:ilvl="4" w:tplc="04090019" w:tentative="1">
+      <w:start w:val="1"/>
+      <w:numFmt w:val="lowerLetter"/>
+      <w:lvlText w:val="%5)"/>
+      <w:lvlJc w:val="left"/>
+      <w:pPr>
+        <w:ind w:left="2457" w:hanging="420"/>
+      </w:pPr>
+    </w:lvl>
+    <w:lvl w:ilvl="5" w:tplc="0409001B" w:tentative="1">
+      <w:start w:val="1"/>
+      <w:numFmt w:val="lowerRoman"/>
+      <w:lvlText w:val="%6."/>
+      <w:lvlJc w:val="right"/>
+      <w:pPr>
+        <w:ind w:left="2877" w:hanging="420"/>
+      </w:pPr>
+    </w:lvl>
+    <w:lvl w:ilvl="6" w:tplc="0409000F" w:tentative="1">
+      <w:start w:val="1"/>
+      <w:numFmt w:val="decimal"/>
+      <w:lvlText w:val="%7."/>
+      <w:lvlJc w:val="left"/>
+      <w:pPr>
+        <w:ind w:left="3297" w:hanging="420"/>
+      </w:pPr>
+    </w:lvl>
+    <w:lvl w:ilvl="7" w:tplc="04090019" w:tentative="1">
+      <w:start w:val="1"/>
+      <w:numFmt w:val="lowerLetter"/>
+      <w:lvlText w:val="%8)"/>
+      <w:lvlJc w:val="left"/>
+      <w:pPr>
+        <w:ind w:left="3717" w:hanging="420"/>
+      </w:pPr>
+    </w:lvl>
+    <w:lvl w:ilvl="8" w:tplc="0409001B" w:tentative="1">
+      <w:start w:val="1"/>
+      <w:numFmt w:val="lowerRoman"/>
+      <w:lvlText w:val="%9."/>
+      <w:lvlJc w:val="right"/>
+      <w:pPr>
+        <w:ind w:left="4137" w:hanging="420"/>
+      </w:pPr>
+    </w:lvl>
+  </w:abstractNum>
+  <w:abstractNum w:abstractNumId="19">
     <w:nsid w:val="589E00D2"/>
     <w:multiLevelType w:val="multilevel"/>
     <w:tmpl w:val="B6D0E996"/>
@@ -13162,7 +14260,7 @@
       </w:rPr>
     </w:lvl>
   </w:abstractNum>
-  <w:abstractNum w:abstractNumId="16">
+  <w:abstractNum w:abstractNumId="20">
     <w:nsid w:val="5B7D1BFA"/>
     <w:multiLevelType w:val="hybridMultilevel"/>
     <w:tmpl w:val="FE8251B6"/>
@@ -13251,7 +14349,7 @@
       </w:pPr>
     </w:lvl>
   </w:abstractNum>
-  <w:abstractNum w:abstractNumId="17">
+  <w:abstractNum w:abstractNumId="21">
     <w:nsid w:val="5CA459E2"/>
     <w:multiLevelType w:val="hybridMultilevel"/>
     <w:tmpl w:val="0A1059A0"/>
@@ -13340,7 +14438,7 @@
       </w:pPr>
     </w:lvl>
   </w:abstractNum>
-  <w:abstractNum w:abstractNumId="18">
+  <w:abstractNum w:abstractNumId="22">
     <w:nsid w:val="61F9692C"/>
     <w:multiLevelType w:val="hybridMultilevel"/>
     <w:tmpl w:val="ECFC0440"/>
@@ -13429,7 +14527,7 @@
       </w:pPr>
     </w:lvl>
   </w:abstractNum>
-  <w:abstractNum w:abstractNumId="19">
+  <w:abstractNum w:abstractNumId="23">
     <w:nsid w:val="68EF6EAF"/>
     <w:multiLevelType w:val="hybridMultilevel"/>
     <w:tmpl w:val="AFB2D052"/>
@@ -13518,7 +14616,7 @@
       </w:pPr>
     </w:lvl>
   </w:abstractNum>
-  <w:abstractNum w:abstractNumId="20">
+  <w:abstractNum w:abstractNumId="24">
     <w:nsid w:val="71D37301"/>
     <w:multiLevelType w:val="hybridMultilevel"/>
     <w:tmpl w:val="659C8078"/>
@@ -13607,12 +14705,11 @@
       </w:pPr>
     </w:lvl>
   </w:abstractNum>
-  <w:abstractNum w:abstractNumId="21">
+  <w:abstractNum w:abstractNumId="25">
     <w:nsid w:val="73B12645"/>
     <w:multiLevelType w:val="hybridMultilevel"/>
-    <w:tmpl w:val="DD6AA5EC"/>
+    <w:tmpl w:val="D20CCD94"/>
     <w:lvl w:ilvl="0" w:tplc="FBB28BBA">
-      <w:start w:val="1"/>
       <w:numFmt w:val="decimal"/>
       <w:lvlText w:val="%1."/>
       <w:lvlJc w:val="left"/>
@@ -13696,7 +14793,7 @@
       </w:pPr>
     </w:lvl>
   </w:abstractNum>
-  <w:abstractNum w:abstractNumId="22">
+  <w:abstractNum w:abstractNumId="26">
     <w:nsid w:val="789661B4"/>
     <w:multiLevelType w:val="hybridMultilevel"/>
     <w:tmpl w:val="8166B3DE"/>
@@ -13785,7 +14882,7 @@
       </w:pPr>
     </w:lvl>
   </w:abstractNum>
-  <w:abstractNum w:abstractNumId="23">
+  <w:abstractNum w:abstractNumId="27">
     <w:nsid w:val="78A22E53"/>
     <w:multiLevelType w:val="hybridMultilevel"/>
     <w:tmpl w:val="6346CCAC"/>
@@ -13875,61 +14972,61 @@
     </w:lvl>
   </w:abstractNum>
   <w:num w:numId="1">
-    <w:abstractNumId w:val="5"/>
+    <w:abstractNumId w:val="6"/>
   </w:num>
   <w:num w:numId="2">
-    <w:abstractNumId w:val="15"/>
+    <w:abstractNumId w:val="19"/>
   </w:num>
   <w:num w:numId="3">
-    <w:abstractNumId w:val="7"/>
+    <w:abstractNumId w:val="8"/>
   </w:num>
   <w:num w:numId="4">
-    <w:abstractNumId w:val="5"/>
+    <w:abstractNumId w:val="6"/>
   </w:num>
   <w:num w:numId="5">
-    <w:abstractNumId w:val="5"/>
+    <w:abstractNumId w:val="6"/>
   </w:num>
   <w:num w:numId="6">
-    <w:abstractNumId w:val="5"/>
+    <w:abstractNumId w:val="6"/>
   </w:num>
   <w:num w:numId="7">
-    <w:abstractNumId w:val="15"/>
+    <w:abstractNumId w:val="19"/>
   </w:num>
   <w:num w:numId="8">
-    <w:abstractNumId w:val="10"/>
+    <w:abstractNumId w:val="12"/>
   </w:num>
   <w:num w:numId="9">
-    <w:abstractNumId w:val="11"/>
+    <w:abstractNumId w:val="14"/>
   </w:num>
   <w:num w:numId="10">
-    <w:abstractNumId w:val="13"/>
+    <w:abstractNumId w:val="16"/>
   </w:num>
   <w:num w:numId="11">
     <w:abstractNumId w:val="0"/>
   </w:num>
   <w:num w:numId="12">
-    <w:abstractNumId w:val="6"/>
+    <w:abstractNumId w:val="7"/>
   </w:num>
   <w:num w:numId="13">
-    <w:abstractNumId w:val="16"/>
+    <w:abstractNumId w:val="20"/>
   </w:num>
   <w:num w:numId="14">
     <w:abstractNumId w:val="1"/>
   </w:num>
   <w:num w:numId="15">
+    <w:abstractNumId w:val="21"/>
+  </w:num>
+  <w:num w:numId="16">
     <w:abstractNumId w:val="17"/>
   </w:num>
-  <w:num w:numId="16">
-    <w:abstractNumId w:val="14"/>
-  </w:num>
   <w:num w:numId="17">
-    <w:abstractNumId w:val="15"/>
+    <w:abstractNumId w:val="19"/>
   </w:num>
   <w:num w:numId="18">
-    <w:abstractNumId w:val="9"/>
+    <w:abstractNumId w:val="11"/>
   </w:num>
   <w:num w:numId="19">
-    <w:abstractNumId w:val="23"/>
+    <w:abstractNumId w:val="27"/>
   </w:num>
   <w:num w:numId="20">
     <w:abstractNumId w:val="4"/>
@@ -13938,34 +15035,46 @@
     <w:abstractNumId w:val="2"/>
   </w:num>
   <w:num w:numId="22">
+    <w:abstractNumId w:val="19"/>
+  </w:num>
+  <w:num w:numId="23">
+    <w:abstractNumId w:val="26"/>
+  </w:num>
+  <w:num w:numId="24">
     <w:abstractNumId w:val="15"/>
   </w:num>
-  <w:num w:numId="23">
-    <w:abstractNumId w:val="22"/>
-  </w:num>
-  <w:num w:numId="24">
-    <w:abstractNumId w:val="12"/>
-  </w:num>
   <w:num w:numId="25">
-    <w:abstractNumId w:val="19"/>
+    <w:abstractNumId w:val="23"/>
   </w:num>
   <w:num w:numId="26">
-    <w:abstractNumId w:val="15"/>
+    <w:abstractNumId w:val="19"/>
   </w:num>
   <w:num w:numId="27">
     <w:abstractNumId w:val="3"/>
   </w:num>
   <w:num w:numId="28">
-    <w:abstractNumId w:val="20"/>
+    <w:abstractNumId w:val="24"/>
   </w:num>
   <w:num w:numId="29">
-    <w:abstractNumId w:val="8"/>
+    <w:abstractNumId w:val="10"/>
   </w:num>
   <w:num w:numId="30">
+    <w:abstractNumId w:val="22"/>
+  </w:num>
+  <w:num w:numId="31">
+    <w:abstractNumId w:val="25"/>
+  </w:num>
+  <w:num w:numId="32">
+    <w:abstractNumId w:val="9"/>
+  </w:num>
+  <w:num w:numId="33">
+    <w:abstractNumId w:val="13"/>
+  </w:num>
+  <w:num w:numId="34">
     <w:abstractNumId w:val="18"/>
   </w:num>
-  <w:num w:numId="31">
-    <w:abstractNumId w:val="21"/>
+  <w:num w:numId="35">
+    <w:abstractNumId w:val="5"/>
   </w:num>
 </w:numbering>
 </file>

--- a/internal_doc/03.开发设计/Story-配置参数集中修改.docx
+++ b/internal_doc/03.开发设计/Story-配置参数集中修改.docx
@@ -1,10 +1,10 @@
 
 <file path=word/document.xml><?xml version="1.0" encoding="utf-8"?>
-<w:document xmlns:ve="http://schemas.openxmlformats.org/markup-compatibility/2006" xmlns:o="urn:schemas-microsoft-com:office:office" xmlns:r="http://schemas.openxmlformats.org/officeDocument/2006/relationships" xmlns:m="http://schemas.openxmlformats.org/officeDocument/2006/math" xmlns:v="urn:schemas-microsoft-com:vml" xmlns:wp="http://schemas.openxmlformats.org/drawingml/2006/wordprocessingDrawing" xmlns:w10="urn:schemas-microsoft-com:office:word" xmlns:w="http://schemas.openxmlformats.org/wordprocessingml/2006/main" xmlns:wne="http://schemas.microsoft.com/office/word/2006/wordml">
+<w:document xmlns:wpc="http://schemas.microsoft.com/office/word/2010/wordprocessingCanvas" xmlns:cx="http://schemas.microsoft.com/office/drawing/2014/chartex" xmlns:mc="http://schemas.openxmlformats.org/markup-compatibility/2006" xmlns:o="urn:schemas-microsoft-com:office:office" xmlns:r="http://schemas.openxmlformats.org/officeDocument/2006/relationships" xmlns:m="http://schemas.openxmlformats.org/officeDocument/2006/math" xmlns:v="urn:schemas-microsoft-com:vml" xmlns:wp14="http://schemas.microsoft.com/office/word/2010/wordprocessingDrawing" xmlns:wp="http://schemas.openxmlformats.org/drawingml/2006/wordprocessingDrawing" xmlns:w10="urn:schemas-microsoft-com:office:word" xmlns:w="http://schemas.openxmlformats.org/wordprocessingml/2006/main" xmlns:w14="http://schemas.microsoft.com/office/word/2010/wordml" xmlns:w15="http://schemas.microsoft.com/office/word/2012/wordml" xmlns:w16se="http://schemas.microsoft.com/office/word/2015/wordml/symex" xmlns:wpg="http://schemas.microsoft.com/office/word/2010/wordprocessingGroup" xmlns:wpi="http://schemas.microsoft.com/office/word/2010/wordprocessingInk" xmlns:wne="http://schemas.microsoft.com/office/word/2006/wordml" xmlns:wps="http://schemas.microsoft.com/office/word/2010/wordprocessingShape" mc:Ignorable="w14 w15 w16se wp14">
   <w:body>
     <w:p>
       <w:pPr>
-        <w:pStyle w:val="Title"/>
+        <w:pStyle w:val="ab"/>
       </w:pPr>
       <w:r>
         <w:rPr>
@@ -15,10 +15,10 @@
     </w:p>
     <w:tbl>
       <w:tblPr>
-        <w:tblStyle w:val="TableGrid"/>
+        <w:tblStyle w:val="a9"/>
         <w:tblW w:w="0" w:type="auto"/>
         <w:tblInd w:w="357" w:type="dxa"/>
-        <w:tblLook w:val="04A0"/>
+        <w:tblLook w:val="04A0" w:firstRow="1" w:lastRow="0" w:firstColumn="1" w:lastColumn="0" w:noHBand="0" w:noVBand="1"/>
       </w:tblPr>
       <w:tblGrid>
         <w:gridCol w:w="2728"/>
@@ -418,7 +418,7 @@
     <w:p/>
     <w:p>
       <w:pPr>
-        <w:pStyle w:val="Heading2"/>
+        <w:pStyle w:val="2"/>
       </w:pPr>
       <w:r>
         <w:rPr>
@@ -443,7 +443,7 @@
     </w:p>
     <w:p>
       <w:pPr>
-        <w:pStyle w:val="Heading2"/>
+        <w:pStyle w:val="2"/>
       </w:pPr>
       <w:r>
         <w:rPr>
@@ -708,7 +708,7 @@
     </w:p>
     <w:p>
       <w:pPr>
-        <w:pStyle w:val="Heading2"/>
+        <w:pStyle w:val="2"/>
       </w:pPr>
       <w:r>
         <w:rPr>
@@ -822,7 +822,7 @@
     </w:p>
     <w:p>
       <w:pPr>
-        <w:pStyle w:val="ListParagraph"/>
+        <w:pStyle w:val="aa"/>
         <w:numPr>
           <w:ilvl w:val="0"/>
           <w:numId w:val="18"/>
@@ -862,7 +862,7 @@
     </w:p>
     <w:p>
       <w:pPr>
-        <w:pStyle w:val="ListParagraph"/>
+        <w:pStyle w:val="aa"/>
         <w:numPr>
           <w:ilvl w:val="0"/>
           <w:numId w:val="18"/>
@@ -879,7 +879,21 @@
         <w:rPr>
           <w:rFonts w:hint="eastAsia"/>
         </w:rPr>
-        <w:t>&lt;snapType&gt;, QueryOption )</w:t>
+        <w:t>&lt;snapType&gt;, QueryOption</w:t>
+      </w:r>
+      <w:bookmarkStart w:id="0" w:name="_GoBack"/>
+      <w:bookmarkEnd w:id="0"/>
+      <w:r>
+        <w:rPr>
+          <w:rFonts w:hint="eastAsia"/>
+        </w:rPr>
+        <w:t>)</w:t>
+      </w:r>
+      <w:r>
+        <w:rPr>
+          <w:rFonts w:hint="eastAsia"/>
+        </w:rPr>
+        <w:t>;</w:t>
       </w:r>
     </w:p>
     <w:p>
@@ -917,10 +931,10 @@
     <w:p/>
     <w:tbl>
       <w:tblPr>
-        <w:tblStyle w:val="TableGrid"/>
+        <w:tblStyle w:val="a9"/>
         <w:tblW w:w="0" w:type="auto"/>
         <w:tblInd w:w="357" w:type="dxa"/>
-        <w:tblLook w:val="04A0"/>
+        <w:tblLook w:val="04A0" w:firstRow="1" w:lastRow="0" w:firstColumn="1" w:lastColumn="0" w:noHBand="0" w:noVBand="1"/>
       </w:tblPr>
       <w:tblGrid>
         <w:gridCol w:w="2911"/>
@@ -939,7 +953,6 @@
               <w:rPr>
                 <w:rFonts w:hint="eastAsia"/>
               </w:rPr>
-              <w:lastRenderedPageBreak/>
               <w:t>snapType</w:t>
             </w:r>
           </w:p>
@@ -1141,9 +1154,9 @@
     <w:p/>
     <w:tbl>
       <w:tblPr>
-        <w:tblStyle w:val="TableGrid"/>
+        <w:tblStyle w:val="a9"/>
         <w:tblW w:w="0" w:type="auto"/>
-        <w:tblLook w:val="04A0"/>
+        <w:tblLook w:val="04A0" w:firstRow="1" w:lastRow="0" w:firstColumn="1" w:lastColumn="0" w:noHBand="0" w:noVBand="1"/>
       </w:tblPr>
       <w:tblGrid>
         <w:gridCol w:w="2130"/>
@@ -1852,7 +1865,6 @@
         <w:rPr>
           <w:rFonts w:hint="eastAsia"/>
         </w:rPr>
-        <w:lastRenderedPageBreak/>
         <w:t>db.snapshot(</w:t>
       </w:r>
       <w:r>
@@ -2583,7 +2595,7 @@
     </w:p>
     <w:p>
       <w:pPr>
-        <w:pStyle w:val="ListParagraph"/>
+        <w:pStyle w:val="aa"/>
         <w:numPr>
           <w:ilvl w:val="0"/>
           <w:numId w:val="18"/>
@@ -2608,7 +2620,6 @@
         <w:rPr>
           <w:rFonts w:hint="eastAsia"/>
         </w:rPr>
-        <w:lastRenderedPageBreak/>
         <w:t>通过</w:t>
       </w:r>
       <w:r>
@@ -2678,7 +2689,7 @@
     <w:p/>
     <w:p>
       <w:pPr>
-        <w:pStyle w:val="ListParagraph"/>
+        <w:pStyle w:val="aa"/>
         <w:numPr>
           <w:ilvl w:val="0"/>
           <w:numId w:val="18"/>
@@ -2756,9 +2767,9 @@
     </w:p>
     <w:tbl>
       <w:tblPr>
-        <w:tblStyle w:val="TableGrid"/>
+        <w:tblStyle w:val="a9"/>
         <w:tblW w:w="0" w:type="auto"/>
-        <w:tblLook w:val="04A0"/>
+        <w:tblLook w:val="04A0" w:firstRow="1" w:lastRow="0" w:firstColumn="1" w:lastColumn="0" w:noHBand="0" w:noVBand="1"/>
       </w:tblPr>
       <w:tblGrid>
         <w:gridCol w:w="2130"/>
@@ -3108,7 +3119,7 @@
     <w:p/>
     <w:p>
       <w:pPr>
-        <w:pStyle w:val="ListParagraph"/>
+        <w:pStyle w:val="aa"/>
         <w:numPr>
           <w:ilvl w:val="0"/>
           <w:numId w:val="18"/>
@@ -3186,9 +3197,9 @@
     </w:p>
     <w:tbl>
       <w:tblPr>
-        <w:tblStyle w:val="TableGrid"/>
+        <w:tblStyle w:val="a9"/>
         <w:tblW w:w="0" w:type="auto"/>
-        <w:tblLook w:val="04A0"/>
+        <w:tblLook w:val="04A0" w:firstRow="1" w:lastRow="0" w:firstColumn="1" w:lastColumn="0" w:noHBand="0" w:noVBand="1"/>
       </w:tblPr>
       <w:tblGrid>
         <w:gridCol w:w="2130"/>
@@ -3517,7 +3528,7 @@
     <w:p/>
     <w:p>
       <w:pPr>
-        <w:pStyle w:val="ListParagraph"/>
+        <w:pStyle w:val="aa"/>
         <w:numPr>
           <w:ilvl w:val="0"/>
           <w:numId w:val="18"/>
@@ -3541,10 +3552,10 @@
     </w:p>
     <w:tbl>
       <w:tblPr>
-        <w:tblStyle w:val="TableGrid"/>
+        <w:tblStyle w:val="a9"/>
         <w:tblW w:w="0" w:type="auto"/>
         <w:tblInd w:w="357" w:type="dxa"/>
-        <w:tblLook w:val="04A0"/>
+        <w:tblLook w:val="04A0" w:firstRow="1" w:lastRow="0" w:firstColumn="1" w:lastColumn="0" w:noHBand="0" w:noVBand="1"/>
       </w:tblPr>
       <w:tblGrid>
         <w:gridCol w:w="3750"/>
@@ -3708,7 +3719,7 @@
     <w:p/>
     <w:p>
       <w:pPr>
-        <w:pStyle w:val="ListParagraph"/>
+        <w:pStyle w:val="aa"/>
         <w:numPr>
           <w:ilvl w:val="0"/>
           <w:numId w:val="18"/>
@@ -3724,7 +3735,7 @@
     </w:p>
     <w:p>
       <w:pPr>
-        <w:pStyle w:val="ListParagraph"/>
+        <w:pStyle w:val="aa"/>
         <w:ind w:left="717" w:firstLineChars="0" w:firstLine="0"/>
       </w:pPr>
       <w:r>
@@ -3757,7 +3768,7 @@
     </w:p>
     <w:p>
       <w:pPr>
-        <w:pStyle w:val="ListParagraph"/>
+        <w:pStyle w:val="aa"/>
         <w:ind w:left="717" w:firstLineChars="0" w:firstLine="0"/>
       </w:pPr>
       <w:r>
@@ -3796,7 +3807,7 @@
     </w:p>
     <w:p>
       <w:pPr>
-        <w:pStyle w:val="ListParagraph"/>
+        <w:pStyle w:val="aa"/>
         <w:ind w:left="717" w:firstLineChars="0" w:firstLine="0"/>
       </w:pPr>
       <w:r>
@@ -3832,7 +3843,7 @@
     </w:p>
     <w:p>
       <w:pPr>
-        <w:pStyle w:val="ListParagraph"/>
+        <w:pStyle w:val="aa"/>
         <w:ind w:left="717" w:firstLineChars="0" w:firstLine="0"/>
       </w:pPr>
       <w:r>
@@ -3844,7 +3855,7 @@
     </w:p>
     <w:p>
       <w:pPr>
-        <w:pStyle w:val="ListParagraph"/>
+        <w:pStyle w:val="aa"/>
         <w:ind w:left="717" w:firstLineChars="0" w:firstLine="0"/>
       </w:pPr>
       <w:r>
@@ -3862,14 +3873,13 @@
     </w:p>
     <w:p>
       <w:pPr>
-        <w:pStyle w:val="ListParagraph"/>
+        <w:pStyle w:val="aa"/>
         <w:ind w:left="717" w:firstLineChars="0" w:firstLine="0"/>
       </w:pPr>
       <w:r>
         <w:rPr>
           <w:rFonts w:hint="eastAsia"/>
         </w:rPr>
-        <w:lastRenderedPageBreak/>
         <w:t>{diagnum:1, preferedinstance:1}, { GroupName:</w:t>
       </w:r>
       <w:r>
@@ -3899,7 +3909,7 @@
     </w:p>
     <w:p>
       <w:pPr>
-        <w:pStyle w:val="ListParagraph"/>
+        <w:pStyle w:val="aa"/>
         <w:ind w:left="717" w:firstLineChars="0" w:firstLine="0"/>
       </w:pPr>
       <w:r>
@@ -3929,7 +3939,7 @@
     </w:p>
     <w:p>
       <w:pPr>
-        <w:pStyle w:val="ListParagraph"/>
+        <w:pStyle w:val="aa"/>
         <w:ind w:left="717" w:firstLineChars="0" w:firstLine="0"/>
       </w:pPr>
       <w:r>
@@ -3971,7 +3981,7 @@
     </w:p>
     <w:p>
       <w:pPr>
-        <w:pStyle w:val="Heading2"/>
+        <w:pStyle w:val="2"/>
       </w:pPr>
       <w:r>
         <w:rPr>
@@ -4002,7 +4012,7 @@
     </w:p>
     <w:p>
       <w:pPr>
-        <w:pStyle w:val="Heading2"/>
+        <w:pStyle w:val="2"/>
       </w:pPr>
       <w:r>
         <w:rPr>
@@ -4019,7 +4029,7 @@
     </w:p>
     <w:p>
       <w:pPr>
-        <w:pStyle w:val="Heading3"/>
+        <w:pStyle w:val="3"/>
       </w:pPr>
       <w:r>
         <w:rPr>
@@ -4072,10 +4082,10 @@
     <w:p/>
     <w:tbl>
       <w:tblPr>
-        <w:tblStyle w:val="TableGrid"/>
+        <w:tblStyle w:val="a9"/>
         <w:tblW w:w="0" w:type="auto"/>
         <w:tblInd w:w="357" w:type="dxa"/>
-        <w:tblLook w:val="04A0"/>
+        <w:tblLook w:val="04A0" w:firstRow="1" w:lastRow="0" w:firstColumn="1" w:lastColumn="0" w:noHBand="0" w:noVBand="1"/>
       </w:tblPr>
       <w:tblGrid>
         <w:gridCol w:w="4083"/>
@@ -4213,7 +4223,7 @@
     <w:p/>
     <w:p>
       <w:pPr>
-        <w:pStyle w:val="Heading3"/>
+        <w:pStyle w:val="3"/>
       </w:pPr>
       <w:r>
         <w:rPr>
@@ -4224,7 +4234,7 @@
     </w:p>
     <w:p>
       <w:pPr>
-        <w:pStyle w:val="ListParagraph"/>
+        <w:pStyle w:val="aa"/>
         <w:numPr>
           <w:ilvl w:val="0"/>
           <w:numId w:val="30"/>
@@ -4252,7 +4262,7 @@
     </w:p>
     <w:p>
       <w:pPr>
-        <w:pStyle w:val="ListParagraph"/>
+        <w:pStyle w:val="aa"/>
         <w:ind w:left="717" w:firstLineChars="0" w:firstLine="0"/>
       </w:pPr>
       <w:r>
@@ -4307,7 +4317,7 @@
     <w:p/>
     <w:p>
       <w:pPr>
-        <w:pStyle w:val="ListParagraph"/>
+        <w:pStyle w:val="aa"/>
         <w:numPr>
           <w:ilvl w:val="0"/>
           <w:numId w:val="30"/>
@@ -4323,7 +4333,7 @@
     </w:p>
     <w:p>
       <w:pPr>
-        <w:pStyle w:val="ListParagraph"/>
+        <w:pStyle w:val="aa"/>
         <w:numPr>
           <w:ilvl w:val="0"/>
           <w:numId w:val="14"/>
@@ -4354,7 +4364,7 @@
     </w:p>
     <w:p>
       <w:pPr>
-        <w:pStyle w:val="ListParagraph"/>
+        <w:pStyle w:val="aa"/>
         <w:ind w:left="717" w:firstLineChars="0" w:firstLine="0"/>
       </w:pPr>
       <w:r>
@@ -4372,7 +4382,7 @@
     </w:p>
     <w:p>
       <w:pPr>
-        <w:pStyle w:val="ListParagraph"/>
+        <w:pStyle w:val="aa"/>
         <w:ind w:left="717" w:firstLineChars="0" w:firstLine="0"/>
       </w:pPr>
       <w:r>
@@ -4414,7 +4424,7 @@
     </w:p>
     <w:p>
       <w:pPr>
-        <w:pStyle w:val="ListParagraph"/>
+        <w:pStyle w:val="aa"/>
         <w:numPr>
           <w:ilvl w:val="0"/>
           <w:numId w:val="14"/>
@@ -4436,7 +4446,7 @@
     </w:p>
     <w:p>
       <w:pPr>
-        <w:pStyle w:val="ListParagraph"/>
+        <w:pStyle w:val="aa"/>
         <w:numPr>
           <w:ilvl w:val="0"/>
           <w:numId w:val="14"/>
@@ -4464,7 +4474,6 @@
         <w:rPr>
           <w:rFonts w:hint="eastAsia"/>
         </w:rPr>
-        <w:lastRenderedPageBreak/>
         <w:t>(</w:t>
       </w:r>
       <w:r>
@@ -4490,7 +4499,7 @@
     </w:p>
     <w:p>
       <w:pPr>
-        <w:pStyle w:val="ListParagraph"/>
+        <w:pStyle w:val="aa"/>
         <w:numPr>
           <w:ilvl w:val="0"/>
           <w:numId w:val="30"/>
@@ -4914,7 +4923,7 @@
     <w:p/>
     <w:p>
       <w:pPr>
-        <w:pStyle w:val="ListParagraph"/>
+        <w:pStyle w:val="aa"/>
         <w:numPr>
           <w:ilvl w:val="0"/>
           <w:numId w:val="30"/>
@@ -5011,7 +5020,6 @@
     </w:p>
     <w:p>
       <w:r>
-        <w:lastRenderedPageBreak/>
         <w:t xml:space="preserve">    "diagnum": 20,</w:t>
       </w:r>
     </w:p>
@@ -5232,7 +5240,6 @@
     </w:p>
     <w:p>
       <w:r>
-        <w:lastRenderedPageBreak/>
         <w:t xml:space="preserve">    "overflowratio": 12,</w:t>
       </w:r>
     </w:p>
@@ -5383,7 +5390,7 @@
     </w:p>
     <w:p>
       <w:pPr>
-        <w:pStyle w:val="Heading3"/>
+        <w:pStyle w:val="3"/>
       </w:pPr>
       <w:r>
         <w:rPr>
@@ -5459,10 +5466,10 @@
             <v:path o:extrusionok="f" gradientshapeok="t" o:connecttype="rect"/>
             <o:lock v:ext="edit" aspectratio="t"/>
           </v:shapetype>
-          <v:shape id="_x0000_i1025" type="#_x0000_t75" style="width:414.7pt;height:571.8pt" o:ole="">
+          <v:shape id="_x0000_i1025" type="#_x0000_t75" style="width:414.75pt;height:571.5pt" o:ole="">
             <v:imagedata r:id="rId8" o:title=""/>
           </v:shape>
-          <o:OLEObject Type="Embed" ProgID="Visio.Drawing.11" ShapeID="_x0000_i1025" DrawAspect="Content" ObjectID="_1586166792" r:id="rId9"/>
+          <o:OLEObject Type="Embed" ProgID="Visio.Drawing.11" ShapeID="_x0000_i1025" DrawAspect="Content" ObjectID="_1592120396" r:id="rId9"/>
         </w:object>
       </w:r>
     </w:p>
@@ -5477,10 +5484,10 @@
     <w:p>
       <w:r>
         <w:object w:dxaOrig="3853" w:dyaOrig="12805">
-          <v:shape id="_x0000_i1026" type="#_x0000_t75" style="width:192.6pt;height:640.05pt" o:ole="">
+          <v:shape id="_x0000_i1026" type="#_x0000_t75" style="width:192.75pt;height:640.5pt" o:ole="">
             <v:imagedata r:id="rId10" o:title=""/>
           </v:shape>
-          <o:OLEObject Type="Embed" ProgID="Visio.Drawing.11" ShapeID="_x0000_i1026" DrawAspect="Content" ObjectID="_1586166793" r:id="rId11"/>
+          <o:OLEObject Type="Embed" ProgID="Visio.Drawing.11" ShapeID="_x0000_i1026" DrawAspect="Content" ObjectID="_1592120397" r:id="rId11"/>
         </w:object>
       </w:r>
     </w:p>
@@ -5516,7 +5523,7 @@
     </w:p>
     <w:p>
       <w:pPr>
-        <w:pStyle w:val="ListParagraph"/>
+        <w:pStyle w:val="aa"/>
         <w:numPr>
           <w:ilvl w:val="0"/>
           <w:numId w:val="15"/>
@@ -5529,7 +5536,7 @@
     </w:p>
     <w:p>
       <w:pPr>
-        <w:pStyle w:val="ListParagraph"/>
+        <w:pStyle w:val="aa"/>
         <w:ind w:left="717" w:firstLineChars="0" w:firstLine="0"/>
       </w:pPr>
       <w:r>
@@ -5556,7 +5563,7 @@
     </w:p>
     <w:p>
       <w:pPr>
-        <w:pStyle w:val="ListParagraph"/>
+        <w:pStyle w:val="aa"/>
         <w:numPr>
           <w:ilvl w:val="0"/>
           <w:numId w:val="15"/>
@@ -5578,7 +5585,7 @@
     </w:p>
     <w:p>
       <w:pPr>
-        <w:pStyle w:val="ListParagraph"/>
+        <w:pStyle w:val="aa"/>
         <w:numPr>
           <w:ilvl w:val="0"/>
           <w:numId w:val="15"/>
@@ -5600,7 +5607,7 @@
     </w:p>
     <w:p>
       <w:pPr>
-        <w:pStyle w:val="ListParagraph"/>
+        <w:pStyle w:val="aa"/>
         <w:ind w:left="717" w:firstLineChars="0" w:firstLine="0"/>
       </w:pPr>
       <w:r>
@@ -5727,7 +5734,7 @@
     <w:p/>
     <w:p>
       <w:pPr>
-        <w:pStyle w:val="Heading3"/>
+        <w:pStyle w:val="3"/>
       </w:pPr>
       <w:r>
         <w:rPr>
@@ -5799,10 +5806,10 @@
     <w:p>
       <w:r>
         <w:object w:dxaOrig="9679" w:dyaOrig="9889">
-          <v:shape id="_x0000_i1027" type="#_x0000_t75" style="width:415.65pt;height:424.5pt" o:ole="">
+          <v:shape id="_x0000_i1027" type="#_x0000_t75" style="width:415.5pt;height:424.5pt" o:ole="">
             <v:imagedata r:id="rId12" o:title=""/>
           </v:shape>
-          <o:OLEObject Type="Embed" ProgID="Visio.Drawing.11" ShapeID="_x0000_i1027" DrawAspect="Content" ObjectID="_1586166794" r:id="rId13"/>
+          <o:OLEObject Type="Embed" ProgID="Visio.Drawing.11" ShapeID="_x0000_i1027" DrawAspect="Content" ObjectID="_1592120398" r:id="rId13"/>
         </w:object>
       </w:r>
     </w:p>
@@ -5817,10 +5824,10 @@
     <w:p>
       <w:r>
         <w:object w:dxaOrig="5667" w:dyaOrig="10492">
-          <v:shape id="_x0000_i1028" type="#_x0000_t75" style="width:284.25pt;height:524.1pt" o:ole="">
+          <v:shape id="_x0000_i1028" type="#_x0000_t75" style="width:284.25pt;height:524.25pt" o:ole="">
             <v:imagedata r:id="rId14" o:title=""/>
           </v:shape>
-          <o:OLEObject Type="Embed" ProgID="Visio.Drawing.11" ShapeID="_x0000_i1028" DrawAspect="Content" ObjectID="_1586166795" r:id="rId15"/>
+          <o:OLEObject Type="Embed" ProgID="Visio.Drawing.11" ShapeID="_x0000_i1028" DrawAspect="Content" ObjectID="_1592120399" r:id="rId15"/>
         </w:object>
       </w:r>
     </w:p>
@@ -5945,7 +5952,6 @@
     </w:p>
     <w:p>
       <w:r>
-        <w:lastRenderedPageBreak/>
         <w:t>_rtnSnapshotConfigs</w:t>
       </w:r>
       <w:r>
@@ -6104,7 +6110,7 @@
     </w:p>
     <w:p>
       <w:pPr>
-        <w:pStyle w:val="Heading3"/>
+        <w:pStyle w:val="3"/>
         <w:ind w:left="717"/>
       </w:pPr>
       <w:r>
@@ -6133,10 +6139,10 @@
     <w:p>
       <w:r>
         <w:object w:dxaOrig="6403" w:dyaOrig="3014">
-          <v:shape id="_x0000_i1032" type="#_x0000_t75" style="width:320.25pt;height:150.55pt" o:ole="">
+          <v:shape id="_x0000_i1029" type="#_x0000_t75" style="width:320.25pt;height:150.75pt" o:ole="">
             <v:imagedata r:id="rId16" o:title=""/>
           </v:shape>
-          <o:OLEObject Type="Embed" ProgID="Visio.Drawing.11" ShapeID="_x0000_i1032" DrawAspect="Content" ObjectID="_1586166796" r:id="rId17"/>
+          <o:OLEObject Type="Embed" ProgID="Visio.Drawing.11" ShapeID="_x0000_i1029" DrawAspect="Content" ObjectID="_1592120400" r:id="rId17"/>
         </w:object>
       </w:r>
     </w:p>
@@ -6158,10 +6164,10 @@
     <w:p>
       <w:r>
         <w:object w:dxaOrig="7411" w:dyaOrig="7596">
-          <v:shape id="_x0000_i1031" type="#_x0000_t75" style="width:370.75pt;height:379.65pt" o:ole="">
+          <v:shape id="_x0000_i1030" type="#_x0000_t75" style="width:371.25pt;height:379.5pt" o:ole="">
             <v:imagedata r:id="rId18" o:title=""/>
           </v:shape>
-          <o:OLEObject Type="Embed" ProgID="Visio.Drawing.11" ShapeID="_x0000_i1031" DrawAspect="Content" ObjectID="_1586166797" r:id="rId19"/>
+          <o:OLEObject Type="Embed" ProgID="Visio.Drawing.11" ShapeID="_x0000_i1030" DrawAspect="Content" ObjectID="_1592120401" r:id="rId19"/>
         </w:object>
       </w:r>
     </w:p>
@@ -6188,10 +6194,10 @@
     <w:p>
       <w:r>
         <w:object w:dxaOrig="7454" w:dyaOrig="13661">
-          <v:shape id="_x0000_i1029" type="#_x0000_t75" style="width:372.15pt;height:683.05pt" o:ole="">
+          <v:shape id="_x0000_i1031" type="#_x0000_t75" style="width:372pt;height:683.25pt" o:ole="">
             <v:imagedata r:id="rId20" o:title=""/>
           </v:shape>
-          <o:OLEObject Type="Embed" ProgID="Visio.Drawing.11" ShapeID="_x0000_i1029" DrawAspect="Content" ObjectID="_1586166798" r:id="rId21"/>
+          <o:OLEObject Type="Embed" ProgID="Visio.Drawing.11" ShapeID="_x0000_i1031" DrawAspect="Content" ObjectID="_1592120402" r:id="rId21"/>
         </w:object>
       </w:r>
     </w:p>
@@ -6200,7 +6206,6 @@
         <w:rPr>
           <w:rFonts w:hint="eastAsia"/>
         </w:rPr>
-        <w:lastRenderedPageBreak/>
         <w:t>修改要点：</w:t>
       </w:r>
     </w:p>
@@ -6227,7 +6232,7 @@
     </w:p>
     <w:p>
       <w:pPr>
-        <w:pStyle w:val="ListParagraph"/>
+        <w:pStyle w:val="aa"/>
         <w:numPr>
           <w:ilvl w:val="0"/>
           <w:numId w:val="28"/>
@@ -6249,7 +6254,7 @@
     </w:p>
     <w:p>
       <w:pPr>
-        <w:pStyle w:val="ListParagraph"/>
+        <w:pStyle w:val="aa"/>
         <w:ind w:left="717" w:firstLineChars="0" w:firstLine="0"/>
       </w:pPr>
       <w:r>
@@ -6273,13 +6278,13 @@
     </w:p>
     <w:p>
       <w:pPr>
-        <w:pStyle w:val="ListParagraph"/>
+        <w:pStyle w:val="aa"/>
         <w:ind w:left="717" w:firstLineChars="0" w:firstLine="0"/>
       </w:pPr>
     </w:p>
     <w:p>
       <w:pPr>
-        <w:pStyle w:val="ListParagraph"/>
+        <w:pStyle w:val="aa"/>
         <w:numPr>
           <w:ilvl w:val="0"/>
           <w:numId w:val="28"/>
@@ -6301,7 +6306,7 @@
     </w:p>
     <w:p>
       <w:pPr>
-        <w:pStyle w:val="ListParagraph"/>
+        <w:pStyle w:val="aa"/>
         <w:ind w:left="717" w:firstLineChars="0" w:firstLine="0"/>
       </w:pPr>
       <w:r>
@@ -6325,13 +6330,13 @@
     </w:p>
     <w:p>
       <w:pPr>
-        <w:pStyle w:val="ListParagraph"/>
+        <w:pStyle w:val="aa"/>
         <w:ind w:left="717" w:firstLineChars="0" w:firstLine="0"/>
       </w:pPr>
     </w:p>
     <w:p>
       <w:pPr>
-        <w:pStyle w:val="ListParagraph"/>
+        <w:pStyle w:val="aa"/>
         <w:numPr>
           <w:ilvl w:val="0"/>
           <w:numId w:val="28"/>
@@ -6347,11 +6352,8 @@
     </w:p>
     <w:p>
       <w:pPr>
-        <w:pStyle w:val="ListParagraph"/>
+        <w:pStyle w:val="aa"/>
         <w:ind w:left="717" w:firstLineChars="0" w:firstLine="0"/>
-        <w:rPr>
-          <w:rFonts w:hint="eastAsia"/>
-        </w:rPr>
       </w:pPr>
       <w:r>
         <w:rPr>
@@ -6423,16 +6425,11 @@
     </w:p>
     <w:p>
       <w:pPr>
-        <w:pStyle w:val="ListParagraph"/>
+        <w:pStyle w:val="aa"/>
         <w:ind w:left="717" w:firstLineChars="0" w:firstLine="0"/>
       </w:pPr>
     </w:p>
     <w:p>
-      <w:pPr>
-        <w:rPr>
-          <w:rFonts w:hint="eastAsia"/>
-        </w:rPr>
-      </w:pPr>
       <w:r>
         <w:rPr>
           <w:rFonts w:hint="eastAsia"/>
@@ -6466,11 +6463,6 @@
     </w:p>
     <w:p/>
     <w:p>
-      <w:pPr>
-        <w:rPr>
-          <w:rFonts w:hint="eastAsia"/>
-        </w:rPr>
-      </w:pPr>
       <w:r>
         <w:rPr>
           <w:rFonts w:hint="eastAsia"/>
@@ -6480,14 +6472,13 @@
     </w:p>
     <w:p>
       <w:pPr>
-        <w:pStyle w:val="ListParagraph"/>
+        <w:pStyle w:val="aa"/>
         <w:numPr>
           <w:ilvl w:val="0"/>
           <w:numId w:val="32"/>
         </w:numPr>
         <w:ind w:firstLineChars="0"/>
         <w:rPr>
-          <w:rFonts w:hint="eastAsia"/>
           <w:color w:val="C00000"/>
         </w:rPr>
       </w:pPr>
@@ -6509,7 +6500,6 @@
     <w:p>
       <w:pPr>
         <w:rPr>
-          <w:rFonts w:hint="eastAsia"/>
           <w:color w:val="C00000"/>
         </w:rPr>
       </w:pPr>
@@ -6689,23 +6679,16 @@
         <w:t>中重启生效的配置。</w:t>
       </w:r>
     </w:p>
-    <w:p>
-      <w:pPr>
-        <w:rPr>
-          <w:rFonts w:hint="eastAsia"/>
-        </w:rPr>
-      </w:pPr>
-    </w:p>
-    <w:p>
-      <w:pPr>
-        <w:pStyle w:val="ListParagraph"/>
+    <w:p/>
+    <w:p>
+      <w:pPr>
+        <w:pStyle w:val="aa"/>
         <w:numPr>
           <w:ilvl w:val="0"/>
           <w:numId w:val="32"/>
         </w:numPr>
         <w:ind w:firstLineChars="0"/>
         <w:rPr>
-          <w:rFonts w:hint="eastAsia"/>
           <w:color w:val="C00000"/>
         </w:rPr>
       </w:pPr>
@@ -6720,7 +6703,6 @@
     <w:p>
       <w:pPr>
         <w:rPr>
-          <w:rFonts w:hint="eastAsia"/>
           <w:color w:val="C00000"/>
         </w:rPr>
       </w:pPr>
@@ -6734,14 +6716,13 @@
     </w:p>
     <w:p>
       <w:pPr>
-        <w:pStyle w:val="ListParagraph"/>
+        <w:pStyle w:val="aa"/>
         <w:numPr>
           <w:ilvl w:val="0"/>
           <w:numId w:val="34"/>
         </w:numPr>
         <w:ind w:firstLineChars="0"/>
         <w:rPr>
-          <w:rFonts w:hint="eastAsia"/>
           <w:color w:val="C00000"/>
         </w:rPr>
       </w:pPr>
@@ -6797,14 +6778,13 @@
     </w:p>
     <w:p>
       <w:pPr>
-        <w:pStyle w:val="ListParagraph"/>
+        <w:pStyle w:val="aa"/>
         <w:numPr>
           <w:ilvl w:val="0"/>
           <w:numId w:val="34"/>
         </w:numPr>
         <w:ind w:firstLineChars="0"/>
         <w:rPr>
-          <w:rFonts w:hint="eastAsia"/>
           <w:color w:val="C00000"/>
         </w:rPr>
       </w:pPr>
@@ -6872,14 +6852,13 @@
     </w:p>
     <w:p>
       <w:pPr>
-        <w:pStyle w:val="ListParagraph"/>
+        <w:pStyle w:val="aa"/>
         <w:numPr>
           <w:ilvl w:val="0"/>
           <w:numId w:val="34"/>
         </w:numPr>
         <w:ind w:firstLineChars="0"/>
         <w:rPr>
-          <w:rFonts w:hint="eastAsia"/>
           <w:color w:val="C00000"/>
         </w:rPr>
       </w:pPr>
@@ -6921,14 +6900,13 @@
     </w:p>
     <w:p>
       <w:pPr>
-        <w:pStyle w:val="ListParagraph"/>
+        <w:pStyle w:val="aa"/>
         <w:numPr>
           <w:ilvl w:val="0"/>
           <w:numId w:val="34"/>
         </w:numPr>
         <w:ind w:firstLineChars="0"/>
         <w:rPr>
-          <w:rFonts w:hint="eastAsia"/>
           <w:color w:val="C00000"/>
         </w:rPr>
       </w:pPr>
@@ -6992,7 +6970,6 @@
     <w:p>
       <w:pPr>
         <w:rPr>
-          <w:rFonts w:hint="eastAsia"/>
           <w:color w:val="C00000"/>
         </w:rPr>
       </w:pPr>
@@ -7041,14 +7018,13 @@
     </w:p>
     <w:p>
       <w:pPr>
-        <w:pStyle w:val="ListParagraph"/>
+        <w:pStyle w:val="aa"/>
         <w:numPr>
           <w:ilvl w:val="0"/>
           <w:numId w:val="35"/>
         </w:numPr>
         <w:ind w:firstLineChars="0"/>
         <w:rPr>
-          <w:rFonts w:hint="eastAsia"/>
           <w:color w:val="C00000"/>
         </w:rPr>
       </w:pPr>
@@ -7128,14 +7104,13 @@
     </w:p>
     <w:p>
       <w:pPr>
-        <w:pStyle w:val="ListParagraph"/>
+        <w:pStyle w:val="aa"/>
         <w:numPr>
           <w:ilvl w:val="0"/>
           <w:numId w:val="35"/>
         </w:numPr>
         <w:ind w:firstLineChars="0"/>
         <w:rPr>
-          <w:rFonts w:hint="eastAsia"/>
           <w:color w:val="C00000"/>
         </w:rPr>
       </w:pPr>
@@ -7176,14 +7151,13 @@
     </w:p>
     <w:p>
       <w:pPr>
-        <w:pStyle w:val="ListParagraph"/>
+        <w:pStyle w:val="aa"/>
         <w:numPr>
           <w:ilvl w:val="0"/>
           <w:numId w:val="35"/>
         </w:numPr>
         <w:ind w:firstLineChars="0"/>
         <w:rPr>
-          <w:rFonts w:hint="eastAsia"/>
           <w:color w:val="C00000"/>
         </w:rPr>
       </w:pPr>
@@ -7205,7 +7179,7 @@
     <w:p/>
     <w:p>
       <w:pPr>
-        <w:pStyle w:val="ListParagraph"/>
+        <w:pStyle w:val="aa"/>
         <w:numPr>
           <w:ilvl w:val="0"/>
           <w:numId w:val="32"/>
@@ -7343,7 +7317,6 @@
         <w:rPr>
           <w:rFonts w:hint="eastAsia"/>
         </w:rPr>
-        <w:lastRenderedPageBreak/>
         <w:t>PMD_CFG_</w:t>
       </w:r>
       <w:r>
@@ -7396,7 +7369,7 @@
     <w:p/>
     <w:p>
       <w:pPr>
-        <w:pStyle w:val="ListParagraph"/>
+        <w:pStyle w:val="aa"/>
         <w:numPr>
           <w:ilvl w:val="0"/>
           <w:numId w:val="32"/>
@@ -7599,7 +7572,7 @@
     </w:p>
     <w:p>
       <w:pPr>
-        <w:pStyle w:val="ListParagraph"/>
+        <w:pStyle w:val="aa"/>
         <w:numPr>
           <w:ilvl w:val="0"/>
           <w:numId w:val="32"/>
@@ -7873,10 +7846,10 @@
     </w:p>
     <w:tbl>
       <w:tblPr>
-        <w:tblStyle w:val="TableGrid"/>
+        <w:tblStyle w:val="a9"/>
         <w:tblW w:w="0" w:type="auto"/>
         <w:tblInd w:w="357" w:type="dxa"/>
-        <w:tblLook w:val="04A0"/>
+        <w:tblLook w:val="04A0" w:firstRow="1" w:lastRow="0" w:firstColumn="1" w:lastColumn="0" w:noHBand="0" w:noVBand="1"/>
       </w:tblPr>
       <w:tblGrid>
         <w:gridCol w:w="1647"/>
@@ -8483,7 +8456,6 @@
               <w:rPr>
                 <w:rFonts w:hint="eastAsia"/>
               </w:rPr>
-              <w:lastRenderedPageBreak/>
               <w:t>Change/Restore</w:t>
             </w:r>
           </w:p>
@@ -9024,7 +8996,7 @@
     <w:p/>
     <w:p>
       <w:pPr>
-        <w:pStyle w:val="ListParagraph"/>
+        <w:pStyle w:val="aa"/>
         <w:numPr>
           <w:ilvl w:val="0"/>
           <w:numId w:val="32"/>
@@ -9061,17 +9033,17 @@
     <w:p>
       <w:r>
         <w:object w:dxaOrig="6995" w:dyaOrig="24132">
-          <v:shape id="_x0000_i1030" type="#_x0000_t75" style="width:350.2pt;height:1206.7pt" o:ole="">
+          <v:shape id="_x0000_i1032" type="#_x0000_t75" style="width:350.25pt;height:1206.75pt" o:ole="">
             <v:imagedata r:id="rId22" o:title=""/>
           </v:shape>
-          <o:OLEObject Type="Embed" ProgID="Excel.Sheet.12" ShapeID="_x0000_i1030" DrawAspect="Content" ObjectID="_1586166799" r:id="rId23"/>
+          <o:OLEObject Type="Embed" ProgID="Excel.Sheet.12" ShapeID="_x0000_i1032" DrawAspect="Content" ObjectID="_1592120403" r:id="rId23"/>
         </w:object>
       </w:r>
     </w:p>
     <w:p/>
     <w:p>
       <w:pPr>
-        <w:pStyle w:val="Heading2"/>
+        <w:pStyle w:val="2"/>
       </w:pPr>
       <w:r>
         <w:rPr>
@@ -9088,10 +9060,10 @@
     </w:p>
     <w:tbl>
       <w:tblPr>
-        <w:tblStyle w:val="TableGrid"/>
+        <w:tblStyle w:val="a9"/>
         <w:tblW w:w="0" w:type="auto"/>
         <w:tblInd w:w="357" w:type="dxa"/>
-        <w:tblLook w:val="04A0"/>
+        <w:tblLook w:val="04A0" w:firstRow="1" w:lastRow="0" w:firstColumn="1" w:lastColumn="0" w:noHBand="0" w:noVBand="1"/>
       </w:tblPr>
       <w:tblGrid>
         <w:gridCol w:w="1452"/>
@@ -9667,7 +9639,7 @@
     <w:p/>
     <w:p>
       <w:pPr>
-        <w:pStyle w:val="Heading2"/>
+        <w:pStyle w:val="2"/>
       </w:pPr>
       <w:r>
         <w:rPr>
@@ -9692,10 +9664,10 @@
     </w:p>
     <w:tbl>
       <w:tblPr>
-        <w:tblStyle w:val="TableGrid"/>
+        <w:tblStyle w:val="a9"/>
         <w:tblW w:w="0" w:type="auto"/>
         <w:tblInd w:w="357" w:type="dxa"/>
-        <w:tblLook w:val="04A0"/>
+        <w:tblLook w:val="04A0" w:firstRow="1" w:lastRow="0" w:firstColumn="1" w:lastColumn="0" w:noHBand="0" w:noVBand="1"/>
       </w:tblPr>
       <w:tblGrid>
         <w:gridCol w:w="885"/>
@@ -9800,7 +9772,7 @@
     <w:p/>
     <w:p>
       <w:pPr>
-        <w:pStyle w:val="Heading2"/>
+        <w:pStyle w:val="2"/>
       </w:pPr>
       <w:r>
         <w:rPr>
@@ -9922,10 +9894,10 @@
     <w:p/>
     <w:tbl>
       <w:tblPr>
-        <w:tblStyle w:val="TableGrid"/>
+        <w:tblStyle w:val="a9"/>
         <w:tblW w:w="0" w:type="auto"/>
         <w:tblInd w:w="357" w:type="dxa"/>
-        <w:tblLook w:val="04A0"/>
+        <w:tblLook w:val="04A0" w:firstRow="1" w:lastRow="0" w:firstColumn="1" w:lastColumn="0" w:noHBand="0" w:noVBand="1"/>
       </w:tblPr>
       <w:tblGrid>
         <w:gridCol w:w="1018"/>
@@ -10360,11 +10332,7 @@
               <w:ind w:left="0"/>
             </w:pPr>
             <w:r>
-              <w:t xml:space="preserve">db.updateConf({transactionon:"true", diagnum:1, archiveon:"true", logbuffsize:1024, auditpath:"./"}, </w:t>
-            </w:r>
-            <w:r>
-              <w:lastRenderedPageBreak/>
-              <w:t>{GroupName:"db1", svcname:"20000"})</w:t>
+              <w:t>db.updateConf({transactionon:"true", diagnum:1, archiveon:"true", logbuffsize:1024, auditpath:"./"}, {GroupName:"db1", svcname:"20000"})</w:t>
             </w:r>
           </w:p>
         </w:tc>
@@ -10380,7 +10348,6 @@
               <w:rPr>
                 <w:rFonts w:hint="eastAsia"/>
               </w:rPr>
-              <w:lastRenderedPageBreak/>
               <w:t>diagnum</w:t>
             </w:r>
             <w:r>
@@ -10408,7 +10375,6 @@
               <w:rPr>
                 <w:rFonts w:hint="eastAsia"/>
               </w:rPr>
-              <w:lastRenderedPageBreak/>
               <w:t>auditpath</w:t>
             </w:r>
             <w:r>
@@ -10451,7 +10417,6 @@
               <w:rPr>
                 <w:rFonts w:hint="eastAsia"/>
               </w:rPr>
-              <w:lastRenderedPageBreak/>
               <w:t>00</w:t>
             </w:r>
             <w:r>
@@ -11547,14 +11512,7 @@
               <w:rPr>
                 <w:rFonts w:hint="eastAsia"/>
               </w:rPr>
-              <w:t>配置文件</w:t>
-            </w:r>
-            <w:r>
-              <w:rPr>
-                <w:rFonts w:hint="eastAsia"/>
-              </w:rPr>
-              <w:lastRenderedPageBreak/>
-              <w:t>中的既有配置未覆盖。</w:t>
+              <w:t>配置文件中的既有配置未覆盖。</w:t>
             </w:r>
           </w:p>
         </w:tc>
@@ -11572,7 +11530,6 @@
               <w:rPr>
                 <w:rFonts w:hint="eastAsia"/>
               </w:rPr>
-              <w:lastRenderedPageBreak/>
               <w:t>00</w:t>
             </w:r>
             <w:r>
@@ -11880,7 +11837,7 @@
     <w:p/>
     <w:p>
       <w:pPr>
-        <w:pStyle w:val="Heading2"/>
+        <w:pStyle w:val="2"/>
       </w:pPr>
       <w:r>
         <w:rPr>
@@ -11891,10 +11848,10 @@
     </w:p>
     <w:tbl>
       <w:tblPr>
-        <w:tblStyle w:val="TableGrid"/>
+        <w:tblStyle w:val="a9"/>
         <w:tblW w:w="0" w:type="auto"/>
         <w:tblInd w:w="357" w:type="dxa"/>
-        <w:tblLook w:val="04A0"/>
+        <w:tblLook w:val="04A0" w:firstRow="1" w:lastRow="0" w:firstColumn="1" w:lastColumn="0" w:noHBand="0" w:noVBand="1"/>
       </w:tblPr>
       <w:tblGrid>
         <w:gridCol w:w="4004"/>
@@ -12411,15 +12368,15 @@
 </file>
 
 <file path=word/endnotes.xml><?xml version="1.0" encoding="utf-8"?>
-<w:endnotes xmlns:ve="http://schemas.openxmlformats.org/markup-compatibility/2006" xmlns:o="urn:schemas-microsoft-com:office:office" xmlns:r="http://schemas.openxmlformats.org/officeDocument/2006/relationships" xmlns:m="http://schemas.openxmlformats.org/officeDocument/2006/math" xmlns:v="urn:schemas-microsoft-com:vml" xmlns:wp="http://schemas.openxmlformats.org/drawingml/2006/wordprocessingDrawing" xmlns:w10="urn:schemas-microsoft-com:office:word" xmlns:w="http://schemas.openxmlformats.org/wordprocessingml/2006/main" xmlns:wne="http://schemas.microsoft.com/office/word/2006/wordml">
-  <w:endnote w:type="separator" w:id="0">
+<w:endnotes xmlns:wpc="http://schemas.microsoft.com/office/word/2010/wordprocessingCanvas" xmlns:cx="http://schemas.microsoft.com/office/drawing/2014/chartex" xmlns:mc="http://schemas.openxmlformats.org/markup-compatibility/2006" xmlns:o="urn:schemas-microsoft-com:office:office" xmlns:r="http://schemas.openxmlformats.org/officeDocument/2006/relationships" xmlns:m="http://schemas.openxmlformats.org/officeDocument/2006/math" xmlns:v="urn:schemas-microsoft-com:vml" xmlns:wp14="http://schemas.microsoft.com/office/word/2010/wordprocessingDrawing" xmlns:wp="http://schemas.openxmlformats.org/drawingml/2006/wordprocessingDrawing" xmlns:w10="urn:schemas-microsoft-com:office:word" xmlns:w="http://schemas.openxmlformats.org/wordprocessingml/2006/main" xmlns:w14="http://schemas.microsoft.com/office/word/2010/wordml" xmlns:w15="http://schemas.microsoft.com/office/word/2012/wordml" xmlns:w16se="http://schemas.microsoft.com/office/word/2015/wordml/symex" xmlns:wpg="http://schemas.microsoft.com/office/word/2010/wordprocessingGroup" xmlns:wpi="http://schemas.microsoft.com/office/word/2010/wordprocessingInk" xmlns:wne="http://schemas.microsoft.com/office/word/2006/wordml" xmlns:wps="http://schemas.microsoft.com/office/word/2010/wordprocessingShape" mc:Ignorable="w14 w15 w16se wp14">
+  <w:endnote w:type="separator" w:id="-1">
     <w:p>
       <w:r>
         <w:separator/>
       </w:r>
     </w:p>
   </w:endnote>
-  <w:endnote w:type="continuationSeparator" w:id="1">
+  <w:endnote w:type="continuationSeparator" w:id="0">
     <w:p>
       <w:r>
         <w:continuationSeparator/>
@@ -12430,15 +12387,15 @@
 </file>
 
 <file path=word/footnotes.xml><?xml version="1.0" encoding="utf-8"?>
-<w:footnotes xmlns:ve="http://schemas.openxmlformats.org/markup-compatibility/2006" xmlns:o="urn:schemas-microsoft-com:office:office" xmlns:r="http://schemas.openxmlformats.org/officeDocument/2006/relationships" xmlns:m="http://schemas.openxmlformats.org/officeDocument/2006/math" xmlns:v="urn:schemas-microsoft-com:vml" xmlns:wp="http://schemas.openxmlformats.org/drawingml/2006/wordprocessingDrawing" xmlns:w10="urn:schemas-microsoft-com:office:word" xmlns:w="http://schemas.openxmlformats.org/wordprocessingml/2006/main" xmlns:wne="http://schemas.microsoft.com/office/word/2006/wordml">
-  <w:footnote w:type="separator" w:id="0">
+<w:footnotes xmlns:wpc="http://schemas.microsoft.com/office/word/2010/wordprocessingCanvas" xmlns:cx="http://schemas.microsoft.com/office/drawing/2014/chartex" xmlns:mc="http://schemas.openxmlformats.org/markup-compatibility/2006" xmlns:o="urn:schemas-microsoft-com:office:office" xmlns:r="http://schemas.openxmlformats.org/officeDocument/2006/relationships" xmlns:m="http://schemas.openxmlformats.org/officeDocument/2006/math" xmlns:v="urn:schemas-microsoft-com:vml" xmlns:wp14="http://schemas.microsoft.com/office/word/2010/wordprocessingDrawing" xmlns:wp="http://schemas.openxmlformats.org/drawingml/2006/wordprocessingDrawing" xmlns:w10="urn:schemas-microsoft-com:office:word" xmlns:w="http://schemas.openxmlformats.org/wordprocessingml/2006/main" xmlns:w14="http://schemas.microsoft.com/office/word/2010/wordml" xmlns:w15="http://schemas.microsoft.com/office/word/2012/wordml" xmlns:w16se="http://schemas.microsoft.com/office/word/2015/wordml/symex" xmlns:wpg="http://schemas.microsoft.com/office/word/2010/wordprocessingGroup" xmlns:wpi="http://schemas.microsoft.com/office/word/2010/wordprocessingInk" xmlns:wne="http://schemas.microsoft.com/office/word/2006/wordml" xmlns:wps="http://schemas.microsoft.com/office/word/2010/wordprocessingShape" mc:Ignorable="w14 w15 w16se wp14">
+  <w:footnote w:type="separator" w:id="-1">
     <w:p>
       <w:r>
         <w:separator/>
       </w:r>
     </w:p>
   </w:footnote>
-  <w:footnote w:type="continuationSeparator" w:id="1">
+  <w:footnote w:type="continuationSeparator" w:id="0">
     <w:p>
       <w:r>
         <w:continuationSeparator/>
@@ -12449,8 +12406,8 @@
 </file>
 
 <file path=word/numbering.xml><?xml version="1.0" encoding="utf-8"?>
-<w:numbering xmlns:ve="http://schemas.openxmlformats.org/markup-compatibility/2006" xmlns:o="urn:schemas-microsoft-com:office:office" xmlns:r="http://schemas.openxmlformats.org/officeDocument/2006/relationships" xmlns:m="http://schemas.openxmlformats.org/officeDocument/2006/math" xmlns:v="urn:schemas-microsoft-com:vml" xmlns:wp="http://schemas.openxmlformats.org/drawingml/2006/wordprocessingDrawing" xmlns:w10="urn:schemas-microsoft-com:office:word" xmlns:w="http://schemas.openxmlformats.org/wordprocessingml/2006/main" xmlns:wne="http://schemas.microsoft.com/office/word/2006/wordml">
-  <w:abstractNum w:abstractNumId="0">
+<w:numbering xmlns:wpc="http://schemas.microsoft.com/office/word/2010/wordprocessingCanvas" xmlns:cx="http://schemas.microsoft.com/office/drawing/2014/chartex" xmlns:mc="http://schemas.openxmlformats.org/markup-compatibility/2006" xmlns:o="urn:schemas-microsoft-com:office:office" xmlns:r="http://schemas.openxmlformats.org/officeDocument/2006/relationships" xmlns:m="http://schemas.openxmlformats.org/officeDocument/2006/math" xmlns:v="urn:schemas-microsoft-com:vml" xmlns:wp14="http://schemas.microsoft.com/office/word/2010/wordprocessingDrawing" xmlns:wp="http://schemas.openxmlformats.org/drawingml/2006/wordprocessingDrawing" xmlns:w10="urn:schemas-microsoft-com:office:word" xmlns:w="http://schemas.openxmlformats.org/wordprocessingml/2006/main" xmlns:w14="http://schemas.microsoft.com/office/word/2010/wordml" xmlns:w15="http://schemas.microsoft.com/office/word/2012/wordml" xmlns:w16se="http://schemas.microsoft.com/office/word/2015/wordml/symex" xmlns:wpg="http://schemas.microsoft.com/office/word/2010/wordprocessingGroup" xmlns:wpi="http://schemas.microsoft.com/office/word/2010/wordprocessingInk" xmlns:wne="http://schemas.microsoft.com/office/word/2006/wordml" xmlns:wps="http://schemas.microsoft.com/office/word/2010/wordprocessingShape" mc:Ignorable="w14 w15 w16se wp14">
+  <w:abstractNum w:abstractNumId="0" w15:restartNumberingAfterBreak="0">
     <w:nsid w:val="02BF174B"/>
     <w:multiLevelType w:val="hybridMultilevel"/>
     <w:tmpl w:val="5434D374"/>
@@ -12539,7 +12496,7 @@
       </w:pPr>
     </w:lvl>
   </w:abstractNum>
-  <w:abstractNum w:abstractNumId="1">
+  <w:abstractNum w:abstractNumId="1" w15:restartNumberingAfterBreak="0">
     <w:nsid w:val="0E0B5CC7"/>
     <w:multiLevelType w:val="hybridMultilevel"/>
     <w:tmpl w:val="DE9EEC38"/>
@@ -12628,7 +12585,7 @@
       </w:pPr>
     </w:lvl>
   </w:abstractNum>
-  <w:abstractNum w:abstractNumId="2">
+  <w:abstractNum w:abstractNumId="2" w15:restartNumberingAfterBreak="0">
     <w:nsid w:val="0E23053C"/>
     <w:multiLevelType w:val="hybridMultilevel"/>
     <w:tmpl w:val="306ABA4C"/>
@@ -12717,7 +12674,7 @@
       </w:pPr>
     </w:lvl>
   </w:abstractNum>
-  <w:abstractNum w:abstractNumId="3">
+  <w:abstractNum w:abstractNumId="3" w15:restartNumberingAfterBreak="0">
     <w:nsid w:val="0E810E44"/>
     <w:multiLevelType w:val="hybridMultilevel"/>
     <w:tmpl w:val="0FFC927C"/>
@@ -12806,7 +12763,7 @@
       </w:pPr>
     </w:lvl>
   </w:abstractNum>
-  <w:abstractNum w:abstractNumId="4">
+  <w:abstractNum w:abstractNumId="4" w15:restartNumberingAfterBreak="0">
     <w:nsid w:val="18F22E35"/>
     <w:multiLevelType w:val="hybridMultilevel"/>
     <w:tmpl w:val="9E0481B2"/>
@@ -12895,7 +12852,7 @@
       </w:pPr>
     </w:lvl>
   </w:abstractNum>
-  <w:abstractNum w:abstractNumId="5">
+  <w:abstractNum w:abstractNumId="5" w15:restartNumberingAfterBreak="0">
     <w:nsid w:val="1DCB1E34"/>
     <w:multiLevelType w:val="hybridMultilevel"/>
     <w:tmpl w:val="6C48A942"/>
@@ -12984,14 +12941,14 @@
       </w:pPr>
     </w:lvl>
   </w:abstractNum>
-  <w:abstractNum w:abstractNumId="6">
+  <w:abstractNum w:abstractNumId="6" w15:restartNumberingAfterBreak="0">
     <w:nsid w:val="22501AA3"/>
     <w:multiLevelType w:val="hybridMultilevel"/>
     <w:tmpl w:val="1B2A9E7A"/>
     <w:lvl w:ilvl="0" w:tplc="354870E4">
       <w:start w:val="1"/>
       <w:numFmt w:val="chineseCountingThousand"/>
-      <w:pStyle w:val="Heading2"/>
+      <w:pStyle w:val="2"/>
       <w:lvlText w:val="%1、"/>
       <w:lvlJc w:val="left"/>
       <w:pPr>
@@ -13071,7 +13028,7 @@
       </w:pPr>
     </w:lvl>
   </w:abstractNum>
-  <w:abstractNum w:abstractNumId="7">
+  <w:abstractNum w:abstractNumId="7" w15:restartNumberingAfterBreak="0">
     <w:nsid w:val="22640D91"/>
     <w:multiLevelType w:val="hybridMultilevel"/>
     <w:tmpl w:val="F7342248"/>
@@ -13160,7 +13117,7 @@
       </w:pPr>
     </w:lvl>
   </w:abstractNum>
-  <w:abstractNum w:abstractNumId="8">
+  <w:abstractNum w:abstractNumId="8" w15:restartNumberingAfterBreak="0">
     <w:nsid w:val="23EC5C36"/>
     <w:multiLevelType w:val="hybridMultilevel"/>
     <w:tmpl w:val="3338448C"/>
@@ -13249,7 +13206,7 @@
       </w:pPr>
     </w:lvl>
   </w:abstractNum>
-  <w:abstractNum w:abstractNumId="9">
+  <w:abstractNum w:abstractNumId="9" w15:restartNumberingAfterBreak="0">
     <w:nsid w:val="277B45FC"/>
     <w:multiLevelType w:val="hybridMultilevel"/>
     <w:tmpl w:val="0D9435BA"/>
@@ -13338,7 +13295,7 @@
       </w:pPr>
     </w:lvl>
   </w:abstractNum>
-  <w:abstractNum w:abstractNumId="10">
+  <w:abstractNum w:abstractNumId="10" w15:restartNumberingAfterBreak="0">
     <w:nsid w:val="285C13F1"/>
     <w:multiLevelType w:val="hybridMultilevel"/>
     <w:tmpl w:val="C51EBD98"/>
@@ -13427,7 +13384,7 @@
       </w:pPr>
     </w:lvl>
   </w:abstractNum>
-  <w:abstractNum w:abstractNumId="11">
+  <w:abstractNum w:abstractNumId="11" w15:restartNumberingAfterBreak="0">
     <w:nsid w:val="2F6576FD"/>
     <w:multiLevelType w:val="hybridMultilevel"/>
     <w:tmpl w:val="6346CCAC"/>
@@ -13516,7 +13473,7 @@
       </w:pPr>
     </w:lvl>
   </w:abstractNum>
-  <w:abstractNum w:abstractNumId="12">
+  <w:abstractNum w:abstractNumId="12" w15:restartNumberingAfterBreak="0">
     <w:nsid w:val="34305A62"/>
     <w:multiLevelType w:val="hybridMultilevel"/>
     <w:tmpl w:val="56EAE6D6"/>
@@ -13605,7 +13562,7 @@
       </w:pPr>
     </w:lvl>
   </w:abstractNum>
-  <w:abstractNum w:abstractNumId="13">
+  <w:abstractNum w:abstractNumId="13" w15:restartNumberingAfterBreak="0">
     <w:nsid w:val="3B7E1F9F"/>
     <w:multiLevelType w:val="hybridMultilevel"/>
     <w:tmpl w:val="398ABF0A"/>
@@ -13694,7 +13651,7 @@
       </w:pPr>
     </w:lvl>
   </w:abstractNum>
-  <w:abstractNum w:abstractNumId="14">
+  <w:abstractNum w:abstractNumId="14" w15:restartNumberingAfterBreak="0">
     <w:nsid w:val="453C62CA"/>
     <w:multiLevelType w:val="hybridMultilevel"/>
     <w:tmpl w:val="038C8434"/>
@@ -13783,7 +13740,7 @@
       </w:pPr>
     </w:lvl>
   </w:abstractNum>
-  <w:abstractNum w:abstractNumId="15">
+  <w:abstractNum w:abstractNumId="15" w15:restartNumberingAfterBreak="0">
     <w:nsid w:val="46461F62"/>
     <w:multiLevelType w:val="hybridMultilevel"/>
     <w:tmpl w:val="61127D00"/>
@@ -13871,7 +13828,7 @@
       </w:pPr>
     </w:lvl>
   </w:abstractNum>
-  <w:abstractNum w:abstractNumId="16">
+  <w:abstractNum w:abstractNumId="16" w15:restartNumberingAfterBreak="0">
     <w:nsid w:val="48BD3D30"/>
     <w:multiLevelType w:val="hybridMultilevel"/>
     <w:tmpl w:val="A2C0303C"/>
@@ -13960,7 +13917,7 @@
       </w:pPr>
     </w:lvl>
   </w:abstractNum>
-  <w:abstractNum w:abstractNumId="17">
+  <w:abstractNum w:abstractNumId="17" w15:restartNumberingAfterBreak="0">
     <w:nsid w:val="4CF631FE"/>
     <w:multiLevelType w:val="hybridMultilevel"/>
     <w:tmpl w:val="7EEA6B22"/>
@@ -14049,7 +14006,7 @@
       </w:pPr>
     </w:lvl>
   </w:abstractNum>
-  <w:abstractNum w:abstractNumId="18">
+  <w:abstractNum w:abstractNumId="18" w15:restartNumberingAfterBreak="0">
     <w:nsid w:val="50872382"/>
     <w:multiLevelType w:val="hybridMultilevel"/>
     <w:tmpl w:val="69F456CE"/>
@@ -14138,14 +14095,14 @@
       </w:pPr>
     </w:lvl>
   </w:abstractNum>
-  <w:abstractNum w:abstractNumId="19">
+  <w:abstractNum w:abstractNumId="19" w15:restartNumberingAfterBreak="0">
     <w:nsid w:val="589E00D2"/>
     <w:multiLevelType w:val="multilevel"/>
     <w:tmpl w:val="B6D0E996"/>
     <w:lvl w:ilvl="0">
       <w:start w:val="1"/>
       <w:numFmt w:val="decimal"/>
-      <w:pStyle w:val="Heading3"/>
+      <w:pStyle w:val="3"/>
       <w:lvlText w:val="%1."/>
       <w:lvlJc w:val="left"/>
       <w:pPr>
@@ -14260,7 +14217,7 @@
       </w:rPr>
     </w:lvl>
   </w:abstractNum>
-  <w:abstractNum w:abstractNumId="20">
+  <w:abstractNum w:abstractNumId="20" w15:restartNumberingAfterBreak="0">
     <w:nsid w:val="5B7D1BFA"/>
     <w:multiLevelType w:val="hybridMultilevel"/>
     <w:tmpl w:val="FE8251B6"/>
@@ -14349,7 +14306,7 @@
       </w:pPr>
     </w:lvl>
   </w:abstractNum>
-  <w:abstractNum w:abstractNumId="21">
+  <w:abstractNum w:abstractNumId="21" w15:restartNumberingAfterBreak="0">
     <w:nsid w:val="5CA459E2"/>
     <w:multiLevelType w:val="hybridMultilevel"/>
     <w:tmpl w:val="0A1059A0"/>
@@ -14438,7 +14395,7 @@
       </w:pPr>
     </w:lvl>
   </w:abstractNum>
-  <w:abstractNum w:abstractNumId="22">
+  <w:abstractNum w:abstractNumId="22" w15:restartNumberingAfterBreak="0">
     <w:nsid w:val="61F9692C"/>
     <w:multiLevelType w:val="hybridMultilevel"/>
     <w:tmpl w:val="ECFC0440"/>
@@ -14527,7 +14484,7 @@
       </w:pPr>
     </w:lvl>
   </w:abstractNum>
-  <w:abstractNum w:abstractNumId="23">
+  <w:abstractNum w:abstractNumId="23" w15:restartNumberingAfterBreak="0">
     <w:nsid w:val="68EF6EAF"/>
     <w:multiLevelType w:val="hybridMultilevel"/>
     <w:tmpl w:val="AFB2D052"/>
@@ -14616,7 +14573,7 @@
       </w:pPr>
     </w:lvl>
   </w:abstractNum>
-  <w:abstractNum w:abstractNumId="24">
+  <w:abstractNum w:abstractNumId="24" w15:restartNumberingAfterBreak="0">
     <w:nsid w:val="71D37301"/>
     <w:multiLevelType w:val="hybridMultilevel"/>
     <w:tmpl w:val="659C8078"/>
@@ -14705,7 +14662,7 @@
       </w:pPr>
     </w:lvl>
   </w:abstractNum>
-  <w:abstractNum w:abstractNumId="25">
+  <w:abstractNum w:abstractNumId="25" w15:restartNumberingAfterBreak="0">
     <w:nsid w:val="73B12645"/>
     <w:multiLevelType w:val="hybridMultilevel"/>
     <w:tmpl w:val="D20CCD94"/>
@@ -14793,7 +14750,7 @@
       </w:pPr>
     </w:lvl>
   </w:abstractNum>
-  <w:abstractNum w:abstractNumId="26">
+  <w:abstractNum w:abstractNumId="26" w15:restartNumberingAfterBreak="0">
     <w:nsid w:val="789661B4"/>
     <w:multiLevelType w:val="hybridMultilevel"/>
     <w:tmpl w:val="8166B3DE"/>
@@ -14882,7 +14839,7 @@
       </w:pPr>
     </w:lvl>
   </w:abstractNum>
-  <w:abstractNum w:abstractNumId="27">
+  <w:abstractNum w:abstractNumId="27" w15:restartNumberingAfterBreak="0">
     <w:nsid w:val="78A22E53"/>
     <w:multiLevelType w:val="hybridMultilevel"/>
     <w:tmpl w:val="6346CCAC"/>
@@ -15080,7 +15037,7 @@
 </file>
 
 <file path=word/styles.xml><?xml version="1.0" encoding="utf-8"?>
-<w:styles xmlns:r="http://schemas.openxmlformats.org/officeDocument/2006/relationships" xmlns:w="http://schemas.openxmlformats.org/wordprocessingml/2006/main">
+<w:styles xmlns:mc="http://schemas.openxmlformats.org/markup-compatibility/2006" xmlns:r="http://schemas.openxmlformats.org/officeDocument/2006/relationships" xmlns:w="http://schemas.openxmlformats.org/wordprocessingml/2006/main" xmlns:w14="http://schemas.microsoft.com/office/word/2010/wordml" xmlns:w15="http://schemas.microsoft.com/office/word/2012/wordml" xmlns:w16se="http://schemas.microsoft.com/office/word/2015/wordml/symex" mc:Ignorable="w14 w15 w16se">
   <w:docDefaults>
     <w:rPrDefault>
       <w:rPr>
@@ -15098,146 +15055,380 @@
       </w:pPr>
     </w:pPrDefault>
   </w:docDefaults>
-  <w:latentStyles w:defLockedState="0" w:defUIPriority="99" w:defSemiHidden="1" w:defUnhideWhenUsed="1" w:defQFormat="0" w:count="267">
-    <w:lsdException w:name="Normal" w:semiHidden="0" w:uiPriority="0" w:unhideWhenUsed="0" w:qFormat="1"/>
-    <w:lsdException w:name="heading 1" w:semiHidden="0" w:uiPriority="9" w:unhideWhenUsed="0" w:qFormat="1"/>
-    <w:lsdException w:name="heading 2" w:uiPriority="9" w:qFormat="1"/>
-    <w:lsdException w:name="heading 3" w:uiPriority="9" w:qFormat="1"/>
-    <w:lsdException w:name="heading 4" w:uiPriority="9" w:qFormat="1"/>
-    <w:lsdException w:name="heading 5" w:uiPriority="9" w:qFormat="1"/>
-    <w:lsdException w:name="heading 6" w:uiPriority="9" w:qFormat="1"/>
-    <w:lsdException w:name="heading 7" w:uiPriority="9" w:qFormat="1"/>
-    <w:lsdException w:name="heading 8" w:uiPriority="9" w:qFormat="1"/>
-    <w:lsdException w:name="heading 9" w:uiPriority="9" w:qFormat="1"/>
-    <w:lsdException w:name="toc 1" w:uiPriority="39"/>
-    <w:lsdException w:name="toc 2" w:uiPriority="39"/>
-    <w:lsdException w:name="toc 3" w:uiPriority="39"/>
-    <w:lsdException w:name="toc 4" w:uiPriority="39"/>
-    <w:lsdException w:name="toc 5" w:uiPriority="39"/>
-    <w:lsdException w:name="toc 6" w:uiPriority="39"/>
-    <w:lsdException w:name="toc 7" w:uiPriority="39"/>
-    <w:lsdException w:name="toc 8" w:uiPriority="39"/>
-    <w:lsdException w:name="toc 9" w:uiPriority="39"/>
-    <w:lsdException w:name="caption" w:uiPriority="35" w:qFormat="1"/>
-    <w:lsdException w:name="Title" w:semiHidden="0" w:uiPriority="10" w:unhideWhenUsed="0" w:qFormat="1"/>
-    <w:lsdException w:name="Default Paragraph Font" w:uiPriority="1"/>
-    <w:lsdException w:name="Subtitle" w:semiHidden="0" w:uiPriority="11" w:unhideWhenUsed="0" w:qFormat="1"/>
-    <w:lsdException w:name="Strong" w:semiHidden="0" w:uiPriority="22" w:unhideWhenUsed="0" w:qFormat="1"/>
-    <w:lsdException w:name="Emphasis" w:semiHidden="0" w:uiPriority="20" w:unhideWhenUsed="0" w:qFormat="1"/>
-    <w:lsdException w:name="Table Grid" w:semiHidden="0" w:uiPriority="59" w:unhideWhenUsed="0"/>
-    <w:lsdException w:name="Placeholder Text" w:unhideWhenUsed="0"/>
-    <w:lsdException w:name="No Spacing" w:semiHidden="0" w:uiPriority="1" w:unhideWhenUsed="0" w:qFormat="1"/>
-    <w:lsdException w:name="Light Shading" w:semiHidden="0" w:uiPriority="60" w:unhideWhenUsed="0"/>
-    <w:lsdException w:name="Light List" w:semiHidden="0" w:uiPriority="61" w:unhideWhenUsed="0"/>
-    <w:lsdException w:name="Light Grid" w:semiHidden="0" w:uiPriority="62" w:unhideWhenUsed="0"/>
-    <w:lsdException w:name="Medium Shading 1" w:semiHidden="0" w:uiPriority="63" w:unhideWhenUsed="0"/>
-    <w:lsdException w:name="Medium Shading 2" w:semiHidden="0" w:uiPriority="64" w:unhideWhenUsed="0"/>
-    <w:lsdException w:name="Medium List 1" w:semiHidden="0" w:uiPriority="65" w:unhideWhenUsed="0"/>
-    <w:lsdException w:name="Medium List 2" w:semiHidden="0" w:uiPriority="66" w:unhideWhenUsed="0"/>
-    <w:lsdException w:name="Medium Grid 1" w:semiHidden="0" w:uiPriority="67" w:unhideWhenUsed="0"/>
-    <w:lsdException w:name="Medium Grid 2" w:semiHidden="0" w:uiPriority="68" w:unhideWhenUsed="0"/>
-    <w:lsdException w:name="Medium Grid 3" w:semiHidden="0" w:uiPriority="69" w:unhideWhenUsed="0"/>
-    <w:lsdException w:name="Dark List" w:semiHidden="0" w:uiPriority="70" w:unhideWhenUsed="0"/>
-    <w:lsdException w:name="Colorful Shading" w:semiHidden="0" w:uiPriority="71" w:unhideWhenUsed="0"/>
-    <w:lsdException w:name="Colorful List" w:semiHidden="0" w:uiPriority="72" w:unhideWhenUsed="0"/>
-    <w:lsdException w:name="Colorful Grid" w:semiHidden="0" w:uiPriority="73" w:unhideWhenUsed="0"/>
-    <w:lsdException w:name="Light Shading Accent 1" w:semiHidden="0" w:uiPriority="60" w:unhideWhenUsed="0"/>
-    <w:lsdException w:name="Light List Accent 1" w:semiHidden="0" w:uiPriority="61" w:unhideWhenUsed="0"/>
-    <w:lsdException w:name="Light Grid Accent 1" w:semiHidden="0" w:uiPriority="62" w:unhideWhenUsed="0"/>
-    <w:lsdException w:name="Medium Shading 1 Accent 1" w:semiHidden="0" w:uiPriority="63" w:unhideWhenUsed="0"/>
-    <w:lsdException w:name="Medium Shading 2 Accent 1" w:semiHidden="0" w:uiPriority="64" w:unhideWhenUsed="0"/>
-    <w:lsdException w:name="Medium List 1 Accent 1" w:semiHidden="0" w:uiPriority="65" w:unhideWhenUsed="0"/>
-    <w:lsdException w:name="Revision" w:unhideWhenUsed="0"/>
-    <w:lsdException w:name="List Paragraph" w:semiHidden="0" w:uiPriority="34" w:unhideWhenUsed="0" w:qFormat="1"/>
-    <w:lsdException w:name="Quote" w:semiHidden="0" w:uiPriority="29" w:unhideWhenUsed="0" w:qFormat="1"/>
-    <w:lsdException w:name="Intense Quote" w:semiHidden="0" w:uiPriority="30" w:unhideWhenUsed="0" w:qFormat="1"/>
-    <w:lsdException w:name="Medium List 2 Accent 1" w:semiHidden="0" w:uiPriority="66" w:unhideWhenUsed="0"/>
-    <w:lsdException w:name="Medium Grid 1 Accent 1" w:semiHidden="0" w:uiPriority="67" w:unhideWhenUsed="0"/>
-    <w:lsdException w:name="Medium Grid 2 Accent 1" w:semiHidden="0" w:uiPriority="68" w:unhideWhenUsed="0"/>
-    <w:lsdException w:name="Medium Grid 3 Accent 1" w:semiHidden="0" w:uiPriority="69" w:unhideWhenUsed="0"/>
-    <w:lsdException w:name="Dark List Accent 1" w:semiHidden="0" w:uiPriority="70" w:unhideWhenUsed="0"/>
-    <w:lsdException w:name="Colorful Shading Accent 1" w:semiHidden="0" w:uiPriority="71" w:unhideWhenUsed="0"/>
-    <w:lsdException w:name="Colorful List Accent 1" w:semiHidden="0" w:uiPriority="72" w:unhideWhenUsed="0"/>
-    <w:lsdException w:name="Colorful Grid Accent 1" w:semiHidden="0" w:uiPriority="73" w:unhideWhenUsed="0"/>
-    <w:lsdException w:name="Light Shading Accent 2" w:semiHidden="0" w:uiPriority="60" w:unhideWhenUsed="0"/>
-    <w:lsdException w:name="Light List Accent 2" w:semiHidden="0" w:uiPriority="61" w:unhideWhenUsed="0"/>
-    <w:lsdException w:name="Light Grid Accent 2" w:semiHidden="0" w:uiPriority="62" w:unhideWhenUsed="0"/>
-    <w:lsdException w:name="Medium Shading 1 Accent 2" w:semiHidden="0" w:uiPriority="63" w:unhideWhenUsed="0"/>
-    <w:lsdException w:name="Medium Shading 2 Accent 2" w:semiHidden="0" w:uiPriority="64" w:unhideWhenUsed="0"/>
-    <w:lsdException w:name="Medium List 1 Accent 2" w:semiHidden="0" w:uiPriority="65" w:unhideWhenUsed="0"/>
-    <w:lsdException w:name="Medium List 2 Accent 2" w:semiHidden="0" w:uiPriority="66" w:unhideWhenUsed="0"/>
-    <w:lsdException w:name="Medium Grid 1 Accent 2" w:semiHidden="0" w:uiPriority="67" w:unhideWhenUsed="0"/>
-    <w:lsdException w:name="Medium Grid 2 Accent 2" w:semiHidden="0" w:uiPriority="68" w:unhideWhenUsed="0"/>
-    <w:lsdException w:name="Medium Grid 3 Accent 2" w:semiHidden="0" w:uiPriority="69" w:unhideWhenUsed="0"/>
-    <w:lsdException w:name="Dark List Accent 2" w:semiHidden="0" w:uiPriority="70" w:unhideWhenUsed="0"/>
-    <w:lsdException w:name="Colorful Shading Accent 2" w:semiHidden="0" w:uiPriority="71" w:unhideWhenUsed="0"/>
-    <w:lsdException w:name="Colorful List Accent 2" w:semiHidden="0" w:uiPriority="72" w:unhideWhenUsed="0"/>
-    <w:lsdException w:name="Colorful Grid Accent 2" w:semiHidden="0" w:uiPriority="73" w:unhideWhenUsed="0"/>
-    <w:lsdException w:name="Light Shading Accent 3" w:semiHidden="0" w:uiPriority="60" w:unhideWhenUsed="0"/>
-    <w:lsdException w:name="Light List Accent 3" w:semiHidden="0" w:uiPriority="61" w:unhideWhenUsed="0"/>
-    <w:lsdException w:name="Light Grid Accent 3" w:semiHidden="0" w:uiPriority="62" w:unhideWhenUsed="0"/>
-    <w:lsdException w:name="Medium Shading 1 Accent 3" w:semiHidden="0" w:uiPriority="63" w:unhideWhenUsed="0"/>
-    <w:lsdException w:name="Medium Shading 2 Accent 3" w:semiHidden="0" w:uiPriority="64" w:unhideWhenUsed="0"/>
-    <w:lsdException w:name="Medium List 1 Accent 3" w:semiHidden="0" w:uiPriority="65" w:unhideWhenUsed="0"/>
-    <w:lsdException w:name="Medium List 2 Accent 3" w:semiHidden="0" w:uiPriority="66" w:unhideWhenUsed="0"/>
-    <w:lsdException w:name="Medium Grid 1 Accent 3" w:semiHidden="0" w:uiPriority="67" w:unhideWhenUsed="0"/>
-    <w:lsdException w:name="Medium Grid 2 Accent 3" w:semiHidden="0" w:uiPriority="68" w:unhideWhenUsed="0"/>
-    <w:lsdException w:name="Medium Grid 3 Accent 3" w:semiHidden="0" w:uiPriority="69" w:unhideWhenUsed="0"/>
-    <w:lsdException w:name="Dark List Accent 3" w:semiHidden="0" w:uiPriority="70" w:unhideWhenUsed="0"/>
-    <w:lsdException w:name="Colorful Shading Accent 3" w:semiHidden="0" w:uiPriority="71" w:unhideWhenUsed="0"/>
-    <w:lsdException w:name="Colorful List Accent 3" w:semiHidden="0" w:uiPriority="72" w:unhideWhenUsed="0"/>
-    <w:lsdException w:name="Colorful Grid Accent 3" w:semiHidden="0" w:uiPriority="73" w:unhideWhenUsed="0"/>
-    <w:lsdException w:name="Light Shading Accent 4" w:semiHidden="0" w:uiPriority="60" w:unhideWhenUsed="0"/>
-    <w:lsdException w:name="Light List Accent 4" w:semiHidden="0" w:uiPriority="61" w:unhideWhenUsed="0"/>
-    <w:lsdException w:name="Light Grid Accent 4" w:semiHidden="0" w:uiPriority="62" w:unhideWhenUsed="0"/>
-    <w:lsdException w:name="Medium Shading 1 Accent 4" w:semiHidden="0" w:uiPriority="63" w:unhideWhenUsed="0"/>
-    <w:lsdException w:name="Medium Shading 2 Accent 4" w:semiHidden="0" w:uiPriority="64" w:unhideWhenUsed="0"/>
-    <w:lsdException w:name="Medium List 1 Accent 4" w:semiHidden="0" w:uiPriority="65" w:unhideWhenUsed="0"/>
-    <w:lsdException w:name="Medium List 2 Accent 4" w:semiHidden="0" w:uiPriority="66" w:unhideWhenUsed="0"/>
-    <w:lsdException w:name="Medium Grid 1 Accent 4" w:semiHidden="0" w:uiPriority="67" w:unhideWhenUsed="0"/>
-    <w:lsdException w:name="Medium Grid 2 Accent 4" w:semiHidden="0" w:uiPriority="68" w:unhideWhenUsed="0"/>
-    <w:lsdException w:name="Medium Grid 3 Accent 4" w:semiHidden="0" w:uiPriority="69" w:unhideWhenUsed="0"/>
-    <w:lsdException w:name="Dark List Accent 4" w:semiHidden="0" w:uiPriority="70" w:unhideWhenUsed="0"/>
-    <w:lsdException w:name="Colorful Shading Accent 4" w:semiHidden="0" w:uiPriority="71" w:unhideWhenUsed="0"/>
-    <w:lsdException w:name="Colorful List Accent 4" w:semiHidden="0" w:uiPriority="72" w:unhideWhenUsed="0"/>
-    <w:lsdException w:name="Colorful Grid Accent 4" w:semiHidden="0" w:uiPriority="73" w:unhideWhenUsed="0"/>
-    <w:lsdException w:name="Light Shading Accent 5" w:semiHidden="0" w:uiPriority="60" w:unhideWhenUsed="0"/>
-    <w:lsdException w:name="Light List Accent 5" w:semiHidden="0" w:uiPriority="61" w:unhideWhenUsed="0"/>
-    <w:lsdException w:name="Light Grid Accent 5" w:semiHidden="0" w:uiPriority="62" w:unhideWhenUsed="0"/>
-    <w:lsdException w:name="Medium Shading 1 Accent 5" w:semiHidden="0" w:uiPriority="63" w:unhideWhenUsed="0"/>
-    <w:lsdException w:name="Medium Shading 2 Accent 5" w:semiHidden="0" w:uiPriority="64" w:unhideWhenUsed="0"/>
-    <w:lsdException w:name="Medium List 1 Accent 5" w:semiHidden="0" w:uiPriority="65" w:unhideWhenUsed="0"/>
-    <w:lsdException w:name="Medium List 2 Accent 5" w:semiHidden="0" w:uiPriority="66" w:unhideWhenUsed="0"/>
-    <w:lsdException w:name="Medium Grid 1 Accent 5" w:semiHidden="0" w:uiPriority="67" w:unhideWhenUsed="0"/>
-    <w:lsdException w:name="Medium Grid 2 Accent 5" w:semiHidden="0" w:uiPriority="68" w:unhideWhenUsed="0"/>
-    <w:lsdException w:name="Medium Grid 3 Accent 5" w:semiHidden="0" w:uiPriority="69" w:unhideWhenUsed="0"/>
-    <w:lsdException w:name="Dark List Accent 5" w:semiHidden="0" w:uiPriority="70" w:unhideWhenUsed="0"/>
-    <w:lsdException w:name="Colorful Shading Accent 5" w:semiHidden="0" w:uiPriority="71" w:unhideWhenUsed="0"/>
-    <w:lsdException w:name="Colorful List Accent 5" w:semiHidden="0" w:uiPriority="72" w:unhideWhenUsed="0"/>
-    <w:lsdException w:name="Colorful Grid Accent 5" w:semiHidden="0" w:uiPriority="73" w:unhideWhenUsed="0"/>
-    <w:lsdException w:name="Light Shading Accent 6" w:semiHidden="0" w:uiPriority="60" w:unhideWhenUsed="0"/>
-    <w:lsdException w:name="Light List Accent 6" w:semiHidden="0" w:uiPriority="61" w:unhideWhenUsed="0"/>
-    <w:lsdException w:name="Light Grid Accent 6" w:semiHidden="0" w:uiPriority="62" w:unhideWhenUsed="0"/>
-    <w:lsdException w:name="Medium Shading 1 Accent 6" w:semiHidden="0" w:uiPriority="63" w:unhideWhenUsed="0"/>
-    <w:lsdException w:name="Medium Shading 2 Accent 6" w:semiHidden="0" w:uiPriority="64" w:unhideWhenUsed="0"/>
-    <w:lsdException w:name="Medium List 1 Accent 6" w:semiHidden="0" w:uiPriority="65" w:unhideWhenUsed="0"/>
-    <w:lsdException w:name="Medium List 2 Accent 6" w:semiHidden="0" w:uiPriority="66" w:unhideWhenUsed="0"/>
-    <w:lsdException w:name="Medium Grid 1 Accent 6" w:semiHidden="0" w:uiPriority="67" w:unhideWhenUsed="0"/>
-    <w:lsdException w:name="Medium Grid 2 Accent 6" w:semiHidden="0" w:uiPriority="68" w:unhideWhenUsed="0"/>
-    <w:lsdException w:name="Medium Grid 3 Accent 6" w:semiHidden="0" w:uiPriority="69" w:unhideWhenUsed="0"/>
-    <w:lsdException w:name="Dark List Accent 6" w:semiHidden="0" w:uiPriority="70" w:unhideWhenUsed="0"/>
-    <w:lsdException w:name="Colorful Shading Accent 6" w:semiHidden="0" w:uiPriority="71" w:unhideWhenUsed="0"/>
-    <w:lsdException w:name="Colorful List Accent 6" w:semiHidden="0" w:uiPriority="72" w:unhideWhenUsed="0"/>
-    <w:lsdException w:name="Colorful Grid Accent 6" w:semiHidden="0" w:uiPriority="73" w:unhideWhenUsed="0"/>
-    <w:lsdException w:name="Subtle Emphasis" w:semiHidden="0" w:uiPriority="19" w:unhideWhenUsed="0" w:qFormat="1"/>
-    <w:lsdException w:name="Intense Emphasis" w:semiHidden="0" w:uiPriority="21" w:unhideWhenUsed="0" w:qFormat="1"/>
-    <w:lsdException w:name="Subtle Reference" w:semiHidden="0" w:uiPriority="31" w:unhideWhenUsed="0" w:qFormat="1"/>
-    <w:lsdException w:name="Intense Reference" w:semiHidden="0" w:uiPriority="32" w:unhideWhenUsed="0" w:qFormat="1"/>
-    <w:lsdException w:name="Book Title" w:semiHidden="0" w:uiPriority="33" w:unhideWhenUsed="0" w:qFormat="1"/>
-    <w:lsdException w:name="Bibliography" w:uiPriority="37"/>
-    <w:lsdException w:name="TOC Heading" w:uiPriority="39" w:qFormat="1"/>
+  <w:latentStyles w:defLockedState="0" w:defUIPriority="99" w:defSemiHidden="0" w:defUnhideWhenUsed="0" w:defQFormat="0" w:count="371">
+    <w:lsdException w:name="Normal" w:uiPriority="0" w:qFormat="1"/>
+    <w:lsdException w:name="heading 1" w:uiPriority="9" w:qFormat="1"/>
+    <w:lsdException w:name="heading 2" w:semiHidden="1" w:uiPriority="9" w:unhideWhenUsed="1" w:qFormat="1"/>
+    <w:lsdException w:name="heading 3" w:semiHidden="1" w:uiPriority="9" w:unhideWhenUsed="1" w:qFormat="1"/>
+    <w:lsdException w:name="heading 4" w:semiHidden="1" w:uiPriority="9" w:unhideWhenUsed="1" w:qFormat="1"/>
+    <w:lsdException w:name="heading 5" w:semiHidden="1" w:uiPriority="9" w:unhideWhenUsed="1" w:qFormat="1"/>
+    <w:lsdException w:name="heading 6" w:semiHidden="1" w:uiPriority="9" w:unhideWhenUsed="1" w:qFormat="1"/>
+    <w:lsdException w:name="heading 7" w:semiHidden="1" w:uiPriority="9" w:unhideWhenUsed="1" w:qFormat="1"/>
+    <w:lsdException w:name="heading 8" w:semiHidden="1" w:uiPriority="9" w:unhideWhenUsed="1" w:qFormat="1"/>
+    <w:lsdException w:name="heading 9" w:semiHidden="1" w:uiPriority="9" w:unhideWhenUsed="1" w:qFormat="1"/>
+    <w:lsdException w:name="index 1" w:semiHidden="1" w:unhideWhenUsed="1"/>
+    <w:lsdException w:name="index 2" w:semiHidden="1" w:unhideWhenUsed="1"/>
+    <w:lsdException w:name="index 3" w:semiHidden="1" w:unhideWhenUsed="1"/>
+    <w:lsdException w:name="index 4" w:semiHidden="1" w:unhideWhenUsed="1"/>
+    <w:lsdException w:name="index 5" w:semiHidden="1" w:unhideWhenUsed="1"/>
+    <w:lsdException w:name="index 6" w:semiHidden="1" w:unhideWhenUsed="1"/>
+    <w:lsdException w:name="index 7" w:semiHidden="1" w:unhideWhenUsed="1"/>
+    <w:lsdException w:name="index 8" w:semiHidden="1" w:unhideWhenUsed="1"/>
+    <w:lsdException w:name="index 9" w:semiHidden="1" w:unhideWhenUsed="1"/>
+    <w:lsdException w:name="toc 1" w:semiHidden="1" w:uiPriority="39" w:unhideWhenUsed="1"/>
+    <w:lsdException w:name="toc 2" w:semiHidden="1" w:uiPriority="39" w:unhideWhenUsed="1"/>
+    <w:lsdException w:name="toc 3" w:semiHidden="1" w:uiPriority="39" w:unhideWhenUsed="1"/>
+    <w:lsdException w:name="toc 4" w:semiHidden="1" w:uiPriority="39" w:unhideWhenUsed="1"/>
+    <w:lsdException w:name="toc 5" w:semiHidden="1" w:uiPriority="39" w:unhideWhenUsed="1"/>
+    <w:lsdException w:name="toc 6" w:semiHidden="1" w:uiPriority="39" w:unhideWhenUsed="1"/>
+    <w:lsdException w:name="toc 7" w:semiHidden="1" w:uiPriority="39" w:unhideWhenUsed="1"/>
+    <w:lsdException w:name="toc 8" w:semiHidden="1" w:uiPriority="39" w:unhideWhenUsed="1"/>
+    <w:lsdException w:name="toc 9" w:semiHidden="1" w:uiPriority="39" w:unhideWhenUsed="1"/>
+    <w:lsdException w:name="Normal Indent" w:semiHidden="1" w:unhideWhenUsed="1"/>
+    <w:lsdException w:name="footnote text" w:semiHidden="1" w:unhideWhenUsed="1"/>
+    <w:lsdException w:name="annotation text" w:semiHidden="1" w:unhideWhenUsed="1"/>
+    <w:lsdException w:name="header" w:semiHidden="1" w:unhideWhenUsed="1"/>
+    <w:lsdException w:name="footer" w:semiHidden="1" w:unhideWhenUsed="1"/>
+    <w:lsdException w:name="index heading" w:semiHidden="1" w:unhideWhenUsed="1"/>
+    <w:lsdException w:name="caption" w:semiHidden="1" w:uiPriority="35" w:unhideWhenUsed="1" w:qFormat="1"/>
+    <w:lsdException w:name="table of figures" w:semiHidden="1" w:unhideWhenUsed="1"/>
+    <w:lsdException w:name="envelope address" w:semiHidden="1" w:unhideWhenUsed="1"/>
+    <w:lsdException w:name="envelope return" w:semiHidden="1" w:unhideWhenUsed="1"/>
+    <w:lsdException w:name="footnote reference" w:semiHidden="1" w:unhideWhenUsed="1"/>
+    <w:lsdException w:name="annotation reference" w:semiHidden="1" w:unhideWhenUsed="1"/>
+    <w:lsdException w:name="line number" w:semiHidden="1" w:unhideWhenUsed="1"/>
+    <w:lsdException w:name="page number" w:semiHidden="1" w:unhideWhenUsed="1"/>
+    <w:lsdException w:name="endnote reference" w:semiHidden="1" w:unhideWhenUsed="1"/>
+    <w:lsdException w:name="endnote text" w:semiHidden="1" w:unhideWhenUsed="1"/>
+    <w:lsdException w:name="table of authorities" w:semiHidden="1" w:unhideWhenUsed="1"/>
+    <w:lsdException w:name="macro" w:semiHidden="1" w:unhideWhenUsed="1"/>
+    <w:lsdException w:name="toa heading" w:semiHidden="1" w:unhideWhenUsed="1"/>
+    <w:lsdException w:name="List" w:semiHidden="1" w:unhideWhenUsed="1"/>
+    <w:lsdException w:name="List Bullet" w:semiHidden="1" w:unhideWhenUsed="1"/>
+    <w:lsdException w:name="List Number" w:semiHidden="1" w:unhideWhenUsed="1"/>
+    <w:lsdException w:name="List 2" w:semiHidden="1" w:unhideWhenUsed="1"/>
+    <w:lsdException w:name="List 3" w:semiHidden="1" w:unhideWhenUsed="1"/>
+    <w:lsdException w:name="List 4" w:semiHidden="1" w:unhideWhenUsed="1"/>
+    <w:lsdException w:name="List 5" w:semiHidden="1" w:unhideWhenUsed="1"/>
+    <w:lsdException w:name="List Bullet 2" w:semiHidden="1" w:unhideWhenUsed="1"/>
+    <w:lsdException w:name="List Bullet 3" w:semiHidden="1" w:unhideWhenUsed="1"/>
+    <w:lsdException w:name="List Bullet 4" w:semiHidden="1" w:unhideWhenUsed="1"/>
+    <w:lsdException w:name="List Bullet 5" w:semiHidden="1" w:unhideWhenUsed="1"/>
+    <w:lsdException w:name="List Number 2" w:semiHidden="1" w:unhideWhenUsed="1"/>
+    <w:lsdException w:name="List Number 3" w:semiHidden="1" w:unhideWhenUsed="1"/>
+    <w:lsdException w:name="List Number 4" w:semiHidden="1" w:unhideWhenUsed="1"/>
+    <w:lsdException w:name="List Number 5" w:semiHidden="1" w:unhideWhenUsed="1"/>
+    <w:lsdException w:name="Title" w:uiPriority="10" w:qFormat="1"/>
+    <w:lsdException w:name="Closing" w:semiHidden="1" w:unhideWhenUsed="1"/>
+    <w:lsdException w:name="Signature" w:semiHidden="1" w:unhideWhenUsed="1"/>
+    <w:lsdException w:name="Default Paragraph Font" w:semiHidden="1" w:uiPriority="1" w:unhideWhenUsed="1"/>
+    <w:lsdException w:name="Body Text" w:semiHidden="1" w:unhideWhenUsed="1"/>
+    <w:lsdException w:name="Body Text Indent" w:semiHidden="1" w:unhideWhenUsed="1"/>
+    <w:lsdException w:name="List Continue" w:semiHidden="1" w:unhideWhenUsed="1"/>
+    <w:lsdException w:name="List Continue 2" w:semiHidden="1" w:unhideWhenUsed="1"/>
+    <w:lsdException w:name="List Continue 3" w:semiHidden="1" w:unhideWhenUsed="1"/>
+    <w:lsdException w:name="List Continue 4" w:semiHidden="1" w:unhideWhenUsed="1"/>
+    <w:lsdException w:name="List Continue 5" w:semiHidden="1" w:unhideWhenUsed="1"/>
+    <w:lsdException w:name="Message Header" w:semiHidden="1" w:unhideWhenUsed="1"/>
+    <w:lsdException w:name="Subtitle" w:uiPriority="11" w:qFormat="1"/>
+    <w:lsdException w:name="Salutation" w:semiHidden="1" w:unhideWhenUsed="1"/>
+    <w:lsdException w:name="Date" w:semiHidden="1" w:unhideWhenUsed="1"/>
+    <w:lsdException w:name="Body Text First Indent" w:semiHidden="1" w:unhideWhenUsed="1"/>
+    <w:lsdException w:name="Body Text First Indent 2" w:semiHidden="1" w:unhideWhenUsed="1"/>
+    <w:lsdException w:name="Note Heading" w:semiHidden="1" w:unhideWhenUsed="1"/>
+    <w:lsdException w:name="Body Text 2" w:semiHidden="1" w:unhideWhenUsed="1"/>
+    <w:lsdException w:name="Body Text 3" w:semiHidden="1" w:unhideWhenUsed="1"/>
+    <w:lsdException w:name="Body Text Indent 2" w:semiHidden="1" w:unhideWhenUsed="1"/>
+    <w:lsdException w:name="Body Text Indent 3" w:semiHidden="1" w:unhideWhenUsed="1"/>
+    <w:lsdException w:name="Block Text" w:semiHidden="1" w:unhideWhenUsed="1"/>
+    <w:lsdException w:name="Hyperlink" w:semiHidden="1" w:unhideWhenUsed="1"/>
+    <w:lsdException w:name="FollowedHyperlink" w:semiHidden="1" w:unhideWhenUsed="1"/>
+    <w:lsdException w:name="Strong" w:uiPriority="22" w:qFormat="1"/>
+    <w:lsdException w:name="Emphasis" w:uiPriority="20" w:qFormat="1"/>
+    <w:lsdException w:name="Document Map" w:semiHidden="1" w:unhideWhenUsed="1"/>
+    <w:lsdException w:name="Plain Text" w:semiHidden="1" w:unhideWhenUsed="1"/>
+    <w:lsdException w:name="E-mail Signature" w:semiHidden="1" w:unhideWhenUsed="1"/>
+    <w:lsdException w:name="HTML Top of Form" w:semiHidden="1" w:unhideWhenUsed="1"/>
+    <w:lsdException w:name="HTML Bottom of Form" w:semiHidden="1" w:unhideWhenUsed="1"/>
+    <w:lsdException w:name="Normal (Web)" w:semiHidden="1" w:unhideWhenUsed="1"/>
+    <w:lsdException w:name="HTML Acronym" w:semiHidden="1" w:unhideWhenUsed="1"/>
+    <w:lsdException w:name="HTML Address" w:semiHidden="1" w:unhideWhenUsed="1"/>
+    <w:lsdException w:name="HTML Cite" w:semiHidden="1" w:unhideWhenUsed="1"/>
+    <w:lsdException w:name="HTML Code" w:semiHidden="1" w:unhideWhenUsed="1"/>
+    <w:lsdException w:name="HTML Definition" w:semiHidden="1" w:unhideWhenUsed="1"/>
+    <w:lsdException w:name="HTML Keyboard" w:semiHidden="1" w:unhideWhenUsed="1"/>
+    <w:lsdException w:name="HTML Preformatted" w:semiHidden="1" w:unhideWhenUsed="1"/>
+    <w:lsdException w:name="HTML Sample" w:semiHidden="1" w:unhideWhenUsed="1"/>
+    <w:lsdException w:name="HTML Typewriter" w:semiHidden="1" w:unhideWhenUsed="1"/>
+    <w:lsdException w:name="HTML Variable" w:semiHidden="1" w:unhideWhenUsed="1"/>
+    <w:lsdException w:name="Normal Table" w:semiHidden="1" w:unhideWhenUsed="1"/>
+    <w:lsdException w:name="annotation subject" w:semiHidden="1" w:unhideWhenUsed="1"/>
+    <w:lsdException w:name="No List" w:semiHidden="1" w:unhideWhenUsed="1"/>
+    <w:lsdException w:name="Outline List 1" w:semiHidden="1" w:unhideWhenUsed="1"/>
+    <w:lsdException w:name="Outline List 2" w:semiHidden="1" w:unhideWhenUsed="1"/>
+    <w:lsdException w:name="Outline List 3" w:semiHidden="1" w:unhideWhenUsed="1"/>
+    <w:lsdException w:name="Table Simple 1" w:semiHidden="1" w:unhideWhenUsed="1"/>
+    <w:lsdException w:name="Table Simple 2" w:semiHidden="1" w:unhideWhenUsed="1"/>
+    <w:lsdException w:name="Table Simple 3" w:semiHidden="1" w:unhideWhenUsed="1"/>
+    <w:lsdException w:name="Table Classic 1" w:semiHidden="1" w:unhideWhenUsed="1"/>
+    <w:lsdException w:name="Table Classic 2" w:semiHidden="1" w:unhideWhenUsed="1"/>
+    <w:lsdException w:name="Table Classic 3" w:semiHidden="1" w:unhideWhenUsed="1"/>
+    <w:lsdException w:name="Table Classic 4" w:semiHidden="1" w:unhideWhenUsed="1"/>
+    <w:lsdException w:name="Table Colorful 1" w:semiHidden="1" w:unhideWhenUsed="1"/>
+    <w:lsdException w:name="Table Colorful 2" w:semiHidden="1" w:unhideWhenUsed="1"/>
+    <w:lsdException w:name="Table Colorful 3" w:semiHidden="1" w:unhideWhenUsed="1"/>
+    <w:lsdException w:name="Table Columns 1" w:semiHidden="1" w:unhideWhenUsed="1"/>
+    <w:lsdException w:name="Table Columns 2" w:semiHidden="1" w:unhideWhenUsed="1"/>
+    <w:lsdException w:name="Table Columns 3" w:semiHidden="1" w:unhideWhenUsed="1"/>
+    <w:lsdException w:name="Table Columns 4" w:semiHidden="1" w:unhideWhenUsed="1"/>
+    <w:lsdException w:name="Table Columns 5" w:semiHidden="1" w:unhideWhenUsed="1"/>
+    <w:lsdException w:name="Table Grid 1" w:semiHidden="1" w:unhideWhenUsed="1"/>
+    <w:lsdException w:name="Table Grid 2" w:semiHidden="1" w:unhideWhenUsed="1"/>
+    <w:lsdException w:name="Table Grid 3" w:semiHidden="1" w:unhideWhenUsed="1"/>
+    <w:lsdException w:name="Table Grid 4" w:semiHidden="1" w:unhideWhenUsed="1"/>
+    <w:lsdException w:name="Table Grid 5" w:semiHidden="1" w:unhideWhenUsed="1"/>
+    <w:lsdException w:name="Table Grid 6" w:semiHidden="1" w:unhideWhenUsed="1"/>
+    <w:lsdException w:name="Table Grid 7" w:semiHidden="1" w:unhideWhenUsed="1"/>
+    <w:lsdException w:name="Table Grid 8" w:semiHidden="1" w:unhideWhenUsed="1"/>
+    <w:lsdException w:name="Table List 1" w:semiHidden="1" w:unhideWhenUsed="1"/>
+    <w:lsdException w:name="Table List 2" w:semiHidden="1" w:unhideWhenUsed="1"/>
+    <w:lsdException w:name="Table List 3" w:semiHidden="1" w:unhideWhenUsed="1"/>
+    <w:lsdException w:name="Table List 4" w:semiHidden="1" w:unhideWhenUsed="1"/>
+    <w:lsdException w:name="Table List 5" w:semiHidden="1" w:unhideWhenUsed="1"/>
+    <w:lsdException w:name="Table List 6" w:semiHidden="1" w:unhideWhenUsed="1"/>
+    <w:lsdException w:name="Table List 7" w:semiHidden="1" w:unhideWhenUsed="1"/>
+    <w:lsdException w:name="Table List 8" w:semiHidden="1" w:unhideWhenUsed="1"/>
+    <w:lsdException w:name="Table 3D effects 1" w:semiHidden="1" w:unhideWhenUsed="1"/>
+    <w:lsdException w:name="Table 3D effects 2" w:semiHidden="1" w:unhideWhenUsed="1"/>
+    <w:lsdException w:name="Table 3D effects 3" w:semiHidden="1" w:unhideWhenUsed="1"/>
+    <w:lsdException w:name="Table Contemporary" w:semiHidden="1" w:unhideWhenUsed="1"/>
+    <w:lsdException w:name="Table Elegant" w:semiHidden="1" w:unhideWhenUsed="1"/>
+    <w:lsdException w:name="Table Professional" w:semiHidden="1" w:unhideWhenUsed="1"/>
+    <w:lsdException w:name="Table Subtle 1" w:semiHidden="1" w:unhideWhenUsed="1"/>
+    <w:lsdException w:name="Table Subtle 2" w:semiHidden="1" w:unhideWhenUsed="1"/>
+    <w:lsdException w:name="Table Web 1" w:semiHidden="1" w:unhideWhenUsed="1"/>
+    <w:lsdException w:name="Table Web 2" w:semiHidden="1" w:unhideWhenUsed="1"/>
+    <w:lsdException w:name="Table Web 3" w:semiHidden="1" w:unhideWhenUsed="1"/>
+    <w:lsdException w:name="Balloon Text" w:semiHidden="1" w:unhideWhenUsed="1"/>
+    <w:lsdException w:name="Table Grid" w:uiPriority="59"/>
+    <w:lsdException w:name="Table Theme" w:semiHidden="1" w:unhideWhenUsed="1"/>
+    <w:lsdException w:name="Placeholder Text" w:semiHidden="1"/>
+    <w:lsdException w:name="No Spacing" w:uiPriority="1" w:qFormat="1"/>
+    <w:lsdException w:name="Light Shading" w:uiPriority="60"/>
+    <w:lsdException w:name="Light List" w:uiPriority="61"/>
+    <w:lsdException w:name="Light Grid" w:uiPriority="62"/>
+    <w:lsdException w:name="Medium Shading 1" w:uiPriority="63"/>
+    <w:lsdException w:name="Medium Shading 2" w:uiPriority="64"/>
+    <w:lsdException w:name="Medium List 1" w:uiPriority="65"/>
+    <w:lsdException w:name="Medium List 2" w:uiPriority="66"/>
+    <w:lsdException w:name="Medium Grid 1" w:uiPriority="67"/>
+    <w:lsdException w:name="Medium Grid 2" w:uiPriority="68"/>
+    <w:lsdException w:name="Medium Grid 3" w:uiPriority="69"/>
+    <w:lsdException w:name="Dark List" w:uiPriority="70"/>
+    <w:lsdException w:name="Colorful Shading" w:uiPriority="71"/>
+    <w:lsdException w:name="Colorful List" w:uiPriority="72"/>
+    <w:lsdException w:name="Colorful Grid" w:uiPriority="73"/>
+    <w:lsdException w:name="Light Shading Accent 1" w:uiPriority="60"/>
+    <w:lsdException w:name="Light List Accent 1" w:uiPriority="61"/>
+    <w:lsdException w:name="Light Grid Accent 1" w:uiPriority="62"/>
+    <w:lsdException w:name="Medium Shading 1 Accent 1" w:uiPriority="63"/>
+    <w:lsdException w:name="Medium Shading 2 Accent 1" w:uiPriority="64"/>
+    <w:lsdException w:name="Medium List 1 Accent 1" w:uiPriority="65"/>
+    <w:lsdException w:name="Revision" w:semiHidden="1"/>
+    <w:lsdException w:name="List Paragraph" w:uiPriority="34" w:qFormat="1"/>
+    <w:lsdException w:name="Quote" w:uiPriority="29" w:qFormat="1"/>
+    <w:lsdException w:name="Intense Quote" w:uiPriority="30" w:qFormat="1"/>
+    <w:lsdException w:name="Medium List 2 Accent 1" w:uiPriority="66"/>
+    <w:lsdException w:name="Medium Grid 1 Accent 1" w:uiPriority="67"/>
+    <w:lsdException w:name="Medium Grid 2 Accent 1" w:uiPriority="68"/>
+    <w:lsdException w:name="Medium Grid 3 Accent 1" w:uiPriority="69"/>
+    <w:lsdException w:name="Dark List Accent 1" w:uiPriority="70"/>
+    <w:lsdException w:name="Colorful Shading Accent 1" w:uiPriority="71"/>
+    <w:lsdException w:name="Colorful List Accent 1" w:uiPriority="72"/>
+    <w:lsdException w:name="Colorful Grid Accent 1" w:uiPriority="73"/>
+    <w:lsdException w:name="Light Shading Accent 2" w:uiPriority="60"/>
+    <w:lsdException w:name="Light List Accent 2" w:uiPriority="61"/>
+    <w:lsdException w:name="Light Grid Accent 2" w:uiPriority="62"/>
+    <w:lsdException w:name="Medium Shading 1 Accent 2" w:uiPriority="63"/>
+    <w:lsdException w:name="Medium Shading 2 Accent 2" w:uiPriority="64"/>
+    <w:lsdException w:name="Medium List 1 Accent 2" w:uiPriority="65"/>
+    <w:lsdException w:name="Medium List 2 Accent 2" w:uiPriority="66"/>
+    <w:lsdException w:name="Medium Grid 1 Accent 2" w:uiPriority="67"/>
+    <w:lsdException w:name="Medium Grid 2 Accent 2" w:uiPriority="68"/>
+    <w:lsdException w:name="Medium Grid 3 Accent 2" w:uiPriority="69"/>
+    <w:lsdException w:name="Dark List Accent 2" w:uiPriority="70"/>
+    <w:lsdException w:name="Colorful Shading Accent 2" w:uiPriority="71"/>
+    <w:lsdException w:name="Colorful List Accent 2" w:uiPriority="72"/>
+    <w:lsdException w:name="Colorful Grid Accent 2" w:uiPriority="73"/>
+    <w:lsdException w:name="Light Shading Accent 3" w:uiPriority="60"/>
+    <w:lsdException w:name="Light List Accent 3" w:uiPriority="61"/>
+    <w:lsdException w:name="Light Grid Accent 3" w:uiPriority="62"/>
+    <w:lsdException w:name="Medium Shading 1 Accent 3" w:uiPriority="63"/>
+    <w:lsdException w:name="Medium Shading 2 Accent 3" w:uiPriority="64"/>
+    <w:lsdException w:name="Medium List 1 Accent 3" w:uiPriority="65"/>
+    <w:lsdException w:name="Medium List 2 Accent 3" w:uiPriority="66"/>
+    <w:lsdException w:name="Medium Grid 1 Accent 3" w:uiPriority="67"/>
+    <w:lsdException w:name="Medium Grid 2 Accent 3" w:uiPriority="68"/>
+    <w:lsdException w:name="Medium Grid 3 Accent 3" w:uiPriority="69"/>
+    <w:lsdException w:name="Dark List Accent 3" w:uiPriority="70"/>
+    <w:lsdException w:name="Colorful Shading Accent 3" w:uiPriority="71"/>
+    <w:lsdException w:name="Colorful List Accent 3" w:uiPriority="72"/>
+    <w:lsdException w:name="Colorful Grid Accent 3" w:uiPriority="73"/>
+    <w:lsdException w:name="Light Shading Accent 4" w:uiPriority="60"/>
+    <w:lsdException w:name="Light List Accent 4" w:uiPriority="61"/>
+    <w:lsdException w:name="Light Grid Accent 4" w:uiPriority="62"/>
+    <w:lsdException w:name="Medium Shading 1 Accent 4" w:uiPriority="63"/>
+    <w:lsdException w:name="Medium Shading 2 Accent 4" w:uiPriority="64"/>
+    <w:lsdException w:name="Medium List 1 Accent 4" w:uiPriority="65"/>
+    <w:lsdException w:name="Medium List 2 Accent 4" w:uiPriority="66"/>
+    <w:lsdException w:name="Medium Grid 1 Accent 4" w:uiPriority="67"/>
+    <w:lsdException w:name="Medium Grid 2 Accent 4" w:uiPriority="68"/>
+    <w:lsdException w:name="Medium Grid 3 Accent 4" w:uiPriority="69"/>
+    <w:lsdException w:name="Dark List Accent 4" w:uiPriority="70"/>
+    <w:lsdException w:name="Colorful Shading Accent 4" w:uiPriority="71"/>
+    <w:lsdException w:name="Colorful List Accent 4" w:uiPriority="72"/>
+    <w:lsdException w:name="Colorful Grid Accent 4" w:uiPriority="73"/>
+    <w:lsdException w:name="Light Shading Accent 5" w:uiPriority="60"/>
+    <w:lsdException w:name="Light List Accent 5" w:uiPriority="61"/>
+    <w:lsdException w:name="Light Grid Accent 5" w:uiPriority="62"/>
+    <w:lsdException w:name="Medium Shading 1 Accent 5" w:uiPriority="63"/>
+    <w:lsdException w:name="Medium Shading 2 Accent 5" w:uiPriority="64"/>
+    <w:lsdException w:name="Medium List 1 Accent 5" w:uiPriority="65"/>
+    <w:lsdException w:name="Medium List 2 Accent 5" w:uiPriority="66"/>
+    <w:lsdException w:name="Medium Grid 1 Accent 5" w:uiPriority="67"/>
+    <w:lsdException w:name="Medium Grid 2 Accent 5" w:uiPriority="68"/>
+    <w:lsdException w:name="Medium Grid 3 Accent 5" w:uiPriority="69"/>
+    <w:lsdException w:name="Dark List Accent 5" w:uiPriority="70"/>
+    <w:lsdException w:name="Colorful Shading Accent 5" w:uiPriority="71"/>
+    <w:lsdException w:name="Colorful List Accent 5" w:uiPriority="72"/>
+    <w:lsdException w:name="Colorful Grid Accent 5" w:uiPriority="73"/>
+    <w:lsdException w:name="Light Shading Accent 6" w:uiPriority="60"/>
+    <w:lsdException w:name="Light List Accent 6" w:uiPriority="61"/>
+    <w:lsdException w:name="Light Grid Accent 6" w:uiPriority="62"/>
+    <w:lsdException w:name="Medium Shading 1 Accent 6" w:uiPriority="63"/>
+    <w:lsdException w:name="Medium Shading 2 Accent 6" w:uiPriority="64"/>
+    <w:lsdException w:name="Medium List 1 Accent 6" w:uiPriority="65"/>
+    <w:lsdException w:name="Medium List 2 Accent 6" w:uiPriority="66"/>
+    <w:lsdException w:name="Medium Grid 1 Accent 6" w:uiPriority="67"/>
+    <w:lsdException w:name="Medium Grid 2 Accent 6" w:uiPriority="68"/>
+    <w:lsdException w:name="Medium Grid 3 Accent 6" w:uiPriority="69"/>
+    <w:lsdException w:name="Dark List Accent 6" w:uiPriority="70"/>
+    <w:lsdException w:name="Colorful Shading Accent 6" w:uiPriority="71"/>
+    <w:lsdException w:name="Colorful List Accent 6" w:uiPriority="72"/>
+    <w:lsdException w:name="Colorful Grid Accent 6" w:uiPriority="73"/>
+    <w:lsdException w:name="Subtle Emphasis" w:uiPriority="19" w:qFormat="1"/>
+    <w:lsdException w:name="Intense Emphasis" w:uiPriority="21" w:qFormat="1"/>
+    <w:lsdException w:name="Subtle Reference" w:uiPriority="31" w:qFormat="1"/>
+    <w:lsdException w:name="Intense Reference" w:uiPriority="32" w:qFormat="1"/>
+    <w:lsdException w:name="Book Title" w:uiPriority="33" w:qFormat="1"/>
+    <w:lsdException w:name="Bibliography" w:semiHidden="1" w:uiPriority="37" w:unhideWhenUsed="1"/>
+    <w:lsdException w:name="TOC Heading" w:semiHidden="1" w:uiPriority="39" w:unhideWhenUsed="1" w:qFormat="1"/>
+    <w:lsdException w:name="Plain Table 1" w:uiPriority="41"/>
+    <w:lsdException w:name="Plain Table 2" w:uiPriority="42"/>
+    <w:lsdException w:name="Plain Table 3" w:uiPriority="43"/>
+    <w:lsdException w:name="Plain Table 4" w:uiPriority="44"/>
+    <w:lsdException w:name="Plain Table 5" w:uiPriority="45"/>
+    <w:lsdException w:name="Grid Table Light" w:uiPriority="40"/>
+    <w:lsdException w:name="Grid Table 1 Light" w:uiPriority="46"/>
+    <w:lsdException w:name="Grid Table 2" w:uiPriority="47"/>
+    <w:lsdException w:name="Grid Table 3" w:uiPriority="48"/>
+    <w:lsdException w:name="Grid Table 4" w:uiPriority="49"/>
+    <w:lsdException w:name="Grid Table 5 Dark" w:uiPriority="50"/>
+    <w:lsdException w:name="Grid Table 6 Colorful" w:uiPriority="51"/>
+    <w:lsdException w:name="Grid Table 7 Colorful" w:uiPriority="52"/>
+    <w:lsdException w:name="Grid Table 1 Light Accent 1" w:uiPriority="46"/>
+    <w:lsdException w:name="Grid Table 2 Accent 1" w:uiPriority="47"/>
+    <w:lsdException w:name="Grid Table 3 Accent 1" w:uiPriority="48"/>
+    <w:lsdException w:name="Grid Table 4 Accent 1" w:uiPriority="49"/>
+    <w:lsdException w:name="Grid Table 5 Dark Accent 1" w:uiPriority="50"/>
+    <w:lsdException w:name="Grid Table 6 Colorful Accent 1" w:uiPriority="51"/>
+    <w:lsdException w:name="Grid Table 7 Colorful Accent 1" w:uiPriority="52"/>
+    <w:lsdException w:name="Grid Table 1 Light Accent 2" w:uiPriority="46"/>
+    <w:lsdException w:name="Grid Table 2 Accent 2" w:uiPriority="47"/>
+    <w:lsdException w:name="Grid Table 3 Accent 2" w:uiPriority="48"/>
+    <w:lsdException w:name="Grid Table 4 Accent 2" w:uiPriority="49"/>
+    <w:lsdException w:name="Grid Table 5 Dark Accent 2" w:uiPriority="50"/>
+    <w:lsdException w:name="Grid Table 6 Colorful Accent 2" w:uiPriority="51"/>
+    <w:lsdException w:name="Grid Table 7 Colorful Accent 2" w:uiPriority="52"/>
+    <w:lsdException w:name="Grid Table 1 Light Accent 3" w:uiPriority="46"/>
+    <w:lsdException w:name="Grid Table 2 Accent 3" w:uiPriority="47"/>
+    <w:lsdException w:name="Grid Table 3 Accent 3" w:uiPriority="48"/>
+    <w:lsdException w:name="Grid Table 4 Accent 3" w:uiPriority="49"/>
+    <w:lsdException w:name="Grid Table 5 Dark Accent 3" w:uiPriority="50"/>
+    <w:lsdException w:name="Grid Table 6 Colorful Accent 3" w:uiPriority="51"/>
+    <w:lsdException w:name="Grid Table 7 Colorful Accent 3" w:uiPriority="52"/>
+    <w:lsdException w:name="Grid Table 1 Light Accent 4" w:uiPriority="46"/>
+    <w:lsdException w:name="Grid Table 2 Accent 4" w:uiPriority="47"/>
+    <w:lsdException w:name="Grid Table 3 Accent 4" w:uiPriority="48"/>
+    <w:lsdException w:name="Grid Table 4 Accent 4" w:uiPriority="49"/>
+    <w:lsdException w:name="Grid Table 5 Dark Accent 4" w:uiPriority="50"/>
+    <w:lsdException w:name="Grid Table 6 Colorful Accent 4" w:uiPriority="51"/>
+    <w:lsdException w:name="Grid Table 7 Colorful Accent 4" w:uiPriority="52"/>
+    <w:lsdException w:name="Grid Table 1 Light Accent 5" w:uiPriority="46"/>
+    <w:lsdException w:name="Grid Table 2 Accent 5" w:uiPriority="47"/>
+    <w:lsdException w:name="Grid Table 3 Accent 5" w:uiPriority="48"/>
+    <w:lsdException w:name="Grid Table 4 Accent 5" w:uiPriority="49"/>
+    <w:lsdException w:name="Grid Table 5 Dark Accent 5" w:uiPriority="50"/>
+    <w:lsdException w:name="Grid Table 6 Colorful Accent 5" w:uiPriority="51"/>
+    <w:lsdException w:name="Grid Table 7 Colorful Accent 5" w:uiPriority="52"/>
+    <w:lsdException w:name="Grid Table 1 Light Accent 6" w:uiPriority="46"/>
+    <w:lsdException w:name="Grid Table 2 Accent 6" w:uiPriority="47"/>
+    <w:lsdException w:name="Grid Table 3 Accent 6" w:uiPriority="48"/>
+    <w:lsdException w:name="Grid Table 4 Accent 6" w:uiPriority="49"/>
+    <w:lsdException w:name="Grid Table 5 Dark Accent 6" w:uiPriority="50"/>
+    <w:lsdException w:name="Grid Table 6 Colorful Accent 6" w:uiPriority="51"/>
+    <w:lsdException w:name="Grid Table 7 Colorful Accent 6" w:uiPriority="52"/>
+    <w:lsdException w:name="List Table 1 Light" w:uiPriority="46"/>
+    <w:lsdException w:name="List Table 2" w:uiPriority="47"/>
+    <w:lsdException w:name="List Table 3" w:uiPriority="48"/>
+    <w:lsdException w:name="List Table 4" w:uiPriority="49"/>
+    <w:lsdException w:name="List Table 5 Dark" w:uiPriority="50"/>
+    <w:lsdException w:name="List Table 6 Colorful" w:uiPriority="51"/>
+    <w:lsdException w:name="List Table 7 Colorful" w:uiPriority="52"/>
+    <w:lsdException w:name="List Table 1 Light Accent 1" w:uiPriority="46"/>
+    <w:lsdException w:name="List Table 2 Accent 1" w:uiPriority="47"/>
+    <w:lsdException w:name="List Table 3 Accent 1" w:uiPriority="48"/>
+    <w:lsdException w:name="List Table 4 Accent 1" w:uiPriority="49"/>
+    <w:lsdException w:name="List Table 5 Dark Accent 1" w:uiPriority="50"/>
+    <w:lsdException w:name="List Table 6 Colorful Accent 1" w:uiPriority="51"/>
+    <w:lsdException w:name="List Table 7 Colorful Accent 1" w:uiPriority="52"/>
+    <w:lsdException w:name="List Table 1 Light Accent 2" w:uiPriority="46"/>
+    <w:lsdException w:name="List Table 2 Accent 2" w:uiPriority="47"/>
+    <w:lsdException w:name="List Table 3 Accent 2" w:uiPriority="48"/>
+    <w:lsdException w:name="List Table 4 Accent 2" w:uiPriority="49"/>
+    <w:lsdException w:name="List Table 5 Dark Accent 2" w:uiPriority="50"/>
+    <w:lsdException w:name="List Table 6 Colorful Accent 2" w:uiPriority="51"/>
+    <w:lsdException w:name="List Table 7 Colorful Accent 2" w:uiPriority="52"/>
+    <w:lsdException w:name="List Table 1 Light Accent 3" w:uiPriority="46"/>
+    <w:lsdException w:name="List Table 2 Accent 3" w:uiPriority="47"/>
+    <w:lsdException w:name="List Table 3 Accent 3" w:uiPriority="48"/>
+    <w:lsdException w:name="List Table 4 Accent 3" w:uiPriority="49"/>
+    <w:lsdException w:name="List Table 5 Dark Accent 3" w:uiPriority="50"/>
+    <w:lsdException w:name="List Table 6 Colorful Accent 3" w:uiPriority="51"/>
+    <w:lsdException w:name="List Table 7 Colorful Accent 3" w:uiPriority="52"/>
+    <w:lsdException w:name="List Table 1 Light Accent 4" w:uiPriority="46"/>
+    <w:lsdException w:name="List Table 2 Accent 4" w:uiPriority="47"/>
+    <w:lsdException w:name="List Table 3 Accent 4" w:uiPriority="48"/>
+    <w:lsdException w:name="List Table 4 Accent 4" w:uiPriority="49"/>
+    <w:lsdException w:name="List Table 5 Dark Accent 4" w:uiPriority="50"/>
+    <w:lsdException w:name="List Table 6 Colorful Accent 4" w:uiPriority="51"/>
+    <w:lsdException w:name="List Table 7 Colorful Accent 4" w:uiPriority="52"/>
+    <w:lsdException w:name="List Table 1 Light Accent 5" w:uiPriority="46"/>
+    <w:lsdException w:name="List Table 2 Accent 5" w:uiPriority="47"/>
+    <w:lsdException w:name="List Table 3 Accent 5" w:uiPriority="48"/>
+    <w:lsdException w:name="List Table 4 Accent 5" w:uiPriority="49"/>
+    <w:lsdException w:name="List Table 5 Dark Accent 5" w:uiPriority="50"/>
+    <w:lsdException w:name="List Table 6 Colorful Accent 5" w:uiPriority="51"/>
+    <w:lsdException w:name="List Table 7 Colorful Accent 5" w:uiPriority="52"/>
+    <w:lsdException w:name="List Table 1 Light Accent 6" w:uiPriority="46"/>
+    <w:lsdException w:name="List Table 2 Accent 6" w:uiPriority="47"/>
+    <w:lsdException w:name="List Table 3 Accent 6" w:uiPriority="48"/>
+    <w:lsdException w:name="List Table 4 Accent 6" w:uiPriority="49"/>
+    <w:lsdException w:name="List Table 5 Dark Accent 6" w:uiPriority="50"/>
+    <w:lsdException w:name="List Table 6 Colorful Accent 6" w:uiPriority="51"/>
+    <w:lsdException w:name="List Table 7 Colorful Accent 6" w:uiPriority="52"/>
   </w:latentStyles>
-  <w:style w:type="paragraph" w:default="1" w:styleId="Normal">
+  <w:style w:type="paragraph" w:default="1" w:styleId="a">
     <w:name w:val="Normal"/>
     <w:qFormat/>
     <w:rsid w:val="009B35DD"/>
@@ -15245,11 +15436,11 @@
       <w:widowControl w:val="0"/>
     </w:pPr>
   </w:style>
-  <w:style w:type="paragraph" w:styleId="Heading1">
+  <w:style w:type="paragraph" w:styleId="1">
     <w:name w:val="heading 1"/>
-    <w:basedOn w:val="Normal"/>
-    <w:next w:val="Normal"/>
-    <w:link w:val="Heading1Char"/>
+    <w:basedOn w:val="a"/>
+    <w:next w:val="a"/>
+    <w:link w:val="10"/>
     <w:uiPriority w:val="9"/>
     <w:qFormat/>
     <w:rsid w:val="004B1D72"/>
@@ -15267,11 +15458,11 @@
       <w:szCs w:val="44"/>
     </w:rPr>
   </w:style>
-  <w:style w:type="paragraph" w:styleId="Heading2">
+  <w:style w:type="paragraph" w:styleId="2">
     <w:name w:val="heading 2"/>
-    <w:basedOn w:val="Normal"/>
-    <w:next w:val="Normal"/>
-    <w:link w:val="Heading2Char"/>
+    <w:basedOn w:val="a"/>
+    <w:next w:val="a"/>
+    <w:link w:val="20"/>
     <w:uiPriority w:val="9"/>
     <w:unhideWhenUsed/>
     <w:qFormat/>
@@ -15293,11 +15484,11 @@
       <w:szCs w:val="32"/>
     </w:rPr>
   </w:style>
-  <w:style w:type="paragraph" w:styleId="Heading3">
+  <w:style w:type="paragraph" w:styleId="3">
     <w:name w:val="heading 3"/>
-    <w:basedOn w:val="Normal"/>
-    <w:next w:val="Normal"/>
-    <w:link w:val="Heading3Char"/>
+    <w:basedOn w:val="a"/>
+    <w:next w:val="a"/>
+    <w:link w:val="30"/>
     <w:uiPriority w:val="9"/>
     <w:unhideWhenUsed/>
     <w:qFormat/>
@@ -15318,11 +15509,11 @@
       <w:szCs w:val="32"/>
     </w:rPr>
   </w:style>
-  <w:style w:type="paragraph" w:styleId="Heading4">
+  <w:style w:type="paragraph" w:styleId="4">
     <w:name w:val="heading 4"/>
-    <w:basedOn w:val="Normal"/>
-    <w:next w:val="Normal"/>
-    <w:link w:val="Heading4Char"/>
+    <w:basedOn w:val="a"/>
+    <w:next w:val="a"/>
+    <w:link w:val="40"/>
     <w:uiPriority w:val="9"/>
     <w:unhideWhenUsed/>
     <w:qFormat/>
@@ -15341,18 +15532,17 @@
       <w:szCs w:val="28"/>
     </w:rPr>
   </w:style>
-  <w:style w:type="character" w:default="1" w:styleId="DefaultParagraphFont">
+  <w:style w:type="character" w:default="1" w:styleId="a0">
     <w:name w:val="Default Paragraph Font"/>
     <w:uiPriority w:val="1"/>
     <w:semiHidden/>
     <w:unhideWhenUsed/>
   </w:style>
-  <w:style w:type="table" w:default="1" w:styleId="TableNormal">
+  <w:style w:type="table" w:default="1" w:styleId="a1">
     <w:name w:val="Normal Table"/>
     <w:uiPriority w:val="99"/>
     <w:semiHidden/>
     <w:unhideWhenUsed/>
-    <w:qFormat/>
     <w:tblPr>
       <w:tblInd w:w="0" w:type="dxa"/>
       <w:tblCellMar>
@@ -15363,18 +15553,17 @@
       </w:tblCellMar>
     </w:tblPr>
   </w:style>
-  <w:style w:type="numbering" w:default="1" w:styleId="NoList">
+  <w:style w:type="numbering" w:default="1" w:styleId="a2">
     <w:name w:val="No List"/>
     <w:uiPriority w:val="99"/>
     <w:semiHidden/>
     <w:unhideWhenUsed/>
   </w:style>
-  <w:style w:type="paragraph" w:styleId="Header">
+  <w:style w:type="paragraph" w:styleId="a3">
     <w:name w:val="header"/>
-    <w:basedOn w:val="Normal"/>
-    <w:link w:val="HeaderChar"/>
+    <w:basedOn w:val="a"/>
+    <w:link w:val="a4"/>
     <w:uiPriority w:val="99"/>
-    <w:semiHidden/>
     <w:unhideWhenUsed/>
     <w:rsid w:val="00210B6B"/>
     <w:pPr>
@@ -15393,24 +15582,22 @@
       <w:szCs w:val="18"/>
     </w:rPr>
   </w:style>
-  <w:style w:type="character" w:customStyle="1" w:styleId="HeaderChar">
-    <w:name w:val="Header Char"/>
-    <w:basedOn w:val="DefaultParagraphFont"/>
-    <w:link w:val="Header"/>
+  <w:style w:type="character" w:customStyle="1" w:styleId="a4">
+    <w:name w:val="页眉 字符"/>
+    <w:basedOn w:val="a0"/>
+    <w:link w:val="a3"/>
     <w:uiPriority w:val="99"/>
-    <w:semiHidden/>
     <w:rsid w:val="00210B6B"/>
     <w:rPr>
       <w:sz w:val="18"/>
       <w:szCs w:val="18"/>
     </w:rPr>
   </w:style>
-  <w:style w:type="paragraph" w:styleId="Footer">
+  <w:style w:type="paragraph" w:styleId="a5">
     <w:name w:val="footer"/>
-    <w:basedOn w:val="Normal"/>
-    <w:link w:val="FooterChar"/>
+    <w:basedOn w:val="a"/>
+    <w:link w:val="a6"/>
     <w:uiPriority w:val="99"/>
-    <w:semiHidden/>
     <w:unhideWhenUsed/>
     <w:rsid w:val="00210B6B"/>
     <w:pPr>
@@ -15426,22 +15613,21 @@
       <w:szCs w:val="18"/>
     </w:rPr>
   </w:style>
-  <w:style w:type="character" w:customStyle="1" w:styleId="FooterChar">
-    <w:name w:val="Footer Char"/>
-    <w:basedOn w:val="DefaultParagraphFont"/>
-    <w:link w:val="Footer"/>
+  <w:style w:type="character" w:customStyle="1" w:styleId="a6">
+    <w:name w:val="页脚 字符"/>
+    <w:basedOn w:val="a0"/>
+    <w:link w:val="a5"/>
     <w:uiPriority w:val="99"/>
-    <w:semiHidden/>
     <w:rsid w:val="00210B6B"/>
     <w:rPr>
       <w:sz w:val="18"/>
       <w:szCs w:val="18"/>
     </w:rPr>
   </w:style>
-  <w:style w:type="character" w:customStyle="1" w:styleId="Heading1Char">
-    <w:name w:val="Heading 1 Char"/>
-    <w:basedOn w:val="DefaultParagraphFont"/>
-    <w:link w:val="Heading1"/>
+  <w:style w:type="character" w:customStyle="1" w:styleId="10">
+    <w:name w:val="标题 1 字符"/>
+    <w:basedOn w:val="a0"/>
+    <w:link w:val="1"/>
     <w:uiPriority w:val="9"/>
     <w:rsid w:val="004B1D72"/>
     <w:rPr>
@@ -15452,10 +15638,10 @@
       <w:szCs w:val="44"/>
     </w:rPr>
   </w:style>
-  <w:style w:type="character" w:customStyle="1" w:styleId="Heading2Char">
-    <w:name w:val="Heading 2 Char"/>
-    <w:basedOn w:val="DefaultParagraphFont"/>
-    <w:link w:val="Heading2"/>
+  <w:style w:type="character" w:customStyle="1" w:styleId="20">
+    <w:name w:val="标题 2 字符"/>
+    <w:basedOn w:val="a0"/>
+    <w:link w:val="2"/>
     <w:uiPriority w:val="9"/>
     <w:rsid w:val="004B1D72"/>
     <w:rPr>
@@ -15466,10 +15652,10 @@
       <w:szCs w:val="32"/>
     </w:rPr>
   </w:style>
-  <w:style w:type="character" w:customStyle="1" w:styleId="Heading3Char">
-    <w:name w:val="Heading 3 Char"/>
-    <w:basedOn w:val="DefaultParagraphFont"/>
-    <w:link w:val="Heading3"/>
+  <w:style w:type="character" w:customStyle="1" w:styleId="30">
+    <w:name w:val="标题 3 字符"/>
+    <w:basedOn w:val="a0"/>
+    <w:link w:val="3"/>
     <w:uiPriority w:val="9"/>
     <w:rsid w:val="004B1D72"/>
     <w:rPr>
@@ -15479,10 +15665,10 @@
       <w:szCs w:val="32"/>
     </w:rPr>
   </w:style>
-  <w:style w:type="character" w:customStyle="1" w:styleId="Heading4Char">
-    <w:name w:val="Heading 4 Char"/>
-    <w:basedOn w:val="DefaultParagraphFont"/>
-    <w:link w:val="Heading4"/>
+  <w:style w:type="character" w:customStyle="1" w:styleId="40">
+    <w:name w:val="标题 4 字符"/>
+    <w:basedOn w:val="a0"/>
+    <w:link w:val="4"/>
     <w:uiPriority w:val="9"/>
     <w:rsid w:val="004B1D72"/>
     <w:rPr>
@@ -15493,10 +15679,10 @@
       <w:szCs w:val="28"/>
     </w:rPr>
   </w:style>
-  <w:style w:type="paragraph" w:styleId="DocumentMap">
+  <w:style w:type="paragraph" w:styleId="a7">
     <w:name w:val="Document Map"/>
-    <w:basedOn w:val="Normal"/>
-    <w:link w:val="DocumentMapChar"/>
+    <w:basedOn w:val="a"/>
+    <w:link w:val="a8"/>
     <w:uiPriority w:val="99"/>
     <w:semiHidden/>
     <w:unhideWhenUsed/>
@@ -15507,10 +15693,10 @@
       <w:szCs w:val="16"/>
     </w:rPr>
   </w:style>
-  <w:style w:type="character" w:customStyle="1" w:styleId="DocumentMapChar">
-    <w:name w:val="Document Map Char"/>
-    <w:basedOn w:val="DefaultParagraphFont"/>
-    <w:link w:val="DocumentMap"/>
+  <w:style w:type="character" w:customStyle="1" w:styleId="a8">
+    <w:name w:val="文档结构图 字符"/>
+    <w:basedOn w:val="a0"/>
+    <w:link w:val="a7"/>
     <w:uiPriority w:val="99"/>
     <w:semiHidden/>
     <w:rsid w:val="004B1D72"/>
@@ -15520,13 +15706,12 @@
       <w:szCs w:val="16"/>
     </w:rPr>
   </w:style>
-  <w:style w:type="table" w:styleId="TableGrid">
+  <w:style w:type="table" w:styleId="a9">
     <w:name w:val="Table Grid"/>
-    <w:basedOn w:val="TableNormal"/>
+    <w:basedOn w:val="a1"/>
     <w:uiPriority w:val="59"/>
     <w:rsid w:val="00FD27D2"/>
     <w:tblPr>
-      <w:tblInd w:w="0" w:type="dxa"/>
       <w:tblBorders>
         <w:top w:val="single" w:sz="4" w:space="0" w:color="000000" w:themeColor="text1"/>
         <w:left w:val="single" w:sz="4" w:space="0" w:color="000000" w:themeColor="text1"/>
@@ -15535,17 +15720,11 @@
         <w:insideH w:val="single" w:sz="4" w:space="0" w:color="000000" w:themeColor="text1"/>
         <w:insideV w:val="single" w:sz="4" w:space="0" w:color="000000" w:themeColor="text1"/>
       </w:tblBorders>
-      <w:tblCellMar>
-        <w:top w:w="0" w:type="dxa"/>
-        <w:left w:w="108" w:type="dxa"/>
-        <w:bottom w:w="0" w:type="dxa"/>
-        <w:right w:w="108" w:type="dxa"/>
-      </w:tblCellMar>
     </w:tblPr>
   </w:style>
-  <w:style w:type="paragraph" w:styleId="ListParagraph">
+  <w:style w:type="paragraph" w:styleId="aa">
     <w:name w:val="List Paragraph"/>
-    <w:basedOn w:val="Normal"/>
+    <w:basedOn w:val="a"/>
     <w:uiPriority w:val="34"/>
     <w:qFormat/>
     <w:rsid w:val="006E7F0B"/>
@@ -15553,11 +15732,11 @@
       <w:ind w:firstLineChars="200" w:firstLine="420"/>
     </w:pPr>
   </w:style>
-  <w:style w:type="paragraph" w:styleId="Title">
+  <w:style w:type="paragraph" w:styleId="ab">
     <w:name w:val="Title"/>
-    <w:basedOn w:val="Normal"/>
-    <w:next w:val="Normal"/>
-    <w:link w:val="TitleChar"/>
+    <w:basedOn w:val="a"/>
+    <w:next w:val="a"/>
+    <w:link w:val="ac"/>
     <w:uiPriority w:val="10"/>
     <w:qFormat/>
     <w:rsid w:val="002B0E83"/>
@@ -15574,10 +15753,10 @@
       <w:szCs w:val="32"/>
     </w:rPr>
   </w:style>
-  <w:style w:type="character" w:customStyle="1" w:styleId="TitleChar">
-    <w:name w:val="Title Char"/>
-    <w:basedOn w:val="DefaultParagraphFont"/>
-    <w:link w:val="Title"/>
+  <w:style w:type="character" w:customStyle="1" w:styleId="ac">
+    <w:name w:val="标题 字符"/>
+    <w:basedOn w:val="a0"/>
+    <w:link w:val="ab"/>
     <w:uiPriority w:val="10"/>
     <w:rsid w:val="002B0E83"/>
     <w:rPr>
@@ -15588,10 +15767,10 @@
       <w:szCs w:val="32"/>
     </w:rPr>
   </w:style>
-  <w:style w:type="paragraph" w:styleId="BalloonText">
+  <w:style w:type="paragraph" w:styleId="ad">
     <w:name w:val="Balloon Text"/>
-    <w:basedOn w:val="Normal"/>
-    <w:link w:val="BalloonTextChar"/>
+    <w:basedOn w:val="a"/>
+    <w:link w:val="ae"/>
     <w:uiPriority w:val="99"/>
     <w:semiHidden/>
     <w:unhideWhenUsed/>
@@ -15601,10 +15780,10 @@
       <w:szCs w:val="16"/>
     </w:rPr>
   </w:style>
-  <w:style w:type="character" w:customStyle="1" w:styleId="BalloonTextChar">
-    <w:name w:val="Balloon Text Char"/>
-    <w:basedOn w:val="DefaultParagraphFont"/>
-    <w:link w:val="BalloonText"/>
+  <w:style w:type="character" w:customStyle="1" w:styleId="ae">
+    <w:name w:val="批注框文本 字符"/>
+    <w:basedOn w:val="a0"/>
+    <w:link w:val="ad"/>
     <w:uiPriority w:val="99"/>
     <w:semiHidden/>
     <w:rsid w:val="005D2951"/>
@@ -15613,9 +15792,9 @@
       <w:szCs w:val="16"/>
     </w:rPr>
   </w:style>
-  <w:style w:type="character" w:styleId="CommentReference">
+  <w:style w:type="character" w:styleId="af">
     <w:name w:val="annotation reference"/>
-    <w:basedOn w:val="DefaultParagraphFont"/>
+    <w:basedOn w:val="a0"/>
     <w:uiPriority w:val="99"/>
     <w:semiHidden/>
     <w:unhideWhenUsed/>
@@ -15625,10 +15804,10 @@
       <w:szCs w:val="21"/>
     </w:rPr>
   </w:style>
-  <w:style w:type="paragraph" w:styleId="CommentText">
+  <w:style w:type="paragraph" w:styleId="af0">
     <w:name w:val="annotation text"/>
-    <w:basedOn w:val="Normal"/>
-    <w:link w:val="CommentTextChar"/>
+    <w:basedOn w:val="a"/>
+    <w:link w:val="af1"/>
     <w:uiPriority w:val="99"/>
     <w:unhideWhenUsed/>
     <w:rsid w:val="00347E3E"/>
@@ -15636,18 +15815,18 @@
       <w:jc w:val="left"/>
     </w:pPr>
   </w:style>
-  <w:style w:type="character" w:customStyle="1" w:styleId="CommentTextChar">
-    <w:name w:val="Comment Text Char"/>
-    <w:basedOn w:val="DefaultParagraphFont"/>
-    <w:link w:val="CommentText"/>
+  <w:style w:type="character" w:customStyle="1" w:styleId="af1">
+    <w:name w:val="批注文字 字符"/>
+    <w:basedOn w:val="a0"/>
+    <w:link w:val="af0"/>
     <w:uiPriority w:val="99"/>
     <w:rsid w:val="00347E3E"/>
   </w:style>
-  <w:style w:type="paragraph" w:styleId="CommentSubject">
+  <w:style w:type="paragraph" w:styleId="af2">
     <w:name w:val="annotation subject"/>
-    <w:basedOn w:val="CommentText"/>
-    <w:next w:val="CommentText"/>
-    <w:link w:val="CommentSubjectChar"/>
+    <w:basedOn w:val="af0"/>
+    <w:next w:val="af0"/>
+    <w:link w:val="af3"/>
     <w:uiPriority w:val="99"/>
     <w:semiHidden/>
     <w:unhideWhenUsed/>
@@ -15657,10 +15836,10 @@
       <w:bCs/>
     </w:rPr>
   </w:style>
-  <w:style w:type="character" w:customStyle="1" w:styleId="CommentSubjectChar">
-    <w:name w:val="Comment Subject Char"/>
-    <w:basedOn w:val="CommentTextChar"/>
-    <w:link w:val="CommentSubject"/>
+  <w:style w:type="character" w:customStyle="1" w:styleId="af3">
+    <w:name w:val="批注主题 字符"/>
+    <w:basedOn w:val="af1"/>
+    <w:link w:val="af2"/>
     <w:uiPriority w:val="99"/>
     <w:semiHidden/>
     <w:rsid w:val="00347E3E"/>
@@ -15669,7 +15848,7 @@
       <w:bCs/>
     </w:rPr>
   </w:style>
-  <w:style w:type="paragraph" w:styleId="Revision">
+  <w:style w:type="paragraph" w:styleId="af4">
     <w:name w:val="Revision"/>
     <w:hidden/>
     <w:uiPriority w:val="99"/>
@@ -15971,7 +16150,7 @@
 </file>
 
 <file path=customXml/itemProps1.xml><?xml version="1.0" encoding="utf-8"?>
-<ds:datastoreItem xmlns:ds="http://schemas.openxmlformats.org/officeDocument/2006/customXml" ds:itemID="{027015B3-2940-4DC5-9455-B9D4CF1CE5E2}">
+<ds:datastoreItem xmlns:ds="http://schemas.openxmlformats.org/officeDocument/2006/customXml" ds:itemID="{E8FC9128-FC7A-4E46-9A60-BEBE3802904E}">
   <ds:schemaRefs>
     <ds:schemaRef ds:uri="http://schemas.openxmlformats.org/officeDocument/2006/bibliography"/>
   </ds:schemaRefs>
